--- a/Kinetic_Threshold_Alignment.docx
+++ b/Kinetic_Threshold_Alignment.docx
@@ -5014,6 +5014,6353 @@
           <w:sz w:val="16"/>
         </w:rPr>
         <w:t>Kinetic  ·  Threshold Alignment Brief  ·  Ankle Dorsiflexion  ·  v0.1  ·  May 2026</w:t>
+      </w:r>
+    </w:p>
+    <w:p>
+      <w:r>
+        <w:br w:type="page"/>
+      </w:r>
+    </w:p>
+    <w:p>
+      <w:r>
+        <w:rPr>
+          <w:rFonts w:ascii="Calibri" w:hAnsi="Calibri"/>
+          <w:b/>
+          <w:i w:val="0"/>
+          <w:color w:val="0F274D"/>
+          <w:sz w:val="36"/>
+        </w:rPr>
+        <w:t>Kinetic — Threshold Alignment Brief</w:t>
+      </w:r>
+    </w:p>
+    <w:p>
+      <w:pPr>
+        <w:spacing w:after="80"/>
+      </w:pPr>
+      <w:r>
+        <w:rPr>
+          <w:rFonts w:ascii="Calibri" w:hAnsi="Calibri"/>
+          <w:b w:val="0"/>
+          <w:i w:val="0"/>
+          <w:color w:val="555555"/>
+          <w:sz w:val="18"/>
+        </w:rPr>
+        <w:t>Parameter: Depth Classification  ·  v0.1 Draft  ·  May 2026</w:t>
+      </w:r>
+    </w:p>
+    <w:p>
+      <w:pPr>
+        <w:spacing w:before="120" w:after="120"/>
+        <w:pBdr>
+          <w:bottom w:val="single" w:sz="6" w:space="1" w:color="1E5BA8"/>
+        </w:pBdr>
+      </w:pPr>
+    </w:p>
+    <w:p>
+      <w:pPr>
+        <w:spacing w:before="320" w:after="80"/>
+      </w:pPr>
+      <w:r>
+        <w:rPr>
+          <w:rFonts w:ascii="Calibri" w:hAnsi="Calibri"/>
+          <w:b/>
+          <w:i w:val="0"/>
+          <w:color w:val="0F274D"/>
+          <w:sz w:val="30"/>
+        </w:rPr>
+        <w:t>Depth Classification</w:t>
+      </w:r>
+    </w:p>
+    <w:p>
+      <w:pPr>
+        <w:spacing w:before="200" w:after="60"/>
+      </w:pPr>
+      <w:r>
+        <w:rPr>
+          <w:rFonts w:ascii="Calibri" w:hAnsi="Calibri"/>
+          <w:b/>
+          <w:i w:val="0"/>
+          <w:color w:val="1E5BA8"/>
+          <w:sz w:val="24"/>
+        </w:rPr>
+        <w:t>1. What the biomechanics script measures and passes to the LLM</w:t>
+      </w:r>
+    </w:p>
+    <w:p>
+      <w:pPr>
+        <w:spacing w:before="20" w:after="80"/>
+      </w:pPr>
+      <w:r>
+        <w:rPr>
+          <w:rFonts w:ascii="Calibri" w:hAnsi="Calibri"/>
+          <w:b w:val="0"/>
+          <w:i w:val="0"/>
+          <w:color w:val="1C1C1C"/>
+          <w:sz w:val="20"/>
+        </w:rPr>
+        <w:t>The script classifies depth per rep and at session level using different angle metrics per camera view. Two fields are passed to the LLM via the fault flags:</w:t>
+      </w:r>
+    </w:p>
+    <w:p>
+      <w:pPr>
+        <w:pStyle w:val="ListBullet"/>
+        <w:spacing w:before="20" w:after="40"/>
+        <w:ind w:left="227"/>
+      </w:pPr>
+      <w:r>
+        <w:rPr>
+          <w:rFonts w:ascii="Calibri" w:hAnsi="Calibri"/>
+          <w:b/>
+          <w:i w:val="0"/>
+          <w:color w:val="1C1C1C"/>
+          <w:sz w:val="20"/>
+        </w:rPr>
+        <w:t xml:space="preserve">Per-rep field:  </w:t>
+      </w:r>
+      <w:r>
+        <w:rPr>
+          <w:rFonts w:ascii="Calibri" w:hAnsi="Calibri"/>
+          <w:b w:val="0"/>
+          <w:i w:val="0"/>
+          <w:color w:val="1C1C1C"/>
+          <w:sz w:val="20"/>
+        </w:rPr>
+        <w:t>depth_data — depth_classification  (deep / parallel / insufficient — per rep)</w:t>
+      </w:r>
+    </w:p>
+    <w:p>
+      <w:pPr>
+        <w:pStyle w:val="ListBullet"/>
+        <w:spacing w:before="20" w:after="40"/>
+        <w:ind w:left="227"/>
+      </w:pPr>
+      <w:r>
+        <w:rPr>
+          <w:rFonts w:ascii="Calibri" w:hAnsi="Calibri"/>
+          <w:b/>
+          <w:i w:val="0"/>
+          <w:color w:val="1C1C1C"/>
+          <w:sz w:val="20"/>
+        </w:rPr>
+        <w:t xml:space="preserve">Per-rep field:  </w:t>
+      </w:r>
+      <w:r>
+        <w:rPr>
+          <w:rFonts w:ascii="Calibri" w:hAnsi="Calibri"/>
+          <w:b w:val="0"/>
+          <w:i w:val="0"/>
+          <w:color w:val="1C1C1C"/>
+          <w:sz w:val="20"/>
+        </w:rPr>
+        <w:t>depth_data — depth_insufficient_flag  (boolean — per rep)</w:t>
+      </w:r>
+    </w:p>
+    <w:p>
+      <w:pPr>
+        <w:pStyle w:val="ListBullet"/>
+        <w:spacing w:before="20" w:after="40"/>
+        <w:ind w:left="227"/>
+      </w:pPr>
+      <w:r>
+        <w:rPr>
+          <w:rFonts w:ascii="Calibri" w:hAnsi="Calibri"/>
+          <w:b/>
+          <w:i w:val="0"/>
+          <w:color w:val="1C1C1C"/>
+          <w:sz w:val="20"/>
+        </w:rPr>
+        <w:t xml:space="preserve">Consolidated:  </w:t>
+      </w:r>
+      <w:r>
+        <w:rPr>
+          <w:rFonts w:ascii="Calibri" w:hAnsi="Calibri"/>
+          <w:b w:val="0"/>
+          <w:i w:val="0"/>
+          <w:color w:val="1C1C1C"/>
+          <w:sz w:val="20"/>
+        </w:rPr>
+        <w:t>consolidated — movement_quality — depth_distribution  (string of all rep classifications)</w:t>
+      </w:r>
+    </w:p>
+    <w:p>
+      <w:pPr>
+        <w:pStyle w:val="ListBullet"/>
+        <w:spacing w:before="20" w:after="40"/>
+        <w:ind w:left="227"/>
+      </w:pPr>
+      <w:r>
+        <w:rPr>
+          <w:rFonts w:ascii="Calibri" w:hAnsi="Calibri"/>
+          <w:b/>
+          <w:i w:val="0"/>
+          <w:color w:val="1C1C1C"/>
+          <w:sz w:val="20"/>
+        </w:rPr>
+        <w:t xml:space="preserve">Consolidated:  </w:t>
+      </w:r>
+      <w:r>
+        <w:rPr>
+          <w:rFonts w:ascii="Calibri" w:hAnsi="Calibri"/>
+          <w:b w:val="0"/>
+          <w:i w:val="0"/>
+          <w:color w:val="1C1C1C"/>
+          <w:sz w:val="20"/>
+        </w:rPr>
+        <w:t>consolidated — movement_quality — knee_angle_min_mean  (mean of per-rep minimum knee angle)</w:t>
+      </w:r>
+    </w:p>
+    <w:p>
+      <w:pPr>
+        <w:spacing w:before="20" w:after="80"/>
+      </w:pPr>
+      <w:r>
+        <w:rPr>
+          <w:rFonts w:ascii="Calibri" w:hAnsi="Calibri"/>
+          <w:b w:val="0"/>
+          <w:i w:val="0"/>
+          <w:color w:val="1C1C1C"/>
+          <w:sz w:val="20"/>
+        </w:rPr>
+        <w:t>The LLM fault flag constructed in the Python script:</w:t>
+      </w:r>
+    </w:p>
+    <w:tbl>
+      <w:tblPr>
+        <w:tblStyle w:val="TableGrid"/>
+        <w:tblW w:type="auto" w:w="0"/>
+        <w:tblLook w:firstColumn="1" w:firstRow="1" w:lastColumn="0" w:lastRow="0" w:noHBand="0" w:noVBand="1" w:val="04A0"/>
+      </w:tblPr>
+      <w:tblGrid>
+        <w:gridCol w:w="9746"/>
+      </w:tblGrid>
+      <w:tr>
+        <w:tc>
+          <w:tcPr>
+            <w:tcW w:type="dxa" w:w="9746"/>
+            <w:shd w:val="clear" w:color="auto" w:fill="EEF4FF"/>
+            <w:tcBorders>
+              <w:top w:val="single" w:sz="6" w:space="0" w:color="AAAAAA"/>
+              <w:left w:val="single" w:sz="6" w:space="0" w:color="AAAAAA"/>
+              <w:bottom w:val="single" w:sz="6" w:space="0" w:color="AAAAAA"/>
+              <w:right w:val="single" w:sz="6" w:space="0" w:color="AAAAAA"/>
+            </w:tcBorders>
+          </w:tcPr>
+          <w:p>
+            <w:pPr>
+              <w:spacing w:before="40" w:after="40"/>
+            </w:pPr>
+            <w:r>
+              <w:rPr>
+                <w:rFonts w:ascii="Calibri" w:hAnsi="Calibri"/>
+                <w:b/>
+                <w:i w:val="0"/>
+                <w:color w:val="1E5BA8"/>
+                <w:sz w:val="20"/>
+              </w:rPr>
+              <w:t xml:space="preserve">Fault flag:  </w:t>
+            </w:r>
+            <w:r>
+              <w:rPr>
+                <w:rFonts w:ascii="Calibri" w:hAnsi="Calibri"/>
+                <w:b w:val="0"/>
+                <w:i w:val="0"/>
+                <w:color w:val="1C1C1C"/>
+                <w:sz w:val="20"/>
+              </w:rPr>
+              <w:t>insufficient_depth: True if 'insufficient' in depth_distribution  |  knee_angle_min: {knee_angle_min_mean}°</w:t>
+              <w:br/>
+              <w:t>The LLM receives both the boolean and the mean knee angle — but the boolean is based on the script's depth_classification, which uses the thresholds below.</w:t>
+            </w:r>
+          </w:p>
+        </w:tc>
+      </w:tr>
+    </w:tbl>
+    <w:p>
+      <w:pPr>
+        <w:spacing w:after="80"/>
+      </w:pPr>
+    </w:p>
+    <w:p>
+      <w:pPr>
+        <w:spacing w:before="120" w:after="40"/>
+      </w:pPr>
+      <w:r>
+        <w:rPr>
+          <w:rFonts w:ascii="Calibri" w:hAnsi="Calibri"/>
+          <w:b/>
+          <w:i w:val="0"/>
+          <w:color w:val="1C1C1C"/>
+          <w:sz w:val="21"/>
+        </w:rPr>
+        <w:t>Script thresholds — SAME for both cameras, DIFFERENT metric per camera</w:t>
+      </w:r>
+    </w:p>
+    <w:tbl>
+      <w:tblPr>
+        <w:tblStyle w:val="TableGrid"/>
+        <w:tblW w:type="auto" w:w="0"/>
+        <w:tblLook w:firstColumn="1" w:firstRow="1" w:lastColumn="0" w:lastRow="0" w:noHBand="0" w:noVBand="1" w:val="04A0"/>
+      </w:tblPr>
+      <w:tblGrid>
+        <w:gridCol w:w="1949"/>
+        <w:gridCol w:w="1949"/>
+        <w:gridCol w:w="1949"/>
+        <w:gridCol w:w="1949"/>
+        <w:gridCol w:w="1949"/>
+      </w:tblGrid>
+      <w:tr>
+        <w:tc>
+          <w:tcPr>
+            <w:tcW w:type="dxa" w:w="1417"/>
+            <w:shd w:val="clear" w:color="auto" w:fill="0F274D"/>
+            <w:tcBorders>
+              <w:top w:val="single" w:sz="4" w:space="0" w:color="FFFFFF"/>
+              <w:left w:val="single" w:sz="4" w:space="0" w:color="FFFFFF"/>
+              <w:bottom w:val="single" w:sz="4" w:space="0" w:color="FFFFFF"/>
+              <w:right w:val="single" w:sz="4" w:space="0" w:color="FFFFFF"/>
+            </w:tcBorders>
+          </w:tcPr>
+          <w:p>
+            <w:pPr>
+              <w:jc w:val="center"/>
+            </w:pPr>
+            <w:r>
+              <w:rPr>
+                <w:rFonts w:ascii="Calibri" w:hAnsi="Calibri"/>
+                <w:b/>
+                <w:i w:val="0"/>
+                <w:color w:val="FFFFFF"/>
+                <w:sz w:val="18"/>
+              </w:rPr>
+              <w:t>Camera</w:t>
+            </w:r>
+          </w:p>
+        </w:tc>
+        <w:tc>
+          <w:tcPr>
+            <w:tcW w:type="dxa" w:w="2551"/>
+            <w:shd w:val="clear" w:color="auto" w:fill="0F274D"/>
+            <w:tcBorders>
+              <w:top w:val="single" w:sz="4" w:space="0" w:color="FFFFFF"/>
+              <w:left w:val="single" w:sz="4" w:space="0" w:color="FFFFFF"/>
+              <w:bottom w:val="single" w:sz="4" w:space="0" w:color="FFFFFF"/>
+              <w:right w:val="single" w:sz="4" w:space="0" w:color="FFFFFF"/>
+            </w:tcBorders>
+          </w:tcPr>
+          <w:p>
+            <w:pPr>
+              <w:jc w:val="center"/>
+            </w:pPr>
+            <w:r>
+              <w:rPr>
+                <w:rFonts w:ascii="Calibri" w:hAnsi="Calibri"/>
+                <w:b/>
+                <w:i w:val="0"/>
+                <w:color w:val="FFFFFF"/>
+                <w:sz w:val="18"/>
+              </w:rPr>
+              <w:t>Metric used</w:t>
+            </w:r>
+          </w:p>
+        </w:tc>
+        <w:tc>
+          <w:tcPr>
+            <w:tcW w:type="dxa" w:w="1984"/>
+            <w:shd w:val="clear" w:color="auto" w:fill="0F274D"/>
+            <w:tcBorders>
+              <w:top w:val="single" w:sz="4" w:space="0" w:color="FFFFFF"/>
+              <w:left w:val="single" w:sz="4" w:space="0" w:color="FFFFFF"/>
+              <w:bottom w:val="single" w:sz="4" w:space="0" w:color="FFFFFF"/>
+              <w:right w:val="single" w:sz="4" w:space="0" w:color="FFFFFF"/>
+            </w:tcBorders>
+          </w:tcPr>
+          <w:p>
+            <w:pPr>
+              <w:jc w:val="center"/>
+            </w:pPr>
+            <w:r>
+              <w:rPr>
+                <w:rFonts w:ascii="Calibri" w:hAnsi="Calibri"/>
+                <w:b/>
+                <w:i w:val="0"/>
+                <w:color w:val="FFFFFF"/>
+                <w:sz w:val="18"/>
+              </w:rPr>
+              <w:t>deep</w:t>
+            </w:r>
+          </w:p>
+        </w:tc>
+        <w:tc>
+          <w:tcPr>
+            <w:tcW w:type="dxa" w:w="1984"/>
+            <w:shd w:val="clear" w:color="auto" w:fill="0F274D"/>
+            <w:tcBorders>
+              <w:top w:val="single" w:sz="4" w:space="0" w:color="FFFFFF"/>
+              <w:left w:val="single" w:sz="4" w:space="0" w:color="FFFFFF"/>
+              <w:bottom w:val="single" w:sz="4" w:space="0" w:color="FFFFFF"/>
+              <w:right w:val="single" w:sz="4" w:space="0" w:color="FFFFFF"/>
+            </w:tcBorders>
+          </w:tcPr>
+          <w:p>
+            <w:pPr>
+              <w:jc w:val="center"/>
+            </w:pPr>
+            <w:r>
+              <w:rPr>
+                <w:rFonts w:ascii="Calibri" w:hAnsi="Calibri"/>
+                <w:b/>
+                <w:i w:val="0"/>
+                <w:color w:val="FFFFFF"/>
+                <w:sz w:val="18"/>
+              </w:rPr>
+              <w:t>parallel</w:t>
+            </w:r>
+          </w:p>
+        </w:tc>
+        <w:tc>
+          <w:tcPr>
+            <w:tcW w:type="dxa" w:w="1984"/>
+            <w:shd w:val="clear" w:color="auto" w:fill="0F274D"/>
+            <w:tcBorders>
+              <w:top w:val="single" w:sz="4" w:space="0" w:color="FFFFFF"/>
+              <w:left w:val="single" w:sz="4" w:space="0" w:color="FFFFFF"/>
+              <w:bottom w:val="single" w:sz="4" w:space="0" w:color="FFFFFF"/>
+              <w:right w:val="single" w:sz="4" w:space="0" w:color="FFFFFF"/>
+            </w:tcBorders>
+          </w:tcPr>
+          <w:p>
+            <w:pPr>
+              <w:jc w:val="center"/>
+            </w:pPr>
+            <w:r>
+              <w:rPr>
+                <w:rFonts w:ascii="Calibri" w:hAnsi="Calibri"/>
+                <w:b/>
+                <w:i w:val="0"/>
+                <w:color w:val="FFFFFF"/>
+                <w:sz w:val="18"/>
+              </w:rPr>
+              <w:t>insufficient</w:t>
+            </w:r>
+          </w:p>
+        </w:tc>
+      </w:tr>
+      <w:tr>
+        <w:tc>
+          <w:tcPr>
+            <w:tcW w:type="dxa" w:w="1417"/>
+            <w:tcBorders>
+              <w:top w:val="single" w:sz="4" w:space="0" w:color="CCCCCC"/>
+              <w:left w:val="single" w:sz="4" w:space="0" w:color="CCCCCC"/>
+              <w:bottom w:val="single" w:sz="4" w:space="0" w:color="CCCCCC"/>
+              <w:right w:val="single" w:sz="4" w:space="0" w:color="CCCCCC"/>
+            </w:tcBorders>
+          </w:tcPr>
+          <w:p>
+            <w:pPr>
+              <w:jc w:val="left"/>
+            </w:pPr>
+            <w:r>
+              <w:rPr>
+                <w:rFonts w:ascii="Calibri" w:hAnsi="Calibri"/>
+                <w:b w:val="0"/>
+                <w:i w:val="0"/>
+                <w:color w:val="1C1C1C"/>
+                <w:sz w:val="18"/>
+              </w:rPr>
+              <w:t>Side</w:t>
+            </w:r>
+          </w:p>
+        </w:tc>
+        <w:tc>
+          <w:tcPr>
+            <w:tcW w:type="dxa" w:w="2551"/>
+            <w:tcBorders>
+              <w:top w:val="single" w:sz="4" w:space="0" w:color="CCCCCC"/>
+              <w:left w:val="single" w:sz="4" w:space="0" w:color="CCCCCC"/>
+              <w:bottom w:val="single" w:sz="4" w:space="0" w:color="CCCCCC"/>
+              <w:right w:val="single" w:sz="4" w:space="0" w:color="CCCCCC"/>
+            </w:tcBorders>
+          </w:tcPr>
+          <w:p>
+            <w:pPr>
+              <w:jc w:val="left"/>
+            </w:pPr>
+            <w:r>
+              <w:rPr>
+                <w:rFonts w:ascii="Calibri" w:hAnsi="Calibri"/>
+                <w:b w:val="0"/>
+                <w:i w:val="0"/>
+                <w:color w:val="1C1C1C"/>
+                <w:sz w:val="18"/>
+              </w:rPr>
+              <w:t>knee_angle_at_bottom</w:t>
+            </w:r>
+          </w:p>
+        </w:tc>
+        <w:tc>
+          <w:tcPr>
+            <w:tcW w:type="dxa" w:w="1984"/>
+            <w:shd w:val="clear" w:color="auto" w:fill="E0F4E8"/>
+            <w:tcBorders>
+              <w:top w:val="single" w:sz="4" w:space="0" w:color="CCCCCC"/>
+              <w:left w:val="single" w:sz="4" w:space="0" w:color="CCCCCC"/>
+              <w:bottom w:val="single" w:sz="4" w:space="0" w:color="CCCCCC"/>
+              <w:right w:val="single" w:sz="4" w:space="0" w:color="CCCCCC"/>
+            </w:tcBorders>
+          </w:tcPr>
+          <w:p>
+            <w:pPr>
+              <w:jc w:val="left"/>
+            </w:pPr>
+            <w:r>
+              <w:rPr>
+                <w:rFonts w:ascii="Calibri" w:hAnsi="Calibri"/>
+                <w:b w:val="0"/>
+                <w:i w:val="0"/>
+                <w:color w:val="1A6E2E"/>
+                <w:sz w:val="18"/>
+              </w:rPr>
+              <w:t>≤ 100°</w:t>
+            </w:r>
+          </w:p>
+        </w:tc>
+        <w:tc>
+          <w:tcPr>
+            <w:tcW w:type="dxa" w:w="1984"/>
+            <w:shd w:val="clear" w:color="auto" w:fill="FFF3CD"/>
+            <w:tcBorders>
+              <w:top w:val="single" w:sz="4" w:space="0" w:color="CCCCCC"/>
+              <w:left w:val="single" w:sz="4" w:space="0" w:color="CCCCCC"/>
+              <w:bottom w:val="single" w:sz="4" w:space="0" w:color="CCCCCC"/>
+              <w:right w:val="single" w:sz="4" w:space="0" w:color="CCCCCC"/>
+            </w:tcBorders>
+          </w:tcPr>
+          <w:p>
+            <w:pPr>
+              <w:jc w:val="left"/>
+            </w:pPr>
+            <w:r>
+              <w:rPr>
+                <w:rFonts w:ascii="Calibri" w:hAnsi="Calibri"/>
+                <w:b w:val="0"/>
+                <w:i w:val="0"/>
+                <w:color w:val="C07000"/>
+                <w:sz w:val="18"/>
+              </w:rPr>
+              <w:t>≤ 110°</w:t>
+            </w:r>
+          </w:p>
+        </w:tc>
+        <w:tc>
+          <w:tcPr>
+            <w:tcW w:type="dxa" w:w="1984"/>
+            <w:shd w:val="clear" w:color="auto" w:fill="F8D0D0"/>
+            <w:tcBorders>
+              <w:top w:val="single" w:sz="4" w:space="0" w:color="CCCCCC"/>
+              <w:left w:val="single" w:sz="4" w:space="0" w:color="CCCCCC"/>
+              <w:bottom w:val="single" w:sz="4" w:space="0" w:color="CCCCCC"/>
+              <w:right w:val="single" w:sz="4" w:space="0" w:color="CCCCCC"/>
+            </w:tcBorders>
+          </w:tcPr>
+          <w:p>
+            <w:pPr>
+              <w:jc w:val="left"/>
+            </w:pPr>
+            <w:r>
+              <w:rPr>
+                <w:rFonts w:ascii="Calibri" w:hAnsi="Calibri"/>
+                <w:b w:val="0"/>
+                <w:i w:val="0"/>
+                <w:color w:val="C02020"/>
+                <w:sz w:val="18"/>
+              </w:rPr>
+              <w:t>&gt; 110°</w:t>
+            </w:r>
+          </w:p>
+        </w:tc>
+      </w:tr>
+      <w:tr>
+        <w:tc>
+          <w:tcPr>
+            <w:tcW w:type="dxa" w:w="1417"/>
+            <w:tcBorders>
+              <w:top w:val="single" w:sz="4" w:space="0" w:color="CCCCCC"/>
+              <w:left w:val="single" w:sz="4" w:space="0" w:color="CCCCCC"/>
+              <w:bottom w:val="single" w:sz="4" w:space="0" w:color="CCCCCC"/>
+              <w:right w:val="single" w:sz="4" w:space="0" w:color="CCCCCC"/>
+            </w:tcBorders>
+          </w:tcPr>
+          <w:p>
+            <w:pPr>
+              <w:jc w:val="left"/>
+            </w:pPr>
+            <w:r>
+              <w:rPr>
+                <w:rFonts w:ascii="Calibri" w:hAnsi="Calibri"/>
+                <w:b w:val="0"/>
+                <w:i w:val="0"/>
+                <w:color w:val="1C1C1C"/>
+                <w:sz w:val="18"/>
+              </w:rPr>
+              <w:t>Front</w:t>
+            </w:r>
+          </w:p>
+        </w:tc>
+        <w:tc>
+          <w:tcPr>
+            <w:tcW w:type="dxa" w:w="2551"/>
+            <w:tcBorders>
+              <w:top w:val="single" w:sz="4" w:space="0" w:color="CCCCCC"/>
+              <w:left w:val="single" w:sz="4" w:space="0" w:color="CCCCCC"/>
+              <w:bottom w:val="single" w:sz="4" w:space="0" w:color="CCCCCC"/>
+              <w:right w:val="single" w:sz="4" w:space="0" w:color="CCCCCC"/>
+            </w:tcBorders>
+          </w:tcPr>
+          <w:p>
+            <w:pPr>
+              <w:jc w:val="left"/>
+            </w:pPr>
+            <w:r>
+              <w:rPr>
+                <w:rFonts w:ascii="Calibri" w:hAnsi="Calibri"/>
+                <w:b w:val="0"/>
+                <w:i w:val="0"/>
+                <w:color w:val="1C1C1C"/>
+                <w:sz w:val="18"/>
+              </w:rPr>
+              <w:t>hip_angle_at_bottom</w:t>
+            </w:r>
+          </w:p>
+        </w:tc>
+        <w:tc>
+          <w:tcPr>
+            <w:tcW w:type="dxa" w:w="1984"/>
+            <w:shd w:val="clear" w:color="auto" w:fill="E0F4E8"/>
+            <w:tcBorders>
+              <w:top w:val="single" w:sz="4" w:space="0" w:color="CCCCCC"/>
+              <w:left w:val="single" w:sz="4" w:space="0" w:color="CCCCCC"/>
+              <w:bottom w:val="single" w:sz="4" w:space="0" w:color="CCCCCC"/>
+              <w:right w:val="single" w:sz="4" w:space="0" w:color="CCCCCC"/>
+            </w:tcBorders>
+          </w:tcPr>
+          <w:p>
+            <w:pPr>
+              <w:jc w:val="left"/>
+            </w:pPr>
+            <w:r>
+              <w:rPr>
+                <w:rFonts w:ascii="Calibri" w:hAnsi="Calibri"/>
+                <w:b w:val="0"/>
+                <w:i w:val="0"/>
+                <w:color w:val="1A6E2E"/>
+                <w:sz w:val="18"/>
+              </w:rPr>
+              <w:t>≤ 100°</w:t>
+            </w:r>
+          </w:p>
+        </w:tc>
+        <w:tc>
+          <w:tcPr>
+            <w:tcW w:type="dxa" w:w="1984"/>
+            <w:shd w:val="clear" w:color="auto" w:fill="FFF3CD"/>
+            <w:tcBorders>
+              <w:top w:val="single" w:sz="4" w:space="0" w:color="CCCCCC"/>
+              <w:left w:val="single" w:sz="4" w:space="0" w:color="CCCCCC"/>
+              <w:bottom w:val="single" w:sz="4" w:space="0" w:color="CCCCCC"/>
+              <w:right w:val="single" w:sz="4" w:space="0" w:color="CCCCCC"/>
+            </w:tcBorders>
+          </w:tcPr>
+          <w:p>
+            <w:pPr>
+              <w:jc w:val="left"/>
+            </w:pPr>
+            <w:r>
+              <w:rPr>
+                <w:rFonts w:ascii="Calibri" w:hAnsi="Calibri"/>
+                <w:b w:val="0"/>
+                <w:i w:val="0"/>
+                <w:color w:val="C07000"/>
+                <w:sz w:val="18"/>
+              </w:rPr>
+              <w:t>≤ 110°</w:t>
+            </w:r>
+          </w:p>
+        </w:tc>
+        <w:tc>
+          <w:tcPr>
+            <w:tcW w:type="dxa" w:w="1984"/>
+            <w:shd w:val="clear" w:color="auto" w:fill="F8D0D0"/>
+            <w:tcBorders>
+              <w:top w:val="single" w:sz="4" w:space="0" w:color="CCCCCC"/>
+              <w:left w:val="single" w:sz="4" w:space="0" w:color="CCCCCC"/>
+              <w:bottom w:val="single" w:sz="4" w:space="0" w:color="CCCCCC"/>
+              <w:right w:val="single" w:sz="4" w:space="0" w:color="CCCCCC"/>
+            </w:tcBorders>
+          </w:tcPr>
+          <w:p>
+            <w:pPr>
+              <w:jc w:val="left"/>
+            </w:pPr>
+            <w:r>
+              <w:rPr>
+                <w:rFonts w:ascii="Calibri" w:hAnsi="Calibri"/>
+                <w:b w:val="0"/>
+                <w:i w:val="0"/>
+                <w:color w:val="C02020"/>
+                <w:sz w:val="18"/>
+              </w:rPr>
+              <w:t>&gt; 110°</w:t>
+            </w:r>
+          </w:p>
+        </w:tc>
+      </w:tr>
+    </w:tbl>
+    <w:p>
+      <w:pPr>
+        <w:spacing w:after="80"/>
+      </w:pPr>
+    </w:p>
+    <w:p>
+      <w:pPr>
+        <w:spacing w:before="120" w:after="120"/>
+        <w:pBdr>
+          <w:bottom w:val="single" w:sz="6" w:space="1" w:color="1E5BA8"/>
+        </w:pBdr>
+      </w:pPr>
+    </w:p>
+    <w:p>
+      <w:pPr>
+        <w:spacing w:before="200" w:after="60"/>
+      </w:pPr>
+      <w:r>
+        <w:rPr>
+          <w:rFonts w:ascii="Calibri" w:hAnsi="Calibri"/>
+          <w:b/>
+          <w:i w:val="0"/>
+          <w:color w:val="1E5BA8"/>
+          <w:sz w:val="24"/>
+        </w:rPr>
+        <w:t>2. Current state — MD coaching reference</w:t>
+      </w:r>
+    </w:p>
+    <w:p>
+      <w:pPr>
+        <w:spacing w:before="120" w:after="40"/>
+      </w:pPr>
+      <w:r>
+        <w:rPr>
+          <w:rFonts w:ascii="Calibri" w:hAnsi="Calibri"/>
+          <w:b/>
+          <w:i w:val="0"/>
+          <w:color w:val="1C1C1C"/>
+          <w:sz w:val="21"/>
+        </w:rPr>
+        <w:t>2a. MD — side camera (Part 1.3) — uses knee angle</w:t>
+      </w:r>
+    </w:p>
+    <w:tbl>
+      <w:tblPr>
+        <w:tblStyle w:val="TableGrid"/>
+        <w:tblW w:type="auto" w:w="0"/>
+        <w:tblLook w:firstColumn="1" w:firstRow="1" w:lastColumn="0" w:lastRow="0" w:noHBand="0" w:noVBand="1" w:val="04A0"/>
+      </w:tblPr>
+      <w:tblGrid>
+        <w:gridCol w:w="2436"/>
+        <w:gridCol w:w="2436"/>
+        <w:gridCol w:w="2436"/>
+        <w:gridCol w:w="2436"/>
+      </w:tblGrid>
+      <w:tr>
+        <w:tc>
+          <w:tcPr>
+            <w:tcW w:type="dxa" w:w="1701"/>
+            <w:shd w:val="clear" w:color="auto" w:fill="0F274D"/>
+            <w:tcBorders>
+              <w:top w:val="single" w:sz="4" w:space="0" w:color="FFFFFF"/>
+              <w:left w:val="single" w:sz="4" w:space="0" w:color="FFFFFF"/>
+              <w:bottom w:val="single" w:sz="4" w:space="0" w:color="FFFFFF"/>
+              <w:right w:val="single" w:sz="4" w:space="0" w:color="FFFFFF"/>
+            </w:tcBorders>
+          </w:tcPr>
+          <w:p>
+            <w:pPr>
+              <w:jc w:val="center"/>
+            </w:pPr>
+            <w:r>
+              <w:rPr>
+                <w:rFonts w:ascii="Calibri" w:hAnsi="Calibri"/>
+                <w:b/>
+                <w:i w:val="0"/>
+                <w:color w:val="FFFFFF"/>
+                <w:sz w:val="18"/>
+              </w:rPr>
+              <w:t>MD grade</w:t>
+            </w:r>
+          </w:p>
+        </w:tc>
+        <w:tc>
+          <w:tcPr>
+            <w:tcW w:type="dxa" w:w="2551"/>
+            <w:shd w:val="clear" w:color="auto" w:fill="0F274D"/>
+            <w:tcBorders>
+              <w:top w:val="single" w:sz="4" w:space="0" w:color="FFFFFF"/>
+              <w:left w:val="single" w:sz="4" w:space="0" w:color="FFFFFF"/>
+              <w:bottom w:val="single" w:sz="4" w:space="0" w:color="FFFFFF"/>
+              <w:right w:val="single" w:sz="4" w:space="0" w:color="FFFFFF"/>
+            </w:tcBorders>
+          </w:tcPr>
+          <w:p>
+            <w:pPr>
+              <w:jc w:val="center"/>
+            </w:pPr>
+            <w:r>
+              <w:rPr>
+                <w:rFonts w:ascii="Calibri" w:hAnsi="Calibri"/>
+                <w:b/>
+                <w:i w:val="0"/>
+                <w:color w:val="FFFFFF"/>
+                <w:sz w:val="18"/>
+              </w:rPr>
+              <w:t>Knee angle (MediaPipe interior)</w:t>
+            </w:r>
+          </w:p>
+        </w:tc>
+        <w:tc>
+          <w:tcPr>
+            <w:tcW w:type="dxa" w:w="1984"/>
+            <w:shd w:val="clear" w:color="auto" w:fill="0F274D"/>
+            <w:tcBorders>
+              <w:top w:val="single" w:sz="4" w:space="0" w:color="FFFFFF"/>
+              <w:left w:val="single" w:sz="4" w:space="0" w:color="FFFFFF"/>
+              <w:bottom w:val="single" w:sz="4" w:space="0" w:color="FFFFFF"/>
+              <w:right w:val="single" w:sz="4" w:space="0" w:color="FFFFFF"/>
+            </w:tcBorders>
+          </w:tcPr>
+          <w:p>
+            <w:pPr>
+              <w:jc w:val="center"/>
+            </w:pPr>
+            <w:r>
+              <w:rPr>
+                <w:rFonts w:ascii="Calibri" w:hAnsi="Calibri"/>
+                <w:b/>
+                <w:i w:val="0"/>
+                <w:color w:val="FFFFFF"/>
+                <w:sz w:val="18"/>
+              </w:rPr>
+              <w:t>Conventional flexion equiv.</w:t>
+            </w:r>
+          </w:p>
+        </w:tc>
+        <w:tc>
+          <w:tcPr>
+            <w:tcW w:type="dxa" w:w="3402"/>
+            <w:shd w:val="clear" w:color="auto" w:fill="0F274D"/>
+            <w:tcBorders>
+              <w:top w:val="single" w:sz="4" w:space="0" w:color="FFFFFF"/>
+              <w:left w:val="single" w:sz="4" w:space="0" w:color="FFFFFF"/>
+              <w:bottom w:val="single" w:sz="4" w:space="0" w:color="FFFFFF"/>
+              <w:right w:val="single" w:sz="4" w:space="0" w:color="FFFFFF"/>
+            </w:tcBorders>
+          </w:tcPr>
+          <w:p>
+            <w:pPr>
+              <w:jc w:val="center"/>
+            </w:pPr>
+            <w:r>
+              <w:rPr>
+                <w:rFonts w:ascii="Calibri" w:hAnsi="Calibri"/>
+                <w:b/>
+                <w:i w:val="0"/>
+                <w:color w:val="FFFFFF"/>
+                <w:sz w:val="18"/>
+              </w:rPr>
+              <w:t>Depth meaning</w:t>
+            </w:r>
+          </w:p>
+        </w:tc>
+      </w:tr>
+      <w:tr>
+        <w:tc>
+          <w:tcPr>
+            <w:tcW w:type="dxa" w:w="1701"/>
+            <w:shd w:val="clear" w:color="auto" w:fill="E0F4E8"/>
+            <w:tcBorders>
+              <w:top w:val="single" w:sz="4" w:space="0" w:color="CCCCCC"/>
+              <w:left w:val="single" w:sz="4" w:space="0" w:color="CCCCCC"/>
+              <w:bottom w:val="single" w:sz="4" w:space="0" w:color="CCCCCC"/>
+              <w:right w:val="single" w:sz="4" w:space="0" w:color="CCCCCC"/>
+            </w:tcBorders>
+          </w:tcPr>
+          <w:p>
+            <w:pPr>
+              <w:jc w:val="left"/>
+            </w:pPr>
+            <w:r>
+              <w:rPr>
+                <w:rFonts w:ascii="Calibri" w:hAnsi="Calibri"/>
+                <w:b w:val="0"/>
+                <w:i w:val="0"/>
+                <w:color w:val="1A6E2E"/>
+                <w:sz w:val="18"/>
+              </w:rPr>
+              <w:t>Excellent</w:t>
+            </w:r>
+          </w:p>
+        </w:tc>
+        <w:tc>
+          <w:tcPr>
+            <w:tcW w:type="dxa" w:w="2551"/>
+            <w:tcBorders>
+              <w:top w:val="single" w:sz="4" w:space="0" w:color="CCCCCC"/>
+              <w:left w:val="single" w:sz="4" w:space="0" w:color="CCCCCC"/>
+              <w:bottom w:val="single" w:sz="4" w:space="0" w:color="CCCCCC"/>
+              <w:right w:val="single" w:sz="4" w:space="0" w:color="CCCCCC"/>
+            </w:tcBorders>
+          </w:tcPr>
+          <w:p>
+            <w:pPr>
+              <w:jc w:val="left"/>
+            </w:pPr>
+            <w:r>
+              <w:rPr>
+                <w:rFonts w:ascii="Calibri" w:hAnsi="Calibri"/>
+                <w:b w:val="0"/>
+                <w:i w:val="0"/>
+                <w:color w:val="1C1C1C"/>
+                <w:sz w:val="18"/>
+              </w:rPr>
+              <w:t>45–70°</w:t>
+            </w:r>
+          </w:p>
+        </w:tc>
+        <w:tc>
+          <w:tcPr>
+            <w:tcW w:type="dxa" w:w="1984"/>
+            <w:tcBorders>
+              <w:top w:val="single" w:sz="4" w:space="0" w:color="CCCCCC"/>
+              <w:left w:val="single" w:sz="4" w:space="0" w:color="CCCCCC"/>
+              <w:bottom w:val="single" w:sz="4" w:space="0" w:color="CCCCCC"/>
+              <w:right w:val="single" w:sz="4" w:space="0" w:color="CCCCCC"/>
+            </w:tcBorders>
+          </w:tcPr>
+          <w:p>
+            <w:pPr>
+              <w:jc w:val="left"/>
+            </w:pPr>
+            <w:r>
+              <w:rPr>
+                <w:rFonts w:ascii="Calibri" w:hAnsi="Calibri"/>
+                <w:b w:val="0"/>
+                <w:i w:val="0"/>
+                <w:color w:val="1C1C1C"/>
+                <w:sz w:val="18"/>
+              </w:rPr>
+              <w:t>110–135°</w:t>
+            </w:r>
+          </w:p>
+        </w:tc>
+        <w:tc>
+          <w:tcPr>
+            <w:tcW w:type="dxa" w:w="3402"/>
+            <w:tcBorders>
+              <w:top w:val="single" w:sz="4" w:space="0" w:color="CCCCCC"/>
+              <w:left w:val="single" w:sz="4" w:space="0" w:color="CCCCCC"/>
+              <w:bottom w:val="single" w:sz="4" w:space="0" w:color="CCCCCC"/>
+              <w:right w:val="single" w:sz="4" w:space="0" w:color="CCCCCC"/>
+            </w:tcBorders>
+          </w:tcPr>
+          <w:p>
+            <w:pPr>
+              <w:jc w:val="left"/>
+            </w:pPr>
+            <w:r>
+              <w:rPr>
+                <w:rFonts w:ascii="Calibri" w:hAnsi="Calibri"/>
+                <w:b w:val="0"/>
+                <w:i w:val="0"/>
+                <w:color w:val="1C1C1C"/>
+                <w:sz w:val="18"/>
+              </w:rPr>
+              <w:t>Well below parallel — full depth / ATG</w:t>
+            </w:r>
+          </w:p>
+        </w:tc>
+      </w:tr>
+      <w:tr>
+        <w:tc>
+          <w:tcPr>
+            <w:tcW w:type="dxa" w:w="1701"/>
+            <w:shd w:val="clear" w:color="auto" w:fill="E0F4E8"/>
+            <w:tcBorders>
+              <w:top w:val="single" w:sz="4" w:space="0" w:color="CCCCCC"/>
+              <w:left w:val="single" w:sz="4" w:space="0" w:color="CCCCCC"/>
+              <w:bottom w:val="single" w:sz="4" w:space="0" w:color="CCCCCC"/>
+              <w:right w:val="single" w:sz="4" w:space="0" w:color="CCCCCC"/>
+            </w:tcBorders>
+          </w:tcPr>
+          <w:p>
+            <w:pPr>
+              <w:jc w:val="left"/>
+            </w:pPr>
+            <w:r>
+              <w:rPr>
+                <w:rFonts w:ascii="Calibri" w:hAnsi="Calibri"/>
+                <w:b w:val="0"/>
+                <w:i w:val="0"/>
+                <w:color w:val="1A6E2E"/>
+                <w:sz w:val="18"/>
+              </w:rPr>
+              <w:t>Good</w:t>
+            </w:r>
+          </w:p>
+        </w:tc>
+        <w:tc>
+          <w:tcPr>
+            <w:tcW w:type="dxa" w:w="2551"/>
+            <w:tcBorders>
+              <w:top w:val="single" w:sz="4" w:space="0" w:color="CCCCCC"/>
+              <w:left w:val="single" w:sz="4" w:space="0" w:color="CCCCCC"/>
+              <w:bottom w:val="single" w:sz="4" w:space="0" w:color="CCCCCC"/>
+              <w:right w:val="single" w:sz="4" w:space="0" w:color="CCCCCC"/>
+            </w:tcBorders>
+          </w:tcPr>
+          <w:p>
+            <w:pPr>
+              <w:jc w:val="left"/>
+            </w:pPr>
+            <w:r>
+              <w:rPr>
+                <w:rFonts w:ascii="Calibri" w:hAnsi="Calibri"/>
+                <w:b w:val="0"/>
+                <w:i w:val="0"/>
+                <w:color w:val="1C1C1C"/>
+                <w:sz w:val="18"/>
+              </w:rPr>
+              <w:t>70–90°</w:t>
+            </w:r>
+          </w:p>
+        </w:tc>
+        <w:tc>
+          <w:tcPr>
+            <w:tcW w:type="dxa" w:w="1984"/>
+            <w:tcBorders>
+              <w:top w:val="single" w:sz="4" w:space="0" w:color="CCCCCC"/>
+              <w:left w:val="single" w:sz="4" w:space="0" w:color="CCCCCC"/>
+              <w:bottom w:val="single" w:sz="4" w:space="0" w:color="CCCCCC"/>
+              <w:right w:val="single" w:sz="4" w:space="0" w:color="CCCCCC"/>
+            </w:tcBorders>
+          </w:tcPr>
+          <w:p>
+            <w:pPr>
+              <w:jc w:val="left"/>
+            </w:pPr>
+            <w:r>
+              <w:rPr>
+                <w:rFonts w:ascii="Calibri" w:hAnsi="Calibri"/>
+                <w:b w:val="0"/>
+                <w:i w:val="0"/>
+                <w:color w:val="1C1C1C"/>
+                <w:sz w:val="18"/>
+              </w:rPr>
+              <w:t>90–110°</w:t>
+            </w:r>
+          </w:p>
+        </w:tc>
+        <w:tc>
+          <w:tcPr>
+            <w:tcW w:type="dxa" w:w="3402"/>
+            <w:tcBorders>
+              <w:top w:val="single" w:sz="4" w:space="0" w:color="CCCCCC"/>
+              <w:left w:val="single" w:sz="4" w:space="0" w:color="CCCCCC"/>
+              <w:bottom w:val="single" w:sz="4" w:space="0" w:color="CCCCCC"/>
+              <w:right w:val="single" w:sz="4" w:space="0" w:color="CCCCCC"/>
+            </w:tcBorders>
+          </w:tcPr>
+          <w:p>
+            <w:pPr>
+              <w:jc w:val="left"/>
+            </w:pPr>
+            <w:r>
+              <w:rPr>
+                <w:rFonts w:ascii="Calibri" w:hAnsi="Calibri"/>
+                <w:b w:val="0"/>
+                <w:i w:val="0"/>
+                <w:color w:val="1C1C1C"/>
+                <w:sz w:val="18"/>
+              </w:rPr>
+              <w:t>Hip at or just below knee — good depth</w:t>
+            </w:r>
+          </w:p>
+        </w:tc>
+      </w:tr>
+      <w:tr>
+        <w:tc>
+          <w:tcPr>
+            <w:tcW w:type="dxa" w:w="1701"/>
+            <w:shd w:val="clear" w:color="auto" w:fill="FFF3CD"/>
+            <w:tcBorders>
+              <w:top w:val="single" w:sz="4" w:space="0" w:color="CCCCCC"/>
+              <w:left w:val="single" w:sz="4" w:space="0" w:color="CCCCCC"/>
+              <w:bottom w:val="single" w:sz="4" w:space="0" w:color="CCCCCC"/>
+              <w:right w:val="single" w:sz="4" w:space="0" w:color="CCCCCC"/>
+            </w:tcBorders>
+          </w:tcPr>
+          <w:p>
+            <w:pPr>
+              <w:jc w:val="left"/>
+            </w:pPr>
+            <w:r>
+              <w:rPr>
+                <w:rFonts w:ascii="Calibri" w:hAnsi="Calibri"/>
+                <w:b w:val="0"/>
+                <w:i w:val="0"/>
+                <w:color w:val="C07000"/>
+                <w:sz w:val="18"/>
+              </w:rPr>
+              <w:t>Mild fault</w:t>
+            </w:r>
+          </w:p>
+        </w:tc>
+        <w:tc>
+          <w:tcPr>
+            <w:tcW w:type="dxa" w:w="2551"/>
+            <w:tcBorders>
+              <w:top w:val="single" w:sz="4" w:space="0" w:color="CCCCCC"/>
+              <w:left w:val="single" w:sz="4" w:space="0" w:color="CCCCCC"/>
+              <w:bottom w:val="single" w:sz="4" w:space="0" w:color="CCCCCC"/>
+              <w:right w:val="single" w:sz="4" w:space="0" w:color="CCCCCC"/>
+            </w:tcBorders>
+          </w:tcPr>
+          <w:p>
+            <w:pPr>
+              <w:jc w:val="left"/>
+            </w:pPr>
+            <w:r>
+              <w:rPr>
+                <w:rFonts w:ascii="Calibri" w:hAnsi="Calibri"/>
+                <w:b w:val="0"/>
+                <w:i w:val="0"/>
+                <w:color w:val="1C1C1C"/>
+                <w:sz w:val="18"/>
+              </w:rPr>
+              <w:t>90–110°</w:t>
+            </w:r>
+          </w:p>
+        </w:tc>
+        <w:tc>
+          <w:tcPr>
+            <w:tcW w:type="dxa" w:w="1984"/>
+            <w:tcBorders>
+              <w:top w:val="single" w:sz="4" w:space="0" w:color="CCCCCC"/>
+              <w:left w:val="single" w:sz="4" w:space="0" w:color="CCCCCC"/>
+              <w:bottom w:val="single" w:sz="4" w:space="0" w:color="CCCCCC"/>
+              <w:right w:val="single" w:sz="4" w:space="0" w:color="CCCCCC"/>
+            </w:tcBorders>
+          </w:tcPr>
+          <w:p>
+            <w:pPr>
+              <w:jc w:val="left"/>
+            </w:pPr>
+            <w:r>
+              <w:rPr>
+                <w:rFonts w:ascii="Calibri" w:hAnsi="Calibri"/>
+                <w:b w:val="0"/>
+                <w:i w:val="0"/>
+                <w:color w:val="1C1C1C"/>
+                <w:sz w:val="18"/>
+              </w:rPr>
+              <w:t>70–90°</w:t>
+            </w:r>
+          </w:p>
+        </w:tc>
+        <w:tc>
+          <w:tcPr>
+            <w:tcW w:type="dxa" w:w="3402"/>
+            <w:tcBorders>
+              <w:top w:val="single" w:sz="4" w:space="0" w:color="CCCCCC"/>
+              <w:left w:val="single" w:sz="4" w:space="0" w:color="CCCCCC"/>
+              <w:bottom w:val="single" w:sz="4" w:space="0" w:color="CCCCCC"/>
+              <w:right w:val="single" w:sz="4" w:space="0" w:color="CCCCCC"/>
+            </w:tcBorders>
+          </w:tcPr>
+          <w:p>
+            <w:pPr>
+              <w:jc w:val="left"/>
+            </w:pPr>
+            <w:r>
+              <w:rPr>
+                <w:rFonts w:ascii="Calibri" w:hAnsi="Calibri"/>
+                <w:b w:val="0"/>
+                <w:i w:val="0"/>
+                <w:color w:val="1C1C1C"/>
+                <w:sz w:val="18"/>
+              </w:rPr>
+              <w:t>Just above parallel — depth fault</w:t>
+            </w:r>
+          </w:p>
+        </w:tc>
+      </w:tr>
+      <w:tr>
+        <w:tc>
+          <w:tcPr>
+            <w:tcW w:type="dxa" w:w="1701"/>
+            <w:shd w:val="clear" w:color="auto" w:fill="F8D0D0"/>
+            <w:tcBorders>
+              <w:top w:val="single" w:sz="4" w:space="0" w:color="CCCCCC"/>
+              <w:left w:val="single" w:sz="4" w:space="0" w:color="CCCCCC"/>
+              <w:bottom w:val="single" w:sz="4" w:space="0" w:color="CCCCCC"/>
+              <w:right w:val="single" w:sz="4" w:space="0" w:color="CCCCCC"/>
+            </w:tcBorders>
+          </w:tcPr>
+          <w:p>
+            <w:pPr>
+              <w:jc w:val="left"/>
+            </w:pPr>
+            <w:r>
+              <w:rPr>
+                <w:rFonts w:ascii="Calibri" w:hAnsi="Calibri"/>
+                <w:b w:val="0"/>
+                <w:i w:val="0"/>
+                <w:color w:val="C02020"/>
+                <w:sz w:val="18"/>
+              </w:rPr>
+              <w:t>Moderate</w:t>
+            </w:r>
+          </w:p>
+        </w:tc>
+        <w:tc>
+          <w:tcPr>
+            <w:tcW w:type="dxa" w:w="2551"/>
+            <w:tcBorders>
+              <w:top w:val="single" w:sz="4" w:space="0" w:color="CCCCCC"/>
+              <w:left w:val="single" w:sz="4" w:space="0" w:color="CCCCCC"/>
+              <w:bottom w:val="single" w:sz="4" w:space="0" w:color="CCCCCC"/>
+              <w:right w:val="single" w:sz="4" w:space="0" w:color="CCCCCC"/>
+            </w:tcBorders>
+          </w:tcPr>
+          <w:p>
+            <w:pPr>
+              <w:jc w:val="left"/>
+            </w:pPr>
+            <w:r>
+              <w:rPr>
+                <w:rFonts w:ascii="Calibri" w:hAnsi="Calibri"/>
+                <w:b w:val="0"/>
+                <w:i w:val="0"/>
+                <w:color w:val="1C1C1C"/>
+                <w:sz w:val="18"/>
+              </w:rPr>
+              <w:t>110–140°</w:t>
+            </w:r>
+          </w:p>
+        </w:tc>
+        <w:tc>
+          <w:tcPr>
+            <w:tcW w:type="dxa" w:w="1984"/>
+            <w:tcBorders>
+              <w:top w:val="single" w:sz="4" w:space="0" w:color="CCCCCC"/>
+              <w:left w:val="single" w:sz="4" w:space="0" w:color="CCCCCC"/>
+              <w:bottom w:val="single" w:sz="4" w:space="0" w:color="CCCCCC"/>
+              <w:right w:val="single" w:sz="4" w:space="0" w:color="CCCCCC"/>
+            </w:tcBorders>
+          </w:tcPr>
+          <w:p>
+            <w:pPr>
+              <w:jc w:val="left"/>
+            </w:pPr>
+            <w:r>
+              <w:rPr>
+                <w:rFonts w:ascii="Calibri" w:hAnsi="Calibri"/>
+                <w:b w:val="0"/>
+                <w:i w:val="0"/>
+                <w:color w:val="1C1C1C"/>
+                <w:sz w:val="18"/>
+              </w:rPr>
+              <w:t>40–70°</w:t>
+            </w:r>
+          </w:p>
+        </w:tc>
+        <w:tc>
+          <w:tcPr>
+            <w:tcW w:type="dxa" w:w="3402"/>
+            <w:tcBorders>
+              <w:top w:val="single" w:sz="4" w:space="0" w:color="CCCCCC"/>
+              <w:left w:val="single" w:sz="4" w:space="0" w:color="CCCCCC"/>
+              <w:bottom w:val="single" w:sz="4" w:space="0" w:color="CCCCCC"/>
+              <w:right w:val="single" w:sz="4" w:space="0" w:color="CCCCCC"/>
+            </w:tcBorders>
+          </w:tcPr>
+          <w:p>
+            <w:pPr>
+              <w:jc w:val="left"/>
+            </w:pPr>
+            <w:r>
+              <w:rPr>
+                <w:rFonts w:ascii="Calibri" w:hAnsi="Calibri"/>
+                <w:b w:val="0"/>
+                <w:i w:val="0"/>
+                <w:color w:val="1C1C1C"/>
+                <w:sz w:val="18"/>
+              </w:rPr>
+              <w:t>Quarter squat</w:t>
+            </w:r>
+          </w:p>
+        </w:tc>
+      </w:tr>
+      <w:tr>
+        <w:tc>
+          <w:tcPr>
+            <w:tcW w:type="dxa" w:w="1701"/>
+            <w:shd w:val="clear" w:color="auto" w:fill="F8D0D0"/>
+            <w:tcBorders>
+              <w:top w:val="single" w:sz="4" w:space="0" w:color="CCCCCC"/>
+              <w:left w:val="single" w:sz="4" w:space="0" w:color="CCCCCC"/>
+              <w:bottom w:val="single" w:sz="4" w:space="0" w:color="CCCCCC"/>
+              <w:right w:val="single" w:sz="4" w:space="0" w:color="CCCCCC"/>
+            </w:tcBorders>
+          </w:tcPr>
+          <w:p>
+            <w:pPr>
+              <w:jc w:val="left"/>
+            </w:pPr>
+            <w:r>
+              <w:rPr>
+                <w:rFonts w:ascii="Calibri" w:hAnsi="Calibri"/>
+                <w:b w:val="0"/>
+                <w:i w:val="0"/>
+                <w:color w:val="C02020"/>
+                <w:sz w:val="18"/>
+              </w:rPr>
+              <w:t>Severe</w:t>
+            </w:r>
+          </w:p>
+        </w:tc>
+        <w:tc>
+          <w:tcPr>
+            <w:tcW w:type="dxa" w:w="2551"/>
+            <w:tcBorders>
+              <w:top w:val="single" w:sz="4" w:space="0" w:color="CCCCCC"/>
+              <w:left w:val="single" w:sz="4" w:space="0" w:color="CCCCCC"/>
+              <w:bottom w:val="single" w:sz="4" w:space="0" w:color="CCCCCC"/>
+              <w:right w:val="single" w:sz="4" w:space="0" w:color="CCCCCC"/>
+            </w:tcBorders>
+          </w:tcPr>
+          <w:p>
+            <w:pPr>
+              <w:jc w:val="left"/>
+            </w:pPr>
+            <w:r>
+              <w:rPr>
+                <w:rFonts w:ascii="Calibri" w:hAnsi="Calibri"/>
+                <w:b w:val="0"/>
+                <w:i w:val="0"/>
+                <w:color w:val="1C1C1C"/>
+                <w:sz w:val="18"/>
+              </w:rPr>
+              <w:t>140°+</w:t>
+            </w:r>
+          </w:p>
+        </w:tc>
+        <w:tc>
+          <w:tcPr>
+            <w:tcW w:type="dxa" w:w="1984"/>
+            <w:tcBorders>
+              <w:top w:val="single" w:sz="4" w:space="0" w:color="CCCCCC"/>
+              <w:left w:val="single" w:sz="4" w:space="0" w:color="CCCCCC"/>
+              <w:bottom w:val="single" w:sz="4" w:space="0" w:color="CCCCCC"/>
+              <w:right w:val="single" w:sz="4" w:space="0" w:color="CCCCCC"/>
+            </w:tcBorders>
+          </w:tcPr>
+          <w:p>
+            <w:pPr>
+              <w:jc w:val="left"/>
+            </w:pPr>
+            <w:r>
+              <w:rPr>
+                <w:rFonts w:ascii="Calibri" w:hAnsi="Calibri"/>
+                <w:b w:val="0"/>
+                <w:i w:val="0"/>
+                <w:color w:val="1C1C1C"/>
+                <w:sz w:val="18"/>
+              </w:rPr>
+              <w:t>&lt; 40°</w:t>
+            </w:r>
+          </w:p>
+        </w:tc>
+        <w:tc>
+          <w:tcPr>
+            <w:tcW w:type="dxa" w:w="3402"/>
+            <w:tcBorders>
+              <w:top w:val="single" w:sz="4" w:space="0" w:color="CCCCCC"/>
+              <w:left w:val="single" w:sz="4" w:space="0" w:color="CCCCCC"/>
+              <w:bottom w:val="single" w:sz="4" w:space="0" w:color="CCCCCC"/>
+              <w:right w:val="single" w:sz="4" w:space="0" w:color="CCCCCC"/>
+            </w:tcBorders>
+          </w:tcPr>
+          <w:p>
+            <w:pPr>
+              <w:jc w:val="left"/>
+            </w:pPr>
+            <w:r>
+              <w:rPr>
+                <w:rFonts w:ascii="Calibri" w:hAnsi="Calibri"/>
+                <w:b w:val="0"/>
+                <w:i w:val="0"/>
+                <w:color w:val="1C1C1C"/>
+                <w:sz w:val="18"/>
+              </w:rPr>
+              <w:t>Barely bent</w:t>
+            </w:r>
+          </w:p>
+        </w:tc>
+      </w:tr>
+    </w:tbl>
+    <w:p>
+      <w:pPr>
+        <w:spacing w:after="80"/>
+      </w:pPr>
+    </w:p>
+    <w:p>
+      <w:pPr>
+        <w:spacing w:before="120" w:after="40"/>
+      </w:pPr>
+      <w:r>
+        <w:rPr>
+          <w:rFonts w:ascii="Calibri" w:hAnsi="Calibri"/>
+          <w:b/>
+          <w:i w:val="0"/>
+          <w:color w:val="1C1C1C"/>
+          <w:sz w:val="21"/>
+        </w:rPr>
+        <w:t>2b. MD — front camera (Part 1.2) — uses KNEE angle (not hip angle)</w:t>
+      </w:r>
+    </w:p>
+    <w:tbl>
+      <w:tblPr>
+        <w:tblStyle w:val="TableGrid"/>
+        <w:tblW w:type="auto" w:w="0"/>
+        <w:tblLook w:firstColumn="1" w:firstRow="1" w:lastColumn="0" w:lastRow="0" w:noHBand="0" w:noVBand="1" w:val="04A0"/>
+      </w:tblPr>
+      <w:tblGrid>
+        <w:gridCol w:w="3249"/>
+        <w:gridCol w:w="3249"/>
+        <w:gridCol w:w="3249"/>
+      </w:tblGrid>
+      <w:tr>
+        <w:tc>
+          <w:tcPr>
+            <w:tcW w:type="dxa" w:w="1701"/>
+            <w:shd w:val="clear" w:color="auto" w:fill="0F274D"/>
+            <w:tcBorders>
+              <w:top w:val="single" w:sz="4" w:space="0" w:color="FFFFFF"/>
+              <w:left w:val="single" w:sz="4" w:space="0" w:color="FFFFFF"/>
+              <w:bottom w:val="single" w:sz="4" w:space="0" w:color="FFFFFF"/>
+              <w:right w:val="single" w:sz="4" w:space="0" w:color="FFFFFF"/>
+            </w:tcBorders>
+          </w:tcPr>
+          <w:p>
+            <w:pPr>
+              <w:jc w:val="center"/>
+            </w:pPr>
+            <w:r>
+              <w:rPr>
+                <w:rFonts w:ascii="Calibri" w:hAnsi="Calibri"/>
+                <w:b/>
+                <w:i w:val="0"/>
+                <w:color w:val="FFFFFF"/>
+                <w:sz w:val="18"/>
+              </w:rPr>
+              <w:t>MD grade</w:t>
+            </w:r>
+          </w:p>
+        </w:tc>
+        <w:tc>
+          <w:tcPr>
+            <w:tcW w:type="dxa" w:w="2551"/>
+            <w:shd w:val="clear" w:color="auto" w:fill="0F274D"/>
+            <w:tcBorders>
+              <w:top w:val="single" w:sz="4" w:space="0" w:color="FFFFFF"/>
+              <w:left w:val="single" w:sz="4" w:space="0" w:color="FFFFFF"/>
+              <w:bottom w:val="single" w:sz="4" w:space="0" w:color="FFFFFF"/>
+              <w:right w:val="single" w:sz="4" w:space="0" w:color="FFFFFF"/>
+            </w:tcBorders>
+          </w:tcPr>
+          <w:p>
+            <w:pPr>
+              <w:jc w:val="center"/>
+            </w:pPr>
+            <w:r>
+              <w:rPr>
+                <w:rFonts w:ascii="Calibri" w:hAnsi="Calibri"/>
+                <w:b/>
+                <w:i w:val="0"/>
+                <w:color w:val="FFFFFF"/>
+                <w:sz w:val="18"/>
+              </w:rPr>
+              <w:t>Knee angle (MediaPipe interior)</w:t>
+            </w:r>
+          </w:p>
+        </w:tc>
+        <w:tc>
+          <w:tcPr>
+            <w:tcW w:type="dxa" w:w="5386"/>
+            <w:shd w:val="clear" w:color="auto" w:fill="0F274D"/>
+            <w:tcBorders>
+              <w:top w:val="single" w:sz="4" w:space="0" w:color="FFFFFF"/>
+              <w:left w:val="single" w:sz="4" w:space="0" w:color="FFFFFF"/>
+              <w:bottom w:val="single" w:sz="4" w:space="0" w:color="FFFFFF"/>
+              <w:right w:val="single" w:sz="4" w:space="0" w:color="FFFFFF"/>
+            </w:tcBorders>
+          </w:tcPr>
+          <w:p>
+            <w:pPr>
+              <w:jc w:val="center"/>
+            </w:pPr>
+            <w:r>
+              <w:rPr>
+                <w:rFonts w:ascii="Calibri" w:hAnsi="Calibri"/>
+                <w:b/>
+                <w:i w:val="0"/>
+                <w:color w:val="FFFFFF"/>
+                <w:sz w:val="18"/>
+              </w:rPr>
+              <w:t>Depth meaning</w:t>
+            </w:r>
+          </w:p>
+        </w:tc>
+      </w:tr>
+      <w:tr>
+        <w:tc>
+          <w:tcPr>
+            <w:tcW w:type="dxa" w:w="1701"/>
+            <w:shd w:val="clear" w:color="auto" w:fill="E0F4E8"/>
+            <w:tcBorders>
+              <w:top w:val="single" w:sz="4" w:space="0" w:color="CCCCCC"/>
+              <w:left w:val="single" w:sz="4" w:space="0" w:color="CCCCCC"/>
+              <w:bottom w:val="single" w:sz="4" w:space="0" w:color="CCCCCC"/>
+              <w:right w:val="single" w:sz="4" w:space="0" w:color="CCCCCC"/>
+            </w:tcBorders>
+          </w:tcPr>
+          <w:p>
+            <w:pPr>
+              <w:jc w:val="left"/>
+            </w:pPr>
+            <w:r>
+              <w:rPr>
+                <w:rFonts w:ascii="Calibri" w:hAnsi="Calibri"/>
+                <w:b w:val="0"/>
+                <w:i w:val="0"/>
+                <w:color w:val="1A6E2E"/>
+                <w:sz w:val="18"/>
+              </w:rPr>
+              <w:t>Excellent</w:t>
+            </w:r>
+          </w:p>
+        </w:tc>
+        <w:tc>
+          <w:tcPr>
+            <w:tcW w:type="dxa" w:w="2551"/>
+            <w:tcBorders>
+              <w:top w:val="single" w:sz="4" w:space="0" w:color="CCCCCC"/>
+              <w:left w:val="single" w:sz="4" w:space="0" w:color="CCCCCC"/>
+              <w:bottom w:val="single" w:sz="4" w:space="0" w:color="CCCCCC"/>
+              <w:right w:val="single" w:sz="4" w:space="0" w:color="CCCCCC"/>
+            </w:tcBorders>
+          </w:tcPr>
+          <w:p>
+            <w:pPr>
+              <w:jc w:val="left"/>
+            </w:pPr>
+            <w:r>
+              <w:rPr>
+                <w:rFonts w:ascii="Calibri" w:hAnsi="Calibri"/>
+                <w:b w:val="0"/>
+                <w:i w:val="0"/>
+                <w:color w:val="1C1C1C"/>
+                <w:sz w:val="18"/>
+              </w:rPr>
+              <w:t>65–90°</w:t>
+            </w:r>
+          </w:p>
+        </w:tc>
+        <w:tc>
+          <w:tcPr>
+            <w:tcW w:type="dxa" w:w="5386"/>
+            <w:tcBorders>
+              <w:top w:val="single" w:sz="4" w:space="0" w:color="CCCCCC"/>
+              <w:left w:val="single" w:sz="4" w:space="0" w:color="CCCCCC"/>
+              <w:bottom w:val="single" w:sz="4" w:space="0" w:color="CCCCCC"/>
+              <w:right w:val="single" w:sz="4" w:space="0" w:color="CCCCCC"/>
+            </w:tcBorders>
+          </w:tcPr>
+          <w:p>
+            <w:pPr>
+              <w:jc w:val="left"/>
+            </w:pPr>
+            <w:r>
+              <w:rPr>
+                <w:rFonts w:ascii="Calibri" w:hAnsi="Calibri"/>
+                <w:b w:val="0"/>
+                <w:i w:val="0"/>
+                <w:color w:val="1C1C1C"/>
+                <w:sz w:val="18"/>
+              </w:rPr>
+              <w:t>Full depth — front camera reads slightly higher than side for same depth</w:t>
+            </w:r>
+          </w:p>
+        </w:tc>
+      </w:tr>
+      <w:tr>
+        <w:tc>
+          <w:tcPr>
+            <w:tcW w:type="dxa" w:w="1701"/>
+            <w:shd w:val="clear" w:color="auto" w:fill="E0F4E8"/>
+            <w:tcBorders>
+              <w:top w:val="single" w:sz="4" w:space="0" w:color="CCCCCC"/>
+              <w:left w:val="single" w:sz="4" w:space="0" w:color="CCCCCC"/>
+              <w:bottom w:val="single" w:sz="4" w:space="0" w:color="CCCCCC"/>
+              <w:right w:val="single" w:sz="4" w:space="0" w:color="CCCCCC"/>
+            </w:tcBorders>
+          </w:tcPr>
+          <w:p>
+            <w:pPr>
+              <w:jc w:val="left"/>
+            </w:pPr>
+            <w:r>
+              <w:rPr>
+                <w:rFonts w:ascii="Calibri" w:hAnsi="Calibri"/>
+                <w:b w:val="0"/>
+                <w:i w:val="0"/>
+                <w:color w:val="1A6E2E"/>
+                <w:sz w:val="18"/>
+              </w:rPr>
+              <w:t>Good</w:t>
+            </w:r>
+          </w:p>
+        </w:tc>
+        <w:tc>
+          <w:tcPr>
+            <w:tcW w:type="dxa" w:w="2551"/>
+            <w:tcBorders>
+              <w:top w:val="single" w:sz="4" w:space="0" w:color="CCCCCC"/>
+              <w:left w:val="single" w:sz="4" w:space="0" w:color="CCCCCC"/>
+              <w:bottom w:val="single" w:sz="4" w:space="0" w:color="CCCCCC"/>
+              <w:right w:val="single" w:sz="4" w:space="0" w:color="CCCCCC"/>
+            </w:tcBorders>
+          </w:tcPr>
+          <w:p>
+            <w:pPr>
+              <w:jc w:val="left"/>
+            </w:pPr>
+            <w:r>
+              <w:rPr>
+                <w:rFonts w:ascii="Calibri" w:hAnsi="Calibri"/>
+                <w:b w:val="0"/>
+                <w:i w:val="0"/>
+                <w:color w:val="1C1C1C"/>
+                <w:sz w:val="18"/>
+              </w:rPr>
+              <w:t>91–105°</w:t>
+            </w:r>
+          </w:p>
+        </w:tc>
+        <w:tc>
+          <w:tcPr>
+            <w:tcW w:type="dxa" w:w="5386"/>
+            <w:tcBorders>
+              <w:top w:val="single" w:sz="4" w:space="0" w:color="CCCCCC"/>
+              <w:left w:val="single" w:sz="4" w:space="0" w:color="CCCCCC"/>
+              <w:bottom w:val="single" w:sz="4" w:space="0" w:color="CCCCCC"/>
+              <w:right w:val="single" w:sz="4" w:space="0" w:color="CCCCCC"/>
+            </w:tcBorders>
+          </w:tcPr>
+          <w:p>
+            <w:pPr>
+              <w:jc w:val="left"/>
+            </w:pPr>
+            <w:r>
+              <w:rPr>
+                <w:rFonts w:ascii="Calibri" w:hAnsi="Calibri"/>
+                <w:b w:val="0"/>
+                <w:i w:val="0"/>
+                <w:color w:val="1C1C1C"/>
+                <w:sz w:val="18"/>
+              </w:rPr>
+              <w:t>Good depth — at or approaching parallel</w:t>
+            </w:r>
+          </w:p>
+        </w:tc>
+      </w:tr>
+      <w:tr>
+        <w:tc>
+          <w:tcPr>
+            <w:tcW w:type="dxa" w:w="1701"/>
+            <w:shd w:val="clear" w:color="auto" w:fill="FFF3CD"/>
+            <w:tcBorders>
+              <w:top w:val="single" w:sz="4" w:space="0" w:color="CCCCCC"/>
+              <w:left w:val="single" w:sz="4" w:space="0" w:color="CCCCCC"/>
+              <w:bottom w:val="single" w:sz="4" w:space="0" w:color="CCCCCC"/>
+              <w:right w:val="single" w:sz="4" w:space="0" w:color="CCCCCC"/>
+            </w:tcBorders>
+          </w:tcPr>
+          <w:p>
+            <w:pPr>
+              <w:jc w:val="left"/>
+            </w:pPr>
+            <w:r>
+              <w:rPr>
+                <w:rFonts w:ascii="Calibri" w:hAnsi="Calibri"/>
+                <w:b w:val="0"/>
+                <w:i w:val="0"/>
+                <w:color w:val="C07000"/>
+                <w:sz w:val="18"/>
+              </w:rPr>
+              <w:t>Mild fault</w:t>
+            </w:r>
+          </w:p>
+        </w:tc>
+        <w:tc>
+          <w:tcPr>
+            <w:tcW w:type="dxa" w:w="2551"/>
+            <w:tcBorders>
+              <w:top w:val="single" w:sz="4" w:space="0" w:color="CCCCCC"/>
+              <w:left w:val="single" w:sz="4" w:space="0" w:color="CCCCCC"/>
+              <w:bottom w:val="single" w:sz="4" w:space="0" w:color="CCCCCC"/>
+              <w:right w:val="single" w:sz="4" w:space="0" w:color="CCCCCC"/>
+            </w:tcBorders>
+          </w:tcPr>
+          <w:p>
+            <w:pPr>
+              <w:jc w:val="left"/>
+            </w:pPr>
+            <w:r>
+              <w:rPr>
+                <w:rFonts w:ascii="Calibri" w:hAnsi="Calibri"/>
+                <w:b w:val="0"/>
+                <w:i w:val="0"/>
+                <w:color w:val="1C1C1C"/>
+                <w:sz w:val="18"/>
+              </w:rPr>
+              <w:t>106–115°</w:t>
+            </w:r>
+          </w:p>
+        </w:tc>
+        <w:tc>
+          <w:tcPr>
+            <w:tcW w:type="dxa" w:w="5386"/>
+            <w:tcBorders>
+              <w:top w:val="single" w:sz="4" w:space="0" w:color="CCCCCC"/>
+              <w:left w:val="single" w:sz="4" w:space="0" w:color="CCCCCC"/>
+              <w:bottom w:val="single" w:sz="4" w:space="0" w:color="CCCCCC"/>
+              <w:right w:val="single" w:sz="4" w:space="0" w:color="CCCCCC"/>
+            </w:tcBorders>
+          </w:tcPr>
+          <w:p>
+            <w:pPr>
+              <w:jc w:val="left"/>
+            </w:pPr>
+            <w:r>
+              <w:rPr>
+                <w:rFonts w:ascii="Calibri" w:hAnsi="Calibri"/>
+                <w:b w:val="0"/>
+                <w:i w:val="0"/>
+                <w:color w:val="1C1C1C"/>
+                <w:sz w:val="18"/>
+              </w:rPr>
+              <w:t>Above parallel — depth fault</w:t>
+            </w:r>
+          </w:p>
+        </w:tc>
+      </w:tr>
+      <w:tr>
+        <w:tc>
+          <w:tcPr>
+            <w:tcW w:type="dxa" w:w="1701"/>
+            <w:shd w:val="clear" w:color="auto" w:fill="F8D0D0"/>
+            <w:tcBorders>
+              <w:top w:val="single" w:sz="4" w:space="0" w:color="CCCCCC"/>
+              <w:left w:val="single" w:sz="4" w:space="0" w:color="CCCCCC"/>
+              <w:bottom w:val="single" w:sz="4" w:space="0" w:color="CCCCCC"/>
+              <w:right w:val="single" w:sz="4" w:space="0" w:color="CCCCCC"/>
+            </w:tcBorders>
+          </w:tcPr>
+          <w:p>
+            <w:pPr>
+              <w:jc w:val="left"/>
+            </w:pPr>
+            <w:r>
+              <w:rPr>
+                <w:rFonts w:ascii="Calibri" w:hAnsi="Calibri"/>
+                <w:b w:val="0"/>
+                <w:i w:val="0"/>
+                <w:color w:val="C02020"/>
+                <w:sz w:val="18"/>
+              </w:rPr>
+              <w:t>Moderate</w:t>
+            </w:r>
+          </w:p>
+        </w:tc>
+        <w:tc>
+          <w:tcPr>
+            <w:tcW w:type="dxa" w:w="2551"/>
+            <w:tcBorders>
+              <w:top w:val="single" w:sz="4" w:space="0" w:color="CCCCCC"/>
+              <w:left w:val="single" w:sz="4" w:space="0" w:color="CCCCCC"/>
+              <w:bottom w:val="single" w:sz="4" w:space="0" w:color="CCCCCC"/>
+              <w:right w:val="single" w:sz="4" w:space="0" w:color="CCCCCC"/>
+            </w:tcBorders>
+          </w:tcPr>
+          <w:p>
+            <w:pPr>
+              <w:jc w:val="left"/>
+            </w:pPr>
+            <w:r>
+              <w:rPr>
+                <w:rFonts w:ascii="Calibri" w:hAnsi="Calibri"/>
+                <w:b w:val="0"/>
+                <w:i w:val="0"/>
+                <w:color w:val="1C1C1C"/>
+                <w:sz w:val="18"/>
+              </w:rPr>
+              <w:t>116–125°</w:t>
+            </w:r>
+          </w:p>
+        </w:tc>
+        <w:tc>
+          <w:tcPr>
+            <w:tcW w:type="dxa" w:w="5386"/>
+            <w:tcBorders>
+              <w:top w:val="single" w:sz="4" w:space="0" w:color="CCCCCC"/>
+              <w:left w:val="single" w:sz="4" w:space="0" w:color="CCCCCC"/>
+              <w:bottom w:val="single" w:sz="4" w:space="0" w:color="CCCCCC"/>
+              <w:right w:val="single" w:sz="4" w:space="0" w:color="CCCCCC"/>
+            </w:tcBorders>
+          </w:tcPr>
+          <w:p>
+            <w:pPr>
+              <w:jc w:val="left"/>
+            </w:pPr>
+            <w:r>
+              <w:rPr>
+                <w:rFonts w:ascii="Calibri" w:hAnsi="Calibri"/>
+                <w:b w:val="0"/>
+                <w:i w:val="0"/>
+                <w:color w:val="1C1C1C"/>
+                <w:sz w:val="18"/>
+              </w:rPr>
+              <w:t>Quarter squat range</w:t>
+            </w:r>
+          </w:p>
+        </w:tc>
+      </w:tr>
+      <w:tr>
+        <w:tc>
+          <w:tcPr>
+            <w:tcW w:type="dxa" w:w="1701"/>
+            <w:shd w:val="clear" w:color="auto" w:fill="F8D0D0"/>
+            <w:tcBorders>
+              <w:top w:val="single" w:sz="4" w:space="0" w:color="CCCCCC"/>
+              <w:left w:val="single" w:sz="4" w:space="0" w:color="CCCCCC"/>
+              <w:bottom w:val="single" w:sz="4" w:space="0" w:color="CCCCCC"/>
+              <w:right w:val="single" w:sz="4" w:space="0" w:color="CCCCCC"/>
+            </w:tcBorders>
+          </w:tcPr>
+          <w:p>
+            <w:pPr>
+              <w:jc w:val="left"/>
+            </w:pPr>
+            <w:r>
+              <w:rPr>
+                <w:rFonts w:ascii="Calibri" w:hAnsi="Calibri"/>
+                <w:b w:val="0"/>
+                <w:i w:val="0"/>
+                <w:color w:val="C02020"/>
+                <w:sz w:val="18"/>
+              </w:rPr>
+              <w:t>Severe</w:t>
+            </w:r>
+          </w:p>
+        </w:tc>
+        <w:tc>
+          <w:tcPr>
+            <w:tcW w:type="dxa" w:w="2551"/>
+            <w:tcBorders>
+              <w:top w:val="single" w:sz="4" w:space="0" w:color="CCCCCC"/>
+              <w:left w:val="single" w:sz="4" w:space="0" w:color="CCCCCC"/>
+              <w:bottom w:val="single" w:sz="4" w:space="0" w:color="CCCCCC"/>
+              <w:right w:val="single" w:sz="4" w:space="0" w:color="CCCCCC"/>
+            </w:tcBorders>
+          </w:tcPr>
+          <w:p>
+            <w:pPr>
+              <w:jc w:val="left"/>
+            </w:pPr>
+            <w:r>
+              <w:rPr>
+                <w:rFonts w:ascii="Calibri" w:hAnsi="Calibri"/>
+                <w:b w:val="0"/>
+                <w:i w:val="0"/>
+                <w:color w:val="1C1C1C"/>
+                <w:sz w:val="18"/>
+              </w:rPr>
+              <w:t>126°+</w:t>
+            </w:r>
+          </w:p>
+        </w:tc>
+        <w:tc>
+          <w:tcPr>
+            <w:tcW w:type="dxa" w:w="5386"/>
+            <w:tcBorders>
+              <w:top w:val="single" w:sz="4" w:space="0" w:color="CCCCCC"/>
+              <w:left w:val="single" w:sz="4" w:space="0" w:color="CCCCCC"/>
+              <w:bottom w:val="single" w:sz="4" w:space="0" w:color="CCCCCC"/>
+              <w:right w:val="single" w:sz="4" w:space="0" w:color="CCCCCC"/>
+            </w:tcBorders>
+          </w:tcPr>
+          <w:p>
+            <w:pPr>
+              <w:jc w:val="left"/>
+            </w:pPr>
+            <w:r>
+              <w:rPr>
+                <w:rFonts w:ascii="Calibri" w:hAnsi="Calibri"/>
+                <w:b w:val="0"/>
+                <w:i w:val="0"/>
+                <w:color w:val="1C1C1C"/>
+                <w:sz w:val="18"/>
+              </w:rPr>
+              <w:t>Barely bent</w:t>
+            </w:r>
+          </w:p>
+        </w:tc>
+      </w:tr>
+    </w:tbl>
+    <w:p>
+      <w:pPr>
+        <w:spacing w:after="80"/>
+      </w:pPr>
+    </w:p>
+    <w:p>
+      <w:pPr>
+        <w:spacing w:before="120" w:after="40"/>
+      </w:pPr>
+      <w:r>
+        <w:rPr>
+          <w:rFonts w:ascii="Calibri" w:hAnsi="Calibri"/>
+          <w:b/>
+          <w:i w:val="0"/>
+          <w:color w:val="1C1C1C"/>
+          <w:sz w:val="21"/>
+        </w:rPr>
+        <w:t>2c. System prompt v2.0 — STEP 1 target</w:t>
+      </w:r>
+    </w:p>
+    <w:p>
+      <w:pPr>
+        <w:spacing w:before="20" w:after="80"/>
+      </w:pPr>
+      <w:r>
+        <w:rPr>
+          <w:rFonts w:ascii="Calibri" w:hAnsi="Calibri"/>
+          <w:b w:val="0"/>
+          <w:i w:val="0"/>
+          <w:color w:val="1C1C1C"/>
+          <w:sz w:val="20"/>
+        </w:rPr>
+        <w:t>Knee angle at bottom: target ≤90° (side camera) / ≤105° (front camera)  — camera-specific but no grading.</w:t>
+      </w:r>
+    </w:p>
+    <w:p>
+      <w:pPr>
+        <w:spacing w:before="20" w:after="80"/>
+      </w:pPr>
+      <w:r>
+        <w:rPr>
+          <w:rFonts w:ascii="Calibri" w:hAnsi="Calibri"/>
+          <w:b w:val="0"/>
+          <w:i w:val="0"/>
+          <w:color w:val="1C1C1C"/>
+          <w:sz w:val="20"/>
+        </w:rPr>
+        <w:t>depth_insufficient_flag drives the LLM's initial assessment, supplemented by the knee_angle_min value.</w:t>
+      </w:r>
+    </w:p>
+    <w:p>
+      <w:pPr>
+        <w:spacing w:before="120" w:after="120"/>
+        <w:pBdr>
+          <w:bottom w:val="single" w:sz="6" w:space="1" w:color="1E5BA8"/>
+        </w:pBdr>
+      </w:pPr>
+    </w:p>
+    <w:p>
+      <w:pPr>
+        <w:spacing w:before="320" w:after="80"/>
+      </w:pPr>
+      <w:r>
+        <w:rPr>
+          <w:rFonts w:ascii="Calibri" w:hAnsi="Calibri"/>
+          <w:b/>
+          <w:i w:val="0"/>
+          <w:color w:val="0F274D"/>
+          <w:sz w:val="30"/>
+        </w:rPr>
+        <w:t>Where things conflict</w:t>
+      </w:r>
+    </w:p>
+    <w:tbl>
+      <w:tblPr>
+        <w:tblStyle w:val="TableGrid"/>
+        <w:tblW w:type="auto" w:w="0"/>
+        <w:tblLook w:firstColumn="1" w:firstRow="1" w:lastColumn="0" w:lastRow="0" w:noHBand="0" w:noVBand="1" w:val="04A0"/>
+      </w:tblPr>
+      <w:tblGrid>
+        <w:gridCol w:w="9746"/>
+      </w:tblGrid>
+      <w:tr>
+        <w:tc>
+          <w:tcPr>
+            <w:tcW w:type="dxa" w:w="9746"/>
+            <w:shd w:val="clear" w:color="auto" w:fill="FAE0E0"/>
+            <w:tcBorders>
+              <w:top w:val="single" w:sz="6" w:space="0" w:color="999999"/>
+              <w:left w:val="single" w:sz="6" w:space="0" w:color="999999"/>
+              <w:bottom w:val="single" w:sz="6" w:space="0" w:color="999999"/>
+              <w:right w:val="single" w:sz="6" w:space="0" w:color="999999"/>
+            </w:tcBorders>
+          </w:tcPr>
+          <w:p>
+            <w:pPr>
+              <w:spacing w:before="60" w:after="60"/>
+            </w:pPr>
+            <w:r>
+              <w:rPr>
+                <w:rFonts w:ascii="Calibri" w:hAnsi="Calibri"/>
+                <w:b/>
+                <w:i w:val="0"/>
+                <w:color w:val="C02020"/>
+                <w:sz w:val="20"/>
+              </w:rPr>
+              <w:t>CONFLICT 1 — Side camera: script 'deep' ≤100° vs MD good ≤90° — 10° mismatch</w:t>
+              <w:br/>
+            </w:r>
+            <w:r>
+              <w:rPr>
+                <w:rFonts w:ascii="Calibri" w:hAnsi="Calibri"/>
+                <w:b w:val="0"/>
+                <w:i w:val="0"/>
+                <w:color w:val="1C1C1C"/>
+                <w:sz w:val="19"/>
+              </w:rPr>
+              <w:t>At 95° knee angle (interior): script classifies as 'deep' → depth_insufficient_flag = False.</w:t>
+              <w:br/>
+              <w:t>MD coaching reference: 90–110° = mild fault (above parallel).</w:t>
+              <w:br/>
+              <w:t>Gold standard reference videos confirm real good-form goblet squats reach 2–47° at the bottom — well within MD excellent range (45–70°). Script's 100° threshold is too generous by 10°.</w:t>
+            </w:r>
+          </w:p>
+        </w:tc>
+      </w:tr>
+    </w:tbl>
+    <w:p>
+      <w:pPr>
+        <w:spacing w:after="60"/>
+      </w:pPr>
+    </w:p>
+    <w:tbl>
+      <w:tblPr>
+        <w:tblStyle w:val="TableGrid"/>
+        <w:tblW w:type="auto" w:w="0"/>
+        <w:tblLook w:firstColumn="1" w:firstRow="1" w:lastColumn="0" w:lastRow="0" w:noHBand="0" w:noVBand="1" w:val="04A0"/>
+      </w:tblPr>
+      <w:tblGrid>
+        <w:gridCol w:w="9746"/>
+      </w:tblGrid>
+      <w:tr>
+        <w:tc>
+          <w:tcPr>
+            <w:tcW w:type="dxa" w:w="9746"/>
+            <w:shd w:val="clear" w:color="auto" w:fill="FAE0E0"/>
+            <w:tcBorders>
+              <w:top w:val="single" w:sz="6" w:space="0" w:color="999999"/>
+              <w:left w:val="single" w:sz="6" w:space="0" w:color="999999"/>
+              <w:bottom w:val="single" w:sz="6" w:space="0" w:color="999999"/>
+              <w:right w:val="single" w:sz="6" w:space="0" w:color="999999"/>
+            </w:tcBorders>
+          </w:tcPr>
+          <w:p>
+            <w:pPr>
+              <w:spacing w:before="60" w:after="60"/>
+            </w:pPr>
+            <w:r>
+              <w:rPr>
+                <w:rFonts w:ascii="Calibri" w:hAnsi="Calibri"/>
+                <w:b/>
+                <w:i w:val="0"/>
+                <w:color w:val="C02020"/>
+                <w:sz w:val="20"/>
+              </w:rPr>
+              <w:t>CONFLICT 2 — Front camera: script uses HIP angle, MD uses KNEE angle — different metrics</w:t>
+              <w:br/>
+            </w:r>
+            <w:r>
+              <w:rPr>
+                <w:rFonts w:ascii="Calibri" w:hAnsi="Calibri"/>
+                <w:b w:val="0"/>
+                <w:i w:val="0"/>
+                <w:color w:val="1C1C1C"/>
+                <w:sz w:val="19"/>
+              </w:rPr>
+              <w:t>Script: depth classified from hip_angle_at_bottom with threshold ≤100°.</w:t>
+              <w:br/>
+              <w:t>MD front camera table: uses knee angle (excellent 65–90°, good 91–105°).</w:t>
+              <w:br/>
+              <w:t>These are completely different joints. The LLM is given knee_angle_min in the fault flags but the depth_classification was derived from hip_angle — the two don't correspond.</w:t>
+            </w:r>
+          </w:p>
+        </w:tc>
+      </w:tr>
+    </w:tbl>
+    <w:p>
+      <w:pPr>
+        <w:spacing w:after="60"/>
+      </w:pPr>
+    </w:p>
+    <w:tbl>
+      <w:tblPr>
+        <w:tblStyle w:val="TableGrid"/>
+        <w:tblW w:type="auto" w:w="0"/>
+        <w:tblLook w:firstColumn="1" w:firstRow="1" w:lastColumn="0" w:lastRow="0" w:noHBand="0" w:noVBand="1" w:val="04A0"/>
+      </w:tblPr>
+      <w:tblGrid>
+        <w:gridCol w:w="9746"/>
+      </w:tblGrid>
+      <w:tr>
+        <w:tc>
+          <w:tcPr>
+            <w:tcW w:type="dxa" w:w="9746"/>
+            <w:shd w:val="clear" w:color="auto" w:fill="FAE0E0"/>
+            <w:tcBorders>
+              <w:top w:val="single" w:sz="6" w:space="0" w:color="999999"/>
+              <w:left w:val="single" w:sz="6" w:space="0" w:color="999999"/>
+              <w:bottom w:val="single" w:sz="6" w:space="0" w:color="999999"/>
+              <w:right w:val="single" w:sz="6" w:space="0" w:color="999999"/>
+            </w:tcBorders>
+          </w:tcPr>
+          <w:p>
+            <w:pPr>
+              <w:spacing w:before="60" w:after="60"/>
+            </w:pPr>
+            <w:r>
+              <w:rPr>
+                <w:rFonts w:ascii="Calibri" w:hAnsi="Calibri"/>
+                <w:b/>
+                <w:i w:val="0"/>
+                <w:color w:val="C02020"/>
+                <w:sz w:val="20"/>
+              </w:rPr>
+              <w:t>CONFLICT 3 — Same threshold (≤100°) used for both cameras despite different metrics and different foreshortening</w:t>
+              <w:br/>
+            </w:r>
+            <w:r>
+              <w:rPr>
+                <w:rFonts w:ascii="Calibri" w:hAnsi="Calibri"/>
+                <w:b w:val="0"/>
+                <w:i w:val="0"/>
+                <w:color w:val="1C1C1C"/>
+                <w:sz w:val="19"/>
+              </w:rPr>
+              <w:t>Side camera knee angles and front camera hip angles at the same physical depth are different values. A single threshold of ≤100° cannot correctly classify both. Front camera reads higher angles for the same depth due to 2D projection foreshortening.</w:t>
+            </w:r>
+          </w:p>
+        </w:tc>
+      </w:tr>
+    </w:tbl>
+    <w:p>
+      <w:pPr>
+        <w:spacing w:after="60"/>
+      </w:pPr>
+    </w:p>
+    <w:tbl>
+      <w:tblPr>
+        <w:tblStyle w:val="TableGrid"/>
+        <w:tblW w:type="auto" w:w="0"/>
+        <w:tblLook w:firstColumn="1" w:firstRow="1" w:lastColumn="0" w:lastRow="0" w:noHBand="0" w:noVBand="1" w:val="04A0"/>
+      </w:tblPr>
+      <w:tblGrid>
+        <w:gridCol w:w="9746"/>
+      </w:tblGrid>
+      <w:tr>
+        <w:tc>
+          <w:tcPr>
+            <w:tcW w:type="dxa" w:w="9746"/>
+            <w:shd w:val="clear" w:color="auto" w:fill="FFF3CD"/>
+            <w:tcBorders>
+              <w:top w:val="single" w:sz="6" w:space="0" w:color="999999"/>
+              <w:left w:val="single" w:sz="6" w:space="0" w:color="999999"/>
+              <w:bottom w:val="single" w:sz="6" w:space="0" w:color="999999"/>
+              <w:right w:val="single" w:sz="6" w:space="0" w:color="999999"/>
+            </w:tcBorders>
+          </w:tcPr>
+          <w:p>
+            <w:pPr>
+              <w:spacing w:before="60" w:after="60"/>
+            </w:pPr>
+            <w:r>
+              <w:rPr>
+                <w:rFonts w:ascii="Calibri" w:hAnsi="Calibri"/>
+                <w:b/>
+                <w:i w:val="0"/>
+                <w:color w:val="C07000"/>
+                <w:sz w:val="20"/>
+              </w:rPr>
+              <w:t>CONFLICT 4 — Script label 'parallel' (100–110°) does not mean parallel</w:t>
+              <w:br/>
+            </w:r>
+            <w:r>
+              <w:rPr>
+                <w:rFonts w:ascii="Calibri" w:hAnsi="Calibri"/>
+                <w:b w:val="0"/>
+                <w:i w:val="0"/>
+                <w:color w:val="1C1C1C"/>
+                <w:sz w:val="19"/>
+              </w:rPr>
+              <w:t>At 105° interior angle: conventional flexion = 75°. Hip is well ABOVE the knee — this is a quarter squat, not parallel.</w:t>
+              <w:br/>
+              <w:t>True parallel (hip crease at knee) = ~90° conventional flexion = ~90° MediaPipe interior.</w:t>
+              <w:br/>
+              <w:t>Script calling 100–110° 'parallel' is a mislabelling that misleads the LLM about actual depth.</w:t>
+            </w:r>
+          </w:p>
+        </w:tc>
+      </w:tr>
+    </w:tbl>
+    <w:p>
+      <w:pPr>
+        <w:spacing w:after="60"/>
+      </w:pPr>
+    </w:p>
+    <w:tbl>
+      <w:tblPr>
+        <w:tblStyle w:val="TableGrid"/>
+        <w:tblW w:type="auto" w:w="0"/>
+        <w:tblLook w:firstColumn="1" w:firstRow="1" w:lastColumn="0" w:lastRow="0" w:noHBand="0" w:noVBand="1" w:val="04A0"/>
+      </w:tblPr>
+      <w:tblGrid>
+        <w:gridCol w:w="9746"/>
+      </w:tblGrid>
+      <w:tr>
+        <w:tc>
+          <w:tcPr>
+            <w:tcW w:type="dxa" w:w="9746"/>
+            <w:shd w:val="clear" w:color="auto" w:fill="FFF3CD"/>
+            <w:tcBorders>
+              <w:top w:val="single" w:sz="6" w:space="0" w:color="999999"/>
+              <w:left w:val="single" w:sz="6" w:space="0" w:color="999999"/>
+              <w:bottom w:val="single" w:sz="6" w:space="0" w:color="999999"/>
+              <w:right w:val="single" w:sz="6" w:space="0" w:color="999999"/>
+            </w:tcBorders>
+          </w:tcPr>
+          <w:p>
+            <w:pPr>
+              <w:spacing w:before="60" w:after="60"/>
+            </w:pPr>
+            <w:r>
+              <w:rPr>
+                <w:rFonts w:ascii="Calibri" w:hAnsi="Calibri"/>
+                <w:b/>
+                <w:i w:val="0"/>
+                <w:color w:val="C07000"/>
+                <w:sz w:val="20"/>
+              </w:rPr>
+              <w:t>CONFLICT 5 — 'insufficient' triggers too late — only flags moderate fault</w:t>
+              <w:br/>
+            </w:r>
+            <w:r>
+              <w:rPr>
+                <w:rFonts w:ascii="Calibri" w:hAnsi="Calibri"/>
+                <w:b w:val="0"/>
+                <w:i w:val="0"/>
+                <w:color w:val="1C1C1C"/>
+                <w:sz w:val="19"/>
+              </w:rPr>
+              <w:t>Script: insufficient_depth flag fires when knee angle &gt; 110°.</w:t>
+              <w:br/>
+              <w:t>MD: 90–110° is already 'mild fault' (above parallel). Script gives no flag for this range.</w:t>
+              <w:br/>
+              <w:t>A user who never reaches parallel (consistently 95–105°) receives insufficient_depth = False, which signals the LLM that depth is fine — it is not.</w:t>
+            </w:r>
+          </w:p>
+        </w:tc>
+      </w:tr>
+    </w:tbl>
+    <w:p>
+      <w:pPr>
+        <w:spacing w:after="60"/>
+      </w:pPr>
+    </w:p>
+    <w:p>
+      <w:pPr>
+        <w:spacing w:before="120" w:after="120"/>
+        <w:pBdr>
+          <w:bottom w:val="single" w:sz="6" w:space="1" w:color="1E5BA8"/>
+        </w:pBdr>
+      </w:pPr>
+    </w:p>
+    <w:p>
+      <w:pPr>
+        <w:spacing w:before="320" w:after="80"/>
+      </w:pPr>
+      <w:r>
+        <w:rPr>
+          <w:rFonts w:ascii="Calibri" w:hAnsi="Calibri"/>
+          <w:b/>
+          <w:i w:val="0"/>
+          <w:color w:val="0F274D"/>
+          <w:sz w:val="30"/>
+        </w:rPr>
+        <w:t>Research findings</w:t>
+      </w:r>
+    </w:p>
+    <w:p>
+      <w:pPr>
+        <w:spacing w:before="200" w:after="60"/>
+      </w:pPr>
+      <w:r>
+        <w:rPr>
+          <w:rFonts w:ascii="Calibri" w:hAnsi="Calibri"/>
+          <w:b/>
+          <w:i w:val="0"/>
+          <w:color w:val="1E5BA8"/>
+          <w:sz w:val="24"/>
+        </w:rPr>
+        <w:t>Depth level definitions — with MediaPipe interior angle equivalents</w:t>
+      </w:r>
+    </w:p>
+    <w:tbl>
+      <w:tblPr>
+        <w:tblStyle w:val="TableGrid"/>
+        <w:tblW w:type="auto" w:w="0"/>
+        <w:tblLook w:firstColumn="1" w:firstRow="1" w:lastColumn="0" w:lastRow="0" w:noHBand="0" w:noVBand="1" w:val="04A0"/>
+      </w:tblPr>
+      <w:tblGrid>
+        <w:gridCol w:w="1949"/>
+        <w:gridCol w:w="1949"/>
+        <w:gridCol w:w="1949"/>
+        <w:gridCol w:w="1949"/>
+        <w:gridCol w:w="1949"/>
+      </w:tblGrid>
+      <w:tr>
+        <w:tc>
+          <w:tcPr>
+            <w:tcW w:type="dxa" w:w="1984"/>
+            <w:shd w:val="clear" w:color="auto" w:fill="0F274D"/>
+            <w:tcBorders>
+              <w:top w:val="single" w:sz="4" w:space="0" w:color="FFFFFF"/>
+              <w:left w:val="single" w:sz="4" w:space="0" w:color="FFFFFF"/>
+              <w:bottom w:val="single" w:sz="4" w:space="0" w:color="FFFFFF"/>
+              <w:right w:val="single" w:sz="4" w:space="0" w:color="FFFFFF"/>
+            </w:tcBorders>
+          </w:tcPr>
+          <w:p>
+            <w:pPr>
+              <w:jc w:val="center"/>
+            </w:pPr>
+            <w:r>
+              <w:rPr>
+                <w:rFonts w:ascii="Calibri" w:hAnsi="Calibri"/>
+                <w:b/>
+                <w:i w:val="0"/>
+                <w:color w:val="FFFFFF"/>
+                <w:sz w:val="18"/>
+              </w:rPr>
+              <w:t>Depth level</w:t>
+            </w:r>
+          </w:p>
+        </w:tc>
+        <w:tc>
+          <w:tcPr>
+            <w:tcW w:type="dxa" w:w="2268"/>
+            <w:shd w:val="clear" w:color="auto" w:fill="0F274D"/>
+            <w:tcBorders>
+              <w:top w:val="single" w:sz="4" w:space="0" w:color="FFFFFF"/>
+              <w:left w:val="single" w:sz="4" w:space="0" w:color="FFFFFF"/>
+              <w:bottom w:val="single" w:sz="4" w:space="0" w:color="FFFFFF"/>
+              <w:right w:val="single" w:sz="4" w:space="0" w:color="FFFFFF"/>
+            </w:tcBorders>
+          </w:tcPr>
+          <w:p>
+            <w:pPr>
+              <w:jc w:val="center"/>
+            </w:pPr>
+            <w:r>
+              <w:rPr>
+                <w:rFonts w:ascii="Calibri" w:hAnsi="Calibri"/>
+                <w:b/>
+                <w:i w:val="0"/>
+                <w:color w:val="FFFFFF"/>
+                <w:sz w:val="18"/>
+              </w:rPr>
+              <w:t>Conventional knee flexion</w:t>
+            </w:r>
+          </w:p>
+        </w:tc>
+        <w:tc>
+          <w:tcPr>
+            <w:tcW w:type="dxa" w:w="2268"/>
+            <w:shd w:val="clear" w:color="auto" w:fill="0F274D"/>
+            <w:tcBorders>
+              <w:top w:val="single" w:sz="4" w:space="0" w:color="FFFFFF"/>
+              <w:left w:val="single" w:sz="4" w:space="0" w:color="FFFFFF"/>
+              <w:bottom w:val="single" w:sz="4" w:space="0" w:color="FFFFFF"/>
+              <w:right w:val="single" w:sz="4" w:space="0" w:color="FFFFFF"/>
+            </w:tcBorders>
+          </w:tcPr>
+          <w:p>
+            <w:pPr>
+              <w:jc w:val="center"/>
+            </w:pPr>
+            <w:r>
+              <w:rPr>
+                <w:rFonts w:ascii="Calibri" w:hAnsi="Calibri"/>
+                <w:b/>
+                <w:i w:val="0"/>
+                <w:color w:val="FFFFFF"/>
+                <w:sz w:val="18"/>
+              </w:rPr>
+              <w:t>MediaPipe interior</w:t>
+              <w:br/>
+              <w:t>(180 − flexion)</w:t>
+            </w:r>
+          </w:p>
+        </w:tc>
+        <w:tc>
+          <w:tcPr>
+            <w:tcW w:type="dxa" w:w="1984"/>
+            <w:shd w:val="clear" w:color="auto" w:fill="0F274D"/>
+            <w:tcBorders>
+              <w:top w:val="single" w:sz="4" w:space="0" w:color="FFFFFF"/>
+              <w:left w:val="single" w:sz="4" w:space="0" w:color="FFFFFF"/>
+              <w:bottom w:val="single" w:sz="4" w:space="0" w:color="FFFFFF"/>
+              <w:right w:val="single" w:sz="4" w:space="0" w:color="FFFFFF"/>
+            </w:tcBorders>
+          </w:tcPr>
+          <w:p>
+            <w:pPr>
+              <w:jc w:val="center"/>
+            </w:pPr>
+            <w:r>
+              <w:rPr>
+                <w:rFonts w:ascii="Calibri" w:hAnsi="Calibri"/>
+                <w:b/>
+                <w:i w:val="0"/>
+                <w:color w:val="FFFFFF"/>
+                <w:sz w:val="18"/>
+              </w:rPr>
+              <w:t>Hip position</w:t>
+            </w:r>
+          </w:p>
+        </w:tc>
+        <w:tc>
+          <w:tcPr>
+            <w:tcW w:type="dxa" w:w="3402"/>
+            <w:shd w:val="clear" w:color="auto" w:fill="0F274D"/>
+            <w:tcBorders>
+              <w:top w:val="single" w:sz="4" w:space="0" w:color="FFFFFF"/>
+              <w:left w:val="single" w:sz="4" w:space="0" w:color="FFFFFF"/>
+              <w:bottom w:val="single" w:sz="4" w:space="0" w:color="FFFFFF"/>
+              <w:right w:val="single" w:sz="4" w:space="0" w:color="FFFFFF"/>
+            </w:tcBorders>
+          </w:tcPr>
+          <w:p>
+            <w:pPr>
+              <w:jc w:val="center"/>
+            </w:pPr>
+            <w:r>
+              <w:rPr>
+                <w:rFonts w:ascii="Calibri" w:hAnsi="Calibri"/>
+                <w:b/>
+                <w:i w:val="0"/>
+                <w:color w:val="FFFFFF"/>
+                <w:sz w:val="18"/>
+              </w:rPr>
+              <w:t>Verdict</w:t>
+            </w:r>
+          </w:p>
+        </w:tc>
+      </w:tr>
+      <w:tr>
+        <w:tc>
+          <w:tcPr>
+            <w:tcW w:type="dxa" w:w="1984"/>
+            <w:tcBorders>
+              <w:top w:val="single" w:sz="4" w:space="0" w:color="CCCCCC"/>
+              <w:left w:val="single" w:sz="4" w:space="0" w:color="CCCCCC"/>
+              <w:bottom w:val="single" w:sz="4" w:space="0" w:color="CCCCCC"/>
+              <w:right w:val="single" w:sz="4" w:space="0" w:color="CCCCCC"/>
+            </w:tcBorders>
+          </w:tcPr>
+          <w:p>
+            <w:pPr>
+              <w:jc w:val="left"/>
+            </w:pPr>
+            <w:r>
+              <w:rPr>
+                <w:rFonts w:ascii="Calibri" w:hAnsi="Calibri"/>
+                <w:b w:val="0"/>
+                <w:i w:val="0"/>
+                <w:color w:val="1C1C1C"/>
+                <w:sz w:val="18"/>
+              </w:rPr>
+              <w:t>Full depth / ATG</w:t>
+            </w:r>
+          </w:p>
+        </w:tc>
+        <w:tc>
+          <w:tcPr>
+            <w:tcW w:type="dxa" w:w="2268"/>
+            <w:tcBorders>
+              <w:top w:val="single" w:sz="4" w:space="0" w:color="CCCCCC"/>
+              <w:left w:val="single" w:sz="4" w:space="0" w:color="CCCCCC"/>
+              <w:bottom w:val="single" w:sz="4" w:space="0" w:color="CCCCCC"/>
+              <w:right w:val="single" w:sz="4" w:space="0" w:color="CCCCCC"/>
+            </w:tcBorders>
+          </w:tcPr>
+          <w:p>
+            <w:pPr>
+              <w:jc w:val="left"/>
+            </w:pPr>
+            <w:r>
+              <w:rPr>
+                <w:rFonts w:ascii="Calibri" w:hAnsi="Calibri"/>
+                <w:b w:val="0"/>
+                <w:i w:val="0"/>
+                <w:color w:val="1C1C1C"/>
+                <w:sz w:val="18"/>
+              </w:rPr>
+              <w:t>110–135°</w:t>
+            </w:r>
+          </w:p>
+        </w:tc>
+        <w:tc>
+          <w:tcPr>
+            <w:tcW w:type="dxa" w:w="2268"/>
+            <w:tcBorders>
+              <w:top w:val="single" w:sz="4" w:space="0" w:color="CCCCCC"/>
+              <w:left w:val="single" w:sz="4" w:space="0" w:color="CCCCCC"/>
+              <w:bottom w:val="single" w:sz="4" w:space="0" w:color="CCCCCC"/>
+              <w:right w:val="single" w:sz="4" w:space="0" w:color="CCCCCC"/>
+            </w:tcBorders>
+          </w:tcPr>
+          <w:p>
+            <w:pPr>
+              <w:jc w:val="left"/>
+            </w:pPr>
+            <w:r>
+              <w:rPr>
+                <w:rFonts w:ascii="Calibri" w:hAnsi="Calibri"/>
+                <w:b w:val="0"/>
+                <w:i w:val="0"/>
+                <w:color w:val="1A6E2E"/>
+                <w:sz w:val="18"/>
+              </w:rPr>
+              <w:t>45–70°</w:t>
+            </w:r>
+          </w:p>
+        </w:tc>
+        <w:tc>
+          <w:tcPr>
+            <w:tcW w:type="dxa" w:w="1984"/>
+            <w:tcBorders>
+              <w:top w:val="single" w:sz="4" w:space="0" w:color="CCCCCC"/>
+              <w:left w:val="single" w:sz="4" w:space="0" w:color="CCCCCC"/>
+              <w:bottom w:val="single" w:sz="4" w:space="0" w:color="CCCCCC"/>
+              <w:right w:val="single" w:sz="4" w:space="0" w:color="CCCCCC"/>
+            </w:tcBorders>
+          </w:tcPr>
+          <w:p>
+            <w:pPr>
+              <w:jc w:val="left"/>
+            </w:pPr>
+            <w:r>
+              <w:rPr>
+                <w:rFonts w:ascii="Calibri" w:hAnsi="Calibri"/>
+                <w:b w:val="0"/>
+                <w:i w:val="0"/>
+                <w:color w:val="1C1C1C"/>
+                <w:sz w:val="18"/>
+              </w:rPr>
+              <w:t>Well below knee</w:t>
+            </w:r>
+          </w:p>
+        </w:tc>
+        <w:tc>
+          <w:tcPr>
+            <w:tcW w:type="dxa" w:w="3402"/>
+            <w:tcBorders>
+              <w:top w:val="single" w:sz="4" w:space="0" w:color="CCCCCC"/>
+              <w:left w:val="single" w:sz="4" w:space="0" w:color="CCCCCC"/>
+              <w:bottom w:val="single" w:sz="4" w:space="0" w:color="CCCCCC"/>
+              <w:right w:val="single" w:sz="4" w:space="0" w:color="CCCCCC"/>
+            </w:tcBorders>
+          </w:tcPr>
+          <w:p>
+            <w:pPr>
+              <w:jc w:val="left"/>
+            </w:pPr>
+            <w:r>
+              <w:rPr>
+                <w:rFonts w:ascii="Calibri" w:hAnsi="Calibri"/>
+                <w:b w:val="0"/>
+                <w:i w:val="0"/>
+                <w:color w:val="1A6E2E"/>
+                <w:sz w:val="18"/>
+              </w:rPr>
+              <w:t>MD excellent range — confirmed by gold std data (2–47° observed)</w:t>
+            </w:r>
+          </w:p>
+        </w:tc>
+      </w:tr>
+      <w:tr>
+        <w:tc>
+          <w:tcPr>
+            <w:tcW w:type="dxa" w:w="1984"/>
+            <w:tcBorders>
+              <w:top w:val="single" w:sz="4" w:space="0" w:color="CCCCCC"/>
+              <w:left w:val="single" w:sz="4" w:space="0" w:color="CCCCCC"/>
+              <w:bottom w:val="single" w:sz="4" w:space="0" w:color="CCCCCC"/>
+              <w:right w:val="single" w:sz="4" w:space="0" w:color="CCCCCC"/>
+            </w:tcBorders>
+          </w:tcPr>
+          <w:p>
+            <w:pPr>
+              <w:jc w:val="left"/>
+            </w:pPr>
+            <w:r>
+              <w:rPr>
+                <w:rFonts w:ascii="Calibri" w:hAnsi="Calibri"/>
+                <w:b w:val="0"/>
+                <w:i w:val="0"/>
+                <w:color w:val="1C1C1C"/>
+                <w:sz w:val="18"/>
+              </w:rPr>
+              <w:t>Good depth</w:t>
+            </w:r>
+          </w:p>
+        </w:tc>
+        <w:tc>
+          <w:tcPr>
+            <w:tcW w:type="dxa" w:w="2268"/>
+            <w:tcBorders>
+              <w:top w:val="single" w:sz="4" w:space="0" w:color="CCCCCC"/>
+              <w:left w:val="single" w:sz="4" w:space="0" w:color="CCCCCC"/>
+              <w:bottom w:val="single" w:sz="4" w:space="0" w:color="CCCCCC"/>
+              <w:right w:val="single" w:sz="4" w:space="0" w:color="CCCCCC"/>
+            </w:tcBorders>
+          </w:tcPr>
+          <w:p>
+            <w:pPr>
+              <w:jc w:val="left"/>
+            </w:pPr>
+            <w:r>
+              <w:rPr>
+                <w:rFonts w:ascii="Calibri" w:hAnsi="Calibri"/>
+                <w:b w:val="0"/>
+                <w:i w:val="0"/>
+                <w:color w:val="1C1C1C"/>
+                <w:sz w:val="18"/>
+              </w:rPr>
+              <w:t>90–110°</w:t>
+            </w:r>
+          </w:p>
+        </w:tc>
+        <w:tc>
+          <w:tcPr>
+            <w:tcW w:type="dxa" w:w="2268"/>
+            <w:tcBorders>
+              <w:top w:val="single" w:sz="4" w:space="0" w:color="CCCCCC"/>
+              <w:left w:val="single" w:sz="4" w:space="0" w:color="CCCCCC"/>
+              <w:bottom w:val="single" w:sz="4" w:space="0" w:color="CCCCCC"/>
+              <w:right w:val="single" w:sz="4" w:space="0" w:color="CCCCCC"/>
+            </w:tcBorders>
+          </w:tcPr>
+          <w:p>
+            <w:pPr>
+              <w:jc w:val="left"/>
+            </w:pPr>
+            <w:r>
+              <w:rPr>
+                <w:rFonts w:ascii="Calibri" w:hAnsi="Calibri"/>
+                <w:b w:val="0"/>
+                <w:i w:val="0"/>
+                <w:color w:val="1A6E2E"/>
+                <w:sz w:val="18"/>
+              </w:rPr>
+              <w:t>70–90°</w:t>
+            </w:r>
+          </w:p>
+        </w:tc>
+        <w:tc>
+          <w:tcPr>
+            <w:tcW w:type="dxa" w:w="1984"/>
+            <w:tcBorders>
+              <w:top w:val="single" w:sz="4" w:space="0" w:color="CCCCCC"/>
+              <w:left w:val="single" w:sz="4" w:space="0" w:color="CCCCCC"/>
+              <w:bottom w:val="single" w:sz="4" w:space="0" w:color="CCCCCC"/>
+              <w:right w:val="single" w:sz="4" w:space="0" w:color="CCCCCC"/>
+            </w:tcBorders>
+          </w:tcPr>
+          <w:p>
+            <w:pPr>
+              <w:jc w:val="left"/>
+            </w:pPr>
+            <w:r>
+              <w:rPr>
+                <w:rFonts w:ascii="Calibri" w:hAnsi="Calibri"/>
+                <w:b w:val="0"/>
+                <w:i w:val="0"/>
+                <w:color w:val="1C1C1C"/>
+                <w:sz w:val="18"/>
+              </w:rPr>
+              <w:t>At / below knee</w:t>
+            </w:r>
+          </w:p>
+        </w:tc>
+        <w:tc>
+          <w:tcPr>
+            <w:tcW w:type="dxa" w:w="3402"/>
+            <w:tcBorders>
+              <w:top w:val="single" w:sz="4" w:space="0" w:color="CCCCCC"/>
+              <w:left w:val="single" w:sz="4" w:space="0" w:color="CCCCCC"/>
+              <w:bottom w:val="single" w:sz="4" w:space="0" w:color="CCCCCC"/>
+              <w:right w:val="single" w:sz="4" w:space="0" w:color="CCCCCC"/>
+            </w:tcBorders>
+          </w:tcPr>
+          <w:p>
+            <w:pPr>
+              <w:jc w:val="left"/>
+            </w:pPr>
+            <w:r>
+              <w:rPr>
+                <w:rFonts w:ascii="Calibri" w:hAnsi="Calibri"/>
+                <w:b w:val="0"/>
+                <w:i w:val="0"/>
+                <w:color w:val="1A6E2E"/>
+                <w:sz w:val="18"/>
+              </w:rPr>
+              <w:t>MD good range — minimum for adequate goblet squat depth</w:t>
+            </w:r>
+          </w:p>
+        </w:tc>
+      </w:tr>
+      <w:tr>
+        <w:tc>
+          <w:tcPr>
+            <w:tcW w:type="dxa" w:w="1984"/>
+            <w:tcBorders>
+              <w:top w:val="single" w:sz="4" w:space="0" w:color="CCCCCC"/>
+              <w:left w:val="single" w:sz="4" w:space="0" w:color="CCCCCC"/>
+              <w:bottom w:val="single" w:sz="4" w:space="0" w:color="CCCCCC"/>
+              <w:right w:val="single" w:sz="4" w:space="0" w:color="CCCCCC"/>
+            </w:tcBorders>
+          </w:tcPr>
+          <w:p>
+            <w:pPr>
+              <w:jc w:val="left"/>
+            </w:pPr>
+            <w:r>
+              <w:rPr>
+                <w:rFonts w:ascii="Calibri" w:hAnsi="Calibri"/>
+                <w:b w:val="0"/>
+                <w:i w:val="0"/>
+                <w:color w:val="1C1C1C"/>
+                <w:sz w:val="18"/>
+              </w:rPr>
+              <w:t>Just above parallel</w:t>
+            </w:r>
+          </w:p>
+        </w:tc>
+        <w:tc>
+          <w:tcPr>
+            <w:tcW w:type="dxa" w:w="2268"/>
+            <w:tcBorders>
+              <w:top w:val="single" w:sz="4" w:space="0" w:color="CCCCCC"/>
+              <w:left w:val="single" w:sz="4" w:space="0" w:color="CCCCCC"/>
+              <w:bottom w:val="single" w:sz="4" w:space="0" w:color="CCCCCC"/>
+              <w:right w:val="single" w:sz="4" w:space="0" w:color="CCCCCC"/>
+            </w:tcBorders>
+          </w:tcPr>
+          <w:p>
+            <w:pPr>
+              <w:jc w:val="left"/>
+            </w:pPr>
+            <w:r>
+              <w:rPr>
+                <w:rFonts w:ascii="Calibri" w:hAnsi="Calibri"/>
+                <w:b w:val="0"/>
+                <w:i w:val="0"/>
+                <w:color w:val="1C1C1C"/>
+                <w:sz w:val="18"/>
+              </w:rPr>
+              <w:t>70–90°</w:t>
+            </w:r>
+          </w:p>
+        </w:tc>
+        <w:tc>
+          <w:tcPr>
+            <w:tcW w:type="dxa" w:w="2268"/>
+            <w:tcBorders>
+              <w:top w:val="single" w:sz="4" w:space="0" w:color="CCCCCC"/>
+              <w:left w:val="single" w:sz="4" w:space="0" w:color="CCCCCC"/>
+              <w:bottom w:val="single" w:sz="4" w:space="0" w:color="CCCCCC"/>
+              <w:right w:val="single" w:sz="4" w:space="0" w:color="CCCCCC"/>
+            </w:tcBorders>
+          </w:tcPr>
+          <w:p>
+            <w:pPr>
+              <w:jc w:val="left"/>
+            </w:pPr>
+            <w:r>
+              <w:rPr>
+                <w:rFonts w:ascii="Calibri" w:hAnsi="Calibri"/>
+                <w:b w:val="0"/>
+                <w:i w:val="0"/>
+                <w:color w:val="C07000"/>
+                <w:sz w:val="18"/>
+              </w:rPr>
+              <w:t>90–110°</w:t>
+            </w:r>
+          </w:p>
+        </w:tc>
+        <w:tc>
+          <w:tcPr>
+            <w:tcW w:type="dxa" w:w="1984"/>
+            <w:tcBorders>
+              <w:top w:val="single" w:sz="4" w:space="0" w:color="CCCCCC"/>
+              <w:left w:val="single" w:sz="4" w:space="0" w:color="CCCCCC"/>
+              <w:bottom w:val="single" w:sz="4" w:space="0" w:color="CCCCCC"/>
+              <w:right w:val="single" w:sz="4" w:space="0" w:color="CCCCCC"/>
+            </w:tcBorders>
+          </w:tcPr>
+          <w:p>
+            <w:pPr>
+              <w:jc w:val="left"/>
+            </w:pPr>
+            <w:r>
+              <w:rPr>
+                <w:rFonts w:ascii="Calibri" w:hAnsi="Calibri"/>
+                <w:b w:val="0"/>
+                <w:i w:val="0"/>
+                <w:color w:val="1C1C1C"/>
+                <w:sz w:val="18"/>
+              </w:rPr>
+              <w:t>Slightly above knee</w:t>
+            </w:r>
+          </w:p>
+        </w:tc>
+        <w:tc>
+          <w:tcPr>
+            <w:tcW w:type="dxa" w:w="3402"/>
+            <w:tcBorders>
+              <w:top w:val="single" w:sz="4" w:space="0" w:color="CCCCCC"/>
+              <w:left w:val="single" w:sz="4" w:space="0" w:color="CCCCCC"/>
+              <w:bottom w:val="single" w:sz="4" w:space="0" w:color="CCCCCC"/>
+              <w:right w:val="single" w:sz="4" w:space="0" w:color="CCCCCC"/>
+            </w:tcBorders>
+          </w:tcPr>
+          <w:p>
+            <w:pPr>
+              <w:jc w:val="left"/>
+            </w:pPr>
+            <w:r>
+              <w:rPr>
+                <w:rFonts w:ascii="Calibri" w:hAnsi="Calibri"/>
+                <w:b w:val="0"/>
+                <w:i w:val="0"/>
+                <w:color w:val="C02020"/>
+                <w:sz w:val="18"/>
+              </w:rPr>
+              <w:t>MD mild fault — script currently labels this 'deep' or 'parallel'</w:t>
+            </w:r>
+          </w:p>
+        </w:tc>
+      </w:tr>
+      <w:tr>
+        <w:tc>
+          <w:tcPr>
+            <w:tcW w:type="dxa" w:w="1984"/>
+            <w:tcBorders>
+              <w:top w:val="single" w:sz="4" w:space="0" w:color="CCCCCC"/>
+              <w:left w:val="single" w:sz="4" w:space="0" w:color="CCCCCC"/>
+              <w:bottom w:val="single" w:sz="4" w:space="0" w:color="CCCCCC"/>
+              <w:right w:val="single" w:sz="4" w:space="0" w:color="CCCCCC"/>
+            </w:tcBorders>
+          </w:tcPr>
+          <w:p>
+            <w:pPr>
+              <w:jc w:val="left"/>
+            </w:pPr>
+            <w:r>
+              <w:rPr>
+                <w:rFonts w:ascii="Calibri" w:hAnsi="Calibri"/>
+                <w:b w:val="0"/>
+                <w:i w:val="0"/>
+                <w:color w:val="1C1C1C"/>
+                <w:sz w:val="18"/>
+              </w:rPr>
+              <w:t>Quarter squat</w:t>
+            </w:r>
+          </w:p>
+        </w:tc>
+        <w:tc>
+          <w:tcPr>
+            <w:tcW w:type="dxa" w:w="2268"/>
+            <w:tcBorders>
+              <w:top w:val="single" w:sz="4" w:space="0" w:color="CCCCCC"/>
+              <w:left w:val="single" w:sz="4" w:space="0" w:color="CCCCCC"/>
+              <w:bottom w:val="single" w:sz="4" w:space="0" w:color="CCCCCC"/>
+              <w:right w:val="single" w:sz="4" w:space="0" w:color="CCCCCC"/>
+            </w:tcBorders>
+          </w:tcPr>
+          <w:p>
+            <w:pPr>
+              <w:jc w:val="left"/>
+            </w:pPr>
+            <w:r>
+              <w:rPr>
+                <w:rFonts w:ascii="Calibri" w:hAnsi="Calibri"/>
+                <w:b w:val="0"/>
+                <w:i w:val="0"/>
+                <w:color w:val="1C1C1C"/>
+                <w:sz w:val="18"/>
+              </w:rPr>
+              <w:t>40–70°</w:t>
+            </w:r>
+          </w:p>
+        </w:tc>
+        <w:tc>
+          <w:tcPr>
+            <w:tcW w:type="dxa" w:w="2268"/>
+            <w:tcBorders>
+              <w:top w:val="single" w:sz="4" w:space="0" w:color="CCCCCC"/>
+              <w:left w:val="single" w:sz="4" w:space="0" w:color="CCCCCC"/>
+              <w:bottom w:val="single" w:sz="4" w:space="0" w:color="CCCCCC"/>
+              <w:right w:val="single" w:sz="4" w:space="0" w:color="CCCCCC"/>
+            </w:tcBorders>
+          </w:tcPr>
+          <w:p>
+            <w:pPr>
+              <w:jc w:val="left"/>
+            </w:pPr>
+            <w:r>
+              <w:rPr>
+                <w:rFonts w:ascii="Calibri" w:hAnsi="Calibri"/>
+                <w:b w:val="0"/>
+                <w:i w:val="0"/>
+                <w:color w:val="1C1C1C"/>
+                <w:sz w:val="18"/>
+              </w:rPr>
+              <w:t>110–140°</w:t>
+            </w:r>
+          </w:p>
+        </w:tc>
+        <w:tc>
+          <w:tcPr>
+            <w:tcW w:type="dxa" w:w="1984"/>
+            <w:tcBorders>
+              <w:top w:val="single" w:sz="4" w:space="0" w:color="CCCCCC"/>
+              <w:left w:val="single" w:sz="4" w:space="0" w:color="CCCCCC"/>
+              <w:bottom w:val="single" w:sz="4" w:space="0" w:color="CCCCCC"/>
+              <w:right w:val="single" w:sz="4" w:space="0" w:color="CCCCCC"/>
+            </w:tcBorders>
+          </w:tcPr>
+          <w:p>
+            <w:pPr>
+              <w:jc w:val="left"/>
+            </w:pPr>
+            <w:r>
+              <w:rPr>
+                <w:rFonts w:ascii="Calibri" w:hAnsi="Calibri"/>
+                <w:b w:val="0"/>
+                <w:i w:val="0"/>
+                <w:color w:val="1C1C1C"/>
+                <w:sz w:val="18"/>
+              </w:rPr>
+              <w:t>Well above knee</w:t>
+            </w:r>
+          </w:p>
+        </w:tc>
+        <w:tc>
+          <w:tcPr>
+            <w:tcW w:type="dxa" w:w="3402"/>
+            <w:tcBorders>
+              <w:top w:val="single" w:sz="4" w:space="0" w:color="CCCCCC"/>
+              <w:left w:val="single" w:sz="4" w:space="0" w:color="CCCCCC"/>
+              <w:bottom w:val="single" w:sz="4" w:space="0" w:color="CCCCCC"/>
+              <w:right w:val="single" w:sz="4" w:space="0" w:color="CCCCCC"/>
+            </w:tcBorders>
+          </w:tcPr>
+          <w:p>
+            <w:pPr>
+              <w:jc w:val="left"/>
+            </w:pPr>
+            <w:r>
+              <w:rPr>
+                <w:rFonts w:ascii="Calibri" w:hAnsi="Calibri"/>
+                <w:b w:val="0"/>
+                <w:i w:val="0"/>
+                <w:color w:val="C07000"/>
+                <w:sz w:val="18"/>
+              </w:rPr>
+              <w:t>MD moderate fault — script calls this 'insufficient'</w:t>
+            </w:r>
+          </w:p>
+        </w:tc>
+      </w:tr>
+      <w:tr>
+        <w:tc>
+          <w:tcPr>
+            <w:tcW w:type="dxa" w:w="1984"/>
+            <w:tcBorders>
+              <w:top w:val="single" w:sz="4" w:space="0" w:color="CCCCCC"/>
+              <w:left w:val="single" w:sz="4" w:space="0" w:color="CCCCCC"/>
+              <w:bottom w:val="single" w:sz="4" w:space="0" w:color="CCCCCC"/>
+              <w:right w:val="single" w:sz="4" w:space="0" w:color="CCCCCC"/>
+            </w:tcBorders>
+          </w:tcPr>
+          <w:p>
+            <w:pPr>
+              <w:jc w:val="left"/>
+            </w:pPr>
+            <w:r>
+              <w:rPr>
+                <w:rFonts w:ascii="Calibri" w:hAnsi="Calibri"/>
+                <w:b w:val="0"/>
+                <w:i w:val="0"/>
+                <w:color w:val="1C1C1C"/>
+                <w:sz w:val="18"/>
+              </w:rPr>
+              <w:t>Barely bent</w:t>
+            </w:r>
+          </w:p>
+        </w:tc>
+        <w:tc>
+          <w:tcPr>
+            <w:tcW w:type="dxa" w:w="2268"/>
+            <w:tcBorders>
+              <w:top w:val="single" w:sz="4" w:space="0" w:color="CCCCCC"/>
+              <w:left w:val="single" w:sz="4" w:space="0" w:color="CCCCCC"/>
+              <w:bottom w:val="single" w:sz="4" w:space="0" w:color="CCCCCC"/>
+              <w:right w:val="single" w:sz="4" w:space="0" w:color="CCCCCC"/>
+            </w:tcBorders>
+          </w:tcPr>
+          <w:p>
+            <w:pPr>
+              <w:jc w:val="left"/>
+            </w:pPr>
+            <w:r>
+              <w:rPr>
+                <w:rFonts w:ascii="Calibri" w:hAnsi="Calibri"/>
+                <w:b w:val="0"/>
+                <w:i w:val="0"/>
+                <w:color w:val="1C1C1C"/>
+                <w:sz w:val="18"/>
+              </w:rPr>
+              <w:t>&lt; 40°</w:t>
+            </w:r>
+          </w:p>
+        </w:tc>
+        <w:tc>
+          <w:tcPr>
+            <w:tcW w:type="dxa" w:w="2268"/>
+            <w:tcBorders>
+              <w:top w:val="single" w:sz="4" w:space="0" w:color="CCCCCC"/>
+              <w:left w:val="single" w:sz="4" w:space="0" w:color="CCCCCC"/>
+              <w:bottom w:val="single" w:sz="4" w:space="0" w:color="CCCCCC"/>
+              <w:right w:val="single" w:sz="4" w:space="0" w:color="CCCCCC"/>
+            </w:tcBorders>
+          </w:tcPr>
+          <w:p>
+            <w:pPr>
+              <w:jc w:val="left"/>
+            </w:pPr>
+            <w:r>
+              <w:rPr>
+                <w:rFonts w:ascii="Calibri" w:hAnsi="Calibri"/>
+                <w:b w:val="0"/>
+                <w:i w:val="0"/>
+                <w:color w:val="1C1C1C"/>
+                <w:sz w:val="18"/>
+              </w:rPr>
+              <w:t>140°+</w:t>
+            </w:r>
+          </w:p>
+        </w:tc>
+        <w:tc>
+          <w:tcPr>
+            <w:tcW w:type="dxa" w:w="1984"/>
+            <w:tcBorders>
+              <w:top w:val="single" w:sz="4" w:space="0" w:color="CCCCCC"/>
+              <w:left w:val="single" w:sz="4" w:space="0" w:color="CCCCCC"/>
+              <w:bottom w:val="single" w:sz="4" w:space="0" w:color="CCCCCC"/>
+              <w:right w:val="single" w:sz="4" w:space="0" w:color="CCCCCC"/>
+            </w:tcBorders>
+          </w:tcPr>
+          <w:p>
+            <w:pPr>
+              <w:jc w:val="left"/>
+            </w:pPr>
+            <w:r>
+              <w:rPr>
+                <w:rFonts w:ascii="Calibri" w:hAnsi="Calibri"/>
+                <w:b w:val="0"/>
+                <w:i w:val="0"/>
+                <w:color w:val="1C1C1C"/>
+                <w:sz w:val="18"/>
+              </w:rPr>
+              <w:t>No depth</w:t>
+            </w:r>
+          </w:p>
+        </w:tc>
+        <w:tc>
+          <w:tcPr>
+            <w:tcW w:type="dxa" w:w="3402"/>
+            <w:tcBorders>
+              <w:top w:val="single" w:sz="4" w:space="0" w:color="CCCCCC"/>
+              <w:left w:val="single" w:sz="4" w:space="0" w:color="CCCCCC"/>
+              <w:bottom w:val="single" w:sz="4" w:space="0" w:color="CCCCCC"/>
+              <w:right w:val="single" w:sz="4" w:space="0" w:color="CCCCCC"/>
+            </w:tcBorders>
+          </w:tcPr>
+          <w:p>
+            <w:pPr>
+              <w:jc w:val="left"/>
+            </w:pPr>
+            <w:r>
+              <w:rPr>
+                <w:rFonts w:ascii="Calibri" w:hAnsi="Calibri"/>
+                <w:b w:val="0"/>
+                <w:i w:val="0"/>
+                <w:color w:val="1C1C1C"/>
+                <w:sz w:val="18"/>
+              </w:rPr>
+              <w:t>MD severe fault</w:t>
+            </w:r>
+          </w:p>
+        </w:tc>
+      </w:tr>
+    </w:tbl>
+    <w:p>
+      <w:pPr>
+        <w:spacing w:after="80"/>
+      </w:pPr>
+    </w:p>
+    <w:p>
+      <w:pPr>
+        <w:spacing w:before="200" w:after="60"/>
+      </w:pPr>
+      <w:r>
+        <w:rPr>
+          <w:rFonts w:ascii="Calibri" w:hAnsi="Calibri"/>
+          <w:b/>
+          <w:i w:val="0"/>
+          <w:color w:val="1E5BA8"/>
+          <w:sz w:val="24"/>
+        </w:rPr>
+        <w:t>Gold standard video data — confirms MD thresholds</w:t>
+      </w:r>
+    </w:p>
+    <w:p>
+      <w:pPr>
+        <w:spacing w:before="20" w:after="80"/>
+      </w:pPr>
+      <w:r>
+        <w:rPr>
+          <w:rFonts w:ascii="Calibri" w:hAnsi="Calibri"/>
+          <w:b w:val="0"/>
+          <w:i w:val="0"/>
+          <w:color w:val="1C1C1C"/>
+          <w:sz w:val="20"/>
+        </w:rPr>
+        <w:t>From the three Kinetic gold standard reference videos (side_right camera, 15 reps total):</w:t>
+      </w:r>
+    </w:p>
+    <w:p>
+      <w:pPr>
+        <w:pStyle w:val="ListBullet"/>
+        <w:spacing w:before="20" w:after="40"/>
+        <w:ind w:left="227"/>
+      </w:pPr>
+      <w:r>
+        <w:rPr>
+          <w:rFonts w:ascii="Calibri" w:hAnsi="Calibri"/>
+          <w:b w:val="0"/>
+          <w:i w:val="0"/>
+          <w:color w:val="1C1C1C"/>
+          <w:sz w:val="20"/>
+        </w:rPr>
+        <w:t>Knee angles at bottom: ranged 2.57° to 47°+ — all within MD 'excellent' range (45–70°) or beyond</w:t>
+      </w:r>
+    </w:p>
+    <w:p>
+      <w:pPr>
+        <w:pStyle w:val="ListBullet"/>
+        <w:spacing w:before="20" w:after="40"/>
+        <w:ind w:left="227"/>
+      </w:pPr>
+      <w:r>
+        <w:rPr>
+          <w:rFonts w:ascii="Calibri" w:hAnsi="Calibri"/>
+          <w:b w:val="0"/>
+          <w:i w:val="0"/>
+          <w:color w:val="1C1C1C"/>
+          <w:sz w:val="20"/>
+        </w:rPr>
+        <w:t>Hip angles at bottom: ranged 33° to 63° — confirming deep hip flexion at full depth</w:t>
+      </w:r>
+    </w:p>
+    <w:p>
+      <w:pPr>
+        <w:pStyle w:val="ListBullet"/>
+        <w:spacing w:before="20" w:after="40"/>
+        <w:ind w:left="227"/>
+      </w:pPr>
+      <w:r>
+        <w:rPr>
+          <w:rFonts w:ascii="Calibri" w:hAnsi="Calibri"/>
+          <w:b w:val="0"/>
+          <w:i w:val="0"/>
+          <w:color w:val="1C1C1C"/>
+          <w:sz w:val="20"/>
+        </w:rPr>
+        <w:t>All reference sessions classified by the script as 'deep' ✓ — MD thresholds are correctly calibrated to this data</w:t>
+      </w:r>
+    </w:p>
+    <w:tbl>
+      <w:tblPr>
+        <w:tblStyle w:val="TableGrid"/>
+        <w:tblW w:type="auto" w:w="0"/>
+        <w:tblLook w:firstColumn="1" w:firstRow="1" w:lastColumn="0" w:lastRow="0" w:noHBand="0" w:noVBand="1" w:val="04A0"/>
+      </w:tblPr>
+      <w:tblGrid>
+        <w:gridCol w:w="9746"/>
+      </w:tblGrid>
+      <w:tr>
+        <w:tc>
+          <w:tcPr>
+            <w:tcW w:type="dxa" w:w="9746"/>
+            <w:shd w:val="clear" w:color="auto" w:fill="EEF4FF"/>
+            <w:tcBorders>
+              <w:top w:val="single" w:sz="6" w:space="0" w:color="AAAAAA"/>
+              <w:left w:val="single" w:sz="6" w:space="0" w:color="AAAAAA"/>
+              <w:bottom w:val="single" w:sz="6" w:space="0" w:color="AAAAAA"/>
+              <w:right w:val="single" w:sz="6" w:space="0" w:color="AAAAAA"/>
+            </w:tcBorders>
+          </w:tcPr>
+          <w:p>
+            <w:pPr>
+              <w:spacing w:before="40" w:after="40"/>
+            </w:pPr>
+            <w:r>
+              <w:rPr>
+                <w:rFonts w:ascii="Calibri" w:hAnsi="Calibri"/>
+                <w:b/>
+                <w:i w:val="0"/>
+                <w:color w:val="1E5BA8"/>
+                <w:sz w:val="20"/>
+              </w:rPr>
+              <w:t xml:space="preserve">Key insight:  </w:t>
+            </w:r>
+            <w:r>
+              <w:rPr>
+                <w:rFonts w:ascii="Calibri" w:hAnsi="Calibri"/>
+                <w:b w:val="0"/>
+                <w:i w:val="0"/>
+                <w:color w:val="1C1C1C"/>
+                <w:sz w:val="20"/>
+              </w:rPr>
+              <w:t>Real good-form goblet squats hit 2–47° knee angle at the bottom. The MD's 'excellent' threshold of 45–70° covers this range. The script's 'deep' threshold of ≤100° is 30–50° above where these reference squats actually land — confirming the script is far too lenient.</w:t>
+            </w:r>
+          </w:p>
+        </w:tc>
+      </w:tr>
+    </w:tbl>
+    <w:p>
+      <w:pPr>
+        <w:spacing w:after="80"/>
+      </w:pPr>
+    </w:p>
+    <w:p>
+      <w:pPr>
+        <w:spacing w:before="200" w:after="60"/>
+      </w:pPr>
+      <w:r>
+        <w:rPr>
+          <w:rFonts w:ascii="Calibri" w:hAnsi="Calibri"/>
+          <w:b/>
+          <w:i w:val="0"/>
+          <w:color w:val="1E5BA8"/>
+          <w:sz w:val="24"/>
+        </w:rPr>
+        <w:t>Camera angle effect on measured values</w:t>
+      </w:r>
+    </w:p>
+    <w:p>
+      <w:pPr>
+        <w:spacing w:before="20" w:after="80"/>
+      </w:pPr>
+      <w:r>
+        <w:rPr>
+          <w:rFonts w:ascii="Calibri" w:hAnsi="Calibri"/>
+          <w:b w:val="0"/>
+          <w:i w:val="0"/>
+          <w:color w:val="1C1C1C"/>
+          <w:sz w:val="20"/>
+        </w:rPr>
+        <w:t>Side camera: sagittal view gives accurate knee angle measurement. The interior angle reflects true 3D knee flexion.</w:t>
+      </w:r>
+    </w:p>
+    <w:p>
+      <w:pPr>
+        <w:spacing w:before="20" w:after="80"/>
+      </w:pPr>
+      <w:r>
+        <w:rPr>
+          <w:rFonts w:ascii="Calibri" w:hAnsi="Calibri"/>
+          <w:b w:val="0"/>
+          <w:i w:val="0"/>
+          <w:color w:val="1C1C1C"/>
+          <w:sz w:val="20"/>
+        </w:rPr>
+        <w:t>Front camera: 2D projection foreshortens the knee angle — the same physical depth appears as a larger interior angle from the front. This is why the MD has different thresholds for front (65–90° excellent) vs side (45–70° excellent) — both represent 'full depth' but the front camera reading is systematically higher.</w:t>
+      </w:r>
+    </w:p>
+    <w:p>
+      <w:pPr>
+        <w:spacing w:before="20" w:after="80"/>
+      </w:pPr>
+      <w:r>
+        <w:rPr>
+          <w:rFonts w:ascii="Calibri" w:hAnsi="Calibri"/>
+          <w:b w:val="0"/>
+          <w:i w:val="0"/>
+          <w:color w:val="1C1C1C"/>
+          <w:sz w:val="20"/>
+        </w:rPr>
+        <w:t>Front camera also produces hip angle data (hip_angle_at_bottom) but the MD uses knee angle for its front camera grading. Both are valid depth signals but they are not interchangeable.</w:t>
+      </w:r>
+    </w:p>
+    <w:p>
+      <w:pPr>
+        <w:spacing w:before="120" w:after="120"/>
+        <w:pBdr>
+          <w:bottom w:val="single" w:sz="6" w:space="1" w:color="1E5BA8"/>
+        </w:pBdr>
+      </w:pPr>
+    </w:p>
+    <w:p>
+      <w:pPr>
+        <w:spacing w:before="320" w:after="80"/>
+      </w:pPr>
+      <w:r>
+        <w:rPr>
+          <w:rFonts w:ascii="Calibri" w:hAnsi="Calibri"/>
+          <w:b/>
+          <w:i w:val="0"/>
+          <w:color w:val="0F274D"/>
+          <w:sz w:val="30"/>
+        </w:rPr>
+        <w:t>Recommended new thresholds</w:t>
+      </w:r>
+    </w:p>
+    <w:p>
+      <w:pPr>
+        <w:spacing w:before="200" w:after="60"/>
+      </w:pPr>
+      <w:r>
+        <w:rPr>
+          <w:rFonts w:ascii="Calibri" w:hAnsi="Calibri"/>
+          <w:b/>
+          <w:i w:val="0"/>
+          <w:color w:val="1E5BA8"/>
+          <w:sz w:val="24"/>
+        </w:rPr>
+        <w:t>Side camera — knee angle (reliable)</w:t>
+      </w:r>
+    </w:p>
+    <w:tbl>
+      <w:tblPr>
+        <w:tblStyle w:val="TableGrid"/>
+        <w:tblW w:type="auto" w:w="0"/>
+        <w:tblLook w:firstColumn="1" w:firstRow="1" w:lastColumn="0" w:lastRow="0" w:noHBand="0" w:noVBand="1" w:val="04A0"/>
+      </w:tblPr>
+      <w:tblGrid>
+        <w:gridCol w:w="2436"/>
+        <w:gridCol w:w="2436"/>
+        <w:gridCol w:w="2436"/>
+        <w:gridCol w:w="2436"/>
+      </w:tblGrid>
+      <w:tr>
+        <w:tc>
+          <w:tcPr>
+            <w:tcW w:type="dxa" w:w="2268"/>
+            <w:shd w:val="clear" w:color="auto" w:fill="0F274D"/>
+            <w:tcBorders>
+              <w:top w:val="single" w:sz="4" w:space="0" w:color="FFFFFF"/>
+              <w:left w:val="single" w:sz="4" w:space="0" w:color="FFFFFF"/>
+              <w:bottom w:val="single" w:sz="4" w:space="0" w:color="FFFFFF"/>
+              <w:right w:val="single" w:sz="4" w:space="0" w:color="FFFFFF"/>
+            </w:tcBorders>
+          </w:tcPr>
+          <w:p>
+            <w:pPr>
+              <w:jc w:val="center"/>
+            </w:pPr>
+            <w:r>
+              <w:rPr>
+                <w:rFonts w:ascii="Calibri" w:hAnsi="Calibri"/>
+                <w:b/>
+                <w:i w:val="0"/>
+                <w:color w:val="FFFFFF"/>
+                <w:sz w:val="18"/>
+              </w:rPr>
+              <w:t>New classification</w:t>
+            </w:r>
+          </w:p>
+        </w:tc>
+        <w:tc>
+          <w:tcPr>
+            <w:tcW w:type="dxa" w:w="2268"/>
+            <w:shd w:val="clear" w:color="auto" w:fill="0F274D"/>
+            <w:tcBorders>
+              <w:top w:val="single" w:sz="4" w:space="0" w:color="FFFFFF"/>
+              <w:left w:val="single" w:sz="4" w:space="0" w:color="FFFFFF"/>
+              <w:bottom w:val="single" w:sz="4" w:space="0" w:color="FFFFFF"/>
+              <w:right w:val="single" w:sz="4" w:space="0" w:color="FFFFFF"/>
+            </w:tcBorders>
+          </w:tcPr>
+          <w:p>
+            <w:pPr>
+              <w:jc w:val="center"/>
+            </w:pPr>
+            <w:r>
+              <w:rPr>
+                <w:rFonts w:ascii="Calibri" w:hAnsi="Calibri"/>
+                <w:b/>
+                <w:i w:val="0"/>
+                <w:color w:val="FFFFFF"/>
+                <w:sz w:val="18"/>
+              </w:rPr>
+              <w:t>Knee angle (interior)</w:t>
+            </w:r>
+          </w:p>
+        </w:tc>
+        <w:tc>
+          <w:tcPr>
+            <w:tcW w:type="dxa" w:w="2835"/>
+            <w:shd w:val="clear" w:color="auto" w:fill="0F274D"/>
+            <w:tcBorders>
+              <w:top w:val="single" w:sz="4" w:space="0" w:color="FFFFFF"/>
+              <w:left w:val="single" w:sz="4" w:space="0" w:color="FFFFFF"/>
+              <w:bottom w:val="single" w:sz="4" w:space="0" w:color="FFFFFF"/>
+              <w:right w:val="single" w:sz="4" w:space="0" w:color="FFFFFF"/>
+            </w:tcBorders>
+          </w:tcPr>
+          <w:p>
+            <w:pPr>
+              <w:jc w:val="center"/>
+            </w:pPr>
+            <w:r>
+              <w:rPr>
+                <w:rFonts w:ascii="Calibri" w:hAnsi="Calibri"/>
+                <w:b/>
+                <w:i w:val="0"/>
+                <w:color w:val="FFFFFF"/>
+                <w:sz w:val="18"/>
+              </w:rPr>
+              <w:t>MD alignment</w:t>
+            </w:r>
+          </w:p>
+        </w:tc>
+        <w:tc>
+          <w:tcPr>
+            <w:tcW w:type="dxa" w:w="2268"/>
+            <w:shd w:val="clear" w:color="auto" w:fill="0F274D"/>
+            <w:tcBorders>
+              <w:top w:val="single" w:sz="4" w:space="0" w:color="FFFFFF"/>
+              <w:left w:val="single" w:sz="4" w:space="0" w:color="FFFFFF"/>
+              <w:bottom w:val="single" w:sz="4" w:space="0" w:color="FFFFFF"/>
+              <w:right w:val="single" w:sz="4" w:space="0" w:color="FFFFFF"/>
+            </w:tcBorders>
+          </w:tcPr>
+          <w:p>
+            <w:pPr>
+              <w:jc w:val="center"/>
+            </w:pPr>
+            <w:r>
+              <w:rPr>
+                <w:rFonts w:ascii="Calibri" w:hAnsi="Calibri"/>
+                <w:b/>
+                <w:i w:val="0"/>
+                <w:color w:val="FFFFFF"/>
+                <w:sz w:val="18"/>
+              </w:rPr>
+              <w:t>Meaning</w:t>
+            </w:r>
+          </w:p>
+        </w:tc>
+      </w:tr>
+      <w:tr>
+        <w:tc>
+          <w:tcPr>
+            <w:tcW w:type="dxa" w:w="2268"/>
+            <w:shd w:val="clear" w:color="auto" w:fill="E0F4E8"/>
+            <w:tcBorders>
+              <w:top w:val="single" w:sz="4" w:space="0" w:color="CCCCCC"/>
+              <w:left w:val="single" w:sz="4" w:space="0" w:color="CCCCCC"/>
+              <w:bottom w:val="single" w:sz="4" w:space="0" w:color="CCCCCC"/>
+              <w:right w:val="single" w:sz="4" w:space="0" w:color="CCCCCC"/>
+            </w:tcBorders>
+          </w:tcPr>
+          <w:p>
+            <w:pPr>
+              <w:jc w:val="left"/>
+            </w:pPr>
+            <w:r>
+              <w:rPr>
+                <w:rFonts w:ascii="Calibri" w:hAnsi="Calibri"/>
+                <w:b w:val="0"/>
+                <w:i w:val="0"/>
+                <w:color w:val="1A6E2E"/>
+                <w:sz w:val="18"/>
+              </w:rPr>
+              <w:t>adequate_depth</w:t>
+            </w:r>
+          </w:p>
+        </w:tc>
+        <w:tc>
+          <w:tcPr>
+            <w:tcW w:type="dxa" w:w="2268"/>
+            <w:tcBorders>
+              <w:top w:val="single" w:sz="4" w:space="0" w:color="CCCCCC"/>
+              <w:left w:val="single" w:sz="4" w:space="0" w:color="CCCCCC"/>
+              <w:bottom w:val="single" w:sz="4" w:space="0" w:color="CCCCCC"/>
+              <w:right w:val="single" w:sz="4" w:space="0" w:color="CCCCCC"/>
+            </w:tcBorders>
+          </w:tcPr>
+          <w:p>
+            <w:pPr>
+              <w:jc w:val="left"/>
+            </w:pPr>
+            <w:r>
+              <w:rPr>
+                <w:rFonts w:ascii="Calibri" w:hAnsi="Calibri"/>
+                <w:b w:val="0"/>
+                <w:i w:val="0"/>
+                <w:color w:val="1C1C1C"/>
+                <w:sz w:val="18"/>
+              </w:rPr>
+              <w:t>≤ 90°</w:t>
+            </w:r>
+          </w:p>
+        </w:tc>
+        <w:tc>
+          <w:tcPr>
+            <w:tcW w:type="dxa" w:w="2835"/>
+            <w:tcBorders>
+              <w:top w:val="single" w:sz="4" w:space="0" w:color="CCCCCC"/>
+              <w:left w:val="single" w:sz="4" w:space="0" w:color="CCCCCC"/>
+              <w:bottom w:val="single" w:sz="4" w:space="0" w:color="CCCCCC"/>
+              <w:right w:val="single" w:sz="4" w:space="0" w:color="CCCCCC"/>
+            </w:tcBorders>
+          </w:tcPr>
+          <w:p>
+            <w:pPr>
+              <w:jc w:val="left"/>
+            </w:pPr>
+            <w:r>
+              <w:rPr>
+                <w:rFonts w:ascii="Calibri" w:hAnsi="Calibri"/>
+                <w:b w:val="0"/>
+                <w:i w:val="0"/>
+                <w:color w:val="1C1C1C"/>
+                <w:sz w:val="18"/>
+              </w:rPr>
+              <w:t>MD excellent + good (45–90°)</w:t>
+            </w:r>
+          </w:p>
+        </w:tc>
+        <w:tc>
+          <w:tcPr>
+            <w:tcW w:type="dxa" w:w="2268"/>
+            <w:tcBorders>
+              <w:top w:val="single" w:sz="4" w:space="0" w:color="CCCCCC"/>
+              <w:left w:val="single" w:sz="4" w:space="0" w:color="CCCCCC"/>
+              <w:bottom w:val="single" w:sz="4" w:space="0" w:color="CCCCCC"/>
+              <w:right w:val="single" w:sz="4" w:space="0" w:color="CCCCCC"/>
+            </w:tcBorders>
+          </w:tcPr>
+          <w:p>
+            <w:pPr>
+              <w:jc w:val="left"/>
+            </w:pPr>
+            <w:r>
+              <w:rPr>
+                <w:rFonts w:ascii="Calibri" w:hAnsi="Calibri"/>
+                <w:b w:val="0"/>
+                <w:i w:val="0"/>
+                <w:color w:val="1C1C1C"/>
+                <w:sz w:val="18"/>
+              </w:rPr>
+              <w:t>Hip at or below knee</w:t>
+            </w:r>
+          </w:p>
+        </w:tc>
+      </w:tr>
+      <w:tr>
+        <w:tc>
+          <w:tcPr>
+            <w:tcW w:type="dxa" w:w="2268"/>
+            <w:shd w:val="clear" w:color="auto" w:fill="FFF3CD"/>
+            <w:tcBorders>
+              <w:top w:val="single" w:sz="4" w:space="0" w:color="CCCCCC"/>
+              <w:left w:val="single" w:sz="4" w:space="0" w:color="CCCCCC"/>
+              <w:bottom w:val="single" w:sz="4" w:space="0" w:color="CCCCCC"/>
+              <w:right w:val="single" w:sz="4" w:space="0" w:color="CCCCCC"/>
+            </w:tcBorders>
+          </w:tcPr>
+          <w:p>
+            <w:pPr>
+              <w:jc w:val="left"/>
+            </w:pPr>
+            <w:r>
+              <w:rPr>
+                <w:rFonts w:ascii="Calibri" w:hAnsi="Calibri"/>
+                <w:b w:val="0"/>
+                <w:i w:val="0"/>
+                <w:color w:val="C07000"/>
+                <w:sz w:val="18"/>
+              </w:rPr>
+              <w:t>above_parallel</w:t>
+            </w:r>
+          </w:p>
+        </w:tc>
+        <w:tc>
+          <w:tcPr>
+            <w:tcW w:type="dxa" w:w="2268"/>
+            <w:tcBorders>
+              <w:top w:val="single" w:sz="4" w:space="0" w:color="CCCCCC"/>
+              <w:left w:val="single" w:sz="4" w:space="0" w:color="CCCCCC"/>
+              <w:bottom w:val="single" w:sz="4" w:space="0" w:color="CCCCCC"/>
+              <w:right w:val="single" w:sz="4" w:space="0" w:color="CCCCCC"/>
+            </w:tcBorders>
+          </w:tcPr>
+          <w:p>
+            <w:pPr>
+              <w:jc w:val="left"/>
+            </w:pPr>
+            <w:r>
+              <w:rPr>
+                <w:rFonts w:ascii="Calibri" w:hAnsi="Calibri"/>
+                <w:b w:val="0"/>
+                <w:i w:val="0"/>
+                <w:color w:val="1C1C1C"/>
+                <w:sz w:val="18"/>
+              </w:rPr>
+              <w:t>91–110°</w:t>
+            </w:r>
+          </w:p>
+        </w:tc>
+        <w:tc>
+          <w:tcPr>
+            <w:tcW w:type="dxa" w:w="2835"/>
+            <w:tcBorders>
+              <w:top w:val="single" w:sz="4" w:space="0" w:color="CCCCCC"/>
+              <w:left w:val="single" w:sz="4" w:space="0" w:color="CCCCCC"/>
+              <w:bottom w:val="single" w:sz="4" w:space="0" w:color="CCCCCC"/>
+              <w:right w:val="single" w:sz="4" w:space="0" w:color="CCCCCC"/>
+            </w:tcBorders>
+          </w:tcPr>
+          <w:p>
+            <w:pPr>
+              <w:jc w:val="left"/>
+            </w:pPr>
+            <w:r>
+              <w:rPr>
+                <w:rFonts w:ascii="Calibri" w:hAnsi="Calibri"/>
+                <w:b w:val="0"/>
+                <w:i w:val="0"/>
+                <w:color w:val="1C1C1C"/>
+                <w:sz w:val="18"/>
+              </w:rPr>
+              <w:t>MD mild fault (90–110°)</w:t>
+            </w:r>
+          </w:p>
+        </w:tc>
+        <w:tc>
+          <w:tcPr>
+            <w:tcW w:type="dxa" w:w="2268"/>
+            <w:tcBorders>
+              <w:top w:val="single" w:sz="4" w:space="0" w:color="CCCCCC"/>
+              <w:left w:val="single" w:sz="4" w:space="0" w:color="CCCCCC"/>
+              <w:bottom w:val="single" w:sz="4" w:space="0" w:color="CCCCCC"/>
+              <w:right w:val="single" w:sz="4" w:space="0" w:color="CCCCCC"/>
+            </w:tcBorders>
+          </w:tcPr>
+          <w:p>
+            <w:pPr>
+              <w:jc w:val="left"/>
+            </w:pPr>
+            <w:r>
+              <w:rPr>
+                <w:rFonts w:ascii="Calibri" w:hAnsi="Calibri"/>
+                <w:b w:val="0"/>
+                <w:i w:val="0"/>
+                <w:color w:val="1C1C1C"/>
+                <w:sz w:val="18"/>
+              </w:rPr>
+              <w:t>Hip above knee — depth fault</w:t>
+            </w:r>
+          </w:p>
+        </w:tc>
+      </w:tr>
+      <w:tr>
+        <w:tc>
+          <w:tcPr>
+            <w:tcW w:type="dxa" w:w="2268"/>
+            <w:shd w:val="clear" w:color="auto" w:fill="F8D0D0"/>
+            <w:tcBorders>
+              <w:top w:val="single" w:sz="4" w:space="0" w:color="CCCCCC"/>
+              <w:left w:val="single" w:sz="4" w:space="0" w:color="CCCCCC"/>
+              <w:bottom w:val="single" w:sz="4" w:space="0" w:color="CCCCCC"/>
+              <w:right w:val="single" w:sz="4" w:space="0" w:color="CCCCCC"/>
+            </w:tcBorders>
+          </w:tcPr>
+          <w:p>
+            <w:pPr>
+              <w:jc w:val="left"/>
+            </w:pPr>
+            <w:r>
+              <w:rPr>
+                <w:rFonts w:ascii="Calibri" w:hAnsi="Calibri"/>
+                <w:b w:val="0"/>
+                <w:i w:val="0"/>
+                <w:color w:val="C02020"/>
+                <w:sz w:val="18"/>
+              </w:rPr>
+              <w:t>insufficient</w:t>
+            </w:r>
+          </w:p>
+        </w:tc>
+        <w:tc>
+          <w:tcPr>
+            <w:tcW w:type="dxa" w:w="2268"/>
+            <w:tcBorders>
+              <w:top w:val="single" w:sz="4" w:space="0" w:color="CCCCCC"/>
+              <w:left w:val="single" w:sz="4" w:space="0" w:color="CCCCCC"/>
+              <w:bottom w:val="single" w:sz="4" w:space="0" w:color="CCCCCC"/>
+              <w:right w:val="single" w:sz="4" w:space="0" w:color="CCCCCC"/>
+            </w:tcBorders>
+          </w:tcPr>
+          <w:p>
+            <w:pPr>
+              <w:jc w:val="left"/>
+            </w:pPr>
+            <w:r>
+              <w:rPr>
+                <w:rFonts w:ascii="Calibri" w:hAnsi="Calibri"/>
+                <w:b w:val="0"/>
+                <w:i w:val="0"/>
+                <w:color w:val="1C1C1C"/>
+                <w:sz w:val="18"/>
+              </w:rPr>
+              <w:t>&gt; 110°</w:t>
+            </w:r>
+          </w:p>
+        </w:tc>
+        <w:tc>
+          <w:tcPr>
+            <w:tcW w:type="dxa" w:w="2835"/>
+            <w:tcBorders>
+              <w:top w:val="single" w:sz="4" w:space="0" w:color="CCCCCC"/>
+              <w:left w:val="single" w:sz="4" w:space="0" w:color="CCCCCC"/>
+              <w:bottom w:val="single" w:sz="4" w:space="0" w:color="CCCCCC"/>
+              <w:right w:val="single" w:sz="4" w:space="0" w:color="CCCCCC"/>
+            </w:tcBorders>
+          </w:tcPr>
+          <w:p>
+            <w:pPr>
+              <w:jc w:val="left"/>
+            </w:pPr>
+            <w:r>
+              <w:rPr>
+                <w:rFonts w:ascii="Calibri" w:hAnsi="Calibri"/>
+                <w:b w:val="0"/>
+                <w:i w:val="0"/>
+                <w:color w:val="1C1C1C"/>
+                <w:sz w:val="18"/>
+              </w:rPr>
+              <w:t>MD moderate + severe (110°+)</w:t>
+            </w:r>
+          </w:p>
+        </w:tc>
+        <w:tc>
+          <w:tcPr>
+            <w:tcW w:type="dxa" w:w="2268"/>
+            <w:tcBorders>
+              <w:top w:val="single" w:sz="4" w:space="0" w:color="CCCCCC"/>
+              <w:left w:val="single" w:sz="4" w:space="0" w:color="CCCCCC"/>
+              <w:bottom w:val="single" w:sz="4" w:space="0" w:color="CCCCCC"/>
+              <w:right w:val="single" w:sz="4" w:space="0" w:color="CCCCCC"/>
+            </w:tcBorders>
+          </w:tcPr>
+          <w:p>
+            <w:pPr>
+              <w:jc w:val="left"/>
+            </w:pPr>
+            <w:r>
+              <w:rPr>
+                <w:rFonts w:ascii="Calibri" w:hAnsi="Calibri"/>
+                <w:b w:val="0"/>
+                <w:i w:val="0"/>
+                <w:color w:val="1C1C1C"/>
+                <w:sz w:val="18"/>
+              </w:rPr>
+              <w:t>Quarter squat or worse</w:t>
+            </w:r>
+          </w:p>
+        </w:tc>
+      </w:tr>
+    </w:tbl>
+    <w:p>
+      <w:pPr>
+        <w:spacing w:after="80"/>
+      </w:pPr>
+    </w:p>
+    <w:p>
+      <w:pPr>
+        <w:spacing w:before="20" w:after="80"/>
+      </w:pPr>
+      <w:r>
+        <w:rPr>
+          <w:rFonts w:ascii="Calibri" w:hAnsi="Calibri"/>
+          <w:b w:val="0"/>
+          <w:i w:val="0"/>
+          <w:color w:val="C07000"/>
+          <w:sz w:val="19"/>
+        </w:rPr>
+        <w:t>depth_insufficient_flag = True when knee angle &gt; 110° (same threshold, but script should also surface 'above_parallel' as a separate warning flag).</w:t>
+      </w:r>
+    </w:p>
+    <w:p>
+      <w:pPr>
+        <w:spacing w:before="200" w:after="60"/>
+      </w:pPr>
+      <w:r>
+        <w:rPr>
+          <w:rFonts w:ascii="Calibri" w:hAnsi="Calibri"/>
+          <w:b/>
+          <w:i w:val="0"/>
+          <w:color w:val="1E5BA8"/>
+          <w:sz w:val="24"/>
+        </w:rPr>
+        <w:t>Front camera — decision required</w:t>
+      </w:r>
+    </w:p>
+    <w:tbl>
+      <w:tblPr>
+        <w:tblStyle w:val="TableGrid"/>
+        <w:tblW w:type="auto" w:w="0"/>
+        <w:tblLook w:firstColumn="1" w:firstRow="1" w:lastColumn="0" w:lastRow="0" w:noHBand="0" w:noVBand="1" w:val="04A0"/>
+      </w:tblPr>
+      <w:tblGrid>
+        <w:gridCol w:w="9746"/>
+      </w:tblGrid>
+      <w:tr>
+        <w:tc>
+          <w:tcPr>
+            <w:tcW w:type="dxa" w:w="9746"/>
+            <w:shd w:val="clear" w:color="auto" w:fill="FFF3CD"/>
+            <w:tcBorders>
+              <w:top w:val="single" w:sz="6" w:space="0" w:color="AAAAAA"/>
+              <w:left w:val="single" w:sz="6" w:space="0" w:color="AAAAAA"/>
+              <w:bottom w:val="single" w:sz="6" w:space="0" w:color="AAAAAA"/>
+              <w:right w:val="single" w:sz="6" w:space="0" w:color="AAAAAA"/>
+            </w:tcBorders>
+          </w:tcPr>
+          <w:p>
+            <w:pPr>
+              <w:spacing w:before="40" w:after="40"/>
+            </w:pPr>
+            <w:r>
+              <w:rPr>
+                <w:rFonts w:ascii="Calibri" w:hAnsi="Calibri"/>
+                <w:b/>
+                <w:i w:val="0"/>
+                <w:color w:val="C07000"/>
+                <w:sz w:val="20"/>
+              </w:rPr>
+              <w:t xml:space="preserve">Decision needed:  </w:t>
+            </w:r>
+            <w:r>
+              <w:rPr>
+                <w:rFonts w:ascii="Calibri" w:hAnsi="Calibri"/>
+                <w:b w:val="0"/>
+                <w:i w:val="0"/>
+                <w:color w:val="1C1C1C"/>
+                <w:sz w:val="20"/>
+              </w:rPr>
+              <w:t>The biomechanics script uses HIP angle for front camera depth. The MD uses KNEE angle. Two options — need to agree before updating files.</w:t>
+            </w:r>
+          </w:p>
+        </w:tc>
+      </w:tr>
+    </w:tbl>
+    <w:p>
+      <w:pPr>
+        <w:spacing w:after="80"/>
+      </w:pPr>
+    </w:p>
+    <w:p>
+      <w:pPr>
+        <w:spacing w:before="20" w:after="80"/>
+      </w:pPr>
+      <w:r>
+        <w:rPr>
+          <w:rFonts w:ascii="Calibri" w:hAnsi="Calibri"/>
+          <w:b w:val="0"/>
+          <w:i w:val="0"/>
+          <w:color w:val="1C1C1C"/>
+          <w:sz w:val="20"/>
+        </w:rPr>
+        <w:t>Option A — Switch front camera to knee angle (recommended — consistent with MD):</w:t>
+      </w:r>
+    </w:p>
+    <w:tbl>
+      <w:tblPr>
+        <w:tblStyle w:val="TableGrid"/>
+        <w:tblW w:type="auto" w:w="0"/>
+        <w:tblLook w:firstColumn="1" w:firstRow="1" w:lastColumn="0" w:lastRow="0" w:noHBand="0" w:noVBand="1" w:val="04A0"/>
+      </w:tblPr>
+      <w:tblGrid>
+        <w:gridCol w:w="3249"/>
+        <w:gridCol w:w="3249"/>
+        <w:gridCol w:w="3249"/>
+      </w:tblGrid>
+      <w:tr>
+        <w:tc>
+          <w:tcPr>
+            <w:tcW w:type="dxa" w:w="2268"/>
+            <w:shd w:val="clear" w:color="auto" w:fill="0F274D"/>
+            <w:tcBorders>
+              <w:top w:val="single" w:sz="4" w:space="0" w:color="FFFFFF"/>
+              <w:left w:val="single" w:sz="4" w:space="0" w:color="FFFFFF"/>
+              <w:bottom w:val="single" w:sz="4" w:space="0" w:color="FFFFFF"/>
+              <w:right w:val="single" w:sz="4" w:space="0" w:color="FFFFFF"/>
+            </w:tcBorders>
+          </w:tcPr>
+          <w:p>
+            <w:pPr>
+              <w:jc w:val="center"/>
+            </w:pPr>
+            <w:r>
+              <w:rPr>
+                <w:rFonts w:ascii="Calibri" w:hAnsi="Calibri"/>
+                <w:b/>
+                <w:i w:val="0"/>
+                <w:color w:val="FFFFFF"/>
+                <w:sz w:val="18"/>
+              </w:rPr>
+              <w:t>Classification</w:t>
+            </w:r>
+          </w:p>
+        </w:tc>
+        <w:tc>
+          <w:tcPr>
+            <w:tcW w:type="dxa" w:w="2551"/>
+            <w:shd w:val="clear" w:color="auto" w:fill="0F274D"/>
+            <w:tcBorders>
+              <w:top w:val="single" w:sz="4" w:space="0" w:color="FFFFFF"/>
+              <w:left w:val="single" w:sz="4" w:space="0" w:color="FFFFFF"/>
+              <w:bottom w:val="single" w:sz="4" w:space="0" w:color="FFFFFF"/>
+              <w:right w:val="single" w:sz="4" w:space="0" w:color="FFFFFF"/>
+            </w:tcBorders>
+          </w:tcPr>
+          <w:p>
+            <w:pPr>
+              <w:jc w:val="center"/>
+            </w:pPr>
+            <w:r>
+              <w:rPr>
+                <w:rFonts w:ascii="Calibri" w:hAnsi="Calibri"/>
+                <w:b/>
+                <w:i w:val="0"/>
+                <w:color w:val="FFFFFF"/>
+                <w:sz w:val="18"/>
+              </w:rPr>
+              <w:t>Knee angle (interior)</w:t>
+            </w:r>
+          </w:p>
+        </w:tc>
+        <w:tc>
+          <w:tcPr>
+            <w:tcW w:type="dxa" w:w="4819"/>
+            <w:shd w:val="clear" w:color="auto" w:fill="0F274D"/>
+            <w:tcBorders>
+              <w:top w:val="single" w:sz="4" w:space="0" w:color="FFFFFF"/>
+              <w:left w:val="single" w:sz="4" w:space="0" w:color="FFFFFF"/>
+              <w:bottom w:val="single" w:sz="4" w:space="0" w:color="FFFFFF"/>
+              <w:right w:val="single" w:sz="4" w:space="0" w:color="FFFFFF"/>
+            </w:tcBorders>
+          </w:tcPr>
+          <w:p>
+            <w:pPr>
+              <w:jc w:val="center"/>
+            </w:pPr>
+            <w:r>
+              <w:rPr>
+                <w:rFonts w:ascii="Calibri" w:hAnsi="Calibri"/>
+                <w:b/>
+                <w:i w:val="0"/>
+                <w:color w:val="FFFFFF"/>
+                <w:sz w:val="18"/>
+              </w:rPr>
+              <w:t>MD alignment</w:t>
+            </w:r>
+          </w:p>
+        </w:tc>
+      </w:tr>
+      <w:tr>
+        <w:tc>
+          <w:tcPr>
+            <w:tcW w:type="dxa" w:w="2268"/>
+            <w:shd w:val="clear" w:color="auto" w:fill="E0F4E8"/>
+            <w:tcBorders>
+              <w:top w:val="single" w:sz="4" w:space="0" w:color="CCCCCC"/>
+              <w:left w:val="single" w:sz="4" w:space="0" w:color="CCCCCC"/>
+              <w:bottom w:val="single" w:sz="4" w:space="0" w:color="CCCCCC"/>
+              <w:right w:val="single" w:sz="4" w:space="0" w:color="CCCCCC"/>
+            </w:tcBorders>
+          </w:tcPr>
+          <w:p>
+            <w:pPr>
+              <w:jc w:val="left"/>
+            </w:pPr>
+            <w:r>
+              <w:rPr>
+                <w:rFonts w:ascii="Calibri" w:hAnsi="Calibri"/>
+                <w:b w:val="0"/>
+                <w:i w:val="0"/>
+                <w:color w:val="1A6E2E"/>
+                <w:sz w:val="18"/>
+              </w:rPr>
+              <w:t>adequate_depth</w:t>
+            </w:r>
+          </w:p>
+        </w:tc>
+        <w:tc>
+          <w:tcPr>
+            <w:tcW w:type="dxa" w:w="2551"/>
+            <w:tcBorders>
+              <w:top w:val="single" w:sz="4" w:space="0" w:color="CCCCCC"/>
+              <w:left w:val="single" w:sz="4" w:space="0" w:color="CCCCCC"/>
+              <w:bottom w:val="single" w:sz="4" w:space="0" w:color="CCCCCC"/>
+              <w:right w:val="single" w:sz="4" w:space="0" w:color="CCCCCC"/>
+            </w:tcBorders>
+          </w:tcPr>
+          <w:p>
+            <w:pPr>
+              <w:jc w:val="left"/>
+            </w:pPr>
+            <w:r>
+              <w:rPr>
+                <w:rFonts w:ascii="Calibri" w:hAnsi="Calibri"/>
+                <w:b w:val="0"/>
+                <w:i w:val="0"/>
+                <w:color w:val="1C1C1C"/>
+                <w:sz w:val="18"/>
+              </w:rPr>
+              <w:t>≤ 105°</w:t>
+            </w:r>
+          </w:p>
+        </w:tc>
+        <w:tc>
+          <w:tcPr>
+            <w:tcW w:type="dxa" w:w="4819"/>
+            <w:tcBorders>
+              <w:top w:val="single" w:sz="4" w:space="0" w:color="CCCCCC"/>
+              <w:left w:val="single" w:sz="4" w:space="0" w:color="CCCCCC"/>
+              <w:bottom w:val="single" w:sz="4" w:space="0" w:color="CCCCCC"/>
+              <w:right w:val="single" w:sz="4" w:space="0" w:color="CCCCCC"/>
+            </w:tcBorders>
+          </w:tcPr>
+          <w:p>
+            <w:pPr>
+              <w:jc w:val="left"/>
+            </w:pPr>
+            <w:r>
+              <w:rPr>
+                <w:rFonts w:ascii="Calibri" w:hAnsi="Calibri"/>
+                <w:b w:val="0"/>
+                <w:i w:val="0"/>
+                <w:color w:val="1C1C1C"/>
+                <w:sz w:val="18"/>
+              </w:rPr>
+              <w:t>MD excellent + good (65–105°)</w:t>
+            </w:r>
+          </w:p>
+        </w:tc>
+      </w:tr>
+      <w:tr>
+        <w:tc>
+          <w:tcPr>
+            <w:tcW w:type="dxa" w:w="2268"/>
+            <w:shd w:val="clear" w:color="auto" w:fill="FFF3CD"/>
+            <w:tcBorders>
+              <w:top w:val="single" w:sz="4" w:space="0" w:color="CCCCCC"/>
+              <w:left w:val="single" w:sz="4" w:space="0" w:color="CCCCCC"/>
+              <w:bottom w:val="single" w:sz="4" w:space="0" w:color="CCCCCC"/>
+              <w:right w:val="single" w:sz="4" w:space="0" w:color="CCCCCC"/>
+            </w:tcBorders>
+          </w:tcPr>
+          <w:p>
+            <w:pPr>
+              <w:jc w:val="left"/>
+            </w:pPr>
+            <w:r>
+              <w:rPr>
+                <w:rFonts w:ascii="Calibri" w:hAnsi="Calibri"/>
+                <w:b w:val="0"/>
+                <w:i w:val="0"/>
+                <w:color w:val="C07000"/>
+                <w:sz w:val="18"/>
+              </w:rPr>
+              <w:t>above_parallel</w:t>
+            </w:r>
+          </w:p>
+        </w:tc>
+        <w:tc>
+          <w:tcPr>
+            <w:tcW w:type="dxa" w:w="2551"/>
+            <w:tcBorders>
+              <w:top w:val="single" w:sz="4" w:space="0" w:color="CCCCCC"/>
+              <w:left w:val="single" w:sz="4" w:space="0" w:color="CCCCCC"/>
+              <w:bottom w:val="single" w:sz="4" w:space="0" w:color="CCCCCC"/>
+              <w:right w:val="single" w:sz="4" w:space="0" w:color="CCCCCC"/>
+            </w:tcBorders>
+          </w:tcPr>
+          <w:p>
+            <w:pPr>
+              <w:jc w:val="left"/>
+            </w:pPr>
+            <w:r>
+              <w:rPr>
+                <w:rFonts w:ascii="Calibri" w:hAnsi="Calibri"/>
+                <w:b w:val="0"/>
+                <w:i w:val="0"/>
+                <w:color w:val="1C1C1C"/>
+                <w:sz w:val="18"/>
+              </w:rPr>
+              <w:t>106–115°</w:t>
+            </w:r>
+          </w:p>
+        </w:tc>
+        <w:tc>
+          <w:tcPr>
+            <w:tcW w:type="dxa" w:w="4819"/>
+            <w:tcBorders>
+              <w:top w:val="single" w:sz="4" w:space="0" w:color="CCCCCC"/>
+              <w:left w:val="single" w:sz="4" w:space="0" w:color="CCCCCC"/>
+              <w:bottom w:val="single" w:sz="4" w:space="0" w:color="CCCCCC"/>
+              <w:right w:val="single" w:sz="4" w:space="0" w:color="CCCCCC"/>
+            </w:tcBorders>
+          </w:tcPr>
+          <w:p>
+            <w:pPr>
+              <w:jc w:val="left"/>
+            </w:pPr>
+            <w:r>
+              <w:rPr>
+                <w:rFonts w:ascii="Calibri" w:hAnsi="Calibri"/>
+                <w:b w:val="0"/>
+                <w:i w:val="0"/>
+                <w:color w:val="1C1C1C"/>
+                <w:sz w:val="18"/>
+              </w:rPr>
+              <w:t>MD mild fault (106–115°)</w:t>
+            </w:r>
+          </w:p>
+        </w:tc>
+      </w:tr>
+      <w:tr>
+        <w:tc>
+          <w:tcPr>
+            <w:tcW w:type="dxa" w:w="2268"/>
+            <w:shd w:val="clear" w:color="auto" w:fill="F8D0D0"/>
+            <w:tcBorders>
+              <w:top w:val="single" w:sz="4" w:space="0" w:color="CCCCCC"/>
+              <w:left w:val="single" w:sz="4" w:space="0" w:color="CCCCCC"/>
+              <w:bottom w:val="single" w:sz="4" w:space="0" w:color="CCCCCC"/>
+              <w:right w:val="single" w:sz="4" w:space="0" w:color="CCCCCC"/>
+            </w:tcBorders>
+          </w:tcPr>
+          <w:p>
+            <w:pPr>
+              <w:jc w:val="left"/>
+            </w:pPr>
+            <w:r>
+              <w:rPr>
+                <w:rFonts w:ascii="Calibri" w:hAnsi="Calibri"/>
+                <w:b w:val="0"/>
+                <w:i w:val="0"/>
+                <w:color w:val="C02020"/>
+                <w:sz w:val="18"/>
+              </w:rPr>
+              <w:t>insufficient</w:t>
+            </w:r>
+          </w:p>
+        </w:tc>
+        <w:tc>
+          <w:tcPr>
+            <w:tcW w:type="dxa" w:w="2551"/>
+            <w:tcBorders>
+              <w:top w:val="single" w:sz="4" w:space="0" w:color="CCCCCC"/>
+              <w:left w:val="single" w:sz="4" w:space="0" w:color="CCCCCC"/>
+              <w:bottom w:val="single" w:sz="4" w:space="0" w:color="CCCCCC"/>
+              <w:right w:val="single" w:sz="4" w:space="0" w:color="CCCCCC"/>
+            </w:tcBorders>
+          </w:tcPr>
+          <w:p>
+            <w:pPr>
+              <w:jc w:val="left"/>
+            </w:pPr>
+            <w:r>
+              <w:rPr>
+                <w:rFonts w:ascii="Calibri" w:hAnsi="Calibri"/>
+                <w:b w:val="0"/>
+                <w:i w:val="0"/>
+                <w:color w:val="1C1C1C"/>
+                <w:sz w:val="18"/>
+              </w:rPr>
+              <w:t>&gt; 115°</w:t>
+            </w:r>
+          </w:p>
+        </w:tc>
+        <w:tc>
+          <w:tcPr>
+            <w:tcW w:type="dxa" w:w="4819"/>
+            <w:tcBorders>
+              <w:top w:val="single" w:sz="4" w:space="0" w:color="CCCCCC"/>
+              <w:left w:val="single" w:sz="4" w:space="0" w:color="CCCCCC"/>
+              <w:bottom w:val="single" w:sz="4" w:space="0" w:color="CCCCCC"/>
+              <w:right w:val="single" w:sz="4" w:space="0" w:color="CCCCCC"/>
+            </w:tcBorders>
+          </w:tcPr>
+          <w:p>
+            <w:pPr>
+              <w:jc w:val="left"/>
+            </w:pPr>
+            <w:r>
+              <w:rPr>
+                <w:rFonts w:ascii="Calibri" w:hAnsi="Calibri"/>
+                <w:b w:val="0"/>
+                <w:i w:val="0"/>
+                <w:color w:val="1C1C1C"/>
+                <w:sz w:val="18"/>
+              </w:rPr>
+              <w:t>MD moderate + severe (116°+)</w:t>
+            </w:r>
+          </w:p>
+        </w:tc>
+      </w:tr>
+    </w:tbl>
+    <w:p>
+      <w:pPr>
+        <w:spacing w:after="80"/>
+      </w:pPr>
+    </w:p>
+    <w:p>
+      <w:pPr>
+        <w:spacing w:before="20" w:after="80"/>
+      </w:pPr>
+      <w:r>
+        <w:rPr>
+          <w:rFonts w:ascii="Calibri" w:hAnsi="Calibri"/>
+          <w:b w:val="0"/>
+          <w:i w:val="0"/>
+          <w:color w:val="1C1C1C"/>
+          <w:sz w:val="20"/>
+        </w:rPr>
+        <w:t>Option B — Keep hip angle but set camera-specific thresholds:</w:t>
+      </w:r>
+    </w:p>
+    <w:tbl>
+      <w:tblPr>
+        <w:tblStyle w:val="TableGrid"/>
+        <w:tblW w:type="auto" w:w="0"/>
+        <w:tblLook w:firstColumn="1" w:firstRow="1" w:lastColumn="0" w:lastRow="0" w:noHBand="0" w:noVBand="1" w:val="04A0"/>
+      </w:tblPr>
+      <w:tblGrid>
+        <w:gridCol w:w="3249"/>
+        <w:gridCol w:w="3249"/>
+        <w:gridCol w:w="3249"/>
+      </w:tblGrid>
+      <w:tr>
+        <w:tc>
+          <w:tcPr>
+            <w:tcW w:type="dxa" w:w="2268"/>
+            <w:shd w:val="clear" w:color="auto" w:fill="0F274D"/>
+            <w:tcBorders>
+              <w:top w:val="single" w:sz="4" w:space="0" w:color="FFFFFF"/>
+              <w:left w:val="single" w:sz="4" w:space="0" w:color="FFFFFF"/>
+              <w:bottom w:val="single" w:sz="4" w:space="0" w:color="FFFFFF"/>
+              <w:right w:val="single" w:sz="4" w:space="0" w:color="FFFFFF"/>
+            </w:tcBorders>
+          </w:tcPr>
+          <w:p>
+            <w:pPr>
+              <w:jc w:val="center"/>
+            </w:pPr>
+            <w:r>
+              <w:rPr>
+                <w:rFonts w:ascii="Calibri" w:hAnsi="Calibri"/>
+                <w:b/>
+                <w:i w:val="0"/>
+                <w:color w:val="FFFFFF"/>
+                <w:sz w:val="18"/>
+              </w:rPr>
+              <w:t>Classification</w:t>
+            </w:r>
+          </w:p>
+        </w:tc>
+        <w:tc>
+          <w:tcPr>
+            <w:tcW w:type="dxa" w:w="2551"/>
+            <w:shd w:val="clear" w:color="auto" w:fill="0F274D"/>
+            <w:tcBorders>
+              <w:top w:val="single" w:sz="4" w:space="0" w:color="FFFFFF"/>
+              <w:left w:val="single" w:sz="4" w:space="0" w:color="FFFFFF"/>
+              <w:bottom w:val="single" w:sz="4" w:space="0" w:color="FFFFFF"/>
+              <w:right w:val="single" w:sz="4" w:space="0" w:color="FFFFFF"/>
+            </w:tcBorders>
+          </w:tcPr>
+          <w:p>
+            <w:pPr>
+              <w:jc w:val="center"/>
+            </w:pPr>
+            <w:r>
+              <w:rPr>
+                <w:rFonts w:ascii="Calibri" w:hAnsi="Calibri"/>
+                <w:b/>
+                <w:i w:val="0"/>
+                <w:color w:val="FFFFFF"/>
+                <w:sz w:val="18"/>
+              </w:rPr>
+              <w:t>Hip angle (interior)</w:t>
+            </w:r>
+          </w:p>
+        </w:tc>
+        <w:tc>
+          <w:tcPr>
+            <w:tcW w:type="dxa" w:w="4819"/>
+            <w:shd w:val="clear" w:color="auto" w:fill="0F274D"/>
+            <w:tcBorders>
+              <w:top w:val="single" w:sz="4" w:space="0" w:color="FFFFFF"/>
+              <w:left w:val="single" w:sz="4" w:space="0" w:color="FFFFFF"/>
+              <w:bottom w:val="single" w:sz="4" w:space="0" w:color="FFFFFF"/>
+              <w:right w:val="single" w:sz="4" w:space="0" w:color="FFFFFF"/>
+            </w:tcBorders>
+          </w:tcPr>
+          <w:p>
+            <w:pPr>
+              <w:jc w:val="center"/>
+            </w:pPr>
+            <w:r>
+              <w:rPr>
+                <w:rFonts w:ascii="Calibri" w:hAnsi="Calibri"/>
+                <w:b/>
+                <w:i w:val="0"/>
+                <w:color w:val="FFFFFF"/>
+                <w:sz w:val="18"/>
+              </w:rPr>
+              <w:t>Rationale</w:t>
+            </w:r>
+          </w:p>
+        </w:tc>
+      </w:tr>
+      <w:tr>
+        <w:tc>
+          <w:tcPr>
+            <w:tcW w:type="dxa" w:w="2268"/>
+            <w:shd w:val="clear" w:color="auto" w:fill="E0F4E8"/>
+            <w:tcBorders>
+              <w:top w:val="single" w:sz="4" w:space="0" w:color="CCCCCC"/>
+              <w:left w:val="single" w:sz="4" w:space="0" w:color="CCCCCC"/>
+              <w:bottom w:val="single" w:sz="4" w:space="0" w:color="CCCCCC"/>
+              <w:right w:val="single" w:sz="4" w:space="0" w:color="CCCCCC"/>
+            </w:tcBorders>
+          </w:tcPr>
+          <w:p>
+            <w:pPr>
+              <w:jc w:val="left"/>
+            </w:pPr>
+            <w:r>
+              <w:rPr>
+                <w:rFonts w:ascii="Calibri" w:hAnsi="Calibri"/>
+                <w:b w:val="0"/>
+                <w:i w:val="0"/>
+                <w:color w:val="1A6E2E"/>
+                <w:sz w:val="18"/>
+              </w:rPr>
+              <w:t>adequate_depth</w:t>
+            </w:r>
+          </w:p>
+        </w:tc>
+        <w:tc>
+          <w:tcPr>
+            <w:tcW w:type="dxa" w:w="2551"/>
+            <w:tcBorders>
+              <w:top w:val="single" w:sz="4" w:space="0" w:color="CCCCCC"/>
+              <w:left w:val="single" w:sz="4" w:space="0" w:color="CCCCCC"/>
+              <w:bottom w:val="single" w:sz="4" w:space="0" w:color="CCCCCC"/>
+              <w:right w:val="single" w:sz="4" w:space="0" w:color="CCCCCC"/>
+            </w:tcBorders>
+          </w:tcPr>
+          <w:p>
+            <w:pPr>
+              <w:jc w:val="left"/>
+            </w:pPr>
+            <w:r>
+              <w:rPr>
+                <w:rFonts w:ascii="Calibri" w:hAnsi="Calibri"/>
+                <w:b w:val="0"/>
+                <w:i w:val="0"/>
+                <w:color w:val="1C1C1C"/>
+                <w:sz w:val="18"/>
+              </w:rPr>
+              <w:t>≤ 80°</w:t>
+            </w:r>
+          </w:p>
+        </w:tc>
+        <w:tc>
+          <w:tcPr>
+            <w:tcW w:type="dxa" w:w="4819"/>
+            <w:tcBorders>
+              <w:top w:val="single" w:sz="4" w:space="0" w:color="CCCCCC"/>
+              <w:left w:val="single" w:sz="4" w:space="0" w:color="CCCCCC"/>
+              <w:bottom w:val="single" w:sz="4" w:space="0" w:color="CCCCCC"/>
+              <w:right w:val="single" w:sz="4" w:space="0" w:color="CCCCCC"/>
+            </w:tcBorders>
+          </w:tcPr>
+          <w:p>
+            <w:pPr>
+              <w:jc w:val="left"/>
+            </w:pPr>
+            <w:r>
+              <w:rPr>
+                <w:rFonts w:ascii="Calibri" w:hAnsi="Calibri"/>
+                <w:b w:val="0"/>
+                <w:i w:val="0"/>
+                <w:color w:val="1C1C1C"/>
+                <w:sz w:val="18"/>
+              </w:rPr>
+              <w:t>Hip well flexed — at or below parallel from front view</w:t>
+            </w:r>
+          </w:p>
+        </w:tc>
+      </w:tr>
+      <w:tr>
+        <w:tc>
+          <w:tcPr>
+            <w:tcW w:type="dxa" w:w="2268"/>
+            <w:shd w:val="clear" w:color="auto" w:fill="FFF3CD"/>
+            <w:tcBorders>
+              <w:top w:val="single" w:sz="4" w:space="0" w:color="CCCCCC"/>
+              <w:left w:val="single" w:sz="4" w:space="0" w:color="CCCCCC"/>
+              <w:bottom w:val="single" w:sz="4" w:space="0" w:color="CCCCCC"/>
+              <w:right w:val="single" w:sz="4" w:space="0" w:color="CCCCCC"/>
+            </w:tcBorders>
+          </w:tcPr>
+          <w:p>
+            <w:pPr>
+              <w:jc w:val="left"/>
+            </w:pPr>
+            <w:r>
+              <w:rPr>
+                <w:rFonts w:ascii="Calibri" w:hAnsi="Calibri"/>
+                <w:b w:val="0"/>
+                <w:i w:val="0"/>
+                <w:color w:val="C07000"/>
+                <w:sz w:val="18"/>
+              </w:rPr>
+              <w:t>above_parallel</w:t>
+            </w:r>
+          </w:p>
+        </w:tc>
+        <w:tc>
+          <w:tcPr>
+            <w:tcW w:type="dxa" w:w="2551"/>
+            <w:tcBorders>
+              <w:top w:val="single" w:sz="4" w:space="0" w:color="CCCCCC"/>
+              <w:left w:val="single" w:sz="4" w:space="0" w:color="CCCCCC"/>
+              <w:bottom w:val="single" w:sz="4" w:space="0" w:color="CCCCCC"/>
+              <w:right w:val="single" w:sz="4" w:space="0" w:color="CCCCCC"/>
+            </w:tcBorders>
+          </w:tcPr>
+          <w:p>
+            <w:pPr>
+              <w:jc w:val="left"/>
+            </w:pPr>
+            <w:r>
+              <w:rPr>
+                <w:rFonts w:ascii="Calibri" w:hAnsi="Calibri"/>
+                <w:b w:val="0"/>
+                <w:i w:val="0"/>
+                <w:color w:val="1C1C1C"/>
+                <w:sz w:val="18"/>
+              </w:rPr>
+              <w:t>81–100°</w:t>
+            </w:r>
+          </w:p>
+        </w:tc>
+        <w:tc>
+          <w:tcPr>
+            <w:tcW w:type="dxa" w:w="4819"/>
+            <w:tcBorders>
+              <w:top w:val="single" w:sz="4" w:space="0" w:color="CCCCCC"/>
+              <w:left w:val="single" w:sz="4" w:space="0" w:color="CCCCCC"/>
+              <w:bottom w:val="single" w:sz="4" w:space="0" w:color="CCCCCC"/>
+              <w:right w:val="single" w:sz="4" w:space="0" w:color="CCCCCC"/>
+            </w:tcBorders>
+          </w:tcPr>
+          <w:p>
+            <w:pPr>
+              <w:jc w:val="left"/>
+            </w:pPr>
+            <w:r>
+              <w:rPr>
+                <w:rFonts w:ascii="Calibri" w:hAnsi="Calibri"/>
+                <w:b w:val="0"/>
+                <w:i w:val="0"/>
+                <w:color w:val="1C1C1C"/>
+                <w:sz w:val="18"/>
+              </w:rPr>
+              <w:t>Hip approaching parallel but not achieved</w:t>
+            </w:r>
+          </w:p>
+        </w:tc>
+      </w:tr>
+      <w:tr>
+        <w:tc>
+          <w:tcPr>
+            <w:tcW w:type="dxa" w:w="2268"/>
+            <w:shd w:val="clear" w:color="auto" w:fill="F8D0D0"/>
+            <w:tcBorders>
+              <w:top w:val="single" w:sz="4" w:space="0" w:color="CCCCCC"/>
+              <w:left w:val="single" w:sz="4" w:space="0" w:color="CCCCCC"/>
+              <w:bottom w:val="single" w:sz="4" w:space="0" w:color="CCCCCC"/>
+              <w:right w:val="single" w:sz="4" w:space="0" w:color="CCCCCC"/>
+            </w:tcBorders>
+          </w:tcPr>
+          <w:p>
+            <w:pPr>
+              <w:jc w:val="left"/>
+            </w:pPr>
+            <w:r>
+              <w:rPr>
+                <w:rFonts w:ascii="Calibri" w:hAnsi="Calibri"/>
+                <w:b w:val="0"/>
+                <w:i w:val="0"/>
+                <w:color w:val="C02020"/>
+                <w:sz w:val="18"/>
+              </w:rPr>
+              <w:t>insufficient</w:t>
+            </w:r>
+          </w:p>
+        </w:tc>
+        <w:tc>
+          <w:tcPr>
+            <w:tcW w:type="dxa" w:w="2551"/>
+            <w:tcBorders>
+              <w:top w:val="single" w:sz="4" w:space="0" w:color="CCCCCC"/>
+              <w:left w:val="single" w:sz="4" w:space="0" w:color="CCCCCC"/>
+              <w:bottom w:val="single" w:sz="4" w:space="0" w:color="CCCCCC"/>
+              <w:right w:val="single" w:sz="4" w:space="0" w:color="CCCCCC"/>
+            </w:tcBorders>
+          </w:tcPr>
+          <w:p>
+            <w:pPr>
+              <w:jc w:val="left"/>
+            </w:pPr>
+            <w:r>
+              <w:rPr>
+                <w:rFonts w:ascii="Calibri" w:hAnsi="Calibri"/>
+                <w:b w:val="0"/>
+                <w:i w:val="0"/>
+                <w:color w:val="1C1C1C"/>
+                <w:sz w:val="18"/>
+              </w:rPr>
+              <w:t>&gt; 100°</w:t>
+            </w:r>
+          </w:p>
+        </w:tc>
+        <w:tc>
+          <w:tcPr>
+            <w:tcW w:type="dxa" w:w="4819"/>
+            <w:tcBorders>
+              <w:top w:val="single" w:sz="4" w:space="0" w:color="CCCCCC"/>
+              <w:left w:val="single" w:sz="4" w:space="0" w:color="CCCCCC"/>
+              <w:bottom w:val="single" w:sz="4" w:space="0" w:color="CCCCCC"/>
+              <w:right w:val="single" w:sz="4" w:space="0" w:color="CCCCCC"/>
+            </w:tcBorders>
+          </w:tcPr>
+          <w:p>
+            <w:pPr>
+              <w:jc w:val="left"/>
+            </w:pPr>
+            <w:r>
+              <w:rPr>
+                <w:rFonts w:ascii="Calibri" w:hAnsi="Calibri"/>
+                <w:b w:val="0"/>
+                <w:i w:val="0"/>
+                <w:color w:val="1C1C1C"/>
+                <w:sz w:val="18"/>
+              </w:rPr>
+              <w:t>Hip barely flexed — insufficient depth</w:t>
+            </w:r>
+          </w:p>
+        </w:tc>
+      </w:tr>
+    </w:tbl>
+    <w:p>
+      <w:pPr>
+        <w:spacing w:after="80"/>
+      </w:pPr>
+    </w:p>
+    <w:p>
+      <w:pPr>
+        <w:spacing w:before="120" w:after="120"/>
+        <w:pBdr>
+          <w:bottom w:val="single" w:sz="6" w:space="1" w:color="1E5BA8"/>
+        </w:pBdr>
+      </w:pPr>
+    </w:p>
+    <w:p>
+      <w:pPr>
+        <w:spacing w:before="320" w:after="80"/>
+      </w:pPr>
+      <w:r>
+        <w:rPr>
+          <w:rFonts w:ascii="Calibri" w:hAnsi="Calibri"/>
+          <w:b/>
+          <w:i w:val="0"/>
+          <w:color w:val="0F274D"/>
+          <w:sz w:val="30"/>
+        </w:rPr>
+        <w:t>Actions — what needs updating and where</w:t>
+      </w:r>
+    </w:p>
+    <w:tbl>
+      <w:tblPr>
+        <w:tblStyle w:val="TableGrid"/>
+        <w:tblW w:type="auto" w:w="0"/>
+        <w:tblLook w:firstColumn="1" w:firstRow="1" w:lastColumn="0" w:lastRow="0" w:noHBand="0" w:noVBand="1" w:val="04A0"/>
+      </w:tblPr>
+      <w:tblGrid>
+        <w:gridCol w:w="3249"/>
+        <w:gridCol w:w="3249"/>
+        <w:gridCol w:w="3249"/>
+      </w:tblGrid>
+      <w:tr>
+        <w:tc>
+          <w:tcPr>
+            <w:tcW w:type="dxa" w:w="510"/>
+            <w:shd w:val="clear" w:color="auto" w:fill="C02020"/>
+            <w:tcBorders>
+              <w:top w:val="single" w:sz="4" w:space="0" w:color="FFFFFF"/>
+              <w:left w:val="single" w:sz="4" w:space="0" w:color="FFFFFF"/>
+              <w:bottom w:val="single" w:sz="4" w:space="0" w:color="FFFFFF"/>
+              <w:right w:val="single" w:sz="4" w:space="0" w:color="FFFFFF"/>
+            </w:tcBorders>
+          </w:tcPr>
+          <w:p>
+            <w:pPr>
+              <w:jc w:val="center"/>
+            </w:pPr>
+            <w:r>
+              <w:rPr>
+                <w:rFonts w:ascii="Calibri" w:hAnsi="Calibri"/>
+                <w:b/>
+                <w:i w:val="0"/>
+                <w:color w:val="FFFFFF"/>
+                <w:sz w:val="26"/>
+              </w:rPr>
+              <w:t>1</w:t>
+            </w:r>
+          </w:p>
+        </w:tc>
+        <w:tc>
+          <w:tcPr>
+            <w:tcW w:type="dxa" w:w="3118"/>
+            <w:shd w:val="clear" w:color="auto" w:fill="D0E0F5"/>
+            <w:tcBorders>
+              <w:top w:val="single" w:sz="4" w:space="0" w:color="CCCCCC"/>
+              <w:left w:val="single" w:sz="4" w:space="0" w:color="CCCCCC"/>
+              <w:bottom w:val="single" w:sz="4" w:space="0" w:color="CCCCCC"/>
+              <w:right w:val="single" w:sz="4" w:space="0" w:color="CCCCCC"/>
+            </w:tcBorders>
+          </w:tcPr>
+          <w:p>
+            <w:r>
+              <w:rPr>
+                <w:rFonts w:ascii="Calibri" w:hAnsi="Calibri"/>
+                <w:b/>
+                <w:i w:val="0"/>
+                <w:color w:val="0F274D"/>
+                <w:sz w:val="20"/>
+              </w:rPr>
+              <w:t>Biomechanics script</w:t>
+              <w:br/>
+            </w:r>
+            <w:r>
+              <w:rPr>
+                <w:rFonts w:ascii="Calibri" w:hAnsi="Calibri"/>
+                <w:b w:val="0"/>
+                <w:i w:val="0"/>
+                <w:color w:val="1C1C1C"/>
+                <w:sz w:val="19"/>
+              </w:rPr>
+              <w:t>Fix side camera depth threshold: ≤100° → ≤90° for adequate depth</w:t>
+            </w:r>
+          </w:p>
+        </w:tc>
+        <w:tc>
+          <w:tcPr>
+            <w:tcW w:type="dxa" w:w="6009"/>
+            <w:tcBorders>
+              <w:top w:val="single" w:sz="4" w:space="0" w:color="CCCCCC"/>
+              <w:left w:val="single" w:sz="4" w:space="0" w:color="CCCCCC"/>
+              <w:bottom w:val="single" w:sz="4" w:space="0" w:color="CCCCCC"/>
+              <w:right w:val="single" w:sz="4" w:space="0" w:color="CCCCCC"/>
+            </w:tcBorders>
+          </w:tcPr>
+          <w:p>
+            <w:r>
+              <w:rPr>
+                <w:rFonts w:ascii="Calibri" w:hAnsi="Calibri"/>
+                <w:b w:val="0"/>
+                <w:i w:val="0"/>
+                <w:color w:val="1C1C1C"/>
+                <w:sz w:val="19"/>
+              </w:rPr>
+              <w:t>Change depth_classification thresholds for side camera:</w:t>
+              <w:br/>
+              <w:t xml:space="preserve">  adequate_depth (was 'deep'):  knee angle ≤ 90°</w:t>
+              <w:br/>
+              <w:t xml:space="preserve">  above_parallel (was 'parallel'):  91–110°</w:t>
+              <w:br/>
+              <w:t xml:space="preserve">  insufficient:  &gt; 110°</w:t>
+              <w:br/>
+              <w:t>Also rename 'deep' → 'adequate_depth' and 'parallel' → 'above_parallel' to avoid mislabelling.</w:t>
+            </w:r>
+          </w:p>
+        </w:tc>
+      </w:tr>
+    </w:tbl>
+    <w:p>
+      <w:pPr>
+        <w:spacing w:after="60"/>
+      </w:pPr>
+    </w:p>
+    <w:tbl>
+      <w:tblPr>
+        <w:tblStyle w:val="TableGrid"/>
+        <w:tblW w:type="auto" w:w="0"/>
+        <w:tblLook w:firstColumn="1" w:firstRow="1" w:lastColumn="0" w:lastRow="0" w:noHBand="0" w:noVBand="1" w:val="04A0"/>
+      </w:tblPr>
+      <w:tblGrid>
+        <w:gridCol w:w="3249"/>
+        <w:gridCol w:w="3249"/>
+        <w:gridCol w:w="3249"/>
+      </w:tblGrid>
+      <w:tr>
+        <w:tc>
+          <w:tcPr>
+            <w:tcW w:type="dxa" w:w="510"/>
+            <w:shd w:val="clear" w:color="auto" w:fill="C02020"/>
+            <w:tcBorders>
+              <w:top w:val="single" w:sz="4" w:space="0" w:color="FFFFFF"/>
+              <w:left w:val="single" w:sz="4" w:space="0" w:color="FFFFFF"/>
+              <w:bottom w:val="single" w:sz="4" w:space="0" w:color="FFFFFF"/>
+              <w:right w:val="single" w:sz="4" w:space="0" w:color="FFFFFF"/>
+            </w:tcBorders>
+          </w:tcPr>
+          <w:p>
+            <w:pPr>
+              <w:jc w:val="center"/>
+            </w:pPr>
+            <w:r>
+              <w:rPr>
+                <w:rFonts w:ascii="Calibri" w:hAnsi="Calibri"/>
+                <w:b/>
+                <w:i w:val="0"/>
+                <w:color w:val="FFFFFF"/>
+                <w:sz w:val="26"/>
+              </w:rPr>
+              <w:t>2</w:t>
+            </w:r>
+          </w:p>
+        </w:tc>
+        <w:tc>
+          <w:tcPr>
+            <w:tcW w:type="dxa" w:w="3118"/>
+            <w:shd w:val="clear" w:color="auto" w:fill="D0E0F5"/>
+            <w:tcBorders>
+              <w:top w:val="single" w:sz="4" w:space="0" w:color="CCCCCC"/>
+              <w:left w:val="single" w:sz="4" w:space="0" w:color="CCCCCC"/>
+              <w:bottom w:val="single" w:sz="4" w:space="0" w:color="CCCCCC"/>
+              <w:right w:val="single" w:sz="4" w:space="0" w:color="CCCCCC"/>
+            </w:tcBorders>
+          </w:tcPr>
+          <w:p>
+            <w:r>
+              <w:rPr>
+                <w:rFonts w:ascii="Calibri" w:hAnsi="Calibri"/>
+                <w:b/>
+                <w:i w:val="0"/>
+                <w:color w:val="0F274D"/>
+                <w:sz w:val="20"/>
+              </w:rPr>
+              <w:t>Biomechanics script</w:t>
+              <w:br/>
+            </w:r>
+            <w:r>
+              <w:rPr>
+                <w:rFonts w:ascii="Calibri" w:hAnsi="Calibri"/>
+                <w:b w:val="0"/>
+                <w:i w:val="0"/>
+                <w:color w:val="1C1C1C"/>
+                <w:sz w:val="19"/>
+              </w:rPr>
+              <w:t>Decide and fix front camera metric: knee angle vs hip angle</w:t>
+            </w:r>
+          </w:p>
+        </w:tc>
+        <w:tc>
+          <w:tcPr>
+            <w:tcW w:type="dxa" w:w="6009"/>
+            <w:tcBorders>
+              <w:top w:val="single" w:sz="4" w:space="0" w:color="CCCCCC"/>
+              <w:left w:val="single" w:sz="4" w:space="0" w:color="CCCCCC"/>
+              <w:bottom w:val="single" w:sz="4" w:space="0" w:color="CCCCCC"/>
+              <w:right w:val="single" w:sz="4" w:space="0" w:color="CCCCCC"/>
+            </w:tcBorders>
+          </w:tcPr>
+          <w:p>
+            <w:r>
+              <w:rPr>
+                <w:rFonts w:ascii="Calibri" w:hAnsi="Calibri"/>
+                <w:b w:val="0"/>
+                <w:i w:val="0"/>
+                <w:color w:val="1C1C1C"/>
+                <w:sz w:val="19"/>
+              </w:rPr>
+              <w:t>Option A (recommended): switch front camera to knee_angle_at_bottom with thresholds:</w:t>
+              <w:br/>
+              <w:t xml:space="preserve">  adequate_depth: ≤105°  |  above_parallel: 106–115°  |  insufficient: &gt;115°</w:t>
+              <w:br/>
+              <w:t>Option B: keep hip_angle_at_bottom but set thresholds:</w:t>
+              <w:br/>
+              <w:t xml:space="preserve">  adequate_depth: ≤80°  |  above_parallel: 81–100°  |  insufficient: &gt;100°</w:t>
+              <w:br/>
+              <w:t>Mark which camera view was used in the per-rep depth_data so the LLM knows which metric to expect.</w:t>
+            </w:r>
+          </w:p>
+        </w:tc>
+      </w:tr>
+    </w:tbl>
+    <w:p>
+      <w:pPr>
+        <w:spacing w:after="60"/>
+      </w:pPr>
+    </w:p>
+    <w:tbl>
+      <w:tblPr>
+        <w:tblStyle w:val="TableGrid"/>
+        <w:tblW w:type="auto" w:w="0"/>
+        <w:tblLook w:firstColumn="1" w:firstRow="1" w:lastColumn="0" w:lastRow="0" w:noHBand="0" w:noVBand="1" w:val="04A0"/>
+      </w:tblPr>
+      <w:tblGrid>
+        <w:gridCol w:w="3249"/>
+        <w:gridCol w:w="3249"/>
+        <w:gridCol w:w="3249"/>
+      </w:tblGrid>
+      <w:tr>
+        <w:tc>
+          <w:tcPr>
+            <w:tcW w:type="dxa" w:w="510"/>
+            <w:shd w:val="clear" w:color="auto" w:fill="1A6E2E"/>
+            <w:tcBorders>
+              <w:top w:val="single" w:sz="4" w:space="0" w:color="FFFFFF"/>
+              <w:left w:val="single" w:sz="4" w:space="0" w:color="FFFFFF"/>
+              <w:bottom w:val="single" w:sz="4" w:space="0" w:color="FFFFFF"/>
+              <w:right w:val="single" w:sz="4" w:space="0" w:color="FFFFFF"/>
+            </w:tcBorders>
+          </w:tcPr>
+          <w:p>
+            <w:pPr>
+              <w:jc w:val="center"/>
+            </w:pPr>
+            <w:r>
+              <w:rPr>
+                <w:rFonts w:ascii="Calibri" w:hAnsi="Calibri"/>
+                <w:b/>
+                <w:i w:val="0"/>
+                <w:color w:val="FFFFFF"/>
+                <w:sz w:val="26"/>
+              </w:rPr>
+              <w:t>3</w:t>
+            </w:r>
+          </w:p>
+        </w:tc>
+        <w:tc>
+          <w:tcPr>
+            <w:tcW w:type="dxa" w:w="3118"/>
+            <w:shd w:val="clear" w:color="auto" w:fill="D0E0F5"/>
+            <w:tcBorders>
+              <w:top w:val="single" w:sz="4" w:space="0" w:color="CCCCCC"/>
+              <w:left w:val="single" w:sz="4" w:space="0" w:color="CCCCCC"/>
+              <w:bottom w:val="single" w:sz="4" w:space="0" w:color="CCCCCC"/>
+              <w:right w:val="single" w:sz="4" w:space="0" w:color="CCCCCC"/>
+            </w:tcBorders>
+          </w:tcPr>
+          <w:p>
+            <w:r>
+              <w:rPr>
+                <w:rFonts w:ascii="Calibri" w:hAnsi="Calibri"/>
+                <w:b/>
+                <w:i w:val="0"/>
+                <w:color w:val="0F274D"/>
+                <w:sz w:val="20"/>
+              </w:rPr>
+              <w:t>goblet_squat_coaching_reference.md</w:t>
+              <w:br/>
+            </w:r>
+            <w:r>
+              <w:rPr>
+                <w:rFonts w:ascii="Calibri" w:hAnsi="Calibri"/>
+                <w:b w:val="0"/>
+                <w:i w:val="0"/>
+                <w:color w:val="1C1C1C"/>
+                <w:sz w:val="19"/>
+              </w:rPr>
+              <w:t>Side camera thresholds already correct — confirm as-is</w:t>
+            </w:r>
+          </w:p>
+        </w:tc>
+        <w:tc>
+          <w:tcPr>
+            <w:tcW w:type="dxa" w:w="6009"/>
+            <w:tcBorders>
+              <w:top w:val="single" w:sz="4" w:space="0" w:color="CCCCCC"/>
+              <w:left w:val="single" w:sz="4" w:space="0" w:color="CCCCCC"/>
+              <w:bottom w:val="single" w:sz="4" w:space="0" w:color="CCCCCC"/>
+              <w:right w:val="single" w:sz="4" w:space="0" w:color="CCCCCC"/>
+            </w:tcBorders>
+          </w:tcPr>
+          <w:p>
+            <w:r>
+              <w:rPr>
+                <w:rFonts w:ascii="Calibri" w:hAnsi="Calibri"/>
+                <w:b w:val="0"/>
+                <w:i w:val="0"/>
+                <w:color w:val="1C1C1C"/>
+                <w:sz w:val="19"/>
+              </w:rPr>
+              <w:t>Side camera MD table (45–70° excellent, 70–90° good, 90–110° mild, etc.) is validated by gold standard data and research. No changes needed.</w:t>
+              <w:br/>
+              <w:t>Front camera MD table (65–90° excellent, 91–105° good) is correct if Option A is chosen for the script.</w:t>
+            </w:r>
+          </w:p>
+        </w:tc>
+      </w:tr>
+    </w:tbl>
+    <w:p>
+      <w:pPr>
+        <w:spacing w:after="60"/>
+      </w:pPr>
+    </w:p>
+    <w:tbl>
+      <w:tblPr>
+        <w:tblStyle w:val="TableGrid"/>
+        <w:tblW w:type="auto" w:w="0"/>
+        <w:tblLook w:firstColumn="1" w:firstRow="1" w:lastColumn="0" w:lastRow="0" w:noHBand="0" w:noVBand="1" w:val="04A0"/>
+      </w:tblPr>
+      <w:tblGrid>
+        <w:gridCol w:w="3249"/>
+        <w:gridCol w:w="3249"/>
+        <w:gridCol w:w="3249"/>
+      </w:tblGrid>
+      <w:tr>
+        <w:tc>
+          <w:tcPr>
+            <w:tcW w:type="dxa" w:w="510"/>
+            <w:shd w:val="clear" w:color="auto" w:fill="C07000"/>
+            <w:tcBorders>
+              <w:top w:val="single" w:sz="4" w:space="0" w:color="FFFFFF"/>
+              <w:left w:val="single" w:sz="4" w:space="0" w:color="FFFFFF"/>
+              <w:bottom w:val="single" w:sz="4" w:space="0" w:color="FFFFFF"/>
+              <w:right w:val="single" w:sz="4" w:space="0" w:color="FFFFFF"/>
+            </w:tcBorders>
+          </w:tcPr>
+          <w:p>
+            <w:pPr>
+              <w:jc w:val="center"/>
+            </w:pPr>
+            <w:r>
+              <w:rPr>
+                <w:rFonts w:ascii="Calibri" w:hAnsi="Calibri"/>
+                <w:b/>
+                <w:i w:val="0"/>
+                <w:color w:val="FFFFFF"/>
+                <w:sz w:val="26"/>
+              </w:rPr>
+              <w:t>4</w:t>
+            </w:r>
+          </w:p>
+        </w:tc>
+        <w:tc>
+          <w:tcPr>
+            <w:tcW w:type="dxa" w:w="3118"/>
+            <w:shd w:val="clear" w:color="auto" w:fill="D0E0F5"/>
+            <w:tcBorders>
+              <w:top w:val="single" w:sz="4" w:space="0" w:color="CCCCCC"/>
+              <w:left w:val="single" w:sz="4" w:space="0" w:color="CCCCCC"/>
+              <w:bottom w:val="single" w:sz="4" w:space="0" w:color="CCCCCC"/>
+              <w:right w:val="single" w:sz="4" w:space="0" w:color="CCCCCC"/>
+            </w:tcBorders>
+          </w:tcPr>
+          <w:p>
+            <w:r>
+              <w:rPr>
+                <w:rFonts w:ascii="Calibri" w:hAnsi="Calibri"/>
+                <w:b/>
+                <w:i w:val="0"/>
+                <w:color w:val="0F274D"/>
+                <w:sz w:val="20"/>
+              </w:rPr>
+              <w:t>System prompt v2.0 — STEP 1</w:t>
+              <w:br/>
+            </w:r>
+            <w:r>
+              <w:rPr>
+                <w:rFonts w:ascii="Calibri" w:hAnsi="Calibri"/>
+                <w:b w:val="0"/>
+                <w:i w:val="0"/>
+                <w:color w:val="1C1C1C"/>
+                <w:sz w:val="19"/>
+              </w:rPr>
+              <w:t>Update depth target to match new thresholds</w:t>
+            </w:r>
+          </w:p>
+        </w:tc>
+        <w:tc>
+          <w:tcPr>
+            <w:tcW w:type="dxa" w:w="6009"/>
+            <w:tcBorders>
+              <w:top w:val="single" w:sz="4" w:space="0" w:color="CCCCCC"/>
+              <w:left w:val="single" w:sz="4" w:space="0" w:color="CCCCCC"/>
+              <w:bottom w:val="single" w:sz="4" w:space="0" w:color="CCCCCC"/>
+              <w:right w:val="single" w:sz="4" w:space="0" w:color="CCCCCC"/>
+            </w:tcBorders>
+          </w:tcPr>
+          <w:p>
+            <w:r>
+              <w:rPr>
+                <w:rFonts w:ascii="Calibri" w:hAnsi="Calibri"/>
+                <w:b w:val="0"/>
+                <w:i w:val="0"/>
+                <w:color w:val="1C1C1C"/>
+                <w:sz w:val="19"/>
+              </w:rPr>
+              <w:t>Current: target ≤90° (side) / ≤105° (front)</w:t>
+              <w:br/>
+              <w:t>These are already correct — confirm as-is once script alignment is decided.</w:t>
+              <w:br/>
+              <w:t>Add note: depth_insufficient_flag fires when &gt; 110° (side) / &gt; 115° (front).</w:t>
+            </w:r>
+          </w:p>
+        </w:tc>
+      </w:tr>
+    </w:tbl>
+    <w:p>
+      <w:pPr>
+        <w:spacing w:after="60"/>
+      </w:pPr>
+    </w:p>
+    <w:tbl>
+      <w:tblPr>
+        <w:tblStyle w:val="TableGrid"/>
+        <w:tblW w:type="auto" w:w="0"/>
+        <w:tblLook w:firstColumn="1" w:firstRow="1" w:lastColumn="0" w:lastRow="0" w:noHBand="0" w:noVBand="1" w:val="04A0"/>
+      </w:tblPr>
+      <w:tblGrid>
+        <w:gridCol w:w="3249"/>
+        <w:gridCol w:w="3249"/>
+        <w:gridCol w:w="3249"/>
+      </w:tblGrid>
+      <w:tr>
+        <w:tc>
+          <w:tcPr>
+            <w:tcW w:type="dxa" w:w="510"/>
+            <w:shd w:val="clear" w:color="auto" w:fill="C07000"/>
+            <w:tcBorders>
+              <w:top w:val="single" w:sz="4" w:space="0" w:color="FFFFFF"/>
+              <w:left w:val="single" w:sz="4" w:space="0" w:color="FFFFFF"/>
+              <w:bottom w:val="single" w:sz="4" w:space="0" w:color="FFFFFF"/>
+              <w:right w:val="single" w:sz="4" w:space="0" w:color="FFFFFF"/>
+            </w:tcBorders>
+          </w:tcPr>
+          <w:p>
+            <w:pPr>
+              <w:jc w:val="center"/>
+            </w:pPr>
+            <w:r>
+              <w:rPr>
+                <w:rFonts w:ascii="Calibri" w:hAnsi="Calibri"/>
+                <w:b/>
+                <w:i w:val="0"/>
+                <w:color w:val="FFFFFF"/>
+                <w:sz w:val="26"/>
+              </w:rPr>
+              <w:t>5</w:t>
+            </w:r>
+          </w:p>
+        </w:tc>
+        <w:tc>
+          <w:tcPr>
+            <w:tcW w:type="dxa" w:w="3118"/>
+            <w:shd w:val="clear" w:color="auto" w:fill="D0E0F5"/>
+            <w:tcBorders>
+              <w:top w:val="single" w:sz="4" w:space="0" w:color="CCCCCC"/>
+              <w:left w:val="single" w:sz="4" w:space="0" w:color="CCCCCC"/>
+              <w:bottom w:val="single" w:sz="4" w:space="0" w:color="CCCCCC"/>
+              <w:right w:val="single" w:sz="4" w:space="0" w:color="CCCCCC"/>
+            </w:tcBorders>
+          </w:tcPr>
+          <w:p>
+            <w:r>
+              <w:rPr>
+                <w:rFonts w:ascii="Calibri" w:hAnsi="Calibri"/>
+                <w:b/>
+                <w:i w:val="0"/>
+                <w:color w:val="0F274D"/>
+                <w:sz w:val="20"/>
+              </w:rPr>
+              <w:t>Python test script (script_test_new_haiku.py)</w:t>
+              <w:br/>
+            </w:r>
+            <w:r>
+              <w:rPr>
+                <w:rFonts w:ascii="Calibri" w:hAnsi="Calibri"/>
+                <w:b w:val="0"/>
+                <w:i w:val="0"/>
+                <w:color w:val="1C1C1C"/>
+                <w:sz w:val="19"/>
+              </w:rPr>
+              <w:t>Update fault flag logic — insufficient_depth fires too late</w:t>
+            </w:r>
+          </w:p>
+        </w:tc>
+        <w:tc>
+          <w:tcPr>
+            <w:tcW w:type="dxa" w:w="6009"/>
+            <w:tcBorders>
+              <w:top w:val="single" w:sz="4" w:space="0" w:color="CCCCCC"/>
+              <w:left w:val="single" w:sz="4" w:space="0" w:color="CCCCCC"/>
+              <w:bottom w:val="single" w:sz="4" w:space="0" w:color="CCCCCC"/>
+              <w:right w:val="single" w:sz="4" w:space="0" w:color="CCCCCC"/>
+            </w:tcBorders>
+          </w:tcPr>
+          <w:p>
+            <w:r>
+              <w:rPr>
+                <w:rFonts w:ascii="Calibri" w:hAnsi="Calibri"/>
+                <w:b w:val="0"/>
+                <w:i w:val="0"/>
+                <w:color w:val="1C1C1C"/>
+                <w:sz w:val="19"/>
+              </w:rPr>
+              <w:t>Current: True if 'insufficient' in depth_distribution (fires only when &gt; 110°)</w:t>
+              <w:br/>
+              <w:t>Proposal: also surface 'above_parallel' count so LLM knows when depth is borderline.</w:t>
+              <w:br/>
+              <w:t>Example: insufficient_depth: {flag}  |  above_parallel_reps: {count}  |  knee_angle_min: {value}°</w:t>
+            </w:r>
+          </w:p>
+        </w:tc>
+      </w:tr>
+    </w:tbl>
+    <w:p>
+      <w:pPr>
+        <w:spacing w:after="60"/>
+      </w:pPr>
+    </w:p>
+    <w:p>
+      <w:pPr>
+        <w:spacing w:before="120" w:after="120"/>
+        <w:pBdr>
+          <w:bottom w:val="single" w:sz="6" w:space="1" w:color="1E5BA8"/>
+        </w:pBdr>
+      </w:pPr>
+    </w:p>
+    <w:p>
+      <w:pPr>
+        <w:spacing w:before="200" w:after="60"/>
+      </w:pPr>
+      <w:r>
+        <w:rPr>
+          <w:rFonts w:ascii="Calibri" w:hAnsi="Calibri"/>
+          <w:b/>
+          <w:i w:val="0"/>
+          <w:color w:val="1E5BA8"/>
+          <w:sz w:val="24"/>
+        </w:rPr>
+        <w:t>Sign-off — agreed thresholds before any file is edited</w:t>
+      </w:r>
+    </w:p>
+    <w:p>
+      <w:pPr>
+        <w:spacing w:before="20" w:after="80"/>
+      </w:pPr>
+      <w:r>
+        <w:rPr>
+          <w:rFonts w:ascii="Calibri" w:hAnsi="Calibri"/>
+          <w:b w:val="0"/>
+          <w:i w:val="0"/>
+          <w:color w:val="C07000"/>
+          <w:sz w:val="20"/>
+        </w:rPr>
+        <w:t>Decision required on front camera metric (Option A or B) before sign-off.</w:t>
+      </w:r>
+    </w:p>
+    <w:tbl>
+      <w:tblPr>
+        <w:tblStyle w:val="TableGrid"/>
+        <w:tblW w:type="auto" w:w="0"/>
+        <w:tblLook w:firstColumn="1" w:firstRow="1" w:lastColumn="0" w:lastRow="0" w:noHBand="0" w:noVBand="1" w:val="04A0"/>
+      </w:tblPr>
+      <w:tblGrid>
+        <w:gridCol w:w="2436"/>
+        <w:gridCol w:w="2436"/>
+        <w:gridCol w:w="2436"/>
+        <w:gridCol w:w="2436"/>
+      </w:tblGrid>
+      <w:tr>
+        <w:tc>
+          <w:tcPr>
+            <w:tcW w:type="dxa" w:w="2835"/>
+            <w:shd w:val="clear" w:color="auto" w:fill="0F274D"/>
+            <w:tcBorders>
+              <w:top w:val="single" w:sz="4" w:space="0" w:color="FFFFFF"/>
+              <w:left w:val="single" w:sz="4" w:space="0" w:color="FFFFFF"/>
+              <w:bottom w:val="single" w:sz="4" w:space="0" w:color="FFFFFF"/>
+              <w:right w:val="single" w:sz="4" w:space="0" w:color="FFFFFF"/>
+            </w:tcBorders>
+          </w:tcPr>
+          <w:p>
+            <w:pPr>
+              <w:jc w:val="center"/>
+            </w:pPr>
+            <w:r>
+              <w:rPr>
+                <w:rFonts w:ascii="Calibri" w:hAnsi="Calibri"/>
+                <w:b/>
+                <w:i w:val="0"/>
+                <w:color w:val="FFFFFF"/>
+                <w:sz w:val="18"/>
+              </w:rPr>
+              <w:t>Camera</w:t>
+            </w:r>
+          </w:p>
+        </w:tc>
+        <w:tc>
+          <w:tcPr>
+            <w:tcW w:type="dxa" w:w="2268"/>
+            <w:shd w:val="clear" w:color="auto" w:fill="0F274D"/>
+            <w:tcBorders>
+              <w:top w:val="single" w:sz="4" w:space="0" w:color="FFFFFF"/>
+              <w:left w:val="single" w:sz="4" w:space="0" w:color="FFFFFF"/>
+              <w:bottom w:val="single" w:sz="4" w:space="0" w:color="FFFFFF"/>
+              <w:right w:val="single" w:sz="4" w:space="0" w:color="FFFFFF"/>
+            </w:tcBorders>
+          </w:tcPr>
+          <w:p>
+            <w:pPr>
+              <w:jc w:val="center"/>
+            </w:pPr>
+            <w:r>
+              <w:rPr>
+                <w:rFonts w:ascii="Calibri" w:hAnsi="Calibri"/>
+                <w:b/>
+                <w:i w:val="0"/>
+                <w:color w:val="FFFFFF"/>
+                <w:sz w:val="18"/>
+              </w:rPr>
+              <w:t>Classification</w:t>
+            </w:r>
+          </w:p>
+        </w:tc>
+        <w:tc>
+          <w:tcPr>
+            <w:tcW w:type="dxa" w:w="2268"/>
+            <w:shd w:val="clear" w:color="auto" w:fill="0F274D"/>
+            <w:tcBorders>
+              <w:top w:val="single" w:sz="4" w:space="0" w:color="FFFFFF"/>
+              <w:left w:val="single" w:sz="4" w:space="0" w:color="FFFFFF"/>
+              <w:bottom w:val="single" w:sz="4" w:space="0" w:color="FFFFFF"/>
+              <w:right w:val="single" w:sz="4" w:space="0" w:color="FFFFFF"/>
+            </w:tcBorders>
+          </w:tcPr>
+          <w:p>
+            <w:pPr>
+              <w:jc w:val="center"/>
+            </w:pPr>
+            <w:r>
+              <w:rPr>
+                <w:rFonts w:ascii="Calibri" w:hAnsi="Calibri"/>
+                <w:b/>
+                <w:i w:val="0"/>
+                <w:color w:val="FFFFFF"/>
+                <w:sz w:val="18"/>
+              </w:rPr>
+              <w:t>Threshold (knee angle)</w:t>
+            </w:r>
+          </w:p>
+        </w:tc>
+        <w:tc>
+          <w:tcPr>
+            <w:tcW w:type="dxa" w:w="2268"/>
+            <w:shd w:val="clear" w:color="auto" w:fill="0F274D"/>
+            <w:tcBorders>
+              <w:top w:val="single" w:sz="4" w:space="0" w:color="FFFFFF"/>
+              <w:left w:val="single" w:sz="4" w:space="0" w:color="FFFFFF"/>
+              <w:bottom w:val="single" w:sz="4" w:space="0" w:color="FFFFFF"/>
+              <w:right w:val="single" w:sz="4" w:space="0" w:color="FFFFFF"/>
+            </w:tcBorders>
+          </w:tcPr>
+          <w:p>
+            <w:pPr>
+              <w:jc w:val="center"/>
+            </w:pPr>
+            <w:r>
+              <w:rPr>
+                <w:rFonts w:ascii="Calibri" w:hAnsi="Calibri"/>
+                <w:b/>
+                <w:i w:val="0"/>
+                <w:color w:val="FFFFFF"/>
+                <w:sz w:val="18"/>
+              </w:rPr>
+              <w:t>Sign-off</w:t>
+            </w:r>
+          </w:p>
+        </w:tc>
+      </w:tr>
+      <w:tr>
+        <w:tc>
+          <w:tcPr>
+            <w:tcW w:type="dxa" w:w="2835"/>
+            <w:tcBorders>
+              <w:top w:val="single" w:sz="4" w:space="0" w:color="CCCCCC"/>
+              <w:left w:val="single" w:sz="4" w:space="0" w:color="CCCCCC"/>
+              <w:bottom w:val="single" w:sz="4" w:space="0" w:color="CCCCCC"/>
+              <w:right w:val="single" w:sz="4" w:space="0" w:color="CCCCCC"/>
+            </w:tcBorders>
+          </w:tcPr>
+          <w:p>
+            <w:pPr>
+              <w:jc w:val="left"/>
+            </w:pPr>
+            <w:r>
+              <w:rPr>
+                <w:rFonts w:ascii="Calibri" w:hAnsi="Calibri"/>
+                <w:b w:val="0"/>
+                <w:i w:val="0"/>
+                <w:color w:val="1C1C1C"/>
+                <w:sz w:val="18"/>
+              </w:rPr>
+              <w:t>Side</w:t>
+            </w:r>
+          </w:p>
+        </w:tc>
+        <w:tc>
+          <w:tcPr>
+            <w:tcW w:type="dxa" w:w="2268"/>
+            <w:shd w:val="clear" w:color="auto" w:fill="E0F4E8"/>
+            <w:tcBorders>
+              <w:top w:val="single" w:sz="4" w:space="0" w:color="CCCCCC"/>
+              <w:left w:val="single" w:sz="4" w:space="0" w:color="CCCCCC"/>
+              <w:bottom w:val="single" w:sz="4" w:space="0" w:color="CCCCCC"/>
+              <w:right w:val="single" w:sz="4" w:space="0" w:color="CCCCCC"/>
+            </w:tcBorders>
+          </w:tcPr>
+          <w:p>
+            <w:pPr>
+              <w:jc w:val="left"/>
+            </w:pPr>
+            <w:r>
+              <w:rPr>
+                <w:rFonts w:ascii="Calibri" w:hAnsi="Calibri"/>
+                <w:b w:val="0"/>
+                <w:i w:val="0"/>
+                <w:color w:val="1A6E2E"/>
+                <w:sz w:val="18"/>
+              </w:rPr>
+              <w:t>adequate_depth</w:t>
+            </w:r>
+          </w:p>
+        </w:tc>
+        <w:tc>
+          <w:tcPr>
+            <w:tcW w:type="dxa" w:w="2268"/>
+            <w:tcBorders>
+              <w:top w:val="single" w:sz="4" w:space="0" w:color="CCCCCC"/>
+              <w:left w:val="single" w:sz="4" w:space="0" w:color="CCCCCC"/>
+              <w:bottom w:val="single" w:sz="4" w:space="0" w:color="CCCCCC"/>
+              <w:right w:val="single" w:sz="4" w:space="0" w:color="CCCCCC"/>
+            </w:tcBorders>
+          </w:tcPr>
+          <w:p>
+            <w:pPr>
+              <w:jc w:val="left"/>
+            </w:pPr>
+            <w:r>
+              <w:rPr>
+                <w:rFonts w:ascii="Calibri" w:hAnsi="Calibri"/>
+                <w:b w:val="0"/>
+                <w:i w:val="0"/>
+                <w:color w:val="1C1C1C"/>
+                <w:sz w:val="18"/>
+              </w:rPr>
+              <w:t>≤ 90°</w:t>
+            </w:r>
+          </w:p>
+        </w:tc>
+        <w:tc>
+          <w:tcPr>
+            <w:tcW w:type="dxa" w:w="2268"/>
+            <w:tcBorders>
+              <w:top w:val="single" w:sz="4" w:space="0" w:color="CCCCCC"/>
+              <w:left w:val="single" w:sz="4" w:space="0" w:color="CCCCCC"/>
+              <w:bottom w:val="single" w:sz="4" w:space="0" w:color="CCCCCC"/>
+              <w:right w:val="single" w:sz="4" w:space="0" w:color="CCCCCC"/>
+            </w:tcBorders>
+          </w:tcPr>
+          <w:p>
+            <w:pPr>
+              <w:jc w:val="left"/>
+            </w:pPr>
+            <w:r>
+              <w:rPr>
+                <w:rFonts w:ascii="Calibri" w:hAnsi="Calibri"/>
+                <w:b w:val="0"/>
+                <w:i w:val="0"/>
+                <w:color w:val="1C1C1C"/>
+                <w:sz w:val="18"/>
+              </w:rPr>
+            </w:r>
+          </w:p>
+        </w:tc>
+      </w:tr>
+      <w:tr>
+        <w:tc>
+          <w:tcPr>
+            <w:tcW w:type="dxa" w:w="2835"/>
+            <w:tcBorders>
+              <w:top w:val="single" w:sz="4" w:space="0" w:color="CCCCCC"/>
+              <w:left w:val="single" w:sz="4" w:space="0" w:color="CCCCCC"/>
+              <w:bottom w:val="single" w:sz="4" w:space="0" w:color="CCCCCC"/>
+              <w:right w:val="single" w:sz="4" w:space="0" w:color="CCCCCC"/>
+            </w:tcBorders>
+          </w:tcPr>
+          <w:p>
+            <w:pPr>
+              <w:jc w:val="left"/>
+            </w:pPr>
+            <w:r>
+              <w:rPr>
+                <w:rFonts w:ascii="Calibri" w:hAnsi="Calibri"/>
+                <w:b w:val="0"/>
+                <w:i w:val="0"/>
+                <w:color w:val="1C1C1C"/>
+                <w:sz w:val="18"/>
+              </w:rPr>
+              <w:t>Side</w:t>
+            </w:r>
+          </w:p>
+        </w:tc>
+        <w:tc>
+          <w:tcPr>
+            <w:tcW w:type="dxa" w:w="2268"/>
+            <w:shd w:val="clear" w:color="auto" w:fill="FFF3CD"/>
+            <w:tcBorders>
+              <w:top w:val="single" w:sz="4" w:space="0" w:color="CCCCCC"/>
+              <w:left w:val="single" w:sz="4" w:space="0" w:color="CCCCCC"/>
+              <w:bottom w:val="single" w:sz="4" w:space="0" w:color="CCCCCC"/>
+              <w:right w:val="single" w:sz="4" w:space="0" w:color="CCCCCC"/>
+            </w:tcBorders>
+          </w:tcPr>
+          <w:p>
+            <w:pPr>
+              <w:jc w:val="left"/>
+            </w:pPr>
+            <w:r>
+              <w:rPr>
+                <w:rFonts w:ascii="Calibri" w:hAnsi="Calibri"/>
+                <w:b w:val="0"/>
+                <w:i w:val="0"/>
+                <w:color w:val="C07000"/>
+                <w:sz w:val="18"/>
+              </w:rPr>
+              <w:t>above_parallel</w:t>
+            </w:r>
+          </w:p>
+        </w:tc>
+        <w:tc>
+          <w:tcPr>
+            <w:tcW w:type="dxa" w:w="2268"/>
+            <w:tcBorders>
+              <w:top w:val="single" w:sz="4" w:space="0" w:color="CCCCCC"/>
+              <w:left w:val="single" w:sz="4" w:space="0" w:color="CCCCCC"/>
+              <w:bottom w:val="single" w:sz="4" w:space="0" w:color="CCCCCC"/>
+              <w:right w:val="single" w:sz="4" w:space="0" w:color="CCCCCC"/>
+            </w:tcBorders>
+          </w:tcPr>
+          <w:p>
+            <w:pPr>
+              <w:jc w:val="left"/>
+            </w:pPr>
+            <w:r>
+              <w:rPr>
+                <w:rFonts w:ascii="Calibri" w:hAnsi="Calibri"/>
+                <w:b w:val="0"/>
+                <w:i w:val="0"/>
+                <w:color w:val="1C1C1C"/>
+                <w:sz w:val="18"/>
+              </w:rPr>
+              <w:t>91–110°</w:t>
+            </w:r>
+          </w:p>
+        </w:tc>
+        <w:tc>
+          <w:tcPr>
+            <w:tcW w:type="dxa" w:w="2268"/>
+            <w:tcBorders>
+              <w:top w:val="single" w:sz="4" w:space="0" w:color="CCCCCC"/>
+              <w:left w:val="single" w:sz="4" w:space="0" w:color="CCCCCC"/>
+              <w:bottom w:val="single" w:sz="4" w:space="0" w:color="CCCCCC"/>
+              <w:right w:val="single" w:sz="4" w:space="0" w:color="CCCCCC"/>
+            </w:tcBorders>
+          </w:tcPr>
+          <w:p>
+            <w:pPr>
+              <w:jc w:val="left"/>
+            </w:pPr>
+            <w:r>
+              <w:rPr>
+                <w:rFonts w:ascii="Calibri" w:hAnsi="Calibri"/>
+                <w:b w:val="0"/>
+                <w:i w:val="0"/>
+                <w:color w:val="1C1C1C"/>
+                <w:sz w:val="18"/>
+              </w:rPr>
+            </w:r>
+          </w:p>
+        </w:tc>
+      </w:tr>
+      <w:tr>
+        <w:tc>
+          <w:tcPr>
+            <w:tcW w:type="dxa" w:w="2835"/>
+            <w:tcBorders>
+              <w:top w:val="single" w:sz="4" w:space="0" w:color="CCCCCC"/>
+              <w:left w:val="single" w:sz="4" w:space="0" w:color="CCCCCC"/>
+              <w:bottom w:val="single" w:sz="4" w:space="0" w:color="CCCCCC"/>
+              <w:right w:val="single" w:sz="4" w:space="0" w:color="CCCCCC"/>
+            </w:tcBorders>
+          </w:tcPr>
+          <w:p>
+            <w:pPr>
+              <w:jc w:val="left"/>
+            </w:pPr>
+            <w:r>
+              <w:rPr>
+                <w:rFonts w:ascii="Calibri" w:hAnsi="Calibri"/>
+                <w:b w:val="0"/>
+                <w:i w:val="0"/>
+                <w:color w:val="1C1C1C"/>
+                <w:sz w:val="18"/>
+              </w:rPr>
+              <w:t>Side</w:t>
+            </w:r>
+          </w:p>
+        </w:tc>
+        <w:tc>
+          <w:tcPr>
+            <w:tcW w:type="dxa" w:w="2268"/>
+            <w:shd w:val="clear" w:color="auto" w:fill="F8D0D0"/>
+            <w:tcBorders>
+              <w:top w:val="single" w:sz="4" w:space="0" w:color="CCCCCC"/>
+              <w:left w:val="single" w:sz="4" w:space="0" w:color="CCCCCC"/>
+              <w:bottom w:val="single" w:sz="4" w:space="0" w:color="CCCCCC"/>
+              <w:right w:val="single" w:sz="4" w:space="0" w:color="CCCCCC"/>
+            </w:tcBorders>
+          </w:tcPr>
+          <w:p>
+            <w:pPr>
+              <w:jc w:val="left"/>
+            </w:pPr>
+            <w:r>
+              <w:rPr>
+                <w:rFonts w:ascii="Calibri" w:hAnsi="Calibri"/>
+                <w:b w:val="0"/>
+                <w:i w:val="0"/>
+                <w:color w:val="C02020"/>
+                <w:sz w:val="18"/>
+              </w:rPr>
+              <w:t>insufficient</w:t>
+            </w:r>
+          </w:p>
+        </w:tc>
+        <w:tc>
+          <w:tcPr>
+            <w:tcW w:type="dxa" w:w="2268"/>
+            <w:tcBorders>
+              <w:top w:val="single" w:sz="4" w:space="0" w:color="CCCCCC"/>
+              <w:left w:val="single" w:sz="4" w:space="0" w:color="CCCCCC"/>
+              <w:bottom w:val="single" w:sz="4" w:space="0" w:color="CCCCCC"/>
+              <w:right w:val="single" w:sz="4" w:space="0" w:color="CCCCCC"/>
+            </w:tcBorders>
+          </w:tcPr>
+          <w:p>
+            <w:pPr>
+              <w:jc w:val="left"/>
+            </w:pPr>
+            <w:r>
+              <w:rPr>
+                <w:rFonts w:ascii="Calibri" w:hAnsi="Calibri"/>
+                <w:b w:val="0"/>
+                <w:i w:val="0"/>
+                <w:color w:val="1C1C1C"/>
+                <w:sz w:val="18"/>
+              </w:rPr>
+              <w:t>&gt; 110°</w:t>
+            </w:r>
+          </w:p>
+        </w:tc>
+        <w:tc>
+          <w:tcPr>
+            <w:tcW w:type="dxa" w:w="2268"/>
+            <w:tcBorders>
+              <w:top w:val="single" w:sz="4" w:space="0" w:color="CCCCCC"/>
+              <w:left w:val="single" w:sz="4" w:space="0" w:color="CCCCCC"/>
+              <w:bottom w:val="single" w:sz="4" w:space="0" w:color="CCCCCC"/>
+              <w:right w:val="single" w:sz="4" w:space="0" w:color="CCCCCC"/>
+            </w:tcBorders>
+          </w:tcPr>
+          <w:p>
+            <w:pPr>
+              <w:jc w:val="left"/>
+            </w:pPr>
+            <w:r>
+              <w:rPr>
+                <w:rFonts w:ascii="Calibri" w:hAnsi="Calibri"/>
+                <w:b w:val="0"/>
+                <w:i w:val="0"/>
+                <w:color w:val="1C1C1C"/>
+                <w:sz w:val="18"/>
+              </w:rPr>
+            </w:r>
+          </w:p>
+        </w:tc>
+      </w:tr>
+      <w:tr>
+        <w:tc>
+          <w:tcPr>
+            <w:tcW w:type="dxa" w:w="2835"/>
+            <w:tcBorders>
+              <w:top w:val="single" w:sz="4" w:space="0" w:color="CCCCCC"/>
+              <w:left w:val="single" w:sz="4" w:space="0" w:color="CCCCCC"/>
+              <w:bottom w:val="single" w:sz="4" w:space="0" w:color="CCCCCC"/>
+              <w:right w:val="single" w:sz="4" w:space="0" w:color="CCCCCC"/>
+            </w:tcBorders>
+          </w:tcPr>
+          <w:p>
+            <w:pPr>
+              <w:jc w:val="left"/>
+            </w:pPr>
+            <w:r>
+              <w:rPr>
+                <w:rFonts w:ascii="Calibri" w:hAnsi="Calibri"/>
+                <w:b w:val="0"/>
+                <w:i w:val="0"/>
+                <w:color w:val="1C1C1C"/>
+                <w:sz w:val="18"/>
+              </w:rPr>
+              <w:t>Front (Option A — knee angle)</w:t>
+            </w:r>
+          </w:p>
+        </w:tc>
+        <w:tc>
+          <w:tcPr>
+            <w:tcW w:type="dxa" w:w="2268"/>
+            <w:shd w:val="clear" w:color="auto" w:fill="E0F4E8"/>
+            <w:tcBorders>
+              <w:top w:val="single" w:sz="4" w:space="0" w:color="CCCCCC"/>
+              <w:left w:val="single" w:sz="4" w:space="0" w:color="CCCCCC"/>
+              <w:bottom w:val="single" w:sz="4" w:space="0" w:color="CCCCCC"/>
+              <w:right w:val="single" w:sz="4" w:space="0" w:color="CCCCCC"/>
+            </w:tcBorders>
+          </w:tcPr>
+          <w:p>
+            <w:pPr>
+              <w:jc w:val="left"/>
+            </w:pPr>
+            <w:r>
+              <w:rPr>
+                <w:rFonts w:ascii="Calibri" w:hAnsi="Calibri"/>
+                <w:b w:val="0"/>
+                <w:i w:val="0"/>
+                <w:color w:val="1A6E2E"/>
+                <w:sz w:val="18"/>
+              </w:rPr>
+              <w:t>adequate_depth</w:t>
+            </w:r>
+          </w:p>
+        </w:tc>
+        <w:tc>
+          <w:tcPr>
+            <w:tcW w:type="dxa" w:w="2268"/>
+            <w:tcBorders>
+              <w:top w:val="single" w:sz="4" w:space="0" w:color="CCCCCC"/>
+              <w:left w:val="single" w:sz="4" w:space="0" w:color="CCCCCC"/>
+              <w:bottom w:val="single" w:sz="4" w:space="0" w:color="CCCCCC"/>
+              <w:right w:val="single" w:sz="4" w:space="0" w:color="CCCCCC"/>
+            </w:tcBorders>
+          </w:tcPr>
+          <w:p>
+            <w:pPr>
+              <w:jc w:val="left"/>
+            </w:pPr>
+            <w:r>
+              <w:rPr>
+                <w:rFonts w:ascii="Calibri" w:hAnsi="Calibri"/>
+                <w:b w:val="0"/>
+                <w:i w:val="0"/>
+                <w:color w:val="1C1C1C"/>
+                <w:sz w:val="18"/>
+              </w:rPr>
+              <w:t>≤ 105°</w:t>
+            </w:r>
+          </w:p>
+        </w:tc>
+        <w:tc>
+          <w:tcPr>
+            <w:tcW w:type="dxa" w:w="2268"/>
+            <w:tcBorders>
+              <w:top w:val="single" w:sz="4" w:space="0" w:color="CCCCCC"/>
+              <w:left w:val="single" w:sz="4" w:space="0" w:color="CCCCCC"/>
+              <w:bottom w:val="single" w:sz="4" w:space="0" w:color="CCCCCC"/>
+              <w:right w:val="single" w:sz="4" w:space="0" w:color="CCCCCC"/>
+            </w:tcBorders>
+          </w:tcPr>
+          <w:p>
+            <w:pPr>
+              <w:jc w:val="left"/>
+            </w:pPr>
+            <w:r>
+              <w:rPr>
+                <w:rFonts w:ascii="Calibri" w:hAnsi="Calibri"/>
+                <w:b w:val="0"/>
+                <w:i w:val="0"/>
+                <w:color w:val="1C1C1C"/>
+                <w:sz w:val="18"/>
+              </w:rPr>
+            </w:r>
+          </w:p>
+        </w:tc>
+      </w:tr>
+      <w:tr>
+        <w:tc>
+          <w:tcPr>
+            <w:tcW w:type="dxa" w:w="2835"/>
+            <w:tcBorders>
+              <w:top w:val="single" w:sz="4" w:space="0" w:color="CCCCCC"/>
+              <w:left w:val="single" w:sz="4" w:space="0" w:color="CCCCCC"/>
+              <w:bottom w:val="single" w:sz="4" w:space="0" w:color="CCCCCC"/>
+              <w:right w:val="single" w:sz="4" w:space="0" w:color="CCCCCC"/>
+            </w:tcBorders>
+          </w:tcPr>
+          <w:p>
+            <w:pPr>
+              <w:jc w:val="left"/>
+            </w:pPr>
+            <w:r>
+              <w:rPr>
+                <w:rFonts w:ascii="Calibri" w:hAnsi="Calibri"/>
+                <w:b w:val="0"/>
+                <w:i w:val="0"/>
+                <w:color w:val="1C1C1C"/>
+                <w:sz w:val="18"/>
+              </w:rPr>
+              <w:t>Front (Option A — knee angle)</w:t>
+            </w:r>
+          </w:p>
+        </w:tc>
+        <w:tc>
+          <w:tcPr>
+            <w:tcW w:type="dxa" w:w="2268"/>
+            <w:shd w:val="clear" w:color="auto" w:fill="FFF3CD"/>
+            <w:tcBorders>
+              <w:top w:val="single" w:sz="4" w:space="0" w:color="CCCCCC"/>
+              <w:left w:val="single" w:sz="4" w:space="0" w:color="CCCCCC"/>
+              <w:bottom w:val="single" w:sz="4" w:space="0" w:color="CCCCCC"/>
+              <w:right w:val="single" w:sz="4" w:space="0" w:color="CCCCCC"/>
+            </w:tcBorders>
+          </w:tcPr>
+          <w:p>
+            <w:pPr>
+              <w:jc w:val="left"/>
+            </w:pPr>
+            <w:r>
+              <w:rPr>
+                <w:rFonts w:ascii="Calibri" w:hAnsi="Calibri"/>
+                <w:b w:val="0"/>
+                <w:i w:val="0"/>
+                <w:color w:val="C07000"/>
+                <w:sz w:val="18"/>
+              </w:rPr>
+              <w:t>above_parallel</w:t>
+            </w:r>
+          </w:p>
+        </w:tc>
+        <w:tc>
+          <w:tcPr>
+            <w:tcW w:type="dxa" w:w="2268"/>
+            <w:tcBorders>
+              <w:top w:val="single" w:sz="4" w:space="0" w:color="CCCCCC"/>
+              <w:left w:val="single" w:sz="4" w:space="0" w:color="CCCCCC"/>
+              <w:bottom w:val="single" w:sz="4" w:space="0" w:color="CCCCCC"/>
+              <w:right w:val="single" w:sz="4" w:space="0" w:color="CCCCCC"/>
+            </w:tcBorders>
+          </w:tcPr>
+          <w:p>
+            <w:pPr>
+              <w:jc w:val="left"/>
+            </w:pPr>
+            <w:r>
+              <w:rPr>
+                <w:rFonts w:ascii="Calibri" w:hAnsi="Calibri"/>
+                <w:b w:val="0"/>
+                <w:i w:val="0"/>
+                <w:color w:val="1C1C1C"/>
+                <w:sz w:val="18"/>
+              </w:rPr>
+              <w:t>106–115°</w:t>
+            </w:r>
+          </w:p>
+        </w:tc>
+        <w:tc>
+          <w:tcPr>
+            <w:tcW w:type="dxa" w:w="2268"/>
+            <w:tcBorders>
+              <w:top w:val="single" w:sz="4" w:space="0" w:color="CCCCCC"/>
+              <w:left w:val="single" w:sz="4" w:space="0" w:color="CCCCCC"/>
+              <w:bottom w:val="single" w:sz="4" w:space="0" w:color="CCCCCC"/>
+              <w:right w:val="single" w:sz="4" w:space="0" w:color="CCCCCC"/>
+            </w:tcBorders>
+          </w:tcPr>
+          <w:p>
+            <w:pPr>
+              <w:jc w:val="left"/>
+            </w:pPr>
+            <w:r>
+              <w:rPr>
+                <w:rFonts w:ascii="Calibri" w:hAnsi="Calibri"/>
+                <w:b w:val="0"/>
+                <w:i w:val="0"/>
+                <w:color w:val="1C1C1C"/>
+                <w:sz w:val="18"/>
+              </w:rPr>
+            </w:r>
+          </w:p>
+        </w:tc>
+      </w:tr>
+      <w:tr>
+        <w:tc>
+          <w:tcPr>
+            <w:tcW w:type="dxa" w:w="2835"/>
+            <w:tcBorders>
+              <w:top w:val="single" w:sz="4" w:space="0" w:color="CCCCCC"/>
+              <w:left w:val="single" w:sz="4" w:space="0" w:color="CCCCCC"/>
+              <w:bottom w:val="single" w:sz="4" w:space="0" w:color="CCCCCC"/>
+              <w:right w:val="single" w:sz="4" w:space="0" w:color="CCCCCC"/>
+            </w:tcBorders>
+          </w:tcPr>
+          <w:p>
+            <w:pPr>
+              <w:jc w:val="left"/>
+            </w:pPr>
+            <w:r>
+              <w:rPr>
+                <w:rFonts w:ascii="Calibri" w:hAnsi="Calibri"/>
+                <w:b w:val="0"/>
+                <w:i w:val="0"/>
+                <w:color w:val="1C1C1C"/>
+                <w:sz w:val="18"/>
+              </w:rPr>
+              <w:t>Front (Option A — knee angle)</w:t>
+            </w:r>
+          </w:p>
+        </w:tc>
+        <w:tc>
+          <w:tcPr>
+            <w:tcW w:type="dxa" w:w="2268"/>
+            <w:shd w:val="clear" w:color="auto" w:fill="F8D0D0"/>
+            <w:tcBorders>
+              <w:top w:val="single" w:sz="4" w:space="0" w:color="CCCCCC"/>
+              <w:left w:val="single" w:sz="4" w:space="0" w:color="CCCCCC"/>
+              <w:bottom w:val="single" w:sz="4" w:space="0" w:color="CCCCCC"/>
+              <w:right w:val="single" w:sz="4" w:space="0" w:color="CCCCCC"/>
+            </w:tcBorders>
+          </w:tcPr>
+          <w:p>
+            <w:pPr>
+              <w:jc w:val="left"/>
+            </w:pPr>
+            <w:r>
+              <w:rPr>
+                <w:rFonts w:ascii="Calibri" w:hAnsi="Calibri"/>
+                <w:b w:val="0"/>
+                <w:i w:val="0"/>
+                <w:color w:val="C02020"/>
+                <w:sz w:val="18"/>
+              </w:rPr>
+              <w:t>insufficient</w:t>
+            </w:r>
+          </w:p>
+        </w:tc>
+        <w:tc>
+          <w:tcPr>
+            <w:tcW w:type="dxa" w:w="2268"/>
+            <w:tcBorders>
+              <w:top w:val="single" w:sz="4" w:space="0" w:color="CCCCCC"/>
+              <w:left w:val="single" w:sz="4" w:space="0" w:color="CCCCCC"/>
+              <w:bottom w:val="single" w:sz="4" w:space="0" w:color="CCCCCC"/>
+              <w:right w:val="single" w:sz="4" w:space="0" w:color="CCCCCC"/>
+            </w:tcBorders>
+          </w:tcPr>
+          <w:p>
+            <w:pPr>
+              <w:jc w:val="left"/>
+            </w:pPr>
+            <w:r>
+              <w:rPr>
+                <w:rFonts w:ascii="Calibri" w:hAnsi="Calibri"/>
+                <w:b w:val="0"/>
+                <w:i w:val="0"/>
+                <w:color w:val="1C1C1C"/>
+                <w:sz w:val="18"/>
+              </w:rPr>
+              <w:t>&gt; 115°</w:t>
+            </w:r>
+          </w:p>
+        </w:tc>
+        <w:tc>
+          <w:tcPr>
+            <w:tcW w:type="dxa" w:w="2268"/>
+            <w:tcBorders>
+              <w:top w:val="single" w:sz="4" w:space="0" w:color="CCCCCC"/>
+              <w:left w:val="single" w:sz="4" w:space="0" w:color="CCCCCC"/>
+              <w:bottom w:val="single" w:sz="4" w:space="0" w:color="CCCCCC"/>
+              <w:right w:val="single" w:sz="4" w:space="0" w:color="CCCCCC"/>
+            </w:tcBorders>
+          </w:tcPr>
+          <w:p>
+            <w:pPr>
+              <w:jc w:val="left"/>
+            </w:pPr>
+            <w:r>
+              <w:rPr>
+                <w:rFonts w:ascii="Calibri" w:hAnsi="Calibri"/>
+                <w:b w:val="0"/>
+                <w:i w:val="0"/>
+                <w:color w:val="1C1C1C"/>
+                <w:sz w:val="18"/>
+              </w:rPr>
+            </w:r>
+          </w:p>
+        </w:tc>
+      </w:tr>
+      <w:tr>
+        <w:tc>
+          <w:tcPr>
+            <w:tcW w:type="dxa" w:w="2835"/>
+            <w:tcBorders>
+              <w:top w:val="single" w:sz="4" w:space="0" w:color="CCCCCC"/>
+              <w:left w:val="single" w:sz="4" w:space="0" w:color="CCCCCC"/>
+              <w:bottom w:val="single" w:sz="4" w:space="0" w:color="CCCCCC"/>
+              <w:right w:val="single" w:sz="4" w:space="0" w:color="CCCCCC"/>
+            </w:tcBorders>
+          </w:tcPr>
+          <w:p>
+            <w:pPr>
+              <w:jc w:val="left"/>
+            </w:pPr>
+            <w:r>
+              <w:rPr>
+                <w:rFonts w:ascii="Calibri" w:hAnsi="Calibri"/>
+                <w:b w:val="0"/>
+                <w:i w:val="0"/>
+                <w:color w:val="1C1C1C"/>
+                <w:sz w:val="18"/>
+              </w:rPr>
+              <w:t>Front (Option B — hip angle)</w:t>
+            </w:r>
+          </w:p>
+        </w:tc>
+        <w:tc>
+          <w:tcPr>
+            <w:tcW w:type="dxa" w:w="2268"/>
+            <w:shd w:val="clear" w:color="auto" w:fill="E0F4E8"/>
+            <w:tcBorders>
+              <w:top w:val="single" w:sz="4" w:space="0" w:color="CCCCCC"/>
+              <w:left w:val="single" w:sz="4" w:space="0" w:color="CCCCCC"/>
+              <w:bottom w:val="single" w:sz="4" w:space="0" w:color="CCCCCC"/>
+              <w:right w:val="single" w:sz="4" w:space="0" w:color="CCCCCC"/>
+            </w:tcBorders>
+          </w:tcPr>
+          <w:p>
+            <w:pPr>
+              <w:jc w:val="left"/>
+            </w:pPr>
+            <w:r>
+              <w:rPr>
+                <w:rFonts w:ascii="Calibri" w:hAnsi="Calibri"/>
+                <w:b w:val="0"/>
+                <w:i w:val="0"/>
+                <w:color w:val="1A6E2E"/>
+                <w:sz w:val="18"/>
+              </w:rPr>
+              <w:t>adequate_depth</w:t>
+            </w:r>
+          </w:p>
+        </w:tc>
+        <w:tc>
+          <w:tcPr>
+            <w:tcW w:type="dxa" w:w="2268"/>
+            <w:tcBorders>
+              <w:top w:val="single" w:sz="4" w:space="0" w:color="CCCCCC"/>
+              <w:left w:val="single" w:sz="4" w:space="0" w:color="CCCCCC"/>
+              <w:bottom w:val="single" w:sz="4" w:space="0" w:color="CCCCCC"/>
+              <w:right w:val="single" w:sz="4" w:space="0" w:color="CCCCCC"/>
+            </w:tcBorders>
+          </w:tcPr>
+          <w:p>
+            <w:pPr>
+              <w:jc w:val="left"/>
+            </w:pPr>
+            <w:r>
+              <w:rPr>
+                <w:rFonts w:ascii="Calibri" w:hAnsi="Calibri"/>
+                <w:b w:val="0"/>
+                <w:i w:val="0"/>
+                <w:color w:val="1C1C1C"/>
+                <w:sz w:val="18"/>
+              </w:rPr>
+              <w:t>≤ 80°</w:t>
+            </w:r>
+          </w:p>
+        </w:tc>
+        <w:tc>
+          <w:tcPr>
+            <w:tcW w:type="dxa" w:w="2268"/>
+            <w:tcBorders>
+              <w:top w:val="single" w:sz="4" w:space="0" w:color="CCCCCC"/>
+              <w:left w:val="single" w:sz="4" w:space="0" w:color="CCCCCC"/>
+              <w:bottom w:val="single" w:sz="4" w:space="0" w:color="CCCCCC"/>
+              <w:right w:val="single" w:sz="4" w:space="0" w:color="CCCCCC"/>
+            </w:tcBorders>
+          </w:tcPr>
+          <w:p>
+            <w:pPr>
+              <w:jc w:val="left"/>
+            </w:pPr>
+            <w:r>
+              <w:rPr>
+                <w:rFonts w:ascii="Calibri" w:hAnsi="Calibri"/>
+                <w:b w:val="0"/>
+                <w:i w:val="0"/>
+                <w:color w:val="1C1C1C"/>
+                <w:sz w:val="18"/>
+              </w:rPr>
+            </w:r>
+          </w:p>
+        </w:tc>
+      </w:tr>
+      <w:tr>
+        <w:tc>
+          <w:tcPr>
+            <w:tcW w:type="dxa" w:w="2835"/>
+            <w:tcBorders>
+              <w:top w:val="single" w:sz="4" w:space="0" w:color="CCCCCC"/>
+              <w:left w:val="single" w:sz="4" w:space="0" w:color="CCCCCC"/>
+              <w:bottom w:val="single" w:sz="4" w:space="0" w:color="CCCCCC"/>
+              <w:right w:val="single" w:sz="4" w:space="0" w:color="CCCCCC"/>
+            </w:tcBorders>
+          </w:tcPr>
+          <w:p>
+            <w:pPr>
+              <w:jc w:val="left"/>
+            </w:pPr>
+            <w:r>
+              <w:rPr>
+                <w:rFonts w:ascii="Calibri" w:hAnsi="Calibri"/>
+                <w:b w:val="0"/>
+                <w:i w:val="0"/>
+                <w:color w:val="1C1C1C"/>
+                <w:sz w:val="18"/>
+              </w:rPr>
+              <w:t>Front (Option B — hip angle)</w:t>
+            </w:r>
+          </w:p>
+        </w:tc>
+        <w:tc>
+          <w:tcPr>
+            <w:tcW w:type="dxa" w:w="2268"/>
+            <w:shd w:val="clear" w:color="auto" w:fill="FFF3CD"/>
+            <w:tcBorders>
+              <w:top w:val="single" w:sz="4" w:space="0" w:color="CCCCCC"/>
+              <w:left w:val="single" w:sz="4" w:space="0" w:color="CCCCCC"/>
+              <w:bottom w:val="single" w:sz="4" w:space="0" w:color="CCCCCC"/>
+              <w:right w:val="single" w:sz="4" w:space="0" w:color="CCCCCC"/>
+            </w:tcBorders>
+          </w:tcPr>
+          <w:p>
+            <w:pPr>
+              <w:jc w:val="left"/>
+            </w:pPr>
+            <w:r>
+              <w:rPr>
+                <w:rFonts w:ascii="Calibri" w:hAnsi="Calibri"/>
+                <w:b w:val="0"/>
+                <w:i w:val="0"/>
+                <w:color w:val="C07000"/>
+                <w:sz w:val="18"/>
+              </w:rPr>
+              <w:t>above_parallel</w:t>
+            </w:r>
+          </w:p>
+        </w:tc>
+        <w:tc>
+          <w:tcPr>
+            <w:tcW w:type="dxa" w:w="2268"/>
+            <w:tcBorders>
+              <w:top w:val="single" w:sz="4" w:space="0" w:color="CCCCCC"/>
+              <w:left w:val="single" w:sz="4" w:space="0" w:color="CCCCCC"/>
+              <w:bottom w:val="single" w:sz="4" w:space="0" w:color="CCCCCC"/>
+              <w:right w:val="single" w:sz="4" w:space="0" w:color="CCCCCC"/>
+            </w:tcBorders>
+          </w:tcPr>
+          <w:p>
+            <w:pPr>
+              <w:jc w:val="left"/>
+            </w:pPr>
+            <w:r>
+              <w:rPr>
+                <w:rFonts w:ascii="Calibri" w:hAnsi="Calibri"/>
+                <w:b w:val="0"/>
+                <w:i w:val="0"/>
+                <w:color w:val="1C1C1C"/>
+                <w:sz w:val="18"/>
+              </w:rPr>
+              <w:t>81–100°</w:t>
+            </w:r>
+          </w:p>
+        </w:tc>
+        <w:tc>
+          <w:tcPr>
+            <w:tcW w:type="dxa" w:w="2268"/>
+            <w:tcBorders>
+              <w:top w:val="single" w:sz="4" w:space="0" w:color="CCCCCC"/>
+              <w:left w:val="single" w:sz="4" w:space="0" w:color="CCCCCC"/>
+              <w:bottom w:val="single" w:sz="4" w:space="0" w:color="CCCCCC"/>
+              <w:right w:val="single" w:sz="4" w:space="0" w:color="CCCCCC"/>
+            </w:tcBorders>
+          </w:tcPr>
+          <w:p>
+            <w:pPr>
+              <w:jc w:val="left"/>
+            </w:pPr>
+            <w:r>
+              <w:rPr>
+                <w:rFonts w:ascii="Calibri" w:hAnsi="Calibri"/>
+                <w:b w:val="0"/>
+                <w:i w:val="0"/>
+                <w:color w:val="1C1C1C"/>
+                <w:sz w:val="18"/>
+              </w:rPr>
+            </w:r>
+          </w:p>
+        </w:tc>
+      </w:tr>
+      <w:tr>
+        <w:tc>
+          <w:tcPr>
+            <w:tcW w:type="dxa" w:w="2835"/>
+            <w:tcBorders>
+              <w:top w:val="single" w:sz="4" w:space="0" w:color="CCCCCC"/>
+              <w:left w:val="single" w:sz="4" w:space="0" w:color="CCCCCC"/>
+              <w:bottom w:val="single" w:sz="4" w:space="0" w:color="CCCCCC"/>
+              <w:right w:val="single" w:sz="4" w:space="0" w:color="CCCCCC"/>
+            </w:tcBorders>
+          </w:tcPr>
+          <w:p>
+            <w:pPr>
+              <w:jc w:val="left"/>
+            </w:pPr>
+            <w:r>
+              <w:rPr>
+                <w:rFonts w:ascii="Calibri" w:hAnsi="Calibri"/>
+                <w:b w:val="0"/>
+                <w:i w:val="0"/>
+                <w:color w:val="1C1C1C"/>
+                <w:sz w:val="18"/>
+              </w:rPr>
+              <w:t>Front (Option B — hip angle)</w:t>
+            </w:r>
+          </w:p>
+        </w:tc>
+        <w:tc>
+          <w:tcPr>
+            <w:tcW w:type="dxa" w:w="2268"/>
+            <w:shd w:val="clear" w:color="auto" w:fill="F8D0D0"/>
+            <w:tcBorders>
+              <w:top w:val="single" w:sz="4" w:space="0" w:color="CCCCCC"/>
+              <w:left w:val="single" w:sz="4" w:space="0" w:color="CCCCCC"/>
+              <w:bottom w:val="single" w:sz="4" w:space="0" w:color="CCCCCC"/>
+              <w:right w:val="single" w:sz="4" w:space="0" w:color="CCCCCC"/>
+            </w:tcBorders>
+          </w:tcPr>
+          <w:p>
+            <w:pPr>
+              <w:jc w:val="left"/>
+            </w:pPr>
+            <w:r>
+              <w:rPr>
+                <w:rFonts w:ascii="Calibri" w:hAnsi="Calibri"/>
+                <w:b w:val="0"/>
+                <w:i w:val="0"/>
+                <w:color w:val="C02020"/>
+                <w:sz w:val="18"/>
+              </w:rPr>
+              <w:t>insufficient</w:t>
+            </w:r>
+          </w:p>
+        </w:tc>
+        <w:tc>
+          <w:tcPr>
+            <w:tcW w:type="dxa" w:w="2268"/>
+            <w:tcBorders>
+              <w:top w:val="single" w:sz="4" w:space="0" w:color="CCCCCC"/>
+              <w:left w:val="single" w:sz="4" w:space="0" w:color="CCCCCC"/>
+              <w:bottom w:val="single" w:sz="4" w:space="0" w:color="CCCCCC"/>
+              <w:right w:val="single" w:sz="4" w:space="0" w:color="CCCCCC"/>
+            </w:tcBorders>
+          </w:tcPr>
+          <w:p>
+            <w:pPr>
+              <w:jc w:val="left"/>
+            </w:pPr>
+            <w:r>
+              <w:rPr>
+                <w:rFonts w:ascii="Calibri" w:hAnsi="Calibri"/>
+                <w:b w:val="0"/>
+                <w:i w:val="0"/>
+                <w:color w:val="1C1C1C"/>
+                <w:sz w:val="18"/>
+              </w:rPr>
+              <w:t>&gt; 100°</w:t>
+            </w:r>
+          </w:p>
+        </w:tc>
+        <w:tc>
+          <w:tcPr>
+            <w:tcW w:type="dxa" w:w="2268"/>
+            <w:tcBorders>
+              <w:top w:val="single" w:sz="4" w:space="0" w:color="CCCCCC"/>
+              <w:left w:val="single" w:sz="4" w:space="0" w:color="CCCCCC"/>
+              <w:bottom w:val="single" w:sz="4" w:space="0" w:color="CCCCCC"/>
+              <w:right w:val="single" w:sz="4" w:space="0" w:color="CCCCCC"/>
+            </w:tcBorders>
+          </w:tcPr>
+          <w:p>
+            <w:pPr>
+              <w:jc w:val="left"/>
+            </w:pPr>
+            <w:r>
+              <w:rPr>
+                <w:rFonts w:ascii="Calibri" w:hAnsi="Calibri"/>
+                <w:b w:val="0"/>
+                <w:i w:val="0"/>
+                <w:color w:val="1C1C1C"/>
+                <w:sz w:val="18"/>
+              </w:rPr>
+            </w:r>
+          </w:p>
+        </w:tc>
+      </w:tr>
+    </w:tbl>
+    <w:p>
+      <w:pPr>
+        <w:spacing w:after="80"/>
+      </w:pPr>
+    </w:p>
+    <w:p>
+      <w:pPr>
+        <w:spacing w:after="160"/>
+      </w:pPr>
+    </w:p>
+    <w:p>
+      <w:pPr>
+        <w:spacing w:before="20" w:after="80"/>
+      </w:pPr>
+      <w:r>
+        <w:rPr>
+          <w:rFonts w:ascii="Calibri" w:hAnsi="Calibri"/>
+          <w:b w:val="0"/>
+          <w:i w:val="0"/>
+          <w:color w:val="555555"/>
+          <w:sz w:val="18"/>
+        </w:rPr>
+        <w:t>Next parameters to add: Back angle / trunk lean  ·  Valgus ratio</w:t>
+      </w:r>
+    </w:p>
+    <w:p>
+      <w:pPr>
+        <w:spacing w:before="240"/>
+      </w:pPr>
+      <w:r>
+        <w:rPr>
+          <w:rFonts w:ascii="Calibri" w:hAnsi="Calibri"/>
+          <w:b w:val="0"/>
+          <w:i/>
+          <w:color w:val="555555"/>
+          <w:sz w:val="16"/>
+        </w:rPr>
+        <w:t>Kinetic  ·  Threshold Alignment Brief  ·  Depth Classification  ·  v0.1  ·  May 2026</w:t>
       </w:r>
     </w:p>
     <w:sectPr>

--- a/Kinetic_Threshold_Alignment.docx
+++ b/Kinetic_Threshold_Alignment.docx
@@ -11361,6 +11361,1528 @@
           <w:sz w:val="16"/>
         </w:rPr>
         <w:t>Kinetic  ·  Threshold Alignment Brief  ·  Depth Classification  ·  v0.1  ·  May 2026</w:t>
+      </w:r>
+    </w:p>
+    <w:p>
+      <w:r>
+        <w:br w:type="page"/>
+      </w:r>
+    </w:p>
+    <w:p>
+      <w:r>
+        <w:rPr>
+          <w:rFonts w:ascii="Calibri" w:hAnsi="Calibri"/>
+          <w:b/>
+          <w:i w:val="0"/>
+          <w:color w:val="0F274D"/>
+          <w:sz w:val="36"/>
+        </w:rPr>
+        <w:t>Kinetic — Threshold Alignment Brief</w:t>
+      </w:r>
+    </w:p>
+    <w:p>
+      <w:pPr>
+        <w:spacing w:after="80"/>
+      </w:pPr>
+      <w:r>
+        <w:rPr>
+          <w:rFonts w:ascii="Calibri" w:hAnsi="Calibri"/>
+          <w:b w:val="0"/>
+          <w:i w:val="0"/>
+          <w:color w:val="555555"/>
+          <w:sz w:val="18"/>
+        </w:rPr>
+        <w:t>Depth Classification — Label Architecture Clarification  ·  May 2026</w:t>
+      </w:r>
+    </w:p>
+    <w:p>
+      <w:pPr>
+        <w:spacing w:before="120" w:after="120"/>
+        <w:pBdr>
+          <w:bottom w:val="single" w:sz="6" w:space="1" w:color="1E5BA8"/>
+        </w:pBdr>
+      </w:pPr>
+    </w:p>
+    <w:p>
+      <w:pPr>
+        <w:spacing w:before="200" w:after="60"/>
+      </w:pPr>
+      <w:r>
+        <w:rPr>
+          <w:rFonts w:ascii="Calibri" w:hAnsi="Calibri"/>
+          <w:b/>
+          <w:i w:val="0"/>
+          <w:color w:val="1E5BA8"/>
+          <w:sz w:val="24"/>
+        </w:rPr>
+        <w:t>Two separate label systems — confirmed</w:t>
+      </w:r>
+    </w:p>
+    <w:tbl>
+      <w:tblPr>
+        <w:tblStyle w:val="TableGrid"/>
+        <w:tblW w:type="auto" w:w="0"/>
+        <w:tblLook w:firstColumn="1" w:firstRow="1" w:lastColumn="0" w:lastRow="0" w:noHBand="0" w:noVBand="1" w:val="04A0"/>
+      </w:tblPr>
+      <w:tblGrid>
+        <w:gridCol w:w="9746"/>
+      </w:tblGrid>
+      <w:tr>
+        <w:tc>
+          <w:tcPr>
+            <w:tcW w:type="dxa" w:w="9746"/>
+            <w:shd w:val="clear" w:color="auto" w:fill="E8F0FE"/>
+            <w:tcBorders>
+              <w:top w:val="single" w:sz="6" w:space="0" w:color="AAAAAA"/>
+              <w:left w:val="single" w:sz="6" w:space="0" w:color="AAAAAA"/>
+              <w:bottom w:val="single" w:sz="6" w:space="0" w:color="AAAAAA"/>
+              <w:right w:val="single" w:sz="6" w:space="0" w:color="AAAAAA"/>
+            </w:tcBorders>
+          </w:tcPr>
+          <w:p>
+            <w:pPr>
+              <w:spacing w:before="40" w:after="40"/>
+            </w:pPr>
+            <w:r>
+              <w:rPr>
+                <w:rFonts w:ascii="Calibri" w:hAnsi="Calibri"/>
+                <w:b/>
+                <w:i w:val="0"/>
+                <w:color w:val="1E5BA8"/>
+                <w:sz w:val="20"/>
+              </w:rPr>
+              <w:t xml:space="preserve">Key decision:  </w:t>
+            </w:r>
+            <w:r>
+              <w:rPr>
+                <w:rFonts w:ascii="Calibri" w:hAnsi="Calibri"/>
+                <w:b w:val="0"/>
+                <w:i w:val="0"/>
+                <w:color w:val="1C1C1C"/>
+                <w:sz w:val="20"/>
+              </w:rPr>
+              <w:t>The biomechanics script + OpenCV image overlay use a simplified 3-label system for display to the user. The MD coaching reference retains its full 5-grade system for the LLM's scoring and coaching language. These two systems are independent — they do not need to match.</w:t>
+            </w:r>
+          </w:p>
+        </w:tc>
+      </w:tr>
+    </w:tbl>
+    <w:p>
+      <w:pPr>
+        <w:spacing w:after="80"/>
+      </w:pPr>
+    </w:p>
+    <w:p>
+      <w:pPr>
+        <w:spacing w:before="20" w:after="80"/>
+      </w:pPr>
+      <w:r>
+        <w:rPr>
+          <w:rFonts w:ascii="Calibri" w:hAnsi="Calibri"/>
+          <w:b w:val="0"/>
+          <w:i w:val="0"/>
+          <w:color w:val="1C1C1C"/>
+          <w:sz w:val="20"/>
+        </w:rPr>
+        <w:t>System 1 — Biomechanics script  +  OpenCV annotated image overlay:</w:t>
+      </w:r>
+    </w:p>
+    <w:tbl>
+      <w:tblPr>
+        <w:tblStyle w:val="TableGrid"/>
+        <w:tblW w:type="auto" w:w="0"/>
+        <w:tblLook w:firstColumn="1" w:firstRow="1" w:lastColumn="0" w:lastRow="0" w:noHBand="0" w:noVBand="1" w:val="04A0"/>
+      </w:tblPr>
+      <w:tblGrid>
+        <w:gridCol w:w="1949"/>
+        <w:gridCol w:w="1949"/>
+        <w:gridCol w:w="1949"/>
+        <w:gridCol w:w="1949"/>
+        <w:gridCol w:w="1949"/>
+      </w:tblGrid>
+      <w:tr>
+        <w:tc>
+          <w:tcPr>
+            <w:tcW w:type="dxa" w:w="1587"/>
+            <w:shd w:val="clear" w:color="auto" w:fill="0F274D"/>
+            <w:tcBorders>
+              <w:top w:val="single" w:sz="4" w:space="0" w:color="FFFFFF"/>
+              <w:left w:val="single" w:sz="4" w:space="0" w:color="FFFFFF"/>
+              <w:bottom w:val="single" w:sz="4" w:space="0" w:color="FFFFFF"/>
+              <w:right w:val="single" w:sz="4" w:space="0" w:color="FFFFFF"/>
+            </w:tcBorders>
+          </w:tcPr>
+          <w:p>
+            <w:pPr>
+              <w:jc w:val="center"/>
+            </w:pPr>
+            <w:r>
+              <w:rPr>
+                <w:rFonts w:ascii="Calibri" w:hAnsi="Calibri"/>
+                <w:b/>
+                <w:i w:val="0"/>
+                <w:color w:val="FFFFFF"/>
+                <w:sz w:val="18"/>
+              </w:rPr>
+              <w:t>Label shown on image</w:t>
+            </w:r>
+          </w:p>
+        </w:tc>
+        <w:tc>
+          <w:tcPr>
+            <w:tcW w:type="dxa" w:w="2551"/>
+            <w:shd w:val="clear" w:color="auto" w:fill="0F274D"/>
+            <w:tcBorders>
+              <w:top w:val="single" w:sz="4" w:space="0" w:color="FFFFFF"/>
+              <w:left w:val="single" w:sz="4" w:space="0" w:color="FFFFFF"/>
+              <w:bottom w:val="single" w:sz="4" w:space="0" w:color="FFFFFF"/>
+              <w:right w:val="single" w:sz="4" w:space="0" w:color="FFFFFF"/>
+            </w:tcBorders>
+          </w:tcPr>
+          <w:p>
+            <w:pPr>
+              <w:jc w:val="center"/>
+            </w:pPr>
+            <w:r>
+              <w:rPr>
+                <w:rFonts w:ascii="Calibri" w:hAnsi="Calibri"/>
+                <w:b/>
+                <w:i w:val="0"/>
+                <w:color w:val="FFFFFF"/>
+                <w:sz w:val="18"/>
+              </w:rPr>
+              <w:t>Applies to</w:t>
+            </w:r>
+          </w:p>
+        </w:tc>
+        <w:tc>
+          <w:tcPr>
+            <w:tcW w:type="dxa" w:w="2154"/>
+            <w:shd w:val="clear" w:color="auto" w:fill="0F274D"/>
+            <w:tcBorders>
+              <w:top w:val="single" w:sz="4" w:space="0" w:color="FFFFFF"/>
+              <w:left w:val="single" w:sz="4" w:space="0" w:color="FFFFFF"/>
+              <w:bottom w:val="single" w:sz="4" w:space="0" w:color="FFFFFF"/>
+              <w:right w:val="single" w:sz="4" w:space="0" w:color="FFFFFF"/>
+            </w:tcBorders>
+          </w:tcPr>
+          <w:p>
+            <w:pPr>
+              <w:jc w:val="center"/>
+            </w:pPr>
+            <w:r>
+              <w:rPr>
+                <w:rFonts w:ascii="Calibri" w:hAnsi="Calibri"/>
+                <w:b/>
+                <w:i w:val="0"/>
+                <w:color w:val="FFFFFF"/>
+                <w:sz w:val="18"/>
+              </w:rPr>
+              <w:t>Knee angle — Side camera</w:t>
+              <w:br/>
+              <w:t>(MediaPipe interior)</w:t>
+            </w:r>
+          </w:p>
+        </w:tc>
+        <w:tc>
+          <w:tcPr>
+            <w:tcW w:type="dxa" w:w="2154"/>
+            <w:shd w:val="clear" w:color="auto" w:fill="0F274D"/>
+            <w:tcBorders>
+              <w:top w:val="single" w:sz="4" w:space="0" w:color="FFFFFF"/>
+              <w:left w:val="single" w:sz="4" w:space="0" w:color="FFFFFF"/>
+              <w:bottom w:val="single" w:sz="4" w:space="0" w:color="FFFFFF"/>
+              <w:right w:val="single" w:sz="4" w:space="0" w:color="FFFFFF"/>
+            </w:tcBorders>
+          </w:tcPr>
+          <w:p>
+            <w:pPr>
+              <w:jc w:val="center"/>
+            </w:pPr>
+            <w:r>
+              <w:rPr>
+                <w:rFonts w:ascii="Calibri" w:hAnsi="Calibri"/>
+                <w:b/>
+                <w:i w:val="0"/>
+                <w:color w:val="FFFFFF"/>
+                <w:sz w:val="18"/>
+              </w:rPr>
+              <w:t>Knee angle — Front camera</w:t>
+              <w:br/>
+              <w:t>(MediaPipe interior)</w:t>
+            </w:r>
+          </w:p>
+        </w:tc>
+        <w:tc>
+          <w:tcPr>
+            <w:tcW w:type="dxa" w:w="2268"/>
+            <w:shd w:val="clear" w:color="auto" w:fill="0F274D"/>
+            <w:tcBorders>
+              <w:top w:val="single" w:sz="4" w:space="0" w:color="FFFFFF"/>
+              <w:left w:val="single" w:sz="4" w:space="0" w:color="FFFFFF"/>
+              <w:bottom w:val="single" w:sz="4" w:space="0" w:color="FFFFFF"/>
+              <w:right w:val="single" w:sz="4" w:space="0" w:color="FFFFFF"/>
+            </w:tcBorders>
+          </w:tcPr>
+          <w:p>
+            <w:pPr>
+              <w:jc w:val="center"/>
+            </w:pPr>
+            <w:r>
+              <w:rPr>
+                <w:rFonts w:ascii="Calibri" w:hAnsi="Calibri"/>
+                <w:b/>
+                <w:i w:val="0"/>
+                <w:color w:val="FFFFFF"/>
+                <w:sz w:val="18"/>
+              </w:rPr>
+              <w:t>Hip position</w:t>
+            </w:r>
+          </w:p>
+        </w:tc>
+      </w:tr>
+      <w:tr>
+        <w:tc>
+          <w:tcPr>
+            <w:tcW w:type="dxa" w:w="1587"/>
+            <w:shd w:val="clear" w:color="auto" w:fill="E0F4E8"/>
+            <w:tcBorders>
+              <w:top w:val="single" w:sz="4" w:space="0" w:color="CCCCCC"/>
+              <w:left w:val="single" w:sz="4" w:space="0" w:color="CCCCCC"/>
+              <w:bottom w:val="single" w:sz="4" w:space="0" w:color="CCCCCC"/>
+              <w:right w:val="single" w:sz="4" w:space="0" w:color="CCCCCC"/>
+            </w:tcBorders>
+          </w:tcPr>
+          <w:p>
+            <w:pPr>
+              <w:jc w:val="left"/>
+            </w:pPr>
+            <w:r>
+              <w:rPr>
+                <w:rFonts w:ascii="Calibri" w:hAnsi="Calibri"/>
+                <w:b w:val="0"/>
+                <w:i w:val="0"/>
+                <w:color w:val="1A6E2E"/>
+                <w:sz w:val="18"/>
+              </w:rPr>
+              <w:t>Excellent</w:t>
+            </w:r>
+          </w:p>
+        </w:tc>
+        <w:tc>
+          <w:tcPr>
+            <w:tcW w:type="dxa" w:w="2551"/>
+            <w:tcBorders>
+              <w:top w:val="single" w:sz="4" w:space="0" w:color="CCCCCC"/>
+              <w:left w:val="single" w:sz="4" w:space="0" w:color="CCCCCC"/>
+              <w:bottom w:val="single" w:sz="4" w:space="0" w:color="CCCCCC"/>
+              <w:right w:val="single" w:sz="4" w:space="0" w:color="CCCCCC"/>
+            </w:tcBorders>
+          </w:tcPr>
+          <w:p>
+            <w:pPr>
+              <w:jc w:val="left"/>
+            </w:pPr>
+            <w:r>
+              <w:rPr>
+                <w:rFonts w:ascii="Calibri" w:hAnsi="Calibri"/>
+                <w:b w:val="0"/>
+                <w:i w:val="0"/>
+                <w:color w:val="1C1C1C"/>
+                <w:sz w:val="18"/>
+              </w:rPr>
+              <w:t>Script depth_classification field + OpenCV image</w:t>
+            </w:r>
+          </w:p>
+        </w:tc>
+        <w:tc>
+          <w:tcPr>
+            <w:tcW w:type="dxa" w:w="2154"/>
+            <w:tcBorders>
+              <w:top w:val="single" w:sz="4" w:space="0" w:color="CCCCCC"/>
+              <w:left w:val="single" w:sz="4" w:space="0" w:color="CCCCCC"/>
+              <w:bottom w:val="single" w:sz="4" w:space="0" w:color="CCCCCC"/>
+              <w:right w:val="single" w:sz="4" w:space="0" w:color="CCCCCC"/>
+            </w:tcBorders>
+          </w:tcPr>
+          <w:p>
+            <w:pPr>
+              <w:jc w:val="left"/>
+            </w:pPr>
+            <w:r>
+              <w:rPr>
+                <w:rFonts w:ascii="Calibri" w:hAnsi="Calibri"/>
+                <w:b w:val="0"/>
+                <w:i w:val="0"/>
+                <w:color w:val="1A6E2E"/>
+                <w:sz w:val="18"/>
+              </w:rPr>
+              <w:t>≤ 70°</w:t>
+            </w:r>
+          </w:p>
+        </w:tc>
+        <w:tc>
+          <w:tcPr>
+            <w:tcW w:type="dxa" w:w="2154"/>
+            <w:tcBorders>
+              <w:top w:val="single" w:sz="4" w:space="0" w:color="CCCCCC"/>
+              <w:left w:val="single" w:sz="4" w:space="0" w:color="CCCCCC"/>
+              <w:bottom w:val="single" w:sz="4" w:space="0" w:color="CCCCCC"/>
+              <w:right w:val="single" w:sz="4" w:space="0" w:color="CCCCCC"/>
+            </w:tcBorders>
+          </w:tcPr>
+          <w:p>
+            <w:pPr>
+              <w:jc w:val="left"/>
+            </w:pPr>
+            <w:r>
+              <w:rPr>
+                <w:rFonts w:ascii="Calibri" w:hAnsi="Calibri"/>
+                <w:b w:val="0"/>
+                <w:i w:val="0"/>
+                <w:color w:val="1A6E2E"/>
+                <w:sz w:val="18"/>
+              </w:rPr>
+              <w:t>≤ 90°</w:t>
+            </w:r>
+          </w:p>
+        </w:tc>
+        <w:tc>
+          <w:tcPr>
+            <w:tcW w:type="dxa" w:w="2268"/>
+            <w:tcBorders>
+              <w:top w:val="single" w:sz="4" w:space="0" w:color="CCCCCC"/>
+              <w:left w:val="single" w:sz="4" w:space="0" w:color="CCCCCC"/>
+              <w:bottom w:val="single" w:sz="4" w:space="0" w:color="CCCCCC"/>
+              <w:right w:val="single" w:sz="4" w:space="0" w:color="CCCCCC"/>
+            </w:tcBorders>
+          </w:tcPr>
+          <w:p>
+            <w:pPr>
+              <w:jc w:val="left"/>
+            </w:pPr>
+            <w:r>
+              <w:rPr>
+                <w:rFonts w:ascii="Calibri" w:hAnsi="Calibri"/>
+                <w:b w:val="0"/>
+                <w:i w:val="0"/>
+                <w:color w:val="1C1C1C"/>
+                <w:sz w:val="18"/>
+              </w:rPr>
+              <w:t>Hip well below knee — full depth</w:t>
+            </w:r>
+          </w:p>
+        </w:tc>
+      </w:tr>
+      <w:tr>
+        <w:tc>
+          <w:tcPr>
+            <w:tcW w:type="dxa" w:w="1587"/>
+            <w:shd w:val="clear" w:color="auto" w:fill="E0F4E8"/>
+            <w:tcBorders>
+              <w:top w:val="single" w:sz="4" w:space="0" w:color="CCCCCC"/>
+              <w:left w:val="single" w:sz="4" w:space="0" w:color="CCCCCC"/>
+              <w:bottom w:val="single" w:sz="4" w:space="0" w:color="CCCCCC"/>
+              <w:right w:val="single" w:sz="4" w:space="0" w:color="CCCCCC"/>
+            </w:tcBorders>
+          </w:tcPr>
+          <w:p>
+            <w:pPr>
+              <w:jc w:val="left"/>
+            </w:pPr>
+            <w:r>
+              <w:rPr>
+                <w:rFonts w:ascii="Calibri" w:hAnsi="Calibri"/>
+                <w:b w:val="0"/>
+                <w:i w:val="0"/>
+                <w:color w:val="1A6E2E"/>
+                <w:sz w:val="18"/>
+              </w:rPr>
+              <w:t>Good</w:t>
+            </w:r>
+          </w:p>
+        </w:tc>
+        <w:tc>
+          <w:tcPr>
+            <w:tcW w:type="dxa" w:w="2551"/>
+            <w:tcBorders>
+              <w:top w:val="single" w:sz="4" w:space="0" w:color="CCCCCC"/>
+              <w:left w:val="single" w:sz="4" w:space="0" w:color="CCCCCC"/>
+              <w:bottom w:val="single" w:sz="4" w:space="0" w:color="CCCCCC"/>
+              <w:right w:val="single" w:sz="4" w:space="0" w:color="CCCCCC"/>
+            </w:tcBorders>
+          </w:tcPr>
+          <w:p>
+            <w:pPr>
+              <w:jc w:val="left"/>
+            </w:pPr>
+            <w:r>
+              <w:rPr>
+                <w:rFonts w:ascii="Calibri" w:hAnsi="Calibri"/>
+                <w:b w:val="0"/>
+                <w:i w:val="0"/>
+                <w:color w:val="1C1C1C"/>
+                <w:sz w:val="18"/>
+              </w:rPr>
+              <w:t>Script depth_classification field + OpenCV image</w:t>
+            </w:r>
+          </w:p>
+        </w:tc>
+        <w:tc>
+          <w:tcPr>
+            <w:tcW w:type="dxa" w:w="2154"/>
+            <w:tcBorders>
+              <w:top w:val="single" w:sz="4" w:space="0" w:color="CCCCCC"/>
+              <w:left w:val="single" w:sz="4" w:space="0" w:color="CCCCCC"/>
+              <w:bottom w:val="single" w:sz="4" w:space="0" w:color="CCCCCC"/>
+              <w:right w:val="single" w:sz="4" w:space="0" w:color="CCCCCC"/>
+            </w:tcBorders>
+          </w:tcPr>
+          <w:p>
+            <w:pPr>
+              <w:jc w:val="left"/>
+            </w:pPr>
+            <w:r>
+              <w:rPr>
+                <w:rFonts w:ascii="Calibri" w:hAnsi="Calibri"/>
+                <w:b w:val="0"/>
+                <w:i w:val="0"/>
+                <w:color w:val="1A6E2E"/>
+                <w:sz w:val="18"/>
+              </w:rPr>
+              <w:t>71–90°</w:t>
+            </w:r>
+          </w:p>
+        </w:tc>
+        <w:tc>
+          <w:tcPr>
+            <w:tcW w:type="dxa" w:w="2154"/>
+            <w:tcBorders>
+              <w:top w:val="single" w:sz="4" w:space="0" w:color="CCCCCC"/>
+              <w:left w:val="single" w:sz="4" w:space="0" w:color="CCCCCC"/>
+              <w:bottom w:val="single" w:sz="4" w:space="0" w:color="CCCCCC"/>
+              <w:right w:val="single" w:sz="4" w:space="0" w:color="CCCCCC"/>
+            </w:tcBorders>
+          </w:tcPr>
+          <w:p>
+            <w:pPr>
+              <w:jc w:val="left"/>
+            </w:pPr>
+            <w:r>
+              <w:rPr>
+                <w:rFonts w:ascii="Calibri" w:hAnsi="Calibri"/>
+                <w:b w:val="0"/>
+                <w:i w:val="0"/>
+                <w:color w:val="1A6E2E"/>
+                <w:sz w:val="18"/>
+              </w:rPr>
+              <w:t>91–105°</w:t>
+            </w:r>
+          </w:p>
+        </w:tc>
+        <w:tc>
+          <w:tcPr>
+            <w:tcW w:type="dxa" w:w="2268"/>
+            <w:tcBorders>
+              <w:top w:val="single" w:sz="4" w:space="0" w:color="CCCCCC"/>
+              <w:left w:val="single" w:sz="4" w:space="0" w:color="CCCCCC"/>
+              <w:bottom w:val="single" w:sz="4" w:space="0" w:color="CCCCCC"/>
+              <w:right w:val="single" w:sz="4" w:space="0" w:color="CCCCCC"/>
+            </w:tcBorders>
+          </w:tcPr>
+          <w:p>
+            <w:pPr>
+              <w:jc w:val="left"/>
+            </w:pPr>
+            <w:r>
+              <w:rPr>
+                <w:rFonts w:ascii="Calibri" w:hAnsi="Calibri"/>
+                <w:b w:val="0"/>
+                <w:i w:val="0"/>
+                <w:color w:val="1C1C1C"/>
+                <w:sz w:val="18"/>
+              </w:rPr>
+              <w:t>Hip at or just below knee</w:t>
+            </w:r>
+          </w:p>
+        </w:tc>
+      </w:tr>
+      <w:tr>
+        <w:tc>
+          <w:tcPr>
+            <w:tcW w:type="dxa" w:w="1587"/>
+            <w:shd w:val="clear" w:color="auto" w:fill="F8D0D0"/>
+            <w:tcBorders>
+              <w:top w:val="single" w:sz="4" w:space="0" w:color="CCCCCC"/>
+              <w:left w:val="single" w:sz="4" w:space="0" w:color="CCCCCC"/>
+              <w:bottom w:val="single" w:sz="4" w:space="0" w:color="CCCCCC"/>
+              <w:right w:val="single" w:sz="4" w:space="0" w:color="CCCCCC"/>
+            </w:tcBorders>
+          </w:tcPr>
+          <w:p>
+            <w:pPr>
+              <w:jc w:val="left"/>
+            </w:pPr>
+            <w:r>
+              <w:rPr>
+                <w:rFonts w:ascii="Calibri" w:hAnsi="Calibri"/>
+                <w:b w:val="0"/>
+                <w:i w:val="0"/>
+                <w:color w:val="C02020"/>
+                <w:sz w:val="18"/>
+              </w:rPr>
+              <w:t>Warning</w:t>
+            </w:r>
+          </w:p>
+        </w:tc>
+        <w:tc>
+          <w:tcPr>
+            <w:tcW w:type="dxa" w:w="2551"/>
+            <w:tcBorders>
+              <w:top w:val="single" w:sz="4" w:space="0" w:color="CCCCCC"/>
+              <w:left w:val="single" w:sz="4" w:space="0" w:color="CCCCCC"/>
+              <w:bottom w:val="single" w:sz="4" w:space="0" w:color="CCCCCC"/>
+              <w:right w:val="single" w:sz="4" w:space="0" w:color="CCCCCC"/>
+            </w:tcBorders>
+          </w:tcPr>
+          <w:p>
+            <w:pPr>
+              <w:jc w:val="left"/>
+            </w:pPr>
+            <w:r>
+              <w:rPr>
+                <w:rFonts w:ascii="Calibri" w:hAnsi="Calibri"/>
+                <w:b w:val="0"/>
+                <w:i w:val="0"/>
+                <w:color w:val="1C1C1C"/>
+                <w:sz w:val="18"/>
+              </w:rPr>
+              <w:t>Script depth_classification field + OpenCV image</w:t>
+            </w:r>
+          </w:p>
+        </w:tc>
+        <w:tc>
+          <w:tcPr>
+            <w:tcW w:type="dxa" w:w="2154"/>
+            <w:tcBorders>
+              <w:top w:val="single" w:sz="4" w:space="0" w:color="CCCCCC"/>
+              <w:left w:val="single" w:sz="4" w:space="0" w:color="CCCCCC"/>
+              <w:bottom w:val="single" w:sz="4" w:space="0" w:color="CCCCCC"/>
+              <w:right w:val="single" w:sz="4" w:space="0" w:color="CCCCCC"/>
+            </w:tcBorders>
+          </w:tcPr>
+          <w:p>
+            <w:pPr>
+              <w:jc w:val="left"/>
+            </w:pPr>
+            <w:r>
+              <w:rPr>
+                <w:rFonts w:ascii="Calibri" w:hAnsi="Calibri"/>
+                <w:b w:val="0"/>
+                <w:i w:val="0"/>
+                <w:color w:val="C02020"/>
+                <w:sz w:val="18"/>
+              </w:rPr>
+              <w:t>&gt; 90°</w:t>
+            </w:r>
+          </w:p>
+        </w:tc>
+        <w:tc>
+          <w:tcPr>
+            <w:tcW w:type="dxa" w:w="2154"/>
+            <w:tcBorders>
+              <w:top w:val="single" w:sz="4" w:space="0" w:color="CCCCCC"/>
+              <w:left w:val="single" w:sz="4" w:space="0" w:color="CCCCCC"/>
+              <w:bottom w:val="single" w:sz="4" w:space="0" w:color="CCCCCC"/>
+              <w:right w:val="single" w:sz="4" w:space="0" w:color="CCCCCC"/>
+            </w:tcBorders>
+          </w:tcPr>
+          <w:p>
+            <w:pPr>
+              <w:jc w:val="left"/>
+            </w:pPr>
+            <w:r>
+              <w:rPr>
+                <w:rFonts w:ascii="Calibri" w:hAnsi="Calibri"/>
+                <w:b w:val="0"/>
+                <w:i w:val="0"/>
+                <w:color w:val="C02020"/>
+                <w:sz w:val="18"/>
+              </w:rPr>
+              <w:t>&gt; 105°</w:t>
+            </w:r>
+          </w:p>
+        </w:tc>
+        <w:tc>
+          <w:tcPr>
+            <w:tcW w:type="dxa" w:w="2268"/>
+            <w:tcBorders>
+              <w:top w:val="single" w:sz="4" w:space="0" w:color="CCCCCC"/>
+              <w:left w:val="single" w:sz="4" w:space="0" w:color="CCCCCC"/>
+              <w:bottom w:val="single" w:sz="4" w:space="0" w:color="CCCCCC"/>
+              <w:right w:val="single" w:sz="4" w:space="0" w:color="CCCCCC"/>
+            </w:tcBorders>
+          </w:tcPr>
+          <w:p>
+            <w:pPr>
+              <w:jc w:val="left"/>
+            </w:pPr>
+            <w:r>
+              <w:rPr>
+                <w:rFonts w:ascii="Calibri" w:hAnsi="Calibri"/>
+                <w:b w:val="0"/>
+                <w:i w:val="0"/>
+                <w:color w:val="1C1C1C"/>
+                <w:sz w:val="18"/>
+              </w:rPr>
+              <w:t>Hip above knee — not deep enough</w:t>
+            </w:r>
+          </w:p>
+        </w:tc>
+      </w:tr>
+    </w:tbl>
+    <w:p>
+      <w:pPr>
+        <w:spacing w:after="80"/>
+      </w:pPr>
+    </w:p>
+    <w:tbl>
+      <w:tblPr>
+        <w:tblStyle w:val="TableGrid"/>
+        <w:tblW w:type="auto" w:w="0"/>
+        <w:tblLook w:firstColumn="1" w:firstRow="1" w:lastColumn="0" w:lastRow="0" w:noHBand="0" w:noVBand="1" w:val="04A0"/>
+      </w:tblPr>
+      <w:tblGrid>
+        <w:gridCol w:w="9746"/>
+      </w:tblGrid>
+      <w:tr>
+        <w:tc>
+          <w:tcPr>
+            <w:tcW w:type="dxa" w:w="9746"/>
+            <w:shd w:val="clear" w:color="auto" w:fill="FFF3CD"/>
+            <w:tcBorders>
+              <w:top w:val="single" w:sz="6" w:space="0" w:color="AAAAAA"/>
+              <w:left w:val="single" w:sz="6" w:space="0" w:color="AAAAAA"/>
+              <w:bottom w:val="single" w:sz="6" w:space="0" w:color="AAAAAA"/>
+              <w:right w:val="single" w:sz="6" w:space="0" w:color="AAAAAA"/>
+            </w:tcBorders>
+          </w:tcPr>
+          <w:p>
+            <w:pPr>
+              <w:spacing w:before="40" w:after="40"/>
+            </w:pPr>
+            <w:r>
+              <w:rPr>
+                <w:rFonts w:ascii="Calibri" w:hAnsi="Calibri"/>
+                <w:b/>
+                <w:i w:val="0"/>
+                <w:color w:val="C07000"/>
+                <w:sz w:val="20"/>
+              </w:rPr>
+              <w:t xml:space="preserve">Note:  </w:t>
+            </w:r>
+            <w:r>
+              <w:rPr>
+                <w:rFonts w:ascii="Calibri" w:hAnsi="Calibri"/>
+                <w:b w:val="0"/>
+                <w:i w:val="0"/>
+                <w:color w:val="1C1C1C"/>
+                <w:sz w:val="20"/>
+              </w:rPr>
+              <w:t>All angles are MediaPipe interior convention — smaller = more deeply bent. Warning = everything above parallel regardless of how far above. Excellent + Good = depth achieved. Warning = depth not achieved.</w:t>
+            </w:r>
+          </w:p>
+        </w:tc>
+      </w:tr>
+    </w:tbl>
+    <w:p>
+      <w:pPr>
+        <w:spacing w:after="80"/>
+      </w:pPr>
+    </w:p>
+    <w:p>
+      <w:pPr>
+        <w:spacing w:before="20" w:after="80"/>
+      </w:pPr>
+      <w:r>
+        <w:rPr>
+          <w:rFonts w:ascii="Calibri" w:hAnsi="Calibri"/>
+          <w:b w:val="0"/>
+          <w:i w:val="0"/>
+          <w:color w:val="1C1C1C"/>
+          <w:sz w:val="20"/>
+        </w:rPr>
+        <w:t>System 2 — MD coaching reference (goblet_squat_coaching_reference.md) — unchanged:</w:t>
+      </w:r>
+    </w:p>
+    <w:tbl>
+      <w:tblPr>
+        <w:tblStyle w:val="TableGrid"/>
+        <w:tblW w:type="auto" w:w="0"/>
+        <w:tblLook w:firstColumn="1" w:firstRow="1" w:lastColumn="0" w:lastRow="0" w:noHBand="0" w:noVBand="1" w:val="04A0"/>
+      </w:tblPr>
+      <w:tblGrid>
+        <w:gridCol w:w="2436"/>
+        <w:gridCol w:w="2436"/>
+        <w:gridCol w:w="2436"/>
+        <w:gridCol w:w="2436"/>
+      </w:tblGrid>
+      <w:tr>
+        <w:tc>
+          <w:tcPr>
+            <w:tcW w:type="dxa" w:w="1587"/>
+            <w:shd w:val="clear" w:color="auto" w:fill="0F274D"/>
+            <w:tcBorders>
+              <w:top w:val="single" w:sz="4" w:space="0" w:color="FFFFFF"/>
+              <w:left w:val="single" w:sz="4" w:space="0" w:color="FFFFFF"/>
+              <w:bottom w:val="single" w:sz="4" w:space="0" w:color="FFFFFF"/>
+              <w:right w:val="single" w:sz="4" w:space="0" w:color="FFFFFF"/>
+            </w:tcBorders>
+          </w:tcPr>
+          <w:p>
+            <w:pPr>
+              <w:jc w:val="center"/>
+            </w:pPr>
+            <w:r>
+              <w:rPr>
+                <w:rFonts w:ascii="Calibri" w:hAnsi="Calibri"/>
+                <w:b/>
+                <w:i w:val="0"/>
+                <w:color w:val="FFFFFF"/>
+                <w:sz w:val="18"/>
+              </w:rPr>
+              <w:t>MD grade</w:t>
+            </w:r>
+          </w:p>
+        </w:tc>
+        <w:tc>
+          <w:tcPr>
+            <w:tcW w:type="dxa" w:w="2268"/>
+            <w:shd w:val="clear" w:color="auto" w:fill="0F274D"/>
+            <w:tcBorders>
+              <w:top w:val="single" w:sz="4" w:space="0" w:color="FFFFFF"/>
+              <w:left w:val="single" w:sz="4" w:space="0" w:color="FFFFFF"/>
+              <w:bottom w:val="single" w:sz="4" w:space="0" w:color="FFFFFF"/>
+              <w:right w:val="single" w:sz="4" w:space="0" w:color="FFFFFF"/>
+            </w:tcBorders>
+          </w:tcPr>
+          <w:p>
+            <w:pPr>
+              <w:jc w:val="center"/>
+            </w:pPr>
+            <w:r>
+              <w:rPr>
+                <w:rFonts w:ascii="Calibri" w:hAnsi="Calibri"/>
+                <w:b/>
+                <w:i w:val="0"/>
+                <w:color w:val="FFFFFF"/>
+                <w:sz w:val="18"/>
+              </w:rPr>
+              <w:t>Side camera knee angle</w:t>
+            </w:r>
+          </w:p>
+        </w:tc>
+        <w:tc>
+          <w:tcPr>
+            <w:tcW w:type="dxa" w:w="2268"/>
+            <w:shd w:val="clear" w:color="auto" w:fill="0F274D"/>
+            <w:tcBorders>
+              <w:top w:val="single" w:sz="4" w:space="0" w:color="FFFFFF"/>
+              <w:left w:val="single" w:sz="4" w:space="0" w:color="FFFFFF"/>
+              <w:bottom w:val="single" w:sz="4" w:space="0" w:color="FFFFFF"/>
+              <w:right w:val="single" w:sz="4" w:space="0" w:color="FFFFFF"/>
+            </w:tcBorders>
+          </w:tcPr>
+          <w:p>
+            <w:pPr>
+              <w:jc w:val="center"/>
+            </w:pPr>
+            <w:r>
+              <w:rPr>
+                <w:rFonts w:ascii="Calibri" w:hAnsi="Calibri"/>
+                <w:b/>
+                <w:i w:val="0"/>
+                <w:color w:val="FFFFFF"/>
+                <w:sz w:val="18"/>
+              </w:rPr>
+              <w:t>Front camera knee angle</w:t>
+            </w:r>
+          </w:p>
+        </w:tc>
+        <w:tc>
+          <w:tcPr>
+            <w:tcW w:type="dxa" w:w="3402"/>
+            <w:shd w:val="clear" w:color="auto" w:fill="0F274D"/>
+            <w:tcBorders>
+              <w:top w:val="single" w:sz="4" w:space="0" w:color="FFFFFF"/>
+              <w:left w:val="single" w:sz="4" w:space="0" w:color="FFFFFF"/>
+              <w:bottom w:val="single" w:sz="4" w:space="0" w:color="FFFFFF"/>
+              <w:right w:val="single" w:sz="4" w:space="0" w:color="FFFFFF"/>
+            </w:tcBorders>
+          </w:tcPr>
+          <w:p>
+            <w:pPr>
+              <w:jc w:val="center"/>
+            </w:pPr>
+            <w:r>
+              <w:rPr>
+                <w:rFonts w:ascii="Calibri" w:hAnsi="Calibri"/>
+                <w:b/>
+                <w:i w:val="0"/>
+                <w:color w:val="FFFFFF"/>
+                <w:sz w:val="18"/>
+              </w:rPr>
+              <w:t>Used by</w:t>
+            </w:r>
+          </w:p>
+        </w:tc>
+      </w:tr>
+      <w:tr>
+        <w:tc>
+          <w:tcPr>
+            <w:tcW w:type="dxa" w:w="1587"/>
+            <w:shd w:val="clear" w:color="auto" w:fill="E0F4E8"/>
+            <w:tcBorders>
+              <w:top w:val="single" w:sz="4" w:space="0" w:color="CCCCCC"/>
+              <w:left w:val="single" w:sz="4" w:space="0" w:color="CCCCCC"/>
+              <w:bottom w:val="single" w:sz="4" w:space="0" w:color="CCCCCC"/>
+              <w:right w:val="single" w:sz="4" w:space="0" w:color="CCCCCC"/>
+            </w:tcBorders>
+          </w:tcPr>
+          <w:p>
+            <w:pPr>
+              <w:jc w:val="left"/>
+            </w:pPr>
+            <w:r>
+              <w:rPr>
+                <w:rFonts w:ascii="Calibri" w:hAnsi="Calibri"/>
+                <w:b w:val="0"/>
+                <w:i w:val="0"/>
+                <w:color w:val="1A6E2E"/>
+                <w:sz w:val="18"/>
+              </w:rPr>
+              <w:t>Excellent</w:t>
+            </w:r>
+          </w:p>
+        </w:tc>
+        <w:tc>
+          <w:tcPr>
+            <w:tcW w:type="dxa" w:w="2268"/>
+            <w:tcBorders>
+              <w:top w:val="single" w:sz="4" w:space="0" w:color="CCCCCC"/>
+              <w:left w:val="single" w:sz="4" w:space="0" w:color="CCCCCC"/>
+              <w:bottom w:val="single" w:sz="4" w:space="0" w:color="CCCCCC"/>
+              <w:right w:val="single" w:sz="4" w:space="0" w:color="CCCCCC"/>
+            </w:tcBorders>
+          </w:tcPr>
+          <w:p>
+            <w:pPr>
+              <w:jc w:val="left"/>
+            </w:pPr>
+            <w:r>
+              <w:rPr>
+                <w:rFonts w:ascii="Calibri" w:hAnsi="Calibri"/>
+                <w:b w:val="0"/>
+                <w:i w:val="0"/>
+                <w:color w:val="1C1C1C"/>
+                <w:sz w:val="18"/>
+              </w:rPr>
+              <w:t>45–70°</w:t>
+            </w:r>
+          </w:p>
+        </w:tc>
+        <w:tc>
+          <w:tcPr>
+            <w:tcW w:type="dxa" w:w="2268"/>
+            <w:tcBorders>
+              <w:top w:val="single" w:sz="4" w:space="0" w:color="CCCCCC"/>
+              <w:left w:val="single" w:sz="4" w:space="0" w:color="CCCCCC"/>
+              <w:bottom w:val="single" w:sz="4" w:space="0" w:color="CCCCCC"/>
+              <w:right w:val="single" w:sz="4" w:space="0" w:color="CCCCCC"/>
+            </w:tcBorders>
+          </w:tcPr>
+          <w:p>
+            <w:pPr>
+              <w:jc w:val="left"/>
+            </w:pPr>
+            <w:r>
+              <w:rPr>
+                <w:rFonts w:ascii="Calibri" w:hAnsi="Calibri"/>
+                <w:b w:val="0"/>
+                <w:i w:val="0"/>
+                <w:color w:val="1C1C1C"/>
+                <w:sz w:val="18"/>
+              </w:rPr>
+              <w:t>65–90°</w:t>
+            </w:r>
+          </w:p>
+        </w:tc>
+        <w:tc>
+          <w:tcPr>
+            <w:tcW w:type="dxa" w:w="3402"/>
+            <w:tcBorders>
+              <w:top w:val="single" w:sz="4" w:space="0" w:color="CCCCCC"/>
+              <w:left w:val="single" w:sz="4" w:space="0" w:color="CCCCCC"/>
+              <w:bottom w:val="single" w:sz="4" w:space="0" w:color="CCCCCC"/>
+              <w:right w:val="single" w:sz="4" w:space="0" w:color="CCCCCC"/>
+            </w:tcBorders>
+          </w:tcPr>
+          <w:p>
+            <w:pPr>
+              <w:jc w:val="left"/>
+            </w:pPr>
+            <w:r>
+              <w:rPr>
+                <w:rFonts w:ascii="Calibri" w:hAnsi="Calibri"/>
+                <w:b w:val="0"/>
+                <w:i w:val="0"/>
+                <w:color w:val="1C1C1C"/>
+                <w:sz w:val="18"/>
+              </w:rPr>
+              <w:t>LLM for scoring + coaching language</w:t>
+            </w:r>
+          </w:p>
+        </w:tc>
+      </w:tr>
+      <w:tr>
+        <w:tc>
+          <w:tcPr>
+            <w:tcW w:type="dxa" w:w="1587"/>
+            <w:shd w:val="clear" w:color="auto" w:fill="E0F4E8"/>
+            <w:tcBorders>
+              <w:top w:val="single" w:sz="4" w:space="0" w:color="CCCCCC"/>
+              <w:left w:val="single" w:sz="4" w:space="0" w:color="CCCCCC"/>
+              <w:bottom w:val="single" w:sz="4" w:space="0" w:color="CCCCCC"/>
+              <w:right w:val="single" w:sz="4" w:space="0" w:color="CCCCCC"/>
+            </w:tcBorders>
+          </w:tcPr>
+          <w:p>
+            <w:pPr>
+              <w:jc w:val="left"/>
+            </w:pPr>
+            <w:r>
+              <w:rPr>
+                <w:rFonts w:ascii="Calibri" w:hAnsi="Calibri"/>
+                <w:b w:val="0"/>
+                <w:i w:val="0"/>
+                <w:color w:val="1A6E2E"/>
+                <w:sz w:val="18"/>
+              </w:rPr>
+              <w:t>Good</w:t>
+            </w:r>
+          </w:p>
+        </w:tc>
+        <w:tc>
+          <w:tcPr>
+            <w:tcW w:type="dxa" w:w="2268"/>
+            <w:tcBorders>
+              <w:top w:val="single" w:sz="4" w:space="0" w:color="CCCCCC"/>
+              <w:left w:val="single" w:sz="4" w:space="0" w:color="CCCCCC"/>
+              <w:bottom w:val="single" w:sz="4" w:space="0" w:color="CCCCCC"/>
+              <w:right w:val="single" w:sz="4" w:space="0" w:color="CCCCCC"/>
+            </w:tcBorders>
+          </w:tcPr>
+          <w:p>
+            <w:pPr>
+              <w:jc w:val="left"/>
+            </w:pPr>
+            <w:r>
+              <w:rPr>
+                <w:rFonts w:ascii="Calibri" w:hAnsi="Calibri"/>
+                <w:b w:val="0"/>
+                <w:i w:val="0"/>
+                <w:color w:val="1C1C1C"/>
+                <w:sz w:val="18"/>
+              </w:rPr>
+              <w:t>70–90°</w:t>
+            </w:r>
+          </w:p>
+        </w:tc>
+        <w:tc>
+          <w:tcPr>
+            <w:tcW w:type="dxa" w:w="2268"/>
+            <w:tcBorders>
+              <w:top w:val="single" w:sz="4" w:space="0" w:color="CCCCCC"/>
+              <w:left w:val="single" w:sz="4" w:space="0" w:color="CCCCCC"/>
+              <w:bottom w:val="single" w:sz="4" w:space="0" w:color="CCCCCC"/>
+              <w:right w:val="single" w:sz="4" w:space="0" w:color="CCCCCC"/>
+            </w:tcBorders>
+          </w:tcPr>
+          <w:p>
+            <w:pPr>
+              <w:jc w:val="left"/>
+            </w:pPr>
+            <w:r>
+              <w:rPr>
+                <w:rFonts w:ascii="Calibri" w:hAnsi="Calibri"/>
+                <w:b w:val="0"/>
+                <w:i w:val="0"/>
+                <w:color w:val="1C1C1C"/>
+                <w:sz w:val="18"/>
+              </w:rPr>
+              <w:t>91–105°</w:t>
+            </w:r>
+          </w:p>
+        </w:tc>
+        <w:tc>
+          <w:tcPr>
+            <w:tcW w:type="dxa" w:w="3402"/>
+            <w:tcBorders>
+              <w:top w:val="single" w:sz="4" w:space="0" w:color="CCCCCC"/>
+              <w:left w:val="single" w:sz="4" w:space="0" w:color="CCCCCC"/>
+              <w:bottom w:val="single" w:sz="4" w:space="0" w:color="CCCCCC"/>
+              <w:right w:val="single" w:sz="4" w:space="0" w:color="CCCCCC"/>
+            </w:tcBorders>
+          </w:tcPr>
+          <w:p>
+            <w:pPr>
+              <w:jc w:val="left"/>
+            </w:pPr>
+            <w:r>
+              <w:rPr>
+                <w:rFonts w:ascii="Calibri" w:hAnsi="Calibri"/>
+                <w:b w:val="0"/>
+                <w:i w:val="0"/>
+                <w:color w:val="1C1C1C"/>
+                <w:sz w:val="18"/>
+              </w:rPr>
+              <w:t>LLM for scoring + coaching language</w:t>
+            </w:r>
+          </w:p>
+        </w:tc>
+      </w:tr>
+      <w:tr>
+        <w:tc>
+          <w:tcPr>
+            <w:tcW w:type="dxa" w:w="1587"/>
+            <w:shd w:val="clear" w:color="auto" w:fill="FFF3CD"/>
+            <w:tcBorders>
+              <w:top w:val="single" w:sz="4" w:space="0" w:color="CCCCCC"/>
+              <w:left w:val="single" w:sz="4" w:space="0" w:color="CCCCCC"/>
+              <w:bottom w:val="single" w:sz="4" w:space="0" w:color="CCCCCC"/>
+              <w:right w:val="single" w:sz="4" w:space="0" w:color="CCCCCC"/>
+            </w:tcBorders>
+          </w:tcPr>
+          <w:p>
+            <w:pPr>
+              <w:jc w:val="left"/>
+            </w:pPr>
+            <w:r>
+              <w:rPr>
+                <w:rFonts w:ascii="Calibri" w:hAnsi="Calibri"/>
+                <w:b w:val="0"/>
+                <w:i w:val="0"/>
+                <w:color w:val="C07000"/>
+                <w:sz w:val="18"/>
+              </w:rPr>
+              <w:t>Mild</w:t>
+            </w:r>
+          </w:p>
+        </w:tc>
+        <w:tc>
+          <w:tcPr>
+            <w:tcW w:type="dxa" w:w="2268"/>
+            <w:tcBorders>
+              <w:top w:val="single" w:sz="4" w:space="0" w:color="CCCCCC"/>
+              <w:left w:val="single" w:sz="4" w:space="0" w:color="CCCCCC"/>
+              <w:bottom w:val="single" w:sz="4" w:space="0" w:color="CCCCCC"/>
+              <w:right w:val="single" w:sz="4" w:space="0" w:color="CCCCCC"/>
+            </w:tcBorders>
+          </w:tcPr>
+          <w:p>
+            <w:pPr>
+              <w:jc w:val="left"/>
+            </w:pPr>
+            <w:r>
+              <w:rPr>
+                <w:rFonts w:ascii="Calibri" w:hAnsi="Calibri"/>
+                <w:b w:val="0"/>
+                <w:i w:val="0"/>
+                <w:color w:val="1C1C1C"/>
+                <w:sz w:val="18"/>
+              </w:rPr>
+              <w:t>90–110°</w:t>
+            </w:r>
+          </w:p>
+        </w:tc>
+        <w:tc>
+          <w:tcPr>
+            <w:tcW w:type="dxa" w:w="2268"/>
+            <w:tcBorders>
+              <w:top w:val="single" w:sz="4" w:space="0" w:color="CCCCCC"/>
+              <w:left w:val="single" w:sz="4" w:space="0" w:color="CCCCCC"/>
+              <w:bottom w:val="single" w:sz="4" w:space="0" w:color="CCCCCC"/>
+              <w:right w:val="single" w:sz="4" w:space="0" w:color="CCCCCC"/>
+            </w:tcBorders>
+          </w:tcPr>
+          <w:p>
+            <w:pPr>
+              <w:jc w:val="left"/>
+            </w:pPr>
+            <w:r>
+              <w:rPr>
+                <w:rFonts w:ascii="Calibri" w:hAnsi="Calibri"/>
+                <w:b w:val="0"/>
+                <w:i w:val="0"/>
+                <w:color w:val="1C1C1C"/>
+                <w:sz w:val="18"/>
+              </w:rPr>
+              <w:t>106–115°</w:t>
+            </w:r>
+          </w:p>
+        </w:tc>
+        <w:tc>
+          <w:tcPr>
+            <w:tcW w:type="dxa" w:w="3402"/>
+            <w:tcBorders>
+              <w:top w:val="single" w:sz="4" w:space="0" w:color="CCCCCC"/>
+              <w:left w:val="single" w:sz="4" w:space="0" w:color="CCCCCC"/>
+              <w:bottom w:val="single" w:sz="4" w:space="0" w:color="CCCCCC"/>
+              <w:right w:val="single" w:sz="4" w:space="0" w:color="CCCCCC"/>
+            </w:tcBorders>
+          </w:tcPr>
+          <w:p>
+            <w:pPr>
+              <w:jc w:val="left"/>
+            </w:pPr>
+            <w:r>
+              <w:rPr>
+                <w:rFonts w:ascii="Calibri" w:hAnsi="Calibri"/>
+                <w:b w:val="0"/>
+                <w:i w:val="0"/>
+                <w:color w:val="1C1C1C"/>
+                <w:sz w:val="18"/>
+              </w:rPr>
+              <w:t>LLM for scoring + coaching language</w:t>
+            </w:r>
+          </w:p>
+        </w:tc>
+      </w:tr>
+      <w:tr>
+        <w:tc>
+          <w:tcPr>
+            <w:tcW w:type="dxa" w:w="1587"/>
+            <w:shd w:val="clear" w:color="auto" w:fill="F8D0D0"/>
+            <w:tcBorders>
+              <w:top w:val="single" w:sz="4" w:space="0" w:color="CCCCCC"/>
+              <w:left w:val="single" w:sz="4" w:space="0" w:color="CCCCCC"/>
+              <w:bottom w:val="single" w:sz="4" w:space="0" w:color="CCCCCC"/>
+              <w:right w:val="single" w:sz="4" w:space="0" w:color="CCCCCC"/>
+            </w:tcBorders>
+          </w:tcPr>
+          <w:p>
+            <w:pPr>
+              <w:jc w:val="left"/>
+            </w:pPr>
+            <w:r>
+              <w:rPr>
+                <w:rFonts w:ascii="Calibri" w:hAnsi="Calibri"/>
+                <w:b w:val="0"/>
+                <w:i w:val="0"/>
+                <w:color w:val="C02020"/>
+                <w:sz w:val="18"/>
+              </w:rPr>
+              <w:t>Moderate</w:t>
+            </w:r>
+          </w:p>
+        </w:tc>
+        <w:tc>
+          <w:tcPr>
+            <w:tcW w:type="dxa" w:w="2268"/>
+            <w:tcBorders>
+              <w:top w:val="single" w:sz="4" w:space="0" w:color="CCCCCC"/>
+              <w:left w:val="single" w:sz="4" w:space="0" w:color="CCCCCC"/>
+              <w:bottom w:val="single" w:sz="4" w:space="0" w:color="CCCCCC"/>
+              <w:right w:val="single" w:sz="4" w:space="0" w:color="CCCCCC"/>
+            </w:tcBorders>
+          </w:tcPr>
+          <w:p>
+            <w:pPr>
+              <w:jc w:val="left"/>
+            </w:pPr>
+            <w:r>
+              <w:rPr>
+                <w:rFonts w:ascii="Calibri" w:hAnsi="Calibri"/>
+                <w:b w:val="0"/>
+                <w:i w:val="0"/>
+                <w:color w:val="1C1C1C"/>
+                <w:sz w:val="18"/>
+              </w:rPr>
+              <w:t>110–140°</w:t>
+            </w:r>
+          </w:p>
+        </w:tc>
+        <w:tc>
+          <w:tcPr>
+            <w:tcW w:type="dxa" w:w="2268"/>
+            <w:tcBorders>
+              <w:top w:val="single" w:sz="4" w:space="0" w:color="CCCCCC"/>
+              <w:left w:val="single" w:sz="4" w:space="0" w:color="CCCCCC"/>
+              <w:bottom w:val="single" w:sz="4" w:space="0" w:color="CCCCCC"/>
+              <w:right w:val="single" w:sz="4" w:space="0" w:color="CCCCCC"/>
+            </w:tcBorders>
+          </w:tcPr>
+          <w:p>
+            <w:pPr>
+              <w:jc w:val="left"/>
+            </w:pPr>
+            <w:r>
+              <w:rPr>
+                <w:rFonts w:ascii="Calibri" w:hAnsi="Calibri"/>
+                <w:b w:val="0"/>
+                <w:i w:val="0"/>
+                <w:color w:val="1C1C1C"/>
+                <w:sz w:val="18"/>
+              </w:rPr>
+              <w:t>116–125°</w:t>
+            </w:r>
+          </w:p>
+        </w:tc>
+        <w:tc>
+          <w:tcPr>
+            <w:tcW w:type="dxa" w:w="3402"/>
+            <w:tcBorders>
+              <w:top w:val="single" w:sz="4" w:space="0" w:color="CCCCCC"/>
+              <w:left w:val="single" w:sz="4" w:space="0" w:color="CCCCCC"/>
+              <w:bottom w:val="single" w:sz="4" w:space="0" w:color="CCCCCC"/>
+              <w:right w:val="single" w:sz="4" w:space="0" w:color="CCCCCC"/>
+            </w:tcBorders>
+          </w:tcPr>
+          <w:p>
+            <w:pPr>
+              <w:jc w:val="left"/>
+            </w:pPr>
+            <w:r>
+              <w:rPr>
+                <w:rFonts w:ascii="Calibri" w:hAnsi="Calibri"/>
+                <w:b w:val="0"/>
+                <w:i w:val="0"/>
+                <w:color w:val="1C1C1C"/>
+                <w:sz w:val="18"/>
+              </w:rPr>
+              <w:t>LLM for scoring + coaching language</w:t>
+            </w:r>
+          </w:p>
+        </w:tc>
+      </w:tr>
+      <w:tr>
+        <w:tc>
+          <w:tcPr>
+            <w:tcW w:type="dxa" w:w="1587"/>
+            <w:shd w:val="clear" w:color="auto" w:fill="F8D0D0"/>
+            <w:tcBorders>
+              <w:top w:val="single" w:sz="4" w:space="0" w:color="CCCCCC"/>
+              <w:left w:val="single" w:sz="4" w:space="0" w:color="CCCCCC"/>
+              <w:bottom w:val="single" w:sz="4" w:space="0" w:color="CCCCCC"/>
+              <w:right w:val="single" w:sz="4" w:space="0" w:color="CCCCCC"/>
+            </w:tcBorders>
+          </w:tcPr>
+          <w:p>
+            <w:pPr>
+              <w:jc w:val="left"/>
+            </w:pPr>
+            <w:r>
+              <w:rPr>
+                <w:rFonts w:ascii="Calibri" w:hAnsi="Calibri"/>
+                <w:b w:val="0"/>
+                <w:i w:val="0"/>
+                <w:color w:val="C02020"/>
+                <w:sz w:val="18"/>
+              </w:rPr>
+              <w:t>Severe</w:t>
+            </w:r>
+          </w:p>
+        </w:tc>
+        <w:tc>
+          <w:tcPr>
+            <w:tcW w:type="dxa" w:w="2268"/>
+            <w:tcBorders>
+              <w:top w:val="single" w:sz="4" w:space="0" w:color="CCCCCC"/>
+              <w:left w:val="single" w:sz="4" w:space="0" w:color="CCCCCC"/>
+              <w:bottom w:val="single" w:sz="4" w:space="0" w:color="CCCCCC"/>
+              <w:right w:val="single" w:sz="4" w:space="0" w:color="CCCCCC"/>
+            </w:tcBorders>
+          </w:tcPr>
+          <w:p>
+            <w:pPr>
+              <w:jc w:val="left"/>
+            </w:pPr>
+            <w:r>
+              <w:rPr>
+                <w:rFonts w:ascii="Calibri" w:hAnsi="Calibri"/>
+                <w:b w:val="0"/>
+                <w:i w:val="0"/>
+                <w:color w:val="1C1C1C"/>
+                <w:sz w:val="18"/>
+              </w:rPr>
+              <w:t>140°+</w:t>
+            </w:r>
+          </w:p>
+        </w:tc>
+        <w:tc>
+          <w:tcPr>
+            <w:tcW w:type="dxa" w:w="2268"/>
+            <w:tcBorders>
+              <w:top w:val="single" w:sz="4" w:space="0" w:color="CCCCCC"/>
+              <w:left w:val="single" w:sz="4" w:space="0" w:color="CCCCCC"/>
+              <w:bottom w:val="single" w:sz="4" w:space="0" w:color="CCCCCC"/>
+              <w:right w:val="single" w:sz="4" w:space="0" w:color="CCCCCC"/>
+            </w:tcBorders>
+          </w:tcPr>
+          <w:p>
+            <w:pPr>
+              <w:jc w:val="left"/>
+            </w:pPr>
+            <w:r>
+              <w:rPr>
+                <w:rFonts w:ascii="Calibri" w:hAnsi="Calibri"/>
+                <w:b w:val="0"/>
+                <w:i w:val="0"/>
+                <w:color w:val="1C1C1C"/>
+                <w:sz w:val="18"/>
+              </w:rPr>
+              <w:t>126°+</w:t>
+            </w:r>
+          </w:p>
+        </w:tc>
+        <w:tc>
+          <w:tcPr>
+            <w:tcW w:type="dxa" w:w="3402"/>
+            <w:tcBorders>
+              <w:top w:val="single" w:sz="4" w:space="0" w:color="CCCCCC"/>
+              <w:left w:val="single" w:sz="4" w:space="0" w:color="CCCCCC"/>
+              <w:bottom w:val="single" w:sz="4" w:space="0" w:color="CCCCCC"/>
+              <w:right w:val="single" w:sz="4" w:space="0" w:color="CCCCCC"/>
+            </w:tcBorders>
+          </w:tcPr>
+          <w:p>
+            <w:pPr>
+              <w:jc w:val="left"/>
+            </w:pPr>
+            <w:r>
+              <w:rPr>
+                <w:rFonts w:ascii="Calibri" w:hAnsi="Calibri"/>
+                <w:b w:val="0"/>
+                <w:i w:val="0"/>
+                <w:color w:val="1C1C1C"/>
+                <w:sz w:val="18"/>
+              </w:rPr>
+              <w:t>LLM for scoring + coaching language</w:t>
+            </w:r>
+          </w:p>
+        </w:tc>
+      </w:tr>
+    </w:tbl>
+    <w:p>
+      <w:pPr>
+        <w:spacing w:after="80"/>
+      </w:pPr>
+    </w:p>
+    <w:p>
+      <w:pPr>
+        <w:spacing w:before="20" w:after="80"/>
+      </w:pPr>
+      <w:r>
+        <w:rPr>
+          <w:rFonts w:ascii="Calibri" w:hAnsi="Calibri"/>
+          <w:b w:val="0"/>
+          <w:i w:val="0"/>
+          <w:color w:val="1C1C1C"/>
+          <w:sz w:val="20"/>
+        </w:rPr>
+        <w:t>The LLM receives the raw knee angle from the JSON + the depth_classification label (Excellent/Good/Warning) + the full MD 5-grade table via the coaching reference. It uses the 5-grade table for scoring — the 3-label system is for the user-facing image only.</w:t>
+      </w:r>
+    </w:p>
+    <w:p>
+      <w:pPr>
+        <w:spacing w:before="120" w:after="120"/>
+        <w:pBdr>
+          <w:bottom w:val="single" w:sz="6" w:space="1" w:color="1E5BA8"/>
+        </w:pBdr>
+      </w:pPr>
+    </w:p>
+    <w:p>
+      <w:pPr>
+        <w:spacing w:before="200" w:after="60"/>
+      </w:pPr>
+      <w:r>
+        <w:rPr>
+          <w:rFonts w:ascii="Calibri" w:hAnsi="Calibri"/>
+          <w:b/>
+          <w:i w:val="0"/>
+          <w:color w:val="1E5BA8"/>
+          <w:sz w:val="24"/>
+        </w:rPr>
+        <w:t>Updated action items — script output</w:t>
+      </w:r>
+    </w:p>
+    <w:tbl>
+      <w:tblPr>
+        <w:tblStyle w:val="TableGrid"/>
+        <w:tblW w:type="auto" w:w="0"/>
+        <w:tblLook w:firstColumn="1" w:firstRow="1" w:lastColumn="0" w:lastRow="0" w:noHBand="0" w:noVBand="1" w:val="04A0"/>
+      </w:tblPr>
+      <w:tblGrid>
+        <w:gridCol w:w="9746"/>
+      </w:tblGrid>
+      <w:tr>
+        <w:tc>
+          <w:tcPr>
+            <w:tcW w:type="dxa" w:w="9746"/>
+            <w:shd w:val="clear" w:color="auto" w:fill="FFF3CD"/>
+            <w:tcBorders>
+              <w:top w:val="single" w:sz="6" w:space="0" w:color="AAAAAA"/>
+              <w:left w:val="single" w:sz="6" w:space="0" w:color="AAAAAA"/>
+              <w:bottom w:val="single" w:sz="6" w:space="0" w:color="AAAAAA"/>
+              <w:right w:val="single" w:sz="6" w:space="0" w:color="AAAAAA"/>
+            </w:tcBorders>
+          </w:tcPr>
+          <w:p>
+            <w:pPr>
+              <w:spacing w:before="40" w:after="40"/>
+            </w:pPr>
+            <w:r>
+              <w:rPr>
+                <w:rFonts w:ascii="Calibri" w:hAnsi="Calibri"/>
+                <w:b/>
+                <w:i w:val="0"/>
+                <w:color w:val="C07000"/>
+                <w:sz w:val="20"/>
+              </w:rPr>
+              <w:t xml:space="preserve">Action update:  </w:t>
+            </w:r>
+            <w:r>
+              <w:rPr>
+                <w:rFonts w:ascii="Calibri" w:hAnsi="Calibri"/>
+                <w:b w:val="0"/>
+                <w:i w:val="0"/>
+                <w:color w:val="1C1C1C"/>
+                <w:sz w:val="20"/>
+              </w:rPr>
+              <w:t>Biomechanics script depth_classification field must output exactly three values: 'Excellent', 'Good', or 'Warning' — not the old 'deep' / 'parallel' / 'insufficient' labels. depth_insufficient_flag remains as boolean (True when Warning).</w:t>
+            </w:r>
+          </w:p>
+        </w:tc>
+      </w:tr>
+    </w:tbl>
+    <w:p>
+      <w:pPr>
+        <w:spacing w:after="80"/>
+      </w:pPr>
+    </w:p>
+    <w:p>
+      <w:pPr>
+        <w:spacing w:before="320"/>
+      </w:pPr>
+      <w:r>
+        <w:rPr>
+          <w:rFonts w:ascii="Calibri" w:hAnsi="Calibri"/>
+          <w:b w:val="0"/>
+          <w:i/>
+          <w:color w:val="555555"/>
+          <w:sz w:val="16"/>
+        </w:rPr>
+        <w:t>Kinetic  ·  Threshold Alignment Brief  ·  Depth — Label Architecture  ·  May 2026</w:t>
       </w:r>
     </w:p>
     <w:sectPr>

--- a/Kinetic_Threshold_Alignment.docx
+++ b/Kinetic_Threshold_Alignment.docx
@@ -12883,6 +12883,1464 @@
           <w:sz w:val="16"/>
         </w:rPr>
         <w:t>Kinetic  ·  Threshold Alignment Brief  ·  Depth — Label Architecture  ·  May 2026</w:t>
+      </w:r>
+    </w:p>
+    <w:p>
+      <w:pPr>
+        <w:spacing w:before="120" w:after="120"/>
+        <w:pBdr>
+          <w:bottom w:val="single" w:sz="6" w:space="1" w:color="1E5BA8"/>
+        </w:pBdr>
+      </w:pPr>
+    </w:p>
+    <w:p>
+      <w:pPr>
+        <w:spacing w:before="200" w:after="60"/>
+      </w:pPr>
+      <w:r>
+        <w:rPr>
+          <w:rFonts w:ascii="Calibri" w:hAnsi="Calibri"/>
+          <w:b/>
+          <w:i w:val="0"/>
+          <w:color w:val="1E5BA8"/>
+          <w:sz w:val="24"/>
+        </w:rPr>
+        <w:t>Classification logic — agreed</w:t>
+      </w:r>
+    </w:p>
+    <w:p>
+      <w:pPr>
+        <w:spacing w:before="20" w:after="80"/>
+      </w:pPr>
+      <w:r>
+        <w:rPr>
+          <w:rFonts w:ascii="Calibri" w:hAnsi="Calibri"/>
+          <w:b w:val="0"/>
+          <w:i w:val="0"/>
+          <w:color w:val="1C1C1C"/>
+          <w:sz w:val="20"/>
+        </w:rPr>
+        <w:t>Depth classification uses two signals in sequence. Both are camera-agnostic for Step 1.</w:t>
+      </w:r>
+    </w:p>
+    <w:tbl>
+      <w:tblPr>
+        <w:tblStyle w:val="TableGrid"/>
+        <w:tblW w:type="auto" w:w="0"/>
+        <w:tblLook w:firstColumn="1" w:firstRow="1" w:lastColumn="0" w:lastRow="0" w:noHBand="0" w:noVBand="1" w:val="04A0"/>
+      </w:tblPr>
+      <w:tblGrid>
+        <w:gridCol w:w="2436"/>
+        <w:gridCol w:w="2436"/>
+        <w:gridCol w:w="2436"/>
+        <w:gridCol w:w="2436"/>
+      </w:tblGrid>
+      <w:tr>
+        <w:tc>
+          <w:tcPr>
+            <w:tcW w:type="dxa" w:w="1134"/>
+            <w:shd w:val="clear" w:color="auto" w:fill="0F274D"/>
+            <w:tcBorders>
+              <w:top w:val="single" w:sz="4" w:space="0" w:color="FFFFFF"/>
+              <w:left w:val="single" w:sz="4" w:space="0" w:color="FFFFFF"/>
+              <w:bottom w:val="single" w:sz="4" w:space="0" w:color="FFFFFF"/>
+              <w:right w:val="single" w:sz="4" w:space="0" w:color="FFFFFF"/>
+            </w:tcBorders>
+          </w:tcPr>
+          <w:p>
+            <w:pPr>
+              <w:jc w:val="center"/>
+            </w:pPr>
+            <w:r>
+              <w:rPr>
+                <w:rFonts w:ascii="Calibri" w:hAnsi="Calibri"/>
+                <w:b/>
+                <w:i w:val="0"/>
+                <w:color w:val="FFFFFF"/>
+                <w:sz w:val="18"/>
+              </w:rPr>
+              <w:t>Step</w:t>
+            </w:r>
+          </w:p>
+        </w:tc>
+        <w:tc>
+          <w:tcPr>
+            <w:tcW w:type="dxa" w:w="2835"/>
+            <w:shd w:val="clear" w:color="auto" w:fill="0F274D"/>
+            <w:tcBorders>
+              <w:top w:val="single" w:sz="4" w:space="0" w:color="FFFFFF"/>
+              <w:left w:val="single" w:sz="4" w:space="0" w:color="FFFFFF"/>
+              <w:bottom w:val="single" w:sz="4" w:space="0" w:color="FFFFFF"/>
+              <w:right w:val="single" w:sz="4" w:space="0" w:color="FFFFFF"/>
+            </w:tcBorders>
+          </w:tcPr>
+          <w:p>
+            <w:pPr>
+              <w:jc w:val="center"/>
+            </w:pPr>
+            <w:r>
+              <w:rPr>
+                <w:rFonts w:ascii="Calibri" w:hAnsi="Calibri"/>
+                <w:b/>
+                <w:i w:val="0"/>
+                <w:color w:val="FFFFFF"/>
+                <w:sz w:val="18"/>
+              </w:rPr>
+              <w:t>Signal</w:t>
+            </w:r>
+          </w:p>
+        </w:tc>
+        <w:tc>
+          <w:tcPr>
+            <w:tcW w:type="dxa" w:w="3118"/>
+            <w:shd w:val="clear" w:color="auto" w:fill="0F274D"/>
+            <w:tcBorders>
+              <w:top w:val="single" w:sz="4" w:space="0" w:color="FFFFFF"/>
+              <w:left w:val="single" w:sz="4" w:space="0" w:color="FFFFFF"/>
+              <w:bottom w:val="single" w:sz="4" w:space="0" w:color="FFFFFF"/>
+              <w:right w:val="single" w:sz="4" w:space="0" w:color="FFFFFF"/>
+            </w:tcBorders>
+          </w:tcPr>
+          <w:p>
+            <w:pPr>
+              <w:jc w:val="center"/>
+            </w:pPr>
+            <w:r>
+              <w:rPr>
+                <w:rFonts w:ascii="Calibri" w:hAnsi="Calibri"/>
+                <w:b/>
+                <w:i w:val="0"/>
+                <w:color w:val="FFFFFF"/>
+                <w:sz w:val="18"/>
+              </w:rPr>
+              <w:t>Logic</w:t>
+            </w:r>
+          </w:p>
+        </w:tc>
+        <w:tc>
+          <w:tcPr>
+            <w:tcW w:type="dxa" w:w="2551"/>
+            <w:shd w:val="clear" w:color="auto" w:fill="0F274D"/>
+            <w:tcBorders>
+              <w:top w:val="single" w:sz="4" w:space="0" w:color="FFFFFF"/>
+              <w:left w:val="single" w:sz="4" w:space="0" w:color="FFFFFF"/>
+              <w:bottom w:val="single" w:sz="4" w:space="0" w:color="FFFFFF"/>
+              <w:right w:val="single" w:sz="4" w:space="0" w:color="FFFFFF"/>
+            </w:tcBorders>
+          </w:tcPr>
+          <w:p>
+            <w:pPr>
+              <w:jc w:val="center"/>
+            </w:pPr>
+            <w:r>
+              <w:rPr>
+                <w:rFonts w:ascii="Calibri" w:hAnsi="Calibri"/>
+                <w:b/>
+                <w:i w:val="0"/>
+                <w:color w:val="FFFFFF"/>
+                <w:sz w:val="18"/>
+              </w:rPr>
+              <w:t>Result</w:t>
+            </w:r>
+          </w:p>
+        </w:tc>
+      </w:tr>
+      <w:tr>
+        <w:tc>
+          <w:tcPr>
+            <w:tcW w:type="dxa" w:w="1134"/>
+            <w:tcBorders>
+              <w:top w:val="single" w:sz="4" w:space="0" w:color="CCCCCC"/>
+              <w:left w:val="single" w:sz="4" w:space="0" w:color="CCCCCC"/>
+              <w:bottom w:val="single" w:sz="4" w:space="0" w:color="CCCCCC"/>
+              <w:right w:val="single" w:sz="4" w:space="0" w:color="CCCCCC"/>
+            </w:tcBorders>
+          </w:tcPr>
+          <w:p>
+            <w:pPr>
+              <w:jc w:val="left"/>
+            </w:pPr>
+            <w:r>
+              <w:rPr>
+                <w:rFonts w:ascii="Calibri" w:hAnsi="Calibri"/>
+                <w:b w:val="0"/>
+                <w:i w:val="0"/>
+                <w:color w:val="1C1C1C"/>
+                <w:sz w:val="18"/>
+              </w:rPr>
+              <w:t>Step 1</w:t>
+            </w:r>
+          </w:p>
+        </w:tc>
+        <w:tc>
+          <w:tcPr>
+            <w:tcW w:type="dxa" w:w="2835"/>
+            <w:tcBorders>
+              <w:top w:val="single" w:sz="4" w:space="0" w:color="CCCCCC"/>
+              <w:left w:val="single" w:sz="4" w:space="0" w:color="CCCCCC"/>
+              <w:bottom w:val="single" w:sz="4" w:space="0" w:color="CCCCCC"/>
+              <w:right w:val="single" w:sz="4" w:space="0" w:color="CCCCCC"/>
+            </w:tcBorders>
+          </w:tcPr>
+          <w:p>
+            <w:pPr>
+              <w:jc w:val="left"/>
+            </w:pPr>
+            <w:r>
+              <w:rPr>
+                <w:rFonts w:ascii="Calibri" w:hAnsi="Calibri"/>
+                <w:b w:val="0"/>
+                <w:i w:val="0"/>
+                <w:color w:val="1C1C1C"/>
+                <w:sz w:val="18"/>
+              </w:rPr>
+              <w:t>Hip position vs knee</w:t>
+              <w:br/>
+              <w:t>(MediaPipe y-coordinates)</w:t>
+            </w:r>
+          </w:p>
+        </w:tc>
+        <w:tc>
+          <w:tcPr>
+            <w:tcW w:type="dxa" w:w="3118"/>
+            <w:shd w:val="clear" w:color="auto" w:fill="F8D0D0"/>
+            <w:tcBorders>
+              <w:top w:val="single" w:sz="4" w:space="0" w:color="CCCCCC"/>
+              <w:left w:val="single" w:sz="4" w:space="0" w:color="CCCCCC"/>
+              <w:bottom w:val="single" w:sz="4" w:space="0" w:color="CCCCCC"/>
+              <w:right w:val="single" w:sz="4" w:space="0" w:color="CCCCCC"/>
+            </w:tcBorders>
+          </w:tcPr>
+          <w:p>
+            <w:pPr>
+              <w:jc w:val="left"/>
+            </w:pPr>
+            <w:r>
+              <w:rPr>
+                <w:rFonts w:ascii="Calibri" w:hAnsi="Calibri"/>
+                <w:b w:val="0"/>
+                <w:i w:val="0"/>
+                <w:color w:val="C02020"/>
+                <w:sz w:val="18"/>
+              </w:rPr>
+              <w:t>hip_y ≥ knee_y</w:t>
+              <w:br/>
+              <w:t>(hip NOT below knee)</w:t>
+            </w:r>
+          </w:p>
+        </w:tc>
+        <w:tc>
+          <w:tcPr>
+            <w:tcW w:type="dxa" w:w="2551"/>
+            <w:shd w:val="clear" w:color="auto" w:fill="F8D0D0"/>
+            <w:tcBorders>
+              <w:top w:val="single" w:sz="4" w:space="0" w:color="CCCCCC"/>
+              <w:left w:val="single" w:sz="4" w:space="0" w:color="CCCCCC"/>
+              <w:bottom w:val="single" w:sz="4" w:space="0" w:color="CCCCCC"/>
+              <w:right w:val="single" w:sz="4" w:space="0" w:color="CCCCCC"/>
+            </w:tcBorders>
+          </w:tcPr>
+          <w:p>
+            <w:pPr>
+              <w:jc w:val="left"/>
+            </w:pPr>
+            <w:r>
+              <w:rPr>
+                <w:rFonts w:ascii="Calibri" w:hAnsi="Calibri"/>
+                <w:b w:val="0"/>
+                <w:i w:val="0"/>
+                <w:color w:val="C02020"/>
+                <w:sz w:val="18"/>
+              </w:rPr>
+              <w:t>→ Warning</w:t>
+              <w:br/>
+              <w:t>skip Step 2</w:t>
+            </w:r>
+          </w:p>
+        </w:tc>
+      </w:tr>
+      <w:tr>
+        <w:tc>
+          <w:tcPr>
+            <w:tcW w:type="dxa" w:w="1134"/>
+            <w:tcBorders>
+              <w:top w:val="single" w:sz="4" w:space="0" w:color="CCCCCC"/>
+              <w:left w:val="single" w:sz="4" w:space="0" w:color="CCCCCC"/>
+              <w:bottom w:val="single" w:sz="4" w:space="0" w:color="CCCCCC"/>
+              <w:right w:val="single" w:sz="4" w:space="0" w:color="CCCCCC"/>
+            </w:tcBorders>
+          </w:tcPr>
+          <w:p>
+            <w:pPr>
+              <w:jc w:val="left"/>
+            </w:pPr>
+            <w:r>
+              <w:rPr>
+                <w:rFonts w:ascii="Calibri" w:hAnsi="Calibri"/>
+                <w:b w:val="0"/>
+                <w:i w:val="0"/>
+                <w:color w:val="1C1C1C"/>
+                <w:sz w:val="18"/>
+              </w:rPr>
+              <w:t>Step 1 pass</w:t>
+            </w:r>
+          </w:p>
+        </w:tc>
+        <w:tc>
+          <w:tcPr>
+            <w:tcW w:type="dxa" w:w="2835"/>
+            <w:tcBorders>
+              <w:top w:val="single" w:sz="4" w:space="0" w:color="CCCCCC"/>
+              <w:left w:val="single" w:sz="4" w:space="0" w:color="CCCCCC"/>
+              <w:bottom w:val="single" w:sz="4" w:space="0" w:color="CCCCCC"/>
+              <w:right w:val="single" w:sz="4" w:space="0" w:color="CCCCCC"/>
+            </w:tcBorders>
+          </w:tcPr>
+          <w:p>
+            <w:pPr>
+              <w:jc w:val="left"/>
+            </w:pPr>
+            <w:r>
+              <w:rPr>
+                <w:rFonts w:ascii="Calibri" w:hAnsi="Calibri"/>
+                <w:b w:val="0"/>
+                <w:i w:val="0"/>
+                <w:color w:val="1C1C1C"/>
+                <w:sz w:val="18"/>
+              </w:rPr>
+              <w:t>Hip position vs knee</w:t>
+              <w:br/>
+              <w:t>(MediaPipe y-coordinates)</w:t>
+            </w:r>
+          </w:p>
+        </w:tc>
+        <w:tc>
+          <w:tcPr>
+            <w:tcW w:type="dxa" w:w="3118"/>
+            <w:shd w:val="clear" w:color="auto" w:fill="E0F4E8"/>
+            <w:tcBorders>
+              <w:top w:val="single" w:sz="4" w:space="0" w:color="CCCCCC"/>
+              <w:left w:val="single" w:sz="4" w:space="0" w:color="CCCCCC"/>
+              <w:bottom w:val="single" w:sz="4" w:space="0" w:color="CCCCCC"/>
+              <w:right w:val="single" w:sz="4" w:space="0" w:color="CCCCCC"/>
+            </w:tcBorders>
+          </w:tcPr>
+          <w:p>
+            <w:pPr>
+              <w:jc w:val="left"/>
+            </w:pPr>
+            <w:r>
+              <w:rPr>
+                <w:rFonts w:ascii="Calibri" w:hAnsi="Calibri"/>
+                <w:b w:val="0"/>
+                <w:i w:val="0"/>
+                <w:color w:val="1A6E2E"/>
+                <w:sz w:val="18"/>
+              </w:rPr>
+              <w:t>hip_y &lt; knee_y</w:t>
+              <w:br/>
+              <w:t>(hip below knee)</w:t>
+            </w:r>
+          </w:p>
+        </w:tc>
+        <w:tc>
+          <w:tcPr>
+            <w:tcW w:type="dxa" w:w="2551"/>
+            <w:shd w:val="clear" w:color="auto" w:fill="E0F4E8"/>
+            <w:tcBorders>
+              <w:top w:val="single" w:sz="4" w:space="0" w:color="CCCCCC"/>
+              <w:left w:val="single" w:sz="4" w:space="0" w:color="CCCCCC"/>
+              <w:bottom w:val="single" w:sz="4" w:space="0" w:color="CCCCCC"/>
+              <w:right w:val="single" w:sz="4" w:space="0" w:color="CCCCCC"/>
+            </w:tcBorders>
+          </w:tcPr>
+          <w:p>
+            <w:pPr>
+              <w:jc w:val="left"/>
+            </w:pPr>
+            <w:r>
+              <w:rPr>
+                <w:rFonts w:ascii="Calibri" w:hAnsi="Calibri"/>
+                <w:b w:val="0"/>
+                <w:i w:val="0"/>
+                <w:color w:val="1A6E2E"/>
+                <w:sz w:val="18"/>
+              </w:rPr>
+              <w:t>→ proceed to Step 2</w:t>
+            </w:r>
+          </w:p>
+        </w:tc>
+      </w:tr>
+      <w:tr>
+        <w:tc>
+          <w:tcPr>
+            <w:tcW w:type="dxa" w:w="1134"/>
+            <w:tcBorders>
+              <w:top w:val="single" w:sz="4" w:space="0" w:color="CCCCCC"/>
+              <w:left w:val="single" w:sz="4" w:space="0" w:color="CCCCCC"/>
+              <w:bottom w:val="single" w:sz="4" w:space="0" w:color="CCCCCC"/>
+              <w:right w:val="single" w:sz="4" w:space="0" w:color="CCCCCC"/>
+            </w:tcBorders>
+          </w:tcPr>
+          <w:p>
+            <w:pPr>
+              <w:jc w:val="left"/>
+            </w:pPr>
+            <w:r>
+              <w:rPr>
+                <w:rFonts w:ascii="Calibri" w:hAnsi="Calibri"/>
+                <w:b w:val="0"/>
+                <w:i w:val="0"/>
+                <w:color w:val="1C1C1C"/>
+                <w:sz w:val="18"/>
+              </w:rPr>
+              <w:t>Step 2</w:t>
+            </w:r>
+          </w:p>
+        </w:tc>
+        <w:tc>
+          <w:tcPr>
+            <w:tcW w:type="dxa" w:w="2835"/>
+            <w:tcBorders>
+              <w:top w:val="single" w:sz="4" w:space="0" w:color="CCCCCC"/>
+              <w:left w:val="single" w:sz="4" w:space="0" w:color="CCCCCC"/>
+              <w:bottom w:val="single" w:sz="4" w:space="0" w:color="CCCCCC"/>
+              <w:right w:val="single" w:sz="4" w:space="0" w:color="CCCCCC"/>
+            </w:tcBorders>
+          </w:tcPr>
+          <w:p>
+            <w:pPr>
+              <w:jc w:val="left"/>
+            </w:pPr>
+            <w:r>
+              <w:rPr>
+                <w:rFonts w:ascii="Calibri" w:hAnsi="Calibri"/>
+                <w:b w:val="0"/>
+                <w:i w:val="0"/>
+                <w:color w:val="1C1C1C"/>
+                <w:sz w:val="18"/>
+              </w:rPr>
+              <w:t>Knee angle at bottom</w:t>
+              <w:br/>
+              <w:t>(MediaPipe interior)</w:t>
+            </w:r>
+          </w:p>
+        </w:tc>
+        <w:tc>
+          <w:tcPr>
+            <w:tcW w:type="dxa" w:w="3118"/>
+            <w:shd w:val="clear" w:color="auto" w:fill="E0F4E8"/>
+            <w:tcBorders>
+              <w:top w:val="single" w:sz="4" w:space="0" w:color="CCCCCC"/>
+              <w:left w:val="single" w:sz="4" w:space="0" w:color="CCCCCC"/>
+              <w:bottom w:val="single" w:sz="4" w:space="0" w:color="CCCCCC"/>
+              <w:right w:val="single" w:sz="4" w:space="0" w:color="CCCCCC"/>
+            </w:tcBorders>
+          </w:tcPr>
+          <w:p>
+            <w:pPr>
+              <w:jc w:val="left"/>
+            </w:pPr>
+            <w:r>
+              <w:rPr>
+                <w:rFonts w:ascii="Calibri" w:hAnsi="Calibri"/>
+                <w:b w:val="0"/>
+                <w:i w:val="0"/>
+                <w:color w:val="1A6E2E"/>
+                <w:sz w:val="18"/>
+              </w:rPr>
+              <w:t>Side ≤70°  /  Front ≤90°</w:t>
+            </w:r>
+          </w:p>
+        </w:tc>
+        <w:tc>
+          <w:tcPr>
+            <w:tcW w:type="dxa" w:w="2551"/>
+            <w:shd w:val="clear" w:color="auto" w:fill="E0F4E8"/>
+            <w:tcBorders>
+              <w:top w:val="single" w:sz="4" w:space="0" w:color="CCCCCC"/>
+              <w:left w:val="single" w:sz="4" w:space="0" w:color="CCCCCC"/>
+              <w:bottom w:val="single" w:sz="4" w:space="0" w:color="CCCCCC"/>
+              <w:right w:val="single" w:sz="4" w:space="0" w:color="CCCCCC"/>
+            </w:tcBorders>
+          </w:tcPr>
+          <w:p>
+            <w:pPr>
+              <w:jc w:val="left"/>
+            </w:pPr>
+            <w:r>
+              <w:rPr>
+                <w:rFonts w:ascii="Calibri" w:hAnsi="Calibri"/>
+                <w:b w:val="0"/>
+                <w:i w:val="0"/>
+                <w:color w:val="1A6E2E"/>
+                <w:sz w:val="18"/>
+              </w:rPr>
+              <w:t>→ Excellent</w:t>
+            </w:r>
+          </w:p>
+        </w:tc>
+      </w:tr>
+      <w:tr>
+        <w:tc>
+          <w:tcPr>
+            <w:tcW w:type="dxa" w:w="1134"/>
+            <w:tcBorders>
+              <w:top w:val="single" w:sz="4" w:space="0" w:color="CCCCCC"/>
+              <w:left w:val="single" w:sz="4" w:space="0" w:color="CCCCCC"/>
+              <w:bottom w:val="single" w:sz="4" w:space="0" w:color="CCCCCC"/>
+              <w:right w:val="single" w:sz="4" w:space="0" w:color="CCCCCC"/>
+            </w:tcBorders>
+          </w:tcPr>
+          <w:p>
+            <w:pPr>
+              <w:jc w:val="left"/>
+            </w:pPr>
+            <w:r>
+              <w:rPr>
+                <w:rFonts w:ascii="Calibri" w:hAnsi="Calibri"/>
+                <w:b w:val="0"/>
+                <w:i w:val="0"/>
+                <w:color w:val="1C1C1C"/>
+                <w:sz w:val="18"/>
+              </w:rPr>
+              <w:t>Step 2</w:t>
+            </w:r>
+          </w:p>
+        </w:tc>
+        <w:tc>
+          <w:tcPr>
+            <w:tcW w:type="dxa" w:w="2835"/>
+            <w:tcBorders>
+              <w:top w:val="single" w:sz="4" w:space="0" w:color="CCCCCC"/>
+              <w:left w:val="single" w:sz="4" w:space="0" w:color="CCCCCC"/>
+              <w:bottom w:val="single" w:sz="4" w:space="0" w:color="CCCCCC"/>
+              <w:right w:val="single" w:sz="4" w:space="0" w:color="CCCCCC"/>
+            </w:tcBorders>
+          </w:tcPr>
+          <w:p>
+            <w:pPr>
+              <w:jc w:val="left"/>
+            </w:pPr>
+            <w:r>
+              <w:rPr>
+                <w:rFonts w:ascii="Calibri" w:hAnsi="Calibri"/>
+                <w:b w:val="0"/>
+                <w:i w:val="0"/>
+                <w:color w:val="1C1C1C"/>
+                <w:sz w:val="18"/>
+              </w:rPr>
+              <w:t>Knee angle at bottom</w:t>
+              <w:br/>
+              <w:t>(MediaPipe interior)</w:t>
+            </w:r>
+          </w:p>
+        </w:tc>
+        <w:tc>
+          <w:tcPr>
+            <w:tcW w:type="dxa" w:w="3118"/>
+            <w:shd w:val="clear" w:color="auto" w:fill="E0F4E8"/>
+            <w:tcBorders>
+              <w:top w:val="single" w:sz="4" w:space="0" w:color="CCCCCC"/>
+              <w:left w:val="single" w:sz="4" w:space="0" w:color="CCCCCC"/>
+              <w:bottom w:val="single" w:sz="4" w:space="0" w:color="CCCCCC"/>
+              <w:right w:val="single" w:sz="4" w:space="0" w:color="CCCCCC"/>
+            </w:tcBorders>
+          </w:tcPr>
+          <w:p>
+            <w:pPr>
+              <w:jc w:val="left"/>
+            </w:pPr>
+            <w:r>
+              <w:rPr>
+                <w:rFonts w:ascii="Calibri" w:hAnsi="Calibri"/>
+                <w:b w:val="0"/>
+                <w:i w:val="0"/>
+                <w:color w:val="1A6E2E"/>
+                <w:sz w:val="18"/>
+              </w:rPr>
+              <w:t>Side 71–90°  /  Front 91–105°</w:t>
+            </w:r>
+          </w:p>
+        </w:tc>
+        <w:tc>
+          <w:tcPr>
+            <w:tcW w:type="dxa" w:w="2551"/>
+            <w:shd w:val="clear" w:color="auto" w:fill="E0F4E8"/>
+            <w:tcBorders>
+              <w:top w:val="single" w:sz="4" w:space="0" w:color="CCCCCC"/>
+              <w:left w:val="single" w:sz="4" w:space="0" w:color="CCCCCC"/>
+              <w:bottom w:val="single" w:sz="4" w:space="0" w:color="CCCCCC"/>
+              <w:right w:val="single" w:sz="4" w:space="0" w:color="CCCCCC"/>
+            </w:tcBorders>
+          </w:tcPr>
+          <w:p>
+            <w:pPr>
+              <w:jc w:val="left"/>
+            </w:pPr>
+            <w:r>
+              <w:rPr>
+                <w:rFonts w:ascii="Calibri" w:hAnsi="Calibri"/>
+                <w:b w:val="0"/>
+                <w:i w:val="0"/>
+                <w:color w:val="1A6E2E"/>
+                <w:sz w:val="18"/>
+              </w:rPr>
+              <w:t>→ Good</w:t>
+            </w:r>
+          </w:p>
+        </w:tc>
+      </w:tr>
+    </w:tbl>
+    <w:p>
+      <w:pPr>
+        <w:spacing w:after="80"/>
+      </w:pPr>
+    </w:p>
+    <w:tbl>
+      <w:tblPr>
+        <w:tblStyle w:val="TableGrid"/>
+        <w:tblW w:type="auto" w:w="0"/>
+        <w:tblLook w:firstColumn="1" w:firstRow="1" w:lastColumn="0" w:lastRow="0" w:noHBand="0" w:noVBand="1" w:val="04A0"/>
+      </w:tblPr>
+      <w:tblGrid>
+        <w:gridCol w:w="9746"/>
+      </w:tblGrid>
+      <w:tr>
+        <w:tc>
+          <w:tcPr>
+            <w:tcW w:type="dxa" w:w="9746"/>
+            <w:shd w:val="clear" w:color="auto" w:fill="E8F0FE"/>
+            <w:tcBorders>
+              <w:top w:val="single" w:sz="6" w:space="0" w:color="AAAAAA"/>
+              <w:left w:val="single" w:sz="6" w:space="0" w:color="AAAAAA"/>
+              <w:bottom w:val="single" w:sz="6" w:space="0" w:color="AAAAAA"/>
+              <w:right w:val="single" w:sz="6" w:space="0" w:color="AAAAAA"/>
+            </w:tcBorders>
+          </w:tcPr>
+          <w:p>
+            <w:pPr>
+              <w:spacing w:before="40" w:after="40"/>
+            </w:pPr>
+            <w:r>
+              <w:rPr>
+                <w:rFonts w:ascii="Calibri" w:hAnsi="Calibri"/>
+                <w:b/>
+                <w:i w:val="0"/>
+                <w:color w:val="1E5BA8"/>
+                <w:sz w:val="20"/>
+              </w:rPr>
+              <w:t xml:space="preserve">Why two steps:  </w:t>
+            </w:r>
+            <w:r>
+              <w:rPr>
+                <w:rFonts w:ascii="Calibri" w:hAnsi="Calibri"/>
+                <w:b w:val="0"/>
+                <w:i w:val="0"/>
+                <w:color w:val="1C1C1C"/>
+                <w:sz w:val="20"/>
+              </w:rPr>
+              <w:t>Step 1 (hip_y &lt; knee_y) is the clinical definition of squat depth — it is a positional check, not angular, and works accurately from any camera angle. Step 2 (knee angle) only runs when depth is already achieved — it grades HOW deep, distinguishing full depth (Excellent) from just-at-parallel (Good).</w:t>
+            </w:r>
+          </w:p>
+        </w:tc>
+      </w:tr>
+    </w:tbl>
+    <w:p>
+      <w:pPr>
+        <w:spacing w:after="80"/>
+      </w:pPr>
+    </w:p>
+    <w:p>
+      <w:pPr>
+        <w:spacing w:before="20" w:after="80"/>
+      </w:pPr>
+      <w:r>
+        <w:rPr>
+          <w:rFonts w:ascii="Calibri" w:hAnsi="Calibri"/>
+          <w:b w:val="0"/>
+          <w:i w:val="0"/>
+          <w:color w:val="1C1C1C"/>
+          <w:sz w:val="20"/>
+        </w:rPr>
+        <w:t>Pseudocode for biomechanics script:</w:t>
+      </w:r>
+    </w:p>
+    <w:tbl>
+      <w:tblPr>
+        <w:tblStyle w:val="TableGrid"/>
+        <w:tblW w:type="auto" w:w="0"/>
+        <w:tblLook w:firstColumn="1" w:firstRow="1" w:lastColumn="0" w:lastRow="0" w:noHBand="0" w:noVBand="1" w:val="04A0"/>
+      </w:tblPr>
+      <w:tblGrid>
+        <w:gridCol w:w="9746"/>
+      </w:tblGrid>
+      <w:tr>
+        <w:tc>
+          <w:tcPr>
+            <w:tcW w:type="dxa" w:w="9746"/>
+            <w:shd w:val="clear" w:color="auto" w:fill="111827"/>
+            <w:tcBorders>
+              <w:top w:val="single" w:sz="6" w:space="0" w:color="1E2433"/>
+              <w:left w:val="single" w:sz="6" w:space="0" w:color="1E2433"/>
+              <w:bottom w:val="single" w:sz="6" w:space="0" w:color="1E2433"/>
+              <w:right w:val="single" w:sz="6" w:space="0" w:color="1E2433"/>
+            </w:tcBorders>
+          </w:tcPr>
+          <w:p>
+            <w:pPr>
+              <w:spacing w:before="80" w:after="80"/>
+            </w:pPr>
+            <w:r>
+              <w:rPr>
+                <w:rFonts w:ascii="Courier New" w:hAnsi="Courier New"/>
+                <w:b w:val="0"/>
+                <w:i w:val="0"/>
+                <w:color w:val="86EFAC"/>
+                <w:sz w:val="18"/>
+              </w:rPr>
+              <w:t># Step 1 — positional check (camera-agnostic)</w:t>
+              <w:br/>
+              <w:t>if hip_y &gt;= knee_y:          # hip NOT below knee</w:t>
+              <w:br/>
+              <w:t xml:space="preserve">    depth_classification = 'Warning'</w:t>
+              <w:br/>
+              <w:t xml:space="preserve">    depth_insufficient_flag = True</w:t>
+              <w:br/>
+              <w:br/>
+              <w:t># Step 2 — grade how deep (only if Step 1 passes)</w:t>
+              <w:br/>
+              <w:t>elif knee_angle &lt;= EXCELLENT_THRESHOLD:   # side ≤70°, front ≤90°</w:t>
+              <w:br/>
+              <w:t xml:space="preserve">    depth_classification = 'Excellent'</w:t>
+              <w:br/>
+              <w:t xml:space="preserve">    depth_insufficient_flag = False</w:t>
+              <w:br/>
+              <w:br/>
+              <w:t>else:                         # side 71–90°, front 91–105°</w:t>
+              <w:br/>
+              <w:t xml:space="preserve">    depth_classification = 'Good'</w:t>
+              <w:br/>
+              <w:t xml:space="preserve">    depth_insufficient_flag = False</w:t>
+            </w:r>
+          </w:p>
+        </w:tc>
+      </w:tr>
+    </w:tbl>
+    <w:p>
+      <w:pPr>
+        <w:spacing w:after="80"/>
+      </w:pPr>
+    </w:p>
+    <w:p>
+      <w:pPr>
+        <w:spacing w:before="120" w:after="120"/>
+        <w:pBdr>
+          <w:bottom w:val="single" w:sz="6" w:space="1" w:color="1E5BA8"/>
+        </w:pBdr>
+      </w:pPr>
+    </w:p>
+    <w:p>
+      <w:pPr>
+        <w:spacing w:before="200" w:after="60"/>
+      </w:pPr>
+      <w:r>
+        <w:rPr>
+          <w:rFonts w:ascii="Calibri" w:hAnsi="Calibri"/>
+          <w:b/>
+          <w:i w:val="0"/>
+          <w:color w:val="1E5BA8"/>
+          <w:sz w:val="24"/>
+        </w:rPr>
+        <w:t>Final sign-off table — depth classification</w:t>
+      </w:r>
+    </w:p>
+    <w:tbl>
+      <w:tblPr>
+        <w:tblStyle w:val="TableGrid"/>
+        <w:tblW w:type="auto" w:w="0"/>
+        <w:tblLook w:firstColumn="1" w:firstRow="1" w:lastColumn="0" w:lastRow="0" w:noHBand="0" w:noVBand="1" w:val="04A0"/>
+      </w:tblPr>
+      <w:tblGrid>
+        <w:gridCol w:w="2436"/>
+        <w:gridCol w:w="2436"/>
+        <w:gridCol w:w="2436"/>
+        <w:gridCol w:w="2436"/>
+      </w:tblGrid>
+      <w:tr>
+        <w:tc>
+          <w:tcPr>
+            <w:tcW w:type="dxa" w:w="1134"/>
+            <w:shd w:val="clear" w:color="auto" w:fill="0F274D"/>
+            <w:tcBorders>
+              <w:top w:val="single" w:sz="4" w:space="0" w:color="FFFFFF"/>
+              <w:left w:val="single" w:sz="4" w:space="0" w:color="FFFFFF"/>
+              <w:bottom w:val="single" w:sz="4" w:space="0" w:color="FFFFFF"/>
+              <w:right w:val="single" w:sz="4" w:space="0" w:color="FFFFFF"/>
+            </w:tcBorders>
+          </w:tcPr>
+          <w:p>
+            <w:pPr>
+              <w:jc w:val="center"/>
+            </w:pPr>
+            <w:r>
+              <w:rPr>
+                <w:rFonts w:ascii="Calibri" w:hAnsi="Calibri"/>
+                <w:b/>
+                <w:i w:val="0"/>
+                <w:color w:val="FFFFFF"/>
+                <w:sz w:val="18"/>
+              </w:rPr>
+              <w:t>Camera</w:t>
+            </w:r>
+          </w:p>
+        </w:tc>
+        <w:tc>
+          <w:tcPr>
+            <w:tcW w:type="dxa" w:w="1701"/>
+            <w:shd w:val="clear" w:color="auto" w:fill="0F274D"/>
+            <w:tcBorders>
+              <w:top w:val="single" w:sz="4" w:space="0" w:color="FFFFFF"/>
+              <w:left w:val="single" w:sz="4" w:space="0" w:color="FFFFFF"/>
+              <w:bottom w:val="single" w:sz="4" w:space="0" w:color="FFFFFF"/>
+              <w:right w:val="single" w:sz="4" w:space="0" w:color="FFFFFF"/>
+            </w:tcBorders>
+          </w:tcPr>
+          <w:p>
+            <w:pPr>
+              <w:jc w:val="center"/>
+            </w:pPr>
+            <w:r>
+              <w:rPr>
+                <w:rFonts w:ascii="Calibri" w:hAnsi="Calibri"/>
+                <w:b/>
+                <w:i w:val="0"/>
+                <w:color w:val="FFFFFF"/>
+                <w:sz w:val="18"/>
+              </w:rPr>
+              <w:t>Label</w:t>
+            </w:r>
+          </w:p>
+        </w:tc>
+        <w:tc>
+          <w:tcPr>
+            <w:tcW w:type="dxa" w:w="4819"/>
+            <w:shd w:val="clear" w:color="auto" w:fill="0F274D"/>
+            <w:tcBorders>
+              <w:top w:val="single" w:sz="4" w:space="0" w:color="FFFFFF"/>
+              <w:left w:val="single" w:sz="4" w:space="0" w:color="FFFFFF"/>
+              <w:bottom w:val="single" w:sz="4" w:space="0" w:color="FFFFFF"/>
+              <w:right w:val="single" w:sz="4" w:space="0" w:color="FFFFFF"/>
+            </w:tcBorders>
+          </w:tcPr>
+          <w:p>
+            <w:pPr>
+              <w:jc w:val="center"/>
+            </w:pPr>
+            <w:r>
+              <w:rPr>
+                <w:rFonts w:ascii="Calibri" w:hAnsi="Calibri"/>
+                <w:b/>
+                <w:i w:val="0"/>
+                <w:color w:val="FFFFFF"/>
+                <w:sz w:val="18"/>
+              </w:rPr>
+              <w:t>Logic / Threshold</w:t>
+            </w:r>
+          </w:p>
+        </w:tc>
+        <w:tc>
+          <w:tcPr>
+            <w:tcW w:type="dxa" w:w="1984"/>
+            <w:shd w:val="clear" w:color="auto" w:fill="0F274D"/>
+            <w:tcBorders>
+              <w:top w:val="single" w:sz="4" w:space="0" w:color="FFFFFF"/>
+              <w:left w:val="single" w:sz="4" w:space="0" w:color="FFFFFF"/>
+              <w:bottom w:val="single" w:sz="4" w:space="0" w:color="FFFFFF"/>
+              <w:right w:val="single" w:sz="4" w:space="0" w:color="FFFFFF"/>
+            </w:tcBorders>
+          </w:tcPr>
+          <w:p>
+            <w:pPr>
+              <w:jc w:val="center"/>
+            </w:pPr>
+            <w:r>
+              <w:rPr>
+                <w:rFonts w:ascii="Calibri" w:hAnsi="Calibri"/>
+                <w:b/>
+                <w:i w:val="0"/>
+                <w:color w:val="FFFFFF"/>
+                <w:sz w:val="18"/>
+              </w:rPr>
+              <w:t>Sign-off</w:t>
+            </w:r>
+          </w:p>
+        </w:tc>
+      </w:tr>
+      <w:tr>
+        <w:tc>
+          <w:tcPr>
+            <w:tcW w:type="dxa" w:w="1134"/>
+            <w:tcBorders>
+              <w:top w:val="single" w:sz="4" w:space="0" w:color="CCCCCC"/>
+              <w:left w:val="single" w:sz="4" w:space="0" w:color="CCCCCC"/>
+              <w:bottom w:val="single" w:sz="4" w:space="0" w:color="CCCCCC"/>
+              <w:right w:val="single" w:sz="4" w:space="0" w:color="CCCCCC"/>
+            </w:tcBorders>
+          </w:tcPr>
+          <w:p>
+            <w:pPr>
+              <w:jc w:val="left"/>
+            </w:pPr>
+            <w:r>
+              <w:rPr>
+                <w:rFonts w:ascii="Calibri" w:hAnsi="Calibri"/>
+                <w:b w:val="0"/>
+                <w:i w:val="0"/>
+                <w:color w:val="1C1C1C"/>
+                <w:sz w:val="18"/>
+              </w:rPr>
+              <w:t>Both</w:t>
+            </w:r>
+          </w:p>
+        </w:tc>
+        <w:tc>
+          <w:tcPr>
+            <w:tcW w:type="dxa" w:w="1701"/>
+            <w:shd w:val="clear" w:color="auto" w:fill="F8D0D0"/>
+            <w:tcBorders>
+              <w:top w:val="single" w:sz="4" w:space="0" w:color="CCCCCC"/>
+              <w:left w:val="single" w:sz="4" w:space="0" w:color="CCCCCC"/>
+              <w:bottom w:val="single" w:sz="4" w:space="0" w:color="CCCCCC"/>
+              <w:right w:val="single" w:sz="4" w:space="0" w:color="CCCCCC"/>
+            </w:tcBorders>
+          </w:tcPr>
+          <w:p>
+            <w:pPr>
+              <w:jc w:val="left"/>
+            </w:pPr>
+            <w:r>
+              <w:rPr>
+                <w:rFonts w:ascii="Calibri" w:hAnsi="Calibri"/>
+                <w:b w:val="0"/>
+                <w:i w:val="0"/>
+                <w:color w:val="C02020"/>
+                <w:sz w:val="18"/>
+              </w:rPr>
+              <w:t>Warning</w:t>
+            </w:r>
+          </w:p>
+        </w:tc>
+        <w:tc>
+          <w:tcPr>
+            <w:tcW w:type="dxa" w:w="4819"/>
+            <w:tcBorders>
+              <w:top w:val="single" w:sz="4" w:space="0" w:color="CCCCCC"/>
+              <w:left w:val="single" w:sz="4" w:space="0" w:color="CCCCCC"/>
+              <w:bottom w:val="single" w:sz="4" w:space="0" w:color="CCCCCC"/>
+              <w:right w:val="single" w:sz="4" w:space="0" w:color="CCCCCC"/>
+            </w:tcBorders>
+          </w:tcPr>
+          <w:p>
+            <w:pPr>
+              <w:jc w:val="left"/>
+            </w:pPr>
+            <w:r>
+              <w:rPr>
+                <w:rFonts w:ascii="Calibri" w:hAnsi="Calibri"/>
+                <w:b w:val="0"/>
+                <w:i w:val="0"/>
+                <w:color w:val="1C1C1C"/>
+                <w:sz w:val="18"/>
+              </w:rPr>
+              <w:t>Step 1: hip_y ≥ knee_y (hip not below knee)</w:t>
+            </w:r>
+          </w:p>
+        </w:tc>
+        <w:tc>
+          <w:tcPr>
+            <w:tcW w:type="dxa" w:w="1984"/>
+            <w:tcBorders>
+              <w:top w:val="single" w:sz="4" w:space="0" w:color="CCCCCC"/>
+              <w:left w:val="single" w:sz="4" w:space="0" w:color="CCCCCC"/>
+              <w:bottom w:val="single" w:sz="4" w:space="0" w:color="CCCCCC"/>
+              <w:right w:val="single" w:sz="4" w:space="0" w:color="CCCCCC"/>
+            </w:tcBorders>
+          </w:tcPr>
+          <w:p>
+            <w:pPr>
+              <w:jc w:val="left"/>
+            </w:pPr>
+            <w:r>
+              <w:rPr>
+                <w:rFonts w:ascii="Calibri" w:hAnsi="Calibri"/>
+                <w:b w:val="0"/>
+                <w:i w:val="0"/>
+                <w:color w:val="1C1C1C"/>
+                <w:sz w:val="18"/>
+              </w:rPr>
+            </w:r>
+          </w:p>
+        </w:tc>
+      </w:tr>
+      <w:tr>
+        <w:tc>
+          <w:tcPr>
+            <w:tcW w:type="dxa" w:w="1134"/>
+            <w:tcBorders>
+              <w:top w:val="single" w:sz="4" w:space="0" w:color="CCCCCC"/>
+              <w:left w:val="single" w:sz="4" w:space="0" w:color="CCCCCC"/>
+              <w:bottom w:val="single" w:sz="4" w:space="0" w:color="CCCCCC"/>
+              <w:right w:val="single" w:sz="4" w:space="0" w:color="CCCCCC"/>
+            </w:tcBorders>
+          </w:tcPr>
+          <w:p>
+            <w:pPr>
+              <w:jc w:val="left"/>
+            </w:pPr>
+            <w:r>
+              <w:rPr>
+                <w:rFonts w:ascii="Calibri" w:hAnsi="Calibri"/>
+                <w:b w:val="0"/>
+                <w:i w:val="0"/>
+                <w:color w:val="1C1C1C"/>
+                <w:sz w:val="18"/>
+              </w:rPr>
+              <w:t>Side</w:t>
+            </w:r>
+          </w:p>
+        </w:tc>
+        <w:tc>
+          <w:tcPr>
+            <w:tcW w:type="dxa" w:w="1701"/>
+            <w:shd w:val="clear" w:color="auto" w:fill="E0F4E8"/>
+            <w:tcBorders>
+              <w:top w:val="single" w:sz="4" w:space="0" w:color="CCCCCC"/>
+              <w:left w:val="single" w:sz="4" w:space="0" w:color="CCCCCC"/>
+              <w:bottom w:val="single" w:sz="4" w:space="0" w:color="CCCCCC"/>
+              <w:right w:val="single" w:sz="4" w:space="0" w:color="CCCCCC"/>
+            </w:tcBorders>
+          </w:tcPr>
+          <w:p>
+            <w:pPr>
+              <w:jc w:val="left"/>
+            </w:pPr>
+            <w:r>
+              <w:rPr>
+                <w:rFonts w:ascii="Calibri" w:hAnsi="Calibri"/>
+                <w:b w:val="0"/>
+                <w:i w:val="0"/>
+                <w:color w:val="1A6E2E"/>
+                <w:sz w:val="18"/>
+              </w:rPr>
+              <w:t>Excellent</w:t>
+            </w:r>
+          </w:p>
+        </w:tc>
+        <w:tc>
+          <w:tcPr>
+            <w:tcW w:type="dxa" w:w="4819"/>
+            <w:tcBorders>
+              <w:top w:val="single" w:sz="4" w:space="0" w:color="CCCCCC"/>
+              <w:left w:val="single" w:sz="4" w:space="0" w:color="CCCCCC"/>
+              <w:bottom w:val="single" w:sz="4" w:space="0" w:color="CCCCCC"/>
+              <w:right w:val="single" w:sz="4" w:space="0" w:color="CCCCCC"/>
+            </w:tcBorders>
+          </w:tcPr>
+          <w:p>
+            <w:pPr>
+              <w:jc w:val="left"/>
+            </w:pPr>
+            <w:r>
+              <w:rPr>
+                <w:rFonts w:ascii="Calibri" w:hAnsi="Calibri"/>
+                <w:b w:val="0"/>
+                <w:i w:val="0"/>
+                <w:color w:val="1C1C1C"/>
+                <w:sz w:val="18"/>
+              </w:rPr>
+              <w:t>Step 2: knee_angle ≤ 70° (MediaPipe interior)</w:t>
+            </w:r>
+          </w:p>
+        </w:tc>
+        <w:tc>
+          <w:tcPr>
+            <w:tcW w:type="dxa" w:w="1984"/>
+            <w:tcBorders>
+              <w:top w:val="single" w:sz="4" w:space="0" w:color="CCCCCC"/>
+              <w:left w:val="single" w:sz="4" w:space="0" w:color="CCCCCC"/>
+              <w:bottom w:val="single" w:sz="4" w:space="0" w:color="CCCCCC"/>
+              <w:right w:val="single" w:sz="4" w:space="0" w:color="CCCCCC"/>
+            </w:tcBorders>
+          </w:tcPr>
+          <w:p>
+            <w:pPr>
+              <w:jc w:val="left"/>
+            </w:pPr>
+            <w:r>
+              <w:rPr>
+                <w:rFonts w:ascii="Calibri" w:hAnsi="Calibri"/>
+                <w:b w:val="0"/>
+                <w:i w:val="0"/>
+                <w:color w:val="1C1C1C"/>
+                <w:sz w:val="18"/>
+              </w:rPr>
+            </w:r>
+          </w:p>
+        </w:tc>
+      </w:tr>
+      <w:tr>
+        <w:tc>
+          <w:tcPr>
+            <w:tcW w:type="dxa" w:w="1134"/>
+            <w:tcBorders>
+              <w:top w:val="single" w:sz="4" w:space="0" w:color="CCCCCC"/>
+              <w:left w:val="single" w:sz="4" w:space="0" w:color="CCCCCC"/>
+              <w:bottom w:val="single" w:sz="4" w:space="0" w:color="CCCCCC"/>
+              <w:right w:val="single" w:sz="4" w:space="0" w:color="CCCCCC"/>
+            </w:tcBorders>
+          </w:tcPr>
+          <w:p>
+            <w:pPr>
+              <w:jc w:val="left"/>
+            </w:pPr>
+            <w:r>
+              <w:rPr>
+                <w:rFonts w:ascii="Calibri" w:hAnsi="Calibri"/>
+                <w:b w:val="0"/>
+                <w:i w:val="0"/>
+                <w:color w:val="1C1C1C"/>
+                <w:sz w:val="18"/>
+              </w:rPr>
+              <w:t>Side</w:t>
+            </w:r>
+          </w:p>
+        </w:tc>
+        <w:tc>
+          <w:tcPr>
+            <w:tcW w:type="dxa" w:w="1701"/>
+            <w:shd w:val="clear" w:color="auto" w:fill="E0F4E8"/>
+            <w:tcBorders>
+              <w:top w:val="single" w:sz="4" w:space="0" w:color="CCCCCC"/>
+              <w:left w:val="single" w:sz="4" w:space="0" w:color="CCCCCC"/>
+              <w:bottom w:val="single" w:sz="4" w:space="0" w:color="CCCCCC"/>
+              <w:right w:val="single" w:sz="4" w:space="0" w:color="CCCCCC"/>
+            </w:tcBorders>
+          </w:tcPr>
+          <w:p>
+            <w:pPr>
+              <w:jc w:val="left"/>
+            </w:pPr>
+            <w:r>
+              <w:rPr>
+                <w:rFonts w:ascii="Calibri" w:hAnsi="Calibri"/>
+                <w:b w:val="0"/>
+                <w:i w:val="0"/>
+                <w:color w:val="1A6E2E"/>
+                <w:sz w:val="18"/>
+              </w:rPr>
+              <w:t>Good</w:t>
+            </w:r>
+          </w:p>
+        </w:tc>
+        <w:tc>
+          <w:tcPr>
+            <w:tcW w:type="dxa" w:w="4819"/>
+            <w:tcBorders>
+              <w:top w:val="single" w:sz="4" w:space="0" w:color="CCCCCC"/>
+              <w:left w:val="single" w:sz="4" w:space="0" w:color="CCCCCC"/>
+              <w:bottom w:val="single" w:sz="4" w:space="0" w:color="CCCCCC"/>
+              <w:right w:val="single" w:sz="4" w:space="0" w:color="CCCCCC"/>
+            </w:tcBorders>
+          </w:tcPr>
+          <w:p>
+            <w:pPr>
+              <w:jc w:val="left"/>
+            </w:pPr>
+            <w:r>
+              <w:rPr>
+                <w:rFonts w:ascii="Calibri" w:hAnsi="Calibri"/>
+                <w:b w:val="0"/>
+                <w:i w:val="0"/>
+                <w:color w:val="1C1C1C"/>
+                <w:sz w:val="18"/>
+              </w:rPr>
+              <w:t>Step 2: knee_angle 71–90° (MediaPipe interior)</w:t>
+            </w:r>
+          </w:p>
+        </w:tc>
+        <w:tc>
+          <w:tcPr>
+            <w:tcW w:type="dxa" w:w="1984"/>
+            <w:tcBorders>
+              <w:top w:val="single" w:sz="4" w:space="0" w:color="CCCCCC"/>
+              <w:left w:val="single" w:sz="4" w:space="0" w:color="CCCCCC"/>
+              <w:bottom w:val="single" w:sz="4" w:space="0" w:color="CCCCCC"/>
+              <w:right w:val="single" w:sz="4" w:space="0" w:color="CCCCCC"/>
+            </w:tcBorders>
+          </w:tcPr>
+          <w:p>
+            <w:pPr>
+              <w:jc w:val="left"/>
+            </w:pPr>
+            <w:r>
+              <w:rPr>
+                <w:rFonts w:ascii="Calibri" w:hAnsi="Calibri"/>
+                <w:b w:val="0"/>
+                <w:i w:val="0"/>
+                <w:color w:val="1C1C1C"/>
+                <w:sz w:val="18"/>
+              </w:rPr>
+            </w:r>
+          </w:p>
+        </w:tc>
+      </w:tr>
+      <w:tr>
+        <w:tc>
+          <w:tcPr>
+            <w:tcW w:type="dxa" w:w="1134"/>
+            <w:tcBorders>
+              <w:top w:val="single" w:sz="4" w:space="0" w:color="CCCCCC"/>
+              <w:left w:val="single" w:sz="4" w:space="0" w:color="CCCCCC"/>
+              <w:bottom w:val="single" w:sz="4" w:space="0" w:color="CCCCCC"/>
+              <w:right w:val="single" w:sz="4" w:space="0" w:color="CCCCCC"/>
+            </w:tcBorders>
+          </w:tcPr>
+          <w:p>
+            <w:pPr>
+              <w:jc w:val="left"/>
+            </w:pPr>
+            <w:r>
+              <w:rPr>
+                <w:rFonts w:ascii="Calibri" w:hAnsi="Calibri"/>
+                <w:b w:val="0"/>
+                <w:i w:val="0"/>
+                <w:color w:val="1C1C1C"/>
+                <w:sz w:val="18"/>
+              </w:rPr>
+              <w:t>Front</w:t>
+            </w:r>
+          </w:p>
+        </w:tc>
+        <w:tc>
+          <w:tcPr>
+            <w:tcW w:type="dxa" w:w="1701"/>
+            <w:shd w:val="clear" w:color="auto" w:fill="E0F4E8"/>
+            <w:tcBorders>
+              <w:top w:val="single" w:sz="4" w:space="0" w:color="CCCCCC"/>
+              <w:left w:val="single" w:sz="4" w:space="0" w:color="CCCCCC"/>
+              <w:bottom w:val="single" w:sz="4" w:space="0" w:color="CCCCCC"/>
+              <w:right w:val="single" w:sz="4" w:space="0" w:color="CCCCCC"/>
+            </w:tcBorders>
+          </w:tcPr>
+          <w:p>
+            <w:pPr>
+              <w:jc w:val="left"/>
+            </w:pPr>
+            <w:r>
+              <w:rPr>
+                <w:rFonts w:ascii="Calibri" w:hAnsi="Calibri"/>
+                <w:b w:val="0"/>
+                <w:i w:val="0"/>
+                <w:color w:val="1A6E2E"/>
+                <w:sz w:val="18"/>
+              </w:rPr>
+              <w:t>Excellent</w:t>
+            </w:r>
+          </w:p>
+        </w:tc>
+        <w:tc>
+          <w:tcPr>
+            <w:tcW w:type="dxa" w:w="4819"/>
+            <w:tcBorders>
+              <w:top w:val="single" w:sz="4" w:space="0" w:color="CCCCCC"/>
+              <w:left w:val="single" w:sz="4" w:space="0" w:color="CCCCCC"/>
+              <w:bottom w:val="single" w:sz="4" w:space="0" w:color="CCCCCC"/>
+              <w:right w:val="single" w:sz="4" w:space="0" w:color="CCCCCC"/>
+            </w:tcBorders>
+          </w:tcPr>
+          <w:p>
+            <w:pPr>
+              <w:jc w:val="left"/>
+            </w:pPr>
+            <w:r>
+              <w:rPr>
+                <w:rFonts w:ascii="Calibri" w:hAnsi="Calibri"/>
+                <w:b w:val="0"/>
+                <w:i w:val="0"/>
+                <w:color w:val="1C1C1C"/>
+                <w:sz w:val="18"/>
+              </w:rPr>
+              <w:t>Step 2: knee_angle ≤ 90° (MediaPipe interior)</w:t>
+            </w:r>
+          </w:p>
+        </w:tc>
+        <w:tc>
+          <w:tcPr>
+            <w:tcW w:type="dxa" w:w="1984"/>
+            <w:tcBorders>
+              <w:top w:val="single" w:sz="4" w:space="0" w:color="CCCCCC"/>
+              <w:left w:val="single" w:sz="4" w:space="0" w:color="CCCCCC"/>
+              <w:bottom w:val="single" w:sz="4" w:space="0" w:color="CCCCCC"/>
+              <w:right w:val="single" w:sz="4" w:space="0" w:color="CCCCCC"/>
+            </w:tcBorders>
+          </w:tcPr>
+          <w:p>
+            <w:pPr>
+              <w:jc w:val="left"/>
+            </w:pPr>
+            <w:r>
+              <w:rPr>
+                <w:rFonts w:ascii="Calibri" w:hAnsi="Calibri"/>
+                <w:b w:val="0"/>
+                <w:i w:val="0"/>
+                <w:color w:val="1C1C1C"/>
+                <w:sz w:val="18"/>
+              </w:rPr>
+            </w:r>
+          </w:p>
+        </w:tc>
+      </w:tr>
+      <w:tr>
+        <w:tc>
+          <w:tcPr>
+            <w:tcW w:type="dxa" w:w="1134"/>
+            <w:tcBorders>
+              <w:top w:val="single" w:sz="4" w:space="0" w:color="CCCCCC"/>
+              <w:left w:val="single" w:sz="4" w:space="0" w:color="CCCCCC"/>
+              <w:bottom w:val="single" w:sz="4" w:space="0" w:color="CCCCCC"/>
+              <w:right w:val="single" w:sz="4" w:space="0" w:color="CCCCCC"/>
+            </w:tcBorders>
+          </w:tcPr>
+          <w:p>
+            <w:pPr>
+              <w:jc w:val="left"/>
+            </w:pPr>
+            <w:r>
+              <w:rPr>
+                <w:rFonts w:ascii="Calibri" w:hAnsi="Calibri"/>
+                <w:b w:val="0"/>
+                <w:i w:val="0"/>
+                <w:color w:val="1C1C1C"/>
+                <w:sz w:val="18"/>
+              </w:rPr>
+              <w:t>Front</w:t>
+            </w:r>
+          </w:p>
+        </w:tc>
+        <w:tc>
+          <w:tcPr>
+            <w:tcW w:type="dxa" w:w="1701"/>
+            <w:shd w:val="clear" w:color="auto" w:fill="E0F4E8"/>
+            <w:tcBorders>
+              <w:top w:val="single" w:sz="4" w:space="0" w:color="CCCCCC"/>
+              <w:left w:val="single" w:sz="4" w:space="0" w:color="CCCCCC"/>
+              <w:bottom w:val="single" w:sz="4" w:space="0" w:color="CCCCCC"/>
+              <w:right w:val="single" w:sz="4" w:space="0" w:color="CCCCCC"/>
+            </w:tcBorders>
+          </w:tcPr>
+          <w:p>
+            <w:pPr>
+              <w:jc w:val="left"/>
+            </w:pPr>
+            <w:r>
+              <w:rPr>
+                <w:rFonts w:ascii="Calibri" w:hAnsi="Calibri"/>
+                <w:b w:val="0"/>
+                <w:i w:val="0"/>
+                <w:color w:val="1A6E2E"/>
+                <w:sz w:val="18"/>
+              </w:rPr>
+              <w:t>Good</w:t>
+            </w:r>
+          </w:p>
+        </w:tc>
+        <w:tc>
+          <w:tcPr>
+            <w:tcW w:type="dxa" w:w="4819"/>
+            <w:tcBorders>
+              <w:top w:val="single" w:sz="4" w:space="0" w:color="CCCCCC"/>
+              <w:left w:val="single" w:sz="4" w:space="0" w:color="CCCCCC"/>
+              <w:bottom w:val="single" w:sz="4" w:space="0" w:color="CCCCCC"/>
+              <w:right w:val="single" w:sz="4" w:space="0" w:color="CCCCCC"/>
+            </w:tcBorders>
+          </w:tcPr>
+          <w:p>
+            <w:pPr>
+              <w:jc w:val="left"/>
+            </w:pPr>
+            <w:r>
+              <w:rPr>
+                <w:rFonts w:ascii="Calibri" w:hAnsi="Calibri"/>
+                <w:b w:val="0"/>
+                <w:i w:val="0"/>
+                <w:color w:val="1C1C1C"/>
+                <w:sz w:val="18"/>
+              </w:rPr>
+              <w:t>Step 2: knee_angle 91–105° (MediaPipe interior)</w:t>
+            </w:r>
+          </w:p>
+        </w:tc>
+        <w:tc>
+          <w:tcPr>
+            <w:tcW w:type="dxa" w:w="1984"/>
+            <w:tcBorders>
+              <w:top w:val="single" w:sz="4" w:space="0" w:color="CCCCCC"/>
+              <w:left w:val="single" w:sz="4" w:space="0" w:color="CCCCCC"/>
+              <w:bottom w:val="single" w:sz="4" w:space="0" w:color="CCCCCC"/>
+              <w:right w:val="single" w:sz="4" w:space="0" w:color="CCCCCC"/>
+            </w:tcBorders>
+          </w:tcPr>
+          <w:p>
+            <w:pPr>
+              <w:jc w:val="left"/>
+            </w:pPr>
+            <w:r>
+              <w:rPr>
+                <w:rFonts w:ascii="Calibri" w:hAnsi="Calibri"/>
+                <w:b w:val="0"/>
+                <w:i w:val="0"/>
+                <w:color w:val="1C1C1C"/>
+                <w:sz w:val="18"/>
+              </w:rPr>
+            </w:r>
+          </w:p>
+        </w:tc>
+      </w:tr>
+    </w:tbl>
+    <w:p>
+      <w:pPr>
+        <w:spacing w:after="80"/>
+      </w:pPr>
+    </w:p>
+    <w:p>
+      <w:pPr>
+        <w:spacing w:before="20" w:after="80"/>
+      </w:pPr>
+      <w:r>
+        <w:rPr>
+          <w:rFonts w:ascii="Calibri" w:hAnsi="Calibri"/>
+          <w:b w:val="0"/>
+          <w:i w:val="0"/>
+          <w:color w:val="555555"/>
+          <w:sz w:val="18"/>
+        </w:rPr>
+        <w:t>MD 5-grade system (Excellent/Good/Mild/Moderate/Severe) — unchanged, used by LLM only.</w:t>
+      </w:r>
+    </w:p>
+    <w:p>
+      <w:pPr>
+        <w:spacing w:before="240"/>
+      </w:pPr>
+      <w:r>
+        <w:rPr>
+          <w:rFonts w:ascii="Calibri" w:hAnsi="Calibri"/>
+          <w:b w:val="0"/>
+          <w:i/>
+          <w:color w:val="555555"/>
+          <w:sz w:val="16"/>
+        </w:rPr>
+        <w:t>Kinetic  ·  Threshold Alignment Brief  ·  Depth — Logic  ·  May 2026</w:t>
       </w:r>
     </w:p>
     <w:sectPr>

--- a/Kinetic_Threshold_Alignment.docx
+++ b/Kinetic_Threshold_Alignment.docx
@@ -14341,6 +14341,4964 @@
           <w:sz w:val="16"/>
         </w:rPr>
         <w:t>Kinetic  ·  Threshold Alignment Brief  ·  Depth — Logic  ·  May 2026</w:t>
+      </w:r>
+    </w:p>
+    <w:p>
+      <w:r>
+        <w:br w:type="page"/>
+      </w:r>
+    </w:p>
+    <w:p>
+      <w:r>
+        <w:rPr>
+          <w:rFonts w:ascii="Calibri" w:hAnsi="Calibri"/>
+          <w:b/>
+          <w:i w:val="0"/>
+          <w:color w:val="0F274D"/>
+          <w:sz w:val="36"/>
+        </w:rPr>
+        <w:t>Kinetic — Threshold Alignment Brief</w:t>
+      </w:r>
+    </w:p>
+    <w:p>
+      <w:pPr>
+        <w:spacing w:after="80"/>
+      </w:pPr>
+      <w:r>
+        <w:rPr>
+          <w:rFonts w:ascii="Calibri" w:hAnsi="Calibri"/>
+          <w:b w:val="0"/>
+          <w:i w:val="0"/>
+          <w:color w:val="555555"/>
+          <w:sz w:val="18"/>
+        </w:rPr>
+        <w:t>Parameter: Back Angle (Trunk Lean)  ·  v0.1 Draft  ·  May 2026</w:t>
+      </w:r>
+    </w:p>
+    <w:p>
+      <w:pPr>
+        <w:spacing w:before="120" w:after="120"/>
+        <w:pBdr>
+          <w:bottom w:val="single" w:sz="6" w:space="1" w:color="1E5BA8"/>
+        </w:pBdr>
+      </w:pPr>
+    </w:p>
+    <w:tbl>
+      <w:tblPr>
+        <w:tblStyle w:val="TableGrid"/>
+        <w:tblW w:type="auto" w:w="0"/>
+        <w:tblLook w:firstColumn="1" w:firstRow="1" w:lastColumn="0" w:lastRow="0" w:noHBand="0" w:noVBand="1" w:val="04A0"/>
+      </w:tblPr>
+      <w:tblGrid>
+        <w:gridCol w:w="9746"/>
+      </w:tblGrid>
+      <w:tr>
+        <w:tc>
+          <w:tcPr>
+            <w:tcW w:type="dxa" w:w="9746"/>
+            <w:shd w:val="clear" w:color="auto" w:fill="E0F4E8"/>
+            <w:tcBorders>
+              <w:top w:val="single" w:sz="6" w:space="0" w:color="AAAAAA"/>
+              <w:left w:val="single" w:sz="6" w:space="0" w:color="AAAAAA"/>
+              <w:bottom w:val="single" w:sz="6" w:space="0" w:color="AAAAAA"/>
+              <w:right w:val="single" w:sz="6" w:space="0" w:color="AAAAAA"/>
+            </w:tcBorders>
+          </w:tcPr>
+          <w:p>
+            <w:pPr>
+              <w:spacing w:before="40" w:after="40"/>
+            </w:pPr>
+            <w:r>
+              <w:rPr>
+                <w:rFonts w:ascii="Calibri" w:hAnsi="Calibri"/>
+                <w:b/>
+                <w:i w:val="0"/>
+                <w:color w:val="1A6E2E"/>
+                <w:sz w:val="20"/>
+              </w:rPr>
+              <w:t xml:space="preserve">Convention note:  </w:t>
+            </w:r>
+            <w:r>
+              <w:rPr>
+                <w:rFonts w:ascii="Calibri" w:hAnsi="Calibri"/>
+                <w:b w:val="0"/>
+                <w:i w:val="0"/>
+                <w:color w:val="1C1C1C"/>
+                <w:sz w:val="20"/>
+              </w:rPr>
+              <w:t>Back angle is measured as trunk lean from vertical — same convention in the biomechanics script, MD coaching reference, and conventional biomechanics. 0° = perfectly upright. Larger = more forward lean. No 180° conversion needed — all numbers are directly comparable.</w:t>
+            </w:r>
+          </w:p>
+        </w:tc>
+      </w:tr>
+    </w:tbl>
+    <w:p>
+      <w:pPr>
+        <w:spacing w:after="80"/>
+      </w:pPr>
+    </w:p>
+    <w:p>
+      <w:pPr>
+        <w:spacing w:before="320" w:after="80"/>
+      </w:pPr>
+      <w:r>
+        <w:rPr>
+          <w:rFonts w:ascii="Calibri" w:hAnsi="Calibri"/>
+          <w:b/>
+          <w:i w:val="0"/>
+          <w:color w:val="0F274D"/>
+          <w:sz w:val="30"/>
+        </w:rPr>
+        <w:t>Back Angle / Trunk Lean</w:t>
+      </w:r>
+    </w:p>
+    <w:p>
+      <w:pPr>
+        <w:spacing w:before="200" w:after="60"/>
+      </w:pPr>
+      <w:r>
+        <w:rPr>
+          <w:rFonts w:ascii="Calibri" w:hAnsi="Calibri"/>
+          <w:b/>
+          <w:i w:val="0"/>
+          <w:color w:val="1E5BA8"/>
+          <w:sz w:val="24"/>
+        </w:rPr>
+        <w:t>1. What the biomechanics script measures and passes to the LLM</w:t>
+      </w:r>
+    </w:p>
+    <w:p>
+      <w:pPr>
+        <w:pStyle w:val="ListBullet"/>
+        <w:spacing w:before="20" w:after="40"/>
+        <w:ind w:left="227"/>
+      </w:pPr>
+      <w:r>
+        <w:rPr>
+          <w:rFonts w:ascii="Calibri" w:hAnsi="Calibri"/>
+          <w:b/>
+          <w:i w:val="0"/>
+          <w:color w:val="1C1C1C"/>
+          <w:sz w:val="20"/>
+        </w:rPr>
+        <w:t xml:space="preserve">Per-rep field:  </w:t>
+      </w:r>
+      <w:r>
+        <w:rPr>
+          <w:rFonts w:ascii="Calibri" w:hAnsi="Calibri"/>
+          <w:b w:val="0"/>
+          <w:i w:val="0"/>
+          <w:color w:val="1C1C1C"/>
+          <w:sz w:val="20"/>
+        </w:rPr>
+        <w:t>back_data — back_angle_max  (peak lean across the full rep)</w:t>
+      </w:r>
+    </w:p>
+    <w:p>
+      <w:pPr>
+        <w:pStyle w:val="ListBullet"/>
+        <w:spacing w:before="20" w:after="40"/>
+        <w:ind w:left="227"/>
+      </w:pPr>
+      <w:r>
+        <w:rPr>
+          <w:rFonts w:ascii="Calibri" w:hAnsi="Calibri"/>
+          <w:b/>
+          <w:i w:val="0"/>
+          <w:color w:val="1C1C1C"/>
+          <w:sz w:val="20"/>
+        </w:rPr>
+        <w:t xml:space="preserve">Per-rep field:  </w:t>
+      </w:r>
+      <w:r>
+        <w:rPr>
+          <w:rFonts w:ascii="Calibri" w:hAnsi="Calibri"/>
+          <w:b w:val="0"/>
+          <w:i w:val="0"/>
+          <w:color w:val="1C1C1C"/>
+          <w:sz w:val="20"/>
+        </w:rPr>
+        <w:t>back_data — back_angle_at_bottom  (trunk lean at the bottom position — used for image label)</w:t>
+      </w:r>
+    </w:p>
+    <w:p>
+      <w:pPr>
+        <w:pStyle w:val="ListBullet"/>
+        <w:spacing w:before="20" w:after="40"/>
+        <w:ind w:left="227"/>
+      </w:pPr>
+      <w:r>
+        <w:rPr>
+          <w:rFonts w:ascii="Calibri" w:hAnsi="Calibri"/>
+          <w:b/>
+          <w:i w:val="0"/>
+          <w:color w:val="1C1C1C"/>
+          <w:sz w:val="20"/>
+        </w:rPr>
+        <w:t xml:space="preserve">Per-rep field:  </w:t>
+      </w:r>
+      <w:r>
+        <w:rPr>
+          <w:rFonts w:ascii="Calibri" w:hAnsi="Calibri"/>
+          <w:b w:val="0"/>
+          <w:i w:val="0"/>
+          <w:color w:val="1C1C1C"/>
+          <w:sz w:val="20"/>
+        </w:rPr>
+        <w:t>back_data — back_angle_start  (lean at the start of the rep)</w:t>
+      </w:r>
+    </w:p>
+    <w:p>
+      <w:pPr>
+        <w:pStyle w:val="ListBullet"/>
+        <w:spacing w:before="20" w:after="40"/>
+        <w:ind w:left="227"/>
+      </w:pPr>
+      <w:r>
+        <w:rPr>
+          <w:rFonts w:ascii="Calibri" w:hAnsi="Calibri"/>
+          <w:b/>
+          <w:i w:val="0"/>
+          <w:color w:val="1C1C1C"/>
+          <w:sz w:val="20"/>
+        </w:rPr>
+        <w:t xml:space="preserve">Per-rep field:  </w:t>
+      </w:r>
+      <w:r>
+        <w:rPr>
+          <w:rFonts w:ascii="Calibri" w:hAnsi="Calibri"/>
+          <w:b w:val="0"/>
+          <w:i w:val="0"/>
+          <w:color w:val="1C1C1C"/>
+          <w:sz w:val="20"/>
+        </w:rPr>
+        <w:t>back_data — time_warning / time_excessive  (seconds spent in each zone)</w:t>
+      </w:r>
+    </w:p>
+    <w:p>
+      <w:pPr>
+        <w:pStyle w:val="ListBullet"/>
+        <w:spacing w:before="20" w:after="40"/>
+        <w:ind w:left="227"/>
+      </w:pPr>
+      <w:r>
+        <w:rPr>
+          <w:rFonts w:ascii="Calibri" w:hAnsi="Calibri"/>
+          <w:b/>
+          <w:i w:val="0"/>
+          <w:color w:val="1C1C1C"/>
+          <w:sz w:val="20"/>
+        </w:rPr>
+        <w:t xml:space="preserve">Per-rep field:  </w:t>
+      </w:r>
+      <w:r>
+        <w:rPr>
+          <w:rFonts w:ascii="Calibri" w:hAnsi="Calibri"/>
+          <w:b w:val="0"/>
+          <w:i w:val="0"/>
+          <w:color w:val="1C1C1C"/>
+          <w:sz w:val="20"/>
+        </w:rPr>
+        <w:t>back_data — status  (GOOD / ACCEPTABLE / WARNING — per-rep classification)</w:t>
+      </w:r>
+    </w:p>
+    <w:p>
+      <w:pPr>
+        <w:pStyle w:val="ListBullet"/>
+        <w:spacing w:before="20" w:after="40"/>
+        <w:ind w:left="227"/>
+      </w:pPr>
+      <w:r>
+        <w:rPr>
+          <w:rFonts w:ascii="Calibri" w:hAnsi="Calibri"/>
+          <w:b/>
+          <w:i w:val="0"/>
+          <w:color w:val="1C1C1C"/>
+          <w:sz w:val="20"/>
+        </w:rPr>
+        <w:t xml:space="preserve">Consolidated:  </w:t>
+      </w:r>
+      <w:r>
+        <w:rPr>
+          <w:rFonts w:ascii="Calibri" w:hAnsi="Calibri"/>
+          <w:b w:val="0"/>
+          <w:i w:val="0"/>
+          <w:color w:val="1C1C1C"/>
+          <w:sz w:val="20"/>
+        </w:rPr>
+        <w:t>consolidated — posture — back_angle_max_mean  (mean peak lean across session)</w:t>
+      </w:r>
+    </w:p>
+    <w:p>
+      <w:pPr>
+        <w:pStyle w:val="ListBullet"/>
+        <w:spacing w:before="20" w:after="40"/>
+        <w:ind w:left="227"/>
+      </w:pPr>
+      <w:r>
+        <w:rPr>
+          <w:rFonts w:ascii="Calibri" w:hAnsi="Calibri"/>
+          <w:b/>
+          <w:i w:val="0"/>
+          <w:color w:val="1C1C1C"/>
+          <w:sz w:val="20"/>
+        </w:rPr>
+        <w:t xml:space="preserve">Consolidated:  </w:t>
+      </w:r>
+      <w:r>
+        <w:rPr>
+          <w:rFonts w:ascii="Calibri" w:hAnsi="Calibri"/>
+          <w:b w:val="0"/>
+          <w:i w:val="0"/>
+          <w:color w:val="1C1C1C"/>
+          <w:sz w:val="20"/>
+        </w:rPr>
+        <w:t>consolidated — posture — status_distribution  (string of per-rep status values)</w:t>
+      </w:r>
+    </w:p>
+    <w:p>
+      <w:pPr>
+        <w:spacing w:before="20" w:after="80"/>
+      </w:pPr>
+      <w:r>
+        <w:rPr>
+          <w:rFonts w:ascii="Calibri" w:hAnsi="Calibri"/>
+          <w:b w:val="0"/>
+          <w:i w:val="0"/>
+          <w:color w:val="1C1C1C"/>
+          <w:sz w:val="20"/>
+        </w:rPr>
+        <w:t>The LLM fault flag constructed in the Python script:</w:t>
+      </w:r>
+    </w:p>
+    <w:tbl>
+      <w:tblPr>
+        <w:tblStyle w:val="TableGrid"/>
+        <w:tblW w:type="auto" w:w="0"/>
+        <w:tblLook w:firstColumn="1" w:firstRow="1" w:lastColumn="0" w:lastRow="0" w:noHBand="0" w:noVBand="1" w:val="04A0"/>
+      </w:tblPr>
+      <w:tblGrid>
+        <w:gridCol w:w="9746"/>
+      </w:tblGrid>
+      <w:tr>
+        <w:tc>
+          <w:tcPr>
+            <w:tcW w:type="dxa" w:w="9746"/>
+            <w:shd w:val="clear" w:color="auto" w:fill="E8F0FE"/>
+            <w:tcBorders>
+              <w:top w:val="single" w:sz="6" w:space="0" w:color="AAAAAA"/>
+              <w:left w:val="single" w:sz="6" w:space="0" w:color="AAAAAA"/>
+              <w:bottom w:val="single" w:sz="6" w:space="0" w:color="AAAAAA"/>
+              <w:right w:val="single" w:sz="6" w:space="0" w:color="AAAAAA"/>
+            </w:tcBorders>
+          </w:tcPr>
+          <w:p>
+            <w:pPr>
+              <w:spacing w:before="40" w:after="40"/>
+            </w:pPr>
+            <w:r>
+              <w:rPr>
+                <w:rFonts w:ascii="Calibri" w:hAnsi="Calibri"/>
+                <w:b/>
+                <w:i w:val="0"/>
+                <w:color w:val="1E5BA8"/>
+                <w:sz w:val="20"/>
+              </w:rPr>
+              <w:t xml:space="preserve">Fault flag:  </w:t>
+            </w:r>
+            <w:r>
+              <w:rPr>
+                <w:rFonts w:ascii="Calibri" w:hAnsi="Calibri"/>
+                <w:b w:val="0"/>
+                <w:i w:val="0"/>
+                <w:color w:val="1C1C1C"/>
+                <w:sz w:val="20"/>
+              </w:rPr>
+              <w:t>excessive_forward_lean: True if 'WARNING' in status_distribution  |  torso_lean_max: back_angle_max_mean°</w:t>
+              <w:br/>
+              <w:t>LLM receives a boolean (fires at &gt;40°) and the mean peak angle. It does not receive per-rep back_angle_at_bottom.</w:t>
+            </w:r>
+          </w:p>
+        </w:tc>
+      </w:tr>
+    </w:tbl>
+    <w:p>
+      <w:pPr>
+        <w:spacing w:after="80"/>
+      </w:pPr>
+    </w:p>
+    <w:p>
+      <w:pPr>
+        <w:spacing w:before="120" w:after="120"/>
+        <w:pBdr>
+          <w:bottom w:val="single" w:sz="6" w:space="1" w:color="1E5BA8"/>
+        </w:pBdr>
+      </w:pPr>
+    </w:p>
+    <w:p>
+      <w:pPr>
+        <w:spacing w:before="200" w:after="60"/>
+      </w:pPr>
+      <w:r>
+        <w:rPr>
+          <w:rFonts w:ascii="Calibri" w:hAnsi="Calibri"/>
+          <w:b/>
+          <w:i w:val="0"/>
+          <w:color w:val="1E5BA8"/>
+          <w:sz w:val="24"/>
+        </w:rPr>
+        <w:t>2. Current state across all sources</w:t>
+      </w:r>
+    </w:p>
+    <w:p>
+      <w:pPr>
+        <w:spacing w:before="120" w:after="40"/>
+      </w:pPr>
+      <w:r>
+        <w:rPr>
+          <w:rFonts w:ascii="Calibri" w:hAnsi="Calibri"/>
+          <w:b/>
+          <w:i w:val="0"/>
+          <w:color w:val="1C1C1C"/>
+          <w:sz w:val="21"/>
+        </w:rPr>
+        <w:t>2a. Biomechanics script — internal classification</w:t>
+      </w:r>
+    </w:p>
+    <w:tbl>
+      <w:tblPr>
+        <w:tblStyle w:val="TableGrid"/>
+        <w:tblW w:type="auto" w:w="0"/>
+        <w:tblLook w:firstColumn="1" w:firstRow="1" w:lastColumn="0" w:lastRow="0" w:noHBand="0" w:noVBand="1" w:val="04A0"/>
+      </w:tblPr>
+      <w:tblGrid>
+        <w:gridCol w:w="3249"/>
+        <w:gridCol w:w="3249"/>
+        <w:gridCol w:w="3249"/>
+      </w:tblGrid>
+      <w:tr>
+        <w:tc>
+          <w:tcPr>
+            <w:tcW w:type="dxa" w:w="1701"/>
+            <w:shd w:val="clear" w:color="auto" w:fill="0F274D"/>
+            <w:tcBorders>
+              <w:top w:val="single" w:sz="4" w:space="0" w:color="FFFFFF"/>
+              <w:left w:val="single" w:sz="4" w:space="0" w:color="FFFFFF"/>
+              <w:bottom w:val="single" w:sz="4" w:space="0" w:color="FFFFFF"/>
+              <w:right w:val="single" w:sz="4" w:space="0" w:color="FFFFFF"/>
+            </w:tcBorders>
+          </w:tcPr>
+          <w:p>
+            <w:pPr>
+              <w:jc w:val="center"/>
+            </w:pPr>
+            <w:r>
+              <w:rPr>
+                <w:rFonts w:ascii="Calibri" w:hAnsi="Calibri"/>
+                <w:b/>
+                <w:i w:val="0"/>
+                <w:color w:val="FFFFFF"/>
+                <w:sz w:val="18"/>
+              </w:rPr>
+              <w:t>Status</w:t>
+            </w:r>
+          </w:p>
+        </w:tc>
+        <w:tc>
+          <w:tcPr>
+            <w:tcW w:type="dxa" w:w="2268"/>
+            <w:shd w:val="clear" w:color="auto" w:fill="0F274D"/>
+            <w:tcBorders>
+              <w:top w:val="single" w:sz="4" w:space="0" w:color="FFFFFF"/>
+              <w:left w:val="single" w:sz="4" w:space="0" w:color="FFFFFF"/>
+              <w:bottom w:val="single" w:sz="4" w:space="0" w:color="FFFFFF"/>
+              <w:right w:val="single" w:sz="4" w:space="0" w:color="FFFFFF"/>
+            </w:tcBorders>
+          </w:tcPr>
+          <w:p>
+            <w:pPr>
+              <w:jc w:val="center"/>
+            </w:pPr>
+            <w:r>
+              <w:rPr>
+                <w:rFonts w:ascii="Calibri" w:hAnsi="Calibri"/>
+                <w:b/>
+                <w:i w:val="0"/>
+                <w:color w:val="FFFFFF"/>
+                <w:sz w:val="18"/>
+              </w:rPr>
+              <w:t>back_angle_max threshold</w:t>
+            </w:r>
+          </w:p>
+        </w:tc>
+        <w:tc>
+          <w:tcPr>
+            <w:tcW w:type="dxa" w:w="5669"/>
+            <w:shd w:val="clear" w:color="auto" w:fill="0F274D"/>
+            <w:tcBorders>
+              <w:top w:val="single" w:sz="4" w:space="0" w:color="FFFFFF"/>
+              <w:left w:val="single" w:sz="4" w:space="0" w:color="FFFFFF"/>
+              <w:bottom w:val="single" w:sz="4" w:space="0" w:color="FFFFFF"/>
+              <w:right w:val="single" w:sz="4" w:space="0" w:color="FFFFFF"/>
+            </w:tcBorders>
+          </w:tcPr>
+          <w:p>
+            <w:pPr>
+              <w:jc w:val="center"/>
+            </w:pPr>
+            <w:r>
+              <w:rPr>
+                <w:rFonts w:ascii="Calibri" w:hAnsi="Calibri"/>
+                <w:b/>
+                <w:i w:val="0"/>
+                <w:color w:val="FFFFFF"/>
+                <w:sz w:val="18"/>
+              </w:rPr>
+              <w:t>Problem</w:t>
+            </w:r>
+          </w:p>
+        </w:tc>
+      </w:tr>
+      <w:tr>
+        <w:tc>
+          <w:tcPr>
+            <w:tcW w:type="dxa" w:w="1701"/>
+            <w:shd w:val="clear" w:color="auto" w:fill="E0F4E8"/>
+            <w:tcBorders>
+              <w:top w:val="single" w:sz="4" w:space="0" w:color="CCCCCC"/>
+              <w:left w:val="single" w:sz="4" w:space="0" w:color="CCCCCC"/>
+              <w:bottom w:val="single" w:sz="4" w:space="0" w:color="CCCCCC"/>
+              <w:right w:val="single" w:sz="4" w:space="0" w:color="CCCCCC"/>
+            </w:tcBorders>
+          </w:tcPr>
+          <w:p>
+            <w:pPr>
+              <w:jc w:val="left"/>
+            </w:pPr>
+            <w:r>
+              <w:rPr>
+                <w:rFonts w:ascii="Calibri" w:hAnsi="Calibri"/>
+                <w:b w:val="0"/>
+                <w:i w:val="0"/>
+                <w:color w:val="1A6E2E"/>
+                <w:sz w:val="18"/>
+              </w:rPr>
+              <w:t>GOOD</w:t>
+            </w:r>
+          </w:p>
+        </w:tc>
+        <w:tc>
+          <w:tcPr>
+            <w:tcW w:type="dxa" w:w="2268"/>
+            <w:tcBorders>
+              <w:top w:val="single" w:sz="4" w:space="0" w:color="CCCCCC"/>
+              <w:left w:val="single" w:sz="4" w:space="0" w:color="CCCCCC"/>
+              <w:bottom w:val="single" w:sz="4" w:space="0" w:color="CCCCCC"/>
+              <w:right w:val="single" w:sz="4" w:space="0" w:color="CCCCCC"/>
+            </w:tcBorders>
+          </w:tcPr>
+          <w:p>
+            <w:pPr>
+              <w:jc w:val="left"/>
+            </w:pPr>
+            <w:r>
+              <w:rPr>
+                <w:rFonts w:ascii="Calibri" w:hAnsi="Calibri"/>
+                <w:b w:val="0"/>
+                <w:i w:val="0"/>
+                <w:color w:val="1C1C1C"/>
+                <w:sz w:val="18"/>
+              </w:rPr>
+              <w:t>≤ 20°</w:t>
+            </w:r>
+          </w:p>
+        </w:tc>
+        <w:tc>
+          <w:tcPr>
+            <w:tcW w:type="dxa" w:w="5669"/>
+            <w:tcBorders>
+              <w:top w:val="single" w:sz="4" w:space="0" w:color="CCCCCC"/>
+              <w:left w:val="single" w:sz="4" w:space="0" w:color="CCCCCC"/>
+              <w:bottom w:val="single" w:sz="4" w:space="0" w:color="CCCCCC"/>
+              <w:right w:val="single" w:sz="4" w:space="0" w:color="CCCCCC"/>
+            </w:tcBorders>
+          </w:tcPr>
+          <w:p>
+            <w:pPr>
+              <w:jc w:val="left"/>
+            </w:pPr>
+            <w:r>
+              <w:rPr>
+                <w:rFonts w:ascii="Calibri" w:hAnsi="Calibri"/>
+                <w:b w:val="0"/>
+                <w:i w:val="0"/>
+                <w:color w:val="1A6E2E"/>
+                <w:sz w:val="18"/>
+              </w:rPr>
+              <w:t>Fine — aligns with MD excellent boundary (18–20°)</w:t>
+            </w:r>
+          </w:p>
+        </w:tc>
+      </w:tr>
+      <w:tr>
+        <w:tc>
+          <w:tcPr>
+            <w:tcW w:type="dxa" w:w="1701"/>
+            <w:shd w:val="clear" w:color="auto" w:fill="FFF3CD"/>
+            <w:tcBorders>
+              <w:top w:val="single" w:sz="4" w:space="0" w:color="CCCCCC"/>
+              <w:left w:val="single" w:sz="4" w:space="0" w:color="CCCCCC"/>
+              <w:bottom w:val="single" w:sz="4" w:space="0" w:color="CCCCCC"/>
+              <w:right w:val="single" w:sz="4" w:space="0" w:color="CCCCCC"/>
+            </w:tcBorders>
+          </w:tcPr>
+          <w:p>
+            <w:pPr>
+              <w:jc w:val="left"/>
+            </w:pPr>
+            <w:r>
+              <w:rPr>
+                <w:rFonts w:ascii="Calibri" w:hAnsi="Calibri"/>
+                <w:b w:val="0"/>
+                <w:i w:val="0"/>
+                <w:color w:val="C07000"/>
+                <w:sz w:val="18"/>
+              </w:rPr>
+              <w:t>ACCEPTABLE</w:t>
+            </w:r>
+          </w:p>
+        </w:tc>
+        <w:tc>
+          <w:tcPr>
+            <w:tcW w:type="dxa" w:w="2268"/>
+            <w:tcBorders>
+              <w:top w:val="single" w:sz="4" w:space="0" w:color="CCCCCC"/>
+              <w:left w:val="single" w:sz="4" w:space="0" w:color="CCCCCC"/>
+              <w:bottom w:val="single" w:sz="4" w:space="0" w:color="CCCCCC"/>
+              <w:right w:val="single" w:sz="4" w:space="0" w:color="CCCCCC"/>
+            </w:tcBorders>
+          </w:tcPr>
+          <w:p>
+            <w:pPr>
+              <w:jc w:val="left"/>
+            </w:pPr>
+            <w:r>
+              <w:rPr>
+                <w:rFonts w:ascii="Calibri" w:hAnsi="Calibri"/>
+                <w:b w:val="0"/>
+                <w:i w:val="0"/>
+                <w:color w:val="1C1C1C"/>
+                <w:sz w:val="18"/>
+              </w:rPr>
+              <w:t>20–40°</w:t>
+            </w:r>
+          </w:p>
+        </w:tc>
+        <w:tc>
+          <w:tcPr>
+            <w:tcW w:type="dxa" w:w="5669"/>
+            <w:tcBorders>
+              <w:top w:val="single" w:sz="4" w:space="0" w:color="CCCCCC"/>
+              <w:left w:val="single" w:sz="4" w:space="0" w:color="CCCCCC"/>
+              <w:bottom w:val="single" w:sz="4" w:space="0" w:color="CCCCCC"/>
+              <w:right w:val="single" w:sz="4" w:space="0" w:color="CCCCCC"/>
+            </w:tcBorders>
+          </w:tcPr>
+          <w:p>
+            <w:pPr>
+              <w:jc w:val="left"/>
+            </w:pPr>
+            <w:r>
+              <w:rPr>
+                <w:rFonts w:ascii="Calibri" w:hAnsi="Calibri"/>
+                <w:b w:val="0"/>
+                <w:i w:val="0"/>
+                <w:color w:val="C02020"/>
+                <w:sz w:val="18"/>
+              </w:rPr>
+              <w:t>Covers MD good (19–28°) + mild (29–38°) + start of moderate — too coarse, no flag</w:t>
+            </w:r>
+          </w:p>
+        </w:tc>
+      </w:tr>
+      <w:tr>
+        <w:tc>
+          <w:tcPr>
+            <w:tcW w:type="dxa" w:w="1701"/>
+            <w:shd w:val="clear" w:color="auto" w:fill="F8D0D0"/>
+            <w:tcBorders>
+              <w:top w:val="single" w:sz="4" w:space="0" w:color="CCCCCC"/>
+              <w:left w:val="single" w:sz="4" w:space="0" w:color="CCCCCC"/>
+              <w:bottom w:val="single" w:sz="4" w:space="0" w:color="CCCCCC"/>
+              <w:right w:val="single" w:sz="4" w:space="0" w:color="CCCCCC"/>
+            </w:tcBorders>
+          </w:tcPr>
+          <w:p>
+            <w:pPr>
+              <w:jc w:val="left"/>
+            </w:pPr>
+            <w:r>
+              <w:rPr>
+                <w:rFonts w:ascii="Calibri" w:hAnsi="Calibri"/>
+                <w:b w:val="0"/>
+                <w:i w:val="0"/>
+                <w:color w:val="C02020"/>
+                <w:sz w:val="18"/>
+              </w:rPr>
+              <w:t>WARNING</w:t>
+            </w:r>
+          </w:p>
+        </w:tc>
+        <w:tc>
+          <w:tcPr>
+            <w:tcW w:type="dxa" w:w="2268"/>
+            <w:tcBorders>
+              <w:top w:val="single" w:sz="4" w:space="0" w:color="CCCCCC"/>
+              <w:left w:val="single" w:sz="4" w:space="0" w:color="CCCCCC"/>
+              <w:bottom w:val="single" w:sz="4" w:space="0" w:color="CCCCCC"/>
+              <w:right w:val="single" w:sz="4" w:space="0" w:color="CCCCCC"/>
+            </w:tcBorders>
+          </w:tcPr>
+          <w:p>
+            <w:pPr>
+              <w:jc w:val="left"/>
+            </w:pPr>
+            <w:r>
+              <w:rPr>
+                <w:rFonts w:ascii="Calibri" w:hAnsi="Calibri"/>
+                <w:b w:val="0"/>
+                <w:i w:val="0"/>
+                <w:color w:val="1C1C1C"/>
+                <w:sz w:val="18"/>
+              </w:rPr>
+              <w:t>&gt; 40°</w:t>
+            </w:r>
+          </w:p>
+        </w:tc>
+        <w:tc>
+          <w:tcPr>
+            <w:tcW w:type="dxa" w:w="5669"/>
+            <w:tcBorders>
+              <w:top w:val="single" w:sz="4" w:space="0" w:color="CCCCCC"/>
+              <w:left w:val="single" w:sz="4" w:space="0" w:color="CCCCCC"/>
+              <w:bottom w:val="single" w:sz="4" w:space="0" w:color="CCCCCC"/>
+              <w:right w:val="single" w:sz="4" w:space="0" w:color="CCCCCC"/>
+            </w:tcBorders>
+          </w:tcPr>
+          <w:p>
+            <w:pPr>
+              <w:jc w:val="left"/>
+            </w:pPr>
+            <w:r>
+              <w:rPr>
+                <w:rFonts w:ascii="Calibri" w:hAnsi="Calibri"/>
+                <w:b w:val="0"/>
+                <w:i w:val="0"/>
+                <w:color w:val="C02020"/>
+                <w:sz w:val="18"/>
+              </w:rPr>
+              <w:t>Fires at moderate severity — misses mild lean entirely (28–40°)</w:t>
+            </w:r>
+          </w:p>
+        </w:tc>
+      </w:tr>
+    </w:tbl>
+    <w:p>
+      <w:pPr>
+        <w:spacing w:after="80"/>
+      </w:pPr>
+    </w:p>
+    <w:p>
+      <w:pPr>
+        <w:spacing w:before="120" w:after="40"/>
+      </w:pPr>
+      <w:r>
+        <w:rPr>
+          <w:rFonts w:ascii="Calibri" w:hAnsi="Calibri"/>
+          <w:b/>
+          <w:i w:val="0"/>
+          <w:color w:val="1C1C1C"/>
+          <w:sz w:val="21"/>
+        </w:rPr>
+        <w:t>2b. MD coaching reference — front camera (Part 1.2)</w:t>
+      </w:r>
+    </w:p>
+    <w:tbl>
+      <w:tblPr>
+        <w:tblStyle w:val="TableGrid"/>
+        <w:tblW w:type="auto" w:w="0"/>
+        <w:tblLook w:firstColumn="1" w:firstRow="1" w:lastColumn="0" w:lastRow="0" w:noHBand="0" w:noVBand="1" w:val="04A0"/>
+      </w:tblPr>
+      <w:tblGrid>
+        <w:gridCol w:w="3249"/>
+        <w:gridCol w:w="3249"/>
+        <w:gridCol w:w="3249"/>
+      </w:tblGrid>
+      <w:tr>
+        <w:tc>
+          <w:tcPr>
+            <w:tcW w:type="dxa" w:w="1701"/>
+            <w:shd w:val="clear" w:color="auto" w:fill="0F274D"/>
+            <w:tcBorders>
+              <w:top w:val="single" w:sz="4" w:space="0" w:color="FFFFFF"/>
+              <w:left w:val="single" w:sz="4" w:space="0" w:color="FFFFFF"/>
+              <w:bottom w:val="single" w:sz="4" w:space="0" w:color="FFFFFF"/>
+              <w:right w:val="single" w:sz="4" w:space="0" w:color="FFFFFF"/>
+            </w:tcBorders>
+          </w:tcPr>
+          <w:p>
+            <w:pPr>
+              <w:jc w:val="center"/>
+            </w:pPr>
+            <w:r>
+              <w:rPr>
+                <w:rFonts w:ascii="Calibri" w:hAnsi="Calibri"/>
+                <w:b/>
+                <w:i w:val="0"/>
+                <w:color w:val="FFFFFF"/>
+                <w:sz w:val="18"/>
+              </w:rPr>
+              <w:t>MD grade</w:t>
+            </w:r>
+          </w:p>
+        </w:tc>
+        <w:tc>
+          <w:tcPr>
+            <w:tcW w:type="dxa" w:w="1984"/>
+            <w:shd w:val="clear" w:color="auto" w:fill="0F274D"/>
+            <w:tcBorders>
+              <w:top w:val="single" w:sz="4" w:space="0" w:color="FFFFFF"/>
+              <w:left w:val="single" w:sz="4" w:space="0" w:color="FFFFFF"/>
+              <w:bottom w:val="single" w:sz="4" w:space="0" w:color="FFFFFF"/>
+              <w:right w:val="single" w:sz="4" w:space="0" w:color="FFFFFF"/>
+            </w:tcBorders>
+          </w:tcPr>
+          <w:p>
+            <w:pPr>
+              <w:jc w:val="center"/>
+            </w:pPr>
+            <w:r>
+              <w:rPr>
+                <w:rFonts w:ascii="Calibri" w:hAnsi="Calibri"/>
+                <w:b/>
+                <w:i w:val="0"/>
+                <w:color w:val="FFFFFF"/>
+                <w:sz w:val="18"/>
+              </w:rPr>
+              <w:t>Trunk lean (°)</w:t>
+            </w:r>
+          </w:p>
+        </w:tc>
+        <w:tc>
+          <w:tcPr>
+            <w:tcW w:type="dxa" w:w="5953"/>
+            <w:shd w:val="clear" w:color="auto" w:fill="0F274D"/>
+            <w:tcBorders>
+              <w:top w:val="single" w:sz="4" w:space="0" w:color="FFFFFF"/>
+              <w:left w:val="single" w:sz="4" w:space="0" w:color="FFFFFF"/>
+              <w:bottom w:val="single" w:sz="4" w:space="0" w:color="FFFFFF"/>
+              <w:right w:val="single" w:sz="4" w:space="0" w:color="FFFFFF"/>
+            </w:tcBorders>
+          </w:tcPr>
+          <w:p>
+            <w:pPr>
+              <w:jc w:val="center"/>
+            </w:pPr>
+            <w:r>
+              <w:rPr>
+                <w:rFonts w:ascii="Calibri" w:hAnsi="Calibri"/>
+                <w:b/>
+                <w:i w:val="0"/>
+                <w:color w:val="FFFFFF"/>
+                <w:sz w:val="18"/>
+              </w:rPr>
+              <w:t>Severity</w:t>
+            </w:r>
+          </w:p>
+        </w:tc>
+      </w:tr>
+      <w:tr>
+        <w:tc>
+          <w:tcPr>
+            <w:tcW w:type="dxa" w:w="1701"/>
+            <w:shd w:val="clear" w:color="auto" w:fill="E0F4E8"/>
+            <w:tcBorders>
+              <w:top w:val="single" w:sz="4" w:space="0" w:color="CCCCCC"/>
+              <w:left w:val="single" w:sz="4" w:space="0" w:color="CCCCCC"/>
+              <w:bottom w:val="single" w:sz="4" w:space="0" w:color="CCCCCC"/>
+              <w:right w:val="single" w:sz="4" w:space="0" w:color="CCCCCC"/>
+            </w:tcBorders>
+          </w:tcPr>
+          <w:p>
+            <w:pPr>
+              <w:jc w:val="left"/>
+            </w:pPr>
+            <w:r>
+              <w:rPr>
+                <w:rFonts w:ascii="Calibri" w:hAnsi="Calibri"/>
+                <w:b w:val="0"/>
+                <w:i w:val="0"/>
+                <w:color w:val="1A6E2E"/>
+                <w:sz w:val="18"/>
+              </w:rPr>
+              <w:t>Excellent</w:t>
+            </w:r>
+          </w:p>
+        </w:tc>
+        <w:tc>
+          <w:tcPr>
+            <w:tcW w:type="dxa" w:w="1984"/>
+            <w:tcBorders>
+              <w:top w:val="single" w:sz="4" w:space="0" w:color="CCCCCC"/>
+              <w:left w:val="single" w:sz="4" w:space="0" w:color="CCCCCC"/>
+              <w:bottom w:val="single" w:sz="4" w:space="0" w:color="CCCCCC"/>
+              <w:right w:val="single" w:sz="4" w:space="0" w:color="CCCCCC"/>
+            </w:tcBorders>
+          </w:tcPr>
+          <w:p>
+            <w:pPr>
+              <w:jc w:val="left"/>
+            </w:pPr>
+            <w:r>
+              <w:rPr>
+                <w:rFonts w:ascii="Calibri" w:hAnsi="Calibri"/>
+                <w:b w:val="0"/>
+                <w:i w:val="0"/>
+                <w:color w:val="1C1C1C"/>
+                <w:sz w:val="18"/>
+              </w:rPr>
+              <w:t>5–18°</w:t>
+            </w:r>
+          </w:p>
+        </w:tc>
+        <w:tc>
+          <w:tcPr>
+            <w:tcW w:type="dxa" w:w="5953"/>
+            <w:tcBorders>
+              <w:top w:val="single" w:sz="4" w:space="0" w:color="CCCCCC"/>
+              <w:left w:val="single" w:sz="4" w:space="0" w:color="CCCCCC"/>
+              <w:bottom w:val="single" w:sz="4" w:space="0" w:color="CCCCCC"/>
+              <w:right w:val="single" w:sz="4" w:space="0" w:color="CCCCCC"/>
+            </w:tcBorders>
+          </w:tcPr>
+          <w:p>
+            <w:pPr>
+              <w:jc w:val="left"/>
+            </w:pPr>
+            <w:r>
+              <w:rPr>
+                <w:rFonts w:ascii="Calibri" w:hAnsi="Calibri"/>
+                <w:b w:val="0"/>
+                <w:i w:val="0"/>
+                <w:color w:val="1C1C1C"/>
+                <w:sz w:val="18"/>
+              </w:rPr>
+              <w:t>Very upright — goblet squat ideal</w:t>
+            </w:r>
+          </w:p>
+        </w:tc>
+      </w:tr>
+      <w:tr>
+        <w:tc>
+          <w:tcPr>
+            <w:tcW w:type="dxa" w:w="1701"/>
+            <w:shd w:val="clear" w:color="auto" w:fill="E0F4E8"/>
+            <w:tcBorders>
+              <w:top w:val="single" w:sz="4" w:space="0" w:color="CCCCCC"/>
+              <w:left w:val="single" w:sz="4" w:space="0" w:color="CCCCCC"/>
+              <w:bottom w:val="single" w:sz="4" w:space="0" w:color="CCCCCC"/>
+              <w:right w:val="single" w:sz="4" w:space="0" w:color="CCCCCC"/>
+            </w:tcBorders>
+          </w:tcPr>
+          <w:p>
+            <w:pPr>
+              <w:jc w:val="left"/>
+            </w:pPr>
+            <w:r>
+              <w:rPr>
+                <w:rFonts w:ascii="Calibri" w:hAnsi="Calibri"/>
+                <w:b w:val="0"/>
+                <w:i w:val="0"/>
+                <w:color w:val="1A6E2E"/>
+                <w:sz w:val="18"/>
+              </w:rPr>
+              <w:t>Good</w:t>
+            </w:r>
+          </w:p>
+        </w:tc>
+        <w:tc>
+          <w:tcPr>
+            <w:tcW w:type="dxa" w:w="1984"/>
+            <w:tcBorders>
+              <w:top w:val="single" w:sz="4" w:space="0" w:color="CCCCCC"/>
+              <w:left w:val="single" w:sz="4" w:space="0" w:color="CCCCCC"/>
+              <w:bottom w:val="single" w:sz="4" w:space="0" w:color="CCCCCC"/>
+              <w:right w:val="single" w:sz="4" w:space="0" w:color="CCCCCC"/>
+            </w:tcBorders>
+          </w:tcPr>
+          <w:p>
+            <w:pPr>
+              <w:jc w:val="left"/>
+            </w:pPr>
+            <w:r>
+              <w:rPr>
+                <w:rFonts w:ascii="Calibri" w:hAnsi="Calibri"/>
+                <w:b w:val="0"/>
+                <w:i w:val="0"/>
+                <w:color w:val="1C1C1C"/>
+                <w:sz w:val="18"/>
+              </w:rPr>
+              <w:t>19–28°</w:t>
+            </w:r>
+          </w:p>
+        </w:tc>
+        <w:tc>
+          <w:tcPr>
+            <w:tcW w:type="dxa" w:w="5953"/>
+            <w:tcBorders>
+              <w:top w:val="single" w:sz="4" w:space="0" w:color="CCCCCC"/>
+              <w:left w:val="single" w:sz="4" w:space="0" w:color="CCCCCC"/>
+              <w:bottom w:val="single" w:sz="4" w:space="0" w:color="CCCCCC"/>
+              <w:right w:val="single" w:sz="4" w:space="0" w:color="CCCCCC"/>
+            </w:tcBorders>
+          </w:tcPr>
+          <w:p>
+            <w:pPr>
+              <w:jc w:val="left"/>
+            </w:pPr>
+            <w:r>
+              <w:rPr>
+                <w:rFonts w:ascii="Calibri" w:hAnsi="Calibri"/>
+                <w:b w:val="0"/>
+                <w:i w:val="0"/>
+                <w:color w:val="1C1C1C"/>
+                <w:sz w:val="18"/>
+              </w:rPr>
+              <w:t>Slight lean — acceptable</w:t>
+            </w:r>
+          </w:p>
+        </w:tc>
+      </w:tr>
+      <w:tr>
+        <w:tc>
+          <w:tcPr>
+            <w:tcW w:type="dxa" w:w="1701"/>
+            <w:shd w:val="clear" w:color="auto" w:fill="FFF3CD"/>
+            <w:tcBorders>
+              <w:top w:val="single" w:sz="4" w:space="0" w:color="CCCCCC"/>
+              <w:left w:val="single" w:sz="4" w:space="0" w:color="CCCCCC"/>
+              <w:bottom w:val="single" w:sz="4" w:space="0" w:color="CCCCCC"/>
+              <w:right w:val="single" w:sz="4" w:space="0" w:color="CCCCCC"/>
+            </w:tcBorders>
+          </w:tcPr>
+          <w:p>
+            <w:pPr>
+              <w:jc w:val="left"/>
+            </w:pPr>
+            <w:r>
+              <w:rPr>
+                <w:rFonts w:ascii="Calibri" w:hAnsi="Calibri"/>
+                <w:b w:val="0"/>
+                <w:i w:val="0"/>
+                <w:color w:val="C07000"/>
+                <w:sz w:val="18"/>
+              </w:rPr>
+              <w:t>Mild</w:t>
+            </w:r>
+          </w:p>
+        </w:tc>
+        <w:tc>
+          <w:tcPr>
+            <w:tcW w:type="dxa" w:w="1984"/>
+            <w:tcBorders>
+              <w:top w:val="single" w:sz="4" w:space="0" w:color="CCCCCC"/>
+              <w:left w:val="single" w:sz="4" w:space="0" w:color="CCCCCC"/>
+              <w:bottom w:val="single" w:sz="4" w:space="0" w:color="CCCCCC"/>
+              <w:right w:val="single" w:sz="4" w:space="0" w:color="CCCCCC"/>
+            </w:tcBorders>
+          </w:tcPr>
+          <w:p>
+            <w:pPr>
+              <w:jc w:val="left"/>
+            </w:pPr>
+            <w:r>
+              <w:rPr>
+                <w:rFonts w:ascii="Calibri" w:hAnsi="Calibri"/>
+                <w:b w:val="0"/>
+                <w:i w:val="0"/>
+                <w:color w:val="1C1C1C"/>
+                <w:sz w:val="18"/>
+              </w:rPr>
+              <w:t>29–38°</w:t>
+            </w:r>
+          </w:p>
+        </w:tc>
+        <w:tc>
+          <w:tcPr>
+            <w:tcW w:type="dxa" w:w="5953"/>
+            <w:tcBorders>
+              <w:top w:val="single" w:sz="4" w:space="0" w:color="CCCCCC"/>
+              <w:left w:val="single" w:sz="4" w:space="0" w:color="CCCCCC"/>
+              <w:bottom w:val="single" w:sz="4" w:space="0" w:color="CCCCCC"/>
+              <w:right w:val="single" w:sz="4" w:space="0" w:color="CCCCCC"/>
+            </w:tcBorders>
+          </w:tcPr>
+          <w:p>
+            <w:pPr>
+              <w:jc w:val="left"/>
+            </w:pPr>
+            <w:r>
+              <w:rPr>
+                <w:rFonts w:ascii="Calibri" w:hAnsi="Calibri"/>
+                <w:b w:val="0"/>
+                <w:i w:val="0"/>
+                <w:color w:val="1C1C1C"/>
+                <w:sz w:val="18"/>
+              </w:rPr>
+              <w:t>Noticeable lean — flag and coach</w:t>
+            </w:r>
+          </w:p>
+        </w:tc>
+      </w:tr>
+      <w:tr>
+        <w:tc>
+          <w:tcPr>
+            <w:tcW w:type="dxa" w:w="1701"/>
+            <w:shd w:val="clear" w:color="auto" w:fill="F8D0D0"/>
+            <w:tcBorders>
+              <w:top w:val="single" w:sz="4" w:space="0" w:color="CCCCCC"/>
+              <w:left w:val="single" w:sz="4" w:space="0" w:color="CCCCCC"/>
+              <w:bottom w:val="single" w:sz="4" w:space="0" w:color="CCCCCC"/>
+              <w:right w:val="single" w:sz="4" w:space="0" w:color="CCCCCC"/>
+            </w:tcBorders>
+          </w:tcPr>
+          <w:p>
+            <w:pPr>
+              <w:jc w:val="left"/>
+            </w:pPr>
+            <w:r>
+              <w:rPr>
+                <w:rFonts w:ascii="Calibri" w:hAnsi="Calibri"/>
+                <w:b w:val="0"/>
+                <w:i w:val="0"/>
+                <w:color w:val="C02020"/>
+                <w:sz w:val="18"/>
+              </w:rPr>
+              <w:t>Moderate</w:t>
+            </w:r>
+          </w:p>
+        </w:tc>
+        <w:tc>
+          <w:tcPr>
+            <w:tcW w:type="dxa" w:w="1984"/>
+            <w:tcBorders>
+              <w:top w:val="single" w:sz="4" w:space="0" w:color="CCCCCC"/>
+              <w:left w:val="single" w:sz="4" w:space="0" w:color="CCCCCC"/>
+              <w:bottom w:val="single" w:sz="4" w:space="0" w:color="CCCCCC"/>
+              <w:right w:val="single" w:sz="4" w:space="0" w:color="CCCCCC"/>
+            </w:tcBorders>
+          </w:tcPr>
+          <w:p>
+            <w:pPr>
+              <w:jc w:val="left"/>
+            </w:pPr>
+            <w:r>
+              <w:rPr>
+                <w:rFonts w:ascii="Calibri" w:hAnsi="Calibri"/>
+                <w:b w:val="0"/>
+                <w:i w:val="0"/>
+                <w:color w:val="1C1C1C"/>
+                <w:sz w:val="18"/>
+              </w:rPr>
+              <w:t>39–50°</w:t>
+            </w:r>
+          </w:p>
+        </w:tc>
+        <w:tc>
+          <w:tcPr>
+            <w:tcW w:type="dxa" w:w="5953"/>
+            <w:tcBorders>
+              <w:top w:val="single" w:sz="4" w:space="0" w:color="CCCCCC"/>
+              <w:left w:val="single" w:sz="4" w:space="0" w:color="CCCCCC"/>
+              <w:bottom w:val="single" w:sz="4" w:space="0" w:color="CCCCCC"/>
+              <w:right w:val="single" w:sz="4" w:space="0" w:color="CCCCCC"/>
+            </w:tcBorders>
+          </w:tcPr>
+          <w:p>
+            <w:pPr>
+              <w:jc w:val="left"/>
+            </w:pPr>
+            <w:r>
+              <w:rPr>
+                <w:rFonts w:ascii="Calibri" w:hAnsi="Calibri"/>
+                <w:b w:val="0"/>
+                <w:i w:val="0"/>
+                <w:color w:val="1C1C1C"/>
+                <w:sz w:val="18"/>
+              </w:rPr>
+              <w:t>Significant lean — script WARNING starts here at 40°</w:t>
+            </w:r>
+          </w:p>
+        </w:tc>
+      </w:tr>
+      <w:tr>
+        <w:tc>
+          <w:tcPr>
+            <w:tcW w:type="dxa" w:w="1701"/>
+            <w:shd w:val="clear" w:color="auto" w:fill="F8D0D0"/>
+            <w:tcBorders>
+              <w:top w:val="single" w:sz="4" w:space="0" w:color="CCCCCC"/>
+              <w:left w:val="single" w:sz="4" w:space="0" w:color="CCCCCC"/>
+              <w:bottom w:val="single" w:sz="4" w:space="0" w:color="CCCCCC"/>
+              <w:right w:val="single" w:sz="4" w:space="0" w:color="CCCCCC"/>
+            </w:tcBorders>
+          </w:tcPr>
+          <w:p>
+            <w:pPr>
+              <w:jc w:val="left"/>
+            </w:pPr>
+            <w:r>
+              <w:rPr>
+                <w:rFonts w:ascii="Calibri" w:hAnsi="Calibri"/>
+                <w:b w:val="0"/>
+                <w:i w:val="0"/>
+                <w:color w:val="C02020"/>
+                <w:sz w:val="18"/>
+              </w:rPr>
+              <w:t>Severe</w:t>
+            </w:r>
+          </w:p>
+        </w:tc>
+        <w:tc>
+          <w:tcPr>
+            <w:tcW w:type="dxa" w:w="1984"/>
+            <w:tcBorders>
+              <w:top w:val="single" w:sz="4" w:space="0" w:color="CCCCCC"/>
+              <w:left w:val="single" w:sz="4" w:space="0" w:color="CCCCCC"/>
+              <w:bottom w:val="single" w:sz="4" w:space="0" w:color="CCCCCC"/>
+              <w:right w:val="single" w:sz="4" w:space="0" w:color="CCCCCC"/>
+            </w:tcBorders>
+          </w:tcPr>
+          <w:p>
+            <w:pPr>
+              <w:jc w:val="left"/>
+            </w:pPr>
+            <w:r>
+              <w:rPr>
+                <w:rFonts w:ascii="Calibri" w:hAnsi="Calibri"/>
+                <w:b w:val="0"/>
+                <w:i w:val="0"/>
+                <w:color w:val="1C1C1C"/>
+                <w:sz w:val="18"/>
+              </w:rPr>
+              <w:t>51°+</w:t>
+            </w:r>
+          </w:p>
+        </w:tc>
+        <w:tc>
+          <w:tcPr>
+            <w:tcW w:type="dxa" w:w="5953"/>
+            <w:tcBorders>
+              <w:top w:val="single" w:sz="4" w:space="0" w:color="CCCCCC"/>
+              <w:left w:val="single" w:sz="4" w:space="0" w:color="CCCCCC"/>
+              <w:bottom w:val="single" w:sz="4" w:space="0" w:color="CCCCCC"/>
+              <w:right w:val="single" w:sz="4" w:space="0" w:color="CCCCCC"/>
+            </w:tcBorders>
+          </w:tcPr>
+          <w:p>
+            <w:pPr>
+              <w:jc w:val="left"/>
+            </w:pPr>
+            <w:r>
+              <w:rPr>
+                <w:rFonts w:ascii="Calibri" w:hAnsi="Calibri"/>
+                <w:b w:val="0"/>
+                <w:i w:val="0"/>
+                <w:color w:val="1C1C1C"/>
+                <w:sz w:val="18"/>
+              </w:rPr>
+              <w:t>Excessive lean</w:t>
+            </w:r>
+          </w:p>
+        </w:tc>
+      </w:tr>
+    </w:tbl>
+    <w:p>
+      <w:pPr>
+        <w:spacing w:after="80"/>
+      </w:pPr>
+    </w:p>
+    <w:p>
+      <w:pPr>
+        <w:spacing w:before="120" w:after="40"/>
+      </w:pPr>
+      <w:r>
+        <w:rPr>
+          <w:rFonts w:ascii="Calibri" w:hAnsi="Calibri"/>
+          <w:b/>
+          <w:i w:val="0"/>
+          <w:color w:val="1C1C1C"/>
+          <w:sz w:val="21"/>
+        </w:rPr>
+        <w:t>2c. MD coaching reference — side camera (Part 1.3)</w:t>
+      </w:r>
+    </w:p>
+    <w:tbl>
+      <w:tblPr>
+        <w:tblStyle w:val="TableGrid"/>
+        <w:tblW w:type="auto" w:w="0"/>
+        <w:tblLook w:firstColumn="1" w:firstRow="1" w:lastColumn="0" w:lastRow="0" w:noHBand="0" w:noVBand="1" w:val="04A0"/>
+      </w:tblPr>
+      <w:tblGrid>
+        <w:gridCol w:w="3249"/>
+        <w:gridCol w:w="3249"/>
+        <w:gridCol w:w="3249"/>
+      </w:tblGrid>
+      <w:tr>
+        <w:tc>
+          <w:tcPr>
+            <w:tcW w:type="dxa" w:w="1701"/>
+            <w:shd w:val="clear" w:color="auto" w:fill="0F274D"/>
+            <w:tcBorders>
+              <w:top w:val="single" w:sz="4" w:space="0" w:color="FFFFFF"/>
+              <w:left w:val="single" w:sz="4" w:space="0" w:color="FFFFFF"/>
+              <w:bottom w:val="single" w:sz="4" w:space="0" w:color="FFFFFF"/>
+              <w:right w:val="single" w:sz="4" w:space="0" w:color="FFFFFF"/>
+            </w:tcBorders>
+          </w:tcPr>
+          <w:p>
+            <w:pPr>
+              <w:jc w:val="center"/>
+            </w:pPr>
+            <w:r>
+              <w:rPr>
+                <w:rFonts w:ascii="Calibri" w:hAnsi="Calibri"/>
+                <w:b/>
+                <w:i w:val="0"/>
+                <w:color w:val="FFFFFF"/>
+                <w:sz w:val="18"/>
+              </w:rPr>
+              <w:t>MD grade</w:t>
+            </w:r>
+          </w:p>
+        </w:tc>
+        <w:tc>
+          <w:tcPr>
+            <w:tcW w:type="dxa" w:w="1984"/>
+            <w:shd w:val="clear" w:color="auto" w:fill="0F274D"/>
+            <w:tcBorders>
+              <w:top w:val="single" w:sz="4" w:space="0" w:color="FFFFFF"/>
+              <w:left w:val="single" w:sz="4" w:space="0" w:color="FFFFFF"/>
+              <w:bottom w:val="single" w:sz="4" w:space="0" w:color="FFFFFF"/>
+              <w:right w:val="single" w:sz="4" w:space="0" w:color="FFFFFF"/>
+            </w:tcBorders>
+          </w:tcPr>
+          <w:p>
+            <w:pPr>
+              <w:jc w:val="center"/>
+            </w:pPr>
+            <w:r>
+              <w:rPr>
+                <w:rFonts w:ascii="Calibri" w:hAnsi="Calibri"/>
+                <w:b/>
+                <w:i w:val="0"/>
+                <w:color w:val="FFFFFF"/>
+                <w:sz w:val="18"/>
+              </w:rPr>
+              <w:t>Trunk lean (°)</w:t>
+            </w:r>
+          </w:p>
+        </w:tc>
+        <w:tc>
+          <w:tcPr>
+            <w:tcW w:type="dxa" w:w="5953"/>
+            <w:shd w:val="clear" w:color="auto" w:fill="0F274D"/>
+            <w:tcBorders>
+              <w:top w:val="single" w:sz="4" w:space="0" w:color="FFFFFF"/>
+              <w:left w:val="single" w:sz="4" w:space="0" w:color="FFFFFF"/>
+              <w:bottom w:val="single" w:sz="4" w:space="0" w:color="FFFFFF"/>
+              <w:right w:val="single" w:sz="4" w:space="0" w:color="FFFFFF"/>
+            </w:tcBorders>
+          </w:tcPr>
+          <w:p>
+            <w:pPr>
+              <w:jc w:val="center"/>
+            </w:pPr>
+            <w:r>
+              <w:rPr>
+                <w:rFonts w:ascii="Calibri" w:hAnsi="Calibri"/>
+                <w:b/>
+                <w:i w:val="0"/>
+                <w:color w:val="FFFFFF"/>
+                <w:sz w:val="18"/>
+              </w:rPr>
+              <w:t>Note</w:t>
+            </w:r>
+          </w:p>
+        </w:tc>
+      </w:tr>
+      <w:tr>
+        <w:tc>
+          <w:tcPr>
+            <w:tcW w:type="dxa" w:w="1701"/>
+            <w:shd w:val="clear" w:color="auto" w:fill="E0F4E8"/>
+            <w:tcBorders>
+              <w:top w:val="single" w:sz="4" w:space="0" w:color="CCCCCC"/>
+              <w:left w:val="single" w:sz="4" w:space="0" w:color="CCCCCC"/>
+              <w:bottom w:val="single" w:sz="4" w:space="0" w:color="CCCCCC"/>
+              <w:right w:val="single" w:sz="4" w:space="0" w:color="CCCCCC"/>
+            </w:tcBorders>
+          </w:tcPr>
+          <w:p>
+            <w:pPr>
+              <w:jc w:val="left"/>
+            </w:pPr>
+            <w:r>
+              <w:rPr>
+                <w:rFonts w:ascii="Calibri" w:hAnsi="Calibri"/>
+                <w:b w:val="0"/>
+                <w:i w:val="0"/>
+                <w:color w:val="1A6E2E"/>
+                <w:sz w:val="18"/>
+              </w:rPr>
+              <w:t>Excellent</w:t>
+            </w:r>
+          </w:p>
+        </w:tc>
+        <w:tc>
+          <w:tcPr>
+            <w:tcW w:type="dxa" w:w="1984"/>
+            <w:tcBorders>
+              <w:top w:val="single" w:sz="4" w:space="0" w:color="CCCCCC"/>
+              <w:left w:val="single" w:sz="4" w:space="0" w:color="CCCCCC"/>
+              <w:bottom w:val="single" w:sz="4" w:space="0" w:color="CCCCCC"/>
+              <w:right w:val="single" w:sz="4" w:space="0" w:color="CCCCCC"/>
+            </w:tcBorders>
+          </w:tcPr>
+          <w:p>
+            <w:pPr>
+              <w:jc w:val="left"/>
+            </w:pPr>
+            <w:r>
+              <w:rPr>
+                <w:rFonts w:ascii="Calibri" w:hAnsi="Calibri"/>
+                <w:b w:val="0"/>
+                <w:i w:val="0"/>
+                <w:color w:val="1C1C1C"/>
+                <w:sz w:val="18"/>
+              </w:rPr>
+              <w:t>5–20°</w:t>
+            </w:r>
+          </w:p>
+        </w:tc>
+        <w:tc>
+          <w:tcPr>
+            <w:tcW w:type="dxa" w:w="5953"/>
+            <w:tcBorders>
+              <w:top w:val="single" w:sz="4" w:space="0" w:color="CCCCCC"/>
+              <w:left w:val="single" w:sz="4" w:space="0" w:color="CCCCCC"/>
+              <w:bottom w:val="single" w:sz="4" w:space="0" w:color="CCCCCC"/>
+              <w:right w:val="single" w:sz="4" w:space="0" w:color="CCCCCC"/>
+            </w:tcBorders>
+          </w:tcPr>
+          <w:p>
+            <w:pPr>
+              <w:jc w:val="left"/>
+            </w:pPr>
+            <w:r>
+              <w:rPr>
+                <w:rFonts w:ascii="Calibri" w:hAnsi="Calibri"/>
+                <w:b w:val="0"/>
+                <w:i w:val="0"/>
+                <w:color w:val="1C1C1C"/>
+                <w:sz w:val="18"/>
+              </w:rPr>
+              <w:t>2° wider than front — side view slightly more lenient</w:t>
+            </w:r>
+          </w:p>
+        </w:tc>
+      </w:tr>
+      <w:tr>
+        <w:tc>
+          <w:tcPr>
+            <w:tcW w:type="dxa" w:w="1701"/>
+            <w:shd w:val="clear" w:color="auto" w:fill="E0F4E8"/>
+            <w:tcBorders>
+              <w:top w:val="single" w:sz="4" w:space="0" w:color="CCCCCC"/>
+              <w:left w:val="single" w:sz="4" w:space="0" w:color="CCCCCC"/>
+              <w:bottom w:val="single" w:sz="4" w:space="0" w:color="CCCCCC"/>
+              <w:right w:val="single" w:sz="4" w:space="0" w:color="CCCCCC"/>
+            </w:tcBorders>
+          </w:tcPr>
+          <w:p>
+            <w:pPr>
+              <w:jc w:val="left"/>
+            </w:pPr>
+            <w:r>
+              <w:rPr>
+                <w:rFonts w:ascii="Calibri" w:hAnsi="Calibri"/>
+                <w:b w:val="0"/>
+                <w:i w:val="0"/>
+                <w:color w:val="1A6E2E"/>
+                <w:sz w:val="18"/>
+              </w:rPr>
+              <w:t>Good</w:t>
+            </w:r>
+          </w:p>
+        </w:tc>
+        <w:tc>
+          <w:tcPr>
+            <w:tcW w:type="dxa" w:w="1984"/>
+            <w:tcBorders>
+              <w:top w:val="single" w:sz="4" w:space="0" w:color="CCCCCC"/>
+              <w:left w:val="single" w:sz="4" w:space="0" w:color="CCCCCC"/>
+              <w:bottom w:val="single" w:sz="4" w:space="0" w:color="CCCCCC"/>
+              <w:right w:val="single" w:sz="4" w:space="0" w:color="CCCCCC"/>
+            </w:tcBorders>
+          </w:tcPr>
+          <w:p>
+            <w:pPr>
+              <w:jc w:val="left"/>
+            </w:pPr>
+            <w:r>
+              <w:rPr>
+                <w:rFonts w:ascii="Calibri" w:hAnsi="Calibri"/>
+                <w:b w:val="0"/>
+                <w:i w:val="0"/>
+                <w:color w:val="1C1C1C"/>
+                <w:sz w:val="18"/>
+              </w:rPr>
+              <w:t>20–30°</w:t>
+            </w:r>
+          </w:p>
+        </w:tc>
+        <w:tc>
+          <w:tcPr>
+            <w:tcW w:type="dxa" w:w="5953"/>
+            <w:tcBorders>
+              <w:top w:val="single" w:sz="4" w:space="0" w:color="CCCCCC"/>
+              <w:left w:val="single" w:sz="4" w:space="0" w:color="CCCCCC"/>
+              <w:bottom w:val="single" w:sz="4" w:space="0" w:color="CCCCCC"/>
+              <w:right w:val="single" w:sz="4" w:space="0" w:color="CCCCCC"/>
+            </w:tcBorders>
+          </w:tcPr>
+          <w:p>
+            <w:pPr>
+              <w:jc w:val="left"/>
+            </w:pPr>
+            <w:r>
+              <w:rPr>
+                <w:rFonts w:ascii="Calibri" w:hAnsi="Calibri"/>
+                <w:b w:val="0"/>
+                <w:i w:val="0"/>
+                <w:color w:val="1C1C1C"/>
+                <w:sz w:val="18"/>
+              </w:rPr>
+              <w:t>Slight lean — acceptable</w:t>
+            </w:r>
+          </w:p>
+        </w:tc>
+      </w:tr>
+      <w:tr>
+        <w:tc>
+          <w:tcPr>
+            <w:tcW w:type="dxa" w:w="1701"/>
+            <w:shd w:val="clear" w:color="auto" w:fill="FFF3CD"/>
+            <w:tcBorders>
+              <w:top w:val="single" w:sz="4" w:space="0" w:color="CCCCCC"/>
+              <w:left w:val="single" w:sz="4" w:space="0" w:color="CCCCCC"/>
+              <w:bottom w:val="single" w:sz="4" w:space="0" w:color="CCCCCC"/>
+              <w:right w:val="single" w:sz="4" w:space="0" w:color="CCCCCC"/>
+            </w:tcBorders>
+          </w:tcPr>
+          <w:p>
+            <w:pPr>
+              <w:jc w:val="left"/>
+            </w:pPr>
+            <w:r>
+              <w:rPr>
+                <w:rFonts w:ascii="Calibri" w:hAnsi="Calibri"/>
+                <w:b w:val="0"/>
+                <w:i w:val="0"/>
+                <w:color w:val="C07000"/>
+                <w:sz w:val="18"/>
+              </w:rPr>
+              <w:t>Mild</w:t>
+            </w:r>
+          </w:p>
+        </w:tc>
+        <w:tc>
+          <w:tcPr>
+            <w:tcW w:type="dxa" w:w="1984"/>
+            <w:tcBorders>
+              <w:top w:val="single" w:sz="4" w:space="0" w:color="CCCCCC"/>
+              <w:left w:val="single" w:sz="4" w:space="0" w:color="CCCCCC"/>
+              <w:bottom w:val="single" w:sz="4" w:space="0" w:color="CCCCCC"/>
+              <w:right w:val="single" w:sz="4" w:space="0" w:color="CCCCCC"/>
+            </w:tcBorders>
+          </w:tcPr>
+          <w:p>
+            <w:pPr>
+              <w:jc w:val="left"/>
+            </w:pPr>
+            <w:r>
+              <w:rPr>
+                <w:rFonts w:ascii="Calibri" w:hAnsi="Calibri"/>
+                <w:b w:val="0"/>
+                <w:i w:val="0"/>
+                <w:color w:val="1C1C1C"/>
+                <w:sz w:val="18"/>
+              </w:rPr>
+              <w:t>30–40°</w:t>
+            </w:r>
+          </w:p>
+        </w:tc>
+        <w:tc>
+          <w:tcPr>
+            <w:tcW w:type="dxa" w:w="5953"/>
+            <w:tcBorders>
+              <w:top w:val="single" w:sz="4" w:space="0" w:color="CCCCCC"/>
+              <w:left w:val="single" w:sz="4" w:space="0" w:color="CCCCCC"/>
+              <w:bottom w:val="single" w:sz="4" w:space="0" w:color="CCCCCC"/>
+              <w:right w:val="single" w:sz="4" w:space="0" w:color="CCCCCC"/>
+            </w:tcBorders>
+          </w:tcPr>
+          <w:p>
+            <w:pPr>
+              <w:jc w:val="left"/>
+            </w:pPr>
+            <w:r>
+              <w:rPr>
+                <w:rFonts w:ascii="Calibri" w:hAnsi="Calibri"/>
+                <w:b w:val="0"/>
+                <w:i w:val="0"/>
+                <w:color w:val="1C1C1C"/>
+                <w:sz w:val="18"/>
+              </w:rPr>
+              <w:t>Noticeable lean</w:t>
+            </w:r>
+          </w:p>
+        </w:tc>
+      </w:tr>
+      <w:tr>
+        <w:tc>
+          <w:tcPr>
+            <w:tcW w:type="dxa" w:w="1701"/>
+            <w:shd w:val="clear" w:color="auto" w:fill="F8D0D0"/>
+            <w:tcBorders>
+              <w:top w:val="single" w:sz="4" w:space="0" w:color="CCCCCC"/>
+              <w:left w:val="single" w:sz="4" w:space="0" w:color="CCCCCC"/>
+              <w:bottom w:val="single" w:sz="4" w:space="0" w:color="CCCCCC"/>
+              <w:right w:val="single" w:sz="4" w:space="0" w:color="CCCCCC"/>
+            </w:tcBorders>
+          </w:tcPr>
+          <w:p>
+            <w:pPr>
+              <w:jc w:val="left"/>
+            </w:pPr>
+            <w:r>
+              <w:rPr>
+                <w:rFonts w:ascii="Calibri" w:hAnsi="Calibri"/>
+                <w:b w:val="0"/>
+                <w:i w:val="0"/>
+                <w:color w:val="C02020"/>
+                <w:sz w:val="18"/>
+              </w:rPr>
+              <w:t>Moderate</w:t>
+            </w:r>
+          </w:p>
+        </w:tc>
+        <w:tc>
+          <w:tcPr>
+            <w:tcW w:type="dxa" w:w="1984"/>
+            <w:tcBorders>
+              <w:top w:val="single" w:sz="4" w:space="0" w:color="CCCCCC"/>
+              <w:left w:val="single" w:sz="4" w:space="0" w:color="CCCCCC"/>
+              <w:bottom w:val="single" w:sz="4" w:space="0" w:color="CCCCCC"/>
+              <w:right w:val="single" w:sz="4" w:space="0" w:color="CCCCCC"/>
+            </w:tcBorders>
+          </w:tcPr>
+          <w:p>
+            <w:pPr>
+              <w:jc w:val="left"/>
+            </w:pPr>
+            <w:r>
+              <w:rPr>
+                <w:rFonts w:ascii="Calibri" w:hAnsi="Calibri"/>
+                <w:b w:val="0"/>
+                <w:i w:val="0"/>
+                <w:color w:val="1C1C1C"/>
+                <w:sz w:val="18"/>
+              </w:rPr>
+              <w:t>40–50°</w:t>
+            </w:r>
+          </w:p>
+        </w:tc>
+        <w:tc>
+          <w:tcPr>
+            <w:tcW w:type="dxa" w:w="5953"/>
+            <w:tcBorders>
+              <w:top w:val="single" w:sz="4" w:space="0" w:color="CCCCCC"/>
+              <w:left w:val="single" w:sz="4" w:space="0" w:color="CCCCCC"/>
+              <w:bottom w:val="single" w:sz="4" w:space="0" w:color="CCCCCC"/>
+              <w:right w:val="single" w:sz="4" w:space="0" w:color="CCCCCC"/>
+            </w:tcBorders>
+          </w:tcPr>
+          <w:p>
+            <w:pPr>
+              <w:jc w:val="left"/>
+            </w:pPr>
+            <w:r>
+              <w:rPr>
+                <w:rFonts w:ascii="Calibri" w:hAnsi="Calibri"/>
+                <w:b w:val="0"/>
+                <w:i w:val="0"/>
+                <w:color w:val="1C1C1C"/>
+                <w:sz w:val="18"/>
+              </w:rPr>
+              <w:t>Significant lean</w:t>
+            </w:r>
+          </w:p>
+        </w:tc>
+      </w:tr>
+      <w:tr>
+        <w:tc>
+          <w:tcPr>
+            <w:tcW w:type="dxa" w:w="1701"/>
+            <w:shd w:val="clear" w:color="auto" w:fill="F8D0D0"/>
+            <w:tcBorders>
+              <w:top w:val="single" w:sz="4" w:space="0" w:color="CCCCCC"/>
+              <w:left w:val="single" w:sz="4" w:space="0" w:color="CCCCCC"/>
+              <w:bottom w:val="single" w:sz="4" w:space="0" w:color="CCCCCC"/>
+              <w:right w:val="single" w:sz="4" w:space="0" w:color="CCCCCC"/>
+            </w:tcBorders>
+          </w:tcPr>
+          <w:p>
+            <w:pPr>
+              <w:jc w:val="left"/>
+            </w:pPr>
+            <w:r>
+              <w:rPr>
+                <w:rFonts w:ascii="Calibri" w:hAnsi="Calibri"/>
+                <w:b w:val="0"/>
+                <w:i w:val="0"/>
+                <w:color w:val="C02020"/>
+                <w:sz w:val="18"/>
+              </w:rPr>
+              <w:t>Severe</w:t>
+            </w:r>
+          </w:p>
+        </w:tc>
+        <w:tc>
+          <w:tcPr>
+            <w:tcW w:type="dxa" w:w="1984"/>
+            <w:tcBorders>
+              <w:top w:val="single" w:sz="4" w:space="0" w:color="CCCCCC"/>
+              <w:left w:val="single" w:sz="4" w:space="0" w:color="CCCCCC"/>
+              <w:bottom w:val="single" w:sz="4" w:space="0" w:color="CCCCCC"/>
+              <w:right w:val="single" w:sz="4" w:space="0" w:color="CCCCCC"/>
+            </w:tcBorders>
+          </w:tcPr>
+          <w:p>
+            <w:pPr>
+              <w:jc w:val="left"/>
+            </w:pPr>
+            <w:r>
+              <w:rPr>
+                <w:rFonts w:ascii="Calibri" w:hAnsi="Calibri"/>
+                <w:b w:val="0"/>
+                <w:i w:val="0"/>
+                <w:color w:val="1C1C1C"/>
+                <w:sz w:val="18"/>
+              </w:rPr>
+              <w:t>50°+</w:t>
+            </w:r>
+          </w:p>
+        </w:tc>
+        <w:tc>
+          <w:tcPr>
+            <w:tcW w:type="dxa" w:w="5953"/>
+            <w:tcBorders>
+              <w:top w:val="single" w:sz="4" w:space="0" w:color="CCCCCC"/>
+              <w:left w:val="single" w:sz="4" w:space="0" w:color="CCCCCC"/>
+              <w:bottom w:val="single" w:sz="4" w:space="0" w:color="CCCCCC"/>
+              <w:right w:val="single" w:sz="4" w:space="0" w:color="CCCCCC"/>
+            </w:tcBorders>
+          </w:tcPr>
+          <w:p>
+            <w:pPr>
+              <w:jc w:val="left"/>
+            </w:pPr>
+            <w:r>
+              <w:rPr>
+                <w:rFonts w:ascii="Calibri" w:hAnsi="Calibri"/>
+                <w:b w:val="0"/>
+                <w:i w:val="0"/>
+                <w:color w:val="1C1C1C"/>
+                <w:sz w:val="18"/>
+              </w:rPr>
+              <w:t>Excessive lean</w:t>
+            </w:r>
+          </w:p>
+        </w:tc>
+      </w:tr>
+    </w:tbl>
+    <w:p>
+      <w:pPr>
+        <w:spacing w:after="80"/>
+      </w:pPr>
+    </w:p>
+    <w:p>
+      <w:pPr>
+        <w:spacing w:before="120" w:after="40"/>
+      </w:pPr>
+      <w:r>
+        <w:rPr>
+          <w:rFonts w:ascii="Calibri" w:hAnsi="Calibri"/>
+          <w:b/>
+          <w:i w:val="0"/>
+          <w:color w:val="1C1C1C"/>
+          <w:sz w:val="21"/>
+        </w:rPr>
+        <w:t>2d. System prompt v2.0 — STEP 1 target</w:t>
+      </w:r>
+    </w:p>
+    <w:p>
+      <w:pPr>
+        <w:spacing w:before="20" w:after="80"/>
+      </w:pPr>
+      <w:r>
+        <w:rPr>
+          <w:rFonts w:ascii="Calibri" w:hAnsi="Calibri"/>
+          <w:b w:val="0"/>
+          <w:i w:val="0"/>
+          <w:color w:val="1C1C1C"/>
+          <w:sz w:val="20"/>
+        </w:rPr>
+        <w:t>Trunk lean from vertical: target ≤20° (side) / ≤18° (front)  — camera-specific, no grading.</w:t>
+      </w:r>
+    </w:p>
+    <w:p>
+      <w:pPr>
+        <w:spacing w:before="20" w:after="80"/>
+      </w:pPr>
+      <w:r>
+        <w:rPr>
+          <w:rFonts w:ascii="Calibri" w:hAnsi="Calibri"/>
+          <w:b w:val="0"/>
+          <w:i w:val="0"/>
+          <w:color w:val="1C1C1C"/>
+          <w:sz w:val="20"/>
+        </w:rPr>
+        <w:t>RC3 fires when forward lean is present WITHOUT ankle restriction (RC1). RC1 drives lean when ankle is restricted.</w:t>
+      </w:r>
+    </w:p>
+    <w:p>
+      <w:pPr>
+        <w:spacing w:before="120" w:after="120"/>
+        <w:pBdr>
+          <w:bottom w:val="single" w:sz="6" w:space="1" w:color="C02020"/>
+        </w:pBdr>
+      </w:pPr>
+    </w:p>
+    <w:p>
+      <w:pPr>
+        <w:spacing w:before="320" w:after="80"/>
+      </w:pPr>
+      <w:r>
+        <w:rPr>
+          <w:rFonts w:ascii="Calibri" w:hAnsi="Calibri"/>
+          <w:b/>
+          <w:i w:val="0"/>
+          <w:color w:val="0F274D"/>
+          <w:sz w:val="30"/>
+        </w:rPr>
+        <w:t>Where things conflict</w:t>
+      </w:r>
+    </w:p>
+    <w:tbl>
+      <w:tblPr>
+        <w:tblStyle w:val="TableGrid"/>
+        <w:tblW w:type="auto" w:w="0"/>
+        <w:tblLook w:firstColumn="1" w:firstRow="1" w:lastColumn="0" w:lastRow="0" w:noHBand="0" w:noVBand="1" w:val="04A0"/>
+      </w:tblPr>
+      <w:tblGrid>
+        <w:gridCol w:w="9746"/>
+      </w:tblGrid>
+      <w:tr>
+        <w:tc>
+          <w:tcPr>
+            <w:tcW w:type="dxa" w:w="9746"/>
+            <w:shd w:val="clear" w:color="auto" w:fill="F8D0D0"/>
+            <w:tcBorders>
+              <w:top w:val="single" w:sz="6" w:space="0" w:color="999999"/>
+              <w:left w:val="single" w:sz="6" w:space="0" w:color="999999"/>
+              <w:bottom w:val="single" w:sz="6" w:space="0" w:color="999999"/>
+              <w:right w:val="single" w:sz="6" w:space="0" w:color="999999"/>
+            </w:tcBorders>
+          </w:tcPr>
+          <w:p>
+            <w:pPr>
+              <w:spacing w:before="60" w:after="60"/>
+            </w:pPr>
+            <w:r>
+              <w:rPr>
+                <w:rFonts w:ascii="Calibri" w:hAnsi="Calibri"/>
+                <w:b/>
+                <w:i w:val="0"/>
+                <w:color w:val="C02020"/>
+                <w:sz w:val="20"/>
+              </w:rPr>
+              <w:t>CONFLICT 1 — ACCEPTABLE bucket collapses mild + moderate lean with no flag</w:t>
+              <w:br/>
+            </w:r>
+            <w:r>
+              <w:rPr>
+                <w:rFonts w:ascii="Calibri" w:hAnsi="Calibri"/>
+                <w:b w:val="0"/>
+                <w:i w:val="0"/>
+                <w:color w:val="1C1C1C"/>
+                <w:sz w:val="19"/>
+              </w:rPr>
+              <w:t>Script ACCEPTABLE (20–40°) covers MD good (19–28°) + mild (29–38°) + start of moderate (39–40°).</w:t>
+              <w:br/>
+              <w:t>A user with 35° lean at the bottom (MD mild fault — noticeable, should be coached) gets ACCEPTABLE status and excessive_forward_lean = False. The LLM only knows the raw angle — no pre-classified severity signal.</w:t>
+            </w:r>
+          </w:p>
+        </w:tc>
+      </w:tr>
+    </w:tbl>
+    <w:p>
+      <w:pPr>
+        <w:spacing w:after="60"/>
+      </w:pPr>
+    </w:p>
+    <w:tbl>
+      <w:tblPr>
+        <w:tblStyle w:val="TableGrid"/>
+        <w:tblW w:type="auto" w:w="0"/>
+        <w:tblLook w:firstColumn="1" w:firstRow="1" w:lastColumn="0" w:lastRow="0" w:noHBand="0" w:noVBand="1" w:val="04A0"/>
+      </w:tblPr>
+      <w:tblGrid>
+        <w:gridCol w:w="9746"/>
+      </w:tblGrid>
+      <w:tr>
+        <w:tc>
+          <w:tcPr>
+            <w:tcW w:type="dxa" w:w="9746"/>
+            <w:shd w:val="clear" w:color="auto" w:fill="FFF3CD"/>
+            <w:tcBorders>
+              <w:top w:val="single" w:sz="6" w:space="0" w:color="999999"/>
+              <w:left w:val="single" w:sz="6" w:space="0" w:color="999999"/>
+              <w:bottom w:val="single" w:sz="6" w:space="0" w:color="999999"/>
+              <w:right w:val="single" w:sz="6" w:space="0" w:color="999999"/>
+            </w:tcBorders>
+          </w:tcPr>
+          <w:p>
+            <w:pPr>
+              <w:spacing w:before="60" w:after="60"/>
+            </w:pPr>
+            <w:r>
+              <w:rPr>
+                <w:rFonts w:ascii="Calibri" w:hAnsi="Calibri"/>
+                <w:b/>
+                <w:i w:val="0"/>
+                <w:color w:val="C07000"/>
+                <w:sz w:val="20"/>
+              </w:rPr>
+              <w:t>CONFLICT 2 — WARNING fires too late — at moderate severity only</w:t>
+              <w:br/>
+            </w:r>
+            <w:r>
+              <w:rPr>
+                <w:rFonts w:ascii="Calibri" w:hAnsi="Calibri"/>
+                <w:b w:val="0"/>
+                <w:i w:val="0"/>
+                <w:color w:val="1C1C1C"/>
+                <w:sz w:val="19"/>
+              </w:rPr>
+              <w:t>Script WARNING (&gt;40°) aligns with MD moderate fault start. MD mild fault (29–38° front / 30–40° side) generates no boolean flag at all. The LLM must infer severity entirely from the raw torso_lean_max angle.</w:t>
+            </w:r>
+          </w:p>
+        </w:tc>
+      </w:tr>
+    </w:tbl>
+    <w:p>
+      <w:pPr>
+        <w:spacing w:after="60"/>
+      </w:pPr>
+    </w:p>
+    <w:tbl>
+      <w:tblPr>
+        <w:tblStyle w:val="TableGrid"/>
+        <w:tblW w:type="auto" w:w="0"/>
+        <w:tblLook w:firstColumn="1" w:firstRow="1" w:lastColumn="0" w:lastRow="0" w:noHBand="0" w:noVBand="1" w:val="04A0"/>
+      </w:tblPr>
+      <w:tblGrid>
+        <w:gridCol w:w="9746"/>
+      </w:tblGrid>
+      <w:tr>
+        <w:tc>
+          <w:tcPr>
+            <w:tcW w:type="dxa" w:w="9746"/>
+            <w:shd w:val="clear" w:color="auto" w:fill="FFF3CD"/>
+            <w:tcBorders>
+              <w:top w:val="single" w:sz="6" w:space="0" w:color="999999"/>
+              <w:left w:val="single" w:sz="6" w:space="0" w:color="999999"/>
+              <w:bottom w:val="single" w:sz="6" w:space="0" w:color="999999"/>
+              <w:right w:val="single" w:sz="6" w:space="0" w:color="999999"/>
+            </w:tcBorders>
+          </w:tcPr>
+          <w:p>
+            <w:pPr>
+              <w:spacing w:before="60" w:after="60"/>
+            </w:pPr>
+            <w:r>
+              <w:rPr>
+                <w:rFonts w:ascii="Calibri" w:hAnsi="Calibri"/>
+                <w:b/>
+                <w:i w:val="0"/>
+                <w:color w:val="C07000"/>
+                <w:sz w:val="20"/>
+              </w:rPr>
+              <w:t>CONFLICT 3 — Script uses back_angle_max — LLM gets peak lean, not bottom position</w:t>
+              <w:br/>
+            </w:r>
+            <w:r>
+              <w:rPr>
+                <w:rFonts w:ascii="Calibri" w:hAnsi="Calibri"/>
+                <w:b w:val="0"/>
+                <w:i w:val="0"/>
+                <w:color w:val="1C1C1C"/>
+                <w:sz w:val="19"/>
+              </w:rPr>
+              <w:t>The fault flag uses back_angle_max_mean (worst lean across the full rep). For the OpenCV image label, back_angle_at_bottom is the more relevant angle — it shows the lean at the position the user is being coached on.</w:t>
+              <w:br/>
+              <w:t>These two fields can differ significantly if the worst lean occurs mid-rep rather than at the bottom.</w:t>
+            </w:r>
+          </w:p>
+        </w:tc>
+      </w:tr>
+    </w:tbl>
+    <w:p>
+      <w:pPr>
+        <w:spacing w:after="60"/>
+      </w:pPr>
+    </w:p>
+    <w:tbl>
+      <w:tblPr>
+        <w:tblStyle w:val="TableGrid"/>
+        <w:tblW w:type="auto" w:w="0"/>
+        <w:tblLook w:firstColumn="1" w:firstRow="1" w:lastColumn="0" w:lastRow="0" w:noHBand="0" w:noVBand="1" w:val="04A0"/>
+      </w:tblPr>
+      <w:tblGrid>
+        <w:gridCol w:w="9746"/>
+      </w:tblGrid>
+      <w:tr>
+        <w:tc>
+          <w:tcPr>
+            <w:tcW w:type="dxa" w:w="9746"/>
+            <w:shd w:val="clear" w:color="auto" w:fill="E8F0FE"/>
+            <w:tcBorders>
+              <w:top w:val="single" w:sz="6" w:space="0" w:color="999999"/>
+              <w:left w:val="single" w:sz="6" w:space="0" w:color="999999"/>
+              <w:bottom w:val="single" w:sz="6" w:space="0" w:color="999999"/>
+              <w:right w:val="single" w:sz="6" w:space="0" w:color="999999"/>
+            </w:tcBorders>
+          </w:tcPr>
+          <w:p>
+            <w:pPr>
+              <w:spacing w:before="60" w:after="60"/>
+            </w:pPr>
+            <w:r>
+              <w:rPr>
+                <w:rFonts w:ascii="Calibri" w:hAnsi="Calibri"/>
+                <w:b/>
+                <w:i w:val="0"/>
+                <w:color w:val="1E5BA8"/>
+                <w:sz w:val="20"/>
+              </w:rPr>
+              <w:t>CONFLICT 4 — Script threshold GOOD ≤20° vs MD front excellent ≤18°</w:t>
+              <w:br/>
+            </w:r>
+            <w:r>
+              <w:rPr>
+                <w:rFonts w:ascii="Calibri" w:hAnsi="Calibri"/>
+                <w:b w:val="0"/>
+                <w:i w:val="0"/>
+                <w:color w:val="1C1C1C"/>
+                <w:sz w:val="19"/>
+              </w:rPr>
+              <w:t>Script calls ≤20° GOOD but MD front camera excellent ends at 18°. 19–20° lean = script GOOD but MD good (not excellent) for front camera.</w:t>
+              <w:br/>
+              <w:t>Minor — only 2° discrepancy, functionally acceptable.</w:t>
+            </w:r>
+          </w:p>
+        </w:tc>
+      </w:tr>
+    </w:tbl>
+    <w:p>
+      <w:pPr>
+        <w:spacing w:after="60"/>
+      </w:pPr>
+    </w:p>
+    <w:p>
+      <w:pPr>
+        <w:spacing w:before="120" w:after="120"/>
+        <w:pBdr>
+          <w:bottom w:val="single" w:sz="6" w:space="1" w:color="1E5BA8"/>
+        </w:pBdr>
+      </w:pPr>
+    </w:p>
+    <w:p>
+      <w:pPr>
+        <w:spacing w:before="320" w:after="80"/>
+      </w:pPr>
+      <w:r>
+        <w:rPr>
+          <w:rFonts w:ascii="Calibri" w:hAnsi="Calibri"/>
+          <w:b/>
+          <w:i w:val="0"/>
+          <w:color w:val="0F274D"/>
+          <w:sz w:val="30"/>
+        </w:rPr>
+        <w:t>Recommended thresholds</w:t>
+      </w:r>
+    </w:p>
+    <w:p>
+      <w:pPr>
+        <w:spacing w:before="200" w:after="60"/>
+      </w:pPr>
+      <w:r>
+        <w:rPr>
+          <w:rFonts w:ascii="Calibri" w:hAnsi="Calibri"/>
+          <w:b/>
+          <w:i w:val="0"/>
+          <w:color w:val="1E5BA8"/>
+          <w:sz w:val="24"/>
+        </w:rPr>
+        <w:t>Image overlay labels (Excellent / Good / Warning) — using back_angle_at_bottom</w:t>
+      </w:r>
+    </w:p>
+    <w:tbl>
+      <w:tblPr>
+        <w:tblStyle w:val="TableGrid"/>
+        <w:tblW w:type="auto" w:w="0"/>
+        <w:tblLook w:firstColumn="1" w:firstRow="1" w:lastColumn="0" w:lastRow="0" w:noHBand="0" w:noVBand="1" w:val="04A0"/>
+      </w:tblPr>
+      <w:tblGrid>
+        <w:gridCol w:w="9746"/>
+      </w:tblGrid>
+      <w:tr>
+        <w:tc>
+          <w:tcPr>
+            <w:tcW w:type="dxa" w:w="9746"/>
+            <w:shd w:val="clear" w:color="auto" w:fill="E8F0FE"/>
+            <w:tcBorders>
+              <w:top w:val="single" w:sz="6" w:space="0" w:color="AAAAAA"/>
+              <w:left w:val="single" w:sz="6" w:space="0" w:color="AAAAAA"/>
+              <w:bottom w:val="single" w:sz="6" w:space="0" w:color="AAAAAA"/>
+              <w:right w:val="single" w:sz="6" w:space="0" w:color="AAAAAA"/>
+            </w:tcBorders>
+          </w:tcPr>
+          <w:p>
+            <w:pPr>
+              <w:spacing w:before="40" w:after="40"/>
+            </w:pPr>
+            <w:r>
+              <w:rPr>
+                <w:rFonts w:ascii="Calibri" w:hAnsi="Calibri"/>
+                <w:b/>
+                <w:i w:val="0"/>
+                <w:color w:val="1E5BA8"/>
+                <w:sz w:val="20"/>
+              </w:rPr>
+              <w:t xml:space="preserve">Field to use for image label:  </w:t>
+            </w:r>
+            <w:r>
+              <w:rPr>
+                <w:rFonts w:ascii="Calibri" w:hAnsi="Calibri"/>
+                <w:b w:val="0"/>
+                <w:i w:val="0"/>
+                <w:color w:val="1C1C1C"/>
+                <w:sz w:val="20"/>
+              </w:rPr>
+              <w:t>Use back_angle_at_bottom (trunk lean at the bottom of the squat) for the OpenCV image label. This is the position being annotated in the worst-rep frame. Use back_angle_max for the LLM fault flag (captures worst-case lean across the rep).</w:t>
+            </w:r>
+          </w:p>
+        </w:tc>
+      </w:tr>
+    </w:tbl>
+    <w:p>
+      <w:pPr>
+        <w:spacing w:after="80"/>
+      </w:pPr>
+    </w:p>
+    <w:tbl>
+      <w:tblPr>
+        <w:tblStyle w:val="TableGrid"/>
+        <w:tblW w:type="auto" w:w="0"/>
+        <w:tblLook w:firstColumn="1" w:firstRow="1" w:lastColumn="0" w:lastRow="0" w:noHBand="0" w:noVBand="1" w:val="04A0"/>
+      </w:tblPr>
+      <w:tblGrid>
+        <w:gridCol w:w="1949"/>
+        <w:gridCol w:w="1949"/>
+        <w:gridCol w:w="1949"/>
+        <w:gridCol w:w="1949"/>
+        <w:gridCol w:w="1949"/>
+      </w:tblGrid>
+      <w:tr>
+        <w:tc>
+          <w:tcPr>
+            <w:tcW w:type="dxa" w:w="1417"/>
+            <w:shd w:val="clear" w:color="auto" w:fill="0F274D"/>
+            <w:tcBorders>
+              <w:top w:val="single" w:sz="4" w:space="0" w:color="FFFFFF"/>
+              <w:left w:val="single" w:sz="4" w:space="0" w:color="FFFFFF"/>
+              <w:bottom w:val="single" w:sz="4" w:space="0" w:color="FFFFFF"/>
+              <w:right w:val="single" w:sz="4" w:space="0" w:color="FFFFFF"/>
+            </w:tcBorders>
+          </w:tcPr>
+          <w:p>
+            <w:pPr>
+              <w:jc w:val="center"/>
+            </w:pPr>
+            <w:r>
+              <w:rPr>
+                <w:rFonts w:ascii="Calibri" w:hAnsi="Calibri"/>
+                <w:b/>
+                <w:i w:val="0"/>
+                <w:color w:val="FFFFFF"/>
+                <w:sz w:val="18"/>
+              </w:rPr>
+              <w:t>Label</w:t>
+            </w:r>
+          </w:p>
+        </w:tc>
+        <w:tc>
+          <w:tcPr>
+            <w:tcW w:type="dxa" w:w="2268"/>
+            <w:shd w:val="clear" w:color="auto" w:fill="0F274D"/>
+            <w:tcBorders>
+              <w:top w:val="single" w:sz="4" w:space="0" w:color="FFFFFF"/>
+              <w:left w:val="single" w:sz="4" w:space="0" w:color="FFFFFF"/>
+              <w:bottom w:val="single" w:sz="4" w:space="0" w:color="FFFFFF"/>
+              <w:right w:val="single" w:sz="4" w:space="0" w:color="FFFFFF"/>
+            </w:tcBorders>
+          </w:tcPr>
+          <w:p>
+            <w:pPr>
+              <w:jc w:val="center"/>
+            </w:pPr>
+            <w:r>
+              <w:rPr>
+                <w:rFonts w:ascii="Calibri" w:hAnsi="Calibri"/>
+                <w:b/>
+                <w:i w:val="0"/>
+                <w:color w:val="FFFFFF"/>
+                <w:sz w:val="18"/>
+              </w:rPr>
+              <w:t>Front camera</w:t>
+              <w:br/>
+              <w:t>(back_angle_at_bottom)</w:t>
+            </w:r>
+          </w:p>
+        </w:tc>
+        <w:tc>
+          <w:tcPr>
+            <w:tcW w:type="dxa" w:w="2268"/>
+            <w:shd w:val="clear" w:color="auto" w:fill="0F274D"/>
+            <w:tcBorders>
+              <w:top w:val="single" w:sz="4" w:space="0" w:color="FFFFFF"/>
+              <w:left w:val="single" w:sz="4" w:space="0" w:color="FFFFFF"/>
+              <w:bottom w:val="single" w:sz="4" w:space="0" w:color="FFFFFF"/>
+              <w:right w:val="single" w:sz="4" w:space="0" w:color="FFFFFF"/>
+            </w:tcBorders>
+          </w:tcPr>
+          <w:p>
+            <w:pPr>
+              <w:jc w:val="center"/>
+            </w:pPr>
+            <w:r>
+              <w:rPr>
+                <w:rFonts w:ascii="Calibri" w:hAnsi="Calibri"/>
+                <w:b/>
+                <w:i w:val="0"/>
+                <w:color w:val="FFFFFF"/>
+                <w:sz w:val="18"/>
+              </w:rPr>
+              <w:t>Side camera</w:t>
+              <w:br/>
+              <w:t>(back_angle_at_bottom)</w:t>
+            </w:r>
+          </w:p>
+        </w:tc>
+        <w:tc>
+          <w:tcPr>
+            <w:tcW w:type="dxa" w:w="1984"/>
+            <w:shd w:val="clear" w:color="auto" w:fill="0F274D"/>
+            <w:tcBorders>
+              <w:top w:val="single" w:sz="4" w:space="0" w:color="FFFFFF"/>
+              <w:left w:val="single" w:sz="4" w:space="0" w:color="FFFFFF"/>
+              <w:bottom w:val="single" w:sz="4" w:space="0" w:color="FFFFFF"/>
+              <w:right w:val="single" w:sz="4" w:space="0" w:color="FFFFFF"/>
+            </w:tcBorders>
+          </w:tcPr>
+          <w:p>
+            <w:pPr>
+              <w:jc w:val="center"/>
+            </w:pPr>
+            <w:r>
+              <w:rPr>
+                <w:rFonts w:ascii="Calibri" w:hAnsi="Calibri"/>
+                <w:b/>
+                <w:i w:val="0"/>
+                <w:color w:val="FFFFFF"/>
+                <w:sz w:val="18"/>
+              </w:rPr>
+              <w:t>MD alignment</w:t>
+            </w:r>
+          </w:p>
+        </w:tc>
+        <w:tc>
+          <w:tcPr>
+            <w:tcW w:type="dxa" w:w="2835"/>
+            <w:shd w:val="clear" w:color="auto" w:fill="0F274D"/>
+            <w:tcBorders>
+              <w:top w:val="single" w:sz="4" w:space="0" w:color="FFFFFF"/>
+              <w:left w:val="single" w:sz="4" w:space="0" w:color="FFFFFF"/>
+              <w:bottom w:val="single" w:sz="4" w:space="0" w:color="FFFFFF"/>
+              <w:right w:val="single" w:sz="4" w:space="0" w:color="FFFFFF"/>
+            </w:tcBorders>
+          </w:tcPr>
+          <w:p>
+            <w:pPr>
+              <w:jc w:val="center"/>
+            </w:pPr>
+            <w:r>
+              <w:rPr>
+                <w:rFonts w:ascii="Calibri" w:hAnsi="Calibri"/>
+                <w:b/>
+                <w:i w:val="0"/>
+                <w:color w:val="FFFFFF"/>
+                <w:sz w:val="18"/>
+              </w:rPr>
+              <w:t>What it means</w:t>
+            </w:r>
+          </w:p>
+        </w:tc>
+      </w:tr>
+      <w:tr>
+        <w:tc>
+          <w:tcPr>
+            <w:tcW w:type="dxa" w:w="1417"/>
+            <w:shd w:val="clear" w:color="auto" w:fill="E0F4E8"/>
+            <w:tcBorders>
+              <w:top w:val="single" w:sz="4" w:space="0" w:color="CCCCCC"/>
+              <w:left w:val="single" w:sz="4" w:space="0" w:color="CCCCCC"/>
+              <w:bottom w:val="single" w:sz="4" w:space="0" w:color="CCCCCC"/>
+              <w:right w:val="single" w:sz="4" w:space="0" w:color="CCCCCC"/>
+            </w:tcBorders>
+          </w:tcPr>
+          <w:p>
+            <w:pPr>
+              <w:jc w:val="left"/>
+            </w:pPr>
+            <w:r>
+              <w:rPr>
+                <w:rFonts w:ascii="Calibri" w:hAnsi="Calibri"/>
+                <w:b w:val="0"/>
+                <w:i w:val="0"/>
+                <w:color w:val="1A6E2E"/>
+                <w:sz w:val="18"/>
+              </w:rPr>
+              <w:t>Excellent</w:t>
+            </w:r>
+          </w:p>
+        </w:tc>
+        <w:tc>
+          <w:tcPr>
+            <w:tcW w:type="dxa" w:w="2268"/>
+            <w:tcBorders>
+              <w:top w:val="single" w:sz="4" w:space="0" w:color="CCCCCC"/>
+              <w:left w:val="single" w:sz="4" w:space="0" w:color="CCCCCC"/>
+              <w:bottom w:val="single" w:sz="4" w:space="0" w:color="CCCCCC"/>
+              <w:right w:val="single" w:sz="4" w:space="0" w:color="CCCCCC"/>
+            </w:tcBorders>
+          </w:tcPr>
+          <w:p>
+            <w:pPr>
+              <w:jc w:val="left"/>
+            </w:pPr>
+            <w:r>
+              <w:rPr>
+                <w:rFonts w:ascii="Calibri" w:hAnsi="Calibri"/>
+                <w:b w:val="0"/>
+                <w:i w:val="0"/>
+                <w:color w:val="1A6E2E"/>
+                <w:sz w:val="18"/>
+              </w:rPr>
+              <w:t>≤ 18°</w:t>
+            </w:r>
+          </w:p>
+        </w:tc>
+        <w:tc>
+          <w:tcPr>
+            <w:tcW w:type="dxa" w:w="2268"/>
+            <w:tcBorders>
+              <w:top w:val="single" w:sz="4" w:space="0" w:color="CCCCCC"/>
+              <w:left w:val="single" w:sz="4" w:space="0" w:color="CCCCCC"/>
+              <w:bottom w:val="single" w:sz="4" w:space="0" w:color="CCCCCC"/>
+              <w:right w:val="single" w:sz="4" w:space="0" w:color="CCCCCC"/>
+            </w:tcBorders>
+          </w:tcPr>
+          <w:p>
+            <w:pPr>
+              <w:jc w:val="left"/>
+            </w:pPr>
+            <w:r>
+              <w:rPr>
+                <w:rFonts w:ascii="Calibri" w:hAnsi="Calibri"/>
+                <w:b w:val="0"/>
+                <w:i w:val="0"/>
+                <w:color w:val="1A6E2E"/>
+                <w:sz w:val="18"/>
+              </w:rPr>
+              <w:t>≤ 20°</w:t>
+            </w:r>
+          </w:p>
+        </w:tc>
+        <w:tc>
+          <w:tcPr>
+            <w:tcW w:type="dxa" w:w="1984"/>
+            <w:tcBorders>
+              <w:top w:val="single" w:sz="4" w:space="0" w:color="CCCCCC"/>
+              <w:left w:val="single" w:sz="4" w:space="0" w:color="CCCCCC"/>
+              <w:bottom w:val="single" w:sz="4" w:space="0" w:color="CCCCCC"/>
+              <w:right w:val="single" w:sz="4" w:space="0" w:color="CCCCCC"/>
+            </w:tcBorders>
+          </w:tcPr>
+          <w:p>
+            <w:pPr>
+              <w:jc w:val="left"/>
+            </w:pPr>
+            <w:r>
+              <w:rPr>
+                <w:rFonts w:ascii="Calibri" w:hAnsi="Calibri"/>
+                <w:b w:val="0"/>
+                <w:i w:val="0"/>
+                <w:color w:val="1C1C1C"/>
+                <w:sz w:val="18"/>
+              </w:rPr>
+              <w:t>MD Excellent</w:t>
+            </w:r>
+          </w:p>
+        </w:tc>
+        <w:tc>
+          <w:tcPr>
+            <w:tcW w:type="dxa" w:w="2835"/>
+            <w:tcBorders>
+              <w:top w:val="single" w:sz="4" w:space="0" w:color="CCCCCC"/>
+              <w:left w:val="single" w:sz="4" w:space="0" w:color="CCCCCC"/>
+              <w:bottom w:val="single" w:sz="4" w:space="0" w:color="CCCCCC"/>
+              <w:right w:val="single" w:sz="4" w:space="0" w:color="CCCCCC"/>
+            </w:tcBorders>
+          </w:tcPr>
+          <w:p>
+            <w:pPr>
+              <w:jc w:val="left"/>
+            </w:pPr>
+            <w:r>
+              <w:rPr>
+                <w:rFonts w:ascii="Calibri" w:hAnsi="Calibri"/>
+                <w:b w:val="0"/>
+                <w:i w:val="0"/>
+                <w:color w:val="1C1C1C"/>
+                <w:sz w:val="18"/>
+              </w:rPr>
+              <w:t>Very upright — goblet squat ideal form</w:t>
+            </w:r>
+          </w:p>
+        </w:tc>
+      </w:tr>
+      <w:tr>
+        <w:tc>
+          <w:tcPr>
+            <w:tcW w:type="dxa" w:w="1417"/>
+            <w:shd w:val="clear" w:color="auto" w:fill="E0F4E8"/>
+            <w:tcBorders>
+              <w:top w:val="single" w:sz="4" w:space="0" w:color="CCCCCC"/>
+              <w:left w:val="single" w:sz="4" w:space="0" w:color="CCCCCC"/>
+              <w:bottom w:val="single" w:sz="4" w:space="0" w:color="CCCCCC"/>
+              <w:right w:val="single" w:sz="4" w:space="0" w:color="CCCCCC"/>
+            </w:tcBorders>
+          </w:tcPr>
+          <w:p>
+            <w:pPr>
+              <w:jc w:val="left"/>
+            </w:pPr>
+            <w:r>
+              <w:rPr>
+                <w:rFonts w:ascii="Calibri" w:hAnsi="Calibri"/>
+                <w:b w:val="0"/>
+                <w:i w:val="0"/>
+                <w:color w:val="1A6E2E"/>
+                <w:sz w:val="18"/>
+              </w:rPr>
+              <w:t>Good</w:t>
+            </w:r>
+          </w:p>
+        </w:tc>
+        <w:tc>
+          <w:tcPr>
+            <w:tcW w:type="dxa" w:w="2268"/>
+            <w:tcBorders>
+              <w:top w:val="single" w:sz="4" w:space="0" w:color="CCCCCC"/>
+              <w:left w:val="single" w:sz="4" w:space="0" w:color="CCCCCC"/>
+              <w:bottom w:val="single" w:sz="4" w:space="0" w:color="CCCCCC"/>
+              <w:right w:val="single" w:sz="4" w:space="0" w:color="CCCCCC"/>
+            </w:tcBorders>
+          </w:tcPr>
+          <w:p>
+            <w:pPr>
+              <w:jc w:val="left"/>
+            </w:pPr>
+            <w:r>
+              <w:rPr>
+                <w:rFonts w:ascii="Calibri" w:hAnsi="Calibri"/>
+                <w:b w:val="0"/>
+                <w:i w:val="0"/>
+                <w:color w:val="1A6E2E"/>
+                <w:sz w:val="18"/>
+              </w:rPr>
+              <w:t>19–28°</w:t>
+            </w:r>
+          </w:p>
+        </w:tc>
+        <w:tc>
+          <w:tcPr>
+            <w:tcW w:type="dxa" w:w="2268"/>
+            <w:tcBorders>
+              <w:top w:val="single" w:sz="4" w:space="0" w:color="CCCCCC"/>
+              <w:left w:val="single" w:sz="4" w:space="0" w:color="CCCCCC"/>
+              <w:bottom w:val="single" w:sz="4" w:space="0" w:color="CCCCCC"/>
+              <w:right w:val="single" w:sz="4" w:space="0" w:color="CCCCCC"/>
+            </w:tcBorders>
+          </w:tcPr>
+          <w:p>
+            <w:pPr>
+              <w:jc w:val="left"/>
+            </w:pPr>
+            <w:r>
+              <w:rPr>
+                <w:rFonts w:ascii="Calibri" w:hAnsi="Calibri"/>
+                <w:b w:val="0"/>
+                <w:i w:val="0"/>
+                <w:color w:val="1A6E2E"/>
+                <w:sz w:val="18"/>
+              </w:rPr>
+              <w:t>20–30°</w:t>
+            </w:r>
+          </w:p>
+        </w:tc>
+        <w:tc>
+          <w:tcPr>
+            <w:tcW w:type="dxa" w:w="1984"/>
+            <w:tcBorders>
+              <w:top w:val="single" w:sz="4" w:space="0" w:color="CCCCCC"/>
+              <w:left w:val="single" w:sz="4" w:space="0" w:color="CCCCCC"/>
+              <w:bottom w:val="single" w:sz="4" w:space="0" w:color="CCCCCC"/>
+              <w:right w:val="single" w:sz="4" w:space="0" w:color="CCCCCC"/>
+            </w:tcBorders>
+          </w:tcPr>
+          <w:p>
+            <w:pPr>
+              <w:jc w:val="left"/>
+            </w:pPr>
+            <w:r>
+              <w:rPr>
+                <w:rFonts w:ascii="Calibri" w:hAnsi="Calibri"/>
+                <w:b w:val="0"/>
+                <w:i w:val="0"/>
+                <w:color w:val="1C1C1C"/>
+                <w:sz w:val="18"/>
+              </w:rPr>
+              <w:t>MD Good</w:t>
+            </w:r>
+          </w:p>
+        </w:tc>
+        <w:tc>
+          <w:tcPr>
+            <w:tcW w:type="dxa" w:w="2835"/>
+            <w:tcBorders>
+              <w:top w:val="single" w:sz="4" w:space="0" w:color="CCCCCC"/>
+              <w:left w:val="single" w:sz="4" w:space="0" w:color="CCCCCC"/>
+              <w:bottom w:val="single" w:sz="4" w:space="0" w:color="CCCCCC"/>
+              <w:right w:val="single" w:sz="4" w:space="0" w:color="CCCCCC"/>
+            </w:tcBorders>
+          </w:tcPr>
+          <w:p>
+            <w:pPr>
+              <w:jc w:val="left"/>
+            </w:pPr>
+            <w:r>
+              <w:rPr>
+                <w:rFonts w:ascii="Calibri" w:hAnsi="Calibri"/>
+                <w:b w:val="0"/>
+                <w:i w:val="0"/>
+                <w:color w:val="1C1C1C"/>
+                <w:sz w:val="18"/>
+              </w:rPr>
+              <w:t>Slight lean — acceptable, no action needed</w:t>
+            </w:r>
+          </w:p>
+        </w:tc>
+      </w:tr>
+      <w:tr>
+        <w:tc>
+          <w:tcPr>
+            <w:tcW w:type="dxa" w:w="1417"/>
+            <w:shd w:val="clear" w:color="auto" w:fill="F8D0D0"/>
+            <w:tcBorders>
+              <w:top w:val="single" w:sz="4" w:space="0" w:color="CCCCCC"/>
+              <w:left w:val="single" w:sz="4" w:space="0" w:color="CCCCCC"/>
+              <w:bottom w:val="single" w:sz="4" w:space="0" w:color="CCCCCC"/>
+              <w:right w:val="single" w:sz="4" w:space="0" w:color="CCCCCC"/>
+            </w:tcBorders>
+          </w:tcPr>
+          <w:p>
+            <w:pPr>
+              <w:jc w:val="left"/>
+            </w:pPr>
+            <w:r>
+              <w:rPr>
+                <w:rFonts w:ascii="Calibri" w:hAnsi="Calibri"/>
+                <w:b w:val="0"/>
+                <w:i w:val="0"/>
+                <w:color w:val="C02020"/>
+                <w:sz w:val="18"/>
+              </w:rPr>
+              <w:t>Warning</w:t>
+            </w:r>
+          </w:p>
+        </w:tc>
+        <w:tc>
+          <w:tcPr>
+            <w:tcW w:type="dxa" w:w="2268"/>
+            <w:tcBorders>
+              <w:top w:val="single" w:sz="4" w:space="0" w:color="CCCCCC"/>
+              <w:left w:val="single" w:sz="4" w:space="0" w:color="CCCCCC"/>
+              <w:bottom w:val="single" w:sz="4" w:space="0" w:color="CCCCCC"/>
+              <w:right w:val="single" w:sz="4" w:space="0" w:color="CCCCCC"/>
+            </w:tcBorders>
+          </w:tcPr>
+          <w:p>
+            <w:pPr>
+              <w:jc w:val="left"/>
+            </w:pPr>
+            <w:r>
+              <w:rPr>
+                <w:rFonts w:ascii="Calibri" w:hAnsi="Calibri"/>
+                <w:b w:val="0"/>
+                <w:i w:val="0"/>
+                <w:color w:val="C02020"/>
+                <w:sz w:val="18"/>
+              </w:rPr>
+              <w:t>&gt; 28°</w:t>
+            </w:r>
+          </w:p>
+        </w:tc>
+        <w:tc>
+          <w:tcPr>
+            <w:tcW w:type="dxa" w:w="2268"/>
+            <w:tcBorders>
+              <w:top w:val="single" w:sz="4" w:space="0" w:color="CCCCCC"/>
+              <w:left w:val="single" w:sz="4" w:space="0" w:color="CCCCCC"/>
+              <w:bottom w:val="single" w:sz="4" w:space="0" w:color="CCCCCC"/>
+              <w:right w:val="single" w:sz="4" w:space="0" w:color="CCCCCC"/>
+            </w:tcBorders>
+          </w:tcPr>
+          <w:p>
+            <w:pPr>
+              <w:jc w:val="left"/>
+            </w:pPr>
+            <w:r>
+              <w:rPr>
+                <w:rFonts w:ascii="Calibri" w:hAnsi="Calibri"/>
+                <w:b w:val="0"/>
+                <w:i w:val="0"/>
+                <w:color w:val="C02020"/>
+                <w:sz w:val="18"/>
+              </w:rPr>
+              <w:t>&gt; 30°</w:t>
+            </w:r>
+          </w:p>
+        </w:tc>
+        <w:tc>
+          <w:tcPr>
+            <w:tcW w:type="dxa" w:w="1984"/>
+            <w:tcBorders>
+              <w:top w:val="single" w:sz="4" w:space="0" w:color="CCCCCC"/>
+              <w:left w:val="single" w:sz="4" w:space="0" w:color="CCCCCC"/>
+              <w:bottom w:val="single" w:sz="4" w:space="0" w:color="CCCCCC"/>
+              <w:right w:val="single" w:sz="4" w:space="0" w:color="CCCCCC"/>
+            </w:tcBorders>
+          </w:tcPr>
+          <w:p>
+            <w:pPr>
+              <w:jc w:val="left"/>
+            </w:pPr>
+            <w:r>
+              <w:rPr>
+                <w:rFonts w:ascii="Calibri" w:hAnsi="Calibri"/>
+                <w:b w:val="0"/>
+                <w:i w:val="0"/>
+                <w:color w:val="1C1C1C"/>
+                <w:sz w:val="18"/>
+              </w:rPr>
+              <w:t>MD Mild + Moderate + Severe</w:t>
+            </w:r>
+          </w:p>
+        </w:tc>
+        <w:tc>
+          <w:tcPr>
+            <w:tcW w:type="dxa" w:w="2835"/>
+            <w:tcBorders>
+              <w:top w:val="single" w:sz="4" w:space="0" w:color="CCCCCC"/>
+              <w:left w:val="single" w:sz="4" w:space="0" w:color="CCCCCC"/>
+              <w:bottom w:val="single" w:sz="4" w:space="0" w:color="CCCCCC"/>
+              <w:right w:val="single" w:sz="4" w:space="0" w:color="CCCCCC"/>
+            </w:tcBorders>
+          </w:tcPr>
+          <w:p>
+            <w:pPr>
+              <w:jc w:val="left"/>
+            </w:pPr>
+            <w:r>
+              <w:rPr>
+                <w:rFonts w:ascii="Calibri" w:hAnsi="Calibri"/>
+                <w:b w:val="0"/>
+                <w:i w:val="0"/>
+                <w:color w:val="1C1C1C"/>
+                <w:sz w:val="18"/>
+              </w:rPr>
+              <w:t>Noticeable lean — needs coaching</w:t>
+            </w:r>
+          </w:p>
+        </w:tc>
+      </w:tr>
+    </w:tbl>
+    <w:p>
+      <w:pPr>
+        <w:spacing w:after="80"/>
+      </w:pPr>
+    </w:p>
+    <w:tbl>
+      <w:tblPr>
+        <w:tblStyle w:val="TableGrid"/>
+        <w:tblW w:type="auto" w:w="0"/>
+        <w:tblLook w:firstColumn="1" w:firstRow="1" w:lastColumn="0" w:lastRow="0" w:noHBand="0" w:noVBand="1" w:val="04A0"/>
+      </w:tblPr>
+      <w:tblGrid>
+        <w:gridCol w:w="9746"/>
+      </w:tblGrid>
+      <w:tr>
+        <w:tc>
+          <w:tcPr>
+            <w:tcW w:type="dxa" w:w="9746"/>
+            <w:shd w:val="clear" w:color="auto" w:fill="FFF3CD"/>
+            <w:tcBorders>
+              <w:top w:val="single" w:sz="6" w:space="0" w:color="AAAAAA"/>
+              <w:left w:val="single" w:sz="6" w:space="0" w:color="AAAAAA"/>
+              <w:bottom w:val="single" w:sz="6" w:space="0" w:color="AAAAAA"/>
+              <w:right w:val="single" w:sz="6" w:space="0" w:color="AAAAAA"/>
+            </w:tcBorders>
+          </w:tcPr>
+          <w:p>
+            <w:pPr>
+              <w:spacing w:before="40" w:after="40"/>
+            </w:pPr>
+            <w:r>
+              <w:rPr>
+                <w:rFonts w:ascii="Calibri" w:hAnsi="Calibri"/>
+                <w:b/>
+                <w:i w:val="0"/>
+                <w:color w:val="C07000"/>
+                <w:sz w:val="20"/>
+              </w:rPr>
+              <w:t xml:space="preserve">Note:  </w:t>
+            </w:r>
+            <w:r>
+              <w:rPr>
+                <w:rFonts w:ascii="Calibri" w:hAnsi="Calibri"/>
+                <w:b w:val="0"/>
+                <w:i w:val="0"/>
+                <w:color w:val="1C1C1C"/>
+                <w:sz w:val="20"/>
+              </w:rPr>
+              <w:t>Warning covers MD mild (28–38° front / 30–40° side), moderate (39–50°), and severe (51°+). The LLM uses the full 5-grade MD table for nuanced coaching language — the image label just signals to the user that the lean needs attention.</w:t>
+            </w:r>
+          </w:p>
+        </w:tc>
+      </w:tr>
+    </w:tbl>
+    <w:p>
+      <w:pPr>
+        <w:spacing w:after="80"/>
+      </w:pPr>
+    </w:p>
+    <w:p>
+      <w:pPr>
+        <w:spacing w:before="200" w:after="60"/>
+      </w:pPr>
+      <w:r>
+        <w:rPr>
+          <w:rFonts w:ascii="Calibri" w:hAnsi="Calibri"/>
+          <w:b/>
+          <w:i w:val="0"/>
+          <w:color w:val="1E5BA8"/>
+          <w:sz w:val="24"/>
+        </w:rPr>
+        <w:t>LLM fault flag — updated (back_angle_max)</w:t>
+      </w:r>
+    </w:p>
+    <w:p>
+      <w:pPr>
+        <w:spacing w:before="20" w:after="80"/>
+      </w:pPr>
+      <w:r>
+        <w:rPr>
+          <w:rFonts w:ascii="Calibri" w:hAnsi="Calibri"/>
+          <w:b w:val="0"/>
+          <w:i w:val="0"/>
+          <w:color w:val="1C1C1C"/>
+          <w:sz w:val="20"/>
+        </w:rPr>
+        <w:t>The excessive_forward_lean boolean should fire earlier — at MD mild fault start, not at moderate:</w:t>
+      </w:r>
+    </w:p>
+    <w:tbl>
+      <w:tblPr>
+        <w:tblStyle w:val="TableGrid"/>
+        <w:tblW w:type="auto" w:w="0"/>
+        <w:tblLook w:firstColumn="1" w:firstRow="1" w:lastColumn="0" w:lastRow="0" w:noHBand="0" w:noVBand="1" w:val="04A0"/>
+      </w:tblPr>
+      <w:tblGrid>
+        <w:gridCol w:w="2436"/>
+        <w:gridCol w:w="2436"/>
+        <w:gridCol w:w="2436"/>
+        <w:gridCol w:w="2436"/>
+      </w:tblGrid>
+      <w:tr>
+        <w:tc>
+          <w:tcPr>
+            <w:tcW w:type="dxa" w:w="1134"/>
+            <w:shd w:val="clear" w:color="auto" w:fill="0F274D"/>
+            <w:tcBorders>
+              <w:top w:val="single" w:sz="4" w:space="0" w:color="FFFFFF"/>
+              <w:left w:val="single" w:sz="4" w:space="0" w:color="FFFFFF"/>
+              <w:bottom w:val="single" w:sz="4" w:space="0" w:color="FFFFFF"/>
+              <w:right w:val="single" w:sz="4" w:space="0" w:color="FFFFFF"/>
+            </w:tcBorders>
+          </w:tcPr>
+          <w:p>
+            <w:pPr>
+              <w:jc w:val="center"/>
+            </w:pPr>
+            <w:r>
+              <w:rPr>
+                <w:rFonts w:ascii="Calibri" w:hAnsi="Calibri"/>
+                <w:b/>
+                <w:i w:val="0"/>
+                <w:color w:val="FFFFFF"/>
+                <w:sz w:val="18"/>
+              </w:rPr>
+              <w:t>Camera</w:t>
+            </w:r>
+          </w:p>
+        </w:tc>
+        <w:tc>
+          <w:tcPr>
+            <w:tcW w:type="dxa" w:w="2551"/>
+            <w:shd w:val="clear" w:color="auto" w:fill="0F274D"/>
+            <w:tcBorders>
+              <w:top w:val="single" w:sz="4" w:space="0" w:color="FFFFFF"/>
+              <w:left w:val="single" w:sz="4" w:space="0" w:color="FFFFFF"/>
+              <w:bottom w:val="single" w:sz="4" w:space="0" w:color="FFFFFF"/>
+              <w:right w:val="single" w:sz="4" w:space="0" w:color="FFFFFF"/>
+            </w:tcBorders>
+          </w:tcPr>
+          <w:p>
+            <w:pPr>
+              <w:jc w:val="center"/>
+            </w:pPr>
+            <w:r>
+              <w:rPr>
+                <w:rFonts w:ascii="Calibri" w:hAnsi="Calibri"/>
+                <w:b/>
+                <w:i w:val="0"/>
+                <w:color w:val="FFFFFF"/>
+                <w:sz w:val="18"/>
+              </w:rPr>
+              <w:t>Current threshold</w:t>
+            </w:r>
+          </w:p>
+        </w:tc>
+        <w:tc>
+          <w:tcPr>
+            <w:tcW w:type="dxa" w:w="2551"/>
+            <w:shd w:val="clear" w:color="auto" w:fill="0F274D"/>
+            <w:tcBorders>
+              <w:top w:val="single" w:sz="4" w:space="0" w:color="FFFFFF"/>
+              <w:left w:val="single" w:sz="4" w:space="0" w:color="FFFFFF"/>
+              <w:bottom w:val="single" w:sz="4" w:space="0" w:color="FFFFFF"/>
+              <w:right w:val="single" w:sz="4" w:space="0" w:color="FFFFFF"/>
+            </w:tcBorders>
+          </w:tcPr>
+          <w:p>
+            <w:pPr>
+              <w:jc w:val="center"/>
+            </w:pPr>
+            <w:r>
+              <w:rPr>
+                <w:rFonts w:ascii="Calibri" w:hAnsi="Calibri"/>
+                <w:b/>
+                <w:i w:val="0"/>
+                <w:color w:val="FFFFFF"/>
+                <w:sz w:val="18"/>
+              </w:rPr>
+              <w:t>Recommended threshold</w:t>
+            </w:r>
+          </w:p>
+        </w:tc>
+        <w:tc>
+          <w:tcPr>
+            <w:tcW w:type="dxa" w:w="3402"/>
+            <w:shd w:val="clear" w:color="auto" w:fill="0F274D"/>
+            <w:tcBorders>
+              <w:top w:val="single" w:sz="4" w:space="0" w:color="FFFFFF"/>
+              <w:left w:val="single" w:sz="4" w:space="0" w:color="FFFFFF"/>
+              <w:bottom w:val="single" w:sz="4" w:space="0" w:color="FFFFFF"/>
+              <w:right w:val="single" w:sz="4" w:space="0" w:color="FFFFFF"/>
+            </w:tcBorders>
+          </w:tcPr>
+          <w:p>
+            <w:pPr>
+              <w:jc w:val="center"/>
+            </w:pPr>
+            <w:r>
+              <w:rPr>
+                <w:rFonts w:ascii="Calibri" w:hAnsi="Calibri"/>
+                <w:b/>
+                <w:i w:val="0"/>
+                <w:color w:val="FFFFFF"/>
+                <w:sz w:val="18"/>
+              </w:rPr>
+              <w:t>Rationale</w:t>
+            </w:r>
+          </w:p>
+        </w:tc>
+      </w:tr>
+      <w:tr>
+        <w:tc>
+          <w:tcPr>
+            <w:tcW w:type="dxa" w:w="1134"/>
+            <w:tcBorders>
+              <w:top w:val="single" w:sz="4" w:space="0" w:color="CCCCCC"/>
+              <w:left w:val="single" w:sz="4" w:space="0" w:color="CCCCCC"/>
+              <w:bottom w:val="single" w:sz="4" w:space="0" w:color="CCCCCC"/>
+              <w:right w:val="single" w:sz="4" w:space="0" w:color="CCCCCC"/>
+            </w:tcBorders>
+          </w:tcPr>
+          <w:p>
+            <w:pPr>
+              <w:jc w:val="left"/>
+            </w:pPr>
+            <w:r>
+              <w:rPr>
+                <w:rFonts w:ascii="Calibri" w:hAnsi="Calibri"/>
+                <w:b w:val="0"/>
+                <w:i w:val="0"/>
+                <w:color w:val="1C1C1C"/>
+                <w:sz w:val="18"/>
+              </w:rPr>
+              <w:t>Front</w:t>
+            </w:r>
+          </w:p>
+        </w:tc>
+        <w:tc>
+          <w:tcPr>
+            <w:tcW w:type="dxa" w:w="2551"/>
+            <w:shd w:val="clear" w:color="auto" w:fill="F8D0D0"/>
+            <w:tcBorders>
+              <w:top w:val="single" w:sz="4" w:space="0" w:color="CCCCCC"/>
+              <w:left w:val="single" w:sz="4" w:space="0" w:color="CCCCCC"/>
+              <w:bottom w:val="single" w:sz="4" w:space="0" w:color="CCCCCC"/>
+              <w:right w:val="single" w:sz="4" w:space="0" w:color="CCCCCC"/>
+            </w:tcBorders>
+          </w:tcPr>
+          <w:p>
+            <w:pPr>
+              <w:jc w:val="left"/>
+            </w:pPr>
+            <w:r>
+              <w:rPr>
+                <w:rFonts w:ascii="Calibri" w:hAnsi="Calibri"/>
+                <w:b w:val="0"/>
+                <w:i w:val="0"/>
+                <w:color w:val="C02020"/>
+                <w:sz w:val="18"/>
+              </w:rPr>
+              <w:t>&gt; 40° (WARNING)</w:t>
+            </w:r>
+          </w:p>
+        </w:tc>
+        <w:tc>
+          <w:tcPr>
+            <w:tcW w:type="dxa" w:w="2551"/>
+            <w:shd w:val="clear" w:color="auto" w:fill="E0F4E8"/>
+            <w:tcBorders>
+              <w:top w:val="single" w:sz="4" w:space="0" w:color="CCCCCC"/>
+              <w:left w:val="single" w:sz="4" w:space="0" w:color="CCCCCC"/>
+              <w:bottom w:val="single" w:sz="4" w:space="0" w:color="CCCCCC"/>
+              <w:right w:val="single" w:sz="4" w:space="0" w:color="CCCCCC"/>
+            </w:tcBorders>
+          </w:tcPr>
+          <w:p>
+            <w:pPr>
+              <w:jc w:val="left"/>
+            </w:pPr>
+            <w:r>
+              <w:rPr>
+                <w:rFonts w:ascii="Calibri" w:hAnsi="Calibri"/>
+                <w:b w:val="0"/>
+                <w:i w:val="0"/>
+                <w:color w:val="1A6E2E"/>
+                <w:sz w:val="18"/>
+              </w:rPr>
+              <w:t>&gt; 28°</w:t>
+            </w:r>
+          </w:p>
+        </w:tc>
+        <w:tc>
+          <w:tcPr>
+            <w:tcW w:type="dxa" w:w="3402"/>
+            <w:tcBorders>
+              <w:top w:val="single" w:sz="4" w:space="0" w:color="CCCCCC"/>
+              <w:left w:val="single" w:sz="4" w:space="0" w:color="CCCCCC"/>
+              <w:bottom w:val="single" w:sz="4" w:space="0" w:color="CCCCCC"/>
+              <w:right w:val="single" w:sz="4" w:space="0" w:color="CCCCCC"/>
+            </w:tcBorders>
+          </w:tcPr>
+          <w:p>
+            <w:pPr>
+              <w:jc w:val="left"/>
+            </w:pPr>
+            <w:r>
+              <w:rPr>
+                <w:rFonts w:ascii="Calibri" w:hAnsi="Calibri"/>
+                <w:b w:val="0"/>
+                <w:i w:val="0"/>
+                <w:color w:val="1C1C1C"/>
+                <w:sz w:val="18"/>
+              </w:rPr>
+              <w:t>Aligns with MD mild fault start — gives LLM a boolean signal for noticeable lean</w:t>
+            </w:r>
+          </w:p>
+        </w:tc>
+      </w:tr>
+      <w:tr>
+        <w:tc>
+          <w:tcPr>
+            <w:tcW w:type="dxa" w:w="1134"/>
+            <w:tcBorders>
+              <w:top w:val="single" w:sz="4" w:space="0" w:color="CCCCCC"/>
+              <w:left w:val="single" w:sz="4" w:space="0" w:color="CCCCCC"/>
+              <w:bottom w:val="single" w:sz="4" w:space="0" w:color="CCCCCC"/>
+              <w:right w:val="single" w:sz="4" w:space="0" w:color="CCCCCC"/>
+            </w:tcBorders>
+          </w:tcPr>
+          <w:p>
+            <w:pPr>
+              <w:jc w:val="left"/>
+            </w:pPr>
+            <w:r>
+              <w:rPr>
+                <w:rFonts w:ascii="Calibri" w:hAnsi="Calibri"/>
+                <w:b w:val="0"/>
+                <w:i w:val="0"/>
+                <w:color w:val="1C1C1C"/>
+                <w:sz w:val="18"/>
+              </w:rPr>
+              <w:t>Side</w:t>
+            </w:r>
+          </w:p>
+        </w:tc>
+        <w:tc>
+          <w:tcPr>
+            <w:tcW w:type="dxa" w:w="2551"/>
+            <w:shd w:val="clear" w:color="auto" w:fill="F8D0D0"/>
+            <w:tcBorders>
+              <w:top w:val="single" w:sz="4" w:space="0" w:color="CCCCCC"/>
+              <w:left w:val="single" w:sz="4" w:space="0" w:color="CCCCCC"/>
+              <w:bottom w:val="single" w:sz="4" w:space="0" w:color="CCCCCC"/>
+              <w:right w:val="single" w:sz="4" w:space="0" w:color="CCCCCC"/>
+            </w:tcBorders>
+          </w:tcPr>
+          <w:p>
+            <w:pPr>
+              <w:jc w:val="left"/>
+            </w:pPr>
+            <w:r>
+              <w:rPr>
+                <w:rFonts w:ascii="Calibri" w:hAnsi="Calibri"/>
+                <w:b w:val="0"/>
+                <w:i w:val="0"/>
+                <w:color w:val="C02020"/>
+                <w:sz w:val="18"/>
+              </w:rPr>
+              <w:t>&gt; 40° (WARNING)</w:t>
+            </w:r>
+          </w:p>
+        </w:tc>
+        <w:tc>
+          <w:tcPr>
+            <w:tcW w:type="dxa" w:w="2551"/>
+            <w:shd w:val="clear" w:color="auto" w:fill="E0F4E8"/>
+            <w:tcBorders>
+              <w:top w:val="single" w:sz="4" w:space="0" w:color="CCCCCC"/>
+              <w:left w:val="single" w:sz="4" w:space="0" w:color="CCCCCC"/>
+              <w:bottom w:val="single" w:sz="4" w:space="0" w:color="CCCCCC"/>
+              <w:right w:val="single" w:sz="4" w:space="0" w:color="CCCCCC"/>
+            </w:tcBorders>
+          </w:tcPr>
+          <w:p>
+            <w:pPr>
+              <w:jc w:val="left"/>
+            </w:pPr>
+            <w:r>
+              <w:rPr>
+                <w:rFonts w:ascii="Calibri" w:hAnsi="Calibri"/>
+                <w:b w:val="0"/>
+                <w:i w:val="0"/>
+                <w:color w:val="1A6E2E"/>
+                <w:sz w:val="18"/>
+              </w:rPr>
+              <w:t>&gt; 30°</w:t>
+            </w:r>
+          </w:p>
+        </w:tc>
+        <w:tc>
+          <w:tcPr>
+            <w:tcW w:type="dxa" w:w="3402"/>
+            <w:tcBorders>
+              <w:top w:val="single" w:sz="4" w:space="0" w:color="CCCCCC"/>
+              <w:left w:val="single" w:sz="4" w:space="0" w:color="CCCCCC"/>
+              <w:bottom w:val="single" w:sz="4" w:space="0" w:color="CCCCCC"/>
+              <w:right w:val="single" w:sz="4" w:space="0" w:color="CCCCCC"/>
+            </w:tcBorders>
+          </w:tcPr>
+          <w:p>
+            <w:pPr>
+              <w:jc w:val="left"/>
+            </w:pPr>
+            <w:r>
+              <w:rPr>
+                <w:rFonts w:ascii="Calibri" w:hAnsi="Calibri"/>
+                <w:b w:val="0"/>
+                <w:i w:val="0"/>
+                <w:color w:val="1C1C1C"/>
+                <w:sz w:val="18"/>
+              </w:rPr>
+              <w:t>Aligns with MD mild fault start for side camera</w:t>
+            </w:r>
+          </w:p>
+        </w:tc>
+      </w:tr>
+    </w:tbl>
+    <w:p>
+      <w:pPr>
+        <w:spacing w:after="80"/>
+      </w:pPr>
+    </w:p>
+    <w:p>
+      <w:pPr>
+        <w:spacing w:before="120" w:after="120"/>
+        <w:pBdr>
+          <w:bottom w:val="single" w:sz="6" w:space="1" w:color="1E5BA8"/>
+        </w:pBdr>
+      </w:pPr>
+    </w:p>
+    <w:p>
+      <w:pPr>
+        <w:spacing w:before="320" w:after="80"/>
+      </w:pPr>
+      <w:r>
+        <w:rPr>
+          <w:rFonts w:ascii="Calibri" w:hAnsi="Calibri"/>
+          <w:b/>
+          <w:i w:val="0"/>
+          <w:color w:val="0F274D"/>
+          <w:sz w:val="30"/>
+        </w:rPr>
+        <w:t>Classification logic — agreed</w:t>
+      </w:r>
+    </w:p>
+    <w:p>
+      <w:pPr>
+        <w:spacing w:before="200" w:after="60"/>
+      </w:pPr>
+      <w:r>
+        <w:rPr>
+          <w:rFonts w:ascii="Calibri" w:hAnsi="Calibri"/>
+          <w:b/>
+          <w:i w:val="0"/>
+          <w:color w:val="1E5BA8"/>
+          <w:sz w:val="24"/>
+        </w:rPr>
+        <w:t>Back angle label for OpenCV image (back_angle_at_bottom)</w:t>
+      </w:r>
+    </w:p>
+    <w:p>
+      <w:pPr>
+        <w:spacing w:before="20" w:after="80"/>
+      </w:pPr>
+      <w:r>
+        <w:rPr>
+          <w:rFonts w:ascii="Calibri" w:hAnsi="Calibri"/>
+          <w:b w:val="0"/>
+          <w:i w:val="0"/>
+          <w:color w:val="1C1C1C"/>
+          <w:sz w:val="20"/>
+        </w:rPr>
+        <w:t>Simple 3-tier threshold — no boolean prerequisite needed (unlike depth). Same convention as MD.</w:t>
+      </w:r>
+    </w:p>
+    <w:tbl>
+      <w:tblPr>
+        <w:tblStyle w:val="TableGrid"/>
+        <w:tblW w:type="auto" w:w="0"/>
+        <w:tblLook w:firstColumn="1" w:firstRow="1" w:lastColumn="0" w:lastRow="0" w:noHBand="0" w:noVBand="1" w:val="04A0"/>
+      </w:tblPr>
+      <w:tblGrid>
+        <w:gridCol w:w="9746"/>
+      </w:tblGrid>
+      <w:tr>
+        <w:tc>
+          <w:tcPr>
+            <w:tcW w:type="dxa" w:w="9746"/>
+            <w:shd w:val="clear" w:color="auto" w:fill="111827"/>
+            <w:tcBorders>
+              <w:top w:val="single" w:sz="6" w:space="0" w:color="1E2433"/>
+              <w:left w:val="single" w:sz="6" w:space="0" w:color="1E2433"/>
+              <w:bottom w:val="single" w:sz="6" w:space="0" w:color="1E2433"/>
+              <w:right w:val="single" w:sz="6" w:space="0" w:color="1E2433"/>
+            </w:tcBorders>
+          </w:tcPr>
+          <w:p>
+            <w:pPr>
+              <w:spacing w:before="80" w:after="80"/>
+            </w:pPr>
+            <w:r>
+              <w:rPr>
+                <w:rFonts w:ascii="Courier New" w:hAnsi="Courier New"/>
+                <w:b w:val="0"/>
+                <w:i w:val="0"/>
+                <w:color w:val="86EFAC"/>
+                <w:sz w:val="18"/>
+              </w:rPr>
+              <w:t># Back angle image label — using back_angle_at_bottom</w:t>
+              <w:br/>
+              <w:t># All values in degrees from vertical (same convention as MD)</w:t>
+              <w:br/>
+              <w:br/>
+              <w:t># Front camera</w:t>
+              <w:br/>
+              <w:t>if back_angle_at_bottom &lt;= 18:</w:t>
+              <w:br/>
+              <w:t xml:space="preserve">    back_label = 'Excellent'</w:t>
+              <w:br/>
+              <w:t>elif back_angle_at_bottom &lt;= 28:</w:t>
+              <w:br/>
+              <w:t xml:space="preserve">    back_label = 'Good'</w:t>
+              <w:br/>
+              <w:t>else:</w:t>
+              <w:br/>
+              <w:t xml:space="preserve">    back_label = 'Warning'</w:t>
+              <w:br/>
+              <w:br/>
+              <w:t># Side camera</w:t>
+              <w:br/>
+              <w:t>if back_angle_at_bottom &lt;= 20:</w:t>
+              <w:br/>
+              <w:t xml:space="preserve">    back_label = 'Excellent'</w:t>
+              <w:br/>
+              <w:t>elif back_angle_at_bottom &lt;= 30:</w:t>
+              <w:br/>
+              <w:t xml:space="preserve">    back_label = 'Good'</w:t>
+              <w:br/>
+              <w:t>else:</w:t>
+              <w:br/>
+              <w:t xml:space="preserve">    back_label = 'Warning'</w:t>
+            </w:r>
+          </w:p>
+        </w:tc>
+      </w:tr>
+    </w:tbl>
+    <w:p>
+      <w:pPr>
+        <w:spacing w:after="80"/>
+      </w:pPr>
+    </w:p>
+    <w:p>
+      <w:pPr>
+        <w:spacing w:before="200" w:after="60"/>
+      </w:pPr>
+      <w:r>
+        <w:rPr>
+          <w:rFonts w:ascii="Calibri" w:hAnsi="Calibri"/>
+          <w:b/>
+          <w:i w:val="0"/>
+          <w:color w:val="1E5BA8"/>
+          <w:sz w:val="24"/>
+        </w:rPr>
+        <w:t>LLM fault flag (back_angle_max — worst lean across rep)</w:t>
+      </w:r>
+    </w:p>
+    <w:tbl>
+      <w:tblPr>
+        <w:tblStyle w:val="TableGrid"/>
+        <w:tblW w:type="auto" w:w="0"/>
+        <w:tblLook w:firstColumn="1" w:firstRow="1" w:lastColumn="0" w:lastRow="0" w:noHBand="0" w:noVBand="1" w:val="04A0"/>
+      </w:tblPr>
+      <w:tblGrid>
+        <w:gridCol w:w="9746"/>
+      </w:tblGrid>
+      <w:tr>
+        <w:tc>
+          <w:tcPr>
+            <w:tcW w:type="dxa" w:w="9746"/>
+            <w:shd w:val="clear" w:color="auto" w:fill="111827"/>
+            <w:tcBorders>
+              <w:top w:val="single" w:sz="6" w:space="0" w:color="1E2433"/>
+              <w:left w:val="single" w:sz="6" w:space="0" w:color="1E2433"/>
+              <w:bottom w:val="single" w:sz="6" w:space="0" w:color="1E2433"/>
+              <w:right w:val="single" w:sz="6" w:space="0" w:color="1E2433"/>
+            </w:tcBorders>
+          </w:tcPr>
+          <w:p>
+            <w:pPr>
+              <w:spacing w:before="80" w:after="80"/>
+            </w:pPr>
+            <w:r>
+              <w:rPr>
+                <w:rFonts w:ascii="Courier New" w:hAnsi="Courier New"/>
+                <w:b w:val="0"/>
+                <w:i w:val="0"/>
+                <w:color w:val="86EFAC"/>
+                <w:sz w:val="18"/>
+              </w:rPr>
+              <w:t># Updated excessive_forward_lean flag — fires at mild fault, not moderate</w:t>
+              <w:br/>
+              <w:t>front_threshold = 28   # was 40</w:t>
+              <w:br/>
+              <w:t>side_threshold  = 30   # was 40</w:t>
+              <w:br/>
+              <w:br/>
+              <w:t>excessive_forward_lean = back_angle_max_mean &gt; threshold_for_camera</w:t>
+              <w:br/>
+              <w:t># LLM also receives torso_lean_max (raw angle) for nuanced scoring</w:t>
+            </w:r>
+          </w:p>
+        </w:tc>
+      </w:tr>
+    </w:tbl>
+    <w:p>
+      <w:pPr>
+        <w:spacing w:after="80"/>
+      </w:pPr>
+    </w:p>
+    <w:p>
+      <w:pPr>
+        <w:spacing w:before="120" w:after="120"/>
+        <w:pBdr>
+          <w:bottom w:val="single" w:sz="6" w:space="1" w:color="1E5BA8"/>
+        </w:pBdr>
+      </w:pPr>
+    </w:p>
+    <w:p>
+      <w:pPr>
+        <w:spacing w:before="320" w:after="80"/>
+      </w:pPr>
+      <w:r>
+        <w:rPr>
+          <w:rFonts w:ascii="Calibri" w:hAnsi="Calibri"/>
+          <w:b/>
+          <w:i w:val="0"/>
+          <w:color w:val="0F274D"/>
+          <w:sz w:val="30"/>
+        </w:rPr>
+        <w:t>Actions — what needs updating and where</w:t>
+      </w:r>
+    </w:p>
+    <w:tbl>
+      <w:tblPr>
+        <w:tblStyle w:val="TableGrid"/>
+        <w:tblW w:type="auto" w:w="0"/>
+        <w:tblLook w:firstColumn="1" w:firstRow="1" w:lastColumn="0" w:lastRow="0" w:noHBand="0" w:noVBand="1" w:val="04A0"/>
+      </w:tblPr>
+      <w:tblGrid>
+        <w:gridCol w:w="3249"/>
+        <w:gridCol w:w="3249"/>
+        <w:gridCol w:w="3249"/>
+      </w:tblGrid>
+      <w:tr>
+        <w:tc>
+          <w:tcPr>
+            <w:tcW w:type="dxa" w:w="510"/>
+            <w:shd w:val="clear" w:color="auto" w:fill="C02020"/>
+            <w:tcBorders>
+              <w:top w:val="single" w:sz="4" w:space="0" w:color="FFFFFF"/>
+              <w:left w:val="single" w:sz="4" w:space="0" w:color="FFFFFF"/>
+              <w:bottom w:val="single" w:sz="4" w:space="0" w:color="FFFFFF"/>
+              <w:right w:val="single" w:sz="4" w:space="0" w:color="FFFFFF"/>
+            </w:tcBorders>
+          </w:tcPr>
+          <w:p>
+            <w:pPr>
+              <w:jc w:val="center"/>
+            </w:pPr>
+            <w:r>
+              <w:rPr>
+                <w:rFonts w:ascii="Calibri" w:hAnsi="Calibri"/>
+                <w:b/>
+                <w:i w:val="0"/>
+                <w:color w:val="FFFFFF"/>
+                <w:sz w:val="26"/>
+              </w:rPr>
+              <w:t>1</w:t>
+            </w:r>
+          </w:p>
+        </w:tc>
+        <w:tc>
+          <w:tcPr>
+            <w:tcW w:type="dxa" w:w="3118"/>
+            <w:shd w:val="clear" w:color="auto" w:fill="D0E0F5"/>
+            <w:tcBorders>
+              <w:top w:val="single" w:sz="4" w:space="0" w:color="CCCCCC"/>
+              <w:left w:val="single" w:sz="4" w:space="0" w:color="CCCCCC"/>
+              <w:bottom w:val="single" w:sz="4" w:space="0" w:color="CCCCCC"/>
+              <w:right w:val="single" w:sz="4" w:space="0" w:color="CCCCCC"/>
+            </w:tcBorders>
+          </w:tcPr>
+          <w:p>
+            <w:r>
+              <w:rPr>
+                <w:rFonts w:ascii="Calibri" w:hAnsi="Calibri"/>
+                <w:b/>
+                <w:i w:val="0"/>
+                <w:color w:val="0F274D"/>
+                <w:sz w:val="20"/>
+              </w:rPr>
+              <w:t>Biomechanics script</w:t>
+              <w:br/>
+            </w:r>
+            <w:r>
+              <w:rPr>
+                <w:rFonts w:ascii="Calibri" w:hAnsi="Calibri"/>
+                <w:b w:val="0"/>
+                <w:i w:val="0"/>
+                <w:color w:val="1C1C1C"/>
+                <w:sz w:val="19"/>
+              </w:rPr>
+              <w:t>Add back_angle label per rep using back_angle_at_bottom</w:t>
+            </w:r>
+          </w:p>
+        </w:tc>
+        <w:tc>
+          <w:tcPr>
+            <w:tcW w:type="dxa" w:w="6009"/>
+            <w:tcBorders>
+              <w:top w:val="single" w:sz="4" w:space="0" w:color="CCCCCC"/>
+              <w:left w:val="single" w:sz="4" w:space="0" w:color="CCCCCC"/>
+              <w:bottom w:val="single" w:sz="4" w:space="0" w:color="CCCCCC"/>
+              <w:right w:val="single" w:sz="4" w:space="0" w:color="CCCCCC"/>
+            </w:tcBorders>
+          </w:tcPr>
+          <w:p>
+            <w:r>
+              <w:rPr>
+                <w:rFonts w:ascii="Calibri" w:hAnsi="Calibri"/>
+                <w:b w:val="0"/>
+                <w:i w:val="0"/>
+                <w:color w:val="1C1C1C"/>
+                <w:sz w:val="19"/>
+              </w:rPr>
+              <w:t>Add back_label to back_data output per rep:</w:t>
+              <w:br/>
+              <w:t xml:space="preserve">  Front: Excellent ≤18°, Good 19–28°, Warning &gt;28°</w:t>
+              <w:br/>
+              <w:t xml:space="preserve">  Side:  Excellent ≤20°, Good 20–30°, Warning &gt;30°</w:t>
+              <w:br/>
+              <w:t>Using back_angle_at_bottom (not back_angle_max) for the image annotation label.</w:t>
+            </w:r>
+          </w:p>
+        </w:tc>
+      </w:tr>
+    </w:tbl>
+    <w:p>
+      <w:pPr>
+        <w:spacing w:after="60"/>
+      </w:pPr>
+    </w:p>
+    <w:tbl>
+      <w:tblPr>
+        <w:tblStyle w:val="TableGrid"/>
+        <w:tblW w:type="auto" w:w="0"/>
+        <w:tblLook w:firstColumn="1" w:firstRow="1" w:lastColumn="0" w:lastRow="0" w:noHBand="0" w:noVBand="1" w:val="04A0"/>
+      </w:tblPr>
+      <w:tblGrid>
+        <w:gridCol w:w="3249"/>
+        <w:gridCol w:w="3249"/>
+        <w:gridCol w:w="3249"/>
+      </w:tblGrid>
+      <w:tr>
+        <w:tc>
+          <w:tcPr>
+            <w:tcW w:type="dxa" w:w="510"/>
+            <w:shd w:val="clear" w:color="auto" w:fill="C02020"/>
+            <w:tcBorders>
+              <w:top w:val="single" w:sz="4" w:space="0" w:color="FFFFFF"/>
+              <w:left w:val="single" w:sz="4" w:space="0" w:color="FFFFFF"/>
+              <w:bottom w:val="single" w:sz="4" w:space="0" w:color="FFFFFF"/>
+              <w:right w:val="single" w:sz="4" w:space="0" w:color="FFFFFF"/>
+            </w:tcBorders>
+          </w:tcPr>
+          <w:p>
+            <w:pPr>
+              <w:jc w:val="center"/>
+            </w:pPr>
+            <w:r>
+              <w:rPr>
+                <w:rFonts w:ascii="Calibri" w:hAnsi="Calibri"/>
+                <w:b/>
+                <w:i w:val="0"/>
+                <w:color w:val="FFFFFF"/>
+                <w:sz w:val="26"/>
+              </w:rPr>
+              <w:t>2</w:t>
+            </w:r>
+          </w:p>
+        </w:tc>
+        <w:tc>
+          <w:tcPr>
+            <w:tcW w:type="dxa" w:w="3118"/>
+            <w:shd w:val="clear" w:color="auto" w:fill="D0E0F5"/>
+            <w:tcBorders>
+              <w:top w:val="single" w:sz="4" w:space="0" w:color="CCCCCC"/>
+              <w:left w:val="single" w:sz="4" w:space="0" w:color="CCCCCC"/>
+              <w:bottom w:val="single" w:sz="4" w:space="0" w:color="CCCCCC"/>
+              <w:right w:val="single" w:sz="4" w:space="0" w:color="CCCCCC"/>
+            </w:tcBorders>
+          </w:tcPr>
+          <w:p>
+            <w:r>
+              <w:rPr>
+                <w:rFonts w:ascii="Calibri" w:hAnsi="Calibri"/>
+                <w:b/>
+                <w:i w:val="0"/>
+                <w:color w:val="0F274D"/>
+                <w:sz w:val="20"/>
+              </w:rPr>
+              <w:t>Biomechanics script</w:t>
+              <w:br/>
+            </w:r>
+            <w:r>
+              <w:rPr>
+                <w:rFonts w:ascii="Calibri" w:hAnsi="Calibri"/>
+                <w:b w:val="0"/>
+                <w:i w:val="0"/>
+                <w:color w:val="1C1C1C"/>
+                <w:sz w:val="19"/>
+              </w:rPr>
+              <w:t>Update excessive_forward_lean threshold in internal classification</w:t>
+            </w:r>
+          </w:p>
+        </w:tc>
+        <w:tc>
+          <w:tcPr>
+            <w:tcW w:type="dxa" w:w="6009"/>
+            <w:tcBorders>
+              <w:top w:val="single" w:sz="4" w:space="0" w:color="CCCCCC"/>
+              <w:left w:val="single" w:sz="4" w:space="0" w:color="CCCCCC"/>
+              <w:bottom w:val="single" w:sz="4" w:space="0" w:color="CCCCCC"/>
+              <w:right w:val="single" w:sz="4" w:space="0" w:color="CCCCCC"/>
+            </w:tcBorders>
+          </w:tcPr>
+          <w:p>
+            <w:r>
+              <w:rPr>
+                <w:rFonts w:ascii="Calibri" w:hAnsi="Calibri"/>
+                <w:b w:val="0"/>
+                <w:i w:val="0"/>
+                <w:color w:val="1C1C1C"/>
+                <w:sz w:val="19"/>
+              </w:rPr>
+              <w:t>Current: WARNING fires at back_angle_max &gt; 40°</w:t>
+              <w:br/>
+              <w:t>Recommended: fire at &gt; 28° (front) or &gt; 30° (side) — aligns with MD mild fault start</w:t>
+              <w:br/>
+              <w:t>Also update status labels: GOOD / ACCEPTABLE / WARNING → Excellent / Good / Warning</w:t>
+            </w:r>
+          </w:p>
+        </w:tc>
+      </w:tr>
+    </w:tbl>
+    <w:p>
+      <w:pPr>
+        <w:spacing w:after="60"/>
+      </w:pPr>
+    </w:p>
+    <w:tbl>
+      <w:tblPr>
+        <w:tblStyle w:val="TableGrid"/>
+        <w:tblW w:type="auto" w:w="0"/>
+        <w:tblLook w:firstColumn="1" w:firstRow="1" w:lastColumn="0" w:lastRow="0" w:noHBand="0" w:noVBand="1" w:val="04A0"/>
+      </w:tblPr>
+      <w:tblGrid>
+        <w:gridCol w:w="3249"/>
+        <w:gridCol w:w="3249"/>
+        <w:gridCol w:w="3249"/>
+      </w:tblGrid>
+      <w:tr>
+        <w:tc>
+          <w:tcPr>
+            <w:tcW w:type="dxa" w:w="510"/>
+            <w:shd w:val="clear" w:color="auto" w:fill="C07000"/>
+            <w:tcBorders>
+              <w:top w:val="single" w:sz="4" w:space="0" w:color="FFFFFF"/>
+              <w:left w:val="single" w:sz="4" w:space="0" w:color="FFFFFF"/>
+              <w:bottom w:val="single" w:sz="4" w:space="0" w:color="FFFFFF"/>
+              <w:right w:val="single" w:sz="4" w:space="0" w:color="FFFFFF"/>
+            </w:tcBorders>
+          </w:tcPr>
+          <w:p>
+            <w:pPr>
+              <w:jc w:val="center"/>
+            </w:pPr>
+            <w:r>
+              <w:rPr>
+                <w:rFonts w:ascii="Calibri" w:hAnsi="Calibri"/>
+                <w:b/>
+                <w:i w:val="0"/>
+                <w:color w:val="FFFFFF"/>
+                <w:sz w:val="26"/>
+              </w:rPr>
+              <w:t>3</w:t>
+            </w:r>
+          </w:p>
+        </w:tc>
+        <w:tc>
+          <w:tcPr>
+            <w:tcW w:type="dxa" w:w="3118"/>
+            <w:shd w:val="clear" w:color="auto" w:fill="D0E0F5"/>
+            <w:tcBorders>
+              <w:top w:val="single" w:sz="4" w:space="0" w:color="CCCCCC"/>
+              <w:left w:val="single" w:sz="4" w:space="0" w:color="CCCCCC"/>
+              <w:bottom w:val="single" w:sz="4" w:space="0" w:color="CCCCCC"/>
+              <w:right w:val="single" w:sz="4" w:space="0" w:color="CCCCCC"/>
+            </w:tcBorders>
+          </w:tcPr>
+          <w:p>
+            <w:r>
+              <w:rPr>
+                <w:rFonts w:ascii="Calibri" w:hAnsi="Calibri"/>
+                <w:b/>
+                <w:i w:val="0"/>
+                <w:color w:val="0F274D"/>
+                <w:sz w:val="20"/>
+              </w:rPr>
+              <w:t>Python test script (script_test_new_haiku.py)</w:t>
+              <w:br/>
+            </w:r>
+            <w:r>
+              <w:rPr>
+                <w:rFonts w:ascii="Calibri" w:hAnsi="Calibri"/>
+                <w:b w:val="0"/>
+                <w:i w:val="0"/>
+                <w:color w:val="1C1C1C"/>
+                <w:sz w:val="19"/>
+              </w:rPr>
+              <w:t>Update excessive_forward_lean flag threshold passed to LLM</w:t>
+            </w:r>
+          </w:p>
+        </w:tc>
+        <w:tc>
+          <w:tcPr>
+            <w:tcW w:type="dxa" w:w="6009"/>
+            <w:tcBorders>
+              <w:top w:val="single" w:sz="4" w:space="0" w:color="CCCCCC"/>
+              <w:left w:val="single" w:sz="4" w:space="0" w:color="CCCCCC"/>
+              <w:bottom w:val="single" w:sz="4" w:space="0" w:color="CCCCCC"/>
+              <w:right w:val="single" w:sz="4" w:space="0" w:color="CCCCCC"/>
+            </w:tcBorders>
+          </w:tcPr>
+          <w:p>
+            <w:r>
+              <w:rPr>
+                <w:rFonts w:ascii="Calibri" w:hAnsi="Calibri"/>
+                <w:b w:val="0"/>
+                <w:i w:val="0"/>
+                <w:color w:val="1C1C1C"/>
+                <w:sz w:val="19"/>
+              </w:rPr>
+              <w:t>Current: True if 'WARNING' in status_distribution (fires at &gt;40°)</w:t>
+              <w:br/>
+              <w:t>Update to fire at 'Good' threshold: True if back_angle_max_mean &gt; 28 (front) or &gt; 30 (side)</w:t>
+              <w:br/>
+              <w:t>Ensures LLM gets a boolean signal for noticeable lean, not just severe lean.</w:t>
+            </w:r>
+          </w:p>
+        </w:tc>
+      </w:tr>
+    </w:tbl>
+    <w:p>
+      <w:pPr>
+        <w:spacing w:after="60"/>
+      </w:pPr>
+    </w:p>
+    <w:tbl>
+      <w:tblPr>
+        <w:tblStyle w:val="TableGrid"/>
+        <w:tblW w:type="auto" w:w="0"/>
+        <w:tblLook w:firstColumn="1" w:firstRow="1" w:lastColumn="0" w:lastRow="0" w:noHBand="0" w:noVBand="1" w:val="04A0"/>
+      </w:tblPr>
+      <w:tblGrid>
+        <w:gridCol w:w="3249"/>
+        <w:gridCol w:w="3249"/>
+        <w:gridCol w:w="3249"/>
+      </w:tblGrid>
+      <w:tr>
+        <w:tc>
+          <w:tcPr>
+            <w:tcW w:type="dxa" w:w="510"/>
+            <w:shd w:val="clear" w:color="auto" w:fill="1A6E2E"/>
+            <w:tcBorders>
+              <w:top w:val="single" w:sz="4" w:space="0" w:color="FFFFFF"/>
+              <w:left w:val="single" w:sz="4" w:space="0" w:color="FFFFFF"/>
+              <w:bottom w:val="single" w:sz="4" w:space="0" w:color="FFFFFF"/>
+              <w:right w:val="single" w:sz="4" w:space="0" w:color="FFFFFF"/>
+            </w:tcBorders>
+          </w:tcPr>
+          <w:p>
+            <w:pPr>
+              <w:jc w:val="center"/>
+            </w:pPr>
+            <w:r>
+              <w:rPr>
+                <w:rFonts w:ascii="Calibri" w:hAnsi="Calibri"/>
+                <w:b/>
+                <w:i w:val="0"/>
+                <w:color w:val="FFFFFF"/>
+                <w:sz w:val="26"/>
+              </w:rPr>
+              <w:t>4</w:t>
+            </w:r>
+          </w:p>
+        </w:tc>
+        <w:tc>
+          <w:tcPr>
+            <w:tcW w:type="dxa" w:w="3118"/>
+            <w:shd w:val="clear" w:color="auto" w:fill="D0E0F5"/>
+            <w:tcBorders>
+              <w:top w:val="single" w:sz="4" w:space="0" w:color="CCCCCC"/>
+              <w:left w:val="single" w:sz="4" w:space="0" w:color="CCCCCC"/>
+              <w:bottom w:val="single" w:sz="4" w:space="0" w:color="CCCCCC"/>
+              <w:right w:val="single" w:sz="4" w:space="0" w:color="CCCCCC"/>
+            </w:tcBorders>
+          </w:tcPr>
+          <w:p>
+            <w:r>
+              <w:rPr>
+                <w:rFonts w:ascii="Calibri" w:hAnsi="Calibri"/>
+                <w:b/>
+                <w:i w:val="0"/>
+                <w:color w:val="0F274D"/>
+                <w:sz w:val="20"/>
+              </w:rPr>
+              <w:t>goblet_squat_coaching_reference.md</w:t>
+              <w:br/>
+            </w:r>
+            <w:r>
+              <w:rPr>
+                <w:rFonts w:ascii="Calibri" w:hAnsi="Calibri"/>
+                <w:b w:val="0"/>
+                <w:i w:val="0"/>
+                <w:color w:val="1C1C1C"/>
+                <w:sz w:val="19"/>
+              </w:rPr>
+              <w:t>No changes needed — MD 5-grade thresholds are correct and research-backed</w:t>
+            </w:r>
+          </w:p>
+        </w:tc>
+        <w:tc>
+          <w:tcPr>
+            <w:tcW w:type="dxa" w:w="6009"/>
+            <w:tcBorders>
+              <w:top w:val="single" w:sz="4" w:space="0" w:color="CCCCCC"/>
+              <w:left w:val="single" w:sz="4" w:space="0" w:color="CCCCCC"/>
+              <w:bottom w:val="single" w:sz="4" w:space="0" w:color="CCCCCC"/>
+              <w:right w:val="single" w:sz="4" w:space="0" w:color="CCCCCC"/>
+            </w:tcBorders>
+          </w:tcPr>
+          <w:p>
+            <w:r>
+              <w:rPr>
+                <w:rFonts w:ascii="Calibri" w:hAnsi="Calibri"/>
+                <w:b w:val="0"/>
+                <w:i w:val="0"/>
+                <w:color w:val="1C1C1C"/>
+                <w:sz w:val="19"/>
+              </w:rPr>
+              <w:t>Front: Excellent 5–18°, Good 19–28°, Mild 29–38°, Moderate 39–50°, Severe 51°+</w:t>
+              <w:br/>
+              <w:t>Side:  Excellent 5–20°, Good 20–30°, Mild 30–40°, Moderate 40–50°, Severe 50°+</w:t>
+              <w:br/>
+              <w:t>These remain as the LLM's scoring reference — confirmed as-is.</w:t>
+            </w:r>
+          </w:p>
+        </w:tc>
+      </w:tr>
+    </w:tbl>
+    <w:p>
+      <w:pPr>
+        <w:spacing w:after="60"/>
+      </w:pPr>
+    </w:p>
+    <w:tbl>
+      <w:tblPr>
+        <w:tblStyle w:val="TableGrid"/>
+        <w:tblW w:type="auto" w:w="0"/>
+        <w:tblLook w:firstColumn="1" w:firstRow="1" w:lastColumn="0" w:lastRow="0" w:noHBand="0" w:noVBand="1" w:val="04A0"/>
+      </w:tblPr>
+      <w:tblGrid>
+        <w:gridCol w:w="3249"/>
+        <w:gridCol w:w="3249"/>
+        <w:gridCol w:w="3249"/>
+      </w:tblGrid>
+      <w:tr>
+        <w:tc>
+          <w:tcPr>
+            <w:tcW w:type="dxa" w:w="510"/>
+            <w:shd w:val="clear" w:color="auto" w:fill="1A6E2E"/>
+            <w:tcBorders>
+              <w:top w:val="single" w:sz="4" w:space="0" w:color="FFFFFF"/>
+              <w:left w:val="single" w:sz="4" w:space="0" w:color="FFFFFF"/>
+              <w:bottom w:val="single" w:sz="4" w:space="0" w:color="FFFFFF"/>
+              <w:right w:val="single" w:sz="4" w:space="0" w:color="FFFFFF"/>
+            </w:tcBorders>
+          </w:tcPr>
+          <w:p>
+            <w:pPr>
+              <w:jc w:val="center"/>
+            </w:pPr>
+            <w:r>
+              <w:rPr>
+                <w:rFonts w:ascii="Calibri" w:hAnsi="Calibri"/>
+                <w:b/>
+                <w:i w:val="0"/>
+                <w:color w:val="FFFFFF"/>
+                <w:sz w:val="26"/>
+              </w:rPr>
+              <w:t>5</w:t>
+            </w:r>
+          </w:p>
+        </w:tc>
+        <w:tc>
+          <w:tcPr>
+            <w:tcW w:type="dxa" w:w="3118"/>
+            <w:shd w:val="clear" w:color="auto" w:fill="D0E0F5"/>
+            <w:tcBorders>
+              <w:top w:val="single" w:sz="4" w:space="0" w:color="CCCCCC"/>
+              <w:left w:val="single" w:sz="4" w:space="0" w:color="CCCCCC"/>
+              <w:bottom w:val="single" w:sz="4" w:space="0" w:color="CCCCCC"/>
+              <w:right w:val="single" w:sz="4" w:space="0" w:color="CCCCCC"/>
+            </w:tcBorders>
+          </w:tcPr>
+          <w:p>
+            <w:r>
+              <w:rPr>
+                <w:rFonts w:ascii="Calibri" w:hAnsi="Calibri"/>
+                <w:b/>
+                <w:i w:val="0"/>
+                <w:color w:val="0F274D"/>
+                <w:sz w:val="20"/>
+              </w:rPr>
+              <w:t>System prompt v2.0 — STEP 1</w:t>
+              <w:br/>
+            </w:r>
+            <w:r>
+              <w:rPr>
+                <w:rFonts w:ascii="Calibri" w:hAnsi="Calibri"/>
+                <w:b w:val="0"/>
+                <w:i w:val="0"/>
+                <w:color w:val="1C1C1C"/>
+                <w:sz w:val="19"/>
+              </w:rPr>
+              <w:t>Targets already correct — confirm as-is</w:t>
+            </w:r>
+          </w:p>
+        </w:tc>
+        <w:tc>
+          <w:tcPr>
+            <w:tcW w:type="dxa" w:w="6009"/>
+            <w:tcBorders>
+              <w:top w:val="single" w:sz="4" w:space="0" w:color="CCCCCC"/>
+              <w:left w:val="single" w:sz="4" w:space="0" w:color="CCCCCC"/>
+              <w:bottom w:val="single" w:sz="4" w:space="0" w:color="CCCCCC"/>
+              <w:right w:val="single" w:sz="4" w:space="0" w:color="CCCCCC"/>
+            </w:tcBorders>
+          </w:tcPr>
+          <w:p>
+            <w:r>
+              <w:rPr>
+                <w:rFonts w:ascii="Calibri" w:hAnsi="Calibri"/>
+                <w:b w:val="0"/>
+                <w:i w:val="0"/>
+                <w:color w:val="1C1C1C"/>
+                <w:sz w:val="19"/>
+              </w:rPr>
+              <w:t>Trunk lean target ≤20° (side) / ≤18° (front) matches new Excellent thresholds exactly.</w:t>
+              <w:br/>
+              <w:t>No change needed.</w:t>
+            </w:r>
+          </w:p>
+        </w:tc>
+      </w:tr>
+    </w:tbl>
+    <w:p>
+      <w:pPr>
+        <w:spacing w:after="60"/>
+      </w:pPr>
+    </w:p>
+    <w:p>
+      <w:pPr>
+        <w:spacing w:before="120" w:after="120"/>
+        <w:pBdr>
+          <w:bottom w:val="single" w:sz="6" w:space="1" w:color="1E5BA8"/>
+        </w:pBdr>
+      </w:pPr>
+    </w:p>
+    <w:p>
+      <w:pPr>
+        <w:spacing w:before="200" w:after="60"/>
+      </w:pPr>
+      <w:r>
+        <w:rPr>
+          <w:rFonts w:ascii="Calibri" w:hAnsi="Calibri"/>
+          <w:b/>
+          <w:i w:val="0"/>
+          <w:color w:val="1E5BA8"/>
+          <w:sz w:val="24"/>
+        </w:rPr>
+        <w:t>Sign-off — agreed thresholds</w:t>
+      </w:r>
+    </w:p>
+    <w:tbl>
+      <w:tblPr>
+        <w:tblStyle w:val="TableGrid"/>
+        <w:tblW w:type="auto" w:w="0"/>
+        <w:tblLook w:firstColumn="1" w:firstRow="1" w:lastColumn="0" w:lastRow="0" w:noHBand="0" w:noVBand="1" w:val="04A0"/>
+      </w:tblPr>
+      <w:tblGrid>
+        <w:gridCol w:w="1949"/>
+        <w:gridCol w:w="1949"/>
+        <w:gridCol w:w="1949"/>
+        <w:gridCol w:w="1949"/>
+        <w:gridCol w:w="1949"/>
+      </w:tblGrid>
+      <w:tr>
+        <w:tc>
+          <w:tcPr>
+            <w:tcW w:type="dxa" w:w="1134"/>
+            <w:shd w:val="clear" w:color="auto" w:fill="0F274D"/>
+            <w:tcBorders>
+              <w:top w:val="single" w:sz="4" w:space="0" w:color="FFFFFF"/>
+              <w:left w:val="single" w:sz="4" w:space="0" w:color="FFFFFF"/>
+              <w:bottom w:val="single" w:sz="4" w:space="0" w:color="FFFFFF"/>
+              <w:right w:val="single" w:sz="4" w:space="0" w:color="FFFFFF"/>
+            </w:tcBorders>
+          </w:tcPr>
+          <w:p>
+            <w:pPr>
+              <w:jc w:val="center"/>
+            </w:pPr>
+            <w:r>
+              <w:rPr>
+                <w:rFonts w:ascii="Calibri" w:hAnsi="Calibri"/>
+                <w:b/>
+                <w:i w:val="0"/>
+                <w:color w:val="FFFFFF"/>
+                <w:sz w:val="18"/>
+              </w:rPr>
+              <w:t>Camera</w:t>
+            </w:r>
+          </w:p>
+        </w:tc>
+        <w:tc>
+          <w:tcPr>
+            <w:tcW w:type="dxa" w:w="1701"/>
+            <w:shd w:val="clear" w:color="auto" w:fill="0F274D"/>
+            <w:tcBorders>
+              <w:top w:val="single" w:sz="4" w:space="0" w:color="FFFFFF"/>
+              <w:left w:val="single" w:sz="4" w:space="0" w:color="FFFFFF"/>
+              <w:bottom w:val="single" w:sz="4" w:space="0" w:color="FFFFFF"/>
+              <w:right w:val="single" w:sz="4" w:space="0" w:color="FFFFFF"/>
+            </w:tcBorders>
+          </w:tcPr>
+          <w:p>
+            <w:pPr>
+              <w:jc w:val="center"/>
+            </w:pPr>
+            <w:r>
+              <w:rPr>
+                <w:rFonts w:ascii="Calibri" w:hAnsi="Calibri"/>
+                <w:b/>
+                <w:i w:val="0"/>
+                <w:color w:val="FFFFFF"/>
+                <w:sz w:val="18"/>
+              </w:rPr>
+              <w:t>Label</w:t>
+            </w:r>
+          </w:p>
+        </w:tc>
+        <w:tc>
+          <w:tcPr>
+            <w:tcW w:type="dxa" w:w="2551"/>
+            <w:shd w:val="clear" w:color="auto" w:fill="0F274D"/>
+            <w:tcBorders>
+              <w:top w:val="single" w:sz="4" w:space="0" w:color="FFFFFF"/>
+              <w:left w:val="single" w:sz="4" w:space="0" w:color="FFFFFF"/>
+              <w:bottom w:val="single" w:sz="4" w:space="0" w:color="FFFFFF"/>
+              <w:right w:val="single" w:sz="4" w:space="0" w:color="FFFFFF"/>
+            </w:tcBorders>
+          </w:tcPr>
+          <w:p>
+            <w:pPr>
+              <w:jc w:val="center"/>
+            </w:pPr>
+            <w:r>
+              <w:rPr>
+                <w:rFonts w:ascii="Calibri" w:hAnsi="Calibri"/>
+                <w:b/>
+                <w:i w:val="0"/>
+                <w:color w:val="FFFFFF"/>
+                <w:sz w:val="18"/>
+              </w:rPr>
+              <w:t>back_angle_at_bottom</w:t>
+              <w:br/>
+              <w:t>(image overlay)</w:t>
+            </w:r>
+          </w:p>
+        </w:tc>
+        <w:tc>
+          <w:tcPr>
+            <w:tcW w:type="dxa" w:w="3118"/>
+            <w:shd w:val="clear" w:color="auto" w:fill="0F274D"/>
+            <w:tcBorders>
+              <w:top w:val="single" w:sz="4" w:space="0" w:color="FFFFFF"/>
+              <w:left w:val="single" w:sz="4" w:space="0" w:color="FFFFFF"/>
+              <w:bottom w:val="single" w:sz="4" w:space="0" w:color="FFFFFF"/>
+              <w:right w:val="single" w:sz="4" w:space="0" w:color="FFFFFF"/>
+            </w:tcBorders>
+          </w:tcPr>
+          <w:p>
+            <w:pPr>
+              <w:jc w:val="center"/>
+            </w:pPr>
+            <w:r>
+              <w:rPr>
+                <w:rFonts w:ascii="Calibri" w:hAnsi="Calibri"/>
+                <w:b/>
+                <w:i w:val="0"/>
+                <w:color w:val="FFFFFF"/>
+                <w:sz w:val="18"/>
+              </w:rPr>
+              <w:t>excessive_forward_lean flag</w:t>
+              <w:br/>
+              <w:t>threshold (back_angle_max)</w:t>
+            </w:r>
+          </w:p>
+        </w:tc>
+        <w:tc>
+          <w:tcPr>
+            <w:tcW w:type="dxa" w:w="1701"/>
+            <w:shd w:val="clear" w:color="auto" w:fill="0F274D"/>
+            <w:tcBorders>
+              <w:top w:val="single" w:sz="4" w:space="0" w:color="FFFFFF"/>
+              <w:left w:val="single" w:sz="4" w:space="0" w:color="FFFFFF"/>
+              <w:bottom w:val="single" w:sz="4" w:space="0" w:color="FFFFFF"/>
+              <w:right w:val="single" w:sz="4" w:space="0" w:color="FFFFFF"/>
+            </w:tcBorders>
+          </w:tcPr>
+          <w:p>
+            <w:pPr>
+              <w:jc w:val="center"/>
+            </w:pPr>
+            <w:r>
+              <w:rPr>
+                <w:rFonts w:ascii="Calibri" w:hAnsi="Calibri"/>
+                <w:b/>
+                <w:i w:val="0"/>
+                <w:color w:val="FFFFFF"/>
+                <w:sz w:val="18"/>
+              </w:rPr>
+              <w:t>Sign-off</w:t>
+            </w:r>
+          </w:p>
+        </w:tc>
+      </w:tr>
+      <w:tr>
+        <w:tc>
+          <w:tcPr>
+            <w:tcW w:type="dxa" w:w="1134"/>
+            <w:tcBorders>
+              <w:top w:val="single" w:sz="4" w:space="0" w:color="CCCCCC"/>
+              <w:left w:val="single" w:sz="4" w:space="0" w:color="CCCCCC"/>
+              <w:bottom w:val="single" w:sz="4" w:space="0" w:color="CCCCCC"/>
+              <w:right w:val="single" w:sz="4" w:space="0" w:color="CCCCCC"/>
+            </w:tcBorders>
+          </w:tcPr>
+          <w:p>
+            <w:pPr>
+              <w:jc w:val="left"/>
+            </w:pPr>
+            <w:r>
+              <w:rPr>
+                <w:rFonts w:ascii="Calibri" w:hAnsi="Calibri"/>
+                <w:b w:val="0"/>
+                <w:i w:val="0"/>
+                <w:color w:val="1C1C1C"/>
+                <w:sz w:val="18"/>
+              </w:rPr>
+              <w:t>Front</w:t>
+            </w:r>
+          </w:p>
+        </w:tc>
+        <w:tc>
+          <w:tcPr>
+            <w:tcW w:type="dxa" w:w="1701"/>
+            <w:shd w:val="clear" w:color="auto" w:fill="E0F4E8"/>
+            <w:tcBorders>
+              <w:top w:val="single" w:sz="4" w:space="0" w:color="CCCCCC"/>
+              <w:left w:val="single" w:sz="4" w:space="0" w:color="CCCCCC"/>
+              <w:bottom w:val="single" w:sz="4" w:space="0" w:color="CCCCCC"/>
+              <w:right w:val="single" w:sz="4" w:space="0" w:color="CCCCCC"/>
+            </w:tcBorders>
+          </w:tcPr>
+          <w:p>
+            <w:pPr>
+              <w:jc w:val="left"/>
+            </w:pPr>
+            <w:r>
+              <w:rPr>
+                <w:rFonts w:ascii="Calibri" w:hAnsi="Calibri"/>
+                <w:b w:val="0"/>
+                <w:i w:val="0"/>
+                <w:color w:val="1A6E2E"/>
+                <w:sz w:val="18"/>
+              </w:rPr>
+              <w:t>Excellent</w:t>
+            </w:r>
+          </w:p>
+        </w:tc>
+        <w:tc>
+          <w:tcPr>
+            <w:tcW w:type="dxa" w:w="2551"/>
+            <w:tcBorders>
+              <w:top w:val="single" w:sz="4" w:space="0" w:color="CCCCCC"/>
+              <w:left w:val="single" w:sz="4" w:space="0" w:color="CCCCCC"/>
+              <w:bottom w:val="single" w:sz="4" w:space="0" w:color="CCCCCC"/>
+              <w:right w:val="single" w:sz="4" w:space="0" w:color="CCCCCC"/>
+            </w:tcBorders>
+          </w:tcPr>
+          <w:p>
+            <w:pPr>
+              <w:jc w:val="left"/>
+            </w:pPr>
+            <w:r>
+              <w:rPr>
+                <w:rFonts w:ascii="Calibri" w:hAnsi="Calibri"/>
+                <w:b w:val="0"/>
+                <w:i w:val="0"/>
+                <w:color w:val="1C1C1C"/>
+                <w:sz w:val="18"/>
+              </w:rPr>
+              <w:t>≤ 18°</w:t>
+            </w:r>
+          </w:p>
+        </w:tc>
+        <w:tc>
+          <w:tcPr>
+            <w:tcW w:type="dxa" w:w="3118"/>
+            <w:tcBorders>
+              <w:top w:val="single" w:sz="4" w:space="0" w:color="CCCCCC"/>
+              <w:left w:val="single" w:sz="4" w:space="0" w:color="CCCCCC"/>
+              <w:bottom w:val="single" w:sz="4" w:space="0" w:color="CCCCCC"/>
+              <w:right w:val="single" w:sz="4" w:space="0" w:color="CCCCCC"/>
+            </w:tcBorders>
+          </w:tcPr>
+          <w:p>
+            <w:pPr>
+              <w:jc w:val="left"/>
+            </w:pPr>
+            <w:r>
+              <w:rPr>
+                <w:rFonts w:ascii="Calibri" w:hAnsi="Calibri"/>
+                <w:b w:val="0"/>
+                <w:i w:val="0"/>
+                <w:color w:val="555555"/>
+                <w:sz w:val="18"/>
+              </w:rPr>
+              <w:t>—</w:t>
+            </w:r>
+          </w:p>
+        </w:tc>
+        <w:tc>
+          <w:tcPr>
+            <w:tcW w:type="dxa" w:w="1701"/>
+            <w:tcBorders>
+              <w:top w:val="single" w:sz="4" w:space="0" w:color="CCCCCC"/>
+              <w:left w:val="single" w:sz="4" w:space="0" w:color="CCCCCC"/>
+              <w:bottom w:val="single" w:sz="4" w:space="0" w:color="CCCCCC"/>
+              <w:right w:val="single" w:sz="4" w:space="0" w:color="CCCCCC"/>
+            </w:tcBorders>
+          </w:tcPr>
+          <w:p>
+            <w:pPr>
+              <w:jc w:val="left"/>
+            </w:pPr>
+            <w:r>
+              <w:rPr>
+                <w:rFonts w:ascii="Calibri" w:hAnsi="Calibri"/>
+                <w:b w:val="0"/>
+                <w:i w:val="0"/>
+                <w:color w:val="1C1C1C"/>
+                <w:sz w:val="18"/>
+              </w:rPr>
+            </w:r>
+          </w:p>
+        </w:tc>
+      </w:tr>
+      <w:tr>
+        <w:tc>
+          <w:tcPr>
+            <w:tcW w:type="dxa" w:w="1134"/>
+            <w:tcBorders>
+              <w:top w:val="single" w:sz="4" w:space="0" w:color="CCCCCC"/>
+              <w:left w:val="single" w:sz="4" w:space="0" w:color="CCCCCC"/>
+              <w:bottom w:val="single" w:sz="4" w:space="0" w:color="CCCCCC"/>
+              <w:right w:val="single" w:sz="4" w:space="0" w:color="CCCCCC"/>
+            </w:tcBorders>
+          </w:tcPr>
+          <w:p>
+            <w:pPr>
+              <w:jc w:val="left"/>
+            </w:pPr>
+            <w:r>
+              <w:rPr>
+                <w:rFonts w:ascii="Calibri" w:hAnsi="Calibri"/>
+                <w:b w:val="0"/>
+                <w:i w:val="0"/>
+                <w:color w:val="1C1C1C"/>
+                <w:sz w:val="18"/>
+              </w:rPr>
+              <w:t>Front</w:t>
+            </w:r>
+          </w:p>
+        </w:tc>
+        <w:tc>
+          <w:tcPr>
+            <w:tcW w:type="dxa" w:w="1701"/>
+            <w:shd w:val="clear" w:color="auto" w:fill="E0F4E8"/>
+            <w:tcBorders>
+              <w:top w:val="single" w:sz="4" w:space="0" w:color="CCCCCC"/>
+              <w:left w:val="single" w:sz="4" w:space="0" w:color="CCCCCC"/>
+              <w:bottom w:val="single" w:sz="4" w:space="0" w:color="CCCCCC"/>
+              <w:right w:val="single" w:sz="4" w:space="0" w:color="CCCCCC"/>
+            </w:tcBorders>
+          </w:tcPr>
+          <w:p>
+            <w:pPr>
+              <w:jc w:val="left"/>
+            </w:pPr>
+            <w:r>
+              <w:rPr>
+                <w:rFonts w:ascii="Calibri" w:hAnsi="Calibri"/>
+                <w:b w:val="0"/>
+                <w:i w:val="0"/>
+                <w:color w:val="1A6E2E"/>
+                <w:sz w:val="18"/>
+              </w:rPr>
+              <w:t>Good</w:t>
+            </w:r>
+          </w:p>
+        </w:tc>
+        <w:tc>
+          <w:tcPr>
+            <w:tcW w:type="dxa" w:w="2551"/>
+            <w:tcBorders>
+              <w:top w:val="single" w:sz="4" w:space="0" w:color="CCCCCC"/>
+              <w:left w:val="single" w:sz="4" w:space="0" w:color="CCCCCC"/>
+              <w:bottom w:val="single" w:sz="4" w:space="0" w:color="CCCCCC"/>
+              <w:right w:val="single" w:sz="4" w:space="0" w:color="CCCCCC"/>
+            </w:tcBorders>
+          </w:tcPr>
+          <w:p>
+            <w:pPr>
+              <w:jc w:val="left"/>
+            </w:pPr>
+            <w:r>
+              <w:rPr>
+                <w:rFonts w:ascii="Calibri" w:hAnsi="Calibri"/>
+                <w:b w:val="0"/>
+                <w:i w:val="0"/>
+                <w:color w:val="1C1C1C"/>
+                <w:sz w:val="18"/>
+              </w:rPr>
+              <w:t>19–28°</w:t>
+            </w:r>
+          </w:p>
+        </w:tc>
+        <w:tc>
+          <w:tcPr>
+            <w:tcW w:type="dxa" w:w="3118"/>
+            <w:tcBorders>
+              <w:top w:val="single" w:sz="4" w:space="0" w:color="CCCCCC"/>
+              <w:left w:val="single" w:sz="4" w:space="0" w:color="CCCCCC"/>
+              <w:bottom w:val="single" w:sz="4" w:space="0" w:color="CCCCCC"/>
+              <w:right w:val="single" w:sz="4" w:space="0" w:color="CCCCCC"/>
+            </w:tcBorders>
+          </w:tcPr>
+          <w:p>
+            <w:pPr>
+              <w:jc w:val="left"/>
+            </w:pPr>
+            <w:r>
+              <w:rPr>
+                <w:rFonts w:ascii="Calibri" w:hAnsi="Calibri"/>
+                <w:b w:val="0"/>
+                <w:i w:val="0"/>
+                <w:color w:val="555555"/>
+                <w:sz w:val="18"/>
+              </w:rPr>
+              <w:t>—</w:t>
+            </w:r>
+          </w:p>
+        </w:tc>
+        <w:tc>
+          <w:tcPr>
+            <w:tcW w:type="dxa" w:w="1701"/>
+            <w:tcBorders>
+              <w:top w:val="single" w:sz="4" w:space="0" w:color="CCCCCC"/>
+              <w:left w:val="single" w:sz="4" w:space="0" w:color="CCCCCC"/>
+              <w:bottom w:val="single" w:sz="4" w:space="0" w:color="CCCCCC"/>
+              <w:right w:val="single" w:sz="4" w:space="0" w:color="CCCCCC"/>
+            </w:tcBorders>
+          </w:tcPr>
+          <w:p>
+            <w:pPr>
+              <w:jc w:val="left"/>
+            </w:pPr>
+            <w:r>
+              <w:rPr>
+                <w:rFonts w:ascii="Calibri" w:hAnsi="Calibri"/>
+                <w:b w:val="0"/>
+                <w:i w:val="0"/>
+                <w:color w:val="1C1C1C"/>
+                <w:sz w:val="18"/>
+              </w:rPr>
+            </w:r>
+          </w:p>
+        </w:tc>
+      </w:tr>
+      <w:tr>
+        <w:tc>
+          <w:tcPr>
+            <w:tcW w:type="dxa" w:w="1134"/>
+            <w:tcBorders>
+              <w:top w:val="single" w:sz="4" w:space="0" w:color="CCCCCC"/>
+              <w:left w:val="single" w:sz="4" w:space="0" w:color="CCCCCC"/>
+              <w:bottom w:val="single" w:sz="4" w:space="0" w:color="CCCCCC"/>
+              <w:right w:val="single" w:sz="4" w:space="0" w:color="CCCCCC"/>
+            </w:tcBorders>
+          </w:tcPr>
+          <w:p>
+            <w:pPr>
+              <w:jc w:val="left"/>
+            </w:pPr>
+            <w:r>
+              <w:rPr>
+                <w:rFonts w:ascii="Calibri" w:hAnsi="Calibri"/>
+                <w:b w:val="0"/>
+                <w:i w:val="0"/>
+                <w:color w:val="1C1C1C"/>
+                <w:sz w:val="18"/>
+              </w:rPr>
+              <w:t>Front</w:t>
+            </w:r>
+          </w:p>
+        </w:tc>
+        <w:tc>
+          <w:tcPr>
+            <w:tcW w:type="dxa" w:w="1701"/>
+            <w:shd w:val="clear" w:color="auto" w:fill="F8D0D0"/>
+            <w:tcBorders>
+              <w:top w:val="single" w:sz="4" w:space="0" w:color="CCCCCC"/>
+              <w:left w:val="single" w:sz="4" w:space="0" w:color="CCCCCC"/>
+              <w:bottom w:val="single" w:sz="4" w:space="0" w:color="CCCCCC"/>
+              <w:right w:val="single" w:sz="4" w:space="0" w:color="CCCCCC"/>
+            </w:tcBorders>
+          </w:tcPr>
+          <w:p>
+            <w:pPr>
+              <w:jc w:val="left"/>
+            </w:pPr>
+            <w:r>
+              <w:rPr>
+                <w:rFonts w:ascii="Calibri" w:hAnsi="Calibri"/>
+                <w:b w:val="0"/>
+                <w:i w:val="0"/>
+                <w:color w:val="C02020"/>
+                <w:sz w:val="18"/>
+              </w:rPr>
+              <w:t>Warning</w:t>
+            </w:r>
+          </w:p>
+        </w:tc>
+        <w:tc>
+          <w:tcPr>
+            <w:tcW w:type="dxa" w:w="2551"/>
+            <w:tcBorders>
+              <w:top w:val="single" w:sz="4" w:space="0" w:color="CCCCCC"/>
+              <w:left w:val="single" w:sz="4" w:space="0" w:color="CCCCCC"/>
+              <w:bottom w:val="single" w:sz="4" w:space="0" w:color="CCCCCC"/>
+              <w:right w:val="single" w:sz="4" w:space="0" w:color="CCCCCC"/>
+            </w:tcBorders>
+          </w:tcPr>
+          <w:p>
+            <w:pPr>
+              <w:jc w:val="left"/>
+            </w:pPr>
+            <w:r>
+              <w:rPr>
+                <w:rFonts w:ascii="Calibri" w:hAnsi="Calibri"/>
+                <w:b w:val="0"/>
+                <w:i w:val="0"/>
+                <w:color w:val="1C1C1C"/>
+                <w:sz w:val="18"/>
+              </w:rPr>
+              <w:t>&gt; 28°</w:t>
+            </w:r>
+          </w:p>
+        </w:tc>
+        <w:tc>
+          <w:tcPr>
+            <w:tcW w:type="dxa" w:w="3118"/>
+            <w:tcBorders>
+              <w:top w:val="single" w:sz="4" w:space="0" w:color="CCCCCC"/>
+              <w:left w:val="single" w:sz="4" w:space="0" w:color="CCCCCC"/>
+              <w:bottom w:val="single" w:sz="4" w:space="0" w:color="CCCCCC"/>
+              <w:right w:val="single" w:sz="4" w:space="0" w:color="CCCCCC"/>
+            </w:tcBorders>
+          </w:tcPr>
+          <w:p>
+            <w:pPr>
+              <w:jc w:val="left"/>
+            </w:pPr>
+            <w:r>
+              <w:rPr>
+                <w:rFonts w:ascii="Calibri" w:hAnsi="Calibri"/>
+                <w:b w:val="0"/>
+                <w:i w:val="0"/>
+                <w:color w:val="1C1C1C"/>
+                <w:sz w:val="18"/>
+              </w:rPr>
+              <w:t>&gt; 28° → True</w:t>
+            </w:r>
+          </w:p>
+        </w:tc>
+        <w:tc>
+          <w:tcPr>
+            <w:tcW w:type="dxa" w:w="1701"/>
+            <w:tcBorders>
+              <w:top w:val="single" w:sz="4" w:space="0" w:color="CCCCCC"/>
+              <w:left w:val="single" w:sz="4" w:space="0" w:color="CCCCCC"/>
+              <w:bottom w:val="single" w:sz="4" w:space="0" w:color="CCCCCC"/>
+              <w:right w:val="single" w:sz="4" w:space="0" w:color="CCCCCC"/>
+            </w:tcBorders>
+          </w:tcPr>
+          <w:p>
+            <w:pPr>
+              <w:jc w:val="left"/>
+            </w:pPr>
+            <w:r>
+              <w:rPr>
+                <w:rFonts w:ascii="Calibri" w:hAnsi="Calibri"/>
+                <w:b w:val="0"/>
+                <w:i w:val="0"/>
+                <w:color w:val="1C1C1C"/>
+                <w:sz w:val="18"/>
+              </w:rPr>
+            </w:r>
+          </w:p>
+        </w:tc>
+      </w:tr>
+      <w:tr>
+        <w:tc>
+          <w:tcPr>
+            <w:tcW w:type="dxa" w:w="1134"/>
+            <w:tcBorders>
+              <w:top w:val="single" w:sz="4" w:space="0" w:color="CCCCCC"/>
+              <w:left w:val="single" w:sz="4" w:space="0" w:color="CCCCCC"/>
+              <w:bottom w:val="single" w:sz="4" w:space="0" w:color="CCCCCC"/>
+              <w:right w:val="single" w:sz="4" w:space="0" w:color="CCCCCC"/>
+            </w:tcBorders>
+          </w:tcPr>
+          <w:p>
+            <w:pPr>
+              <w:jc w:val="left"/>
+            </w:pPr>
+            <w:r>
+              <w:rPr>
+                <w:rFonts w:ascii="Calibri" w:hAnsi="Calibri"/>
+                <w:b w:val="0"/>
+                <w:i w:val="0"/>
+                <w:color w:val="1C1C1C"/>
+                <w:sz w:val="18"/>
+              </w:rPr>
+              <w:t>Side</w:t>
+            </w:r>
+          </w:p>
+        </w:tc>
+        <w:tc>
+          <w:tcPr>
+            <w:tcW w:type="dxa" w:w="1701"/>
+            <w:shd w:val="clear" w:color="auto" w:fill="E0F4E8"/>
+            <w:tcBorders>
+              <w:top w:val="single" w:sz="4" w:space="0" w:color="CCCCCC"/>
+              <w:left w:val="single" w:sz="4" w:space="0" w:color="CCCCCC"/>
+              <w:bottom w:val="single" w:sz="4" w:space="0" w:color="CCCCCC"/>
+              <w:right w:val="single" w:sz="4" w:space="0" w:color="CCCCCC"/>
+            </w:tcBorders>
+          </w:tcPr>
+          <w:p>
+            <w:pPr>
+              <w:jc w:val="left"/>
+            </w:pPr>
+            <w:r>
+              <w:rPr>
+                <w:rFonts w:ascii="Calibri" w:hAnsi="Calibri"/>
+                <w:b w:val="0"/>
+                <w:i w:val="0"/>
+                <w:color w:val="1A6E2E"/>
+                <w:sz w:val="18"/>
+              </w:rPr>
+              <w:t>Excellent</w:t>
+            </w:r>
+          </w:p>
+        </w:tc>
+        <w:tc>
+          <w:tcPr>
+            <w:tcW w:type="dxa" w:w="2551"/>
+            <w:tcBorders>
+              <w:top w:val="single" w:sz="4" w:space="0" w:color="CCCCCC"/>
+              <w:left w:val="single" w:sz="4" w:space="0" w:color="CCCCCC"/>
+              <w:bottom w:val="single" w:sz="4" w:space="0" w:color="CCCCCC"/>
+              <w:right w:val="single" w:sz="4" w:space="0" w:color="CCCCCC"/>
+            </w:tcBorders>
+          </w:tcPr>
+          <w:p>
+            <w:pPr>
+              <w:jc w:val="left"/>
+            </w:pPr>
+            <w:r>
+              <w:rPr>
+                <w:rFonts w:ascii="Calibri" w:hAnsi="Calibri"/>
+                <w:b w:val="0"/>
+                <w:i w:val="0"/>
+                <w:color w:val="1C1C1C"/>
+                <w:sz w:val="18"/>
+              </w:rPr>
+              <w:t>≤ 20°</w:t>
+            </w:r>
+          </w:p>
+        </w:tc>
+        <w:tc>
+          <w:tcPr>
+            <w:tcW w:type="dxa" w:w="3118"/>
+            <w:tcBorders>
+              <w:top w:val="single" w:sz="4" w:space="0" w:color="CCCCCC"/>
+              <w:left w:val="single" w:sz="4" w:space="0" w:color="CCCCCC"/>
+              <w:bottom w:val="single" w:sz="4" w:space="0" w:color="CCCCCC"/>
+              <w:right w:val="single" w:sz="4" w:space="0" w:color="CCCCCC"/>
+            </w:tcBorders>
+          </w:tcPr>
+          <w:p>
+            <w:pPr>
+              <w:jc w:val="left"/>
+            </w:pPr>
+            <w:r>
+              <w:rPr>
+                <w:rFonts w:ascii="Calibri" w:hAnsi="Calibri"/>
+                <w:b w:val="0"/>
+                <w:i w:val="0"/>
+                <w:color w:val="555555"/>
+                <w:sz w:val="18"/>
+              </w:rPr>
+              <w:t>—</w:t>
+            </w:r>
+          </w:p>
+        </w:tc>
+        <w:tc>
+          <w:tcPr>
+            <w:tcW w:type="dxa" w:w="1701"/>
+            <w:tcBorders>
+              <w:top w:val="single" w:sz="4" w:space="0" w:color="CCCCCC"/>
+              <w:left w:val="single" w:sz="4" w:space="0" w:color="CCCCCC"/>
+              <w:bottom w:val="single" w:sz="4" w:space="0" w:color="CCCCCC"/>
+              <w:right w:val="single" w:sz="4" w:space="0" w:color="CCCCCC"/>
+            </w:tcBorders>
+          </w:tcPr>
+          <w:p>
+            <w:pPr>
+              <w:jc w:val="left"/>
+            </w:pPr>
+            <w:r>
+              <w:rPr>
+                <w:rFonts w:ascii="Calibri" w:hAnsi="Calibri"/>
+                <w:b w:val="0"/>
+                <w:i w:val="0"/>
+                <w:color w:val="1C1C1C"/>
+                <w:sz w:val="18"/>
+              </w:rPr>
+            </w:r>
+          </w:p>
+        </w:tc>
+      </w:tr>
+      <w:tr>
+        <w:tc>
+          <w:tcPr>
+            <w:tcW w:type="dxa" w:w="1134"/>
+            <w:tcBorders>
+              <w:top w:val="single" w:sz="4" w:space="0" w:color="CCCCCC"/>
+              <w:left w:val="single" w:sz="4" w:space="0" w:color="CCCCCC"/>
+              <w:bottom w:val="single" w:sz="4" w:space="0" w:color="CCCCCC"/>
+              <w:right w:val="single" w:sz="4" w:space="0" w:color="CCCCCC"/>
+            </w:tcBorders>
+          </w:tcPr>
+          <w:p>
+            <w:pPr>
+              <w:jc w:val="left"/>
+            </w:pPr>
+            <w:r>
+              <w:rPr>
+                <w:rFonts w:ascii="Calibri" w:hAnsi="Calibri"/>
+                <w:b w:val="0"/>
+                <w:i w:val="0"/>
+                <w:color w:val="1C1C1C"/>
+                <w:sz w:val="18"/>
+              </w:rPr>
+              <w:t>Side</w:t>
+            </w:r>
+          </w:p>
+        </w:tc>
+        <w:tc>
+          <w:tcPr>
+            <w:tcW w:type="dxa" w:w="1701"/>
+            <w:shd w:val="clear" w:color="auto" w:fill="E0F4E8"/>
+            <w:tcBorders>
+              <w:top w:val="single" w:sz="4" w:space="0" w:color="CCCCCC"/>
+              <w:left w:val="single" w:sz="4" w:space="0" w:color="CCCCCC"/>
+              <w:bottom w:val="single" w:sz="4" w:space="0" w:color="CCCCCC"/>
+              <w:right w:val="single" w:sz="4" w:space="0" w:color="CCCCCC"/>
+            </w:tcBorders>
+          </w:tcPr>
+          <w:p>
+            <w:pPr>
+              <w:jc w:val="left"/>
+            </w:pPr>
+            <w:r>
+              <w:rPr>
+                <w:rFonts w:ascii="Calibri" w:hAnsi="Calibri"/>
+                <w:b w:val="0"/>
+                <w:i w:val="0"/>
+                <w:color w:val="1A6E2E"/>
+                <w:sz w:val="18"/>
+              </w:rPr>
+              <w:t>Good</w:t>
+            </w:r>
+          </w:p>
+        </w:tc>
+        <w:tc>
+          <w:tcPr>
+            <w:tcW w:type="dxa" w:w="2551"/>
+            <w:tcBorders>
+              <w:top w:val="single" w:sz="4" w:space="0" w:color="CCCCCC"/>
+              <w:left w:val="single" w:sz="4" w:space="0" w:color="CCCCCC"/>
+              <w:bottom w:val="single" w:sz="4" w:space="0" w:color="CCCCCC"/>
+              <w:right w:val="single" w:sz="4" w:space="0" w:color="CCCCCC"/>
+            </w:tcBorders>
+          </w:tcPr>
+          <w:p>
+            <w:pPr>
+              <w:jc w:val="left"/>
+            </w:pPr>
+            <w:r>
+              <w:rPr>
+                <w:rFonts w:ascii="Calibri" w:hAnsi="Calibri"/>
+                <w:b w:val="0"/>
+                <w:i w:val="0"/>
+                <w:color w:val="1C1C1C"/>
+                <w:sz w:val="18"/>
+              </w:rPr>
+              <w:t>20–30°</w:t>
+            </w:r>
+          </w:p>
+        </w:tc>
+        <w:tc>
+          <w:tcPr>
+            <w:tcW w:type="dxa" w:w="3118"/>
+            <w:tcBorders>
+              <w:top w:val="single" w:sz="4" w:space="0" w:color="CCCCCC"/>
+              <w:left w:val="single" w:sz="4" w:space="0" w:color="CCCCCC"/>
+              <w:bottom w:val="single" w:sz="4" w:space="0" w:color="CCCCCC"/>
+              <w:right w:val="single" w:sz="4" w:space="0" w:color="CCCCCC"/>
+            </w:tcBorders>
+          </w:tcPr>
+          <w:p>
+            <w:pPr>
+              <w:jc w:val="left"/>
+            </w:pPr>
+            <w:r>
+              <w:rPr>
+                <w:rFonts w:ascii="Calibri" w:hAnsi="Calibri"/>
+                <w:b w:val="0"/>
+                <w:i w:val="0"/>
+                <w:color w:val="555555"/>
+                <w:sz w:val="18"/>
+              </w:rPr>
+              <w:t>—</w:t>
+            </w:r>
+          </w:p>
+        </w:tc>
+        <w:tc>
+          <w:tcPr>
+            <w:tcW w:type="dxa" w:w="1701"/>
+            <w:tcBorders>
+              <w:top w:val="single" w:sz="4" w:space="0" w:color="CCCCCC"/>
+              <w:left w:val="single" w:sz="4" w:space="0" w:color="CCCCCC"/>
+              <w:bottom w:val="single" w:sz="4" w:space="0" w:color="CCCCCC"/>
+              <w:right w:val="single" w:sz="4" w:space="0" w:color="CCCCCC"/>
+            </w:tcBorders>
+          </w:tcPr>
+          <w:p>
+            <w:pPr>
+              <w:jc w:val="left"/>
+            </w:pPr>
+            <w:r>
+              <w:rPr>
+                <w:rFonts w:ascii="Calibri" w:hAnsi="Calibri"/>
+                <w:b w:val="0"/>
+                <w:i w:val="0"/>
+                <w:color w:val="1C1C1C"/>
+                <w:sz w:val="18"/>
+              </w:rPr>
+            </w:r>
+          </w:p>
+        </w:tc>
+      </w:tr>
+      <w:tr>
+        <w:tc>
+          <w:tcPr>
+            <w:tcW w:type="dxa" w:w="1134"/>
+            <w:tcBorders>
+              <w:top w:val="single" w:sz="4" w:space="0" w:color="CCCCCC"/>
+              <w:left w:val="single" w:sz="4" w:space="0" w:color="CCCCCC"/>
+              <w:bottom w:val="single" w:sz="4" w:space="0" w:color="CCCCCC"/>
+              <w:right w:val="single" w:sz="4" w:space="0" w:color="CCCCCC"/>
+            </w:tcBorders>
+          </w:tcPr>
+          <w:p>
+            <w:pPr>
+              <w:jc w:val="left"/>
+            </w:pPr>
+            <w:r>
+              <w:rPr>
+                <w:rFonts w:ascii="Calibri" w:hAnsi="Calibri"/>
+                <w:b w:val="0"/>
+                <w:i w:val="0"/>
+                <w:color w:val="1C1C1C"/>
+                <w:sz w:val="18"/>
+              </w:rPr>
+              <w:t>Side</w:t>
+            </w:r>
+          </w:p>
+        </w:tc>
+        <w:tc>
+          <w:tcPr>
+            <w:tcW w:type="dxa" w:w="1701"/>
+            <w:shd w:val="clear" w:color="auto" w:fill="F8D0D0"/>
+            <w:tcBorders>
+              <w:top w:val="single" w:sz="4" w:space="0" w:color="CCCCCC"/>
+              <w:left w:val="single" w:sz="4" w:space="0" w:color="CCCCCC"/>
+              <w:bottom w:val="single" w:sz="4" w:space="0" w:color="CCCCCC"/>
+              <w:right w:val="single" w:sz="4" w:space="0" w:color="CCCCCC"/>
+            </w:tcBorders>
+          </w:tcPr>
+          <w:p>
+            <w:pPr>
+              <w:jc w:val="left"/>
+            </w:pPr>
+            <w:r>
+              <w:rPr>
+                <w:rFonts w:ascii="Calibri" w:hAnsi="Calibri"/>
+                <w:b w:val="0"/>
+                <w:i w:val="0"/>
+                <w:color w:val="C02020"/>
+                <w:sz w:val="18"/>
+              </w:rPr>
+              <w:t>Warning</w:t>
+            </w:r>
+          </w:p>
+        </w:tc>
+        <w:tc>
+          <w:tcPr>
+            <w:tcW w:type="dxa" w:w="2551"/>
+            <w:tcBorders>
+              <w:top w:val="single" w:sz="4" w:space="0" w:color="CCCCCC"/>
+              <w:left w:val="single" w:sz="4" w:space="0" w:color="CCCCCC"/>
+              <w:bottom w:val="single" w:sz="4" w:space="0" w:color="CCCCCC"/>
+              <w:right w:val="single" w:sz="4" w:space="0" w:color="CCCCCC"/>
+            </w:tcBorders>
+          </w:tcPr>
+          <w:p>
+            <w:pPr>
+              <w:jc w:val="left"/>
+            </w:pPr>
+            <w:r>
+              <w:rPr>
+                <w:rFonts w:ascii="Calibri" w:hAnsi="Calibri"/>
+                <w:b w:val="0"/>
+                <w:i w:val="0"/>
+                <w:color w:val="1C1C1C"/>
+                <w:sz w:val="18"/>
+              </w:rPr>
+              <w:t>&gt; 30°</w:t>
+            </w:r>
+          </w:p>
+        </w:tc>
+        <w:tc>
+          <w:tcPr>
+            <w:tcW w:type="dxa" w:w="3118"/>
+            <w:tcBorders>
+              <w:top w:val="single" w:sz="4" w:space="0" w:color="CCCCCC"/>
+              <w:left w:val="single" w:sz="4" w:space="0" w:color="CCCCCC"/>
+              <w:bottom w:val="single" w:sz="4" w:space="0" w:color="CCCCCC"/>
+              <w:right w:val="single" w:sz="4" w:space="0" w:color="CCCCCC"/>
+            </w:tcBorders>
+          </w:tcPr>
+          <w:p>
+            <w:pPr>
+              <w:jc w:val="left"/>
+            </w:pPr>
+            <w:r>
+              <w:rPr>
+                <w:rFonts w:ascii="Calibri" w:hAnsi="Calibri"/>
+                <w:b w:val="0"/>
+                <w:i w:val="0"/>
+                <w:color w:val="1C1C1C"/>
+                <w:sz w:val="18"/>
+              </w:rPr>
+              <w:t>&gt; 30° → True</w:t>
+            </w:r>
+          </w:p>
+        </w:tc>
+        <w:tc>
+          <w:tcPr>
+            <w:tcW w:type="dxa" w:w="1701"/>
+            <w:tcBorders>
+              <w:top w:val="single" w:sz="4" w:space="0" w:color="CCCCCC"/>
+              <w:left w:val="single" w:sz="4" w:space="0" w:color="CCCCCC"/>
+              <w:bottom w:val="single" w:sz="4" w:space="0" w:color="CCCCCC"/>
+              <w:right w:val="single" w:sz="4" w:space="0" w:color="CCCCCC"/>
+            </w:tcBorders>
+          </w:tcPr>
+          <w:p>
+            <w:pPr>
+              <w:jc w:val="left"/>
+            </w:pPr>
+            <w:r>
+              <w:rPr>
+                <w:rFonts w:ascii="Calibri" w:hAnsi="Calibri"/>
+                <w:b w:val="0"/>
+                <w:i w:val="0"/>
+                <w:color w:val="1C1C1C"/>
+                <w:sz w:val="18"/>
+              </w:rPr>
+            </w:r>
+          </w:p>
+        </w:tc>
+      </w:tr>
+    </w:tbl>
+    <w:p>
+      <w:pPr>
+        <w:spacing w:after="80"/>
+      </w:pPr>
+    </w:p>
+    <w:p>
+      <w:pPr>
+        <w:spacing w:before="20" w:after="80"/>
+      </w:pPr>
+      <w:r>
+        <w:rPr>
+          <w:rFonts w:ascii="Calibri" w:hAnsi="Calibri"/>
+          <w:b w:val="0"/>
+          <w:i w:val="0"/>
+          <w:color w:val="555555"/>
+          <w:sz w:val="18"/>
+        </w:rPr>
+        <w:t>MD 5-grade system unchanged — used by LLM for coaching language only.</w:t>
+      </w:r>
+    </w:p>
+    <w:p>
+      <w:pPr>
+        <w:spacing w:before="20" w:after="80"/>
+      </w:pPr>
+      <w:r>
+        <w:rPr>
+          <w:rFonts w:ascii="Calibri" w:hAnsi="Calibri"/>
+          <w:b w:val="0"/>
+          <w:i w:val="0"/>
+          <w:color w:val="555555"/>
+          <w:sz w:val="18"/>
+        </w:rPr>
+        <w:t>Next parameter: Valgus ratio</w:t>
+      </w:r>
+    </w:p>
+    <w:p>
+      <w:pPr>
+        <w:spacing w:before="240"/>
+      </w:pPr>
+      <w:r>
+        <w:rPr>
+          <w:rFonts w:ascii="Calibri" w:hAnsi="Calibri"/>
+          <w:b w:val="0"/>
+          <w:i/>
+          <w:color w:val="555555"/>
+          <w:sz w:val="16"/>
+        </w:rPr>
+        <w:t>Kinetic  ·  Threshold Alignment Brief  ·  Back Angle  ·  v0.1  ·  May 2026</w:t>
       </w:r>
     </w:p>
     <w:sectPr>

--- a/Kinetic_Threshold_Alignment.docx
+++ b/Kinetic_Threshold_Alignment.docx
@@ -19299,6 +19299,4990 @@
           <w:sz w:val="16"/>
         </w:rPr>
         <w:t>Kinetic  ·  Threshold Alignment Brief  ·  Back Angle  ·  v0.1  ·  May 2026</w:t>
+      </w:r>
+    </w:p>
+    <w:p>
+      <w:r>
+        <w:br w:type="page"/>
+      </w:r>
+    </w:p>
+    <w:p>
+      <w:r>
+        <w:rPr>
+          <w:rFonts w:ascii="Calibri" w:hAnsi="Calibri"/>
+          <w:b/>
+          <w:i w:val="0"/>
+          <w:color w:val="0F274D"/>
+          <w:sz w:val="36"/>
+        </w:rPr>
+        <w:t>Kinetic — Threshold Alignment Brief</w:t>
+      </w:r>
+    </w:p>
+    <w:p>
+      <w:pPr>
+        <w:spacing w:after="80"/>
+      </w:pPr>
+      <w:r>
+        <w:rPr>
+          <w:rFonts w:ascii="Calibri" w:hAnsi="Calibri"/>
+          <w:b w:val="0"/>
+          <w:i w:val="0"/>
+          <w:color w:val="555555"/>
+          <w:sz w:val="18"/>
+        </w:rPr>
+        <w:t>Parameter: Knee Valgus  ·  v0.1 Draft  ·  May 2026</w:t>
+      </w:r>
+    </w:p>
+    <w:p>
+      <w:pPr>
+        <w:spacing w:before="120" w:after="120"/>
+        <w:pBdr>
+          <w:bottom w:val="single" w:sz="6" w:space="1" w:color="1E5BA8"/>
+        </w:pBdr>
+      </w:pPr>
+    </w:p>
+    <w:tbl>
+      <w:tblPr>
+        <w:tblStyle w:val="TableGrid"/>
+        <w:tblW w:type="auto" w:w="0"/>
+        <w:tblLook w:firstColumn="1" w:firstRow="1" w:lastColumn="0" w:lastRow="0" w:noHBand="0" w:noVBand="1" w:val="04A0"/>
+      </w:tblPr>
+      <w:tblGrid>
+        <w:gridCol w:w="9746"/>
+      </w:tblGrid>
+      <w:tr>
+        <w:tc>
+          <w:tcPr>
+            <w:tcW w:type="dxa" w:w="9746"/>
+            <w:shd w:val="clear" w:color="auto" w:fill="E8F0FE"/>
+            <w:tcBorders>
+              <w:top w:val="single" w:sz="6" w:space="0" w:color="AAAAAA"/>
+              <w:left w:val="single" w:sz="6" w:space="0" w:color="AAAAAA"/>
+              <w:bottom w:val="single" w:sz="6" w:space="0" w:color="AAAAAA"/>
+              <w:right w:val="single" w:sz="6" w:space="0" w:color="AAAAAA"/>
+            </w:tcBorders>
+          </w:tcPr>
+          <w:p>
+            <w:pPr>
+              <w:spacing w:before="40" w:after="40"/>
+            </w:pPr>
+            <w:r>
+              <w:rPr>
+                <w:rFonts w:ascii="Calibri" w:hAnsi="Calibri"/>
+                <w:b/>
+                <w:i w:val="0"/>
+                <w:color w:val="1E5BA8"/>
+                <w:sz w:val="20"/>
+              </w:rPr>
+              <w:t xml:space="preserve">Scope:  </w:t>
+            </w:r>
+            <w:r>
+              <w:rPr>
+                <w:rFonts w:ascii="Calibri" w:hAnsi="Calibri"/>
+                <w:b w:val="0"/>
+                <w:i w:val="0"/>
+                <w:color w:val="1C1C1C"/>
+                <w:sz w:val="20"/>
+              </w:rPr>
+              <w:t>Valgus is a frontal-plane measurement. Front camera only. Side camera sessions do not produce valgus data — stability_data fields will be null for side camera. The LLM is instructed not to score or comment on valgus from side-camera sessions.</w:t>
+            </w:r>
+          </w:p>
+        </w:tc>
+      </w:tr>
+    </w:tbl>
+    <w:p>
+      <w:pPr>
+        <w:spacing w:after="80"/>
+      </w:pPr>
+    </w:p>
+    <w:p>
+      <w:pPr>
+        <w:spacing w:before="320" w:after="80"/>
+      </w:pPr>
+      <w:r>
+        <w:rPr>
+          <w:rFonts w:ascii="Calibri" w:hAnsi="Calibri"/>
+          <w:b/>
+          <w:i w:val="0"/>
+          <w:color w:val="0F274D"/>
+          <w:sz w:val="30"/>
+        </w:rPr>
+        <w:t>Knee Valgus</w:t>
+      </w:r>
+    </w:p>
+    <w:p>
+      <w:pPr>
+        <w:spacing w:before="200" w:after="60"/>
+      </w:pPr>
+      <w:r>
+        <w:rPr>
+          <w:rFonts w:ascii="Calibri" w:hAnsi="Calibri"/>
+          <w:b/>
+          <w:i w:val="0"/>
+          <w:color w:val="1E5BA8"/>
+          <w:sz w:val="24"/>
+        </w:rPr>
+        <w:t>1. What the biomechanics script measures and passes to the LLM</w:t>
+      </w:r>
+    </w:p>
+    <w:p>
+      <w:pPr>
+        <w:pStyle w:val="ListBullet"/>
+        <w:spacing w:before="20" w:after="40"/>
+        <w:ind w:left="227"/>
+      </w:pPr>
+      <w:r>
+        <w:rPr>
+          <w:rFonts w:ascii="Calibri" w:hAnsi="Calibri"/>
+          <w:b/>
+          <w:i w:val="0"/>
+          <w:color w:val="1C1C1C"/>
+          <w:sz w:val="20"/>
+        </w:rPr>
+        <w:t xml:space="preserve">Per-rep field:  </w:t>
+      </w:r>
+      <w:r>
+        <w:rPr>
+          <w:rFonts w:ascii="Calibri" w:hAnsi="Calibri"/>
+          <w:b w:val="0"/>
+          <w:i w:val="0"/>
+          <w:color w:val="1C1C1C"/>
+          <w:sz w:val="20"/>
+        </w:rPr>
+        <w:t>stability_data — knee_valgus_distance  (normalized inward collapse distance, per rep)</w:t>
+      </w:r>
+    </w:p>
+    <w:p>
+      <w:pPr>
+        <w:pStyle w:val="ListBullet"/>
+        <w:spacing w:before="20" w:after="40"/>
+        <w:ind w:left="227"/>
+      </w:pPr>
+      <w:r>
+        <w:rPr>
+          <w:rFonts w:ascii="Calibri" w:hAnsi="Calibri"/>
+          <w:b/>
+          <w:i w:val="0"/>
+          <w:color w:val="1C1C1C"/>
+          <w:sz w:val="20"/>
+        </w:rPr>
+        <w:t xml:space="preserve">Per-rep field:  </w:t>
+      </w:r>
+      <w:r>
+        <w:rPr>
+          <w:rFonts w:ascii="Calibri" w:hAnsi="Calibri"/>
+          <w:b w:val="0"/>
+          <w:i w:val="0"/>
+          <w:color w:val="1C1C1C"/>
+          <w:sz w:val="20"/>
+        </w:rPr>
+        <w:t>stability_data — valgus_flag  (boolean — valgus detected this rep)</w:t>
+      </w:r>
+    </w:p>
+    <w:p>
+      <w:pPr>
+        <w:pStyle w:val="ListBullet"/>
+        <w:spacing w:before="20" w:after="40"/>
+        <w:ind w:left="227"/>
+      </w:pPr>
+      <w:r>
+        <w:rPr>
+          <w:rFonts w:ascii="Calibri" w:hAnsi="Calibri"/>
+          <w:b/>
+          <w:i w:val="0"/>
+          <w:color w:val="1C1C1C"/>
+          <w:sz w:val="20"/>
+        </w:rPr>
+        <w:t xml:space="preserve">Per-rep field:  </w:t>
+      </w:r>
+      <w:r>
+        <w:rPr>
+          <w:rFonts w:ascii="Calibri" w:hAnsi="Calibri"/>
+          <w:b w:val="0"/>
+          <w:i w:val="0"/>
+          <w:color w:val="1C1C1C"/>
+          <w:sz w:val="20"/>
+        </w:rPr>
+        <w:t>stability_data — valgus_phase  (EARLY / LATE / THROUGHOUT — when in the rep)</w:t>
+      </w:r>
+    </w:p>
+    <w:p>
+      <w:pPr>
+        <w:pStyle w:val="ListBullet"/>
+        <w:spacing w:before="20" w:after="40"/>
+        <w:ind w:left="227"/>
+      </w:pPr>
+      <w:r>
+        <w:rPr>
+          <w:rFonts w:ascii="Calibri" w:hAnsi="Calibri"/>
+          <w:b/>
+          <w:i w:val="0"/>
+          <w:color w:val="1C1C1C"/>
+          <w:sz w:val="20"/>
+        </w:rPr>
+        <w:t xml:space="preserve">Consolidated:  </w:t>
+      </w:r>
+      <w:r>
+        <w:rPr>
+          <w:rFonts w:ascii="Calibri" w:hAnsi="Calibri"/>
+          <w:b w:val="0"/>
+          <w:i w:val="0"/>
+          <w:color w:val="1C1C1C"/>
+          <w:sz w:val="20"/>
+        </w:rPr>
+        <w:t>consolidated — stability_data — knee_valgus_mean  (mean distance across flagged reps)</w:t>
+      </w:r>
+    </w:p>
+    <w:p>
+      <w:pPr>
+        <w:pStyle w:val="ListBullet"/>
+        <w:spacing w:before="20" w:after="40"/>
+        <w:ind w:left="227"/>
+      </w:pPr>
+      <w:r>
+        <w:rPr>
+          <w:rFonts w:ascii="Calibri" w:hAnsi="Calibri"/>
+          <w:b/>
+          <w:i w:val="0"/>
+          <w:color w:val="1C1C1C"/>
+          <w:sz w:val="20"/>
+        </w:rPr>
+        <w:t xml:space="preserve">Consolidated:  </w:t>
+      </w:r>
+      <w:r>
+        <w:rPr>
+          <w:rFonts w:ascii="Calibri" w:hAnsi="Calibri"/>
+          <w:b w:val="0"/>
+          <w:i w:val="0"/>
+          <w:color w:val="1C1C1C"/>
+          <w:sz w:val="20"/>
+        </w:rPr>
+        <w:t>consolidated — stability_data — valgus_phase_distribution  (phase breakdown across reps)</w:t>
+      </w:r>
+    </w:p>
+    <w:p>
+      <w:pPr>
+        <w:pStyle w:val="ListBullet"/>
+        <w:spacing w:before="20" w:after="40"/>
+        <w:ind w:left="227"/>
+      </w:pPr>
+      <w:r>
+        <w:rPr>
+          <w:rFonts w:ascii="Calibri" w:hAnsi="Calibri"/>
+          <w:b/>
+          <w:i w:val="0"/>
+          <w:color w:val="1C1C1C"/>
+          <w:sz w:val="20"/>
+        </w:rPr>
+        <w:t xml:space="preserve">Consolidated:  </w:t>
+      </w:r>
+      <w:r>
+        <w:rPr>
+          <w:rFonts w:ascii="Calibri" w:hAnsi="Calibri"/>
+          <w:b w:val="0"/>
+          <w:i w:val="0"/>
+          <w:color w:val="1C1C1C"/>
+          <w:sz w:val="20"/>
+        </w:rPr>
+        <w:t>consolidated — stability_data — valgus_flag_reps  (which rep numbers had valgus)</w:t>
+      </w:r>
+    </w:p>
+    <w:p>
+      <w:pPr>
+        <w:spacing w:before="20" w:after="80"/>
+      </w:pPr>
+      <w:r>
+        <w:rPr>
+          <w:rFonts w:ascii="Calibri" w:hAnsi="Calibri"/>
+          <w:b w:val="0"/>
+          <w:i w:val="0"/>
+          <w:color w:val="1C1C1C"/>
+          <w:sz w:val="20"/>
+        </w:rPr>
+        <w:t>The LLM fault flag constructed in the Python script:</w:t>
+      </w:r>
+    </w:p>
+    <w:tbl>
+      <w:tblPr>
+        <w:tblStyle w:val="TableGrid"/>
+        <w:tblW w:type="auto" w:w="0"/>
+        <w:tblLook w:firstColumn="1" w:firstRow="1" w:lastColumn="0" w:lastRow="0" w:noHBand="0" w:noVBand="1" w:val="04A0"/>
+      </w:tblPr>
+      <w:tblGrid>
+        <w:gridCol w:w="9746"/>
+      </w:tblGrid>
+      <w:tr>
+        <w:tc>
+          <w:tcPr>
+            <w:tcW w:type="dxa" w:w="9746"/>
+            <w:shd w:val="clear" w:color="auto" w:fill="E8F0FE"/>
+            <w:tcBorders>
+              <w:top w:val="single" w:sz="6" w:space="0" w:color="AAAAAA"/>
+              <w:left w:val="single" w:sz="6" w:space="0" w:color="AAAAAA"/>
+              <w:bottom w:val="single" w:sz="6" w:space="0" w:color="AAAAAA"/>
+              <w:right w:val="single" w:sz="6" w:space="0" w:color="AAAAAA"/>
+            </w:tcBorders>
+          </w:tcPr>
+          <w:p>
+            <w:pPr>
+              <w:spacing w:before="40" w:after="40"/>
+            </w:pPr>
+            <w:r>
+              <w:rPr>
+                <w:rFonts w:ascii="Calibri" w:hAnsi="Calibri"/>
+                <w:b/>
+                <w:i w:val="0"/>
+                <w:color w:val="1E5BA8"/>
+                <w:sz w:val="20"/>
+              </w:rPr>
+              <w:t xml:space="preserve">Fault flag:  </w:t>
+            </w:r>
+            <w:r>
+              <w:rPr>
+                <w:rFonts w:ascii="Calibri" w:hAnsi="Calibri"/>
+                <w:b w:val="0"/>
+                <w:i w:val="0"/>
+                <w:color w:val="1C1C1C"/>
+                <w:sz w:val="20"/>
+              </w:rPr>
+              <w:t>knee_valgus (session): {valgus_phase_distribution}  |  mean_distance: {knee_valgus_mean}  |  reps: {valgus_flag_reps}</w:t>
+              <w:br/>
+              <w:t>LLM receives: the phase distribution (string), the mean distance (float), and the affected rep numbers. No pre-classified severity grade is passed — LLM must infer severity from the distance value.</w:t>
+            </w:r>
+          </w:p>
+        </w:tc>
+      </w:tr>
+    </w:tbl>
+    <w:p>
+      <w:pPr>
+        <w:spacing w:after="80"/>
+      </w:pPr>
+    </w:p>
+    <w:tbl>
+      <w:tblPr>
+        <w:tblStyle w:val="TableGrid"/>
+        <w:tblW w:type="auto" w:w="0"/>
+        <w:tblLook w:firstColumn="1" w:firstRow="1" w:lastColumn="0" w:lastRow="0" w:noHBand="0" w:noVBand="1" w:val="04A0"/>
+      </w:tblPr>
+      <w:tblGrid>
+        <w:gridCol w:w="9746"/>
+      </w:tblGrid>
+      <w:tr>
+        <w:tc>
+          <w:tcPr>
+            <w:tcW w:type="dxa" w:w="9746"/>
+            <w:shd w:val="clear" w:color="auto" w:fill="FFF3CD"/>
+            <w:tcBorders>
+              <w:top w:val="single" w:sz="6" w:space="0" w:color="AAAAAA"/>
+              <w:left w:val="single" w:sz="6" w:space="0" w:color="AAAAAA"/>
+              <w:bottom w:val="single" w:sz="6" w:space="0" w:color="AAAAAA"/>
+              <w:right w:val="single" w:sz="6" w:space="0" w:color="AAAAAA"/>
+            </w:tcBorders>
+          </w:tcPr>
+          <w:p>
+            <w:pPr>
+              <w:spacing w:before="40" w:after="40"/>
+            </w:pPr>
+            <w:r>
+              <w:rPr>
+                <w:rFonts w:ascii="Calibri" w:hAnsi="Calibri"/>
+                <w:b/>
+                <w:i w:val="0"/>
+                <w:color w:val="C07000"/>
+                <w:sz w:val="20"/>
+              </w:rPr>
+              <w:t xml:space="preserve">Metric clarification — distance vs ratio:  </w:t>
+            </w:r>
+            <w:r>
+              <w:rPr>
+                <w:rFonts w:ascii="Calibri" w:hAnsi="Calibri"/>
+                <w:b w:val="0"/>
+                <w:i w:val="0"/>
+                <w:color w:val="1C1C1C"/>
+                <w:sz w:val="20"/>
+              </w:rPr>
+              <w:t>The script uses knee_valgus_distance (a normalized value, e.g. 0.201). The MD coaching reference uses knee gap / hip gap ratio (e.g. 0.95). These are inversely related: valgus_distance ≈ 1 − ratio. Example: ratio 0.80 → distance ≈ 0.20. Ratio 0.95 (threshold) → distance ≈ 0.05.</w:t>
+            </w:r>
+          </w:p>
+        </w:tc>
+      </w:tr>
+    </w:tbl>
+    <w:p>
+      <w:pPr>
+        <w:spacing w:after="80"/>
+      </w:pPr>
+    </w:p>
+    <w:p>
+      <w:pPr>
+        <w:spacing w:before="120" w:after="120"/>
+        <w:pBdr>
+          <w:bottom w:val="single" w:sz="6" w:space="1" w:color="1E5BA8"/>
+        </w:pBdr>
+      </w:pPr>
+    </w:p>
+    <w:p>
+      <w:pPr>
+        <w:spacing w:before="200" w:after="60"/>
+      </w:pPr>
+      <w:r>
+        <w:rPr>
+          <w:rFonts w:ascii="Calibri" w:hAnsi="Calibri"/>
+          <w:b/>
+          <w:i w:val="0"/>
+          <w:color w:val="1E5BA8"/>
+          <w:sz w:val="24"/>
+        </w:rPr>
+        <w:t>2. Current state across all sources</w:t>
+      </w:r>
+    </w:p>
+    <w:p>
+      <w:pPr>
+        <w:spacing w:before="120" w:after="40"/>
+      </w:pPr>
+      <w:r>
+        <w:rPr>
+          <w:rFonts w:ascii="Calibri" w:hAnsi="Calibri"/>
+          <w:b/>
+          <w:i w:val="0"/>
+          <w:color w:val="1C1C1C"/>
+          <w:sz w:val="21"/>
+        </w:rPr>
+        <w:t>2a. Biomechanics script — valgus_flag threshold</w:t>
+      </w:r>
+    </w:p>
+    <w:p>
+      <w:pPr>
+        <w:spacing w:before="20" w:after="80"/>
+      </w:pPr>
+      <w:r>
+        <w:rPr>
+          <w:rFonts w:ascii="Calibri" w:hAnsi="Calibri"/>
+          <w:b w:val="0"/>
+          <w:i w:val="0"/>
+          <w:color w:val="1C1C1C"/>
+          <w:sz w:val="20"/>
+        </w:rPr>
+        <w:t>valgus_flag = True when knee gap / hip gap ratio &lt; 0.95  (distance &gt; 0.05).</w:t>
+      </w:r>
+    </w:p>
+    <w:p>
+      <w:pPr>
+        <w:spacing w:before="20" w:after="80"/>
+      </w:pPr>
+      <w:r>
+        <w:rPr>
+          <w:rFonts w:ascii="Calibri" w:hAnsi="Calibri"/>
+          <w:b w:val="0"/>
+          <w:i w:val="0"/>
+          <w:color w:val="1C1C1C"/>
+          <w:sz w:val="20"/>
+        </w:rPr>
+        <w:t>No severity grading — all valgus is treated identically once the flag fires.</w:t>
+      </w:r>
+    </w:p>
+    <w:p>
+      <w:pPr>
+        <w:spacing w:before="120" w:after="40"/>
+      </w:pPr>
+      <w:r>
+        <w:rPr>
+          <w:rFonts w:ascii="Calibri" w:hAnsi="Calibri"/>
+          <w:b/>
+          <w:i w:val="0"/>
+          <w:color w:val="1C1C1C"/>
+          <w:sz w:val="21"/>
+        </w:rPr>
+        <w:t>2b. MD coaching reference — front camera (Part 1.2) — knee gap / hip gap ratio</w:t>
+      </w:r>
+    </w:p>
+    <w:tbl>
+      <w:tblPr>
+        <w:tblStyle w:val="TableGrid"/>
+        <w:tblW w:type="auto" w:w="0"/>
+        <w:tblLook w:firstColumn="1" w:firstRow="1" w:lastColumn="0" w:lastRow="0" w:noHBand="0" w:noVBand="1" w:val="04A0"/>
+      </w:tblPr>
+      <w:tblGrid>
+        <w:gridCol w:w="2436"/>
+        <w:gridCol w:w="2436"/>
+        <w:gridCol w:w="2436"/>
+        <w:gridCol w:w="2436"/>
+      </w:tblGrid>
+      <w:tr>
+        <w:tc>
+          <w:tcPr>
+            <w:tcW w:type="dxa" w:w="1701"/>
+            <w:shd w:val="clear" w:color="auto" w:fill="0F274D"/>
+            <w:tcBorders>
+              <w:top w:val="single" w:sz="4" w:space="0" w:color="FFFFFF"/>
+              <w:left w:val="single" w:sz="4" w:space="0" w:color="FFFFFF"/>
+              <w:bottom w:val="single" w:sz="4" w:space="0" w:color="FFFFFF"/>
+              <w:right w:val="single" w:sz="4" w:space="0" w:color="FFFFFF"/>
+            </w:tcBorders>
+          </w:tcPr>
+          <w:p>
+            <w:pPr>
+              <w:jc w:val="center"/>
+            </w:pPr>
+            <w:r>
+              <w:rPr>
+                <w:rFonts w:ascii="Calibri" w:hAnsi="Calibri"/>
+                <w:b/>
+                <w:i w:val="0"/>
+                <w:color w:val="FFFFFF"/>
+                <w:sz w:val="18"/>
+              </w:rPr>
+              <w:t>MD grade</w:t>
+            </w:r>
+          </w:p>
+        </w:tc>
+        <w:tc>
+          <w:tcPr>
+            <w:tcW w:type="dxa" w:w="2268"/>
+            <w:shd w:val="clear" w:color="auto" w:fill="0F274D"/>
+            <w:tcBorders>
+              <w:top w:val="single" w:sz="4" w:space="0" w:color="FFFFFF"/>
+              <w:left w:val="single" w:sz="4" w:space="0" w:color="FFFFFF"/>
+              <w:bottom w:val="single" w:sz="4" w:space="0" w:color="FFFFFF"/>
+              <w:right w:val="single" w:sz="4" w:space="0" w:color="FFFFFF"/>
+            </w:tcBorders>
+          </w:tcPr>
+          <w:p>
+            <w:pPr>
+              <w:jc w:val="center"/>
+            </w:pPr>
+            <w:r>
+              <w:rPr>
+                <w:rFonts w:ascii="Calibri" w:hAnsi="Calibri"/>
+                <w:b/>
+                <w:i w:val="0"/>
+                <w:color w:val="FFFFFF"/>
+                <w:sz w:val="18"/>
+              </w:rPr>
+              <w:t>Knee gap / hip gap ratio</w:t>
+            </w:r>
+          </w:p>
+        </w:tc>
+        <w:tc>
+          <w:tcPr>
+            <w:tcW w:type="dxa" w:w="2268"/>
+            <w:shd w:val="clear" w:color="auto" w:fill="0F274D"/>
+            <w:tcBorders>
+              <w:top w:val="single" w:sz="4" w:space="0" w:color="FFFFFF"/>
+              <w:left w:val="single" w:sz="4" w:space="0" w:color="FFFFFF"/>
+              <w:bottom w:val="single" w:sz="4" w:space="0" w:color="FFFFFF"/>
+              <w:right w:val="single" w:sz="4" w:space="0" w:color="FFFFFF"/>
+            </w:tcBorders>
+          </w:tcPr>
+          <w:p>
+            <w:pPr>
+              <w:jc w:val="center"/>
+            </w:pPr>
+            <w:r>
+              <w:rPr>
+                <w:rFonts w:ascii="Calibri" w:hAnsi="Calibri"/>
+                <w:b/>
+                <w:i w:val="0"/>
+                <w:color w:val="FFFFFF"/>
+                <w:sz w:val="18"/>
+              </w:rPr>
+              <w:t>Approx. valgus_distance</w:t>
+            </w:r>
+          </w:p>
+        </w:tc>
+        <w:tc>
+          <w:tcPr>
+            <w:tcW w:type="dxa" w:w="3969"/>
+            <w:shd w:val="clear" w:color="auto" w:fill="0F274D"/>
+            <w:tcBorders>
+              <w:top w:val="single" w:sz="4" w:space="0" w:color="FFFFFF"/>
+              <w:left w:val="single" w:sz="4" w:space="0" w:color="FFFFFF"/>
+              <w:bottom w:val="single" w:sz="4" w:space="0" w:color="FFFFFF"/>
+              <w:right w:val="single" w:sz="4" w:space="0" w:color="FFFFFF"/>
+            </w:tcBorders>
+          </w:tcPr>
+          <w:p>
+            <w:pPr>
+              <w:jc w:val="center"/>
+            </w:pPr>
+            <w:r>
+              <w:rPr>
+                <w:rFonts w:ascii="Calibri" w:hAnsi="Calibri"/>
+                <w:b/>
+                <w:i w:val="0"/>
+                <w:color w:val="FFFFFF"/>
+                <w:sz w:val="18"/>
+              </w:rPr>
+              <w:t>Meaning</w:t>
+            </w:r>
+          </w:p>
+        </w:tc>
+      </w:tr>
+      <w:tr>
+        <w:tc>
+          <w:tcPr>
+            <w:tcW w:type="dxa" w:w="1701"/>
+            <w:shd w:val="clear" w:color="auto" w:fill="E0F4E8"/>
+            <w:tcBorders>
+              <w:top w:val="single" w:sz="4" w:space="0" w:color="CCCCCC"/>
+              <w:left w:val="single" w:sz="4" w:space="0" w:color="CCCCCC"/>
+              <w:bottom w:val="single" w:sz="4" w:space="0" w:color="CCCCCC"/>
+              <w:right w:val="single" w:sz="4" w:space="0" w:color="CCCCCC"/>
+            </w:tcBorders>
+          </w:tcPr>
+          <w:p>
+            <w:pPr>
+              <w:jc w:val="left"/>
+            </w:pPr>
+            <w:r>
+              <w:rPr>
+                <w:rFonts w:ascii="Calibri" w:hAnsi="Calibri"/>
+                <w:b w:val="0"/>
+                <w:i w:val="0"/>
+                <w:color w:val="1A6E2E"/>
+                <w:sz w:val="18"/>
+              </w:rPr>
+              <w:t>Excellent</w:t>
+            </w:r>
+          </w:p>
+        </w:tc>
+        <w:tc>
+          <w:tcPr>
+            <w:tcW w:type="dxa" w:w="2268"/>
+            <w:tcBorders>
+              <w:top w:val="single" w:sz="4" w:space="0" w:color="CCCCCC"/>
+              <w:left w:val="single" w:sz="4" w:space="0" w:color="CCCCCC"/>
+              <w:bottom w:val="single" w:sz="4" w:space="0" w:color="CCCCCC"/>
+              <w:right w:val="single" w:sz="4" w:space="0" w:color="CCCCCC"/>
+            </w:tcBorders>
+          </w:tcPr>
+          <w:p>
+            <w:pPr>
+              <w:jc w:val="left"/>
+            </w:pPr>
+            <w:r>
+              <w:rPr>
+                <w:rFonts w:ascii="Calibri" w:hAnsi="Calibri"/>
+                <w:b w:val="0"/>
+                <w:i w:val="0"/>
+                <w:color w:val="1C1C1C"/>
+                <w:sz w:val="18"/>
+              </w:rPr>
+              <w:t>0.98–1.15</w:t>
+            </w:r>
+          </w:p>
+        </w:tc>
+        <w:tc>
+          <w:tcPr>
+            <w:tcW w:type="dxa" w:w="2268"/>
+            <w:tcBorders>
+              <w:top w:val="single" w:sz="4" w:space="0" w:color="CCCCCC"/>
+              <w:left w:val="single" w:sz="4" w:space="0" w:color="CCCCCC"/>
+              <w:bottom w:val="single" w:sz="4" w:space="0" w:color="CCCCCC"/>
+              <w:right w:val="single" w:sz="4" w:space="0" w:color="CCCCCC"/>
+            </w:tcBorders>
+          </w:tcPr>
+          <w:p>
+            <w:pPr>
+              <w:jc w:val="left"/>
+            </w:pPr>
+            <w:r>
+              <w:rPr>
+                <w:rFonts w:ascii="Calibri" w:hAnsi="Calibri"/>
+                <w:b w:val="0"/>
+                <w:i w:val="0"/>
+                <w:color w:val="1C1C1C"/>
+                <w:sz w:val="18"/>
+              </w:rPr>
+              <w:t>0.00–0.02</w:t>
+            </w:r>
+          </w:p>
+        </w:tc>
+        <w:tc>
+          <w:tcPr>
+            <w:tcW w:type="dxa" w:w="3969"/>
+            <w:tcBorders>
+              <w:top w:val="single" w:sz="4" w:space="0" w:color="CCCCCC"/>
+              <w:left w:val="single" w:sz="4" w:space="0" w:color="CCCCCC"/>
+              <w:bottom w:val="single" w:sz="4" w:space="0" w:color="CCCCCC"/>
+              <w:right w:val="single" w:sz="4" w:space="0" w:color="CCCCCC"/>
+            </w:tcBorders>
+          </w:tcPr>
+          <w:p>
+            <w:pPr>
+              <w:jc w:val="left"/>
+            </w:pPr>
+            <w:r>
+              <w:rPr>
+                <w:rFonts w:ascii="Calibri" w:hAnsi="Calibri"/>
+                <w:b w:val="0"/>
+                <w:i w:val="0"/>
+                <w:color w:val="1C1C1C"/>
+                <w:sz w:val="18"/>
+              </w:rPr>
+              <w:t>Knees wide — no valgus, tracking well</w:t>
+            </w:r>
+          </w:p>
+        </w:tc>
+      </w:tr>
+      <w:tr>
+        <w:tc>
+          <w:tcPr>
+            <w:tcW w:type="dxa" w:w="1701"/>
+            <w:shd w:val="clear" w:color="auto" w:fill="E0F4E8"/>
+            <w:tcBorders>
+              <w:top w:val="single" w:sz="4" w:space="0" w:color="CCCCCC"/>
+              <w:left w:val="single" w:sz="4" w:space="0" w:color="CCCCCC"/>
+              <w:bottom w:val="single" w:sz="4" w:space="0" w:color="CCCCCC"/>
+              <w:right w:val="single" w:sz="4" w:space="0" w:color="CCCCCC"/>
+            </w:tcBorders>
+          </w:tcPr>
+          <w:p>
+            <w:pPr>
+              <w:jc w:val="left"/>
+            </w:pPr>
+            <w:r>
+              <w:rPr>
+                <w:rFonts w:ascii="Calibri" w:hAnsi="Calibri"/>
+                <w:b w:val="0"/>
+                <w:i w:val="0"/>
+                <w:color w:val="1A6E2E"/>
+                <w:sz w:val="18"/>
+              </w:rPr>
+              <w:t>Good</w:t>
+            </w:r>
+          </w:p>
+        </w:tc>
+        <w:tc>
+          <w:tcPr>
+            <w:tcW w:type="dxa" w:w="2268"/>
+            <w:tcBorders>
+              <w:top w:val="single" w:sz="4" w:space="0" w:color="CCCCCC"/>
+              <w:left w:val="single" w:sz="4" w:space="0" w:color="CCCCCC"/>
+              <w:bottom w:val="single" w:sz="4" w:space="0" w:color="CCCCCC"/>
+              <w:right w:val="single" w:sz="4" w:space="0" w:color="CCCCCC"/>
+            </w:tcBorders>
+          </w:tcPr>
+          <w:p>
+            <w:pPr>
+              <w:jc w:val="left"/>
+            </w:pPr>
+            <w:r>
+              <w:rPr>
+                <w:rFonts w:ascii="Calibri" w:hAnsi="Calibri"/>
+                <w:b w:val="0"/>
+                <w:i w:val="0"/>
+                <w:color w:val="1C1C1C"/>
+                <w:sz w:val="18"/>
+              </w:rPr>
+              <w:t>0.92–0.97</w:t>
+            </w:r>
+          </w:p>
+        </w:tc>
+        <w:tc>
+          <w:tcPr>
+            <w:tcW w:type="dxa" w:w="2268"/>
+            <w:tcBorders>
+              <w:top w:val="single" w:sz="4" w:space="0" w:color="CCCCCC"/>
+              <w:left w:val="single" w:sz="4" w:space="0" w:color="CCCCCC"/>
+              <w:bottom w:val="single" w:sz="4" w:space="0" w:color="CCCCCC"/>
+              <w:right w:val="single" w:sz="4" w:space="0" w:color="CCCCCC"/>
+            </w:tcBorders>
+          </w:tcPr>
+          <w:p>
+            <w:pPr>
+              <w:jc w:val="left"/>
+            </w:pPr>
+            <w:r>
+              <w:rPr>
+                <w:rFonts w:ascii="Calibri" w:hAnsi="Calibri"/>
+                <w:b w:val="0"/>
+                <w:i w:val="0"/>
+                <w:color w:val="1C1C1C"/>
+                <w:sz w:val="18"/>
+              </w:rPr>
+              <w:t>0.03–0.08</w:t>
+            </w:r>
+          </w:p>
+        </w:tc>
+        <w:tc>
+          <w:tcPr>
+            <w:tcW w:type="dxa" w:w="3969"/>
+            <w:tcBorders>
+              <w:top w:val="single" w:sz="4" w:space="0" w:color="CCCCCC"/>
+              <w:left w:val="single" w:sz="4" w:space="0" w:color="CCCCCC"/>
+              <w:bottom w:val="single" w:sz="4" w:space="0" w:color="CCCCCC"/>
+              <w:right w:val="single" w:sz="4" w:space="0" w:color="CCCCCC"/>
+            </w:tcBorders>
+          </w:tcPr>
+          <w:p>
+            <w:pPr>
+              <w:jc w:val="left"/>
+            </w:pPr>
+            <w:r>
+              <w:rPr>
+                <w:rFonts w:ascii="Calibri" w:hAnsi="Calibri"/>
+                <w:b w:val="0"/>
+                <w:i w:val="0"/>
+                <w:color w:val="1C1C1C"/>
+                <w:sz w:val="18"/>
+              </w:rPr>
+              <w:t>Minimal valgus risk — acceptable</w:t>
+            </w:r>
+          </w:p>
+        </w:tc>
+      </w:tr>
+      <w:tr>
+        <w:tc>
+          <w:tcPr>
+            <w:tcW w:type="dxa" w:w="1701"/>
+            <w:shd w:val="clear" w:color="auto" w:fill="FFF3CD"/>
+            <w:tcBorders>
+              <w:top w:val="single" w:sz="4" w:space="0" w:color="CCCCCC"/>
+              <w:left w:val="single" w:sz="4" w:space="0" w:color="CCCCCC"/>
+              <w:bottom w:val="single" w:sz="4" w:space="0" w:color="CCCCCC"/>
+              <w:right w:val="single" w:sz="4" w:space="0" w:color="CCCCCC"/>
+            </w:tcBorders>
+          </w:tcPr>
+          <w:p>
+            <w:pPr>
+              <w:jc w:val="left"/>
+            </w:pPr>
+            <w:r>
+              <w:rPr>
+                <w:rFonts w:ascii="Calibri" w:hAnsi="Calibri"/>
+                <w:b w:val="0"/>
+                <w:i w:val="0"/>
+                <w:color w:val="C07000"/>
+                <w:sz w:val="18"/>
+              </w:rPr>
+              <w:t>Mild</w:t>
+            </w:r>
+          </w:p>
+        </w:tc>
+        <w:tc>
+          <w:tcPr>
+            <w:tcW w:type="dxa" w:w="2268"/>
+            <w:tcBorders>
+              <w:top w:val="single" w:sz="4" w:space="0" w:color="CCCCCC"/>
+              <w:left w:val="single" w:sz="4" w:space="0" w:color="CCCCCC"/>
+              <w:bottom w:val="single" w:sz="4" w:space="0" w:color="CCCCCC"/>
+              <w:right w:val="single" w:sz="4" w:space="0" w:color="CCCCCC"/>
+            </w:tcBorders>
+          </w:tcPr>
+          <w:p>
+            <w:pPr>
+              <w:jc w:val="left"/>
+            </w:pPr>
+            <w:r>
+              <w:rPr>
+                <w:rFonts w:ascii="Calibri" w:hAnsi="Calibri"/>
+                <w:b w:val="0"/>
+                <w:i w:val="0"/>
+                <w:color w:val="1C1C1C"/>
+                <w:sz w:val="18"/>
+              </w:rPr>
+              <w:t>0.85–0.91</w:t>
+            </w:r>
+          </w:p>
+        </w:tc>
+        <w:tc>
+          <w:tcPr>
+            <w:tcW w:type="dxa" w:w="2268"/>
+            <w:tcBorders>
+              <w:top w:val="single" w:sz="4" w:space="0" w:color="CCCCCC"/>
+              <w:left w:val="single" w:sz="4" w:space="0" w:color="CCCCCC"/>
+              <w:bottom w:val="single" w:sz="4" w:space="0" w:color="CCCCCC"/>
+              <w:right w:val="single" w:sz="4" w:space="0" w:color="CCCCCC"/>
+            </w:tcBorders>
+          </w:tcPr>
+          <w:p>
+            <w:pPr>
+              <w:jc w:val="left"/>
+            </w:pPr>
+            <w:r>
+              <w:rPr>
+                <w:rFonts w:ascii="Calibri" w:hAnsi="Calibri"/>
+                <w:b w:val="0"/>
+                <w:i w:val="0"/>
+                <w:color w:val="1C1C1C"/>
+                <w:sz w:val="18"/>
+              </w:rPr>
+              <w:t>0.09–0.15</w:t>
+            </w:r>
+          </w:p>
+        </w:tc>
+        <w:tc>
+          <w:tcPr>
+            <w:tcW w:type="dxa" w:w="3969"/>
+            <w:tcBorders>
+              <w:top w:val="single" w:sz="4" w:space="0" w:color="CCCCCC"/>
+              <w:left w:val="single" w:sz="4" w:space="0" w:color="CCCCCC"/>
+              <w:bottom w:val="single" w:sz="4" w:space="0" w:color="CCCCCC"/>
+              <w:right w:val="single" w:sz="4" w:space="0" w:color="CCCCCC"/>
+            </w:tcBorders>
+          </w:tcPr>
+          <w:p>
+            <w:pPr>
+              <w:jc w:val="left"/>
+            </w:pPr>
+            <w:r>
+              <w:rPr>
+                <w:rFonts w:ascii="Calibri" w:hAnsi="Calibri"/>
+                <w:b w:val="0"/>
+                <w:i w:val="0"/>
+                <w:color w:val="1C1C1C"/>
+                <w:sz w:val="18"/>
+              </w:rPr>
+              <w:t>Mild valgus — knees beginning to cave</w:t>
+            </w:r>
+          </w:p>
+        </w:tc>
+      </w:tr>
+      <w:tr>
+        <w:tc>
+          <w:tcPr>
+            <w:tcW w:type="dxa" w:w="1701"/>
+            <w:shd w:val="clear" w:color="auto" w:fill="F8D0D0"/>
+            <w:tcBorders>
+              <w:top w:val="single" w:sz="4" w:space="0" w:color="CCCCCC"/>
+              <w:left w:val="single" w:sz="4" w:space="0" w:color="CCCCCC"/>
+              <w:bottom w:val="single" w:sz="4" w:space="0" w:color="CCCCCC"/>
+              <w:right w:val="single" w:sz="4" w:space="0" w:color="CCCCCC"/>
+            </w:tcBorders>
+          </w:tcPr>
+          <w:p>
+            <w:pPr>
+              <w:jc w:val="left"/>
+            </w:pPr>
+            <w:r>
+              <w:rPr>
+                <w:rFonts w:ascii="Calibri" w:hAnsi="Calibri"/>
+                <w:b w:val="0"/>
+                <w:i w:val="0"/>
+                <w:color w:val="C02020"/>
+                <w:sz w:val="18"/>
+              </w:rPr>
+              <w:t>Moderate</w:t>
+            </w:r>
+          </w:p>
+        </w:tc>
+        <w:tc>
+          <w:tcPr>
+            <w:tcW w:type="dxa" w:w="2268"/>
+            <w:tcBorders>
+              <w:top w:val="single" w:sz="4" w:space="0" w:color="CCCCCC"/>
+              <w:left w:val="single" w:sz="4" w:space="0" w:color="CCCCCC"/>
+              <w:bottom w:val="single" w:sz="4" w:space="0" w:color="CCCCCC"/>
+              <w:right w:val="single" w:sz="4" w:space="0" w:color="CCCCCC"/>
+            </w:tcBorders>
+          </w:tcPr>
+          <w:p>
+            <w:pPr>
+              <w:jc w:val="left"/>
+            </w:pPr>
+            <w:r>
+              <w:rPr>
+                <w:rFonts w:ascii="Calibri" w:hAnsi="Calibri"/>
+                <w:b w:val="0"/>
+                <w:i w:val="0"/>
+                <w:color w:val="1C1C1C"/>
+                <w:sz w:val="18"/>
+              </w:rPr>
+              <w:t>0.72–0.84</w:t>
+            </w:r>
+          </w:p>
+        </w:tc>
+        <w:tc>
+          <w:tcPr>
+            <w:tcW w:type="dxa" w:w="2268"/>
+            <w:tcBorders>
+              <w:top w:val="single" w:sz="4" w:space="0" w:color="CCCCCC"/>
+              <w:left w:val="single" w:sz="4" w:space="0" w:color="CCCCCC"/>
+              <w:bottom w:val="single" w:sz="4" w:space="0" w:color="CCCCCC"/>
+              <w:right w:val="single" w:sz="4" w:space="0" w:color="CCCCCC"/>
+            </w:tcBorders>
+          </w:tcPr>
+          <w:p>
+            <w:pPr>
+              <w:jc w:val="left"/>
+            </w:pPr>
+            <w:r>
+              <w:rPr>
+                <w:rFonts w:ascii="Calibri" w:hAnsi="Calibri"/>
+                <w:b w:val="0"/>
+                <w:i w:val="0"/>
+                <w:color w:val="1C1C1C"/>
+                <w:sz w:val="18"/>
+              </w:rPr>
+              <w:t>0.16–0.28</w:t>
+            </w:r>
+          </w:p>
+        </w:tc>
+        <w:tc>
+          <w:tcPr>
+            <w:tcW w:type="dxa" w:w="3969"/>
+            <w:tcBorders>
+              <w:top w:val="single" w:sz="4" w:space="0" w:color="CCCCCC"/>
+              <w:left w:val="single" w:sz="4" w:space="0" w:color="CCCCCC"/>
+              <w:bottom w:val="single" w:sz="4" w:space="0" w:color="CCCCCC"/>
+              <w:right w:val="single" w:sz="4" w:space="0" w:color="CCCCCC"/>
+            </w:tcBorders>
+          </w:tcPr>
+          <w:p>
+            <w:pPr>
+              <w:jc w:val="left"/>
+            </w:pPr>
+            <w:r>
+              <w:rPr>
+                <w:rFonts w:ascii="Calibri" w:hAnsi="Calibri"/>
+                <w:b w:val="0"/>
+                <w:i w:val="0"/>
+                <w:color w:val="1C1C1C"/>
+                <w:sz w:val="18"/>
+              </w:rPr>
+              <w:t>Moderate collapse — 0.201 test case was here</w:t>
+            </w:r>
+          </w:p>
+        </w:tc>
+      </w:tr>
+      <w:tr>
+        <w:tc>
+          <w:tcPr>
+            <w:tcW w:type="dxa" w:w="1701"/>
+            <w:shd w:val="clear" w:color="auto" w:fill="F8D0D0"/>
+            <w:tcBorders>
+              <w:top w:val="single" w:sz="4" w:space="0" w:color="CCCCCC"/>
+              <w:left w:val="single" w:sz="4" w:space="0" w:color="CCCCCC"/>
+              <w:bottom w:val="single" w:sz="4" w:space="0" w:color="CCCCCC"/>
+              <w:right w:val="single" w:sz="4" w:space="0" w:color="CCCCCC"/>
+            </w:tcBorders>
+          </w:tcPr>
+          <w:p>
+            <w:pPr>
+              <w:jc w:val="left"/>
+            </w:pPr>
+            <w:r>
+              <w:rPr>
+                <w:rFonts w:ascii="Calibri" w:hAnsi="Calibri"/>
+                <w:b w:val="0"/>
+                <w:i w:val="0"/>
+                <w:color w:val="C02020"/>
+                <w:sz w:val="18"/>
+              </w:rPr>
+              <w:t>Severe</w:t>
+            </w:r>
+          </w:p>
+        </w:tc>
+        <w:tc>
+          <w:tcPr>
+            <w:tcW w:type="dxa" w:w="2268"/>
+            <w:tcBorders>
+              <w:top w:val="single" w:sz="4" w:space="0" w:color="CCCCCC"/>
+              <w:left w:val="single" w:sz="4" w:space="0" w:color="CCCCCC"/>
+              <w:bottom w:val="single" w:sz="4" w:space="0" w:color="CCCCCC"/>
+              <w:right w:val="single" w:sz="4" w:space="0" w:color="CCCCCC"/>
+            </w:tcBorders>
+          </w:tcPr>
+          <w:p>
+            <w:pPr>
+              <w:jc w:val="left"/>
+            </w:pPr>
+            <w:r>
+              <w:rPr>
+                <w:rFonts w:ascii="Calibri" w:hAnsi="Calibri"/>
+                <w:b w:val="0"/>
+                <w:i w:val="0"/>
+                <w:color w:val="1C1C1C"/>
+                <w:sz w:val="18"/>
+              </w:rPr>
+              <w:t>0.00–0.71</w:t>
+            </w:r>
+          </w:p>
+        </w:tc>
+        <w:tc>
+          <w:tcPr>
+            <w:tcW w:type="dxa" w:w="2268"/>
+            <w:tcBorders>
+              <w:top w:val="single" w:sz="4" w:space="0" w:color="CCCCCC"/>
+              <w:left w:val="single" w:sz="4" w:space="0" w:color="CCCCCC"/>
+              <w:bottom w:val="single" w:sz="4" w:space="0" w:color="CCCCCC"/>
+              <w:right w:val="single" w:sz="4" w:space="0" w:color="CCCCCC"/>
+            </w:tcBorders>
+          </w:tcPr>
+          <w:p>
+            <w:pPr>
+              <w:jc w:val="left"/>
+            </w:pPr>
+            <w:r>
+              <w:rPr>
+                <w:rFonts w:ascii="Calibri" w:hAnsi="Calibri"/>
+                <w:b w:val="0"/>
+                <w:i w:val="0"/>
+                <w:color w:val="1C1C1C"/>
+                <w:sz w:val="18"/>
+              </w:rPr>
+              <w:t>&gt; 0.29</w:t>
+            </w:r>
+          </w:p>
+        </w:tc>
+        <w:tc>
+          <w:tcPr>
+            <w:tcW w:type="dxa" w:w="3969"/>
+            <w:tcBorders>
+              <w:top w:val="single" w:sz="4" w:space="0" w:color="CCCCCC"/>
+              <w:left w:val="single" w:sz="4" w:space="0" w:color="CCCCCC"/>
+              <w:bottom w:val="single" w:sz="4" w:space="0" w:color="CCCCCC"/>
+              <w:right w:val="single" w:sz="4" w:space="0" w:color="CCCCCC"/>
+            </w:tcBorders>
+          </w:tcPr>
+          <w:p>
+            <w:pPr>
+              <w:jc w:val="left"/>
+            </w:pPr>
+            <w:r>
+              <w:rPr>
+                <w:rFonts w:ascii="Calibri" w:hAnsi="Calibri"/>
+                <w:b w:val="0"/>
+                <w:i w:val="0"/>
+                <w:color w:val="1C1C1C"/>
+                <w:sz w:val="18"/>
+              </w:rPr>
+              <w:t>Severe valgus — significant knee shear</w:t>
+            </w:r>
+          </w:p>
+        </w:tc>
+      </w:tr>
+    </w:tbl>
+    <w:p>
+      <w:pPr>
+        <w:spacing w:after="80"/>
+      </w:pPr>
+    </w:p>
+    <w:p>
+      <w:pPr>
+        <w:spacing w:before="120" w:after="40"/>
+      </w:pPr>
+      <w:r>
+        <w:rPr>
+          <w:rFonts w:ascii="Calibri" w:hAnsi="Calibri"/>
+          <w:b/>
+          <w:i w:val="0"/>
+          <w:color w:val="1C1C1C"/>
+          <w:sz w:val="21"/>
+        </w:rPr>
+        <w:t>2c. System prompt v2.0 — RC2 severity thresholds</w:t>
+      </w:r>
+    </w:p>
+    <w:p>
+      <w:pPr>
+        <w:spacing w:before="20" w:after="80"/>
+      </w:pPr>
+      <w:r>
+        <w:rPr>
+          <w:rFonts w:ascii="Calibri" w:hAnsi="Calibri"/>
+          <w:b w:val="0"/>
+          <w:i w:val="0"/>
+          <w:color w:val="1C1C1C"/>
+          <w:sz w:val="20"/>
+        </w:rPr>
+        <w:t>RC2 severity uses knee gap / hip gap ratio (same as MD):</w:t>
+      </w:r>
+    </w:p>
+    <w:tbl>
+      <w:tblPr>
+        <w:tblStyle w:val="TableGrid"/>
+        <w:tblW w:type="auto" w:w="0"/>
+        <w:tblLook w:firstColumn="1" w:firstRow="1" w:lastColumn="0" w:lastRow="0" w:noHBand="0" w:noVBand="1" w:val="04A0"/>
+      </w:tblPr>
+      <w:tblGrid>
+        <w:gridCol w:w="3249"/>
+        <w:gridCol w:w="3249"/>
+        <w:gridCol w:w="3249"/>
+      </w:tblGrid>
+      <w:tr>
+        <w:tc>
+          <w:tcPr>
+            <w:tcW w:type="dxa" w:w="2268"/>
+            <w:shd w:val="clear" w:color="auto" w:fill="0F274D"/>
+            <w:tcBorders>
+              <w:top w:val="single" w:sz="4" w:space="0" w:color="FFFFFF"/>
+              <w:left w:val="single" w:sz="4" w:space="0" w:color="FFFFFF"/>
+              <w:bottom w:val="single" w:sz="4" w:space="0" w:color="FFFFFF"/>
+              <w:right w:val="single" w:sz="4" w:space="0" w:color="FFFFFF"/>
+            </w:tcBorders>
+          </w:tcPr>
+          <w:p>
+            <w:pPr>
+              <w:jc w:val="center"/>
+            </w:pPr>
+            <w:r>
+              <w:rPr>
+                <w:rFonts w:ascii="Calibri" w:hAnsi="Calibri"/>
+                <w:b/>
+                <w:i w:val="0"/>
+                <w:color w:val="FFFFFF"/>
+                <w:sz w:val="18"/>
+              </w:rPr>
+              <w:t>RC2 severity</w:t>
+            </w:r>
+          </w:p>
+        </w:tc>
+        <w:tc>
+          <w:tcPr>
+            <w:tcW w:type="dxa" w:w="2268"/>
+            <w:shd w:val="clear" w:color="auto" w:fill="0F274D"/>
+            <w:tcBorders>
+              <w:top w:val="single" w:sz="4" w:space="0" w:color="FFFFFF"/>
+              <w:left w:val="single" w:sz="4" w:space="0" w:color="FFFFFF"/>
+              <w:bottom w:val="single" w:sz="4" w:space="0" w:color="FFFFFF"/>
+              <w:right w:val="single" w:sz="4" w:space="0" w:color="FFFFFF"/>
+            </w:tcBorders>
+          </w:tcPr>
+          <w:p>
+            <w:pPr>
+              <w:jc w:val="center"/>
+            </w:pPr>
+            <w:r>
+              <w:rPr>
+                <w:rFonts w:ascii="Calibri" w:hAnsi="Calibri"/>
+                <w:b/>
+                <w:i w:val="0"/>
+                <w:color w:val="FFFFFF"/>
+                <w:sz w:val="18"/>
+              </w:rPr>
+              <w:t>Ratio</w:t>
+            </w:r>
+          </w:p>
+        </w:tc>
+        <w:tc>
+          <w:tcPr>
+            <w:tcW w:type="dxa" w:w="2268"/>
+            <w:shd w:val="clear" w:color="auto" w:fill="0F274D"/>
+            <w:tcBorders>
+              <w:top w:val="single" w:sz="4" w:space="0" w:color="FFFFFF"/>
+              <w:left w:val="single" w:sz="4" w:space="0" w:color="FFFFFF"/>
+              <w:bottom w:val="single" w:sz="4" w:space="0" w:color="FFFFFF"/>
+              <w:right w:val="single" w:sz="4" w:space="0" w:color="FFFFFF"/>
+            </w:tcBorders>
+          </w:tcPr>
+          <w:p>
+            <w:pPr>
+              <w:jc w:val="center"/>
+            </w:pPr>
+            <w:r>
+              <w:rPr>
+                <w:rFonts w:ascii="Calibri" w:hAnsi="Calibri"/>
+                <w:b/>
+                <w:i w:val="0"/>
+                <w:color w:val="FFFFFF"/>
+                <w:sz w:val="18"/>
+              </w:rPr>
+              <w:t>Approx. distance</w:t>
+            </w:r>
+          </w:p>
+        </w:tc>
+      </w:tr>
+      <w:tr>
+        <w:tc>
+          <w:tcPr>
+            <w:tcW w:type="dxa" w:w="2268"/>
+            <w:shd w:val="clear" w:color="auto" w:fill="FFF3CD"/>
+            <w:tcBorders>
+              <w:top w:val="single" w:sz="4" w:space="0" w:color="CCCCCC"/>
+              <w:left w:val="single" w:sz="4" w:space="0" w:color="CCCCCC"/>
+              <w:bottom w:val="single" w:sz="4" w:space="0" w:color="CCCCCC"/>
+              <w:right w:val="single" w:sz="4" w:space="0" w:color="CCCCCC"/>
+            </w:tcBorders>
+          </w:tcPr>
+          <w:p>
+            <w:pPr>
+              <w:jc w:val="left"/>
+            </w:pPr>
+            <w:r>
+              <w:rPr>
+                <w:rFonts w:ascii="Calibri" w:hAnsi="Calibri"/>
+                <w:b w:val="0"/>
+                <w:i w:val="0"/>
+                <w:color w:val="C07000"/>
+                <w:sz w:val="18"/>
+              </w:rPr>
+              <w:t>Mild</w:t>
+            </w:r>
+          </w:p>
+        </w:tc>
+        <w:tc>
+          <w:tcPr>
+            <w:tcW w:type="dxa" w:w="2268"/>
+            <w:tcBorders>
+              <w:top w:val="single" w:sz="4" w:space="0" w:color="CCCCCC"/>
+              <w:left w:val="single" w:sz="4" w:space="0" w:color="CCCCCC"/>
+              <w:bottom w:val="single" w:sz="4" w:space="0" w:color="CCCCCC"/>
+              <w:right w:val="single" w:sz="4" w:space="0" w:color="CCCCCC"/>
+            </w:tcBorders>
+          </w:tcPr>
+          <w:p>
+            <w:pPr>
+              <w:jc w:val="left"/>
+            </w:pPr>
+            <w:r>
+              <w:rPr>
+                <w:rFonts w:ascii="Calibri" w:hAnsi="Calibri"/>
+                <w:b w:val="0"/>
+                <w:i w:val="0"/>
+                <w:color w:val="1C1C1C"/>
+                <w:sz w:val="18"/>
+              </w:rPr>
+              <w:t>0.85–0.94</w:t>
+            </w:r>
+          </w:p>
+        </w:tc>
+        <w:tc>
+          <w:tcPr>
+            <w:tcW w:type="dxa" w:w="2268"/>
+            <w:tcBorders>
+              <w:top w:val="single" w:sz="4" w:space="0" w:color="CCCCCC"/>
+              <w:left w:val="single" w:sz="4" w:space="0" w:color="CCCCCC"/>
+              <w:bottom w:val="single" w:sz="4" w:space="0" w:color="CCCCCC"/>
+              <w:right w:val="single" w:sz="4" w:space="0" w:color="CCCCCC"/>
+            </w:tcBorders>
+          </w:tcPr>
+          <w:p>
+            <w:pPr>
+              <w:jc w:val="left"/>
+            </w:pPr>
+            <w:r>
+              <w:rPr>
+                <w:rFonts w:ascii="Calibri" w:hAnsi="Calibri"/>
+                <w:b w:val="0"/>
+                <w:i w:val="0"/>
+                <w:color w:val="1C1C1C"/>
+                <w:sz w:val="18"/>
+              </w:rPr>
+              <w:t>0.06–0.15</w:t>
+            </w:r>
+          </w:p>
+        </w:tc>
+      </w:tr>
+      <w:tr>
+        <w:tc>
+          <w:tcPr>
+            <w:tcW w:type="dxa" w:w="2268"/>
+            <w:shd w:val="clear" w:color="auto" w:fill="F8D0D0"/>
+            <w:tcBorders>
+              <w:top w:val="single" w:sz="4" w:space="0" w:color="CCCCCC"/>
+              <w:left w:val="single" w:sz="4" w:space="0" w:color="CCCCCC"/>
+              <w:bottom w:val="single" w:sz="4" w:space="0" w:color="CCCCCC"/>
+              <w:right w:val="single" w:sz="4" w:space="0" w:color="CCCCCC"/>
+            </w:tcBorders>
+          </w:tcPr>
+          <w:p>
+            <w:pPr>
+              <w:jc w:val="left"/>
+            </w:pPr>
+            <w:r>
+              <w:rPr>
+                <w:rFonts w:ascii="Calibri" w:hAnsi="Calibri"/>
+                <w:b w:val="0"/>
+                <w:i w:val="0"/>
+                <w:color w:val="C02020"/>
+                <w:sz w:val="18"/>
+              </w:rPr>
+              <w:t>Moderate</w:t>
+            </w:r>
+          </w:p>
+        </w:tc>
+        <w:tc>
+          <w:tcPr>
+            <w:tcW w:type="dxa" w:w="2268"/>
+            <w:tcBorders>
+              <w:top w:val="single" w:sz="4" w:space="0" w:color="CCCCCC"/>
+              <w:left w:val="single" w:sz="4" w:space="0" w:color="CCCCCC"/>
+              <w:bottom w:val="single" w:sz="4" w:space="0" w:color="CCCCCC"/>
+              <w:right w:val="single" w:sz="4" w:space="0" w:color="CCCCCC"/>
+            </w:tcBorders>
+          </w:tcPr>
+          <w:p>
+            <w:pPr>
+              <w:jc w:val="left"/>
+            </w:pPr>
+            <w:r>
+              <w:rPr>
+                <w:rFonts w:ascii="Calibri" w:hAnsi="Calibri"/>
+                <w:b w:val="0"/>
+                <w:i w:val="0"/>
+                <w:color w:val="1C1C1C"/>
+                <w:sz w:val="18"/>
+              </w:rPr>
+              <w:t>0.70–0.84</w:t>
+            </w:r>
+          </w:p>
+        </w:tc>
+        <w:tc>
+          <w:tcPr>
+            <w:tcW w:type="dxa" w:w="2268"/>
+            <w:tcBorders>
+              <w:top w:val="single" w:sz="4" w:space="0" w:color="CCCCCC"/>
+              <w:left w:val="single" w:sz="4" w:space="0" w:color="CCCCCC"/>
+              <w:bottom w:val="single" w:sz="4" w:space="0" w:color="CCCCCC"/>
+              <w:right w:val="single" w:sz="4" w:space="0" w:color="CCCCCC"/>
+            </w:tcBorders>
+          </w:tcPr>
+          <w:p>
+            <w:pPr>
+              <w:jc w:val="left"/>
+            </w:pPr>
+            <w:r>
+              <w:rPr>
+                <w:rFonts w:ascii="Calibri" w:hAnsi="Calibri"/>
+                <w:b w:val="0"/>
+                <w:i w:val="0"/>
+                <w:color w:val="1C1C1C"/>
+                <w:sz w:val="18"/>
+              </w:rPr>
+              <w:t>0.16–0.30</w:t>
+            </w:r>
+          </w:p>
+        </w:tc>
+      </w:tr>
+      <w:tr>
+        <w:tc>
+          <w:tcPr>
+            <w:tcW w:type="dxa" w:w="2268"/>
+            <w:shd w:val="clear" w:color="auto" w:fill="F8D0D0"/>
+            <w:tcBorders>
+              <w:top w:val="single" w:sz="4" w:space="0" w:color="CCCCCC"/>
+              <w:left w:val="single" w:sz="4" w:space="0" w:color="CCCCCC"/>
+              <w:bottom w:val="single" w:sz="4" w:space="0" w:color="CCCCCC"/>
+              <w:right w:val="single" w:sz="4" w:space="0" w:color="CCCCCC"/>
+            </w:tcBorders>
+          </w:tcPr>
+          <w:p>
+            <w:pPr>
+              <w:jc w:val="left"/>
+            </w:pPr>
+            <w:r>
+              <w:rPr>
+                <w:rFonts w:ascii="Calibri" w:hAnsi="Calibri"/>
+                <w:b w:val="0"/>
+                <w:i w:val="0"/>
+                <w:color w:val="C02020"/>
+                <w:sz w:val="18"/>
+              </w:rPr>
+              <w:t>Severe</w:t>
+            </w:r>
+          </w:p>
+        </w:tc>
+        <w:tc>
+          <w:tcPr>
+            <w:tcW w:type="dxa" w:w="2268"/>
+            <w:tcBorders>
+              <w:top w:val="single" w:sz="4" w:space="0" w:color="CCCCCC"/>
+              <w:left w:val="single" w:sz="4" w:space="0" w:color="CCCCCC"/>
+              <w:bottom w:val="single" w:sz="4" w:space="0" w:color="CCCCCC"/>
+              <w:right w:val="single" w:sz="4" w:space="0" w:color="CCCCCC"/>
+            </w:tcBorders>
+          </w:tcPr>
+          <w:p>
+            <w:pPr>
+              <w:jc w:val="left"/>
+            </w:pPr>
+            <w:r>
+              <w:rPr>
+                <w:rFonts w:ascii="Calibri" w:hAnsi="Calibri"/>
+                <w:b w:val="0"/>
+                <w:i w:val="0"/>
+                <w:color w:val="1C1C1C"/>
+                <w:sz w:val="18"/>
+              </w:rPr>
+              <w:t>&lt; 0.70</w:t>
+            </w:r>
+          </w:p>
+        </w:tc>
+        <w:tc>
+          <w:tcPr>
+            <w:tcW w:type="dxa" w:w="2268"/>
+            <w:tcBorders>
+              <w:top w:val="single" w:sz="4" w:space="0" w:color="CCCCCC"/>
+              <w:left w:val="single" w:sz="4" w:space="0" w:color="CCCCCC"/>
+              <w:bottom w:val="single" w:sz="4" w:space="0" w:color="CCCCCC"/>
+              <w:right w:val="single" w:sz="4" w:space="0" w:color="CCCCCC"/>
+            </w:tcBorders>
+          </w:tcPr>
+          <w:p>
+            <w:pPr>
+              <w:jc w:val="left"/>
+            </w:pPr>
+            <w:r>
+              <w:rPr>
+                <w:rFonts w:ascii="Calibri" w:hAnsi="Calibri"/>
+                <w:b w:val="0"/>
+                <w:i w:val="0"/>
+                <w:color w:val="1C1C1C"/>
+                <w:sz w:val="18"/>
+              </w:rPr>
+              <w:t>&gt; 0.30</w:t>
+            </w:r>
+          </w:p>
+        </w:tc>
+      </w:tr>
+    </w:tbl>
+    <w:p>
+      <w:pPr>
+        <w:spacing w:after="80"/>
+      </w:pPr>
+    </w:p>
+    <w:tbl>
+      <w:tblPr>
+        <w:tblStyle w:val="TableGrid"/>
+        <w:tblW w:type="auto" w:w="0"/>
+        <w:tblLook w:firstColumn="1" w:firstRow="1" w:lastColumn="0" w:lastRow="0" w:noHBand="0" w:noVBand="1" w:val="04A0"/>
+      </w:tblPr>
+      <w:tblGrid>
+        <w:gridCol w:w="9746"/>
+      </w:tblGrid>
+      <w:tr>
+        <w:tc>
+          <w:tcPr>
+            <w:tcW w:type="dxa" w:w="9746"/>
+            <w:shd w:val="clear" w:color="auto" w:fill="E0F4E8"/>
+            <w:tcBorders>
+              <w:top w:val="single" w:sz="6" w:space="0" w:color="AAAAAA"/>
+              <w:left w:val="single" w:sz="6" w:space="0" w:color="AAAAAA"/>
+              <w:bottom w:val="single" w:sz="6" w:space="0" w:color="AAAAAA"/>
+              <w:right w:val="single" w:sz="6" w:space="0" w:color="AAAAAA"/>
+            </w:tcBorders>
+          </w:tcPr>
+          <w:p>
+            <w:pPr>
+              <w:spacing w:before="40" w:after="40"/>
+            </w:pPr>
+            <w:r>
+              <w:rPr>
+                <w:rFonts w:ascii="Calibri" w:hAnsi="Calibri"/>
+                <w:b/>
+                <w:i w:val="0"/>
+                <w:color w:val="1A6E2E"/>
+                <w:sz w:val="20"/>
+              </w:rPr>
+              <w:t xml:space="preserve">Note:  </w:t>
+            </w:r>
+            <w:r>
+              <w:rPr>
+                <w:rFonts w:ascii="Calibri" w:hAnsi="Calibri"/>
+                <w:b w:val="0"/>
+                <w:i w:val="0"/>
+                <w:color w:val="1C1C1C"/>
+                <w:sz w:val="20"/>
+              </w:rPr>
+              <w:t>RC2 mild starts at 0.85 ratio — MD good ends at 0.92. Gap of 0.85–0.91 = MD mild = RC2 mild. These are consistent.</w:t>
+            </w:r>
+          </w:p>
+        </w:tc>
+      </w:tr>
+    </w:tbl>
+    <w:p>
+      <w:pPr>
+        <w:spacing w:after="80"/>
+      </w:pPr>
+    </w:p>
+    <w:p>
+      <w:pPr>
+        <w:spacing w:before="120" w:after="120"/>
+        <w:pBdr>
+          <w:bottom w:val="single" w:sz="6" w:space="1" w:color="C02020"/>
+        </w:pBdr>
+      </w:pPr>
+    </w:p>
+    <w:p>
+      <w:pPr>
+        <w:spacing w:before="320" w:after="80"/>
+      </w:pPr>
+      <w:r>
+        <w:rPr>
+          <w:rFonts w:ascii="Calibri" w:hAnsi="Calibri"/>
+          <w:b/>
+          <w:i w:val="0"/>
+          <w:color w:val="0F274D"/>
+          <w:sz w:val="30"/>
+        </w:rPr>
+        <w:t>Where things conflict</w:t>
+      </w:r>
+    </w:p>
+    <w:tbl>
+      <w:tblPr>
+        <w:tblStyle w:val="TableGrid"/>
+        <w:tblW w:type="auto" w:w="0"/>
+        <w:tblLook w:firstColumn="1" w:firstRow="1" w:lastColumn="0" w:lastRow="0" w:noHBand="0" w:noVBand="1" w:val="04A0"/>
+      </w:tblPr>
+      <w:tblGrid>
+        <w:gridCol w:w="9746"/>
+      </w:tblGrid>
+      <w:tr>
+        <w:tc>
+          <w:tcPr>
+            <w:tcW w:type="dxa" w:w="9746"/>
+            <w:shd w:val="clear" w:color="auto" w:fill="F8D0D0"/>
+            <w:tcBorders>
+              <w:top w:val="single" w:sz="6" w:space="0" w:color="999999"/>
+              <w:left w:val="single" w:sz="6" w:space="0" w:color="999999"/>
+              <w:bottom w:val="single" w:sz="6" w:space="0" w:color="999999"/>
+              <w:right w:val="single" w:sz="6" w:space="0" w:color="999999"/>
+            </w:tcBorders>
+          </w:tcPr>
+          <w:p>
+            <w:pPr>
+              <w:spacing w:before="60" w:after="60"/>
+            </w:pPr>
+            <w:r>
+              <w:rPr>
+                <w:rFonts w:ascii="Calibri" w:hAnsi="Calibri"/>
+                <w:b/>
+                <w:i w:val="0"/>
+                <w:color w:val="C02020"/>
+                <w:sz w:val="20"/>
+              </w:rPr>
+              <w:t>CONFLICT 1 — Script uses distance, MD and prompt use ratio — LLM receives mismatched metrics</w:t>
+              <w:br/>
+            </w:r>
+            <w:r>
+              <w:rPr>
+                <w:rFonts w:ascii="Calibri" w:hAnsi="Calibri"/>
+                <w:b w:val="0"/>
+                <w:i w:val="0"/>
+                <w:color w:val="1C1C1C"/>
+                <w:sz w:val="19"/>
+              </w:rPr>
+              <w:t>Script passes knee_valgus_mean as a distance (e.g. 0.201). The MD table and RC2 severity thresholds in the prompt use ratio (e.g. 0.95). The LLM must mentally convert between the two — it is not told the relationship explicitly. Example: LLM receives mean_distance: 0.201 but RC2 says 'moderate = ratio 0.70–0.84'. Without knowing distance ≈ 1 − ratio, the LLM cannot reliably grade severity.</w:t>
+            </w:r>
+          </w:p>
+        </w:tc>
+      </w:tr>
+    </w:tbl>
+    <w:p>
+      <w:pPr>
+        <w:spacing w:after="60"/>
+      </w:pPr>
+    </w:p>
+    <w:tbl>
+      <w:tblPr>
+        <w:tblStyle w:val="TableGrid"/>
+        <w:tblW w:type="auto" w:w="0"/>
+        <w:tblLook w:firstColumn="1" w:firstRow="1" w:lastColumn="0" w:lastRow="0" w:noHBand="0" w:noVBand="1" w:val="04A0"/>
+      </w:tblPr>
+      <w:tblGrid>
+        <w:gridCol w:w="9746"/>
+      </w:tblGrid>
+      <w:tr>
+        <w:tc>
+          <w:tcPr>
+            <w:tcW w:type="dxa" w:w="9746"/>
+            <w:shd w:val="clear" w:color="auto" w:fill="F8D0D0"/>
+            <w:tcBorders>
+              <w:top w:val="single" w:sz="6" w:space="0" w:color="999999"/>
+              <w:left w:val="single" w:sz="6" w:space="0" w:color="999999"/>
+              <w:bottom w:val="single" w:sz="6" w:space="0" w:color="999999"/>
+              <w:right w:val="single" w:sz="6" w:space="0" w:color="999999"/>
+            </w:tcBorders>
+          </w:tcPr>
+          <w:p>
+            <w:pPr>
+              <w:spacing w:before="60" w:after="60"/>
+            </w:pPr>
+            <w:r>
+              <w:rPr>
+                <w:rFonts w:ascii="Calibri" w:hAnsi="Calibri"/>
+                <w:b/>
+                <w:i w:val="0"/>
+                <w:color w:val="C02020"/>
+                <w:sz w:val="20"/>
+              </w:rPr>
+              <w:t>CONFLICT 2 — No severity grade passed — LLM infers from raw distance only</w:t>
+              <w:br/>
+            </w:r>
+            <w:r>
+              <w:rPr>
+                <w:rFonts w:ascii="Calibri" w:hAnsi="Calibri"/>
+                <w:b w:val="0"/>
+                <w:i w:val="0"/>
+                <w:color w:val="1C1C1C"/>
+                <w:sz w:val="19"/>
+              </w:rPr>
+              <w:t>The valgus fault flag passes phase, mean distance, and affected reps — but no pre-classified severity (mild / moderate / severe). The LLM must apply RC2 thresholds itself using a metric (distance) that doesn't match the threshold format (ratio) in the prompt.</w:t>
+            </w:r>
+          </w:p>
+        </w:tc>
+      </w:tr>
+    </w:tbl>
+    <w:p>
+      <w:pPr>
+        <w:spacing w:after="60"/>
+      </w:pPr>
+    </w:p>
+    <w:tbl>
+      <w:tblPr>
+        <w:tblStyle w:val="TableGrid"/>
+        <w:tblW w:type="auto" w:w="0"/>
+        <w:tblLook w:firstColumn="1" w:firstRow="1" w:lastColumn="0" w:lastRow="0" w:noHBand="0" w:noVBand="1" w:val="04A0"/>
+      </w:tblPr>
+      <w:tblGrid>
+        <w:gridCol w:w="9746"/>
+      </w:tblGrid>
+      <w:tr>
+        <w:tc>
+          <w:tcPr>
+            <w:tcW w:type="dxa" w:w="9746"/>
+            <w:shd w:val="clear" w:color="auto" w:fill="FFF3CD"/>
+            <w:tcBorders>
+              <w:top w:val="single" w:sz="6" w:space="0" w:color="999999"/>
+              <w:left w:val="single" w:sz="6" w:space="0" w:color="999999"/>
+              <w:bottom w:val="single" w:sz="6" w:space="0" w:color="999999"/>
+              <w:right w:val="single" w:sz="6" w:space="0" w:color="999999"/>
+            </w:tcBorders>
+          </w:tcPr>
+          <w:p>
+            <w:pPr>
+              <w:spacing w:before="60" w:after="60"/>
+            </w:pPr>
+            <w:r>
+              <w:rPr>
+                <w:rFonts w:ascii="Calibri" w:hAnsi="Calibri"/>
+                <w:b/>
+                <w:i w:val="0"/>
+                <w:color w:val="C07000"/>
+                <w:sz w:val="20"/>
+              </w:rPr>
+              <w:t>CONFLICT 3 — No valgus label for OpenCV image — no per-rep severity on the image</w:t>
+              <w:br/>
+            </w:r>
+            <w:r>
+              <w:rPr>
+                <w:rFonts w:ascii="Calibri" w:hAnsi="Calibri"/>
+                <w:b w:val="0"/>
+                <w:i w:val="0"/>
+                <w:color w:val="1C1C1C"/>
+                <w:sz w:val="19"/>
+              </w:rPr>
+              <w:t>The current script has valgus_flag (boolean) and valgus_phase but no valgus_label for image overlay. The annotated worst-rep frame shows the bottom position — but valgus is typically worst on the ASCENT. The image may show a frame where valgus is not yet visible even if it was flagged for that rep.</w:t>
+            </w:r>
+          </w:p>
+        </w:tc>
+      </w:tr>
+    </w:tbl>
+    <w:p>
+      <w:pPr>
+        <w:spacing w:after="60"/>
+      </w:pPr>
+    </w:p>
+    <w:tbl>
+      <w:tblPr>
+        <w:tblStyle w:val="TableGrid"/>
+        <w:tblW w:type="auto" w:w="0"/>
+        <w:tblLook w:firstColumn="1" w:firstRow="1" w:lastColumn="0" w:lastRow="0" w:noHBand="0" w:noVBand="1" w:val="04A0"/>
+      </w:tblPr>
+      <w:tblGrid>
+        <w:gridCol w:w="9746"/>
+      </w:tblGrid>
+      <w:tr>
+        <w:tc>
+          <w:tcPr>
+            <w:tcW w:type="dxa" w:w="9746"/>
+            <w:shd w:val="clear" w:color="auto" w:fill="E8F0FE"/>
+            <w:tcBorders>
+              <w:top w:val="single" w:sz="6" w:space="0" w:color="999999"/>
+              <w:left w:val="single" w:sz="6" w:space="0" w:color="999999"/>
+              <w:bottom w:val="single" w:sz="6" w:space="0" w:color="999999"/>
+              <w:right w:val="single" w:sz="6" w:space="0" w:color="999999"/>
+            </w:tcBorders>
+          </w:tcPr>
+          <w:p>
+            <w:pPr>
+              <w:spacing w:before="60" w:after="60"/>
+            </w:pPr>
+            <w:r>
+              <w:rPr>
+                <w:rFonts w:ascii="Calibri" w:hAnsi="Calibri"/>
+                <w:b/>
+                <w:i w:val="0"/>
+                <w:color w:val="1E5BA8"/>
+                <w:sz w:val="20"/>
+              </w:rPr>
+              <w:t>NOTE — valgus_phase is important coaching context — preserved</w:t>
+              <w:br/>
+            </w:r>
+            <w:r>
+              <w:rPr>
+                <w:rFonts w:ascii="Calibri" w:hAnsi="Calibri"/>
+                <w:b w:val="0"/>
+                <w:i w:val="0"/>
+                <w:color w:val="1C1C1C"/>
+                <w:sz w:val="19"/>
+              </w:rPr>
+              <w:t>EARLY phase = descent (RC1 ankle restriction often responsible). LATE phase = ascent (RC2 glute fatigue). THROUGHOUT = structural or habitual. This information is correctly passed to the LLM and should remain.</w:t>
+            </w:r>
+          </w:p>
+        </w:tc>
+      </w:tr>
+    </w:tbl>
+    <w:p>
+      <w:pPr>
+        <w:spacing w:after="60"/>
+      </w:pPr>
+    </w:p>
+    <w:p>
+      <w:pPr>
+        <w:spacing w:before="120" w:after="120"/>
+        <w:pBdr>
+          <w:bottom w:val="single" w:sz="6" w:space="1" w:color="1E5BA8"/>
+        </w:pBdr>
+      </w:pPr>
+    </w:p>
+    <w:p>
+      <w:pPr>
+        <w:spacing w:before="320" w:after="80"/>
+      </w:pPr>
+      <w:r>
+        <w:rPr>
+          <w:rFonts w:ascii="Calibri" w:hAnsi="Calibri"/>
+          <w:b/>
+          <w:i w:val="0"/>
+          <w:color w:val="0F274D"/>
+          <w:sz w:val="30"/>
+        </w:rPr>
+        <w:t>Recommended thresholds</w:t>
+      </w:r>
+    </w:p>
+    <w:p>
+      <w:pPr>
+        <w:spacing w:before="200" w:after="60"/>
+      </w:pPr>
+      <w:r>
+        <w:rPr>
+          <w:rFonts w:ascii="Calibri" w:hAnsi="Calibri"/>
+          <w:b/>
+          <w:i w:val="0"/>
+          <w:color w:val="1E5BA8"/>
+          <w:sz w:val="24"/>
+        </w:rPr>
+        <w:t>Image overlay labels — front camera only</w:t>
+      </w:r>
+    </w:p>
+    <w:p>
+      <w:pPr>
+        <w:spacing w:before="20" w:after="80"/>
+      </w:pPr>
+      <w:r>
+        <w:rPr>
+          <w:rFonts w:ascii="Calibri" w:hAnsi="Calibri"/>
+          <w:b w:val="0"/>
+          <w:i w:val="0"/>
+          <w:color w:val="1C1C1C"/>
+          <w:sz w:val="20"/>
+        </w:rPr>
+        <w:t>Use knee_valgus_distance for the label. Threshold maps directly to MD grades via the distance ≈ 1 − ratio relationship.</w:t>
+      </w:r>
+    </w:p>
+    <w:tbl>
+      <w:tblPr>
+        <w:tblStyle w:val="TableGrid"/>
+        <w:tblW w:type="auto" w:w="0"/>
+        <w:tblLook w:firstColumn="1" w:firstRow="1" w:lastColumn="0" w:lastRow="0" w:noHBand="0" w:noVBand="1" w:val="04A0"/>
+      </w:tblPr>
+      <w:tblGrid>
+        <w:gridCol w:w="1949"/>
+        <w:gridCol w:w="1949"/>
+        <w:gridCol w:w="1949"/>
+        <w:gridCol w:w="1949"/>
+        <w:gridCol w:w="1949"/>
+      </w:tblGrid>
+      <w:tr>
+        <w:tc>
+          <w:tcPr>
+            <w:tcW w:type="dxa" w:w="1417"/>
+            <w:shd w:val="clear" w:color="auto" w:fill="0F274D"/>
+            <w:tcBorders>
+              <w:top w:val="single" w:sz="4" w:space="0" w:color="FFFFFF"/>
+              <w:left w:val="single" w:sz="4" w:space="0" w:color="FFFFFF"/>
+              <w:bottom w:val="single" w:sz="4" w:space="0" w:color="FFFFFF"/>
+              <w:right w:val="single" w:sz="4" w:space="0" w:color="FFFFFF"/>
+            </w:tcBorders>
+          </w:tcPr>
+          <w:p>
+            <w:pPr>
+              <w:jc w:val="center"/>
+            </w:pPr>
+            <w:r>
+              <w:rPr>
+                <w:rFonts w:ascii="Calibri" w:hAnsi="Calibri"/>
+                <w:b/>
+                <w:i w:val="0"/>
+                <w:color w:val="FFFFFF"/>
+                <w:sz w:val="18"/>
+              </w:rPr>
+              <w:t>Label</w:t>
+            </w:r>
+          </w:p>
+        </w:tc>
+        <w:tc>
+          <w:tcPr>
+            <w:tcW w:type="dxa" w:w="2268"/>
+            <w:shd w:val="clear" w:color="auto" w:fill="0F274D"/>
+            <w:tcBorders>
+              <w:top w:val="single" w:sz="4" w:space="0" w:color="FFFFFF"/>
+              <w:left w:val="single" w:sz="4" w:space="0" w:color="FFFFFF"/>
+              <w:bottom w:val="single" w:sz="4" w:space="0" w:color="FFFFFF"/>
+              <w:right w:val="single" w:sz="4" w:space="0" w:color="FFFFFF"/>
+            </w:tcBorders>
+          </w:tcPr>
+          <w:p>
+            <w:pPr>
+              <w:jc w:val="center"/>
+            </w:pPr>
+            <w:r>
+              <w:rPr>
+                <w:rFonts w:ascii="Calibri" w:hAnsi="Calibri"/>
+                <w:b/>
+                <w:i w:val="0"/>
+                <w:color w:val="FFFFFF"/>
+                <w:sz w:val="18"/>
+              </w:rPr>
+              <w:t>knee_valgus_distance</w:t>
+            </w:r>
+          </w:p>
+        </w:tc>
+        <w:tc>
+          <w:tcPr>
+            <w:tcW w:type="dxa" w:w="1984"/>
+            <w:shd w:val="clear" w:color="auto" w:fill="0F274D"/>
+            <w:tcBorders>
+              <w:top w:val="single" w:sz="4" w:space="0" w:color="FFFFFF"/>
+              <w:left w:val="single" w:sz="4" w:space="0" w:color="FFFFFF"/>
+              <w:bottom w:val="single" w:sz="4" w:space="0" w:color="FFFFFF"/>
+              <w:right w:val="single" w:sz="4" w:space="0" w:color="FFFFFF"/>
+            </w:tcBorders>
+          </w:tcPr>
+          <w:p>
+            <w:pPr>
+              <w:jc w:val="center"/>
+            </w:pPr>
+            <w:r>
+              <w:rPr>
+                <w:rFonts w:ascii="Calibri" w:hAnsi="Calibri"/>
+                <w:b/>
+                <w:i w:val="0"/>
+                <w:color w:val="FFFFFF"/>
+                <w:sz w:val="18"/>
+              </w:rPr>
+              <w:t>Equiv. ratio</w:t>
+            </w:r>
+          </w:p>
+        </w:tc>
+        <w:tc>
+          <w:tcPr>
+            <w:tcW w:type="dxa" w:w="2268"/>
+            <w:shd w:val="clear" w:color="auto" w:fill="0F274D"/>
+            <w:tcBorders>
+              <w:top w:val="single" w:sz="4" w:space="0" w:color="FFFFFF"/>
+              <w:left w:val="single" w:sz="4" w:space="0" w:color="FFFFFF"/>
+              <w:bottom w:val="single" w:sz="4" w:space="0" w:color="FFFFFF"/>
+              <w:right w:val="single" w:sz="4" w:space="0" w:color="FFFFFF"/>
+            </w:tcBorders>
+          </w:tcPr>
+          <w:p>
+            <w:pPr>
+              <w:jc w:val="center"/>
+            </w:pPr>
+            <w:r>
+              <w:rPr>
+                <w:rFonts w:ascii="Calibri" w:hAnsi="Calibri"/>
+                <w:b/>
+                <w:i w:val="0"/>
+                <w:color w:val="FFFFFF"/>
+                <w:sz w:val="18"/>
+              </w:rPr>
+              <w:t>MD alignment</w:t>
+            </w:r>
+          </w:p>
+        </w:tc>
+        <w:tc>
+          <w:tcPr>
+            <w:tcW w:type="dxa" w:w="2835"/>
+            <w:shd w:val="clear" w:color="auto" w:fill="0F274D"/>
+            <w:tcBorders>
+              <w:top w:val="single" w:sz="4" w:space="0" w:color="FFFFFF"/>
+              <w:left w:val="single" w:sz="4" w:space="0" w:color="FFFFFF"/>
+              <w:bottom w:val="single" w:sz="4" w:space="0" w:color="FFFFFF"/>
+              <w:right w:val="single" w:sz="4" w:space="0" w:color="FFFFFF"/>
+            </w:tcBorders>
+          </w:tcPr>
+          <w:p>
+            <w:pPr>
+              <w:jc w:val="center"/>
+            </w:pPr>
+            <w:r>
+              <w:rPr>
+                <w:rFonts w:ascii="Calibri" w:hAnsi="Calibri"/>
+                <w:b/>
+                <w:i w:val="0"/>
+                <w:color w:val="FFFFFF"/>
+                <w:sz w:val="18"/>
+              </w:rPr>
+              <w:t>Meaning</w:t>
+            </w:r>
+          </w:p>
+        </w:tc>
+      </w:tr>
+      <w:tr>
+        <w:tc>
+          <w:tcPr>
+            <w:tcW w:type="dxa" w:w="1417"/>
+            <w:shd w:val="clear" w:color="auto" w:fill="E0F4E8"/>
+            <w:tcBorders>
+              <w:top w:val="single" w:sz="4" w:space="0" w:color="CCCCCC"/>
+              <w:left w:val="single" w:sz="4" w:space="0" w:color="CCCCCC"/>
+              <w:bottom w:val="single" w:sz="4" w:space="0" w:color="CCCCCC"/>
+              <w:right w:val="single" w:sz="4" w:space="0" w:color="CCCCCC"/>
+            </w:tcBorders>
+          </w:tcPr>
+          <w:p>
+            <w:pPr>
+              <w:jc w:val="left"/>
+            </w:pPr>
+            <w:r>
+              <w:rPr>
+                <w:rFonts w:ascii="Calibri" w:hAnsi="Calibri"/>
+                <w:b w:val="0"/>
+                <w:i w:val="0"/>
+                <w:color w:val="1A6E2E"/>
+                <w:sz w:val="18"/>
+              </w:rPr>
+              <w:t>Good</w:t>
+            </w:r>
+          </w:p>
+        </w:tc>
+        <w:tc>
+          <w:tcPr>
+            <w:tcW w:type="dxa" w:w="2268"/>
+            <w:tcBorders>
+              <w:top w:val="single" w:sz="4" w:space="0" w:color="CCCCCC"/>
+              <w:left w:val="single" w:sz="4" w:space="0" w:color="CCCCCC"/>
+              <w:bottom w:val="single" w:sz="4" w:space="0" w:color="CCCCCC"/>
+              <w:right w:val="single" w:sz="4" w:space="0" w:color="CCCCCC"/>
+            </w:tcBorders>
+          </w:tcPr>
+          <w:p>
+            <w:pPr>
+              <w:jc w:val="left"/>
+            </w:pPr>
+            <w:r>
+              <w:rPr>
+                <w:rFonts w:ascii="Calibri" w:hAnsi="Calibri"/>
+                <w:b w:val="0"/>
+                <w:i w:val="0"/>
+                <w:color w:val="1C1C1C"/>
+                <w:sz w:val="18"/>
+              </w:rPr>
+              <w:t>≤ 0.08</w:t>
+            </w:r>
+          </w:p>
+        </w:tc>
+        <w:tc>
+          <w:tcPr>
+            <w:tcW w:type="dxa" w:w="1984"/>
+            <w:tcBorders>
+              <w:top w:val="single" w:sz="4" w:space="0" w:color="CCCCCC"/>
+              <w:left w:val="single" w:sz="4" w:space="0" w:color="CCCCCC"/>
+              <w:bottom w:val="single" w:sz="4" w:space="0" w:color="CCCCCC"/>
+              <w:right w:val="single" w:sz="4" w:space="0" w:color="CCCCCC"/>
+            </w:tcBorders>
+          </w:tcPr>
+          <w:p>
+            <w:pPr>
+              <w:jc w:val="left"/>
+            </w:pPr>
+            <w:r>
+              <w:rPr>
+                <w:rFonts w:ascii="Calibri" w:hAnsi="Calibri"/>
+                <w:b w:val="0"/>
+                <w:i w:val="0"/>
+                <w:color w:val="1C1C1C"/>
+                <w:sz w:val="18"/>
+              </w:rPr>
+              <w:t>≥ 0.92</w:t>
+            </w:r>
+          </w:p>
+        </w:tc>
+        <w:tc>
+          <w:tcPr>
+            <w:tcW w:type="dxa" w:w="2268"/>
+            <w:tcBorders>
+              <w:top w:val="single" w:sz="4" w:space="0" w:color="CCCCCC"/>
+              <w:left w:val="single" w:sz="4" w:space="0" w:color="CCCCCC"/>
+              <w:bottom w:val="single" w:sz="4" w:space="0" w:color="CCCCCC"/>
+              <w:right w:val="single" w:sz="4" w:space="0" w:color="CCCCCC"/>
+            </w:tcBorders>
+          </w:tcPr>
+          <w:p>
+            <w:pPr>
+              <w:jc w:val="left"/>
+            </w:pPr>
+            <w:r>
+              <w:rPr>
+                <w:rFonts w:ascii="Calibri" w:hAnsi="Calibri"/>
+                <w:b w:val="0"/>
+                <w:i w:val="0"/>
+                <w:color w:val="1C1C1C"/>
+                <w:sz w:val="18"/>
+              </w:rPr>
+              <w:t>MD Excellent + Good</w:t>
+            </w:r>
+          </w:p>
+        </w:tc>
+        <w:tc>
+          <w:tcPr>
+            <w:tcW w:type="dxa" w:w="2835"/>
+            <w:tcBorders>
+              <w:top w:val="single" w:sz="4" w:space="0" w:color="CCCCCC"/>
+              <w:left w:val="single" w:sz="4" w:space="0" w:color="CCCCCC"/>
+              <w:bottom w:val="single" w:sz="4" w:space="0" w:color="CCCCCC"/>
+              <w:right w:val="single" w:sz="4" w:space="0" w:color="CCCCCC"/>
+            </w:tcBorders>
+          </w:tcPr>
+          <w:p>
+            <w:pPr>
+              <w:jc w:val="left"/>
+            </w:pPr>
+            <w:r>
+              <w:rPr>
+                <w:rFonts w:ascii="Calibri" w:hAnsi="Calibri"/>
+                <w:b w:val="0"/>
+                <w:i w:val="0"/>
+                <w:color w:val="1C1C1C"/>
+                <w:sz w:val="18"/>
+              </w:rPr>
+              <w:t>No valgus or minimal — knees tracking well</w:t>
+            </w:r>
+          </w:p>
+        </w:tc>
+      </w:tr>
+      <w:tr>
+        <w:tc>
+          <w:tcPr>
+            <w:tcW w:type="dxa" w:w="1417"/>
+            <w:shd w:val="clear" w:color="auto" w:fill="F8D0D0"/>
+            <w:tcBorders>
+              <w:top w:val="single" w:sz="4" w:space="0" w:color="CCCCCC"/>
+              <w:left w:val="single" w:sz="4" w:space="0" w:color="CCCCCC"/>
+              <w:bottom w:val="single" w:sz="4" w:space="0" w:color="CCCCCC"/>
+              <w:right w:val="single" w:sz="4" w:space="0" w:color="CCCCCC"/>
+            </w:tcBorders>
+          </w:tcPr>
+          <w:p>
+            <w:pPr>
+              <w:jc w:val="left"/>
+            </w:pPr>
+            <w:r>
+              <w:rPr>
+                <w:rFonts w:ascii="Calibri" w:hAnsi="Calibri"/>
+                <w:b w:val="0"/>
+                <w:i w:val="0"/>
+                <w:color w:val="C02020"/>
+                <w:sz w:val="18"/>
+              </w:rPr>
+              <w:t>Warning</w:t>
+            </w:r>
+          </w:p>
+        </w:tc>
+        <w:tc>
+          <w:tcPr>
+            <w:tcW w:type="dxa" w:w="2268"/>
+            <w:tcBorders>
+              <w:top w:val="single" w:sz="4" w:space="0" w:color="CCCCCC"/>
+              <w:left w:val="single" w:sz="4" w:space="0" w:color="CCCCCC"/>
+              <w:bottom w:val="single" w:sz="4" w:space="0" w:color="CCCCCC"/>
+              <w:right w:val="single" w:sz="4" w:space="0" w:color="CCCCCC"/>
+            </w:tcBorders>
+          </w:tcPr>
+          <w:p>
+            <w:pPr>
+              <w:jc w:val="left"/>
+            </w:pPr>
+            <w:r>
+              <w:rPr>
+                <w:rFonts w:ascii="Calibri" w:hAnsi="Calibri"/>
+                <w:b w:val="0"/>
+                <w:i w:val="0"/>
+                <w:color w:val="1C1C1C"/>
+                <w:sz w:val="18"/>
+              </w:rPr>
+              <w:t>&gt; 0.08</w:t>
+            </w:r>
+          </w:p>
+        </w:tc>
+        <w:tc>
+          <w:tcPr>
+            <w:tcW w:type="dxa" w:w="1984"/>
+            <w:tcBorders>
+              <w:top w:val="single" w:sz="4" w:space="0" w:color="CCCCCC"/>
+              <w:left w:val="single" w:sz="4" w:space="0" w:color="CCCCCC"/>
+              <w:bottom w:val="single" w:sz="4" w:space="0" w:color="CCCCCC"/>
+              <w:right w:val="single" w:sz="4" w:space="0" w:color="CCCCCC"/>
+            </w:tcBorders>
+          </w:tcPr>
+          <w:p>
+            <w:pPr>
+              <w:jc w:val="left"/>
+            </w:pPr>
+            <w:r>
+              <w:rPr>
+                <w:rFonts w:ascii="Calibri" w:hAnsi="Calibri"/>
+                <w:b w:val="0"/>
+                <w:i w:val="0"/>
+                <w:color w:val="1C1C1C"/>
+                <w:sz w:val="18"/>
+              </w:rPr>
+              <w:t>&lt; 0.92</w:t>
+            </w:r>
+          </w:p>
+        </w:tc>
+        <w:tc>
+          <w:tcPr>
+            <w:tcW w:type="dxa" w:w="2268"/>
+            <w:tcBorders>
+              <w:top w:val="single" w:sz="4" w:space="0" w:color="CCCCCC"/>
+              <w:left w:val="single" w:sz="4" w:space="0" w:color="CCCCCC"/>
+              <w:bottom w:val="single" w:sz="4" w:space="0" w:color="CCCCCC"/>
+              <w:right w:val="single" w:sz="4" w:space="0" w:color="CCCCCC"/>
+            </w:tcBorders>
+          </w:tcPr>
+          <w:p>
+            <w:pPr>
+              <w:jc w:val="left"/>
+            </w:pPr>
+            <w:r>
+              <w:rPr>
+                <w:rFonts w:ascii="Calibri" w:hAnsi="Calibri"/>
+                <w:b w:val="0"/>
+                <w:i w:val="0"/>
+                <w:color w:val="1C1C1C"/>
+                <w:sz w:val="18"/>
+              </w:rPr>
+              <w:t>MD Mild + Moderate + Severe</w:t>
+            </w:r>
+          </w:p>
+        </w:tc>
+        <w:tc>
+          <w:tcPr>
+            <w:tcW w:type="dxa" w:w="2835"/>
+            <w:tcBorders>
+              <w:top w:val="single" w:sz="4" w:space="0" w:color="CCCCCC"/>
+              <w:left w:val="single" w:sz="4" w:space="0" w:color="CCCCCC"/>
+              <w:bottom w:val="single" w:sz="4" w:space="0" w:color="CCCCCC"/>
+              <w:right w:val="single" w:sz="4" w:space="0" w:color="CCCCCC"/>
+            </w:tcBorders>
+          </w:tcPr>
+          <w:p>
+            <w:pPr>
+              <w:jc w:val="left"/>
+            </w:pPr>
+            <w:r>
+              <w:rPr>
+                <w:rFonts w:ascii="Calibri" w:hAnsi="Calibri"/>
+                <w:b w:val="0"/>
+                <w:i w:val="0"/>
+                <w:color w:val="1C1C1C"/>
+                <w:sz w:val="18"/>
+              </w:rPr>
+              <w:t>Knees caving inward — needs coaching</w:t>
+            </w:r>
+          </w:p>
+        </w:tc>
+      </w:tr>
+    </w:tbl>
+    <w:p>
+      <w:pPr>
+        <w:spacing w:after="80"/>
+      </w:pPr>
+    </w:p>
+    <w:tbl>
+      <w:tblPr>
+        <w:tblStyle w:val="TableGrid"/>
+        <w:tblW w:type="auto" w:w="0"/>
+        <w:tblLook w:firstColumn="1" w:firstRow="1" w:lastColumn="0" w:lastRow="0" w:noHBand="0" w:noVBand="1" w:val="04A0"/>
+      </w:tblPr>
+      <w:tblGrid>
+        <w:gridCol w:w="9746"/>
+      </w:tblGrid>
+      <w:tr>
+        <w:tc>
+          <w:tcPr>
+            <w:tcW w:type="dxa" w:w="9746"/>
+            <w:shd w:val="clear" w:color="auto" w:fill="E8F0FE"/>
+            <w:tcBorders>
+              <w:top w:val="single" w:sz="6" w:space="0" w:color="AAAAAA"/>
+              <w:left w:val="single" w:sz="6" w:space="0" w:color="AAAAAA"/>
+              <w:bottom w:val="single" w:sz="6" w:space="0" w:color="AAAAAA"/>
+              <w:right w:val="single" w:sz="6" w:space="0" w:color="AAAAAA"/>
+            </w:tcBorders>
+          </w:tcPr>
+          <w:p>
+            <w:pPr>
+              <w:spacing w:before="40" w:after="40"/>
+            </w:pPr>
+            <w:r>
+              <w:rPr>
+                <w:rFonts w:ascii="Calibri" w:hAnsi="Calibri"/>
+                <w:b/>
+                <w:i w:val="0"/>
+                <w:color w:val="1E5BA8"/>
+                <w:sz w:val="20"/>
+              </w:rPr>
+              <w:t xml:space="preserve">Why 2 labels for valgus (not 3):  </w:t>
+            </w:r>
+            <w:r>
+              <w:rPr>
+                <w:rFonts w:ascii="Calibri" w:hAnsi="Calibri"/>
+                <w:b w:val="0"/>
+                <w:i w:val="0"/>
+                <w:color w:val="1C1C1C"/>
+                <w:sz w:val="20"/>
+              </w:rPr>
+              <w:t>Unlike depth and back angle, any valgus is a fault — there is no 'Good lean' equivalent. MD 'Excellent' (≥0.98) and 'Good' (0.92–0.97) both represent no meaningful valgus concern. The image label only needs to tell the user: knees are tracking well, or knees are caving. The LLM uses the full 5-grade MD table for nuanced coaching.</w:t>
+            </w:r>
+          </w:p>
+        </w:tc>
+      </w:tr>
+    </w:tbl>
+    <w:p>
+      <w:pPr>
+        <w:spacing w:after="80"/>
+      </w:pPr>
+    </w:p>
+    <w:p>
+      <w:pPr>
+        <w:spacing w:before="200" w:after="60"/>
+      </w:pPr>
+      <w:r>
+        <w:rPr>
+          <w:rFonts w:ascii="Calibri" w:hAnsi="Calibri"/>
+          <w:b/>
+          <w:i w:val="0"/>
+          <w:color w:val="1E5BA8"/>
+          <w:sz w:val="24"/>
+        </w:rPr>
+        <w:t>Metric alignment — pass both distance AND ratio to LLM</w:t>
+      </w:r>
+    </w:p>
+    <w:p>
+      <w:pPr>
+        <w:spacing w:before="20" w:after="80"/>
+      </w:pPr>
+      <w:r>
+        <w:rPr>
+          <w:rFonts w:ascii="Calibri" w:hAnsi="Calibri"/>
+          <w:b w:val="0"/>
+          <w:i w:val="0"/>
+          <w:color w:val="1C1C1C"/>
+          <w:sz w:val="20"/>
+        </w:rPr>
+        <w:t>To eliminate the metric mismatch, the fault flags section should pass both formats:</w:t>
+      </w:r>
+    </w:p>
+    <w:tbl>
+      <w:tblPr>
+        <w:tblStyle w:val="TableGrid"/>
+        <w:tblW w:type="auto" w:w="0"/>
+        <w:tblLook w:firstColumn="1" w:firstRow="1" w:lastColumn="0" w:lastRow="0" w:noHBand="0" w:noVBand="1" w:val="04A0"/>
+      </w:tblPr>
+      <w:tblGrid>
+        <w:gridCol w:w="9746"/>
+      </w:tblGrid>
+      <w:tr>
+        <w:tc>
+          <w:tcPr>
+            <w:tcW w:type="dxa" w:w="9746"/>
+            <w:shd w:val="clear" w:color="auto" w:fill="111827"/>
+            <w:tcBorders>
+              <w:top w:val="single" w:sz="6" w:space="0" w:color="1E2433"/>
+              <w:left w:val="single" w:sz="6" w:space="0" w:color="1E2433"/>
+              <w:bottom w:val="single" w:sz="6" w:space="0" w:color="1E2433"/>
+              <w:right w:val="single" w:sz="6" w:space="0" w:color="1E2433"/>
+            </w:tcBorders>
+          </w:tcPr>
+          <w:p>
+            <w:pPr>
+              <w:spacing w:before="80" w:after="80"/>
+            </w:pPr>
+            <w:r>
+              <w:rPr>
+                <w:rFonts w:ascii="Courier New" w:hAnsi="Courier New"/>
+                <w:b w:val="0"/>
+                <w:i w:val="0"/>
+                <w:color w:val="86EFAC"/>
+                <w:sz w:val="18"/>
+              </w:rPr>
+              <w:t># Current — distance only, no ratio, no severity</w:t>
+              <w:br/>
+              <w:t>knee_valgus (session): {valgus_phase_distribution}</w:t>
+              <w:br/>
+              <w:t xml:space="preserve">                       mean_distance: {knee_valgus_mean}</w:t>
+              <w:br/>
+              <w:t xml:space="preserve">                       reps: {valgus_flag_reps}</w:t>
+              <w:br/>
+              <w:br/>
+              <w:t># Recommended — add ratio and severity grade</w:t>
+              <w:br/>
+              <w:t>knee_valgus (session): {valgus_phase_distribution}</w:t>
+              <w:br/>
+              <w:t xml:space="preserve">                       mean_distance: {knee_valgus_mean}</w:t>
+              <w:br/>
+              <w:t xml:space="preserve">                       knee_gap_hip_gap_ratio: {knee_gap_hip_gap_ratio_mean}</w:t>
+              <w:br/>
+              <w:t xml:space="preserve">                       severity: {valgus_severity}   # mild / moderate / severe</w:t>
+              <w:br/>
+              <w:t xml:space="preserve">                       reps: {valgus_flag_reps}</w:t>
+              <w:br/>
+              <w:br/>
+              <w:t># valgus_severity derived from ratio:</w:t>
+              <w:br/>
+              <w:t>if ratio &gt;= 0.85:   severity = 'mild'</w:t>
+              <w:br/>
+              <w:t>elif ratio &gt;= 0.70: severity = 'moderate'</w:t>
+              <w:br/>
+              <w:t>else:               severity = 'severe'</w:t>
+            </w:r>
+          </w:p>
+        </w:tc>
+      </w:tr>
+    </w:tbl>
+    <w:p>
+      <w:pPr>
+        <w:spacing w:after="80"/>
+      </w:pPr>
+    </w:p>
+    <w:p>
+      <w:pPr>
+        <w:spacing w:before="120" w:after="120"/>
+        <w:pBdr>
+          <w:bottom w:val="single" w:sz="6" w:space="1" w:color="1E5BA8"/>
+        </w:pBdr>
+      </w:pPr>
+    </w:p>
+    <w:p>
+      <w:pPr>
+        <w:spacing w:before="320" w:after="80"/>
+      </w:pPr>
+      <w:r>
+        <w:rPr>
+          <w:rFonts w:ascii="Calibri" w:hAnsi="Calibri"/>
+          <w:b/>
+          <w:i w:val="0"/>
+          <w:color w:val="0F274D"/>
+          <w:sz w:val="30"/>
+        </w:rPr>
+        <w:t>Actions — what needs updating and where</w:t>
+      </w:r>
+    </w:p>
+    <w:tbl>
+      <w:tblPr>
+        <w:tblStyle w:val="TableGrid"/>
+        <w:tblW w:type="auto" w:w="0"/>
+        <w:tblLook w:firstColumn="1" w:firstRow="1" w:lastColumn="0" w:lastRow="0" w:noHBand="0" w:noVBand="1" w:val="04A0"/>
+      </w:tblPr>
+      <w:tblGrid>
+        <w:gridCol w:w="3249"/>
+        <w:gridCol w:w="3249"/>
+        <w:gridCol w:w="3249"/>
+      </w:tblGrid>
+      <w:tr>
+        <w:tc>
+          <w:tcPr>
+            <w:tcW w:type="dxa" w:w="510"/>
+            <w:shd w:val="clear" w:color="auto" w:fill="C02020"/>
+            <w:tcBorders>
+              <w:top w:val="single" w:sz="4" w:space="0" w:color="FFFFFF"/>
+              <w:left w:val="single" w:sz="4" w:space="0" w:color="FFFFFF"/>
+              <w:bottom w:val="single" w:sz="4" w:space="0" w:color="FFFFFF"/>
+              <w:right w:val="single" w:sz="4" w:space="0" w:color="FFFFFF"/>
+            </w:tcBorders>
+          </w:tcPr>
+          <w:p>
+            <w:pPr>
+              <w:jc w:val="center"/>
+            </w:pPr>
+            <w:r>
+              <w:rPr>
+                <w:rFonts w:ascii="Calibri" w:hAnsi="Calibri"/>
+                <w:b/>
+                <w:i w:val="0"/>
+                <w:color w:val="FFFFFF"/>
+                <w:sz w:val="26"/>
+              </w:rPr>
+              <w:t>1</w:t>
+            </w:r>
+          </w:p>
+        </w:tc>
+        <w:tc>
+          <w:tcPr>
+            <w:tcW w:type="dxa" w:w="3118"/>
+            <w:shd w:val="clear" w:color="auto" w:fill="D0E0F5"/>
+            <w:tcBorders>
+              <w:top w:val="single" w:sz="4" w:space="0" w:color="CCCCCC"/>
+              <w:left w:val="single" w:sz="4" w:space="0" w:color="CCCCCC"/>
+              <w:bottom w:val="single" w:sz="4" w:space="0" w:color="CCCCCC"/>
+              <w:right w:val="single" w:sz="4" w:space="0" w:color="CCCCCC"/>
+            </w:tcBorders>
+          </w:tcPr>
+          <w:p>
+            <w:r>
+              <w:rPr>
+                <w:rFonts w:ascii="Calibri" w:hAnsi="Calibri"/>
+                <w:b/>
+                <w:i w:val="0"/>
+                <w:color w:val="0F274D"/>
+                <w:sz w:val="20"/>
+              </w:rPr>
+              <w:t>Biomechanics script</w:t>
+              <w:br/>
+            </w:r>
+            <w:r>
+              <w:rPr>
+                <w:rFonts w:ascii="Calibri" w:hAnsi="Calibri"/>
+                <w:b w:val="0"/>
+                <w:i w:val="0"/>
+                <w:color w:val="1C1C1C"/>
+                <w:sz w:val="19"/>
+              </w:rPr>
+              <w:t>Add knee_gap_hip_gap_ratio to stability_data output</w:t>
+            </w:r>
+          </w:p>
+        </w:tc>
+        <w:tc>
+          <w:tcPr>
+            <w:tcW w:type="dxa" w:w="6009"/>
+            <w:tcBorders>
+              <w:top w:val="single" w:sz="4" w:space="0" w:color="CCCCCC"/>
+              <w:left w:val="single" w:sz="4" w:space="0" w:color="CCCCCC"/>
+              <w:bottom w:val="single" w:sz="4" w:space="0" w:color="CCCCCC"/>
+              <w:right w:val="single" w:sz="4" w:space="0" w:color="CCCCCC"/>
+            </w:tcBorders>
+          </w:tcPr>
+          <w:p>
+            <w:r>
+              <w:rPr>
+                <w:rFonts w:ascii="Calibri" w:hAnsi="Calibri"/>
+                <w:b w:val="0"/>
+                <w:i w:val="0"/>
+                <w:color w:val="1C1C1C"/>
+                <w:sz w:val="19"/>
+              </w:rPr>
+              <w:t>Currently computes valgus_distance. Add the ratio equivalent:</w:t>
+              <w:br/>
+              <w:t xml:space="preserve">  knee_gap_hip_gap_ratio = 1 − knee_valgus_distance  (or compute directly from landmark positions)</w:t>
+              <w:br/>
+              <w:t>Add per-rep valgus_label field: 'Good' (distance ≤0.08) / 'Warning' (distance &gt;0.08)</w:t>
+              <w:br/>
+              <w:t>Add per-rep valgus_severity: 'mild' (ratio 0.85–0.91) / 'moderate' (0.70–0.84) / 'severe' (&lt;0.70)</w:t>
+            </w:r>
+          </w:p>
+        </w:tc>
+      </w:tr>
+    </w:tbl>
+    <w:p>
+      <w:pPr>
+        <w:spacing w:after="60"/>
+      </w:pPr>
+    </w:p>
+    <w:tbl>
+      <w:tblPr>
+        <w:tblStyle w:val="TableGrid"/>
+        <w:tblW w:type="auto" w:w="0"/>
+        <w:tblLook w:firstColumn="1" w:firstRow="1" w:lastColumn="0" w:lastRow="0" w:noHBand="0" w:noVBand="1" w:val="04A0"/>
+      </w:tblPr>
+      <w:tblGrid>
+        <w:gridCol w:w="3249"/>
+        <w:gridCol w:w="3249"/>
+        <w:gridCol w:w="3249"/>
+      </w:tblGrid>
+      <w:tr>
+        <w:tc>
+          <w:tcPr>
+            <w:tcW w:type="dxa" w:w="510"/>
+            <w:shd w:val="clear" w:color="auto" w:fill="C02020"/>
+            <w:tcBorders>
+              <w:top w:val="single" w:sz="4" w:space="0" w:color="FFFFFF"/>
+              <w:left w:val="single" w:sz="4" w:space="0" w:color="FFFFFF"/>
+              <w:bottom w:val="single" w:sz="4" w:space="0" w:color="FFFFFF"/>
+              <w:right w:val="single" w:sz="4" w:space="0" w:color="FFFFFF"/>
+            </w:tcBorders>
+          </w:tcPr>
+          <w:p>
+            <w:pPr>
+              <w:jc w:val="center"/>
+            </w:pPr>
+            <w:r>
+              <w:rPr>
+                <w:rFonts w:ascii="Calibri" w:hAnsi="Calibri"/>
+                <w:b/>
+                <w:i w:val="0"/>
+                <w:color w:val="FFFFFF"/>
+                <w:sz w:val="26"/>
+              </w:rPr>
+              <w:t>2</w:t>
+            </w:r>
+          </w:p>
+        </w:tc>
+        <w:tc>
+          <w:tcPr>
+            <w:tcW w:type="dxa" w:w="3118"/>
+            <w:shd w:val="clear" w:color="auto" w:fill="D0E0F5"/>
+            <w:tcBorders>
+              <w:top w:val="single" w:sz="4" w:space="0" w:color="CCCCCC"/>
+              <w:left w:val="single" w:sz="4" w:space="0" w:color="CCCCCC"/>
+              <w:bottom w:val="single" w:sz="4" w:space="0" w:color="CCCCCC"/>
+              <w:right w:val="single" w:sz="4" w:space="0" w:color="CCCCCC"/>
+            </w:tcBorders>
+          </w:tcPr>
+          <w:p>
+            <w:r>
+              <w:rPr>
+                <w:rFonts w:ascii="Calibri" w:hAnsi="Calibri"/>
+                <w:b/>
+                <w:i w:val="0"/>
+                <w:color w:val="0F274D"/>
+                <w:sz w:val="20"/>
+              </w:rPr>
+              <w:t>Python test script (script_test_new_haiku.py)</w:t>
+              <w:br/>
+            </w:r>
+            <w:r>
+              <w:rPr>
+                <w:rFonts w:ascii="Calibri" w:hAnsi="Calibri"/>
+                <w:b w:val="0"/>
+                <w:i w:val="0"/>
+                <w:color w:val="1C1C1C"/>
+                <w:sz w:val="19"/>
+              </w:rPr>
+              <w:t>Pass ratio + severity to LLM alongside distance</w:t>
+            </w:r>
+          </w:p>
+        </w:tc>
+        <w:tc>
+          <w:tcPr>
+            <w:tcW w:type="dxa" w:w="6009"/>
+            <w:tcBorders>
+              <w:top w:val="single" w:sz="4" w:space="0" w:color="CCCCCC"/>
+              <w:left w:val="single" w:sz="4" w:space="0" w:color="CCCCCC"/>
+              <w:bottom w:val="single" w:sz="4" w:space="0" w:color="CCCCCC"/>
+              <w:right w:val="single" w:sz="4" w:space="0" w:color="CCCCCC"/>
+            </w:tcBorders>
+          </w:tcPr>
+          <w:p>
+            <w:r>
+              <w:rPr>
+                <w:rFonts w:ascii="Calibri" w:hAnsi="Calibri"/>
+                <w:b w:val="0"/>
+                <w:i w:val="0"/>
+                <w:color w:val="1C1C1C"/>
+                <w:sz w:val="19"/>
+              </w:rPr>
+              <w:t>Add to fault flags section:</w:t>
+              <w:br/>
+              <w:t xml:space="preserve">  knee_gap_hip_gap_ratio: {ratio_mean}</w:t>
+              <w:br/>
+              <w:t xml:space="preserve">  valgus_severity: {severity}  # mild / moderate / severe</w:t>
+              <w:br/>
+              <w:t>This gives the LLM both metrics so it can apply RC2 thresholds directly without conversion.</w:t>
+            </w:r>
+          </w:p>
+        </w:tc>
+      </w:tr>
+    </w:tbl>
+    <w:p>
+      <w:pPr>
+        <w:spacing w:after="60"/>
+      </w:pPr>
+    </w:p>
+    <w:tbl>
+      <w:tblPr>
+        <w:tblStyle w:val="TableGrid"/>
+        <w:tblW w:type="auto" w:w="0"/>
+        <w:tblLook w:firstColumn="1" w:firstRow="1" w:lastColumn="0" w:lastRow="0" w:noHBand="0" w:noVBand="1" w:val="04A0"/>
+      </w:tblPr>
+      <w:tblGrid>
+        <w:gridCol w:w="3249"/>
+        <w:gridCol w:w="3249"/>
+        <w:gridCol w:w="3249"/>
+      </w:tblGrid>
+      <w:tr>
+        <w:tc>
+          <w:tcPr>
+            <w:tcW w:type="dxa" w:w="510"/>
+            <w:shd w:val="clear" w:color="auto" w:fill="C07000"/>
+            <w:tcBorders>
+              <w:top w:val="single" w:sz="4" w:space="0" w:color="FFFFFF"/>
+              <w:left w:val="single" w:sz="4" w:space="0" w:color="FFFFFF"/>
+              <w:bottom w:val="single" w:sz="4" w:space="0" w:color="FFFFFF"/>
+              <w:right w:val="single" w:sz="4" w:space="0" w:color="FFFFFF"/>
+            </w:tcBorders>
+          </w:tcPr>
+          <w:p>
+            <w:pPr>
+              <w:jc w:val="center"/>
+            </w:pPr>
+            <w:r>
+              <w:rPr>
+                <w:rFonts w:ascii="Calibri" w:hAnsi="Calibri"/>
+                <w:b/>
+                <w:i w:val="0"/>
+                <w:color w:val="FFFFFF"/>
+                <w:sz w:val="26"/>
+              </w:rPr>
+              <w:t>3</w:t>
+            </w:r>
+          </w:p>
+        </w:tc>
+        <w:tc>
+          <w:tcPr>
+            <w:tcW w:type="dxa" w:w="3118"/>
+            <w:shd w:val="clear" w:color="auto" w:fill="D0E0F5"/>
+            <w:tcBorders>
+              <w:top w:val="single" w:sz="4" w:space="0" w:color="CCCCCC"/>
+              <w:left w:val="single" w:sz="4" w:space="0" w:color="CCCCCC"/>
+              <w:bottom w:val="single" w:sz="4" w:space="0" w:color="CCCCCC"/>
+              <w:right w:val="single" w:sz="4" w:space="0" w:color="CCCCCC"/>
+            </w:tcBorders>
+          </w:tcPr>
+          <w:p>
+            <w:r>
+              <w:rPr>
+                <w:rFonts w:ascii="Calibri" w:hAnsi="Calibri"/>
+                <w:b/>
+                <w:i w:val="0"/>
+                <w:color w:val="0F274D"/>
+                <w:sz w:val="20"/>
+              </w:rPr>
+              <w:t>System prompt v2.0 — ANGLE CONVENTIONS section</w:t>
+              <w:br/>
+            </w:r>
+            <w:r>
+              <w:rPr>
+                <w:rFonts w:ascii="Calibri" w:hAnsi="Calibri"/>
+                <w:b w:val="0"/>
+                <w:i w:val="0"/>
+                <w:color w:val="1C1C1C"/>
+                <w:sz w:val="19"/>
+              </w:rPr>
+              <w:t>Document the distance ↔ ratio relationship explicitly</w:t>
+            </w:r>
+          </w:p>
+        </w:tc>
+        <w:tc>
+          <w:tcPr>
+            <w:tcW w:type="dxa" w:w="6009"/>
+            <w:tcBorders>
+              <w:top w:val="single" w:sz="4" w:space="0" w:color="CCCCCC"/>
+              <w:left w:val="single" w:sz="4" w:space="0" w:color="CCCCCC"/>
+              <w:bottom w:val="single" w:sz="4" w:space="0" w:color="CCCCCC"/>
+              <w:right w:val="single" w:sz="4" w:space="0" w:color="CCCCCC"/>
+            </w:tcBorders>
+          </w:tcPr>
+          <w:p>
+            <w:r>
+              <w:rPr>
+                <w:rFonts w:ascii="Calibri" w:hAnsi="Calibri"/>
+                <w:b w:val="0"/>
+                <w:i w:val="0"/>
+                <w:color w:val="1C1C1C"/>
+                <w:sz w:val="19"/>
+              </w:rPr>
+              <w:t>Add note: 'knee_valgus_distance ≈ 1 − knee_gap_hip_gap_ratio. Both are passed in fault flags. RC2 thresholds use ratio. Distance 0.08 ≈ ratio 0.92 (mild threshold). Distance 0.15 ≈ ratio 0.85 (moderate threshold).'</w:t>
+            </w:r>
+          </w:p>
+        </w:tc>
+      </w:tr>
+    </w:tbl>
+    <w:p>
+      <w:pPr>
+        <w:spacing w:after="60"/>
+      </w:pPr>
+    </w:p>
+    <w:tbl>
+      <w:tblPr>
+        <w:tblStyle w:val="TableGrid"/>
+        <w:tblW w:type="auto" w:w="0"/>
+        <w:tblLook w:firstColumn="1" w:firstRow="1" w:lastColumn="0" w:lastRow="0" w:noHBand="0" w:noVBand="1" w:val="04A0"/>
+      </w:tblPr>
+      <w:tblGrid>
+        <w:gridCol w:w="3249"/>
+        <w:gridCol w:w="3249"/>
+        <w:gridCol w:w="3249"/>
+      </w:tblGrid>
+      <w:tr>
+        <w:tc>
+          <w:tcPr>
+            <w:tcW w:type="dxa" w:w="510"/>
+            <w:shd w:val="clear" w:color="auto" w:fill="1A6E2E"/>
+            <w:tcBorders>
+              <w:top w:val="single" w:sz="4" w:space="0" w:color="FFFFFF"/>
+              <w:left w:val="single" w:sz="4" w:space="0" w:color="FFFFFF"/>
+              <w:bottom w:val="single" w:sz="4" w:space="0" w:color="FFFFFF"/>
+              <w:right w:val="single" w:sz="4" w:space="0" w:color="FFFFFF"/>
+            </w:tcBorders>
+          </w:tcPr>
+          <w:p>
+            <w:pPr>
+              <w:jc w:val="center"/>
+            </w:pPr>
+            <w:r>
+              <w:rPr>
+                <w:rFonts w:ascii="Calibri" w:hAnsi="Calibri"/>
+                <w:b/>
+                <w:i w:val="0"/>
+                <w:color w:val="FFFFFF"/>
+                <w:sz w:val="26"/>
+              </w:rPr>
+              <w:t>4</w:t>
+            </w:r>
+          </w:p>
+        </w:tc>
+        <w:tc>
+          <w:tcPr>
+            <w:tcW w:type="dxa" w:w="3118"/>
+            <w:shd w:val="clear" w:color="auto" w:fill="D0E0F5"/>
+            <w:tcBorders>
+              <w:top w:val="single" w:sz="4" w:space="0" w:color="CCCCCC"/>
+              <w:left w:val="single" w:sz="4" w:space="0" w:color="CCCCCC"/>
+              <w:bottom w:val="single" w:sz="4" w:space="0" w:color="CCCCCC"/>
+              <w:right w:val="single" w:sz="4" w:space="0" w:color="CCCCCC"/>
+            </w:tcBorders>
+          </w:tcPr>
+          <w:p>
+            <w:r>
+              <w:rPr>
+                <w:rFonts w:ascii="Calibri" w:hAnsi="Calibri"/>
+                <w:b/>
+                <w:i w:val="0"/>
+                <w:color w:val="0F274D"/>
+                <w:sz w:val="20"/>
+              </w:rPr>
+              <w:t>goblet_squat_coaching_reference.md</w:t>
+              <w:br/>
+            </w:r>
+            <w:r>
+              <w:rPr>
+                <w:rFonts w:ascii="Calibri" w:hAnsi="Calibri"/>
+                <w:b w:val="0"/>
+                <w:i w:val="0"/>
+                <w:color w:val="1C1C1C"/>
+                <w:sz w:val="19"/>
+              </w:rPr>
+              <w:t>No changes needed — MD ratio thresholds are correct and research-backed</w:t>
+            </w:r>
+          </w:p>
+        </w:tc>
+        <w:tc>
+          <w:tcPr>
+            <w:tcW w:type="dxa" w:w="6009"/>
+            <w:tcBorders>
+              <w:top w:val="single" w:sz="4" w:space="0" w:color="CCCCCC"/>
+              <w:left w:val="single" w:sz="4" w:space="0" w:color="CCCCCC"/>
+              <w:bottom w:val="single" w:sz="4" w:space="0" w:color="CCCCCC"/>
+              <w:right w:val="single" w:sz="4" w:space="0" w:color="CCCCCC"/>
+            </w:tcBorders>
+          </w:tcPr>
+          <w:p>
+            <w:r>
+              <w:rPr>
+                <w:rFonts w:ascii="Calibri" w:hAnsi="Calibri"/>
+                <w:b w:val="0"/>
+                <w:i w:val="0"/>
+                <w:color w:val="1C1C1C"/>
+                <w:sz w:val="19"/>
+              </w:rPr>
+              <w:t>Knee gap / hip gap ratio: Excellent 0.98–1.15, Good 0.92–0.97, Mild 0.85–0.91, Moderate 0.72–0.84, Severe 0.00–0.71. Confirmed as-is.</w:t>
+            </w:r>
+          </w:p>
+        </w:tc>
+      </w:tr>
+    </w:tbl>
+    <w:p>
+      <w:pPr>
+        <w:spacing w:after="60"/>
+      </w:pPr>
+    </w:p>
+    <w:tbl>
+      <w:tblPr>
+        <w:tblStyle w:val="TableGrid"/>
+        <w:tblW w:type="auto" w:w="0"/>
+        <w:tblLook w:firstColumn="1" w:firstRow="1" w:lastColumn="0" w:lastRow="0" w:noHBand="0" w:noVBand="1" w:val="04A0"/>
+      </w:tblPr>
+      <w:tblGrid>
+        <w:gridCol w:w="3249"/>
+        <w:gridCol w:w="3249"/>
+        <w:gridCol w:w="3249"/>
+      </w:tblGrid>
+      <w:tr>
+        <w:tc>
+          <w:tcPr>
+            <w:tcW w:type="dxa" w:w="510"/>
+            <w:shd w:val="clear" w:color="auto" w:fill="1A6E2E"/>
+            <w:tcBorders>
+              <w:top w:val="single" w:sz="4" w:space="0" w:color="FFFFFF"/>
+              <w:left w:val="single" w:sz="4" w:space="0" w:color="FFFFFF"/>
+              <w:bottom w:val="single" w:sz="4" w:space="0" w:color="FFFFFF"/>
+              <w:right w:val="single" w:sz="4" w:space="0" w:color="FFFFFF"/>
+            </w:tcBorders>
+          </w:tcPr>
+          <w:p>
+            <w:pPr>
+              <w:jc w:val="center"/>
+            </w:pPr>
+            <w:r>
+              <w:rPr>
+                <w:rFonts w:ascii="Calibri" w:hAnsi="Calibri"/>
+                <w:b/>
+                <w:i w:val="0"/>
+                <w:color w:val="FFFFFF"/>
+                <w:sz w:val="26"/>
+              </w:rPr>
+              <w:t>5</w:t>
+            </w:r>
+          </w:p>
+        </w:tc>
+        <w:tc>
+          <w:tcPr>
+            <w:tcW w:type="dxa" w:w="3118"/>
+            <w:shd w:val="clear" w:color="auto" w:fill="D0E0F5"/>
+            <w:tcBorders>
+              <w:top w:val="single" w:sz="4" w:space="0" w:color="CCCCCC"/>
+              <w:left w:val="single" w:sz="4" w:space="0" w:color="CCCCCC"/>
+              <w:bottom w:val="single" w:sz="4" w:space="0" w:color="CCCCCC"/>
+              <w:right w:val="single" w:sz="4" w:space="0" w:color="CCCCCC"/>
+            </w:tcBorders>
+          </w:tcPr>
+          <w:p>
+            <w:r>
+              <w:rPr>
+                <w:rFonts w:ascii="Calibri" w:hAnsi="Calibri"/>
+                <w:b/>
+                <w:i w:val="0"/>
+                <w:color w:val="0F274D"/>
+                <w:sz w:val="20"/>
+              </w:rPr>
+              <w:t>System prompt v2.0 — RC2 severity thresholds</w:t>
+              <w:br/>
+            </w:r>
+            <w:r>
+              <w:rPr>
+                <w:rFonts w:ascii="Calibri" w:hAnsi="Calibri"/>
+                <w:b w:val="0"/>
+                <w:i w:val="0"/>
+                <w:color w:val="1C1C1C"/>
+                <w:sz w:val="19"/>
+              </w:rPr>
+              <w:t>No changes needed — already use ratio consistently</w:t>
+            </w:r>
+          </w:p>
+        </w:tc>
+        <w:tc>
+          <w:tcPr>
+            <w:tcW w:type="dxa" w:w="6009"/>
+            <w:tcBorders>
+              <w:top w:val="single" w:sz="4" w:space="0" w:color="CCCCCC"/>
+              <w:left w:val="single" w:sz="4" w:space="0" w:color="CCCCCC"/>
+              <w:bottom w:val="single" w:sz="4" w:space="0" w:color="CCCCCC"/>
+              <w:right w:val="single" w:sz="4" w:space="0" w:color="CCCCCC"/>
+            </w:tcBorders>
+          </w:tcPr>
+          <w:p>
+            <w:r>
+              <w:rPr>
+                <w:rFonts w:ascii="Calibri" w:hAnsi="Calibri"/>
+                <w:b w:val="0"/>
+                <w:i w:val="0"/>
+                <w:color w:val="1C1C1C"/>
+                <w:sz w:val="19"/>
+              </w:rPr>
+              <w:t>Mild 0.85–0.94 | Moderate 0.70–0.84 | Severe &lt;0.70. Confirmed as-is.</w:t>
+              <w:br/>
+              <w:t>Minor: RC2 mild starts at 0.85, MD mild also at 0.85 — fully aligned.</w:t>
+            </w:r>
+          </w:p>
+        </w:tc>
+      </w:tr>
+    </w:tbl>
+    <w:p>
+      <w:pPr>
+        <w:spacing w:after="60"/>
+      </w:pPr>
+    </w:p>
+    <w:p>
+      <w:pPr>
+        <w:spacing w:before="120" w:after="120"/>
+        <w:pBdr>
+          <w:bottom w:val="single" w:sz="6" w:space="1" w:color="1E5BA8"/>
+        </w:pBdr>
+      </w:pPr>
+    </w:p>
+    <w:p>
+      <w:pPr>
+        <w:spacing w:before="200" w:after="60"/>
+      </w:pPr>
+      <w:r>
+        <w:rPr>
+          <w:rFonts w:ascii="Calibri" w:hAnsi="Calibri"/>
+          <w:b/>
+          <w:i w:val="0"/>
+          <w:color w:val="1E5BA8"/>
+          <w:sz w:val="24"/>
+        </w:rPr>
+        <w:t>Sign-off — agreed thresholds</w:t>
+      </w:r>
+    </w:p>
+    <w:tbl>
+      <w:tblPr>
+        <w:tblStyle w:val="TableGrid"/>
+        <w:tblW w:type="auto" w:w="0"/>
+        <w:tblLook w:firstColumn="1" w:firstRow="1" w:lastColumn="0" w:lastRow="0" w:noHBand="0" w:noVBand="1" w:val="04A0"/>
+      </w:tblPr>
+      <w:tblGrid>
+        <w:gridCol w:w="1949"/>
+        <w:gridCol w:w="1949"/>
+        <w:gridCol w:w="1949"/>
+        <w:gridCol w:w="1949"/>
+        <w:gridCol w:w="1949"/>
+      </w:tblGrid>
+      <w:tr>
+        <w:tc>
+          <w:tcPr>
+            <w:tcW w:type="dxa" w:w="1417"/>
+            <w:shd w:val="clear" w:color="auto" w:fill="0F274D"/>
+            <w:tcBorders>
+              <w:top w:val="single" w:sz="4" w:space="0" w:color="FFFFFF"/>
+              <w:left w:val="single" w:sz="4" w:space="0" w:color="FFFFFF"/>
+              <w:bottom w:val="single" w:sz="4" w:space="0" w:color="FFFFFF"/>
+              <w:right w:val="single" w:sz="4" w:space="0" w:color="FFFFFF"/>
+            </w:tcBorders>
+          </w:tcPr>
+          <w:p>
+            <w:pPr>
+              <w:jc w:val="center"/>
+            </w:pPr>
+            <w:r>
+              <w:rPr>
+                <w:rFonts w:ascii="Calibri" w:hAnsi="Calibri"/>
+                <w:b/>
+                <w:i w:val="0"/>
+                <w:color w:val="FFFFFF"/>
+                <w:sz w:val="18"/>
+              </w:rPr>
+              <w:t>Camera</w:t>
+            </w:r>
+          </w:p>
+        </w:tc>
+        <w:tc>
+          <w:tcPr>
+            <w:tcW w:type="dxa" w:w="1701"/>
+            <w:shd w:val="clear" w:color="auto" w:fill="0F274D"/>
+            <w:tcBorders>
+              <w:top w:val="single" w:sz="4" w:space="0" w:color="FFFFFF"/>
+              <w:left w:val="single" w:sz="4" w:space="0" w:color="FFFFFF"/>
+              <w:bottom w:val="single" w:sz="4" w:space="0" w:color="FFFFFF"/>
+              <w:right w:val="single" w:sz="4" w:space="0" w:color="FFFFFF"/>
+            </w:tcBorders>
+          </w:tcPr>
+          <w:p>
+            <w:pPr>
+              <w:jc w:val="center"/>
+            </w:pPr>
+            <w:r>
+              <w:rPr>
+                <w:rFonts w:ascii="Calibri" w:hAnsi="Calibri"/>
+                <w:b/>
+                <w:i w:val="0"/>
+                <w:color w:val="FFFFFF"/>
+                <w:sz w:val="18"/>
+              </w:rPr>
+              <w:t>Label</w:t>
+            </w:r>
+          </w:p>
+        </w:tc>
+        <w:tc>
+          <w:tcPr>
+            <w:tcW w:type="dxa" w:w="2551"/>
+            <w:shd w:val="clear" w:color="auto" w:fill="0F274D"/>
+            <w:tcBorders>
+              <w:top w:val="single" w:sz="4" w:space="0" w:color="FFFFFF"/>
+              <w:left w:val="single" w:sz="4" w:space="0" w:color="FFFFFF"/>
+              <w:bottom w:val="single" w:sz="4" w:space="0" w:color="FFFFFF"/>
+              <w:right w:val="single" w:sz="4" w:space="0" w:color="FFFFFF"/>
+            </w:tcBorders>
+          </w:tcPr>
+          <w:p>
+            <w:pPr>
+              <w:jc w:val="center"/>
+            </w:pPr>
+            <w:r>
+              <w:rPr>
+                <w:rFonts w:ascii="Calibri" w:hAnsi="Calibri"/>
+                <w:b/>
+                <w:i w:val="0"/>
+                <w:color w:val="FFFFFF"/>
+                <w:sz w:val="18"/>
+              </w:rPr>
+              <w:t>knee_valgus_distance</w:t>
+              <w:br/>
+              <w:t>(image overlay)</w:t>
+            </w:r>
+          </w:p>
+        </w:tc>
+        <w:tc>
+          <w:tcPr>
+            <w:tcW w:type="dxa" w:w="3118"/>
+            <w:shd w:val="clear" w:color="auto" w:fill="0F274D"/>
+            <w:tcBorders>
+              <w:top w:val="single" w:sz="4" w:space="0" w:color="FFFFFF"/>
+              <w:left w:val="single" w:sz="4" w:space="0" w:color="FFFFFF"/>
+              <w:bottom w:val="single" w:sz="4" w:space="0" w:color="FFFFFF"/>
+              <w:right w:val="single" w:sz="4" w:space="0" w:color="FFFFFF"/>
+            </w:tcBorders>
+          </w:tcPr>
+          <w:p>
+            <w:pPr>
+              <w:jc w:val="center"/>
+            </w:pPr>
+            <w:r>
+              <w:rPr>
+                <w:rFonts w:ascii="Calibri" w:hAnsi="Calibri"/>
+                <w:b/>
+                <w:i w:val="0"/>
+                <w:color w:val="FFFFFF"/>
+                <w:sz w:val="18"/>
+              </w:rPr>
+              <w:t>knee_gap_hip_gap_ratio</w:t>
+              <w:br/>
+              <w:t>(LLM / RC2)</w:t>
+            </w:r>
+          </w:p>
+        </w:tc>
+        <w:tc>
+          <w:tcPr>
+            <w:tcW w:type="dxa" w:w="1417"/>
+            <w:shd w:val="clear" w:color="auto" w:fill="0F274D"/>
+            <w:tcBorders>
+              <w:top w:val="single" w:sz="4" w:space="0" w:color="FFFFFF"/>
+              <w:left w:val="single" w:sz="4" w:space="0" w:color="FFFFFF"/>
+              <w:bottom w:val="single" w:sz="4" w:space="0" w:color="FFFFFF"/>
+              <w:right w:val="single" w:sz="4" w:space="0" w:color="FFFFFF"/>
+            </w:tcBorders>
+          </w:tcPr>
+          <w:p>
+            <w:pPr>
+              <w:jc w:val="center"/>
+            </w:pPr>
+            <w:r>
+              <w:rPr>
+                <w:rFonts w:ascii="Calibri" w:hAnsi="Calibri"/>
+                <w:b/>
+                <w:i w:val="0"/>
+                <w:color w:val="FFFFFF"/>
+                <w:sz w:val="18"/>
+              </w:rPr>
+              <w:t>Sign-off</w:t>
+            </w:r>
+          </w:p>
+        </w:tc>
+      </w:tr>
+      <w:tr>
+        <w:tc>
+          <w:tcPr>
+            <w:tcW w:type="dxa" w:w="1417"/>
+            <w:tcBorders>
+              <w:top w:val="single" w:sz="4" w:space="0" w:color="CCCCCC"/>
+              <w:left w:val="single" w:sz="4" w:space="0" w:color="CCCCCC"/>
+              <w:bottom w:val="single" w:sz="4" w:space="0" w:color="CCCCCC"/>
+              <w:right w:val="single" w:sz="4" w:space="0" w:color="CCCCCC"/>
+            </w:tcBorders>
+          </w:tcPr>
+          <w:p>
+            <w:pPr>
+              <w:jc w:val="left"/>
+            </w:pPr>
+            <w:r>
+              <w:rPr>
+                <w:rFonts w:ascii="Calibri" w:hAnsi="Calibri"/>
+                <w:b w:val="0"/>
+                <w:i w:val="0"/>
+                <w:color w:val="1C1C1C"/>
+                <w:sz w:val="18"/>
+              </w:rPr>
+              <w:t>Front only</w:t>
+            </w:r>
+          </w:p>
+        </w:tc>
+        <w:tc>
+          <w:tcPr>
+            <w:tcW w:type="dxa" w:w="1701"/>
+            <w:shd w:val="clear" w:color="auto" w:fill="E0F4E8"/>
+            <w:tcBorders>
+              <w:top w:val="single" w:sz="4" w:space="0" w:color="CCCCCC"/>
+              <w:left w:val="single" w:sz="4" w:space="0" w:color="CCCCCC"/>
+              <w:bottom w:val="single" w:sz="4" w:space="0" w:color="CCCCCC"/>
+              <w:right w:val="single" w:sz="4" w:space="0" w:color="CCCCCC"/>
+            </w:tcBorders>
+          </w:tcPr>
+          <w:p>
+            <w:pPr>
+              <w:jc w:val="left"/>
+            </w:pPr>
+            <w:r>
+              <w:rPr>
+                <w:rFonts w:ascii="Calibri" w:hAnsi="Calibri"/>
+                <w:b w:val="0"/>
+                <w:i w:val="0"/>
+                <w:color w:val="1A6E2E"/>
+                <w:sz w:val="18"/>
+              </w:rPr>
+              <w:t>Good</w:t>
+            </w:r>
+          </w:p>
+        </w:tc>
+        <w:tc>
+          <w:tcPr>
+            <w:tcW w:type="dxa" w:w="2551"/>
+            <w:tcBorders>
+              <w:top w:val="single" w:sz="4" w:space="0" w:color="CCCCCC"/>
+              <w:left w:val="single" w:sz="4" w:space="0" w:color="CCCCCC"/>
+              <w:bottom w:val="single" w:sz="4" w:space="0" w:color="CCCCCC"/>
+              <w:right w:val="single" w:sz="4" w:space="0" w:color="CCCCCC"/>
+            </w:tcBorders>
+          </w:tcPr>
+          <w:p>
+            <w:pPr>
+              <w:jc w:val="left"/>
+            </w:pPr>
+            <w:r>
+              <w:rPr>
+                <w:rFonts w:ascii="Calibri" w:hAnsi="Calibri"/>
+                <w:b w:val="0"/>
+                <w:i w:val="0"/>
+                <w:color w:val="1C1C1C"/>
+                <w:sz w:val="18"/>
+              </w:rPr>
+              <w:t>≤ 0.08</w:t>
+            </w:r>
+          </w:p>
+        </w:tc>
+        <w:tc>
+          <w:tcPr>
+            <w:tcW w:type="dxa" w:w="3118"/>
+            <w:tcBorders>
+              <w:top w:val="single" w:sz="4" w:space="0" w:color="CCCCCC"/>
+              <w:left w:val="single" w:sz="4" w:space="0" w:color="CCCCCC"/>
+              <w:bottom w:val="single" w:sz="4" w:space="0" w:color="CCCCCC"/>
+              <w:right w:val="single" w:sz="4" w:space="0" w:color="CCCCCC"/>
+            </w:tcBorders>
+          </w:tcPr>
+          <w:p>
+            <w:pPr>
+              <w:jc w:val="left"/>
+            </w:pPr>
+            <w:r>
+              <w:rPr>
+                <w:rFonts w:ascii="Calibri" w:hAnsi="Calibri"/>
+                <w:b w:val="0"/>
+                <w:i w:val="0"/>
+                <w:color w:val="1C1C1C"/>
+                <w:sz w:val="18"/>
+              </w:rPr>
+              <w:t>≥ 0.92 (Excellent + Good)</w:t>
+            </w:r>
+          </w:p>
+        </w:tc>
+        <w:tc>
+          <w:tcPr>
+            <w:tcW w:type="dxa" w:w="1417"/>
+            <w:tcBorders>
+              <w:top w:val="single" w:sz="4" w:space="0" w:color="CCCCCC"/>
+              <w:left w:val="single" w:sz="4" w:space="0" w:color="CCCCCC"/>
+              <w:bottom w:val="single" w:sz="4" w:space="0" w:color="CCCCCC"/>
+              <w:right w:val="single" w:sz="4" w:space="0" w:color="CCCCCC"/>
+            </w:tcBorders>
+          </w:tcPr>
+          <w:p>
+            <w:pPr>
+              <w:jc w:val="left"/>
+            </w:pPr>
+            <w:r>
+              <w:rPr>
+                <w:rFonts w:ascii="Calibri" w:hAnsi="Calibri"/>
+                <w:b w:val="0"/>
+                <w:i w:val="0"/>
+                <w:color w:val="1C1C1C"/>
+                <w:sz w:val="18"/>
+              </w:rPr>
+            </w:r>
+          </w:p>
+        </w:tc>
+      </w:tr>
+      <w:tr>
+        <w:tc>
+          <w:tcPr>
+            <w:tcW w:type="dxa" w:w="1417"/>
+            <w:tcBorders>
+              <w:top w:val="single" w:sz="4" w:space="0" w:color="CCCCCC"/>
+              <w:left w:val="single" w:sz="4" w:space="0" w:color="CCCCCC"/>
+              <w:bottom w:val="single" w:sz="4" w:space="0" w:color="CCCCCC"/>
+              <w:right w:val="single" w:sz="4" w:space="0" w:color="CCCCCC"/>
+            </w:tcBorders>
+          </w:tcPr>
+          <w:p>
+            <w:pPr>
+              <w:jc w:val="left"/>
+            </w:pPr>
+            <w:r>
+              <w:rPr>
+                <w:rFonts w:ascii="Calibri" w:hAnsi="Calibri"/>
+                <w:b w:val="0"/>
+                <w:i w:val="0"/>
+                <w:color w:val="1C1C1C"/>
+                <w:sz w:val="18"/>
+              </w:rPr>
+              <w:t>Front only</w:t>
+            </w:r>
+          </w:p>
+        </w:tc>
+        <w:tc>
+          <w:tcPr>
+            <w:tcW w:type="dxa" w:w="1701"/>
+            <w:shd w:val="clear" w:color="auto" w:fill="F8D0D0"/>
+            <w:tcBorders>
+              <w:top w:val="single" w:sz="4" w:space="0" w:color="CCCCCC"/>
+              <w:left w:val="single" w:sz="4" w:space="0" w:color="CCCCCC"/>
+              <w:bottom w:val="single" w:sz="4" w:space="0" w:color="CCCCCC"/>
+              <w:right w:val="single" w:sz="4" w:space="0" w:color="CCCCCC"/>
+            </w:tcBorders>
+          </w:tcPr>
+          <w:p>
+            <w:pPr>
+              <w:jc w:val="left"/>
+            </w:pPr>
+            <w:r>
+              <w:rPr>
+                <w:rFonts w:ascii="Calibri" w:hAnsi="Calibri"/>
+                <w:b w:val="0"/>
+                <w:i w:val="0"/>
+                <w:color w:val="C02020"/>
+                <w:sz w:val="18"/>
+              </w:rPr>
+              <w:t>Warning</w:t>
+            </w:r>
+          </w:p>
+        </w:tc>
+        <w:tc>
+          <w:tcPr>
+            <w:tcW w:type="dxa" w:w="2551"/>
+            <w:tcBorders>
+              <w:top w:val="single" w:sz="4" w:space="0" w:color="CCCCCC"/>
+              <w:left w:val="single" w:sz="4" w:space="0" w:color="CCCCCC"/>
+              <w:bottom w:val="single" w:sz="4" w:space="0" w:color="CCCCCC"/>
+              <w:right w:val="single" w:sz="4" w:space="0" w:color="CCCCCC"/>
+            </w:tcBorders>
+          </w:tcPr>
+          <w:p>
+            <w:pPr>
+              <w:jc w:val="left"/>
+            </w:pPr>
+            <w:r>
+              <w:rPr>
+                <w:rFonts w:ascii="Calibri" w:hAnsi="Calibri"/>
+                <w:b w:val="0"/>
+                <w:i w:val="0"/>
+                <w:color w:val="1C1C1C"/>
+                <w:sz w:val="18"/>
+              </w:rPr>
+              <w:t>&gt; 0.08</w:t>
+            </w:r>
+          </w:p>
+        </w:tc>
+        <w:tc>
+          <w:tcPr>
+            <w:tcW w:type="dxa" w:w="3118"/>
+            <w:tcBorders>
+              <w:top w:val="single" w:sz="4" w:space="0" w:color="CCCCCC"/>
+              <w:left w:val="single" w:sz="4" w:space="0" w:color="CCCCCC"/>
+              <w:bottom w:val="single" w:sz="4" w:space="0" w:color="CCCCCC"/>
+              <w:right w:val="single" w:sz="4" w:space="0" w:color="CCCCCC"/>
+            </w:tcBorders>
+          </w:tcPr>
+          <w:p>
+            <w:pPr>
+              <w:jc w:val="left"/>
+            </w:pPr>
+            <w:r>
+              <w:rPr>
+                <w:rFonts w:ascii="Calibri" w:hAnsi="Calibri"/>
+                <w:b w:val="0"/>
+                <w:i w:val="0"/>
+                <w:color w:val="1C1C1C"/>
+                <w:sz w:val="18"/>
+              </w:rPr>
+              <w:t>&lt; 0.92 (Mild + Moderate + Severe)</w:t>
+            </w:r>
+          </w:p>
+        </w:tc>
+        <w:tc>
+          <w:tcPr>
+            <w:tcW w:type="dxa" w:w="1417"/>
+            <w:tcBorders>
+              <w:top w:val="single" w:sz="4" w:space="0" w:color="CCCCCC"/>
+              <w:left w:val="single" w:sz="4" w:space="0" w:color="CCCCCC"/>
+              <w:bottom w:val="single" w:sz="4" w:space="0" w:color="CCCCCC"/>
+              <w:right w:val="single" w:sz="4" w:space="0" w:color="CCCCCC"/>
+            </w:tcBorders>
+          </w:tcPr>
+          <w:p>
+            <w:pPr>
+              <w:jc w:val="left"/>
+            </w:pPr>
+            <w:r>
+              <w:rPr>
+                <w:rFonts w:ascii="Calibri" w:hAnsi="Calibri"/>
+                <w:b w:val="0"/>
+                <w:i w:val="0"/>
+                <w:color w:val="1C1C1C"/>
+                <w:sz w:val="18"/>
+              </w:rPr>
+            </w:r>
+          </w:p>
+        </w:tc>
+      </w:tr>
+      <w:tr>
+        <w:tc>
+          <w:tcPr>
+            <w:tcW w:type="dxa" w:w="1417"/>
+            <w:tcBorders>
+              <w:top w:val="single" w:sz="4" w:space="0" w:color="CCCCCC"/>
+              <w:left w:val="single" w:sz="4" w:space="0" w:color="CCCCCC"/>
+              <w:bottom w:val="single" w:sz="4" w:space="0" w:color="CCCCCC"/>
+              <w:right w:val="single" w:sz="4" w:space="0" w:color="CCCCCC"/>
+            </w:tcBorders>
+          </w:tcPr>
+          <w:p>
+            <w:pPr>
+              <w:jc w:val="left"/>
+            </w:pPr>
+            <w:r>
+              <w:rPr>
+                <w:rFonts w:ascii="Calibri" w:hAnsi="Calibri"/>
+                <w:b w:val="0"/>
+                <w:i w:val="0"/>
+                <w:color w:val="1C1C1C"/>
+                <w:sz w:val="18"/>
+              </w:rPr>
+              <w:t>Side</w:t>
+            </w:r>
+          </w:p>
+        </w:tc>
+        <w:tc>
+          <w:tcPr>
+            <w:tcW w:type="dxa" w:w="1701"/>
+            <w:tcBorders>
+              <w:top w:val="single" w:sz="4" w:space="0" w:color="CCCCCC"/>
+              <w:left w:val="single" w:sz="4" w:space="0" w:color="CCCCCC"/>
+              <w:bottom w:val="single" w:sz="4" w:space="0" w:color="CCCCCC"/>
+              <w:right w:val="single" w:sz="4" w:space="0" w:color="CCCCCC"/>
+            </w:tcBorders>
+          </w:tcPr>
+          <w:p>
+            <w:pPr>
+              <w:jc w:val="left"/>
+            </w:pPr>
+            <w:r>
+              <w:rPr>
+                <w:rFonts w:ascii="Calibri" w:hAnsi="Calibri"/>
+                <w:b w:val="0"/>
+                <w:i w:val="0"/>
+                <w:color w:val="555555"/>
+                <w:sz w:val="18"/>
+              </w:rPr>
+              <w:t>N/A — not computed</w:t>
+            </w:r>
+          </w:p>
+        </w:tc>
+        <w:tc>
+          <w:tcPr>
+            <w:tcW w:type="dxa" w:w="2551"/>
+            <w:tcBorders>
+              <w:top w:val="single" w:sz="4" w:space="0" w:color="CCCCCC"/>
+              <w:left w:val="single" w:sz="4" w:space="0" w:color="CCCCCC"/>
+              <w:bottom w:val="single" w:sz="4" w:space="0" w:color="CCCCCC"/>
+              <w:right w:val="single" w:sz="4" w:space="0" w:color="CCCCCC"/>
+            </w:tcBorders>
+          </w:tcPr>
+          <w:p>
+            <w:pPr>
+              <w:jc w:val="left"/>
+            </w:pPr>
+            <w:r>
+              <w:rPr>
+                <w:rFonts w:ascii="Calibri" w:hAnsi="Calibri"/>
+                <w:b w:val="0"/>
+                <w:i w:val="0"/>
+                <w:color w:val="555555"/>
+                <w:sz w:val="18"/>
+              </w:rPr>
+              <w:t>—</w:t>
+            </w:r>
+          </w:p>
+        </w:tc>
+        <w:tc>
+          <w:tcPr>
+            <w:tcW w:type="dxa" w:w="3118"/>
+            <w:tcBorders>
+              <w:top w:val="single" w:sz="4" w:space="0" w:color="CCCCCC"/>
+              <w:left w:val="single" w:sz="4" w:space="0" w:color="CCCCCC"/>
+              <w:bottom w:val="single" w:sz="4" w:space="0" w:color="CCCCCC"/>
+              <w:right w:val="single" w:sz="4" w:space="0" w:color="CCCCCC"/>
+            </w:tcBorders>
+          </w:tcPr>
+          <w:p>
+            <w:pPr>
+              <w:jc w:val="left"/>
+            </w:pPr>
+            <w:r>
+              <w:rPr>
+                <w:rFonts w:ascii="Calibri" w:hAnsi="Calibri"/>
+                <w:b w:val="0"/>
+                <w:i w:val="0"/>
+                <w:color w:val="555555"/>
+                <w:sz w:val="18"/>
+              </w:rPr>
+              <w:t>—</w:t>
+            </w:r>
+          </w:p>
+        </w:tc>
+        <w:tc>
+          <w:tcPr>
+            <w:tcW w:type="dxa" w:w="1417"/>
+            <w:tcBorders>
+              <w:top w:val="single" w:sz="4" w:space="0" w:color="CCCCCC"/>
+              <w:left w:val="single" w:sz="4" w:space="0" w:color="CCCCCC"/>
+              <w:bottom w:val="single" w:sz="4" w:space="0" w:color="CCCCCC"/>
+              <w:right w:val="single" w:sz="4" w:space="0" w:color="CCCCCC"/>
+            </w:tcBorders>
+          </w:tcPr>
+          <w:p>
+            <w:pPr>
+              <w:jc w:val="left"/>
+            </w:pPr>
+            <w:r>
+              <w:rPr>
+                <w:rFonts w:ascii="Calibri" w:hAnsi="Calibri"/>
+                <w:b w:val="0"/>
+                <w:i w:val="0"/>
+                <w:color w:val="1C1C1C"/>
+                <w:sz w:val="18"/>
+              </w:rPr>
+            </w:r>
+          </w:p>
+        </w:tc>
+      </w:tr>
+    </w:tbl>
+    <w:p>
+      <w:pPr>
+        <w:spacing w:after="80"/>
+      </w:pPr>
+    </w:p>
+    <w:p>
+      <w:pPr>
+        <w:spacing w:before="20" w:after="80"/>
+      </w:pPr>
+      <w:r>
+        <w:rPr>
+          <w:rFonts w:ascii="Calibri" w:hAnsi="Calibri"/>
+          <w:b w:val="0"/>
+          <w:i w:val="0"/>
+          <w:color w:val="555555"/>
+          <w:sz w:val="18"/>
+        </w:rPr>
+        <w:t>valgus_severity passed to LLM: mild (ratio 0.85–0.91) / moderate (0.70–0.84) / severe (&lt;0.70)</w:t>
+      </w:r>
+    </w:p>
+    <w:p>
+      <w:pPr>
+        <w:spacing w:before="20" w:after="80"/>
+      </w:pPr>
+      <w:r>
+        <w:rPr>
+          <w:rFonts w:ascii="Calibri" w:hAnsi="Calibri"/>
+          <w:b w:val="0"/>
+          <w:i w:val="0"/>
+          <w:color w:val="555555"/>
+          <w:sz w:val="18"/>
+        </w:rPr>
+        <w:t>MD 5-grade table and RC2 severity thresholds: confirmed correct, no changes needed.</w:t>
+      </w:r>
+    </w:p>
+    <w:p>
+      <w:pPr>
+        <w:spacing w:before="120" w:after="120"/>
+        <w:pBdr>
+          <w:bottom w:val="single" w:sz="6" w:space="1" w:color="1E5BA8"/>
+        </w:pBdr>
+      </w:pPr>
+    </w:p>
+    <w:p>
+      <w:pPr>
+        <w:spacing w:before="320" w:after="80"/>
+      </w:pPr>
+      <w:r>
+        <w:rPr>
+          <w:rFonts w:ascii="Calibri" w:hAnsi="Calibri"/>
+          <w:b/>
+          <w:i w:val="0"/>
+          <w:color w:val="0F274D"/>
+          <w:sz w:val="30"/>
+        </w:rPr>
+        <w:t>Complete Parameter Summary — All Four Parameters</w:t>
+      </w:r>
+    </w:p>
+    <w:p>
+      <w:pPr>
+        <w:spacing w:before="20" w:after="80"/>
+      </w:pPr>
+      <w:r>
+        <w:rPr>
+          <w:rFonts w:ascii="Calibri" w:hAnsi="Calibri"/>
+          <w:b w:val="0"/>
+          <w:i w:val="0"/>
+          <w:color w:val="1C1C1C"/>
+          <w:sz w:val="20"/>
+        </w:rPr>
+        <w:t>All parameters reviewed. Below is the full picture of agreed labels, thresholds, and file changes.</w:t>
+      </w:r>
+    </w:p>
+    <w:tbl>
+      <w:tblPr>
+        <w:tblStyle w:val="TableGrid"/>
+        <w:tblW w:type="auto" w:w="0"/>
+        <w:tblLook w:firstColumn="1" w:firstRow="1" w:lastColumn="0" w:lastRow="0" w:noHBand="0" w:noVBand="1" w:val="04A0"/>
+      </w:tblPr>
+      <w:tblGrid>
+        <w:gridCol w:w="1624"/>
+        <w:gridCol w:w="1624"/>
+        <w:gridCol w:w="1624"/>
+        <w:gridCol w:w="1624"/>
+        <w:gridCol w:w="1624"/>
+        <w:gridCol w:w="1624"/>
+      </w:tblGrid>
+      <w:tr>
+        <w:tc>
+          <w:tcPr>
+            <w:tcW w:type="dxa" w:w="1701"/>
+            <w:shd w:val="clear" w:color="auto" w:fill="0F274D"/>
+            <w:tcBorders>
+              <w:top w:val="single" w:sz="4" w:space="0" w:color="FFFFFF"/>
+              <w:left w:val="single" w:sz="4" w:space="0" w:color="FFFFFF"/>
+              <w:bottom w:val="single" w:sz="4" w:space="0" w:color="FFFFFF"/>
+              <w:right w:val="single" w:sz="4" w:space="0" w:color="FFFFFF"/>
+            </w:tcBorders>
+          </w:tcPr>
+          <w:p>
+            <w:pPr>
+              <w:jc w:val="center"/>
+            </w:pPr>
+            <w:r>
+              <w:rPr>
+                <w:rFonts w:ascii="Calibri" w:hAnsi="Calibri"/>
+                <w:b/>
+                <w:i w:val="0"/>
+                <w:color w:val="FFFFFF"/>
+                <w:sz w:val="18"/>
+              </w:rPr>
+              <w:t>Parameter</w:t>
+            </w:r>
+          </w:p>
+        </w:tc>
+        <w:tc>
+          <w:tcPr>
+            <w:tcW w:type="dxa" w:w="1417"/>
+            <w:shd w:val="clear" w:color="auto" w:fill="0F274D"/>
+            <w:tcBorders>
+              <w:top w:val="single" w:sz="4" w:space="0" w:color="FFFFFF"/>
+              <w:left w:val="single" w:sz="4" w:space="0" w:color="FFFFFF"/>
+              <w:bottom w:val="single" w:sz="4" w:space="0" w:color="FFFFFF"/>
+              <w:right w:val="single" w:sz="4" w:space="0" w:color="FFFFFF"/>
+            </w:tcBorders>
+          </w:tcPr>
+          <w:p>
+            <w:pPr>
+              <w:jc w:val="center"/>
+            </w:pPr>
+            <w:r>
+              <w:rPr>
+                <w:rFonts w:ascii="Calibri" w:hAnsi="Calibri"/>
+                <w:b/>
+                <w:i w:val="0"/>
+                <w:color w:val="FFFFFF"/>
+                <w:sz w:val="18"/>
+              </w:rPr>
+              <w:t>Camera</w:t>
+            </w:r>
+          </w:p>
+        </w:tc>
+        <w:tc>
+          <w:tcPr>
+            <w:tcW w:type="dxa" w:w="3118"/>
+            <w:shd w:val="clear" w:color="auto" w:fill="0F274D"/>
+            <w:tcBorders>
+              <w:top w:val="single" w:sz="4" w:space="0" w:color="FFFFFF"/>
+              <w:left w:val="single" w:sz="4" w:space="0" w:color="FFFFFF"/>
+              <w:bottom w:val="single" w:sz="4" w:space="0" w:color="FFFFFF"/>
+              <w:right w:val="single" w:sz="4" w:space="0" w:color="FFFFFF"/>
+            </w:tcBorders>
+          </w:tcPr>
+          <w:p>
+            <w:pPr>
+              <w:jc w:val="center"/>
+            </w:pPr>
+            <w:r>
+              <w:rPr>
+                <w:rFonts w:ascii="Calibri" w:hAnsi="Calibri"/>
+                <w:b/>
+                <w:i w:val="0"/>
+                <w:color w:val="FFFFFF"/>
+                <w:sz w:val="18"/>
+              </w:rPr>
+              <w:t>Image labels</w:t>
+            </w:r>
+          </w:p>
+        </w:tc>
+        <w:tc>
+          <w:tcPr>
+            <w:tcW w:type="dxa" w:w="2551"/>
+            <w:shd w:val="clear" w:color="auto" w:fill="0F274D"/>
+            <w:tcBorders>
+              <w:top w:val="single" w:sz="4" w:space="0" w:color="FFFFFF"/>
+              <w:left w:val="single" w:sz="4" w:space="0" w:color="FFFFFF"/>
+              <w:bottom w:val="single" w:sz="4" w:space="0" w:color="FFFFFF"/>
+              <w:right w:val="single" w:sz="4" w:space="0" w:color="FFFFFF"/>
+            </w:tcBorders>
+          </w:tcPr>
+          <w:p>
+            <w:pPr>
+              <w:jc w:val="center"/>
+            </w:pPr>
+            <w:r>
+              <w:rPr>
+                <w:rFonts w:ascii="Calibri" w:hAnsi="Calibri"/>
+                <w:b/>
+                <w:i w:val="0"/>
+                <w:color w:val="FFFFFF"/>
+                <w:sz w:val="18"/>
+              </w:rPr>
+              <w:t>Script field</w:t>
+            </w:r>
+          </w:p>
+        </w:tc>
+        <w:tc>
+          <w:tcPr>
+            <w:tcW w:type="dxa" w:w="1417"/>
+            <w:shd w:val="clear" w:color="auto" w:fill="0F274D"/>
+            <w:tcBorders>
+              <w:top w:val="single" w:sz="4" w:space="0" w:color="FFFFFF"/>
+              <w:left w:val="single" w:sz="4" w:space="0" w:color="FFFFFF"/>
+              <w:bottom w:val="single" w:sz="4" w:space="0" w:color="FFFFFF"/>
+              <w:right w:val="single" w:sz="4" w:space="0" w:color="FFFFFF"/>
+            </w:tcBorders>
+          </w:tcPr>
+          <w:p>
+            <w:pPr>
+              <w:jc w:val="center"/>
+            </w:pPr>
+            <w:r>
+              <w:rPr>
+                <w:rFonts w:ascii="Calibri" w:hAnsi="Calibri"/>
+                <w:b/>
+                <w:i w:val="0"/>
+                <w:color w:val="FFFFFF"/>
+                <w:sz w:val="18"/>
+              </w:rPr>
+              <w:t>MD change?</w:t>
+            </w:r>
+          </w:p>
+        </w:tc>
+        <w:tc>
+          <w:tcPr>
+            <w:tcW w:type="dxa" w:w="1701"/>
+            <w:shd w:val="clear" w:color="auto" w:fill="0F274D"/>
+            <w:tcBorders>
+              <w:top w:val="single" w:sz="4" w:space="0" w:color="FFFFFF"/>
+              <w:left w:val="single" w:sz="4" w:space="0" w:color="FFFFFF"/>
+              <w:bottom w:val="single" w:sz="4" w:space="0" w:color="FFFFFF"/>
+              <w:right w:val="single" w:sz="4" w:space="0" w:color="FFFFFF"/>
+            </w:tcBorders>
+          </w:tcPr>
+          <w:p>
+            <w:pPr>
+              <w:jc w:val="center"/>
+            </w:pPr>
+            <w:r>
+              <w:rPr>
+                <w:rFonts w:ascii="Calibri" w:hAnsi="Calibri"/>
+                <w:b/>
+                <w:i w:val="0"/>
+                <w:color w:val="FFFFFF"/>
+                <w:sz w:val="18"/>
+              </w:rPr>
+              <w:t>Prompt change?</w:t>
+            </w:r>
+          </w:p>
+        </w:tc>
+      </w:tr>
+      <w:tr>
+        <w:tc>
+          <w:tcPr>
+            <w:tcW w:type="dxa" w:w="1701"/>
+            <w:tcBorders>
+              <w:top w:val="single" w:sz="4" w:space="0" w:color="CCCCCC"/>
+              <w:left w:val="single" w:sz="4" w:space="0" w:color="CCCCCC"/>
+              <w:bottom w:val="single" w:sz="4" w:space="0" w:color="CCCCCC"/>
+              <w:right w:val="single" w:sz="4" w:space="0" w:color="CCCCCC"/>
+            </w:tcBorders>
+          </w:tcPr>
+          <w:p>
+            <w:pPr>
+              <w:jc w:val="left"/>
+            </w:pPr>
+            <w:r>
+              <w:rPr>
+                <w:rFonts w:ascii="Calibri" w:hAnsi="Calibri"/>
+                <w:b w:val="0"/>
+                <w:i w:val="0"/>
+                <w:color w:val="1C1C1C"/>
+                <w:sz w:val="18"/>
+              </w:rPr>
+              <w:t>Dorsiflexion</w:t>
+            </w:r>
+          </w:p>
+        </w:tc>
+        <w:tc>
+          <w:tcPr>
+            <w:tcW w:type="dxa" w:w="1417"/>
+            <w:tcBorders>
+              <w:top w:val="single" w:sz="4" w:space="0" w:color="CCCCCC"/>
+              <w:left w:val="single" w:sz="4" w:space="0" w:color="CCCCCC"/>
+              <w:bottom w:val="single" w:sz="4" w:space="0" w:color="CCCCCC"/>
+              <w:right w:val="single" w:sz="4" w:space="0" w:color="CCCCCC"/>
+            </w:tcBorders>
+          </w:tcPr>
+          <w:p>
+            <w:pPr>
+              <w:jc w:val="left"/>
+            </w:pPr>
+            <w:r>
+              <w:rPr>
+                <w:rFonts w:ascii="Calibri" w:hAnsi="Calibri"/>
+                <w:b w:val="0"/>
+                <w:i w:val="0"/>
+                <w:color w:val="1C1C1C"/>
+                <w:sz w:val="18"/>
+              </w:rPr>
+              <w:t>Side</w:t>
+            </w:r>
+          </w:p>
+        </w:tc>
+        <w:tc>
+          <w:tcPr>
+            <w:tcW w:type="dxa" w:w="3118"/>
+            <w:tcBorders>
+              <w:top w:val="single" w:sz="4" w:space="0" w:color="CCCCCC"/>
+              <w:left w:val="single" w:sz="4" w:space="0" w:color="CCCCCC"/>
+              <w:bottom w:val="single" w:sz="4" w:space="0" w:color="CCCCCC"/>
+              <w:right w:val="single" w:sz="4" w:space="0" w:color="CCCCCC"/>
+            </w:tcBorders>
+          </w:tcPr>
+          <w:p>
+            <w:pPr>
+              <w:jc w:val="left"/>
+            </w:pPr>
+            <w:r>
+              <w:rPr>
+                <w:rFonts w:ascii="Calibri" w:hAnsi="Calibri"/>
+                <w:b w:val="0"/>
+                <w:i w:val="0"/>
+                <w:color w:val="1C1C1C"/>
+                <w:sz w:val="18"/>
+              </w:rPr>
+              <w:t>Good ≥30° / Mild 20–29° / Mod 10–19° / Severe &lt;10°</w:t>
+            </w:r>
+          </w:p>
+        </w:tc>
+        <w:tc>
+          <w:tcPr>
+            <w:tcW w:type="dxa" w:w="2551"/>
+            <w:tcBorders>
+              <w:top w:val="single" w:sz="4" w:space="0" w:color="CCCCCC"/>
+              <w:left w:val="single" w:sz="4" w:space="0" w:color="CCCCCC"/>
+              <w:bottom w:val="single" w:sz="4" w:space="0" w:color="CCCCCC"/>
+              <w:right w:val="single" w:sz="4" w:space="0" w:color="CCCCCC"/>
+            </w:tcBorders>
+          </w:tcPr>
+          <w:p>
+            <w:pPr>
+              <w:jc w:val="left"/>
+            </w:pPr>
+            <w:r>
+              <w:rPr>
+                <w:rFonts w:ascii="Calibri" w:hAnsi="Calibri"/>
+                <w:b w:val="0"/>
+                <w:i w:val="0"/>
+                <w:color w:val="1C1C1C"/>
+                <w:sz w:val="18"/>
+              </w:rPr>
+              <w:t>Add dorsiflexion_status</w:t>
+            </w:r>
+          </w:p>
+        </w:tc>
+        <w:tc>
+          <w:tcPr>
+            <w:tcW w:type="dxa" w:w="1417"/>
+            <w:shd w:val="clear" w:color="auto" w:fill="F8D0D0"/>
+            <w:tcBorders>
+              <w:top w:val="single" w:sz="4" w:space="0" w:color="CCCCCC"/>
+              <w:left w:val="single" w:sz="4" w:space="0" w:color="CCCCCC"/>
+              <w:bottom w:val="single" w:sz="4" w:space="0" w:color="CCCCCC"/>
+              <w:right w:val="single" w:sz="4" w:space="0" w:color="CCCCCC"/>
+            </w:tcBorders>
+          </w:tcPr>
+          <w:p>
+            <w:pPr>
+              <w:jc w:val="left"/>
+            </w:pPr>
+            <w:r>
+              <w:rPr>
+                <w:rFonts w:ascii="Calibri" w:hAnsi="Calibri"/>
+                <w:b w:val="0"/>
+                <w:i w:val="0"/>
+                <w:color w:val="C02020"/>
+                <w:sz w:val="18"/>
+              </w:rPr>
+              <w:t>Update thresholds</w:t>
+            </w:r>
+          </w:p>
+        </w:tc>
+        <w:tc>
+          <w:tcPr>
+            <w:tcW w:type="dxa" w:w="1701"/>
+            <w:shd w:val="clear" w:color="auto" w:fill="F8D0D0"/>
+            <w:tcBorders>
+              <w:top w:val="single" w:sz="4" w:space="0" w:color="CCCCCC"/>
+              <w:left w:val="single" w:sz="4" w:space="0" w:color="CCCCCC"/>
+              <w:bottom w:val="single" w:sz="4" w:space="0" w:color="CCCCCC"/>
+              <w:right w:val="single" w:sz="4" w:space="0" w:color="CCCCCC"/>
+            </w:tcBorders>
+          </w:tcPr>
+          <w:p>
+            <w:pPr>
+              <w:jc w:val="left"/>
+            </w:pPr>
+            <w:r>
+              <w:rPr>
+                <w:rFonts w:ascii="Calibri" w:hAnsi="Calibri"/>
+                <w:b w:val="0"/>
+                <w:i w:val="0"/>
+                <w:color w:val="C02020"/>
+                <w:sz w:val="18"/>
+              </w:rPr>
+              <w:t>Update targets + RC1</w:t>
+            </w:r>
+          </w:p>
+        </w:tc>
+      </w:tr>
+      <w:tr>
+        <w:tc>
+          <w:tcPr>
+            <w:tcW w:type="dxa" w:w="1701"/>
+            <w:tcBorders>
+              <w:top w:val="single" w:sz="4" w:space="0" w:color="CCCCCC"/>
+              <w:left w:val="single" w:sz="4" w:space="0" w:color="CCCCCC"/>
+              <w:bottom w:val="single" w:sz="4" w:space="0" w:color="CCCCCC"/>
+              <w:right w:val="single" w:sz="4" w:space="0" w:color="CCCCCC"/>
+            </w:tcBorders>
+          </w:tcPr>
+          <w:p>
+            <w:pPr>
+              <w:jc w:val="left"/>
+            </w:pPr>
+            <w:r>
+              <w:rPr>
+                <w:rFonts w:ascii="Calibri" w:hAnsi="Calibri"/>
+                <w:b w:val="0"/>
+                <w:i w:val="0"/>
+                <w:color w:val="1C1C1C"/>
+                <w:sz w:val="18"/>
+              </w:rPr>
+              <w:t>Dorsiflexion</w:t>
+            </w:r>
+          </w:p>
+        </w:tc>
+        <w:tc>
+          <w:tcPr>
+            <w:tcW w:type="dxa" w:w="1417"/>
+            <w:tcBorders>
+              <w:top w:val="single" w:sz="4" w:space="0" w:color="CCCCCC"/>
+              <w:left w:val="single" w:sz="4" w:space="0" w:color="CCCCCC"/>
+              <w:bottom w:val="single" w:sz="4" w:space="0" w:color="CCCCCC"/>
+              <w:right w:val="single" w:sz="4" w:space="0" w:color="CCCCCC"/>
+            </w:tcBorders>
+          </w:tcPr>
+          <w:p>
+            <w:pPr>
+              <w:jc w:val="left"/>
+            </w:pPr>
+            <w:r>
+              <w:rPr>
+                <w:rFonts w:ascii="Calibri" w:hAnsi="Calibri"/>
+                <w:b w:val="0"/>
+                <w:i w:val="0"/>
+                <w:color w:val="1C1C1C"/>
+                <w:sz w:val="18"/>
+              </w:rPr>
+              <w:t>Front</w:t>
+            </w:r>
+          </w:p>
+        </w:tc>
+        <w:tc>
+          <w:tcPr>
+            <w:tcW w:type="dxa" w:w="3118"/>
+            <w:tcBorders>
+              <w:top w:val="single" w:sz="4" w:space="0" w:color="CCCCCC"/>
+              <w:left w:val="single" w:sz="4" w:space="0" w:color="CCCCCC"/>
+              <w:bottom w:val="single" w:sz="4" w:space="0" w:color="CCCCCC"/>
+              <w:right w:val="single" w:sz="4" w:space="0" w:color="CCCCCC"/>
+            </w:tcBorders>
+          </w:tcPr>
+          <w:p>
+            <w:pPr>
+              <w:jc w:val="left"/>
+            </w:pPr>
+            <w:r>
+              <w:rPr>
+                <w:rFonts w:ascii="Calibri" w:hAnsi="Calibri"/>
+                <w:b w:val="0"/>
+                <w:i w:val="0"/>
+                <w:color w:val="1C1C1C"/>
+                <w:sz w:val="18"/>
+              </w:rPr>
+              <w:t>Good ≥25° / Restricted &lt;25°</w:t>
+            </w:r>
+          </w:p>
+        </w:tc>
+        <w:tc>
+          <w:tcPr>
+            <w:tcW w:type="dxa" w:w="2551"/>
+            <w:tcBorders>
+              <w:top w:val="single" w:sz="4" w:space="0" w:color="CCCCCC"/>
+              <w:left w:val="single" w:sz="4" w:space="0" w:color="CCCCCC"/>
+              <w:bottom w:val="single" w:sz="4" w:space="0" w:color="CCCCCC"/>
+              <w:right w:val="single" w:sz="4" w:space="0" w:color="CCCCCC"/>
+            </w:tcBorders>
+          </w:tcPr>
+          <w:p>
+            <w:pPr>
+              <w:jc w:val="left"/>
+            </w:pPr>
+            <w:r>
+              <w:rPr>
+                <w:rFonts w:ascii="Calibri" w:hAnsi="Calibri"/>
+                <w:b w:val="0"/>
+                <w:i w:val="0"/>
+                <w:color w:val="1C1C1C"/>
+                <w:sz w:val="18"/>
+              </w:rPr>
+              <w:t>Add dorsiflexion_status</w:t>
+            </w:r>
+          </w:p>
+        </w:tc>
+        <w:tc>
+          <w:tcPr>
+            <w:tcW w:type="dxa" w:w="1417"/>
+            <w:shd w:val="clear" w:color="auto" w:fill="F8D0D0"/>
+            <w:tcBorders>
+              <w:top w:val="single" w:sz="4" w:space="0" w:color="CCCCCC"/>
+              <w:left w:val="single" w:sz="4" w:space="0" w:color="CCCCCC"/>
+              <w:bottom w:val="single" w:sz="4" w:space="0" w:color="CCCCCC"/>
+              <w:right w:val="single" w:sz="4" w:space="0" w:color="CCCCCC"/>
+            </w:tcBorders>
+          </w:tcPr>
+          <w:p>
+            <w:pPr>
+              <w:jc w:val="left"/>
+            </w:pPr>
+            <w:r>
+              <w:rPr>
+                <w:rFonts w:ascii="Calibri" w:hAnsi="Calibri"/>
+                <w:b w:val="0"/>
+                <w:i w:val="0"/>
+                <w:color w:val="C02020"/>
+                <w:sz w:val="18"/>
+              </w:rPr>
+              <w:t>Update thresholds</w:t>
+            </w:r>
+          </w:p>
+        </w:tc>
+        <w:tc>
+          <w:tcPr>
+            <w:tcW w:type="dxa" w:w="1701"/>
+            <w:shd w:val="clear" w:color="auto" w:fill="F8D0D0"/>
+            <w:tcBorders>
+              <w:top w:val="single" w:sz="4" w:space="0" w:color="CCCCCC"/>
+              <w:left w:val="single" w:sz="4" w:space="0" w:color="CCCCCC"/>
+              <w:bottom w:val="single" w:sz="4" w:space="0" w:color="CCCCCC"/>
+              <w:right w:val="single" w:sz="4" w:space="0" w:color="CCCCCC"/>
+            </w:tcBorders>
+          </w:tcPr>
+          <w:p>
+            <w:pPr>
+              <w:jc w:val="left"/>
+            </w:pPr>
+            <w:r>
+              <w:rPr>
+                <w:rFonts w:ascii="Calibri" w:hAnsi="Calibri"/>
+                <w:b w:val="0"/>
+                <w:i w:val="0"/>
+                <w:color w:val="C02020"/>
+                <w:sz w:val="18"/>
+              </w:rPr>
+              <w:t>Update targets</w:t>
+            </w:r>
+          </w:p>
+        </w:tc>
+      </w:tr>
+      <w:tr>
+        <w:tc>
+          <w:tcPr>
+            <w:tcW w:type="dxa" w:w="1701"/>
+            <w:tcBorders>
+              <w:top w:val="single" w:sz="4" w:space="0" w:color="CCCCCC"/>
+              <w:left w:val="single" w:sz="4" w:space="0" w:color="CCCCCC"/>
+              <w:bottom w:val="single" w:sz="4" w:space="0" w:color="CCCCCC"/>
+              <w:right w:val="single" w:sz="4" w:space="0" w:color="CCCCCC"/>
+            </w:tcBorders>
+          </w:tcPr>
+          <w:p>
+            <w:pPr>
+              <w:jc w:val="left"/>
+            </w:pPr>
+            <w:r>
+              <w:rPr>
+                <w:rFonts w:ascii="Calibri" w:hAnsi="Calibri"/>
+                <w:b w:val="0"/>
+                <w:i w:val="0"/>
+                <w:color w:val="1C1C1C"/>
+                <w:sz w:val="18"/>
+              </w:rPr>
+              <w:t>Depth</w:t>
+            </w:r>
+          </w:p>
+        </w:tc>
+        <w:tc>
+          <w:tcPr>
+            <w:tcW w:type="dxa" w:w="1417"/>
+            <w:tcBorders>
+              <w:top w:val="single" w:sz="4" w:space="0" w:color="CCCCCC"/>
+              <w:left w:val="single" w:sz="4" w:space="0" w:color="CCCCCC"/>
+              <w:bottom w:val="single" w:sz="4" w:space="0" w:color="CCCCCC"/>
+              <w:right w:val="single" w:sz="4" w:space="0" w:color="CCCCCC"/>
+            </w:tcBorders>
+          </w:tcPr>
+          <w:p>
+            <w:pPr>
+              <w:jc w:val="left"/>
+            </w:pPr>
+            <w:r>
+              <w:rPr>
+                <w:rFonts w:ascii="Calibri" w:hAnsi="Calibri"/>
+                <w:b w:val="0"/>
+                <w:i w:val="0"/>
+                <w:color w:val="1C1C1C"/>
+                <w:sz w:val="18"/>
+              </w:rPr>
+              <w:t>Both</w:t>
+            </w:r>
+          </w:p>
+        </w:tc>
+        <w:tc>
+          <w:tcPr>
+            <w:tcW w:type="dxa" w:w="3118"/>
+            <w:tcBorders>
+              <w:top w:val="single" w:sz="4" w:space="0" w:color="CCCCCC"/>
+              <w:left w:val="single" w:sz="4" w:space="0" w:color="CCCCCC"/>
+              <w:bottom w:val="single" w:sz="4" w:space="0" w:color="CCCCCC"/>
+              <w:right w:val="single" w:sz="4" w:space="0" w:color="CCCCCC"/>
+            </w:tcBorders>
+          </w:tcPr>
+          <w:p>
+            <w:pPr>
+              <w:jc w:val="left"/>
+            </w:pPr>
+            <w:r>
+              <w:rPr>
+                <w:rFonts w:ascii="Calibri" w:hAnsi="Calibri"/>
+                <w:b w:val="0"/>
+                <w:i w:val="0"/>
+                <w:color w:val="1C1C1C"/>
+                <w:sz w:val="18"/>
+              </w:rPr>
+              <w:t>Excellent / Good / Warning</w:t>
+              <w:br/>
+              <w:t>(hip_y&lt;knee_y → then knee angle)</w:t>
+            </w:r>
+          </w:p>
+        </w:tc>
+        <w:tc>
+          <w:tcPr>
+            <w:tcW w:type="dxa" w:w="2551"/>
+            <w:shd w:val="clear" w:color="auto" w:fill="F8D0D0"/>
+            <w:tcBorders>
+              <w:top w:val="single" w:sz="4" w:space="0" w:color="CCCCCC"/>
+              <w:left w:val="single" w:sz="4" w:space="0" w:color="CCCCCC"/>
+              <w:bottom w:val="single" w:sz="4" w:space="0" w:color="CCCCCC"/>
+              <w:right w:val="single" w:sz="4" w:space="0" w:color="CCCCCC"/>
+            </w:tcBorders>
+          </w:tcPr>
+          <w:p>
+            <w:pPr>
+              <w:jc w:val="left"/>
+            </w:pPr>
+            <w:r>
+              <w:rPr>
+                <w:rFonts w:ascii="Calibri" w:hAnsi="Calibri"/>
+                <w:b w:val="0"/>
+                <w:i w:val="0"/>
+                <w:color w:val="C02020"/>
+                <w:sz w:val="18"/>
+              </w:rPr>
+              <w:t>Update depth_classification labels</w:t>
+            </w:r>
+          </w:p>
+        </w:tc>
+        <w:tc>
+          <w:tcPr>
+            <w:tcW w:type="dxa" w:w="1417"/>
+            <w:shd w:val="clear" w:color="auto" w:fill="E0F4E8"/>
+            <w:tcBorders>
+              <w:top w:val="single" w:sz="4" w:space="0" w:color="CCCCCC"/>
+              <w:left w:val="single" w:sz="4" w:space="0" w:color="CCCCCC"/>
+              <w:bottom w:val="single" w:sz="4" w:space="0" w:color="CCCCCC"/>
+              <w:right w:val="single" w:sz="4" w:space="0" w:color="CCCCCC"/>
+            </w:tcBorders>
+          </w:tcPr>
+          <w:p>
+            <w:pPr>
+              <w:jc w:val="left"/>
+            </w:pPr>
+            <w:r>
+              <w:rPr>
+                <w:rFonts w:ascii="Calibri" w:hAnsi="Calibri"/>
+                <w:b w:val="0"/>
+                <w:i w:val="0"/>
+                <w:color w:val="1A6E2E"/>
+                <w:sz w:val="18"/>
+              </w:rPr>
+              <w:t>No change</w:t>
+            </w:r>
+          </w:p>
+        </w:tc>
+        <w:tc>
+          <w:tcPr>
+            <w:tcW w:type="dxa" w:w="1701"/>
+            <w:shd w:val="clear" w:color="auto" w:fill="E0F4E8"/>
+            <w:tcBorders>
+              <w:top w:val="single" w:sz="4" w:space="0" w:color="CCCCCC"/>
+              <w:left w:val="single" w:sz="4" w:space="0" w:color="CCCCCC"/>
+              <w:bottom w:val="single" w:sz="4" w:space="0" w:color="CCCCCC"/>
+              <w:right w:val="single" w:sz="4" w:space="0" w:color="CCCCCC"/>
+            </w:tcBorders>
+          </w:tcPr>
+          <w:p>
+            <w:pPr>
+              <w:jc w:val="left"/>
+            </w:pPr>
+            <w:r>
+              <w:rPr>
+                <w:rFonts w:ascii="Calibri" w:hAnsi="Calibri"/>
+                <w:b w:val="0"/>
+                <w:i w:val="0"/>
+                <w:color w:val="1A6E2E"/>
+                <w:sz w:val="18"/>
+              </w:rPr>
+              <w:t>No change</w:t>
+            </w:r>
+          </w:p>
+        </w:tc>
+      </w:tr>
+      <w:tr>
+        <w:tc>
+          <w:tcPr>
+            <w:tcW w:type="dxa" w:w="1701"/>
+            <w:tcBorders>
+              <w:top w:val="single" w:sz="4" w:space="0" w:color="CCCCCC"/>
+              <w:left w:val="single" w:sz="4" w:space="0" w:color="CCCCCC"/>
+              <w:bottom w:val="single" w:sz="4" w:space="0" w:color="CCCCCC"/>
+              <w:right w:val="single" w:sz="4" w:space="0" w:color="CCCCCC"/>
+            </w:tcBorders>
+          </w:tcPr>
+          <w:p>
+            <w:pPr>
+              <w:jc w:val="left"/>
+            </w:pPr>
+            <w:r>
+              <w:rPr>
+                <w:rFonts w:ascii="Calibri" w:hAnsi="Calibri"/>
+                <w:b w:val="0"/>
+                <w:i w:val="0"/>
+                <w:color w:val="1C1C1C"/>
+                <w:sz w:val="18"/>
+              </w:rPr>
+              <w:t>Back angle</w:t>
+            </w:r>
+          </w:p>
+        </w:tc>
+        <w:tc>
+          <w:tcPr>
+            <w:tcW w:type="dxa" w:w="1417"/>
+            <w:tcBorders>
+              <w:top w:val="single" w:sz="4" w:space="0" w:color="CCCCCC"/>
+              <w:left w:val="single" w:sz="4" w:space="0" w:color="CCCCCC"/>
+              <w:bottom w:val="single" w:sz="4" w:space="0" w:color="CCCCCC"/>
+              <w:right w:val="single" w:sz="4" w:space="0" w:color="CCCCCC"/>
+            </w:tcBorders>
+          </w:tcPr>
+          <w:p>
+            <w:pPr>
+              <w:jc w:val="left"/>
+            </w:pPr>
+            <w:r>
+              <w:rPr>
+                <w:rFonts w:ascii="Calibri" w:hAnsi="Calibri"/>
+                <w:b w:val="0"/>
+                <w:i w:val="0"/>
+                <w:color w:val="1C1C1C"/>
+                <w:sz w:val="18"/>
+              </w:rPr>
+              <w:t>Front</w:t>
+            </w:r>
+          </w:p>
+        </w:tc>
+        <w:tc>
+          <w:tcPr>
+            <w:tcW w:type="dxa" w:w="3118"/>
+            <w:tcBorders>
+              <w:top w:val="single" w:sz="4" w:space="0" w:color="CCCCCC"/>
+              <w:left w:val="single" w:sz="4" w:space="0" w:color="CCCCCC"/>
+              <w:bottom w:val="single" w:sz="4" w:space="0" w:color="CCCCCC"/>
+              <w:right w:val="single" w:sz="4" w:space="0" w:color="CCCCCC"/>
+            </w:tcBorders>
+          </w:tcPr>
+          <w:p>
+            <w:pPr>
+              <w:jc w:val="left"/>
+            </w:pPr>
+            <w:r>
+              <w:rPr>
+                <w:rFonts w:ascii="Calibri" w:hAnsi="Calibri"/>
+                <w:b w:val="0"/>
+                <w:i w:val="0"/>
+                <w:color w:val="1C1C1C"/>
+                <w:sz w:val="18"/>
+              </w:rPr>
+              <w:t>Excellent ≤18° / Good 19–28° / Warning &gt;28°</w:t>
+            </w:r>
+          </w:p>
+        </w:tc>
+        <w:tc>
+          <w:tcPr>
+            <w:tcW w:type="dxa" w:w="2551"/>
+            <w:shd w:val="clear" w:color="auto" w:fill="F8D0D0"/>
+            <w:tcBorders>
+              <w:top w:val="single" w:sz="4" w:space="0" w:color="CCCCCC"/>
+              <w:left w:val="single" w:sz="4" w:space="0" w:color="CCCCCC"/>
+              <w:bottom w:val="single" w:sz="4" w:space="0" w:color="CCCCCC"/>
+              <w:right w:val="single" w:sz="4" w:space="0" w:color="CCCCCC"/>
+            </w:tcBorders>
+          </w:tcPr>
+          <w:p>
+            <w:pPr>
+              <w:jc w:val="left"/>
+            </w:pPr>
+            <w:r>
+              <w:rPr>
+                <w:rFonts w:ascii="Calibri" w:hAnsi="Calibri"/>
+                <w:b w:val="0"/>
+                <w:i w:val="0"/>
+                <w:color w:val="C02020"/>
+                <w:sz w:val="18"/>
+              </w:rPr>
+              <w:t>Add back_label using back_angle_at_bottom</w:t>
+            </w:r>
+          </w:p>
+        </w:tc>
+        <w:tc>
+          <w:tcPr>
+            <w:tcW w:type="dxa" w:w="1417"/>
+            <w:shd w:val="clear" w:color="auto" w:fill="E0F4E8"/>
+            <w:tcBorders>
+              <w:top w:val="single" w:sz="4" w:space="0" w:color="CCCCCC"/>
+              <w:left w:val="single" w:sz="4" w:space="0" w:color="CCCCCC"/>
+              <w:bottom w:val="single" w:sz="4" w:space="0" w:color="CCCCCC"/>
+              <w:right w:val="single" w:sz="4" w:space="0" w:color="CCCCCC"/>
+            </w:tcBorders>
+          </w:tcPr>
+          <w:p>
+            <w:pPr>
+              <w:jc w:val="left"/>
+            </w:pPr>
+            <w:r>
+              <w:rPr>
+                <w:rFonts w:ascii="Calibri" w:hAnsi="Calibri"/>
+                <w:b w:val="0"/>
+                <w:i w:val="0"/>
+                <w:color w:val="1A6E2E"/>
+                <w:sz w:val="18"/>
+              </w:rPr>
+              <w:t>No change</w:t>
+            </w:r>
+          </w:p>
+        </w:tc>
+        <w:tc>
+          <w:tcPr>
+            <w:tcW w:type="dxa" w:w="1701"/>
+            <w:shd w:val="clear" w:color="auto" w:fill="E0F4E8"/>
+            <w:tcBorders>
+              <w:top w:val="single" w:sz="4" w:space="0" w:color="CCCCCC"/>
+              <w:left w:val="single" w:sz="4" w:space="0" w:color="CCCCCC"/>
+              <w:bottom w:val="single" w:sz="4" w:space="0" w:color="CCCCCC"/>
+              <w:right w:val="single" w:sz="4" w:space="0" w:color="CCCCCC"/>
+            </w:tcBorders>
+          </w:tcPr>
+          <w:p>
+            <w:pPr>
+              <w:jc w:val="left"/>
+            </w:pPr>
+            <w:r>
+              <w:rPr>
+                <w:rFonts w:ascii="Calibri" w:hAnsi="Calibri"/>
+                <w:b w:val="0"/>
+                <w:i w:val="0"/>
+                <w:color w:val="1A6E2E"/>
+                <w:sz w:val="18"/>
+              </w:rPr>
+              <w:t>No change</w:t>
+            </w:r>
+          </w:p>
+        </w:tc>
+      </w:tr>
+      <w:tr>
+        <w:tc>
+          <w:tcPr>
+            <w:tcW w:type="dxa" w:w="1701"/>
+            <w:tcBorders>
+              <w:top w:val="single" w:sz="4" w:space="0" w:color="CCCCCC"/>
+              <w:left w:val="single" w:sz="4" w:space="0" w:color="CCCCCC"/>
+              <w:bottom w:val="single" w:sz="4" w:space="0" w:color="CCCCCC"/>
+              <w:right w:val="single" w:sz="4" w:space="0" w:color="CCCCCC"/>
+            </w:tcBorders>
+          </w:tcPr>
+          <w:p>
+            <w:pPr>
+              <w:jc w:val="left"/>
+            </w:pPr>
+            <w:r>
+              <w:rPr>
+                <w:rFonts w:ascii="Calibri" w:hAnsi="Calibri"/>
+                <w:b w:val="0"/>
+                <w:i w:val="0"/>
+                <w:color w:val="1C1C1C"/>
+                <w:sz w:val="18"/>
+              </w:rPr>
+              <w:t>Back angle</w:t>
+            </w:r>
+          </w:p>
+        </w:tc>
+        <w:tc>
+          <w:tcPr>
+            <w:tcW w:type="dxa" w:w="1417"/>
+            <w:tcBorders>
+              <w:top w:val="single" w:sz="4" w:space="0" w:color="CCCCCC"/>
+              <w:left w:val="single" w:sz="4" w:space="0" w:color="CCCCCC"/>
+              <w:bottom w:val="single" w:sz="4" w:space="0" w:color="CCCCCC"/>
+              <w:right w:val="single" w:sz="4" w:space="0" w:color="CCCCCC"/>
+            </w:tcBorders>
+          </w:tcPr>
+          <w:p>
+            <w:pPr>
+              <w:jc w:val="left"/>
+            </w:pPr>
+            <w:r>
+              <w:rPr>
+                <w:rFonts w:ascii="Calibri" w:hAnsi="Calibri"/>
+                <w:b w:val="0"/>
+                <w:i w:val="0"/>
+                <w:color w:val="1C1C1C"/>
+                <w:sz w:val="18"/>
+              </w:rPr>
+              <w:t>Side</w:t>
+            </w:r>
+          </w:p>
+        </w:tc>
+        <w:tc>
+          <w:tcPr>
+            <w:tcW w:type="dxa" w:w="3118"/>
+            <w:tcBorders>
+              <w:top w:val="single" w:sz="4" w:space="0" w:color="CCCCCC"/>
+              <w:left w:val="single" w:sz="4" w:space="0" w:color="CCCCCC"/>
+              <w:bottom w:val="single" w:sz="4" w:space="0" w:color="CCCCCC"/>
+              <w:right w:val="single" w:sz="4" w:space="0" w:color="CCCCCC"/>
+            </w:tcBorders>
+          </w:tcPr>
+          <w:p>
+            <w:pPr>
+              <w:jc w:val="left"/>
+            </w:pPr>
+            <w:r>
+              <w:rPr>
+                <w:rFonts w:ascii="Calibri" w:hAnsi="Calibri"/>
+                <w:b w:val="0"/>
+                <w:i w:val="0"/>
+                <w:color w:val="1C1C1C"/>
+                <w:sz w:val="18"/>
+              </w:rPr>
+              <w:t>Excellent ≤20° / Good 20–30° / Warning &gt;30°</w:t>
+            </w:r>
+          </w:p>
+        </w:tc>
+        <w:tc>
+          <w:tcPr>
+            <w:tcW w:type="dxa" w:w="2551"/>
+            <w:shd w:val="clear" w:color="auto" w:fill="F8D0D0"/>
+            <w:tcBorders>
+              <w:top w:val="single" w:sz="4" w:space="0" w:color="CCCCCC"/>
+              <w:left w:val="single" w:sz="4" w:space="0" w:color="CCCCCC"/>
+              <w:bottom w:val="single" w:sz="4" w:space="0" w:color="CCCCCC"/>
+              <w:right w:val="single" w:sz="4" w:space="0" w:color="CCCCCC"/>
+            </w:tcBorders>
+          </w:tcPr>
+          <w:p>
+            <w:pPr>
+              <w:jc w:val="left"/>
+            </w:pPr>
+            <w:r>
+              <w:rPr>
+                <w:rFonts w:ascii="Calibri" w:hAnsi="Calibri"/>
+                <w:b w:val="0"/>
+                <w:i w:val="0"/>
+                <w:color w:val="C02020"/>
+                <w:sz w:val="18"/>
+              </w:rPr>
+              <w:t>Update flag threshold: &gt;30° not &gt;40°</w:t>
+            </w:r>
+          </w:p>
+        </w:tc>
+        <w:tc>
+          <w:tcPr>
+            <w:tcW w:type="dxa" w:w="1417"/>
+            <w:shd w:val="clear" w:color="auto" w:fill="E0F4E8"/>
+            <w:tcBorders>
+              <w:top w:val="single" w:sz="4" w:space="0" w:color="CCCCCC"/>
+              <w:left w:val="single" w:sz="4" w:space="0" w:color="CCCCCC"/>
+              <w:bottom w:val="single" w:sz="4" w:space="0" w:color="CCCCCC"/>
+              <w:right w:val="single" w:sz="4" w:space="0" w:color="CCCCCC"/>
+            </w:tcBorders>
+          </w:tcPr>
+          <w:p>
+            <w:pPr>
+              <w:jc w:val="left"/>
+            </w:pPr>
+            <w:r>
+              <w:rPr>
+                <w:rFonts w:ascii="Calibri" w:hAnsi="Calibri"/>
+                <w:b w:val="0"/>
+                <w:i w:val="0"/>
+                <w:color w:val="1A6E2E"/>
+                <w:sz w:val="18"/>
+              </w:rPr>
+              <w:t>No change</w:t>
+            </w:r>
+          </w:p>
+        </w:tc>
+        <w:tc>
+          <w:tcPr>
+            <w:tcW w:type="dxa" w:w="1701"/>
+            <w:shd w:val="clear" w:color="auto" w:fill="E0F4E8"/>
+            <w:tcBorders>
+              <w:top w:val="single" w:sz="4" w:space="0" w:color="CCCCCC"/>
+              <w:left w:val="single" w:sz="4" w:space="0" w:color="CCCCCC"/>
+              <w:bottom w:val="single" w:sz="4" w:space="0" w:color="CCCCCC"/>
+              <w:right w:val="single" w:sz="4" w:space="0" w:color="CCCCCC"/>
+            </w:tcBorders>
+          </w:tcPr>
+          <w:p>
+            <w:pPr>
+              <w:jc w:val="left"/>
+            </w:pPr>
+            <w:r>
+              <w:rPr>
+                <w:rFonts w:ascii="Calibri" w:hAnsi="Calibri"/>
+                <w:b w:val="0"/>
+                <w:i w:val="0"/>
+                <w:color w:val="1A6E2E"/>
+                <w:sz w:val="18"/>
+              </w:rPr>
+              <w:t>No change</w:t>
+            </w:r>
+          </w:p>
+        </w:tc>
+      </w:tr>
+      <w:tr>
+        <w:tc>
+          <w:tcPr>
+            <w:tcW w:type="dxa" w:w="1701"/>
+            <w:tcBorders>
+              <w:top w:val="single" w:sz="4" w:space="0" w:color="CCCCCC"/>
+              <w:left w:val="single" w:sz="4" w:space="0" w:color="CCCCCC"/>
+              <w:bottom w:val="single" w:sz="4" w:space="0" w:color="CCCCCC"/>
+              <w:right w:val="single" w:sz="4" w:space="0" w:color="CCCCCC"/>
+            </w:tcBorders>
+          </w:tcPr>
+          <w:p>
+            <w:pPr>
+              <w:jc w:val="left"/>
+            </w:pPr>
+            <w:r>
+              <w:rPr>
+                <w:rFonts w:ascii="Calibri" w:hAnsi="Calibri"/>
+                <w:b w:val="0"/>
+                <w:i w:val="0"/>
+                <w:color w:val="1C1C1C"/>
+                <w:sz w:val="18"/>
+              </w:rPr>
+              <w:t>Valgus</w:t>
+            </w:r>
+          </w:p>
+        </w:tc>
+        <w:tc>
+          <w:tcPr>
+            <w:tcW w:type="dxa" w:w="1417"/>
+            <w:tcBorders>
+              <w:top w:val="single" w:sz="4" w:space="0" w:color="CCCCCC"/>
+              <w:left w:val="single" w:sz="4" w:space="0" w:color="CCCCCC"/>
+              <w:bottom w:val="single" w:sz="4" w:space="0" w:color="CCCCCC"/>
+              <w:right w:val="single" w:sz="4" w:space="0" w:color="CCCCCC"/>
+            </w:tcBorders>
+          </w:tcPr>
+          <w:p>
+            <w:pPr>
+              <w:jc w:val="left"/>
+            </w:pPr>
+            <w:r>
+              <w:rPr>
+                <w:rFonts w:ascii="Calibri" w:hAnsi="Calibri"/>
+                <w:b w:val="0"/>
+                <w:i w:val="0"/>
+                <w:color w:val="1C1C1C"/>
+                <w:sz w:val="18"/>
+              </w:rPr>
+              <w:t>Front only</w:t>
+            </w:r>
+          </w:p>
+        </w:tc>
+        <w:tc>
+          <w:tcPr>
+            <w:tcW w:type="dxa" w:w="3118"/>
+            <w:tcBorders>
+              <w:top w:val="single" w:sz="4" w:space="0" w:color="CCCCCC"/>
+              <w:left w:val="single" w:sz="4" w:space="0" w:color="CCCCCC"/>
+              <w:bottom w:val="single" w:sz="4" w:space="0" w:color="CCCCCC"/>
+              <w:right w:val="single" w:sz="4" w:space="0" w:color="CCCCCC"/>
+            </w:tcBorders>
+          </w:tcPr>
+          <w:p>
+            <w:pPr>
+              <w:jc w:val="left"/>
+            </w:pPr>
+            <w:r>
+              <w:rPr>
+                <w:rFonts w:ascii="Calibri" w:hAnsi="Calibri"/>
+                <w:b w:val="0"/>
+                <w:i w:val="0"/>
+                <w:color w:val="1C1C1C"/>
+                <w:sz w:val="18"/>
+              </w:rPr>
+              <w:t>Good ≤0.08 / Warning &gt;0.08</w:t>
+            </w:r>
+          </w:p>
+        </w:tc>
+        <w:tc>
+          <w:tcPr>
+            <w:tcW w:type="dxa" w:w="2551"/>
+            <w:shd w:val="clear" w:color="auto" w:fill="F8D0D0"/>
+            <w:tcBorders>
+              <w:top w:val="single" w:sz="4" w:space="0" w:color="CCCCCC"/>
+              <w:left w:val="single" w:sz="4" w:space="0" w:color="CCCCCC"/>
+              <w:bottom w:val="single" w:sz="4" w:space="0" w:color="CCCCCC"/>
+              <w:right w:val="single" w:sz="4" w:space="0" w:color="CCCCCC"/>
+            </w:tcBorders>
+          </w:tcPr>
+          <w:p>
+            <w:pPr>
+              <w:jc w:val="left"/>
+            </w:pPr>
+            <w:r>
+              <w:rPr>
+                <w:rFonts w:ascii="Calibri" w:hAnsi="Calibri"/>
+                <w:b w:val="0"/>
+                <w:i w:val="0"/>
+                <w:color w:val="C02020"/>
+                <w:sz w:val="18"/>
+              </w:rPr>
+              <w:t>Add ratio + severity fields</w:t>
+            </w:r>
+          </w:p>
+        </w:tc>
+        <w:tc>
+          <w:tcPr>
+            <w:tcW w:type="dxa" w:w="1417"/>
+            <w:shd w:val="clear" w:color="auto" w:fill="E0F4E8"/>
+            <w:tcBorders>
+              <w:top w:val="single" w:sz="4" w:space="0" w:color="CCCCCC"/>
+              <w:left w:val="single" w:sz="4" w:space="0" w:color="CCCCCC"/>
+              <w:bottom w:val="single" w:sz="4" w:space="0" w:color="CCCCCC"/>
+              <w:right w:val="single" w:sz="4" w:space="0" w:color="CCCCCC"/>
+            </w:tcBorders>
+          </w:tcPr>
+          <w:p>
+            <w:pPr>
+              <w:jc w:val="left"/>
+            </w:pPr>
+            <w:r>
+              <w:rPr>
+                <w:rFonts w:ascii="Calibri" w:hAnsi="Calibri"/>
+                <w:b w:val="0"/>
+                <w:i w:val="0"/>
+                <w:color w:val="1A6E2E"/>
+                <w:sz w:val="18"/>
+              </w:rPr>
+              <w:t>No change</w:t>
+            </w:r>
+          </w:p>
+        </w:tc>
+        <w:tc>
+          <w:tcPr>
+            <w:tcW w:type="dxa" w:w="1701"/>
+            <w:shd w:val="clear" w:color="auto" w:fill="FFF3CD"/>
+            <w:tcBorders>
+              <w:top w:val="single" w:sz="4" w:space="0" w:color="CCCCCC"/>
+              <w:left w:val="single" w:sz="4" w:space="0" w:color="CCCCCC"/>
+              <w:bottom w:val="single" w:sz="4" w:space="0" w:color="CCCCCC"/>
+              <w:right w:val="single" w:sz="4" w:space="0" w:color="CCCCCC"/>
+            </w:tcBorders>
+          </w:tcPr>
+          <w:p>
+            <w:pPr>
+              <w:jc w:val="left"/>
+            </w:pPr>
+            <w:r>
+              <w:rPr>
+                <w:rFonts w:ascii="Calibri" w:hAnsi="Calibri"/>
+                <w:b w:val="0"/>
+                <w:i w:val="0"/>
+                <w:color w:val="C07000"/>
+                <w:sz w:val="18"/>
+              </w:rPr>
+              <w:t>Add metric note</w:t>
+            </w:r>
+          </w:p>
+        </w:tc>
+      </w:tr>
+      <w:tr>
+        <w:tc>
+          <w:tcPr>
+            <w:tcW w:type="dxa" w:w="1701"/>
+            <w:tcBorders>
+              <w:top w:val="single" w:sz="4" w:space="0" w:color="CCCCCC"/>
+              <w:left w:val="single" w:sz="4" w:space="0" w:color="CCCCCC"/>
+              <w:bottom w:val="single" w:sz="4" w:space="0" w:color="CCCCCC"/>
+              <w:right w:val="single" w:sz="4" w:space="0" w:color="CCCCCC"/>
+            </w:tcBorders>
+          </w:tcPr>
+          <w:p>
+            <w:pPr>
+              <w:jc w:val="left"/>
+            </w:pPr>
+            <w:r>
+              <w:rPr>
+                <w:rFonts w:ascii="Calibri" w:hAnsi="Calibri"/>
+                <w:b w:val="0"/>
+                <w:i w:val="0"/>
+                <w:color w:val="1C1C1C"/>
+                <w:sz w:val="18"/>
+              </w:rPr>
+              <w:t>Valgus</w:t>
+            </w:r>
+          </w:p>
+        </w:tc>
+        <w:tc>
+          <w:tcPr>
+            <w:tcW w:type="dxa" w:w="1417"/>
+            <w:tcBorders>
+              <w:top w:val="single" w:sz="4" w:space="0" w:color="CCCCCC"/>
+              <w:left w:val="single" w:sz="4" w:space="0" w:color="CCCCCC"/>
+              <w:bottom w:val="single" w:sz="4" w:space="0" w:color="CCCCCC"/>
+              <w:right w:val="single" w:sz="4" w:space="0" w:color="CCCCCC"/>
+            </w:tcBorders>
+          </w:tcPr>
+          <w:p>
+            <w:pPr>
+              <w:jc w:val="left"/>
+            </w:pPr>
+            <w:r>
+              <w:rPr>
+                <w:rFonts w:ascii="Calibri" w:hAnsi="Calibri"/>
+                <w:b w:val="0"/>
+                <w:i w:val="0"/>
+                <w:color w:val="1C1C1C"/>
+                <w:sz w:val="18"/>
+              </w:rPr>
+              <w:t>Side</w:t>
+            </w:r>
+          </w:p>
+        </w:tc>
+        <w:tc>
+          <w:tcPr>
+            <w:tcW w:type="dxa" w:w="3118"/>
+            <w:tcBorders>
+              <w:top w:val="single" w:sz="4" w:space="0" w:color="CCCCCC"/>
+              <w:left w:val="single" w:sz="4" w:space="0" w:color="CCCCCC"/>
+              <w:bottom w:val="single" w:sz="4" w:space="0" w:color="CCCCCC"/>
+              <w:right w:val="single" w:sz="4" w:space="0" w:color="CCCCCC"/>
+            </w:tcBorders>
+          </w:tcPr>
+          <w:p>
+            <w:pPr>
+              <w:jc w:val="left"/>
+            </w:pPr>
+            <w:r>
+              <w:rPr>
+                <w:rFonts w:ascii="Calibri" w:hAnsi="Calibri"/>
+                <w:b w:val="0"/>
+                <w:i w:val="0"/>
+                <w:color w:val="555555"/>
+                <w:sz w:val="18"/>
+              </w:rPr>
+              <w:t>N/A — not computed</w:t>
+            </w:r>
+          </w:p>
+        </w:tc>
+        <w:tc>
+          <w:tcPr>
+            <w:tcW w:type="dxa" w:w="2551"/>
+            <w:tcBorders>
+              <w:top w:val="single" w:sz="4" w:space="0" w:color="CCCCCC"/>
+              <w:left w:val="single" w:sz="4" w:space="0" w:color="CCCCCC"/>
+              <w:bottom w:val="single" w:sz="4" w:space="0" w:color="CCCCCC"/>
+              <w:right w:val="single" w:sz="4" w:space="0" w:color="CCCCCC"/>
+            </w:tcBorders>
+          </w:tcPr>
+          <w:p>
+            <w:pPr>
+              <w:jc w:val="left"/>
+            </w:pPr>
+            <w:r>
+              <w:rPr>
+                <w:rFonts w:ascii="Calibri" w:hAnsi="Calibri"/>
+                <w:b w:val="0"/>
+                <w:i w:val="0"/>
+                <w:color w:val="555555"/>
+                <w:sz w:val="18"/>
+              </w:rPr>
+              <w:t>—</w:t>
+            </w:r>
+          </w:p>
+        </w:tc>
+        <w:tc>
+          <w:tcPr>
+            <w:tcW w:type="dxa" w:w="1417"/>
+            <w:tcBorders>
+              <w:top w:val="single" w:sz="4" w:space="0" w:color="CCCCCC"/>
+              <w:left w:val="single" w:sz="4" w:space="0" w:color="CCCCCC"/>
+              <w:bottom w:val="single" w:sz="4" w:space="0" w:color="CCCCCC"/>
+              <w:right w:val="single" w:sz="4" w:space="0" w:color="CCCCCC"/>
+            </w:tcBorders>
+          </w:tcPr>
+          <w:p>
+            <w:pPr>
+              <w:jc w:val="left"/>
+            </w:pPr>
+            <w:r>
+              <w:rPr>
+                <w:rFonts w:ascii="Calibri" w:hAnsi="Calibri"/>
+                <w:b w:val="0"/>
+                <w:i w:val="0"/>
+                <w:color w:val="555555"/>
+                <w:sz w:val="18"/>
+              </w:rPr>
+              <w:t>—</w:t>
+            </w:r>
+          </w:p>
+        </w:tc>
+        <w:tc>
+          <w:tcPr>
+            <w:tcW w:type="dxa" w:w="1701"/>
+            <w:tcBorders>
+              <w:top w:val="single" w:sz="4" w:space="0" w:color="CCCCCC"/>
+              <w:left w:val="single" w:sz="4" w:space="0" w:color="CCCCCC"/>
+              <w:bottom w:val="single" w:sz="4" w:space="0" w:color="CCCCCC"/>
+              <w:right w:val="single" w:sz="4" w:space="0" w:color="CCCCCC"/>
+            </w:tcBorders>
+          </w:tcPr>
+          <w:p>
+            <w:pPr>
+              <w:jc w:val="left"/>
+            </w:pPr>
+            <w:r>
+              <w:rPr>
+                <w:rFonts w:ascii="Calibri" w:hAnsi="Calibri"/>
+                <w:b w:val="0"/>
+                <w:i w:val="0"/>
+                <w:color w:val="555555"/>
+                <w:sz w:val="18"/>
+              </w:rPr>
+              <w:t>—</w:t>
+            </w:r>
+          </w:p>
+        </w:tc>
+      </w:tr>
+    </w:tbl>
+    <w:p>
+      <w:pPr>
+        <w:spacing w:after="80"/>
+      </w:pPr>
+    </w:p>
+    <w:p>
+      <w:pPr>
+        <w:spacing w:before="240"/>
+      </w:pPr>
+      <w:r>
+        <w:rPr>
+          <w:rFonts w:ascii="Calibri" w:hAnsi="Calibri"/>
+          <w:b w:val="0"/>
+          <w:i/>
+          <w:color w:val="555555"/>
+          <w:sz w:val="16"/>
+        </w:rPr>
+        <w:t>Kinetic  ·  Threshold Alignment Brief  ·  Valgus + Full Summary  ·  v0.1  ·  May 2026</w:t>
       </w:r>
     </w:p>
     <w:sectPr>

--- a/Kinetic_Threshold_Alignment.docx
+++ b/Kinetic_Threshold_Alignment.docx
@@ -24283,6 +24283,782 @@
           <w:sz w:val="16"/>
         </w:rPr>
         <w:t>Kinetic  ·  Threshold Alignment Brief  ·  Valgus + Full Summary  ·  v0.1  ·  May 2026</w:t>
+      </w:r>
+    </w:p>
+    <w:p>
+      <w:pPr>
+        <w:spacing w:before="120" w:after="120"/>
+        <w:pBdr>
+          <w:bottom w:val="single" w:sz="6" w:space="1" w:color="1E5BA8"/>
+        </w:pBdr>
+      </w:pPr>
+    </w:p>
+    <w:p>
+      <w:pPr>
+        <w:spacing w:before="200" w:after="60"/>
+      </w:pPr>
+      <w:r>
+        <w:rPr>
+          <w:rFonts w:ascii="Calibri" w:hAnsi="Calibri"/>
+          <w:b/>
+          <w:color w:val="1E5BA8"/>
+          <w:sz w:val="24"/>
+        </w:rPr>
+        <w:t>Side camera — valgus handling</w:t>
+      </w:r>
+    </w:p>
+    <w:tbl>
+      <w:tblPr>
+        <w:tblStyle w:val="TableGrid"/>
+        <w:tblW w:type="auto" w:w="0"/>
+        <w:tblLook w:firstColumn="1" w:firstRow="1" w:lastColumn="0" w:lastRow="0" w:noHBand="0" w:noVBand="1" w:val="04A0"/>
+      </w:tblPr>
+      <w:tblGrid>
+        <w:gridCol w:w="9746"/>
+      </w:tblGrid>
+      <w:tr>
+        <w:tc>
+          <w:tcPr>
+            <w:tcW w:type="dxa" w:w="9746"/>
+            <w:shd w:val="clear" w:color="auto" w:fill="E8F0FE"/>
+            <w:tcBorders>
+              <w:top w:val="single" w:sz="6" w:space="0" w:color="AAAAAA"/>
+              <w:left w:val="single" w:sz="6" w:space="0" w:color="AAAAAA"/>
+              <w:bottom w:val="single" w:sz="6" w:space="0" w:color="AAAAAA"/>
+              <w:right w:val="single" w:sz="6" w:space="0" w:color="AAAAAA"/>
+            </w:tcBorders>
+          </w:tcPr>
+          <w:p>
+            <w:pPr>
+              <w:spacing w:before="40" w:after="40"/>
+            </w:pPr>
+            <w:r>
+              <w:rPr>
+                <w:rFonts w:ascii="Calibri" w:hAnsi="Calibri"/>
+                <w:b/>
+                <w:color w:val="1E5BA8"/>
+                <w:sz w:val="20"/>
+              </w:rPr>
+              <w:t xml:space="preserve">Why valgus cannot be detected from side camera:  </w:t>
+            </w:r>
+            <w:r>
+              <w:rPr>
+                <w:rFonts w:ascii="Calibri" w:hAnsi="Calibri"/>
+                <w:b w:val="0"/>
+                <w:color w:val="1C1C1C"/>
+                <w:sz w:val="20"/>
+              </w:rPr>
+              <w:t>Valgus (knee caving inward) is a frontal-plane movement. From a side view the inward collapse is invisible in the 2D projection — MediaPipe z-axis estimation is too unreliable to infer it. Haiku is already instructed not to score metrics marked ❌ for the current camera angle.</w:t>
+            </w:r>
+          </w:p>
+        </w:tc>
+      </w:tr>
+    </w:tbl>
+    <w:p>
+      <w:pPr>
+        <w:spacing w:after="80"/>
+      </w:pPr>
+    </w:p>
+    <w:p>
+      <w:pPr>
+        <w:spacing w:before="20" w:after="80"/>
+      </w:pPr>
+      <w:r>
+        <w:rPr>
+          <w:rFonts w:ascii="Calibri" w:hAnsi="Calibri"/>
+          <w:b w:val="0"/>
+          <w:color w:val="1C1C1C"/>
+          <w:sz w:val="20"/>
+        </w:rPr>
+        <w:t>What IS visible from side camera that relates to valgus:</w:t>
+      </w:r>
+    </w:p>
+    <w:tbl>
+      <w:tblPr>
+        <w:tblStyle w:val="TableGrid"/>
+        <w:tblW w:type="auto" w:w="0"/>
+        <w:tblLook w:firstColumn="1" w:firstRow="1" w:lastColumn="0" w:lastRow="0" w:noHBand="0" w:noVBand="1" w:val="04A0"/>
+      </w:tblPr>
+      <w:tblGrid>
+        <w:gridCol w:w="3249"/>
+        <w:gridCol w:w="3249"/>
+        <w:gridCol w:w="3249"/>
+      </w:tblGrid>
+      <w:tr>
+        <w:tc>
+          <w:tcPr>
+            <w:tcW w:type="dxa" w:w="2835"/>
+            <w:shd w:val="clear" w:color="auto" w:fill="0F274D"/>
+            <w:tcBorders>
+              <w:top w:val="single" w:sz="4" w:space="0" w:color="FFFFFF"/>
+              <w:left w:val="single" w:sz="4" w:space="0" w:color="FFFFFF"/>
+              <w:bottom w:val="single" w:sz="4" w:space="0" w:color="FFFFFF"/>
+              <w:right w:val="single" w:sz="4" w:space="0" w:color="FFFFFF"/>
+            </w:tcBorders>
+          </w:tcPr>
+          <w:p>
+            <w:pPr>
+              <w:jc w:val="center"/>
+            </w:pPr>
+            <w:r>
+              <w:rPr>
+                <w:rFonts w:ascii="Calibri" w:hAnsi="Calibri"/>
+                <w:b/>
+                <w:color w:val="FFFFFF"/>
+                <w:sz w:val="18"/>
+              </w:rPr>
+              <w:t>Signal</w:t>
+            </w:r>
+          </w:p>
+        </w:tc>
+        <w:tc>
+          <w:tcPr>
+            <w:tcW w:type="dxa" w:w="2268"/>
+            <w:shd w:val="clear" w:color="auto" w:fill="0F274D"/>
+            <w:tcBorders>
+              <w:top w:val="single" w:sz="4" w:space="0" w:color="FFFFFF"/>
+              <w:left w:val="single" w:sz="4" w:space="0" w:color="FFFFFF"/>
+              <w:bottom w:val="single" w:sz="4" w:space="0" w:color="FFFFFF"/>
+              <w:right w:val="single" w:sz="4" w:space="0" w:color="FFFFFF"/>
+            </w:tcBorders>
+          </w:tcPr>
+          <w:p>
+            <w:pPr>
+              <w:jc w:val="center"/>
+            </w:pPr>
+            <w:r>
+              <w:rPr>
+                <w:rFonts w:ascii="Calibri" w:hAnsi="Calibri"/>
+                <w:b/>
+                <w:color w:val="FFFFFF"/>
+                <w:sz w:val="18"/>
+              </w:rPr>
+              <w:t>Visible from side?</w:t>
+            </w:r>
+          </w:p>
+        </w:tc>
+        <w:tc>
+          <w:tcPr>
+            <w:tcW w:type="dxa" w:w="4535"/>
+            <w:shd w:val="clear" w:color="auto" w:fill="0F274D"/>
+            <w:tcBorders>
+              <w:top w:val="single" w:sz="4" w:space="0" w:color="FFFFFF"/>
+              <w:left w:val="single" w:sz="4" w:space="0" w:color="FFFFFF"/>
+              <w:bottom w:val="single" w:sz="4" w:space="0" w:color="FFFFFF"/>
+              <w:right w:val="single" w:sz="4" w:space="0" w:color="FFFFFF"/>
+            </w:tcBorders>
+          </w:tcPr>
+          <w:p>
+            <w:pPr>
+              <w:jc w:val="center"/>
+            </w:pPr>
+            <w:r>
+              <w:rPr>
+                <w:rFonts w:ascii="Calibri" w:hAnsi="Calibri"/>
+                <w:b/>
+                <w:color w:val="FFFFFF"/>
+                <w:sz w:val="18"/>
+              </w:rPr>
+              <w:t>Link to valgus</w:t>
+            </w:r>
+          </w:p>
+        </w:tc>
+      </w:tr>
+      <w:tr>
+        <w:tc>
+          <w:tcPr>
+            <w:tcW w:type="dxa" w:w="2835"/>
+            <w:tcBorders>
+              <w:top w:val="single" w:sz="4" w:space="0" w:color="CCCCCC"/>
+              <w:left w:val="single" w:sz="4" w:space="0" w:color="CCCCCC"/>
+              <w:bottom w:val="single" w:sz="4" w:space="0" w:color="CCCCCC"/>
+              <w:right w:val="single" w:sz="4" w:space="0" w:color="CCCCCC"/>
+            </w:tcBorders>
+          </w:tcPr>
+          <w:p>
+            <w:r>
+              <w:rPr>
+                <w:rFonts w:ascii="Calibri" w:hAnsi="Calibri"/>
+                <w:b w:val="0"/>
+                <w:color w:val="1C1C1C"/>
+                <w:sz w:val="18"/>
+              </w:rPr>
+              <w:t>Ankle dorsiflexion restriction</w:t>
+            </w:r>
+          </w:p>
+        </w:tc>
+        <w:tc>
+          <w:tcPr>
+            <w:tcW w:type="dxa" w:w="2268"/>
+            <w:shd w:val="clear" w:color="auto" w:fill="E0F4E8"/>
+            <w:tcBorders>
+              <w:top w:val="single" w:sz="4" w:space="0" w:color="CCCCCC"/>
+              <w:left w:val="single" w:sz="4" w:space="0" w:color="CCCCCC"/>
+              <w:bottom w:val="single" w:sz="4" w:space="0" w:color="CCCCCC"/>
+              <w:right w:val="single" w:sz="4" w:space="0" w:color="CCCCCC"/>
+            </w:tcBorders>
+          </w:tcPr>
+          <w:p>
+            <w:r>
+              <w:rPr>
+                <w:rFonts w:ascii="Calibri" w:hAnsi="Calibri"/>
+                <w:b w:val="0"/>
+                <w:color w:val="1A6E2E"/>
+                <w:sz w:val="18"/>
+              </w:rPr>
+              <w:t>✅ Yes — measured</w:t>
+            </w:r>
+          </w:p>
+        </w:tc>
+        <w:tc>
+          <w:tcPr>
+            <w:tcW w:type="dxa" w:w="4535"/>
+            <w:tcBorders>
+              <w:top w:val="single" w:sz="4" w:space="0" w:color="CCCCCC"/>
+              <w:left w:val="single" w:sz="4" w:space="0" w:color="CCCCCC"/>
+              <w:bottom w:val="single" w:sz="4" w:space="0" w:color="CCCCCC"/>
+              <w:right w:val="single" w:sz="4" w:space="0" w:color="CCCCCC"/>
+            </w:tcBorders>
+          </w:tcPr>
+          <w:p>
+            <w:r>
+              <w:rPr>
+                <w:rFonts w:ascii="Calibri" w:hAnsi="Calibri"/>
+                <w:b w:val="0"/>
+                <w:color w:val="1C1C1C"/>
+                <w:sz w:val="18"/>
+              </w:rPr>
+              <w:t>RC1 → downstream valgus. If ankle is restricted, valgus is a likely downstream effect.</w:t>
+            </w:r>
+          </w:p>
+        </w:tc>
+      </w:tr>
+      <w:tr>
+        <w:tc>
+          <w:tcPr>
+            <w:tcW w:type="dxa" w:w="2835"/>
+            <w:tcBorders>
+              <w:top w:val="single" w:sz="4" w:space="0" w:color="CCCCCC"/>
+              <w:left w:val="single" w:sz="4" w:space="0" w:color="CCCCCC"/>
+              <w:bottom w:val="single" w:sz="4" w:space="0" w:color="CCCCCC"/>
+              <w:right w:val="single" w:sz="4" w:space="0" w:color="CCCCCC"/>
+            </w:tcBorders>
+          </w:tcPr>
+          <w:p>
+            <w:r>
+              <w:rPr>
+                <w:rFonts w:ascii="Calibri" w:hAnsi="Calibri"/>
+                <w:b w:val="0"/>
+                <w:color w:val="1C1C1C"/>
+                <w:sz w:val="18"/>
+              </w:rPr>
+              <w:t>Heel rise</w:t>
+            </w:r>
+          </w:p>
+        </w:tc>
+        <w:tc>
+          <w:tcPr>
+            <w:tcW w:type="dxa" w:w="2268"/>
+            <w:shd w:val="clear" w:color="auto" w:fill="E0F4E8"/>
+            <w:tcBorders>
+              <w:top w:val="single" w:sz="4" w:space="0" w:color="CCCCCC"/>
+              <w:left w:val="single" w:sz="4" w:space="0" w:color="CCCCCC"/>
+              <w:bottom w:val="single" w:sz="4" w:space="0" w:color="CCCCCC"/>
+              <w:right w:val="single" w:sz="4" w:space="0" w:color="CCCCCC"/>
+            </w:tcBorders>
+          </w:tcPr>
+          <w:p>
+            <w:r>
+              <w:rPr>
+                <w:rFonts w:ascii="Calibri" w:hAnsi="Calibri"/>
+                <w:b w:val="0"/>
+                <w:color w:val="1A6E2E"/>
+                <w:sz w:val="18"/>
+              </w:rPr>
+              <w:t>✅ Yes — visible</w:t>
+            </w:r>
+          </w:p>
+        </w:tc>
+        <w:tc>
+          <w:tcPr>
+            <w:tcW w:type="dxa" w:w="4535"/>
+            <w:tcBorders>
+              <w:top w:val="single" w:sz="4" w:space="0" w:color="CCCCCC"/>
+              <w:left w:val="single" w:sz="4" w:space="0" w:color="CCCCCC"/>
+              <w:bottom w:val="single" w:sz="4" w:space="0" w:color="CCCCCC"/>
+              <w:right w:val="single" w:sz="4" w:space="0" w:color="CCCCCC"/>
+            </w:tcBorders>
+          </w:tcPr>
+          <w:p>
+            <w:r>
+              <w:rPr>
+                <w:rFonts w:ascii="Calibri" w:hAnsi="Calibri"/>
+                <w:b w:val="0"/>
+                <w:color w:val="1C1C1C"/>
+                <w:sz w:val="18"/>
+              </w:rPr>
+              <w:t>Same RC1 chain — confirms ankle restriction severity.</w:t>
+            </w:r>
+          </w:p>
+        </w:tc>
+      </w:tr>
+      <w:tr>
+        <w:tc>
+          <w:tcPr>
+            <w:tcW w:type="dxa" w:w="2835"/>
+            <w:tcBorders>
+              <w:top w:val="single" w:sz="4" w:space="0" w:color="CCCCCC"/>
+              <w:left w:val="single" w:sz="4" w:space="0" w:color="CCCCCC"/>
+              <w:bottom w:val="single" w:sz="4" w:space="0" w:color="CCCCCC"/>
+              <w:right w:val="single" w:sz="4" w:space="0" w:color="CCCCCC"/>
+            </w:tcBorders>
+          </w:tcPr>
+          <w:p>
+            <w:r>
+              <w:rPr>
+                <w:rFonts w:ascii="Calibri" w:hAnsi="Calibri"/>
+                <w:b w:val="0"/>
+                <w:color w:val="1C1C1C"/>
+                <w:sz w:val="18"/>
+              </w:rPr>
+              <w:t>Actual medial knee collapse</w:t>
+            </w:r>
+          </w:p>
+        </w:tc>
+        <w:tc>
+          <w:tcPr>
+            <w:tcW w:type="dxa" w:w="2268"/>
+            <w:shd w:val="clear" w:color="auto" w:fill="FAE0E0"/>
+            <w:tcBorders>
+              <w:top w:val="single" w:sz="4" w:space="0" w:color="CCCCCC"/>
+              <w:left w:val="single" w:sz="4" w:space="0" w:color="CCCCCC"/>
+              <w:bottom w:val="single" w:sz="4" w:space="0" w:color="CCCCCC"/>
+              <w:right w:val="single" w:sz="4" w:space="0" w:color="CCCCCC"/>
+            </w:tcBorders>
+          </w:tcPr>
+          <w:p>
+            <w:r>
+              <w:rPr>
+                <w:rFonts w:ascii="Calibri" w:hAnsi="Calibri"/>
+                <w:b w:val="0"/>
+                <w:color w:val="C02020"/>
+                <w:sz w:val="18"/>
+              </w:rPr>
+              <w:t>❌ Not detectable</w:t>
+            </w:r>
+          </w:p>
+        </w:tc>
+        <w:tc>
+          <w:tcPr>
+            <w:tcW w:type="dxa" w:w="4535"/>
+            <w:tcBorders>
+              <w:top w:val="single" w:sz="4" w:space="0" w:color="CCCCCC"/>
+              <w:left w:val="single" w:sz="4" w:space="0" w:color="CCCCCC"/>
+              <w:bottom w:val="single" w:sz="4" w:space="0" w:color="CCCCCC"/>
+              <w:right w:val="single" w:sz="4" w:space="0" w:color="CCCCCC"/>
+            </w:tcBorders>
+          </w:tcPr>
+          <w:p>
+            <w:r>
+              <w:rPr>
+                <w:rFonts w:ascii="Calibri" w:hAnsi="Calibri"/>
+                <w:b w:val="0"/>
+                <w:color w:val="1C1C1C"/>
+                <w:sz w:val="18"/>
+              </w:rPr>
+              <w:t>Frontal-plane movement is invisible from the side. Do not score or comment.</w:t>
+            </w:r>
+          </w:p>
+        </w:tc>
+      </w:tr>
+    </w:tbl>
+    <w:p>
+      <w:pPr>
+        <w:spacing w:after="80"/>
+      </w:pPr>
+    </w:p>
+    <w:p>
+      <w:pPr>
+        <w:spacing w:before="20" w:after="80"/>
+      </w:pPr>
+      <w:r>
+        <w:rPr>
+          <w:rFonts w:ascii="Calibri" w:hAnsi="Calibri"/>
+          <w:b w:val="0"/>
+          <w:color w:val="1C1C1C"/>
+          <w:sz w:val="20"/>
+        </w:rPr>
+        <w:t>Agreed handling for side camera sessions:</w:t>
+      </w:r>
+    </w:p>
+    <w:tbl>
+      <w:tblPr>
+        <w:tblStyle w:val="TableGrid"/>
+        <w:tblW w:type="auto" w:w="0"/>
+        <w:tblLook w:firstColumn="1" w:firstRow="1" w:lastColumn="0" w:lastRow="0" w:noHBand="0" w:noVBand="1" w:val="04A0"/>
+      </w:tblPr>
+      <w:tblGrid>
+        <w:gridCol w:w="4873"/>
+        <w:gridCol w:w="4873"/>
+      </w:tblGrid>
+      <w:tr>
+        <w:tc>
+          <w:tcPr>
+            <w:tcW w:type="dxa" w:w="2551"/>
+            <w:shd w:val="clear" w:color="auto" w:fill="0F274D"/>
+            <w:tcBorders>
+              <w:top w:val="single" w:sz="4" w:space="0" w:color="FFFFFF"/>
+              <w:left w:val="single" w:sz="4" w:space="0" w:color="FFFFFF"/>
+              <w:bottom w:val="single" w:sz="4" w:space="0" w:color="FFFFFF"/>
+              <w:right w:val="single" w:sz="4" w:space="0" w:color="FFFFFF"/>
+            </w:tcBorders>
+          </w:tcPr>
+          <w:p>
+            <w:pPr>
+              <w:jc w:val="center"/>
+            </w:pPr>
+            <w:r>
+              <w:rPr>
+                <w:rFonts w:ascii="Calibri" w:hAnsi="Calibri"/>
+                <w:b/>
+                <w:color w:val="FFFFFF"/>
+                <w:sz w:val="18"/>
+              </w:rPr>
+              <w:t>Layer</w:t>
+            </w:r>
+          </w:p>
+        </w:tc>
+        <w:tc>
+          <w:tcPr>
+            <w:tcW w:type="dxa" w:w="7087"/>
+            <w:shd w:val="clear" w:color="auto" w:fill="0F274D"/>
+            <w:tcBorders>
+              <w:top w:val="single" w:sz="4" w:space="0" w:color="FFFFFF"/>
+              <w:left w:val="single" w:sz="4" w:space="0" w:color="FFFFFF"/>
+              <w:bottom w:val="single" w:sz="4" w:space="0" w:color="FFFFFF"/>
+              <w:right w:val="single" w:sz="4" w:space="0" w:color="FFFFFF"/>
+            </w:tcBorders>
+          </w:tcPr>
+          <w:p>
+            <w:pPr>
+              <w:jc w:val="center"/>
+            </w:pPr>
+            <w:r>
+              <w:rPr>
+                <w:rFonts w:ascii="Calibri" w:hAnsi="Calibri"/>
+                <w:b/>
+                <w:color w:val="FFFFFF"/>
+                <w:sz w:val="18"/>
+              </w:rPr>
+              <w:t>Action</w:t>
+            </w:r>
+          </w:p>
+        </w:tc>
+      </w:tr>
+      <w:tr>
+        <w:tc>
+          <w:tcPr>
+            <w:tcW w:type="dxa" w:w="2551"/>
+            <w:tcBorders>
+              <w:top w:val="single" w:sz="4" w:space="0" w:color="CCCCCC"/>
+              <w:left w:val="single" w:sz="4" w:space="0" w:color="CCCCCC"/>
+              <w:bottom w:val="single" w:sz="4" w:space="0" w:color="CCCCCC"/>
+              <w:right w:val="single" w:sz="4" w:space="0" w:color="CCCCCC"/>
+            </w:tcBorders>
+          </w:tcPr>
+          <w:p>
+            <w:r>
+              <w:rPr>
+                <w:rFonts w:ascii="Calibri" w:hAnsi="Calibri"/>
+                <w:b w:val="0"/>
+                <w:color w:val="1C1C1C"/>
+                <w:sz w:val="18"/>
+              </w:rPr>
+              <w:t>Biomechanics script</w:t>
+            </w:r>
+          </w:p>
+        </w:tc>
+        <w:tc>
+          <w:tcPr>
+            <w:tcW w:type="dxa" w:w="7087"/>
+            <w:shd w:val="clear" w:color="auto" w:fill="E0F4E8"/>
+            <w:tcBorders>
+              <w:top w:val="single" w:sz="4" w:space="0" w:color="CCCCCC"/>
+              <w:left w:val="single" w:sz="4" w:space="0" w:color="CCCCCC"/>
+              <w:bottom w:val="single" w:sz="4" w:space="0" w:color="CCCCCC"/>
+              <w:right w:val="single" w:sz="4" w:space="0" w:color="CCCCCC"/>
+            </w:tcBorders>
+          </w:tcPr>
+          <w:p>
+            <w:r>
+              <w:rPr>
+                <w:rFonts w:ascii="Calibri" w:hAnsi="Calibri"/>
+                <w:b w:val="0"/>
+                <w:color w:val="1A6E2E"/>
+                <w:sz w:val="18"/>
+              </w:rPr>
+              <w:t>stability_data fields remain null — correct as-is. No change.</w:t>
+            </w:r>
+          </w:p>
+        </w:tc>
+      </w:tr>
+      <w:tr>
+        <w:tc>
+          <w:tcPr>
+            <w:tcW w:type="dxa" w:w="2551"/>
+            <w:tcBorders>
+              <w:top w:val="single" w:sz="4" w:space="0" w:color="CCCCCC"/>
+              <w:left w:val="single" w:sz="4" w:space="0" w:color="CCCCCC"/>
+              <w:bottom w:val="single" w:sz="4" w:space="0" w:color="CCCCCC"/>
+              <w:right w:val="single" w:sz="4" w:space="0" w:color="CCCCCC"/>
+            </w:tcBorders>
+          </w:tcPr>
+          <w:p>
+            <w:r>
+              <w:rPr>
+                <w:rFonts w:ascii="Calibri" w:hAnsi="Calibri"/>
+                <w:b w:val="0"/>
+                <w:color w:val="1C1C1C"/>
+                <w:sz w:val="18"/>
+              </w:rPr>
+              <w:t>OpenCV image label</w:t>
+            </w:r>
+          </w:p>
+        </w:tc>
+        <w:tc>
+          <w:tcPr>
+            <w:tcW w:type="dxa" w:w="7087"/>
+            <w:shd w:val="clear" w:color="auto" w:fill="E0F4E8"/>
+            <w:tcBorders>
+              <w:top w:val="single" w:sz="4" w:space="0" w:color="CCCCCC"/>
+              <w:left w:val="single" w:sz="4" w:space="0" w:color="CCCCCC"/>
+              <w:bottom w:val="single" w:sz="4" w:space="0" w:color="CCCCCC"/>
+              <w:right w:val="single" w:sz="4" w:space="0" w:color="CCCCCC"/>
+            </w:tcBorders>
+          </w:tcPr>
+          <w:p>
+            <w:r>
+              <w:rPr>
+                <w:rFonts w:ascii="Calibri" w:hAnsi="Calibri"/>
+                <w:b w:val="0"/>
+                <w:color w:val="1A6E2E"/>
+                <w:sz w:val="18"/>
+              </w:rPr>
+              <w:t>No valgus label shown on side-camera images.</w:t>
+            </w:r>
+          </w:p>
+        </w:tc>
+      </w:tr>
+      <w:tr>
+        <w:tc>
+          <w:tcPr>
+            <w:tcW w:type="dxa" w:w="2551"/>
+            <w:tcBorders>
+              <w:top w:val="single" w:sz="4" w:space="0" w:color="CCCCCC"/>
+              <w:left w:val="single" w:sz="4" w:space="0" w:color="CCCCCC"/>
+              <w:bottom w:val="single" w:sz="4" w:space="0" w:color="CCCCCC"/>
+              <w:right w:val="single" w:sz="4" w:space="0" w:color="CCCCCC"/>
+            </w:tcBorders>
+          </w:tcPr>
+          <w:p>
+            <w:r>
+              <w:rPr>
+                <w:rFonts w:ascii="Calibri" w:hAnsi="Calibri"/>
+                <w:b w:val="0"/>
+                <w:color w:val="1C1C1C"/>
+                <w:sz w:val="18"/>
+              </w:rPr>
+              <w:t>Haiku coaching — RC1 confirmed</w:t>
+            </w:r>
+          </w:p>
+        </w:tc>
+        <w:tc>
+          <w:tcPr>
+            <w:tcW w:type="dxa" w:w="7087"/>
+            <w:tcBorders>
+              <w:top w:val="single" w:sz="4" w:space="0" w:color="CCCCCC"/>
+              <w:left w:val="single" w:sz="4" w:space="0" w:color="CCCCCC"/>
+              <w:bottom w:val="single" w:sz="4" w:space="0" w:color="CCCCCC"/>
+              <w:right w:val="single" w:sz="4" w:space="0" w:color="CCCCCC"/>
+            </w:tcBorders>
+          </w:tcPr>
+          <w:p>
+            <w:r>
+              <w:rPr>
+                <w:rFonts w:ascii="Calibri" w:hAnsi="Calibri"/>
+                <w:b w:val="0"/>
+                <w:color w:val="1C1C1C"/>
+                <w:sz w:val="18"/>
+              </w:rPr>
+              <w:t>If ankle restriction is confirmed (RC1), add to coaching: 'Ankle restriction at this level often causes knees to cave inward on the ascent. A front-camera session would confirm whether this is happening for you.'</w:t>
+            </w:r>
+          </w:p>
+        </w:tc>
+      </w:tr>
+      <w:tr>
+        <w:tc>
+          <w:tcPr>
+            <w:tcW w:type="dxa" w:w="2551"/>
+            <w:tcBorders>
+              <w:top w:val="single" w:sz="4" w:space="0" w:color="CCCCCC"/>
+              <w:left w:val="single" w:sz="4" w:space="0" w:color="CCCCCC"/>
+              <w:bottom w:val="single" w:sz="4" w:space="0" w:color="CCCCCC"/>
+              <w:right w:val="single" w:sz="4" w:space="0" w:color="CCCCCC"/>
+            </w:tcBorders>
+          </w:tcPr>
+          <w:p>
+            <w:r>
+              <w:rPr>
+                <w:rFonts w:ascii="Calibri" w:hAnsi="Calibri"/>
+                <w:b w:val="0"/>
+                <w:color w:val="1C1C1C"/>
+                <w:sz w:val="18"/>
+              </w:rPr>
+              <w:t>Haiku coaching — no RC1</w:t>
+            </w:r>
+          </w:p>
+        </w:tc>
+        <w:tc>
+          <w:tcPr>
+            <w:tcW w:type="dxa" w:w="7087"/>
+            <w:tcBorders>
+              <w:top w:val="single" w:sz="4" w:space="0" w:color="CCCCCC"/>
+              <w:left w:val="single" w:sz="4" w:space="0" w:color="CCCCCC"/>
+              <w:bottom w:val="single" w:sz="4" w:space="0" w:color="CCCCCC"/>
+              <w:right w:val="single" w:sz="4" w:space="0" w:color="CCCCCC"/>
+            </w:tcBorders>
+          </w:tcPr>
+          <w:p>
+            <w:r>
+              <w:rPr>
+                <w:rFonts w:ascii="Calibri" w:hAnsi="Calibri"/>
+                <w:b w:val="0"/>
+                <w:color w:val="1C1C1C"/>
+                <w:sz w:val="18"/>
+              </w:rPr>
+              <w:t>Do not mention valgus. No data, no comment.</w:t>
+            </w:r>
+          </w:p>
+        </w:tc>
+      </w:tr>
+      <w:tr>
+        <w:tc>
+          <w:tcPr>
+            <w:tcW w:type="dxa" w:w="2551"/>
+            <w:tcBorders>
+              <w:top w:val="single" w:sz="4" w:space="0" w:color="CCCCCC"/>
+              <w:left w:val="single" w:sz="4" w:space="0" w:color="CCCCCC"/>
+              <w:bottom w:val="single" w:sz="4" w:space="0" w:color="CCCCCC"/>
+              <w:right w:val="single" w:sz="4" w:space="0" w:color="CCCCCC"/>
+            </w:tcBorders>
+          </w:tcPr>
+          <w:p>
+            <w:r>
+              <w:rPr>
+                <w:rFonts w:ascii="Calibri" w:hAnsi="Calibri"/>
+                <w:b w:val="0"/>
+                <w:color w:val="1C1C1C"/>
+                <w:sz w:val="18"/>
+              </w:rPr>
+              <w:t>Results screen note</w:t>
+            </w:r>
+          </w:p>
+        </w:tc>
+        <w:tc>
+          <w:tcPr>
+            <w:tcW w:type="dxa" w:w="7087"/>
+            <w:tcBorders>
+              <w:top w:val="single" w:sz="4" w:space="0" w:color="CCCCCC"/>
+              <w:left w:val="single" w:sz="4" w:space="0" w:color="CCCCCC"/>
+              <w:bottom w:val="single" w:sz="4" w:space="0" w:color="CCCCCC"/>
+              <w:right w:val="single" w:sz="4" w:space="0" w:color="CCCCCC"/>
+            </w:tcBorders>
+          </w:tcPr>
+          <w:p>
+            <w:r>
+              <w:rPr>
+                <w:rFonts w:ascii="Calibri" w:hAnsi="Calibri"/>
+                <w:b w:val="0"/>
+                <w:color w:val="1C1C1C"/>
+                <w:sz w:val="18"/>
+              </w:rPr>
+              <w:t>Show inline note: 'Knee tracking not assessed — requires front-camera footage.'</w:t>
+            </w:r>
+          </w:p>
+        </w:tc>
+      </w:tr>
+    </w:tbl>
+    <w:p>
+      <w:pPr>
+        <w:spacing w:after="80"/>
+      </w:pPr>
+    </w:p>
+    <w:tbl>
+      <w:tblPr>
+        <w:tblStyle w:val="TableGrid"/>
+        <w:tblW w:type="auto" w:w="0"/>
+        <w:tblLook w:firstColumn="1" w:firstRow="1" w:lastColumn="0" w:lastRow="0" w:noHBand="0" w:noVBand="1" w:val="04A0"/>
+      </w:tblPr>
+      <w:tblGrid>
+        <w:gridCol w:w="9746"/>
+      </w:tblGrid>
+      <w:tr>
+        <w:tc>
+          <w:tcPr>
+            <w:tcW w:type="dxa" w:w="9746"/>
+            <w:shd w:val="clear" w:color="auto" w:fill="FFF3CD"/>
+            <w:tcBorders>
+              <w:top w:val="single" w:sz="6" w:space="0" w:color="AAAAAA"/>
+              <w:left w:val="single" w:sz="6" w:space="0" w:color="AAAAAA"/>
+              <w:bottom w:val="single" w:sz="6" w:space="0" w:color="AAAAAA"/>
+              <w:right w:val="single" w:sz="6" w:space="0" w:color="AAAAAA"/>
+            </w:tcBorders>
+          </w:tcPr>
+          <w:p>
+            <w:pPr>
+              <w:spacing w:before="40" w:after="40"/>
+            </w:pPr>
+            <w:r>
+              <w:rPr>
+                <w:rFonts w:ascii="Calibri" w:hAnsi="Calibri"/>
+                <w:b/>
+                <w:color w:val="C07000"/>
+                <w:sz w:val="20"/>
+              </w:rPr>
+              <w:t xml:space="preserve">Action for system prompt v2.0:  </w:t>
+            </w:r>
+            <w:r>
+              <w:rPr>
+                <w:rFonts w:ascii="Calibri" w:hAnsi="Calibri"/>
+                <w:b w:val="0"/>
+                <w:color w:val="1C1C1C"/>
+                <w:sz w:val="20"/>
+              </w:rPr>
+              <w:t>Add to [COACHING LANGUAGE REFERENCE] or RC2 section:</w:t>
+              <w:br/>
+              <w:t>'Side camera sessions: do not score or comment on valgus — stability_data will be null. Exception: if RC1 (ankle restriction) is confirmed, note valgus as a potential downstream risk in coaching text only, without a severity score.'</w:t>
+            </w:r>
+          </w:p>
+        </w:tc>
+      </w:tr>
+    </w:tbl>
+    <w:p>
+      <w:pPr>
+        <w:spacing w:after="80"/>
+      </w:pPr>
+    </w:p>
+    <w:p>
+      <w:pPr>
+        <w:spacing w:before="240"/>
+      </w:pPr>
+      <w:r>
+        <w:rPr>
+          <w:rFonts w:ascii="Calibri" w:hAnsi="Calibri"/>
+          <w:b w:val="0"/>
+          <w:color w:val="555555"/>
+          <w:sz w:val="16"/>
+        </w:rPr>
+        <w:t>Kinetic  ·  Threshold Alignment Brief  ·  Valgus Side Camera  ·  May 2026</w:t>
       </w:r>
     </w:p>
     <w:sectPr>
